--- a/Introduction to DB-Course Project 2.docx
+++ b/Introduction to DB-Course Project 2.docx
@@ -80,6 +80,7 @@
                               <w:dataBinding w:prefixMappings="xmlns:ns0='http://purl.org/dc/elements/1.1/' xmlns:ns1='http://schemas.openxmlformats.org/package/2006/metadata/core-properties' " w:xpath="/ns1:coreProperties[1]/ns0:title[1]" w:storeItemID="{6C3C8BC8-F283-45AE-878A-BAB7291924A1}"/>
                               <w:text/>
                             </w:sdtPr>
+                            <w:sdtEndPr/>
                             <w:sdtContent>
                               <w:p>
                                 <w:pPr>
@@ -137,6 +138,7 @@
                                 <w:dataBinding w:prefixMappings="xmlns:ns0='http://purl.org/dc/elements/1.1/' xmlns:ns1='http://schemas.openxmlformats.org/package/2006/metadata/core-properties' " w:xpath="/ns1:coreProperties[1]/ns0:subject[1]" w:storeItemID="{6C3C8BC8-F283-45AE-878A-BAB7291924A1}"/>
                                 <w:text/>
                               </w:sdtPr>
+                              <w:sdtEndPr/>
                               <w:sdtContent>
                                 <w:r>
                                   <w:rPr>
@@ -379,6 +381,7 @@
                               <w:dataBinding w:prefixMappings="xmlns:ns0='http://schemas.microsoft.com/office/2006/coverPageProps'" w:xpath="/ns0:CoverPageProperties[1]/ns0:Abstract[1]" w:storeItemID="{55AF091B-3C7A-41E3-B477-F2FDAA23CFDA}"/>
                               <w:text/>
                             </w:sdtPr>
+                            <w:sdtEndPr/>
                             <w:sdtContent>
                               <w:p>
                                 <w:pPr>
@@ -1104,6 +1107,7 @@
           <w:docPartUnique/>
         </w:docPartObj>
       </w:sdtPr>
+      <w:sdtEndPr/>
       <w:sdtContent>
         <w:p>
           <w:pPr>
@@ -2235,6 +2239,7 @@
                                     <w:dataBinding w:prefixMappings="xmlns:ns0='http://schemas.openxmlformats.org/officeDocument/2006/extended-properties' " w:xpath="/ns0:Properties[1]/ns0:Company[1]" w:storeItemID="{6668398D-A668-4E3E-A5EB-62B293D839F1}"/>
                                     <w:text/>
                                   </w:sdtPr>
+                                  <w:sdtEndPr/>
                                   <w:sdtContent>
                                     <w:r>
                                       <w:t>Student Details:                                            CRN:</w:t>
@@ -2431,6 +2436,15 @@
                                         </w:rPr>
                                         <w:t xml:space="preserve"> </w:t>
                                       </w:r>
+                                      <w:r>
+                                        <w:rPr>
+                                          <w:b/>
+                                          <w:bCs/>
+                                          <w:sz w:val="28"/>
+                                          <w:szCs w:val="28"/>
+                                        </w:rPr>
+                                        <w:t>Atheer alqahtani</w:t>
+                                      </w:r>
                                     </w:p>
                                     <w:p>
                                       <w:pPr>
@@ -2612,6 +2626,15 @@
                                         </w:rPr>
                                         <w:t xml:space="preserve"> </w:t>
                                       </w:r>
+                                      <w:r>
+                                        <w:rPr>
+                                          <w:b/>
+                                          <w:bCs/>
+                                          <w:sz w:val="28"/>
+                                          <w:szCs w:val="28"/>
+                                        </w:rPr>
+                                        <w:t>S240064960</w:t>
+                                      </w:r>
                                     </w:p>
                                   </w:tc>
                                 </w:tr>
@@ -2683,7 +2706,11 @@
               </mc:Choice>
               <mc:Fallback>
                 <w:pict>
-                  <v:shape w14:anchorId="7CBAAF0B" id="Text Box 15" o:spid="_x0000_s1031" type="#_x0000_t202" alt="contact info" style="position:absolute;margin-left:36pt;margin-top:228.75pt;width:540pt;height:99.75pt;z-index:251675648;visibility:visible;mso-wrap-style:square;mso-width-percent:1282;mso-height-percent:0;mso-wrap-distance-left:9pt;mso-wrap-distance-top:0;mso-wrap-distance-right:9pt;mso-wrap-distance-bottom:0;mso-position-horizontal:absolute;mso-position-horizontal-relative:page;mso-position-vertical:absolute;mso-position-vertical-relative:margin;mso-width-percent:1282;mso-height-percent:0;mso-width-relative:margin;mso-height-relative:margin;v-text-anchor:bottom" o:gfxdata="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" o:allowoverlap="f" filled="f" stroked="f" strokeweight=".5pt">
+                  <v:shapetype w14:anchorId="7CBAAF0B" id="_x0000_t202" coordsize="21600,21600" o:spt="202" path="m,l,21600r21600,l21600,xe">
+                    <v:stroke joinstyle="miter"/>
+                    <v:path gradientshapeok="t" o:connecttype="rect"/>
+                  </v:shapetype>
+                  <v:shape id="Text Box 15" o:spid="_x0000_s1031" type="#_x0000_t202" alt="contact info" style="position:absolute;margin-left:36pt;margin-top:228.75pt;width:540pt;height:99.75pt;z-index:251675648;visibility:visible;mso-wrap-style:square;mso-width-percent:1282;mso-height-percent:0;mso-wrap-distance-left:9pt;mso-wrap-distance-top:0;mso-wrap-distance-right:9pt;mso-wrap-distance-bottom:0;mso-position-horizontal:absolute;mso-position-horizontal-relative:page;mso-position-vertical:absolute;mso-position-vertical-relative:margin;mso-width-percent:1282;mso-height-percent:0;mso-width-relative:margin;mso-height-relative:margin;v-text-anchor:bottom" o:gfxdata="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" o:allowoverlap="f" filled="f" stroked="f" strokeweight=".5pt">
                     <v:textbox inset="0,0,0,0">
                       <w:txbxContent>
                         <w:p>
@@ -2698,6 +2725,7 @@
                               <w:dataBinding w:prefixMappings="xmlns:ns0='http://schemas.openxmlformats.org/officeDocument/2006/extended-properties' " w:xpath="/ns0:Properties[1]/ns0:Company[1]" w:storeItemID="{6668398D-A668-4E3E-A5EB-62B293D839F1}"/>
                               <w:text/>
                             </w:sdtPr>
+                            <w:sdtEndPr/>
                             <w:sdtContent>
                               <w:r>
                                 <w:t>Student Details:                                            CRN:</w:t>
@@ -2894,6 +2922,15 @@
                                   </w:rPr>
                                   <w:t xml:space="preserve"> </w:t>
                                 </w:r>
+                                <w:r>
+                                  <w:rPr>
+                                    <w:b/>
+                                    <w:bCs/>
+                                    <w:sz w:val="28"/>
+                                    <w:szCs w:val="28"/>
+                                  </w:rPr>
+                                  <w:t>Atheer alqahtani</w:t>
+                                </w:r>
                               </w:p>
                               <w:p>
                                 <w:pPr>
@@ -3074,6 +3111,15 @@
                                     <w:szCs w:val="28"/>
                                   </w:rPr>
                                   <w:t xml:space="preserve"> </w:t>
+                                </w:r>
+                                <w:r>
+                                  <w:rPr>
+                                    <w:b/>
+                                    <w:bCs/>
+                                    <w:sz w:val="28"/>
+                                    <w:szCs w:val="28"/>
+                                  </w:rPr>
+                                  <w:t>S240064960</w:t>
                                 </w:r>
                               </w:p>
                             </w:tc>
@@ -10104,6 +10150,7 @@
       <w:r>
         <w:rPr>
           <w:rFonts w:ascii="Times New Roman" w:hAnsi="Times New Roman" w:cs="Times New Roman"/>
+          <w:noProof/>
           <w:color w:val="auto"/>
           <w:sz w:val="24"/>
           <w:szCs w:val="24"/>
@@ -10379,11 +10426,24 @@
         <w:ind w:left="576"/>
         <w:rPr>
           <w:rFonts w:ascii="Times New Roman" w:hAnsi="Times New Roman" w:cs="Times New Roman"/>
-          <w:color w:val="auto"/>
-          <w:sz w:val="24"/>
-          <w:szCs w:val="24"/>
-        </w:rPr>
-      </w:pPr>
+          <w:b/>
+          <w:bCs/>
+          <w:color w:val="auto"/>
+          <w:sz w:val="32"/>
+          <w:szCs w:val="32"/>
+        </w:rPr>
+      </w:pPr>
+      <w:r>
+        <w:rPr>
+          <w:rFonts w:ascii="Times New Roman" w:hAnsi="Times New Roman" w:cs="Times New Roman"/>
+          <w:b/>
+          <w:bCs/>
+          <w:color w:val="auto"/>
+          <w:sz w:val="32"/>
+          <w:szCs w:val="32"/>
+        </w:rPr>
+        <w:t>2.2 SQL Code for Data Insertion (At least 5 records)</w:t>
+      </w:r>
     </w:p>
     <w:p>
       <w:pPr>
@@ -10400,6 +10460,47 @@
           <w:szCs w:val="24"/>
         </w:rPr>
       </w:pPr>
+      <w:r>
+        <w:rPr>
+          <w:rFonts w:ascii="Times New Roman" w:hAnsi="Times New Roman" w:cs="Times New Roman"/>
+          <w:color w:val="auto"/>
+          <w:sz w:val="24"/>
+          <w:szCs w:val="24"/>
+        </w:rPr>
+        <w:t>INSERT INTO Staff (Name, PhoneNumber, Email, Address, DateOfHire) VALUES ('Ahmed Al-Saadi', '0501234567', 'ahmed@clinic.com', 'Riyadh, Saudi Arabia', '2020-01-15'), ('Sarah Al-Ghamdi', '0502345678', 'sarah@clinic.com', 'Jeddah, Saudi Arabia', '2021-03-10'), ('Mohammed Al-Otaibi', '0503456789', 'mohammed@clinic .com', 'Dammam, Saudi Arabia', '2019-05-20'), ('Fatima Al-Zahrani', '0504567890', 'fatima@clinic.co m', 'Riyadh, Saudi Arabia', '2022-02-01'), ('Khalid Al-Dossari', '0505678901', 'khalid@clinic.co m', 'Medina, Saudi Arabia', '2023-06-15'), ('Noura Al-Shehri', '0506789012', 'noura@clinic.com', 'Riyadh, Saudi Arabia', '2021-11-25'), ('Abdullah Al-Qahtani', '0507890123', 'abdullah@clini c.com', 'Jeddah, Saudi Arabia', '2020-08-30'); INSERT INTO Doctor (StaffID, Specialization) VALUES (1, 'Cardiology'), (2, 'Pediatrics'), (3, 'Dermatolog y'), (4, 'Orthopedics'), (5, 'Ophthalmology'); INSERT INTO Nurse (StaffID, Shift) VALUES (6, 'Day'), (7, 'Night'); INSERT INTO Patient (Name, DateOfBirth, Gender, Addre ss, PhoneNumber, Email) VALUES ('Omar Khalid', '1990-05-10', 'Male', 'Riyadh, SA', ' 0511111111', 'omar@gmail.com'), ('Laila Ahmed', '1985-10-25', 'Female', 'Jeddah, SA', '0522222222', 'laila@yahoo.com'), ('Fahad Mohammed', '2000-01-15', 'Male', 'Dammam, SA' , '0533333333', 'fahad@outlook.com'), ('Reem Ali', '1995-07-20', 'Female', 'Medina, SA', '0 544444444', 'reem@hotmail.com'), ('Sultan Fahad', '1988-12-05', 'Male', 'Riyadh, SA', '0555555555', 'sultan@icloud.com');</w:t>
+      </w:r>
+      <w:r>
+        <w:t xml:space="preserve"> </w:t>
+      </w:r>
+      <w:r>
+        <w:rPr>
+          <w:rFonts w:ascii="Times New Roman" w:hAnsi="Times New Roman" w:cs="Times New Roman"/>
+          <w:color w:val="auto"/>
+          <w:sz w:val="24"/>
+          <w:szCs w:val="24"/>
+        </w:rPr>
+        <w:t>INSERT INTO Appointment (PatientID, DoctorID, Appoint mentDate, AppointmentTime, Status) VALUES(1, 1, '2024-03-01', '10:00:00', 'Completed'), (2, 2, '2024-03-02', '11:30:00', 'Completed'), (3, 3, '2024-03-03', '09:00:00', 'Scheduled'), (4, 4, '2024-03-04', '14:00:00', 'Cancelled'), (5, 5, '2024-03-05', '16:00:00', 'Scheduled'); INSERT INTO Treatment (PatientID, DoctorID, Treatment Name, Description, Cost) VALUES (1, 1, 'Heart Checkup', 'Routine cardiovascular exami nation', 500.00), (2, 2, 'Child Vaccination', 'Mandatory childhood vacc ines', 200.00), (3, 3, 'Skin Allergy Treatment', 'Treatment for seaso nal skin allergies', 350.00), (4, 4, 'Fracture Casting', 'Plaster cast for hand fra cture', 1200.00), (5, 5, 'Eye Laser Surgery', 'Correction of vision usi ng laser', 5000.00);</w:t>
+      </w:r>
+    </w:p>
+    <w:p>
+      <w:pPr>
+        <w:rPr>
+          <w:rFonts w:ascii="Times New Roman" w:hAnsi="Times New Roman" w:cs="Times New Roman"/>
+          <w:color w:val="auto"/>
+          <w:kern w:val="20"/>
+          <w:sz w:val="24"/>
+          <w:szCs w:val="24"/>
+        </w:rPr>
+      </w:pPr>
+      <w:r>
+        <w:rPr>
+          <w:rFonts w:ascii="Times New Roman" w:hAnsi="Times New Roman" w:cs="Times New Roman"/>
+          <w:color w:val="auto"/>
+          <w:sz w:val="24"/>
+          <w:szCs w:val="24"/>
+        </w:rPr>
+        <w:br w:type="page"/>
+      </w:r>
     </w:p>
     <w:p>
       <w:pPr>
@@ -10416,6 +10517,34 @@
           <w:szCs w:val="24"/>
         </w:rPr>
       </w:pPr>
+      <w:r>
+        <w:rPr>
+          <w:rFonts w:ascii="Times New Roman" w:hAnsi="Times New Roman" w:cs="Times New Roman"/>
+          <w:color w:val="auto"/>
+          <w:sz w:val="24"/>
+          <w:szCs w:val="24"/>
+        </w:rPr>
+        <w:lastRenderedPageBreak/>
+        <w:t>INSERT INTO Medicine (MedicineName, Dosage, StockQuan tity, Price) VALUES ('Aspirin', '100mg', 100, 15.50), ('Panadol', '500mg', 200, 10.00), ('Amoxicillin', '250mg', 50, 45.00), ('Voltaren', '50mg', 30, 25.00), ('Eye Drops', '5ml', 40, 60.00); INSERT INTO TreatmentMedicine (TreatmentID, MedicineI D, Quantity) VALUES (1, 1, 1), (2, 2, 1), (3, 3, 2), (4, 4, 1), (5, 5, 2) ; INSERT INTO Payment (PatientID, AppointmentID, Amount , PaymentDate, PaymentMethod, Status) VALUES (1, 1, 500.00, '2024-03-01', 'Credit Card', 'Paid'),</w:t>
+      </w:r>
+      <w:r>
+        <w:t xml:space="preserve"> </w:t>
+      </w:r>
+      <w:r>
+        <w:rPr>
+          <w:rFonts w:ascii="Times New Roman" w:hAnsi="Times New Roman" w:cs="Times New Roman"/>
+          <w:color w:val="auto"/>
+          <w:sz w:val="24"/>
+          <w:szCs w:val="24"/>
+        </w:rPr>
+        <w:t>2, 2, 200.00, '2024-03-02', 'Cash', 'Paid'), (3, 3, 350.00, '2024-03-03', 'Bank Transfer', 'Pending'), (4, NULL, 1200.00, '2024-03-04', 'Credit Card', 'Paid'), (5, 5, 5000.00, '2024-03-05', 'Bank Transfer', 'Due');</w:t>
+      </w:r>
+      <w:r>
+        <w:rPr>
+          <w:noProof/>
+        </w:rPr>
+        <w:t xml:space="preserve"> </w:t>
+      </w:r>
     </w:p>
     <w:p>
       <w:pPr>
@@ -10427,11 +10556,204 @@
         <w:ind w:left="576"/>
         <w:rPr>
           <w:rFonts w:ascii="Times New Roman" w:hAnsi="Times New Roman" w:cs="Times New Roman"/>
-          <w:color w:val="auto"/>
-          <w:sz w:val="24"/>
-          <w:szCs w:val="24"/>
-        </w:rPr>
-      </w:pPr>
+          <w:b/>
+          <w:bCs/>
+          <w:color w:val="auto"/>
+          <w:sz w:val="32"/>
+          <w:szCs w:val="32"/>
+        </w:rPr>
+      </w:pPr>
+      <w:r>
+        <w:rPr>
+          <w:rFonts w:ascii="Times New Roman" w:hAnsi="Times New Roman" w:cs="Times New Roman"/>
+          <w:b/>
+          <w:bCs/>
+          <w:noProof/>
+          <w:color w:val="auto"/>
+          <w:sz w:val="32"/>
+          <w:szCs w:val="32"/>
+        </w:rPr>
+        <w:drawing>
+          <wp:anchor distT="0" distB="0" distL="114300" distR="114300" simplePos="0" relativeHeight="251686912" behindDoc="0" locked="0" layoutInCell="1" allowOverlap="1" wp14:anchorId="0C88C998" wp14:editId="6F439CB8">
+            <wp:simplePos x="0" y="0"/>
+            <wp:positionH relativeFrom="margin">
+              <wp:align>right</wp:align>
+            </wp:positionH>
+            <wp:positionV relativeFrom="paragraph">
+              <wp:posOffset>2975536</wp:posOffset>
+            </wp:positionV>
+            <wp:extent cx="3476625" cy="2051685"/>
+            <wp:effectExtent l="0" t="0" r="9525" b="5715"/>
+            <wp:wrapSquare wrapText="bothSides"/>
+            <wp:docPr id="1831342316" name="صورة 14"/>
+            <wp:cNvGraphicFramePr>
+              <a:graphicFrameLocks xmlns:a="http://schemas.openxmlformats.org/drawingml/2006/main" noChangeAspect="1"/>
+            </wp:cNvGraphicFramePr>
+            <a:graphic xmlns:a="http://schemas.openxmlformats.org/drawingml/2006/main">
+              <a:graphicData uri="http://schemas.openxmlformats.org/drawingml/2006/picture">
+                <pic:pic xmlns:pic="http://schemas.openxmlformats.org/drawingml/2006/picture">
+                  <pic:nvPicPr>
+                    <pic:cNvPr id="1831342316" name="صورة 1831342316"/>
+                    <pic:cNvPicPr/>
+                  </pic:nvPicPr>
+                  <pic:blipFill>
+                    <a:blip r:embed="rId17"/>
+                    <a:stretch>
+                      <a:fillRect/>
+                    </a:stretch>
+                  </pic:blipFill>
+                  <pic:spPr>
+                    <a:xfrm>
+                      <a:off x="0" y="0"/>
+                      <a:ext cx="3476625" cy="2051685"/>
+                    </a:xfrm>
+                    <a:prstGeom prst="rect">
+                      <a:avLst/>
+                    </a:prstGeom>
+                  </pic:spPr>
+                </pic:pic>
+              </a:graphicData>
+            </a:graphic>
+            <wp14:sizeRelH relativeFrom="margin">
+              <wp14:pctWidth>0</wp14:pctWidth>
+            </wp14:sizeRelH>
+            <wp14:sizeRelV relativeFrom="margin">
+              <wp14:pctHeight>0</wp14:pctHeight>
+            </wp14:sizeRelV>
+          </wp:anchor>
+        </w:drawing>
+      </w:r>
+      <w:r>
+        <w:rPr>
+          <w:rFonts w:ascii="Times New Roman" w:hAnsi="Times New Roman" w:cs="Times New Roman"/>
+          <w:b/>
+          <w:bCs/>
+          <w:color w:val="auto"/>
+          <w:sz w:val="32"/>
+          <w:szCs w:val="32"/>
+        </w:rPr>
+        <w:t>2.3 Output Results (Screenshots of Tables)</w:t>
+      </w:r>
+      <w:r>
+        <w:rPr>
+          <w:rFonts w:ascii="Times New Roman" w:hAnsi="Times New Roman" w:cs="Times New Roman"/>
+          <w:b/>
+          <w:bCs/>
+          <w:noProof/>
+          <w:color w:val="auto"/>
+          <w:sz w:val="32"/>
+          <w:szCs w:val="32"/>
+        </w:rPr>
+        <w:drawing>
+          <wp:anchor distT="0" distB="0" distL="114300" distR="114300" simplePos="0" relativeHeight="251684864" behindDoc="0" locked="0" layoutInCell="1" allowOverlap="1" wp14:anchorId="321BB95D" wp14:editId="5E5F1877">
+            <wp:simplePos x="0" y="0"/>
+            <wp:positionH relativeFrom="page">
+              <wp:align>right</wp:align>
+            </wp:positionH>
+            <wp:positionV relativeFrom="paragraph">
+              <wp:posOffset>658938</wp:posOffset>
+            </wp:positionV>
+            <wp:extent cx="3976370" cy="2317750"/>
+            <wp:effectExtent l="0" t="0" r="5080" b="6350"/>
+            <wp:wrapSquare wrapText="bothSides"/>
+            <wp:docPr id="269554441" name="صورة 12"/>
+            <wp:cNvGraphicFramePr>
+              <a:graphicFrameLocks xmlns:a="http://schemas.openxmlformats.org/drawingml/2006/main" noChangeAspect="1"/>
+            </wp:cNvGraphicFramePr>
+            <a:graphic xmlns:a="http://schemas.openxmlformats.org/drawingml/2006/main">
+              <a:graphicData uri="http://schemas.openxmlformats.org/drawingml/2006/picture">
+                <pic:pic xmlns:pic="http://schemas.openxmlformats.org/drawingml/2006/picture">
+                  <pic:nvPicPr>
+                    <pic:cNvPr id="269554441" name="صورة 269554441"/>
+                    <pic:cNvPicPr/>
+                  </pic:nvPicPr>
+                  <pic:blipFill>
+                    <a:blip r:embed="rId18"/>
+                    <a:stretch>
+                      <a:fillRect/>
+                    </a:stretch>
+                  </pic:blipFill>
+                  <pic:spPr>
+                    <a:xfrm>
+                      <a:off x="0" y="0"/>
+                      <a:ext cx="3976370" cy="2317750"/>
+                    </a:xfrm>
+                    <a:prstGeom prst="rect">
+                      <a:avLst/>
+                    </a:prstGeom>
+                  </pic:spPr>
+                </pic:pic>
+              </a:graphicData>
+            </a:graphic>
+            <wp14:sizeRelH relativeFrom="margin">
+              <wp14:pctWidth>0</wp14:pctWidth>
+            </wp14:sizeRelH>
+            <wp14:sizeRelV relativeFrom="margin">
+              <wp14:pctHeight>0</wp14:pctHeight>
+            </wp14:sizeRelV>
+          </wp:anchor>
+        </w:drawing>
+      </w:r>
+      <w:r>
+        <w:rPr>
+          <w:rFonts w:ascii="Times New Roman" w:hAnsi="Times New Roman" w:cs="Times New Roman"/>
+          <w:b/>
+          <w:bCs/>
+          <w:noProof/>
+          <w:color w:val="auto"/>
+          <w:sz w:val="32"/>
+          <w:szCs w:val="32"/>
+        </w:rPr>
+        <w:drawing>
+          <wp:anchor distT="0" distB="0" distL="114300" distR="114300" simplePos="0" relativeHeight="251685888" behindDoc="0" locked="0" layoutInCell="1" allowOverlap="1" wp14:anchorId="2BD29E14" wp14:editId="4C07008A">
+            <wp:simplePos x="0" y="0"/>
+            <wp:positionH relativeFrom="margin">
+              <wp:posOffset>-1827825</wp:posOffset>
+            </wp:positionH>
+            <wp:positionV relativeFrom="paragraph">
+              <wp:posOffset>1532904</wp:posOffset>
+            </wp:positionV>
+            <wp:extent cx="3827145" cy="2083435"/>
+            <wp:effectExtent l="0" t="0" r="1905" b="0"/>
+            <wp:wrapSquare wrapText="bothSides"/>
+            <wp:docPr id="1905806177" name="صورة 13"/>
+            <wp:cNvGraphicFramePr>
+              <a:graphicFrameLocks xmlns:a="http://schemas.openxmlformats.org/drawingml/2006/main" noChangeAspect="1"/>
+            </wp:cNvGraphicFramePr>
+            <a:graphic xmlns:a="http://schemas.openxmlformats.org/drawingml/2006/main">
+              <a:graphicData uri="http://schemas.openxmlformats.org/drawingml/2006/picture">
+                <pic:pic xmlns:pic="http://schemas.openxmlformats.org/drawingml/2006/picture">
+                  <pic:nvPicPr>
+                    <pic:cNvPr id="1905806177" name="صورة 1905806177"/>
+                    <pic:cNvPicPr/>
+                  </pic:nvPicPr>
+                  <pic:blipFill>
+                    <a:blip r:embed="rId19"/>
+                    <a:stretch>
+                      <a:fillRect/>
+                    </a:stretch>
+                  </pic:blipFill>
+                  <pic:spPr>
+                    <a:xfrm>
+                      <a:off x="0" y="0"/>
+                      <a:ext cx="3827145" cy="2083435"/>
+                    </a:xfrm>
+                    <a:prstGeom prst="rect">
+                      <a:avLst/>
+                    </a:prstGeom>
+                  </pic:spPr>
+                </pic:pic>
+              </a:graphicData>
+            </a:graphic>
+            <wp14:sizeRelH relativeFrom="margin">
+              <wp14:pctWidth>0</wp14:pctWidth>
+            </wp14:sizeRelH>
+            <wp14:sizeRelV relativeFrom="margin">
+              <wp14:pctHeight>0</wp14:pctHeight>
+            </wp14:sizeRelV>
+          </wp:anchor>
+        </w:drawing>
+      </w:r>
     </w:p>
     <w:p>
       <w:pPr>
@@ -11098,6 +11420,34 @@
           <w:szCs w:val="24"/>
         </w:rPr>
       </w:pPr>
+      <w:r>
+        <w:rPr>
+          <w:rFonts w:ascii="Times New Roman" w:hAnsi="Times New Roman" w:cs="Times New Roman"/>
+          <w:sz w:val="24"/>
+          <w:szCs w:val="24"/>
+        </w:rPr>
+        <w:br w:type="page"/>
+      </w:r>
+    </w:p>
+    <w:p>
+      <w:pPr>
+        <w:spacing w:after="200" w:line="276" w:lineRule="auto"/>
+        <w:ind w:left="720"/>
+        <w:rPr>
+          <w:rFonts w:ascii="Times New Roman" w:hAnsi="Times New Roman" w:cs="Times New Roman"/>
+          <w:sz w:val="24"/>
+          <w:szCs w:val="24"/>
+        </w:rPr>
+      </w:pPr>
+    </w:p>
+    <w:p>
+      <w:pPr>
+        <w:rPr>
+          <w:rFonts w:ascii="Times New Roman" w:hAnsi="Times New Roman" w:cs="Times New Roman"/>
+          <w:sz w:val="24"/>
+          <w:szCs w:val="24"/>
+        </w:rPr>
+      </w:pPr>
     </w:p>
     <w:p>
       <w:pPr>
@@ -11109,7 +11459,7 @@
       </w:pPr>
     </w:p>
     <w:sectPr>
-      <w:headerReference w:type="default" r:id="rId17"/>
+      <w:headerReference w:type="default" r:id="rId20"/>
       <w:pgSz w:w="12240" w:h="15840" w:code="1"/>
       <w:pgMar w:top="1080" w:right="720" w:bottom="1800" w:left="3096" w:header="1080" w:footer="720" w:gutter="0"/>
       <w:pgNumType w:start="1"/>
@@ -15015,6 +15365,7 @@
   <w:style w:type="character" w:default="1" w:styleId="a2">
     <w:name w:val="Default Paragraph Font"/>
     <w:uiPriority w:val="1"/>
+    <w:semiHidden/>
     <w:unhideWhenUsed/>
   </w:style>
   <w:style w:type="table" w:default="1" w:styleId="a3">
@@ -16235,6 +16586,7 @@
     <w:rsid w:val="00552B73"/>
     <w:rsid w:val="005674E7"/>
     <w:rsid w:val="0057562B"/>
+    <w:rsid w:val="00595C9D"/>
     <w:rsid w:val="005C175D"/>
     <w:rsid w:val="005E024E"/>
     <w:rsid w:val="005E5FA1"/>
@@ -16249,6 +16601,7 @@
     <w:rsid w:val="00902777"/>
     <w:rsid w:val="0091667D"/>
     <w:rsid w:val="00977680"/>
+    <w:rsid w:val="009931E6"/>
     <w:rsid w:val="009955B4"/>
     <w:rsid w:val="009A2761"/>
     <w:rsid w:val="00A53609"/>
@@ -16295,7 +16648,7 @@
   <w:themeFontLang w:val="en-GB" w:eastAsia="ja-JP" w:bidi="ar-SA"/>
   <w:clrSchemeMapping w:bg1="light1" w:t1="dark1" w:bg2="light2" w:t2="dark2" w:accent1="accent1" w:accent2="accent2" w:accent3="accent3" w:accent4="accent4" w:accent5="accent5" w:accent6="accent6" w:hyperlink="hyperlink" w:followedHyperlink="followedHyperlink"/>
   <w:decimalSymbol w:val="."/>
-  <w:listSeparator w:val=","/>
+  <w:listSeparator w:val=";"/>
   <w15:chartTrackingRefBased/>
 </w:settings>
 </file>
@@ -17102,16 +17455,16 @@
 </file>
 
 <file path=customXml/item2.xml><?xml version="1.0" encoding="utf-8"?>
+<b:Sources xmlns:b="http://schemas.openxmlformats.org/officeDocument/2006/bibliography" SelectedStyle="\APA.XSL" StyleName="APA"/>
+</file>
+
+<file path=customXml/item3.xml><?xml version="1.0" encoding="utf-8"?>
 <?mso-contentType ?>
 <FormTemplates xmlns="http://schemas.microsoft.com/sharepoint/v3/contenttype/forms">
   <Display>DocumentLibraryForm</Display>
   <Edit>AssetEditForm</Edit>
   <New>DocumentLibraryForm</New>
 </FormTemplates>
-</file>
-
-<file path=customXml/item3.xml><?xml version="1.0" encoding="utf-8"?>
-<b:Sources xmlns:b="http://schemas.openxmlformats.org/officeDocument/2006/bibliography" SelectedStyle="\APA.XSL" StyleName="APA"/>
 </file>
 
 <file path=customXml/itemProps1.xml><?xml version="1.0" encoding="utf-8"?>
@@ -17123,17 +17476,17 @@
 </file>
 
 <file path=customXml/itemProps2.xml><?xml version="1.0" encoding="utf-8"?>
+<ds:datastoreItem xmlns:ds="http://schemas.openxmlformats.org/officeDocument/2006/customXml" ds:itemID="{355C5113-D031-41DB-A6D8-43CE1A0E6695}">
+  <ds:schemaRefs>
+    <ds:schemaRef ds:uri="http://schemas.openxmlformats.org/officeDocument/2006/bibliography"/>
+  </ds:schemaRefs>
+</ds:datastoreItem>
+</file>
+
+<file path=customXml/itemProps3.xml><?xml version="1.0" encoding="utf-8"?>
 <ds:datastoreItem xmlns:ds="http://schemas.openxmlformats.org/officeDocument/2006/customXml" ds:itemID="{E34C63B7-A026-4A37-9535-4FBB4C03A11D}">
   <ds:schemaRefs>
     <ds:schemaRef ds:uri="http://schemas.microsoft.com/sharepoint/v3/contenttype/forms"/>
   </ds:schemaRefs>
 </ds:datastoreItem>
-</file>
-
-<file path=customXml/itemProps3.xml><?xml version="1.0" encoding="utf-8"?>
-<ds:datastoreItem xmlns:ds="http://schemas.openxmlformats.org/officeDocument/2006/customXml" ds:itemID="{355C5113-D031-41DB-A6D8-43CE1A0E6695}">
-  <ds:schemaRefs>
-    <ds:schemaRef ds:uri="http://schemas.openxmlformats.org/officeDocument/2006/bibliography"/>
-  </ds:schemaRefs>
-</ds:datastoreItem>
 </file>
--- a/Introduction to DB-Course Project 2.docx
+++ b/Introduction to DB-Course Project 2.docx
@@ -1,6 +1,6 @@
 
 <file path=word/document.xml><?xml version="1.0" encoding="utf-8"?>
-<w:document xmlns:wpc="http://schemas.microsoft.com/office/word/2010/wordprocessingCanvas" xmlns:cx="http://schemas.microsoft.com/office/drawing/2014/chartex" xmlns:cx1="http://schemas.microsoft.com/office/drawing/2015/9/8/chartex" xmlns:cx2="http://schemas.microsoft.com/office/drawing/2015/10/21/chartex" xmlns:cx3="http://schemas.microsoft.com/office/drawing/2016/5/9/chartex" xmlns:cx4="http://schemas.microsoft.com/office/drawing/2016/5/10/chartex" xmlns:cx5="http://schemas.microsoft.com/office/drawing/2016/5/11/chartex" xmlns:cx6="http://schemas.microsoft.com/office/drawing/2016/5/12/chartex" xmlns:cx7="http://schemas.microsoft.com/office/drawing/2016/5/13/chartex" xmlns:cx8="http://schemas.microsoft.com/office/drawing/2016/5/14/chartex" xmlns:mc="http://schemas.openxmlformats.org/markup-compatibility/2006" xmlns:aink="http://schemas.microsoft.com/office/drawing/2016/ink" xmlns:am3d="http://schemas.microsoft.com/office/drawing/2017/model3d" xmlns:o="urn:schemas-microsoft-com:office:office" xmlns:oel="http://schemas.microsoft.com/office/2019/extlst" xmlns:r="http://schemas.openxmlformats.org/officeDocument/2006/relationships" xmlns:m="http://schemas.openxmlformats.org/officeDocument/2006/math" xmlns:v="urn:schemas-microsoft-com:vml" xmlns:wp14="http://schemas.microsoft.com/office/word/2010/wordprocessingDrawing" xmlns:wp="http://schemas.openxmlformats.org/drawingml/2006/wordprocessingDrawing" xmlns:w10="urn:schemas-microsoft-com:office:word" xmlns:w="http://schemas.openxmlformats.org/wordprocessingml/2006/main" xmlns:w14="http://schemas.microsoft.com/office/word/2010/wordml" xmlns:w15="http://schemas.microsoft.com/office/word/2012/wordml" xmlns:w16cei="http://schemas.microsoft.com/office/word/2026/wordml/cei" xmlns:w16cex="http://schemas.microsoft.com/office/word/2018/wordml/cex" xmlns:w16cid="http://schemas.microsoft.com/office/word/2016/wordml/cid" xmlns:w16="http://schemas.microsoft.com/office/word/2018/wordml" xmlns:w16du="http://schemas.microsoft.com/office/word/2023/wordml/word16du" xmlns:w16sdtdh="http://schemas.microsoft.com/office/word/2020/wordml/sdtdatahash" xmlns:w16sdtfl="http://schemas.microsoft.com/office/word/2024/wordml/sdtformatlock" xmlns:w16se="http://schemas.microsoft.com/office/word/2015/wordml/symex" xmlns:wpg="http://schemas.microsoft.com/office/word/2010/wordprocessingGroup" xmlns:wpi="http://schemas.microsoft.com/office/word/2010/wordprocessingInk" xmlns:wne="http://schemas.microsoft.com/office/word/2006/wordml" xmlns:wps="http://schemas.microsoft.com/office/word/2010/wordprocessingShape" mc:Ignorable="w14 w15 w16se w16cid w16 w16cex w16sdtdh w16sdtfl w16du wp14">
+<w:document xmlns:wpc="http://schemas.microsoft.com/office/word/2010/wordprocessingCanvas" xmlns:cx="http://schemas.microsoft.com/office/drawing/2014/chartex" xmlns:cx1="http://schemas.microsoft.com/office/drawing/2015/9/8/chartex" xmlns:cx2="http://schemas.microsoft.com/office/drawing/2015/10/21/chartex" xmlns:cx3="http://schemas.microsoft.com/office/drawing/2016/5/9/chartex" xmlns:cx4="http://schemas.microsoft.com/office/drawing/2016/5/10/chartex" xmlns:cx5="http://schemas.microsoft.com/office/drawing/2016/5/11/chartex" xmlns:cx6="http://schemas.microsoft.com/office/drawing/2016/5/12/chartex" xmlns:cx7="http://schemas.microsoft.com/office/drawing/2016/5/13/chartex" xmlns:cx8="http://schemas.microsoft.com/office/drawing/2016/5/14/chartex" xmlns:mc="http://schemas.openxmlformats.org/markup-compatibility/2006" xmlns:m="http://schemas.openxmlformats.org/officeDocument/2006/math" xmlns:aink="http://schemas.microsoft.com/office/drawing/2016/ink" xmlns:am3d="http://schemas.microsoft.com/office/drawing/2017/model3d" xmlns:oel="http://schemas.microsoft.com/office/2019/extlst" xmlns:r="http://schemas.openxmlformats.org/officeDocument/2006/relationships" xmlns:wp14="http://schemas.microsoft.com/office/word/2010/wordprocessingDrawing" xmlns:wp="http://schemas.openxmlformats.org/drawingml/2006/wordprocessingDrawing" xmlns:wpg="http://schemas.microsoft.com/office/word/2010/wordprocessingGroup" xmlns:wpi="http://schemas.microsoft.com/office/word/2010/wordprocessingInk" xmlns:wps="http://schemas.microsoft.com/office/word/2010/wordprocessingShape" xmlns:o="urn:schemas-microsoft-com:office:office" xmlns:v="urn:schemas-microsoft-com:vml" xmlns:w10="urn:schemas-microsoft-com:office:word" xmlns:w="http://schemas.openxmlformats.org/wordprocessingml/2006/main" xmlns:w14="http://schemas.microsoft.com/office/word/2010/wordml" xmlns:w15="http://schemas.microsoft.com/office/word/2012/wordml" xmlns:w16cex="http://schemas.microsoft.com/office/word/2018/wordml/cex" xmlns:w16cid="http://schemas.microsoft.com/office/word/2016/wordml/cid" xmlns:w16="http://schemas.microsoft.com/office/word/2018/wordml" xmlns:w16sdtdh="http://schemas.microsoft.com/office/word/2020/wordml/sdtdatahash" xmlns:w16sdtfl="http://schemas.microsoft.com/office/word/2024/wordml/sdtformatlock" xmlns:w16se="http://schemas.microsoft.com/office/word/2015/wordml/symex" xmlns:w16du="http://schemas.microsoft.com/office/word/2023/wordml/word16du" xmlns:wne="http://schemas.microsoft.com/office/word/2006/wordml" mc:Ignorable="w14 w15 w16se w16cid w16 w16cex w16sdtdh w16sdtfl w16du wp14">
   <w:body>
     <w:p>
       <w:pPr>
@@ -456,7 +456,7 @@
                 <v:stroke joinstyle="miter"/>
                 <v:path gradientshapeok="t" o:connecttype="rect"/>
               </v:shapetype>
-              <v:shape id="Text Box 14" o:spid="_x0000_s1026" type="#_x0000_t202" alt="Report title" style="position:absolute;margin-left:36pt;margin-top:85.4pt;width:540pt;height:148.1pt;z-index:-251641856;visibility:visible;mso-wrap-style:square;mso-width-percent:0;mso-height-percent:0;mso-wrap-distance-left:9pt;mso-wrap-distance-top:0;mso-wrap-distance-right:9pt;mso-wrap-distance-bottom:0;mso-position-horizontal:absolute;mso-position-horizontal-relative:page;mso-position-vertical:absolute;mso-position-vertical-relative:margin;mso-width-percent:0;mso-height-percent:0;mso-width-relative:margin;mso-height-relative:margin;v-text-anchor:bottom" o:gfxdata="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" o:allowoverlap="f" filled="f" stroked="f">
+              <v:shape id="Text Box 14" o:spid="_x0000_s1026" type="#_x0000_t202" alt="Report title" style="position:absolute;margin-left:36pt;margin-top:85.4pt;width:540pt;height:148.1pt;z-index:-251641856;visibility:visible;mso-wrap-style:square;mso-width-percent:0;mso-height-percent:0;mso-wrap-distance-left:9pt;mso-wrap-distance-top:0;mso-wrap-distance-right:9pt;mso-wrap-distance-bottom:0;mso-position-horizontal:absolute;mso-position-horizontal-relative:page;mso-position-vertical:absolute;mso-position-vertical-relative:margin;mso-width-percent:0;mso-height-percent:0;mso-width-relative:margin;mso-height-relative:margin;v-text-anchor:bottom" o:gfxdata="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" o:allowoverlap="f" filled="f" stroked="f">
                 <v:textbox inset="0,0,0,0">
                   <w:txbxContent>
                     <w:sdt>
@@ -474,6 +474,7 @@
                         <w:dataBinding w:prefixMappings="xmlns:ns0='http://purl.org/dc/elements/1.1/' xmlns:ns1='http://schemas.openxmlformats.org/package/2006/metadata/core-properties' " w:xpath="/ns1:coreProperties[1]/ns0:title[1]" w:storeItemID="{6C3C8BC8-F283-45AE-878A-BAB7291924A1}"/>
                         <w:text/>
                       </w:sdtPr>
+                      <w:sdtEndPr/>
                       <w:sdtContent>
                         <w:p>
                           <w:pPr>
@@ -531,6 +532,7 @@
                           <w:dataBinding w:prefixMappings="xmlns:ns0='http://purl.org/dc/elements/1.1/' xmlns:ns1='http://schemas.openxmlformats.org/package/2006/metadata/core-properties' " w:xpath="/ns1:coreProperties[1]/ns0:subject[1]" w:storeItemID="{6C3C8BC8-F283-45AE-878A-BAB7291924A1}"/>
                           <w:text/>
                         </w:sdtPr>
+                        <w:sdtEndPr/>
                         <w:sdtContent>
                           <w:r>
                             <w:rPr>
@@ -773,6 +775,7 @@
                         <w:dataBinding w:prefixMappings="xmlns:ns0='http://schemas.microsoft.com/office/2006/coverPageProps'" w:xpath="/ns0:CoverPageProperties[1]/ns0:Abstract[1]" w:storeItemID="{55AF091B-3C7A-41E3-B477-F2FDAA23CFDA}"/>
                         <w:text/>
                       </w:sdtPr>
+                      <w:sdtEndPr/>
                       <w:sdtContent>
                         <w:p>
                           <w:pPr>
@@ -990,7 +993,7 @@
           </mc:Choice>
           <mc:Fallback>
             <w:pict>
-              <v:shape w14:anchorId="6466823C" id="Text Box 2" o:spid="_x0000_s1027" type="#_x0000_t202" style="position:absolute;margin-left:40.3pt;margin-top:.05pt;width:545.45pt;height:87.55pt;z-index:251679744;visibility:visible;mso-wrap-style:square;mso-width-percent:0;mso-height-percent:0;mso-wrap-distance-left:9pt;mso-wrap-distance-top:7.2pt;mso-wrap-distance-right:9pt;mso-wrap-distance-bottom:7.2pt;mso-position-horizontal:absolute;mso-position-horizontal-relative:page;mso-position-vertical:absolute;mso-position-vertical-relative:text;mso-width-percent:0;mso-height-percent:0;mso-width-relative:margin;mso-height-relative:margin;v-text-anchor:top" o:gfxdata="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" filled="f" stroked="f">
+              <v:shape w14:anchorId="6466823C" id="Text Box 2" o:spid="_x0000_s1027" type="#_x0000_t202" style="position:absolute;margin-left:40.3pt;margin-top:.05pt;width:545.45pt;height:87.55pt;z-index:251679744;visibility:visible;mso-wrap-style:square;mso-width-percent:0;mso-height-percent:0;mso-wrap-distance-left:9pt;mso-wrap-distance-top:7.2pt;mso-wrap-distance-right:9pt;mso-wrap-distance-bottom:7.2pt;mso-position-horizontal:absolute;mso-position-horizontal-relative:page;mso-position-vertical:absolute;mso-position-vertical-relative:text;mso-width-percent:0;mso-height-percent:0;mso-width-relative:margin;mso-height-relative:margin;v-text-anchor:top" o:gfxdata="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" filled="f" stroked="f">
                 <v:textbox>
                   <w:txbxContent>
                     <w:p>
@@ -1703,8 +1706,8 @@
               </mc:Choice>
               <mc:Fallback>
                 <w:pict>
-                  <v:group w14:anchorId="31857F9A" id="Group 198" o:spid="_x0000_s1028" style="position:absolute;margin-left:-105.75pt;margin-top:341.4pt;width:518.25pt;height:318.6pt;z-index:251677696;mso-wrap-distance-left:14.4pt;mso-wrap-distance-top:3.6pt;mso-wrap-distance-right:14.4pt;mso-wrap-distance-bottom:3.6pt;mso-position-horizontal-relative:margin;mso-position-vertical-relative:margin;mso-width-relative:margin;mso-height-relative:margin" coordorigin=",228" coordsize="35784,22576" o:gfxdata="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">
-                    <v:rect id="Rectangle 199" o:spid="_x0000_s1029" style="position:absolute;top:228;width:35674;height:2448;visibility:visible;mso-wrap-style:square;v-text-anchor:middle" o:gfxdata="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" fillcolor="#ef4623 [3204]" stroked="f" strokeweight="2pt">
+                  <v:group w14:anchorId="31857F9A" id="Group 198" o:spid="_x0000_s1028" style="position:absolute;margin-left:-105.75pt;margin-top:341.4pt;width:518.25pt;height:318.6pt;z-index:251677696;mso-wrap-distance-left:14.4pt;mso-wrap-distance-top:3.6pt;mso-wrap-distance-right:14.4pt;mso-wrap-distance-bottom:3.6pt;mso-position-horizontal-relative:margin;mso-position-vertical-relative:margin;mso-width-relative:margin;mso-height-relative:margin" coordorigin=",228" coordsize="35784,22576" o:gfxdata="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">
+                    <v:rect id="Rectangle 199" o:spid="_x0000_s1029" style="position:absolute;top:228;width:35674;height:2448;visibility:visible;mso-wrap-style:square;v-text-anchor:middle" o:gfxdata="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" fillcolor="#ef4623 [3204]" stroked="f" strokeweight="2pt">
                       <v:textbox>
                         <w:txbxContent>
                           <w:p>
@@ -1733,7 +1736,7 @@
                         </w:txbxContent>
                       </v:textbox>
                     </v:rect>
-                    <v:shape id="Text Box 200" o:spid="_x0000_s1030" type="#_x0000_t202" style="position:absolute;top:2896;width:35784;height:19908;visibility:visible;mso-wrap-style:square;v-text-anchor:top" o:gfxdata="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" filled="f" stroked="f" strokeweight=".5pt">
+                    <v:shape id="Text Box 200" o:spid="_x0000_s1030" type="#_x0000_t202" style="position:absolute;top:2896;width:35784;height:19908;visibility:visible;mso-wrap-style:square;v-text-anchor:top" o:gfxdata="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" filled="f" stroked="f" strokeweight=".5pt">
                       <v:textbox inset=",7.2pt,,0">
                         <w:txbxContent>
                           <w:p>
@@ -2261,9 +2264,9 @@
                                   <w:tblLook w:val="04A0" w:firstRow="1" w:lastRow="0" w:firstColumn="1" w:lastColumn="0" w:noHBand="0" w:noVBand="1"/>
                                 </w:tblPr>
                                 <w:tblGrid>
-                                  <w:gridCol w:w="5760"/>
-                                  <w:gridCol w:w="1433"/>
-                                  <w:gridCol w:w="3597"/>
+                                  <w:gridCol w:w="5752"/>
+                                  <w:gridCol w:w="1431"/>
+                                  <w:gridCol w:w="3592"/>
                                 </w:tblGrid>
                                 <w:tr>
                                   <w:trPr>
@@ -2329,6 +2332,7 @@
                                         </w:rPr>
                                         <w:t xml:space="preserve"> </w:t>
                                       </w:r>
+                                      <w:proofErr w:type="spellStart"/>
                                       <w:r>
                                         <w:rPr>
                                           <w:b/>
@@ -2336,8 +2340,29 @@
                                           <w:sz w:val="28"/>
                                           <w:szCs w:val="28"/>
                                         </w:rPr>
-                                        <w:t>Ghadi Alotaibi</w:t>
+                                        <w:t>Ghadi</w:t>
                                       </w:r>
+                                      <w:proofErr w:type="spellEnd"/>
+                                      <w:r>
+                                        <w:rPr>
+                                          <w:b/>
+                                          <w:bCs/>
+                                          <w:sz w:val="28"/>
+                                          <w:szCs w:val="28"/>
+                                        </w:rPr>
+                                        <w:t xml:space="preserve"> </w:t>
+                                      </w:r>
+                                      <w:proofErr w:type="spellStart"/>
+                                      <w:r>
+                                        <w:rPr>
+                                          <w:b/>
+                                          <w:bCs/>
+                                          <w:sz w:val="28"/>
+                                          <w:szCs w:val="28"/>
+                                        </w:rPr>
+                                        <w:t>Alotaibi</w:t>
+                                      </w:r>
+                                      <w:proofErr w:type="spellEnd"/>
                                     </w:p>
                                     <w:p>
                                       <w:pPr>
@@ -2367,7 +2392,29 @@
                                           <w:szCs w:val="28"/>
                                           <w:lang w:val="en-GB"/>
                                         </w:rPr>
-                                        <w:t xml:space="preserve">Bushra Alshayeb </w:t>
+                                        <w:t xml:space="preserve">Bushra </w:t>
+                                      </w:r>
+                                      <w:proofErr w:type="spellStart"/>
+                                      <w:r>
+                                        <w:rPr>
+                                          <w:b/>
+                                          <w:bCs/>
+                                          <w:sz w:val="28"/>
+                                          <w:szCs w:val="28"/>
+                                          <w:lang w:val="en-GB"/>
+                                        </w:rPr>
+                                        <w:t>Alshayeb</w:t>
+                                      </w:r>
+                                      <w:proofErr w:type="spellEnd"/>
+                                      <w:r>
+                                        <w:rPr>
+                                          <w:b/>
+                                          <w:bCs/>
+                                          <w:sz w:val="28"/>
+                                          <w:szCs w:val="28"/>
+                                          <w:lang w:val="en-GB"/>
+                                        </w:rPr>
+                                        <w:t xml:space="preserve"> </w:t>
                                       </w:r>
                                     </w:p>
                                     <w:p>
@@ -2398,6 +2445,7 @@
                                         </w:rPr>
                                         <w:t xml:space="preserve"> </w:t>
                                       </w:r>
+                                      <w:proofErr w:type="spellStart"/>
                                       <w:r>
                                         <w:rPr>
                                           <w:b/>
@@ -2405,8 +2453,29 @@
                                           <w:sz w:val="28"/>
                                           <w:szCs w:val="28"/>
                                         </w:rPr>
-                                        <w:t>Shatha khaled Baqais</w:t>
+                                        <w:t>Shatha</w:t>
                                       </w:r>
+                                      <w:proofErr w:type="spellEnd"/>
+                                      <w:r>
+                                        <w:rPr>
+                                          <w:b/>
+                                          <w:bCs/>
+                                          <w:sz w:val="28"/>
+                                          <w:szCs w:val="28"/>
+                                        </w:rPr>
+                                        <w:t xml:space="preserve"> khaled </w:t>
+                                      </w:r>
+                                      <w:proofErr w:type="spellStart"/>
+                                      <w:r>
+                                        <w:rPr>
+                                          <w:b/>
+                                          <w:bCs/>
+                                          <w:sz w:val="28"/>
+                                          <w:szCs w:val="28"/>
+                                        </w:rPr>
+                                        <w:t>Baqais</w:t>
+                                      </w:r>
+                                      <w:proofErr w:type="spellEnd"/>
                                     </w:p>
                                     <w:p>
                                       <w:pPr>
@@ -2436,6 +2505,7 @@
                                         </w:rPr>
                                         <w:t xml:space="preserve"> </w:t>
                                       </w:r>
+                                      <w:proofErr w:type="spellStart"/>
                                       <w:r>
                                         <w:rPr>
                                           <w:b/>
@@ -2443,8 +2513,29 @@
                                           <w:sz w:val="28"/>
                                           <w:szCs w:val="28"/>
                                         </w:rPr>
-                                        <w:t>Atheer alqahtani</w:t>
+                                        <w:t>Atheer</w:t>
                                       </w:r>
+                                      <w:proofErr w:type="spellEnd"/>
+                                      <w:r>
+                                        <w:rPr>
+                                          <w:b/>
+                                          <w:bCs/>
+                                          <w:sz w:val="28"/>
+                                          <w:szCs w:val="28"/>
+                                        </w:rPr>
+                                        <w:t xml:space="preserve"> </w:t>
+                                      </w:r>
+                                      <w:proofErr w:type="spellStart"/>
+                                      <w:r>
+                                        <w:rPr>
+                                          <w:b/>
+                                          <w:bCs/>
+                                          <w:sz w:val="28"/>
+                                          <w:szCs w:val="28"/>
+                                        </w:rPr>
+                                        <w:t>alqahtani</w:t>
+                                      </w:r>
+                                      <w:proofErr w:type="spellEnd"/>
                                     </w:p>
                                     <w:p>
                                       <w:pPr>
@@ -2706,11 +2797,7 @@
               </mc:Choice>
               <mc:Fallback>
                 <w:pict>
-                  <v:shapetype w14:anchorId="7CBAAF0B" id="_x0000_t202" coordsize="21600,21600" o:spt="202" path="m,l,21600r21600,l21600,xe">
-                    <v:stroke joinstyle="miter"/>
-                    <v:path gradientshapeok="t" o:connecttype="rect"/>
-                  </v:shapetype>
-                  <v:shape id="Text Box 15" o:spid="_x0000_s1031" type="#_x0000_t202" alt="contact info" style="position:absolute;margin-left:36pt;margin-top:228.75pt;width:540pt;height:99.75pt;z-index:251675648;visibility:visible;mso-wrap-style:square;mso-width-percent:1282;mso-height-percent:0;mso-wrap-distance-left:9pt;mso-wrap-distance-top:0;mso-wrap-distance-right:9pt;mso-wrap-distance-bottom:0;mso-position-horizontal:absolute;mso-position-horizontal-relative:page;mso-position-vertical:absolute;mso-position-vertical-relative:margin;mso-width-percent:1282;mso-height-percent:0;mso-width-relative:margin;mso-height-relative:margin;v-text-anchor:bottom" o:gfxdata="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" o:allowoverlap="f" filled="f" stroked="f" strokeweight=".5pt">
+                  <v:shape w14:anchorId="7CBAAF0B" id="Text Box 15" o:spid="_x0000_s1031" type="#_x0000_t202" alt="contact info" style="position:absolute;margin-left:36pt;margin-top:228.75pt;width:540pt;height:99.75pt;z-index:251675648;visibility:visible;mso-wrap-style:square;mso-width-percent:1282;mso-height-percent:0;mso-wrap-distance-left:9pt;mso-wrap-distance-top:0;mso-wrap-distance-right:9pt;mso-wrap-distance-bottom:0;mso-position-horizontal:absolute;mso-position-horizontal-relative:page;mso-position-vertical:absolute;mso-position-vertical-relative:margin;mso-width-percent:1282;mso-height-percent:0;mso-width-relative:margin;mso-height-relative:margin;v-text-anchor:bottom" o:gfxdata="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" o:allowoverlap="f" filled="f" stroked="f" strokeweight=".5pt">
                     <v:textbox inset="0,0,0,0">
                       <w:txbxContent>
                         <w:p>
@@ -2747,9 +2834,9 @@
                             <w:tblLook w:val="04A0" w:firstRow="1" w:lastRow="0" w:firstColumn="1" w:lastColumn="0" w:noHBand="0" w:noVBand="1"/>
                           </w:tblPr>
                           <w:tblGrid>
-                            <w:gridCol w:w="5760"/>
-                            <w:gridCol w:w="1433"/>
-                            <w:gridCol w:w="3597"/>
+                            <w:gridCol w:w="5752"/>
+                            <w:gridCol w:w="1431"/>
+                            <w:gridCol w:w="3592"/>
                           </w:tblGrid>
                           <w:tr>
                             <w:trPr>
@@ -2815,6 +2902,7 @@
                                   </w:rPr>
                                   <w:t xml:space="preserve"> </w:t>
                                 </w:r>
+                                <w:proofErr w:type="spellStart"/>
                                 <w:r>
                                   <w:rPr>
                                     <w:b/>
@@ -2822,8 +2910,29 @@
                                     <w:sz w:val="28"/>
                                     <w:szCs w:val="28"/>
                                   </w:rPr>
-                                  <w:t>Ghadi Alotaibi</w:t>
+                                  <w:t>Ghadi</w:t>
                                 </w:r>
+                                <w:proofErr w:type="spellEnd"/>
+                                <w:r>
+                                  <w:rPr>
+                                    <w:b/>
+                                    <w:bCs/>
+                                    <w:sz w:val="28"/>
+                                    <w:szCs w:val="28"/>
+                                  </w:rPr>
+                                  <w:t xml:space="preserve"> </w:t>
+                                </w:r>
+                                <w:proofErr w:type="spellStart"/>
+                                <w:r>
+                                  <w:rPr>
+                                    <w:b/>
+                                    <w:bCs/>
+                                    <w:sz w:val="28"/>
+                                    <w:szCs w:val="28"/>
+                                  </w:rPr>
+                                  <w:t>Alotaibi</w:t>
+                                </w:r>
+                                <w:proofErr w:type="spellEnd"/>
                               </w:p>
                               <w:p>
                                 <w:pPr>
@@ -2853,7 +2962,29 @@
                                     <w:szCs w:val="28"/>
                                     <w:lang w:val="en-GB"/>
                                   </w:rPr>
-                                  <w:t xml:space="preserve">Bushra Alshayeb </w:t>
+                                  <w:t xml:space="preserve">Bushra </w:t>
+                                </w:r>
+                                <w:proofErr w:type="spellStart"/>
+                                <w:r>
+                                  <w:rPr>
+                                    <w:b/>
+                                    <w:bCs/>
+                                    <w:sz w:val="28"/>
+                                    <w:szCs w:val="28"/>
+                                    <w:lang w:val="en-GB"/>
+                                  </w:rPr>
+                                  <w:t>Alshayeb</w:t>
+                                </w:r>
+                                <w:proofErr w:type="spellEnd"/>
+                                <w:r>
+                                  <w:rPr>
+                                    <w:b/>
+                                    <w:bCs/>
+                                    <w:sz w:val="28"/>
+                                    <w:szCs w:val="28"/>
+                                    <w:lang w:val="en-GB"/>
+                                  </w:rPr>
+                                  <w:t xml:space="preserve"> </w:t>
                                 </w:r>
                               </w:p>
                               <w:p>
@@ -2884,6 +3015,7 @@
                                   </w:rPr>
                                   <w:t xml:space="preserve"> </w:t>
                                 </w:r>
+                                <w:proofErr w:type="spellStart"/>
                                 <w:r>
                                   <w:rPr>
                                     <w:b/>
@@ -2891,8 +3023,29 @@
                                     <w:sz w:val="28"/>
                                     <w:szCs w:val="28"/>
                                   </w:rPr>
-                                  <w:t>Shatha khaled Baqais</w:t>
+                                  <w:t>Shatha</w:t>
                                 </w:r>
+                                <w:proofErr w:type="spellEnd"/>
+                                <w:r>
+                                  <w:rPr>
+                                    <w:b/>
+                                    <w:bCs/>
+                                    <w:sz w:val="28"/>
+                                    <w:szCs w:val="28"/>
+                                  </w:rPr>
+                                  <w:t xml:space="preserve"> khaled </w:t>
+                                </w:r>
+                                <w:proofErr w:type="spellStart"/>
+                                <w:r>
+                                  <w:rPr>
+                                    <w:b/>
+                                    <w:bCs/>
+                                    <w:sz w:val="28"/>
+                                    <w:szCs w:val="28"/>
+                                  </w:rPr>
+                                  <w:t>Baqais</w:t>
+                                </w:r>
+                                <w:proofErr w:type="spellEnd"/>
                               </w:p>
                               <w:p>
                                 <w:pPr>
@@ -2922,6 +3075,7 @@
                                   </w:rPr>
                                   <w:t xml:space="preserve"> </w:t>
                                 </w:r>
+                                <w:proofErr w:type="spellStart"/>
                                 <w:r>
                                   <w:rPr>
                                     <w:b/>
@@ -2929,8 +3083,29 @@
                                     <w:sz w:val="28"/>
                                     <w:szCs w:val="28"/>
                                   </w:rPr>
-                                  <w:t>Atheer alqahtani</w:t>
+                                  <w:t>Atheer</w:t>
                                 </w:r>
+                                <w:proofErr w:type="spellEnd"/>
+                                <w:r>
+                                  <w:rPr>
+                                    <w:b/>
+                                    <w:bCs/>
+                                    <w:sz w:val="28"/>
+                                    <w:szCs w:val="28"/>
+                                  </w:rPr>
+                                  <w:t xml:space="preserve"> </w:t>
+                                </w:r>
+                                <w:proofErr w:type="spellStart"/>
+                                <w:r>
+                                  <w:rPr>
+                                    <w:b/>
+                                    <w:bCs/>
+                                    <w:sz w:val="28"/>
+                                    <w:szCs w:val="28"/>
+                                  </w:rPr>
+                                  <w:t>alqahtani</w:t>
+                                </w:r>
+                                <w:proofErr w:type="spellEnd"/>
                               </w:p>
                               <w:p>
                                 <w:pPr>
@@ -4196,7 +4371,25 @@
           <w:sz w:val="24"/>
           <w:szCs w:val="24"/>
         </w:rPr>
-        <w:t xml:space="preserve"> to the live report document, GitHub/GitLab repository, and Google Colab notebook (if applicable) in the </w:t>
+        <w:t xml:space="preserve"> to the live report document, GitHub/GitLab repository, and Google </w:t>
+      </w:r>
+      <w:proofErr w:type="spellStart"/>
+      <w:r>
+        <w:rPr>
+          <w:rFonts w:ascii="Times New Roman" w:hAnsi="Times New Roman" w:cs="Times New Roman"/>
+          <w:sz w:val="24"/>
+          <w:szCs w:val="24"/>
+        </w:rPr>
+        <w:t>Colab</w:t>
+      </w:r>
+      <w:proofErr w:type="spellEnd"/>
+      <w:r>
+        <w:rPr>
+          <w:rFonts w:ascii="Times New Roman" w:hAnsi="Times New Roman" w:cs="Times New Roman"/>
+          <w:sz w:val="24"/>
+          <w:szCs w:val="24"/>
+        </w:rPr>
+        <w:t xml:space="preserve"> notebook (if applicable) in the </w:t>
       </w:r>
       <w:r>
         <w:rPr>
@@ -4748,7 +4941,7 @@
           </mc:Choice>
           <mc:Fallback>
             <w:pict>
-              <v:shape w14:anchorId="2E8B6DDD" id="Text Box 1" o:spid="_x0000_s1032" type="#_x0000_t202" alt="Sidebar" style="position:absolute;left:0;text-align:left;margin-left:32.5pt;margin-top:6.6pt;width:95.9pt;height:181.45pt;z-index:251681792;visibility:visible;mso-wrap-style:square;mso-width-percent:250;mso-height-percent:950;mso-wrap-distance-left:14.4pt;mso-wrap-distance-top:0;mso-wrap-distance-right:14.4pt;mso-wrap-distance-bottom:3in;mso-position-horizontal:absolute;mso-position-horizontal-relative:page;mso-position-vertical:absolute;mso-position-vertical-relative:margin;mso-width-percent:250;mso-height-percent:950;mso-width-relative:margin;mso-height-relative:margin;v-text-anchor:top" o:gfxdata="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" filled="f" stroked="f" strokeweight=".5pt">
+              <v:shape w14:anchorId="2E8B6DDD" id="Text Box 1" o:spid="_x0000_s1032" type="#_x0000_t202" alt="Sidebar" style="position:absolute;left:0;text-align:left;margin-left:32.5pt;margin-top:6.6pt;width:95.9pt;height:181.45pt;z-index:251681792;visibility:visible;mso-wrap-style:square;mso-width-percent:250;mso-height-percent:950;mso-wrap-distance-left:14.4pt;mso-wrap-distance-top:0;mso-wrap-distance-right:14.4pt;mso-wrap-distance-bottom:3in;mso-position-horizontal:absolute;mso-position-horizontal-relative:page;mso-position-vertical:absolute;mso-position-vertical-relative:margin;mso-width-percent:250;mso-height-percent:950;mso-width-relative:margin;mso-height-relative:margin;v-text-anchor:top" o:gfxdata="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" filled="f" stroked="f" strokeweight=".5pt">
                 <v:textbox inset="3.6pt,0,3.6pt,0">
                   <w:txbxContent>
                     <w:p>
@@ -4952,7 +5145,27 @@
           <w:szCs w:val="24"/>
           <w:lang w:val="es-ES"/>
         </w:rPr>
-        <w:t>A complete ER/EER diagram.</w:t>
+        <w:t xml:space="preserve">A complete ER/EER </w:t>
+      </w:r>
+      <w:proofErr w:type="spellStart"/>
+      <w:r>
+        <w:rPr>
+          <w:rFonts w:ascii="Times New Roman" w:hAnsi="Times New Roman" w:cs="Times New Roman"/>
+          <w:sz w:val="24"/>
+          <w:szCs w:val="24"/>
+          <w:lang w:val="es-ES"/>
+        </w:rPr>
+        <w:t>diagram</w:t>
+      </w:r>
+      <w:proofErr w:type="spellEnd"/>
+      <w:r>
+        <w:rPr>
+          <w:rFonts w:ascii="Times New Roman" w:hAnsi="Times New Roman" w:cs="Times New Roman"/>
+          <w:sz w:val="24"/>
+          <w:szCs w:val="24"/>
+          <w:lang w:val="es-ES"/>
+        </w:rPr>
+        <w:t>.</w:t>
       </w:r>
     </w:p>
     <w:p>
@@ -5368,7 +5581,29 @@
           <w:szCs w:val="24"/>
           <w:lang w:eastAsia="en-US"/>
         </w:rPr>
-        <w:t xml:space="preserve"> (VARCHAR) -</w:t>
+        <w:t xml:space="preserve"> (</w:t>
+      </w:r>
+      <w:proofErr w:type="spellStart"/>
+      <w:r>
+        <w:rPr>
+          <w:rFonts w:ascii="Times New Roman" w:eastAsiaTheme="minorEastAsia" w:hAnsi="Times New Roman" w:cs="Times New Roman"/>
+          <w:color w:val="000000"/>
+          <w:sz w:val="24"/>
+          <w:szCs w:val="24"/>
+          <w:lang w:eastAsia="en-US"/>
+        </w:rPr>
+        <w:t>VARCHAR</w:t>
+      </w:r>
+      <w:proofErr w:type="spellEnd"/>
+      <w:r>
+        <w:rPr>
+          <w:rFonts w:ascii="Times New Roman" w:eastAsiaTheme="minorEastAsia" w:hAnsi="Times New Roman" w:cs="Times New Roman"/>
+          <w:color w:val="000000"/>
+          <w:sz w:val="24"/>
+          <w:szCs w:val="24"/>
+          <w:lang w:eastAsia="en-US"/>
+        </w:rPr>
+        <w:t>) -</w:t>
       </w:r>
     </w:p>
     <w:p>
@@ -5400,7 +5635,29 @@
           <w:szCs w:val="24"/>
           <w:lang w:eastAsia="en-US"/>
         </w:rPr>
-        <w:t xml:space="preserve"> (VARCHAR, UNIQUE) - </w:t>
+        <w:t xml:space="preserve"> (</w:t>
+      </w:r>
+      <w:proofErr w:type="spellStart"/>
+      <w:r>
+        <w:rPr>
+          <w:rFonts w:ascii="Times New Roman" w:eastAsiaTheme="minorEastAsia" w:hAnsi="Times New Roman" w:cs="Times New Roman"/>
+          <w:color w:val="000000"/>
+          <w:sz w:val="24"/>
+          <w:szCs w:val="24"/>
+          <w:lang w:eastAsia="en-US"/>
+        </w:rPr>
+        <w:t>VARCHAR</w:t>
+      </w:r>
+      <w:proofErr w:type="spellEnd"/>
+      <w:r>
+        <w:rPr>
+          <w:rFonts w:ascii="Times New Roman" w:eastAsiaTheme="minorEastAsia" w:hAnsi="Times New Roman" w:cs="Times New Roman"/>
+          <w:color w:val="000000"/>
+          <w:sz w:val="24"/>
+          <w:szCs w:val="24"/>
+          <w:lang w:eastAsia="en-US"/>
+        </w:rPr>
+        <w:t xml:space="preserve">, UNIQUE) - </w:t>
       </w:r>
       <w:r>
         <w:rPr>
@@ -5420,7 +5677,29 @@
           <w:szCs w:val="24"/>
           <w:lang w:eastAsia="en-US"/>
         </w:rPr>
-        <w:t xml:space="preserve"> (VARCHAR,</w:t>
+        <w:t xml:space="preserve"> (</w:t>
+      </w:r>
+      <w:proofErr w:type="spellStart"/>
+      <w:r>
+        <w:rPr>
+          <w:rFonts w:ascii="Times New Roman" w:eastAsiaTheme="minorEastAsia" w:hAnsi="Times New Roman" w:cs="Times New Roman"/>
+          <w:color w:val="000000"/>
+          <w:sz w:val="24"/>
+          <w:szCs w:val="24"/>
+          <w:lang w:eastAsia="en-US"/>
+        </w:rPr>
+        <w:t>VARCHAR</w:t>
+      </w:r>
+      <w:proofErr w:type="spellEnd"/>
+      <w:r>
+        <w:rPr>
+          <w:rFonts w:ascii="Times New Roman" w:eastAsiaTheme="minorEastAsia" w:hAnsi="Times New Roman" w:cs="Times New Roman"/>
+          <w:color w:val="000000"/>
+          <w:sz w:val="24"/>
+          <w:szCs w:val="24"/>
+          <w:lang w:eastAsia="en-US"/>
+        </w:rPr>
+        <w:t>,</w:t>
       </w:r>
     </w:p>
     <w:p>
@@ -5578,7 +5857,29 @@
           <w:szCs w:val="24"/>
           <w:lang w:eastAsia="en-US"/>
         </w:rPr>
-        <w:t xml:space="preserve"> (VARCHAR)</w:t>
+        <w:t xml:space="preserve"> (</w:t>
+      </w:r>
+      <w:proofErr w:type="spellStart"/>
+      <w:r>
+        <w:rPr>
+          <w:rFonts w:ascii="Times New Roman" w:eastAsiaTheme="minorEastAsia" w:hAnsi="Times New Roman" w:cs="Times New Roman"/>
+          <w:color w:val="000000"/>
+          <w:sz w:val="24"/>
+          <w:szCs w:val="24"/>
+          <w:lang w:eastAsia="en-US"/>
+        </w:rPr>
+        <w:t>VARCHAR</w:t>
+      </w:r>
+      <w:proofErr w:type="spellEnd"/>
+      <w:r>
+        <w:rPr>
+          <w:rFonts w:ascii="Times New Roman" w:eastAsiaTheme="minorEastAsia" w:hAnsi="Times New Roman" w:cs="Times New Roman"/>
+          <w:color w:val="000000"/>
+          <w:sz w:val="24"/>
+          <w:szCs w:val="24"/>
+          <w:lang w:eastAsia="en-US"/>
+        </w:rPr>
+        <w:t>)</w:t>
       </w:r>
     </w:p>
     <w:p>
@@ -5674,7 +5975,29 @@
           <w:szCs w:val="24"/>
           <w:lang w:eastAsia="en-US"/>
         </w:rPr>
-        <w:t xml:space="preserve"> (VARCHAR)</w:t>
+        <w:t xml:space="preserve"> (</w:t>
+      </w:r>
+      <w:proofErr w:type="spellStart"/>
+      <w:r>
+        <w:rPr>
+          <w:rFonts w:ascii="Times New Roman" w:eastAsiaTheme="minorEastAsia" w:hAnsi="Times New Roman" w:cs="Times New Roman"/>
+          <w:color w:val="000000"/>
+          <w:sz w:val="24"/>
+          <w:szCs w:val="24"/>
+          <w:lang w:eastAsia="en-US"/>
+        </w:rPr>
+        <w:t>VARCHAR</w:t>
+      </w:r>
+      <w:proofErr w:type="spellEnd"/>
+      <w:r>
+        <w:rPr>
+          <w:rFonts w:ascii="Times New Roman" w:eastAsiaTheme="minorEastAsia" w:hAnsi="Times New Roman" w:cs="Times New Roman"/>
+          <w:color w:val="000000"/>
+          <w:sz w:val="24"/>
+          <w:szCs w:val="24"/>
+          <w:lang w:eastAsia="en-US"/>
+        </w:rPr>
+        <w:t>)</w:t>
       </w:r>
     </w:p>
     <w:p>
@@ -5760,7 +6083,29 @@
           <w:szCs w:val="24"/>
           <w:lang w:eastAsia="en-US"/>
         </w:rPr>
-        <w:t xml:space="preserve">(VARCHAR) - </w:t>
+        <w:t>(</w:t>
+      </w:r>
+      <w:proofErr w:type="spellStart"/>
+      <w:r>
+        <w:rPr>
+          <w:rFonts w:ascii="Times New Roman" w:eastAsiaTheme="minorEastAsia" w:hAnsi="Times New Roman" w:cs="Times New Roman"/>
+          <w:color w:val="000000"/>
+          <w:sz w:val="24"/>
+          <w:szCs w:val="24"/>
+          <w:lang w:eastAsia="en-US"/>
+        </w:rPr>
+        <w:t>VARCHAR</w:t>
+      </w:r>
+      <w:proofErr w:type="spellEnd"/>
+      <w:r>
+        <w:rPr>
+          <w:rFonts w:ascii="Times New Roman" w:eastAsiaTheme="minorEastAsia" w:hAnsi="Times New Roman" w:cs="Times New Roman"/>
+          <w:color w:val="000000"/>
+          <w:sz w:val="24"/>
+          <w:szCs w:val="24"/>
+          <w:lang w:eastAsia="en-US"/>
+        </w:rPr>
+        <w:t xml:space="preserve">) - </w:t>
       </w:r>
       <w:r>
         <w:rPr>
@@ -5852,7 +6197,29 @@
           <w:szCs w:val="24"/>
           <w:lang w:eastAsia="en-US"/>
         </w:rPr>
-        <w:t xml:space="preserve"> (VARCHAR, UNIQUE) - </w:t>
+        <w:t xml:space="preserve"> (</w:t>
+      </w:r>
+      <w:proofErr w:type="spellStart"/>
+      <w:r>
+        <w:rPr>
+          <w:rFonts w:ascii="Times New Roman" w:eastAsiaTheme="minorEastAsia" w:hAnsi="Times New Roman" w:cs="Times New Roman"/>
+          <w:color w:val="000000"/>
+          <w:sz w:val="24"/>
+          <w:szCs w:val="24"/>
+          <w:lang w:eastAsia="en-US"/>
+        </w:rPr>
+        <w:t>VARCHAR</w:t>
+      </w:r>
+      <w:proofErr w:type="spellEnd"/>
+      <w:r>
+        <w:rPr>
+          <w:rFonts w:ascii="Times New Roman" w:eastAsiaTheme="minorEastAsia" w:hAnsi="Times New Roman" w:cs="Times New Roman"/>
+          <w:color w:val="000000"/>
+          <w:sz w:val="24"/>
+          <w:szCs w:val="24"/>
+          <w:lang w:eastAsia="en-US"/>
+        </w:rPr>
+        <w:t xml:space="preserve">, UNIQUE) - </w:t>
       </w:r>
       <w:r>
         <w:rPr>
@@ -5884,7 +6251,29 @@
           <w:szCs w:val="24"/>
           <w:lang w:eastAsia="en-US"/>
         </w:rPr>
-        <w:t>(VARCHAR, UNIQUE)</w:t>
+        <w:t>(</w:t>
+      </w:r>
+      <w:proofErr w:type="spellStart"/>
+      <w:r>
+        <w:rPr>
+          <w:rFonts w:ascii="Times New Roman" w:eastAsiaTheme="minorEastAsia" w:hAnsi="Times New Roman" w:cs="Times New Roman"/>
+          <w:color w:val="000000"/>
+          <w:sz w:val="24"/>
+          <w:szCs w:val="24"/>
+          <w:lang w:eastAsia="en-US"/>
+        </w:rPr>
+        <w:t>VARCHAR</w:t>
+      </w:r>
+      <w:proofErr w:type="spellEnd"/>
+      <w:r>
+        <w:rPr>
+          <w:rFonts w:ascii="Times New Roman" w:eastAsiaTheme="minorEastAsia" w:hAnsi="Times New Roman" w:cs="Times New Roman"/>
+          <w:color w:val="000000"/>
+          <w:sz w:val="24"/>
+          <w:szCs w:val="24"/>
+          <w:lang w:eastAsia="en-US"/>
+        </w:rPr>
+        <w:t>, UNIQUE)</w:t>
       </w:r>
     </w:p>
     <w:p>
@@ -6246,7 +6635,29 @@
           <w:szCs w:val="24"/>
           <w:lang w:eastAsia="en-US"/>
         </w:rPr>
-        <w:t xml:space="preserve">(VARCHAR) - </w:t>
+        <w:t>(</w:t>
+      </w:r>
+      <w:proofErr w:type="spellStart"/>
+      <w:r>
+        <w:rPr>
+          <w:rFonts w:ascii="Times New Roman" w:eastAsiaTheme="minorEastAsia" w:hAnsi="Times New Roman" w:cs="Times New Roman"/>
+          <w:color w:val="000000"/>
+          <w:sz w:val="24"/>
+          <w:szCs w:val="24"/>
+          <w:lang w:eastAsia="en-US"/>
+        </w:rPr>
+        <w:t>VARCHAR</w:t>
+      </w:r>
+      <w:proofErr w:type="spellEnd"/>
+      <w:r>
+        <w:rPr>
+          <w:rFonts w:ascii="Times New Roman" w:eastAsiaTheme="minorEastAsia" w:hAnsi="Times New Roman" w:cs="Times New Roman"/>
+          <w:color w:val="000000"/>
+          <w:sz w:val="24"/>
+          <w:szCs w:val="24"/>
+          <w:lang w:eastAsia="en-US"/>
+        </w:rPr>
+        <w:t xml:space="preserve">) - </w:t>
       </w:r>
       <w:r>
         <w:rPr>
@@ -6372,7 +6783,29 @@
           <w:szCs w:val="24"/>
           <w:lang w:eastAsia="en-US"/>
         </w:rPr>
-        <w:t xml:space="preserve"> (VARCHAR) - </w:t>
+        <w:t xml:space="preserve"> (</w:t>
+      </w:r>
+      <w:proofErr w:type="spellStart"/>
+      <w:r>
+        <w:rPr>
+          <w:rFonts w:ascii="Times New Roman" w:eastAsiaTheme="minorEastAsia" w:hAnsi="Times New Roman" w:cs="Times New Roman"/>
+          <w:color w:val="000000"/>
+          <w:sz w:val="24"/>
+          <w:szCs w:val="24"/>
+          <w:lang w:eastAsia="en-US"/>
+        </w:rPr>
+        <w:t>VARCHAR</w:t>
+      </w:r>
+      <w:proofErr w:type="spellEnd"/>
+      <w:r>
+        <w:rPr>
+          <w:rFonts w:ascii="Times New Roman" w:eastAsiaTheme="minorEastAsia" w:hAnsi="Times New Roman" w:cs="Times New Roman"/>
+          <w:color w:val="000000"/>
+          <w:sz w:val="24"/>
+          <w:szCs w:val="24"/>
+          <w:lang w:eastAsia="en-US"/>
+        </w:rPr>
+        <w:t xml:space="preserve">) - </w:t>
       </w:r>
       <w:r>
         <w:rPr>
@@ -6392,7 +6825,29 @@
           <w:szCs w:val="24"/>
           <w:lang w:eastAsia="en-US"/>
         </w:rPr>
-        <w:t xml:space="preserve"> (VARCHAR) -</w:t>
+        <w:t xml:space="preserve"> (</w:t>
+      </w:r>
+      <w:proofErr w:type="spellStart"/>
+      <w:r>
+        <w:rPr>
+          <w:rFonts w:ascii="Times New Roman" w:eastAsiaTheme="minorEastAsia" w:hAnsi="Times New Roman" w:cs="Times New Roman"/>
+          <w:color w:val="000000"/>
+          <w:sz w:val="24"/>
+          <w:szCs w:val="24"/>
+          <w:lang w:eastAsia="en-US"/>
+        </w:rPr>
+        <w:t>VARCHAR</w:t>
+      </w:r>
+      <w:proofErr w:type="spellEnd"/>
+      <w:r>
+        <w:rPr>
+          <w:rFonts w:ascii="Times New Roman" w:eastAsiaTheme="minorEastAsia" w:hAnsi="Times New Roman" w:cs="Times New Roman"/>
+          <w:color w:val="000000"/>
+          <w:sz w:val="24"/>
+          <w:szCs w:val="24"/>
+          <w:lang w:eastAsia="en-US"/>
+        </w:rPr>
+        <w:t>) -</w:t>
       </w:r>
     </w:p>
     <w:p>
@@ -6932,6 +7387,7 @@
           <w:szCs w:val="30"/>
           <w:lang w:eastAsia="en-US"/>
         </w:rPr>
+        <w:lastRenderedPageBreak/>
         <w:t>1.3 Appropriate Relationships with Cardinality</w:t>
       </w:r>
     </w:p>
@@ -6954,7 +7410,6 @@
           <w:szCs w:val="28"/>
           <w:lang w:eastAsia="en-US"/>
         </w:rPr>
-        <w:lastRenderedPageBreak/>
         <w:t>•</w:t>
       </w:r>
       <w:r>
@@ -7805,7 +8260,6 @@
           <w:ilvl w:val="0"/>
           <w:numId w:val="0"/>
         </w:numPr>
-        <w:ind w:left="576" w:hanging="288"/>
         <w:rPr>
           <w:rFonts w:ascii="Times New Roman" w:hAnsi="Times New Roman" w:cs="Times New Roman"/>
           <w:color w:val="auto"/>
@@ -7853,334 +8307,27 @@
           <w:ilvl w:val="0"/>
           <w:numId w:val="0"/>
         </w:numPr>
-        <w:ind w:left="576" w:hanging="288"/>
-        <w:rPr>
-          <w:rFonts w:ascii="Times New Roman" w:hAnsi="Times New Roman" w:cs="Times New Roman"/>
-          <w:color w:val="auto"/>
-          <w:sz w:val="24"/>
-          <w:szCs w:val="24"/>
-        </w:rPr>
-      </w:pPr>
-    </w:p>
-    <w:p>
-      <w:pPr>
-        <w:pStyle w:val="a"/>
-        <w:numPr>
-          <w:ilvl w:val="0"/>
-          <w:numId w:val="0"/>
-        </w:numPr>
-        <w:ind w:left="576" w:hanging="288"/>
-        <w:rPr>
-          <w:rFonts w:ascii="Times New Roman" w:hAnsi="Times New Roman" w:cs="Times New Roman"/>
-          <w:color w:val="auto"/>
-          <w:sz w:val="24"/>
-          <w:szCs w:val="24"/>
-        </w:rPr>
-      </w:pPr>
-    </w:p>
-    <w:p>
-      <w:pPr>
-        <w:pStyle w:val="a"/>
-        <w:numPr>
-          <w:ilvl w:val="0"/>
-          <w:numId w:val="0"/>
-        </w:numPr>
-        <w:ind w:left="576" w:hanging="288"/>
-        <w:rPr>
-          <w:rFonts w:ascii="Times New Roman" w:hAnsi="Times New Roman" w:cs="Times New Roman"/>
-          <w:color w:val="auto"/>
-          <w:sz w:val="24"/>
-          <w:szCs w:val="24"/>
-        </w:rPr>
-      </w:pPr>
-    </w:p>
-    <w:p>
-      <w:pPr>
-        <w:pStyle w:val="a"/>
-        <w:numPr>
-          <w:ilvl w:val="0"/>
-          <w:numId w:val="0"/>
-        </w:numPr>
-        <w:ind w:left="576" w:hanging="288"/>
-        <w:rPr>
-          <w:rFonts w:ascii="Times New Roman" w:hAnsi="Times New Roman" w:cs="Times New Roman"/>
-          <w:color w:val="auto"/>
-          <w:sz w:val="24"/>
-          <w:szCs w:val="24"/>
-        </w:rPr>
-      </w:pPr>
-    </w:p>
-    <w:p>
-      <w:pPr>
-        <w:pStyle w:val="a"/>
-        <w:numPr>
-          <w:ilvl w:val="0"/>
-          <w:numId w:val="0"/>
-        </w:numPr>
-        <w:ind w:left="576" w:hanging="288"/>
-        <w:rPr>
-          <w:rFonts w:ascii="Times New Roman" w:hAnsi="Times New Roman" w:cs="Times New Roman"/>
-          <w:color w:val="auto"/>
-          <w:sz w:val="24"/>
-          <w:szCs w:val="24"/>
-        </w:rPr>
-      </w:pPr>
-    </w:p>
-    <w:p>
-      <w:pPr>
-        <w:pStyle w:val="a"/>
-        <w:numPr>
-          <w:ilvl w:val="0"/>
-          <w:numId w:val="0"/>
-        </w:numPr>
-        <w:ind w:left="576" w:hanging="288"/>
-        <w:rPr>
-          <w:rFonts w:ascii="Times New Roman" w:hAnsi="Times New Roman" w:cs="Times New Roman"/>
-          <w:color w:val="auto"/>
-          <w:sz w:val="24"/>
-          <w:szCs w:val="24"/>
-        </w:rPr>
-      </w:pPr>
-    </w:p>
-    <w:p>
-      <w:pPr>
-        <w:pStyle w:val="a"/>
-        <w:numPr>
-          <w:ilvl w:val="0"/>
-          <w:numId w:val="0"/>
-        </w:numPr>
-        <w:ind w:left="576" w:hanging="288"/>
-        <w:rPr>
-          <w:rFonts w:ascii="Times New Roman" w:hAnsi="Times New Roman" w:cs="Times New Roman"/>
-          <w:color w:val="auto"/>
-          <w:sz w:val="24"/>
-          <w:szCs w:val="24"/>
-        </w:rPr>
-      </w:pPr>
-    </w:p>
-    <w:p>
-      <w:pPr>
-        <w:pStyle w:val="a"/>
-        <w:numPr>
-          <w:ilvl w:val="0"/>
-          <w:numId w:val="0"/>
-        </w:numPr>
-        <w:ind w:left="576" w:hanging="288"/>
-        <w:rPr>
-          <w:rFonts w:ascii="Times New Roman" w:hAnsi="Times New Roman" w:cs="Times New Roman"/>
-          <w:color w:val="auto"/>
-          <w:sz w:val="24"/>
-          <w:szCs w:val="24"/>
-        </w:rPr>
-      </w:pPr>
-    </w:p>
-    <w:p>
-      <w:pPr>
-        <w:pStyle w:val="a"/>
-        <w:numPr>
-          <w:ilvl w:val="0"/>
-          <w:numId w:val="0"/>
-        </w:numPr>
-        <w:ind w:left="576" w:hanging="288"/>
-        <w:rPr>
-          <w:rFonts w:ascii="Times New Roman" w:hAnsi="Times New Roman" w:cs="Times New Roman"/>
-          <w:color w:val="auto"/>
-          <w:sz w:val="24"/>
-          <w:szCs w:val="24"/>
-        </w:rPr>
-      </w:pPr>
-    </w:p>
-    <w:p>
-      <w:pPr>
-        <w:pStyle w:val="a"/>
-        <w:numPr>
-          <w:ilvl w:val="0"/>
-          <w:numId w:val="0"/>
-        </w:numPr>
-        <w:ind w:left="576" w:hanging="288"/>
-        <w:rPr>
-          <w:rFonts w:ascii="Times New Roman" w:hAnsi="Times New Roman" w:cs="Times New Roman"/>
-          <w:color w:val="auto"/>
-          <w:sz w:val="24"/>
-          <w:szCs w:val="24"/>
-        </w:rPr>
-      </w:pPr>
-    </w:p>
-    <w:p>
-      <w:pPr>
-        <w:pStyle w:val="a"/>
-        <w:numPr>
-          <w:ilvl w:val="0"/>
-          <w:numId w:val="0"/>
-        </w:numPr>
-        <w:ind w:left="576" w:hanging="288"/>
-        <w:rPr>
-          <w:rFonts w:ascii="Times New Roman" w:hAnsi="Times New Roman" w:cs="Times New Roman"/>
-          <w:color w:val="auto"/>
-          <w:sz w:val="24"/>
-          <w:szCs w:val="24"/>
-        </w:rPr>
-      </w:pPr>
-    </w:p>
-    <w:p>
-      <w:pPr>
-        <w:pStyle w:val="a"/>
-        <w:numPr>
-          <w:ilvl w:val="0"/>
-          <w:numId w:val="0"/>
-        </w:numPr>
-        <w:ind w:left="576" w:hanging="288"/>
-        <w:rPr>
-          <w:rFonts w:ascii="Times New Roman" w:hAnsi="Times New Roman" w:cs="Times New Roman"/>
-          <w:color w:val="auto"/>
-          <w:sz w:val="24"/>
-          <w:szCs w:val="24"/>
-        </w:rPr>
-      </w:pPr>
-    </w:p>
-    <w:p>
-      <w:pPr>
-        <w:pStyle w:val="a"/>
-        <w:numPr>
-          <w:ilvl w:val="0"/>
-          <w:numId w:val="0"/>
-        </w:numPr>
-        <w:ind w:left="576" w:hanging="288"/>
-        <w:rPr>
-          <w:rFonts w:ascii="Times New Roman" w:hAnsi="Times New Roman" w:cs="Times New Roman"/>
-          <w:color w:val="auto"/>
-          <w:sz w:val="24"/>
-          <w:szCs w:val="24"/>
-        </w:rPr>
-      </w:pPr>
-    </w:p>
-    <w:p>
-      <w:pPr>
-        <w:pStyle w:val="a"/>
-        <w:numPr>
-          <w:ilvl w:val="0"/>
-          <w:numId w:val="0"/>
-        </w:numPr>
-        <w:ind w:left="576" w:hanging="288"/>
-        <w:rPr>
-          <w:rFonts w:ascii="Times New Roman" w:hAnsi="Times New Roman" w:cs="Times New Roman"/>
-          <w:color w:val="auto"/>
-          <w:sz w:val="24"/>
-          <w:szCs w:val="24"/>
-        </w:rPr>
-      </w:pPr>
-    </w:p>
-    <w:p>
-      <w:pPr>
-        <w:pStyle w:val="a"/>
-        <w:numPr>
-          <w:ilvl w:val="0"/>
-          <w:numId w:val="0"/>
-        </w:numPr>
-        <w:ind w:left="576" w:hanging="288"/>
-        <w:rPr>
-          <w:rFonts w:ascii="Times New Roman" w:hAnsi="Times New Roman" w:cs="Times New Roman"/>
-          <w:color w:val="auto"/>
-          <w:sz w:val="24"/>
-          <w:szCs w:val="24"/>
-        </w:rPr>
-      </w:pPr>
-    </w:p>
-    <w:p>
-      <w:pPr>
-        <w:pStyle w:val="a"/>
-        <w:numPr>
-          <w:ilvl w:val="0"/>
-          <w:numId w:val="0"/>
-        </w:numPr>
-        <w:ind w:left="576" w:hanging="288"/>
-        <w:rPr>
-          <w:rFonts w:ascii="Times New Roman" w:hAnsi="Times New Roman" w:cs="Times New Roman"/>
-          <w:color w:val="auto"/>
-          <w:sz w:val="24"/>
-          <w:szCs w:val="24"/>
-        </w:rPr>
-      </w:pPr>
-    </w:p>
-    <w:p>
-      <w:pPr>
-        <w:pStyle w:val="a"/>
-        <w:numPr>
-          <w:ilvl w:val="0"/>
-          <w:numId w:val="0"/>
-        </w:numPr>
-        <w:ind w:left="576" w:hanging="288"/>
-        <w:rPr>
-          <w:rFonts w:ascii="Times New Roman" w:hAnsi="Times New Roman" w:cs="Times New Roman"/>
-          <w:color w:val="auto"/>
-          <w:sz w:val="24"/>
-          <w:szCs w:val="24"/>
-        </w:rPr>
-      </w:pPr>
-    </w:p>
-    <w:p>
-      <w:pPr>
-        <w:pStyle w:val="a"/>
-        <w:numPr>
-          <w:ilvl w:val="0"/>
-          <w:numId w:val="0"/>
-        </w:numPr>
-        <w:ind w:left="576" w:hanging="288"/>
-        <w:rPr>
-          <w:rFonts w:ascii="Times New Roman" w:hAnsi="Times New Roman" w:cs="Times New Roman"/>
-          <w:color w:val="auto"/>
-          <w:sz w:val="24"/>
-          <w:szCs w:val="24"/>
-        </w:rPr>
-      </w:pPr>
-    </w:p>
-    <w:p>
-      <w:pPr>
-        <w:pStyle w:val="a"/>
-        <w:numPr>
-          <w:ilvl w:val="0"/>
-          <w:numId w:val="0"/>
-        </w:numPr>
-        <w:ind w:left="576" w:hanging="288"/>
-        <w:rPr>
-          <w:rFonts w:ascii="Times New Roman" w:hAnsi="Times New Roman" w:cs="Times New Roman"/>
-          <w:color w:val="auto"/>
-          <w:sz w:val="24"/>
-          <w:szCs w:val="24"/>
-        </w:rPr>
-      </w:pPr>
-    </w:p>
-    <w:p>
-      <w:pPr>
-        <w:pStyle w:val="a"/>
-        <w:numPr>
-          <w:ilvl w:val="0"/>
-          <w:numId w:val="0"/>
-        </w:numPr>
-        <w:ind w:left="576" w:hanging="288"/>
-        <w:rPr>
-          <w:rFonts w:ascii="Times New Roman" w:hAnsi="Times New Roman" w:cs="Times New Roman"/>
-          <w:color w:val="auto"/>
-          <w:sz w:val="24"/>
-          <w:szCs w:val="24"/>
-        </w:rPr>
-      </w:pPr>
-    </w:p>
-    <w:p>
-      <w:pPr>
-        <w:pStyle w:val="a"/>
-        <w:numPr>
-          <w:ilvl w:val="0"/>
-          <w:numId w:val="0"/>
-        </w:numPr>
-        <w:ind w:left="576" w:hanging="288"/>
-        <w:rPr>
-          <w:rFonts w:ascii="Times New Roman" w:hAnsi="Times New Roman" w:cs="Times New Roman"/>
-          <w:color w:val="auto"/>
-          <w:sz w:val="24"/>
-          <w:szCs w:val="24"/>
-        </w:rPr>
-      </w:pPr>
+        <w:ind w:left="576"/>
+        <w:rPr>
+          <w:rFonts w:ascii="Times New Roman" w:hAnsi="Times New Roman" w:cs="Times New Roman"/>
+          <w:b/>
+          <w:bCs/>
+          <w:color w:val="auto"/>
+          <w:sz w:val="36"/>
+          <w:szCs w:val="36"/>
+        </w:rPr>
+      </w:pPr>
+      <w:r>
+        <w:rPr>
+          <w:rFonts w:ascii="Times New Roman" w:hAnsi="Times New Roman" w:cs="Times New Roman"/>
+          <w:b/>
+          <w:bCs/>
+          <w:color w:val="auto"/>
+          <w:sz w:val="36"/>
+          <w:szCs w:val="36"/>
+        </w:rPr>
+        <w:t>2.1 SQL Code for Database and Tables Creation</w:t>
+      </w:r>
     </w:p>
     <w:p>
       <w:pPr>
@@ -8197,30 +8344,1784 @@
           <w:szCs w:val="36"/>
         </w:rPr>
       </w:pPr>
-      <w:r>
-        <w:rPr>
-          <w:rFonts w:ascii="Times New Roman" w:hAnsi="Times New Roman" w:cs="Times New Roman"/>
-          <w:color w:val="auto"/>
-          <w:sz w:val="36"/>
-          <w:szCs w:val="36"/>
+    </w:p>
+    <w:p>
+      <w:pPr>
+        <w:pStyle w:val="a"/>
+        <w:rPr>
+          <w:rFonts w:ascii="Times New Roman" w:hAnsi="Times New Roman" w:cs="Times New Roman"/>
+          <w:color w:val="auto"/>
+          <w:sz w:val="24"/>
+          <w:szCs w:val="24"/>
+        </w:rPr>
+      </w:pPr>
+      <w:r>
+        <w:rPr>
+          <w:rFonts w:ascii="Times New Roman" w:hAnsi="Times New Roman" w:cs="Times New Roman"/>
+          <w:color w:val="auto"/>
+          <w:sz w:val="24"/>
+          <w:szCs w:val="24"/>
+        </w:rPr>
+        <w:t>CREATE DATABASE IF NOT EXISTS SmartClinicDB;</w:t>
+      </w:r>
+    </w:p>
+    <w:p>
+      <w:pPr>
+        <w:pStyle w:val="a"/>
+        <w:rPr>
+          <w:rFonts w:ascii="Times New Roman" w:hAnsi="Times New Roman" w:cs="Times New Roman"/>
+          <w:color w:val="auto"/>
+          <w:sz w:val="24"/>
+          <w:szCs w:val="24"/>
+        </w:rPr>
+      </w:pPr>
+      <w:r>
+        <w:rPr>
+          <w:rFonts w:ascii="Times New Roman" w:hAnsi="Times New Roman" w:cs="Times New Roman"/>
+          <w:color w:val="auto"/>
+          <w:sz w:val="24"/>
+          <w:szCs w:val="24"/>
+        </w:rPr>
+        <w:t>USE SmartClinicDB;</w:t>
+      </w:r>
+    </w:p>
+    <w:p>
+      <w:pPr>
+        <w:pStyle w:val="a"/>
+        <w:rPr>
+          <w:rFonts w:ascii="Times New Roman" w:hAnsi="Times New Roman" w:cs="Times New Roman"/>
+          <w:color w:val="auto"/>
+          <w:sz w:val="24"/>
+          <w:szCs w:val="24"/>
+        </w:rPr>
+      </w:pPr>
+    </w:p>
+    <w:p>
+      <w:pPr>
+        <w:pStyle w:val="a"/>
+        <w:rPr>
+          <w:rFonts w:ascii="Times New Roman" w:hAnsi="Times New Roman" w:cs="Times New Roman"/>
+          <w:color w:val="auto"/>
+          <w:sz w:val="24"/>
+          <w:szCs w:val="24"/>
+        </w:rPr>
+      </w:pPr>
+      <w:r>
+        <w:rPr>
+          <w:rFonts w:ascii="Times New Roman" w:hAnsi="Times New Roman" w:cs="Times New Roman"/>
+          <w:color w:val="auto"/>
+          <w:sz w:val="24"/>
+          <w:szCs w:val="24"/>
+        </w:rPr>
+        <w:t>CREATE TABLE Staff (</w:t>
+      </w:r>
+    </w:p>
+    <w:p>
+      <w:pPr>
+        <w:pStyle w:val="a"/>
+        <w:rPr>
+          <w:rFonts w:ascii="Times New Roman" w:hAnsi="Times New Roman" w:cs="Times New Roman"/>
+          <w:color w:val="auto"/>
+          <w:sz w:val="24"/>
+          <w:szCs w:val="24"/>
+        </w:rPr>
+      </w:pPr>
+      <w:r>
+        <w:rPr>
+          <w:rFonts w:ascii="Times New Roman" w:hAnsi="Times New Roman" w:cs="Times New Roman"/>
+          <w:color w:val="auto"/>
+          <w:sz w:val="24"/>
+          <w:szCs w:val="24"/>
+        </w:rPr>
+        <w:t xml:space="preserve"> StaffID INT PRIMARY KEY AUTO_INCREMENT,</w:t>
+      </w:r>
+    </w:p>
+    <w:p>
+      <w:pPr>
+        <w:pStyle w:val="a"/>
+        <w:rPr>
+          <w:rFonts w:ascii="Times New Roman" w:hAnsi="Times New Roman" w:cs="Times New Roman"/>
+          <w:color w:val="auto"/>
+          <w:sz w:val="24"/>
+          <w:szCs w:val="24"/>
+        </w:rPr>
+      </w:pPr>
+      <w:r>
+        <w:rPr>
+          <w:rFonts w:ascii="Times New Roman" w:hAnsi="Times New Roman" w:cs="Times New Roman"/>
+          <w:color w:val="auto"/>
+          <w:sz w:val="24"/>
+          <w:szCs w:val="24"/>
+        </w:rPr>
+        <w:t xml:space="preserve"> Name </w:t>
+      </w:r>
+      <w:proofErr w:type="spellStart"/>
+      <w:r>
+        <w:rPr>
+          <w:rFonts w:ascii="Times New Roman" w:hAnsi="Times New Roman" w:cs="Times New Roman"/>
+          <w:color w:val="auto"/>
+          <w:sz w:val="24"/>
+          <w:szCs w:val="24"/>
+        </w:rPr>
+        <w:t>VARCHAR</w:t>
+      </w:r>
+      <w:proofErr w:type="spellEnd"/>
+      <w:r>
+        <w:rPr>
+          <w:rFonts w:ascii="Times New Roman" w:hAnsi="Times New Roman" w:cs="Times New Roman"/>
+          <w:color w:val="auto"/>
+          <w:sz w:val="24"/>
+          <w:szCs w:val="24"/>
+        </w:rPr>
+        <w:t>(100) NOT NULL,</w:t>
+      </w:r>
+    </w:p>
+    <w:p>
+      <w:pPr>
+        <w:pStyle w:val="a"/>
+        <w:rPr>
+          <w:rFonts w:ascii="Times New Roman" w:hAnsi="Times New Roman" w:cs="Times New Roman"/>
+          <w:color w:val="auto"/>
+          <w:sz w:val="24"/>
+          <w:szCs w:val="24"/>
+        </w:rPr>
+      </w:pPr>
+      <w:r>
+        <w:rPr>
+          <w:rFonts w:ascii="Times New Roman" w:hAnsi="Times New Roman" w:cs="Times New Roman"/>
+          <w:color w:val="auto"/>
+          <w:sz w:val="24"/>
+          <w:szCs w:val="24"/>
+        </w:rPr>
+        <w:t xml:space="preserve"> PhoneNumber </w:t>
+      </w:r>
+      <w:proofErr w:type="spellStart"/>
+      <w:r>
+        <w:rPr>
+          <w:rFonts w:ascii="Times New Roman" w:hAnsi="Times New Roman" w:cs="Times New Roman"/>
+          <w:color w:val="auto"/>
+          <w:sz w:val="24"/>
+          <w:szCs w:val="24"/>
+        </w:rPr>
+        <w:t>VARCHAR</w:t>
+      </w:r>
+      <w:proofErr w:type="spellEnd"/>
+      <w:r>
+        <w:rPr>
+          <w:rFonts w:ascii="Times New Roman" w:hAnsi="Times New Roman" w:cs="Times New Roman"/>
+          <w:color w:val="auto"/>
+          <w:sz w:val="24"/>
+          <w:szCs w:val="24"/>
+        </w:rPr>
+        <w:t>(20) UNIQUE NOT NULL,</w:t>
+      </w:r>
+    </w:p>
+    <w:p>
+      <w:pPr>
+        <w:pStyle w:val="a"/>
+        <w:rPr>
+          <w:rFonts w:ascii="Times New Roman" w:hAnsi="Times New Roman" w:cs="Times New Roman"/>
+          <w:color w:val="auto"/>
+          <w:sz w:val="24"/>
+          <w:szCs w:val="24"/>
+        </w:rPr>
+      </w:pPr>
+      <w:r>
+        <w:rPr>
+          <w:rFonts w:ascii="Times New Roman" w:hAnsi="Times New Roman" w:cs="Times New Roman"/>
+          <w:color w:val="auto"/>
+          <w:sz w:val="24"/>
+          <w:szCs w:val="24"/>
+        </w:rPr>
+        <w:t xml:space="preserve"> Email </w:t>
+      </w:r>
+      <w:proofErr w:type="spellStart"/>
+      <w:r>
+        <w:rPr>
+          <w:rFonts w:ascii="Times New Roman" w:hAnsi="Times New Roman" w:cs="Times New Roman"/>
+          <w:color w:val="auto"/>
+          <w:sz w:val="24"/>
+          <w:szCs w:val="24"/>
+        </w:rPr>
+        <w:t>VARCHAR</w:t>
+      </w:r>
+      <w:proofErr w:type="spellEnd"/>
+      <w:r>
+        <w:rPr>
+          <w:rFonts w:ascii="Times New Roman" w:hAnsi="Times New Roman" w:cs="Times New Roman"/>
+          <w:color w:val="auto"/>
+          <w:sz w:val="24"/>
+          <w:szCs w:val="24"/>
+        </w:rPr>
+        <w:t>(100) UNIQUE NOT NULL,</w:t>
+      </w:r>
+    </w:p>
+    <w:p>
+      <w:pPr>
+        <w:pStyle w:val="a"/>
+        <w:rPr>
+          <w:rFonts w:ascii="Times New Roman" w:hAnsi="Times New Roman" w:cs="Times New Roman"/>
+          <w:color w:val="auto"/>
+          <w:sz w:val="24"/>
+          <w:szCs w:val="24"/>
+        </w:rPr>
+      </w:pPr>
+      <w:r>
+        <w:rPr>
+          <w:rFonts w:ascii="Times New Roman" w:hAnsi="Times New Roman" w:cs="Times New Roman"/>
+          <w:color w:val="auto"/>
+          <w:sz w:val="24"/>
+          <w:szCs w:val="24"/>
+        </w:rPr>
+        <w:t xml:space="preserve"> Address TEXT,</w:t>
+      </w:r>
+    </w:p>
+    <w:p>
+      <w:pPr>
+        <w:pStyle w:val="a"/>
+        <w:rPr>
+          <w:rFonts w:ascii="Times New Roman" w:hAnsi="Times New Roman" w:cs="Times New Roman"/>
+          <w:color w:val="auto"/>
+          <w:sz w:val="24"/>
+          <w:szCs w:val="24"/>
+        </w:rPr>
+      </w:pPr>
+      <w:r>
+        <w:rPr>
+          <w:rFonts w:ascii="Times New Roman" w:hAnsi="Times New Roman" w:cs="Times New Roman"/>
+          <w:color w:val="auto"/>
+          <w:sz w:val="24"/>
+          <w:szCs w:val="24"/>
+        </w:rPr>
+        <w:t xml:space="preserve"> DateOfHire DATE NOT NULL</w:t>
+      </w:r>
+    </w:p>
+    <w:p>
+      <w:pPr>
+        <w:pStyle w:val="a"/>
+        <w:rPr>
+          <w:rFonts w:ascii="Times New Roman" w:hAnsi="Times New Roman" w:cs="Times New Roman"/>
+          <w:color w:val="auto"/>
+          <w:sz w:val="24"/>
+          <w:szCs w:val="24"/>
+        </w:rPr>
+      </w:pPr>
+      <w:r>
+        <w:rPr>
+          <w:rFonts w:ascii="Times New Roman" w:hAnsi="Times New Roman" w:cs="Times New Roman"/>
+          <w:color w:val="auto"/>
+          <w:sz w:val="24"/>
+          <w:szCs w:val="24"/>
+        </w:rPr>
+        <w:t>);</w:t>
+      </w:r>
+    </w:p>
+    <w:p>
+      <w:pPr>
+        <w:pStyle w:val="a"/>
+        <w:rPr>
+          <w:rFonts w:ascii="Times New Roman" w:hAnsi="Times New Roman" w:cs="Times New Roman"/>
+          <w:color w:val="auto"/>
+          <w:sz w:val="24"/>
+          <w:szCs w:val="24"/>
+        </w:rPr>
+      </w:pPr>
+    </w:p>
+    <w:p>
+      <w:pPr>
+        <w:pStyle w:val="a"/>
+        <w:rPr>
+          <w:rFonts w:ascii="Times New Roman" w:hAnsi="Times New Roman" w:cs="Times New Roman"/>
+          <w:color w:val="auto"/>
+          <w:sz w:val="24"/>
+          <w:szCs w:val="24"/>
+        </w:rPr>
+      </w:pPr>
+      <w:r>
+        <w:rPr>
+          <w:rFonts w:ascii="Times New Roman" w:hAnsi="Times New Roman" w:cs="Times New Roman"/>
+          <w:color w:val="auto"/>
+          <w:sz w:val="24"/>
+          <w:szCs w:val="24"/>
+        </w:rPr>
+        <w:t>CREATE TABLE Doctor (</w:t>
+      </w:r>
+    </w:p>
+    <w:p>
+      <w:pPr>
+        <w:pStyle w:val="a"/>
+        <w:rPr>
+          <w:rFonts w:ascii="Times New Roman" w:hAnsi="Times New Roman" w:cs="Times New Roman"/>
+          <w:color w:val="auto"/>
+          <w:sz w:val="24"/>
+          <w:szCs w:val="24"/>
+        </w:rPr>
+      </w:pPr>
+      <w:r>
+        <w:rPr>
+          <w:rFonts w:ascii="Times New Roman" w:hAnsi="Times New Roman" w:cs="Times New Roman"/>
+          <w:color w:val="auto"/>
+          <w:sz w:val="24"/>
+          <w:szCs w:val="24"/>
+        </w:rPr>
+        <w:t xml:space="preserve"> StaffID INT PRIMARY KEY,</w:t>
+      </w:r>
+    </w:p>
+    <w:p>
+      <w:pPr>
+        <w:pStyle w:val="a"/>
+        <w:rPr>
+          <w:rFonts w:ascii="Times New Roman" w:hAnsi="Times New Roman" w:cs="Times New Roman"/>
+          <w:color w:val="auto"/>
+          <w:sz w:val="24"/>
+          <w:szCs w:val="24"/>
+        </w:rPr>
+      </w:pPr>
+      <w:r>
+        <w:rPr>
+          <w:rFonts w:ascii="Times New Roman" w:hAnsi="Times New Roman" w:cs="Times New Roman"/>
+          <w:color w:val="auto"/>
+          <w:sz w:val="24"/>
+          <w:szCs w:val="24"/>
+        </w:rPr>
+        <w:t xml:space="preserve"> Specialization </w:t>
+      </w:r>
+      <w:proofErr w:type="spellStart"/>
+      <w:r>
+        <w:rPr>
+          <w:rFonts w:ascii="Times New Roman" w:hAnsi="Times New Roman" w:cs="Times New Roman"/>
+          <w:color w:val="auto"/>
+          <w:sz w:val="24"/>
+          <w:szCs w:val="24"/>
+        </w:rPr>
+        <w:t>VARCHAR</w:t>
+      </w:r>
+      <w:proofErr w:type="spellEnd"/>
+      <w:r>
+        <w:rPr>
+          <w:rFonts w:ascii="Times New Roman" w:hAnsi="Times New Roman" w:cs="Times New Roman"/>
+          <w:color w:val="auto"/>
+          <w:sz w:val="24"/>
+          <w:szCs w:val="24"/>
+        </w:rPr>
+        <w:t>(100) NOT NULL,</w:t>
+      </w:r>
+    </w:p>
+    <w:p>
+      <w:pPr>
+        <w:pStyle w:val="a"/>
+        <w:rPr>
+          <w:rFonts w:ascii="Times New Roman" w:hAnsi="Times New Roman" w:cs="Times New Roman"/>
+          <w:color w:val="auto"/>
+          <w:sz w:val="24"/>
+          <w:szCs w:val="24"/>
+        </w:rPr>
+      </w:pPr>
+      <w:r>
+        <w:rPr>
+          <w:rFonts w:ascii="Times New Roman" w:hAnsi="Times New Roman" w:cs="Times New Roman"/>
+          <w:color w:val="auto"/>
+          <w:sz w:val="24"/>
+          <w:szCs w:val="24"/>
+        </w:rPr>
+        <w:t xml:space="preserve"> FOREIGN KEY (StaffID) REFERENCES Staff(StaffID) </w:t>
+      </w:r>
+    </w:p>
+    <w:p>
+      <w:pPr>
+        <w:pStyle w:val="a"/>
+        <w:rPr>
+          <w:rFonts w:ascii="Times New Roman" w:hAnsi="Times New Roman" w:cs="Times New Roman"/>
+          <w:color w:val="auto"/>
+          <w:sz w:val="24"/>
+          <w:szCs w:val="24"/>
+        </w:rPr>
+      </w:pPr>
+      <w:r>
+        <w:rPr>
+          <w:rFonts w:ascii="Times New Roman" w:hAnsi="Times New Roman" w:cs="Times New Roman"/>
+          <w:color w:val="auto"/>
+          <w:sz w:val="24"/>
+          <w:szCs w:val="24"/>
+        </w:rPr>
+        <w:t xml:space="preserve"> ON DELETE CASCADE</w:t>
+      </w:r>
+    </w:p>
+    <w:p>
+      <w:pPr>
+        <w:pStyle w:val="a"/>
+        <w:rPr>
+          <w:rFonts w:ascii="Times New Roman" w:hAnsi="Times New Roman" w:cs="Times New Roman"/>
+          <w:color w:val="auto"/>
+          <w:sz w:val="24"/>
+          <w:szCs w:val="24"/>
+        </w:rPr>
+      </w:pPr>
+      <w:r>
+        <w:rPr>
+          <w:rFonts w:ascii="Times New Roman" w:hAnsi="Times New Roman" w:cs="Times New Roman"/>
+          <w:color w:val="auto"/>
+          <w:sz w:val="24"/>
+          <w:szCs w:val="24"/>
+        </w:rPr>
+        <w:t>);</w:t>
+      </w:r>
+    </w:p>
+    <w:p>
+      <w:pPr>
+        <w:pStyle w:val="a"/>
+        <w:rPr>
+          <w:rFonts w:ascii="Times New Roman" w:hAnsi="Times New Roman" w:cs="Times New Roman"/>
+          <w:color w:val="auto"/>
+          <w:sz w:val="24"/>
+          <w:szCs w:val="24"/>
+        </w:rPr>
+      </w:pPr>
+    </w:p>
+    <w:p>
+      <w:pPr>
+        <w:pStyle w:val="a"/>
+        <w:rPr>
+          <w:rFonts w:ascii="Times New Roman" w:hAnsi="Times New Roman" w:cs="Times New Roman"/>
+          <w:color w:val="auto"/>
+          <w:sz w:val="24"/>
+          <w:szCs w:val="24"/>
+        </w:rPr>
+      </w:pPr>
+      <w:r>
+        <w:rPr>
+          <w:rFonts w:ascii="Times New Roman" w:hAnsi="Times New Roman" w:cs="Times New Roman"/>
+          <w:color w:val="auto"/>
+          <w:sz w:val="24"/>
+          <w:szCs w:val="24"/>
+        </w:rPr>
+        <w:t>CREATE TABLE Nurse (</w:t>
+      </w:r>
+    </w:p>
+    <w:p>
+      <w:pPr>
+        <w:pStyle w:val="a"/>
+        <w:rPr>
+          <w:rFonts w:ascii="Times New Roman" w:hAnsi="Times New Roman" w:cs="Times New Roman"/>
+          <w:color w:val="auto"/>
+          <w:sz w:val="24"/>
+          <w:szCs w:val="24"/>
+        </w:rPr>
+      </w:pPr>
+      <w:r>
+        <w:rPr>
+          <w:rFonts w:ascii="Times New Roman" w:hAnsi="Times New Roman" w:cs="Times New Roman"/>
+          <w:color w:val="auto"/>
+          <w:sz w:val="24"/>
+          <w:szCs w:val="24"/>
+        </w:rPr>
+        <w:t xml:space="preserve"> StaffID INT PRIMARY KEY,</w:t>
+      </w:r>
+    </w:p>
+    <w:p>
+      <w:pPr>
+        <w:pStyle w:val="a"/>
+        <w:rPr>
+          <w:rFonts w:ascii="Times New Roman" w:hAnsi="Times New Roman" w:cs="Times New Roman"/>
+          <w:color w:val="auto"/>
+          <w:sz w:val="24"/>
+          <w:szCs w:val="24"/>
+        </w:rPr>
+      </w:pPr>
+      <w:r>
+        <w:rPr>
+          <w:rFonts w:ascii="Times New Roman" w:hAnsi="Times New Roman" w:cs="Times New Roman"/>
+          <w:color w:val="auto"/>
+          <w:sz w:val="24"/>
+          <w:szCs w:val="24"/>
+        </w:rPr>
+        <w:t xml:space="preserve"> Shift </w:t>
+      </w:r>
+      <w:proofErr w:type="spellStart"/>
+      <w:r>
+        <w:rPr>
+          <w:rFonts w:ascii="Times New Roman" w:hAnsi="Times New Roman" w:cs="Times New Roman"/>
+          <w:color w:val="auto"/>
+          <w:sz w:val="24"/>
+          <w:szCs w:val="24"/>
+        </w:rPr>
+        <w:t>VARCHAR</w:t>
+      </w:r>
+      <w:proofErr w:type="spellEnd"/>
+      <w:r>
+        <w:rPr>
+          <w:rFonts w:ascii="Times New Roman" w:hAnsi="Times New Roman" w:cs="Times New Roman"/>
+          <w:color w:val="auto"/>
+          <w:sz w:val="24"/>
+          <w:szCs w:val="24"/>
+        </w:rPr>
+        <w:t>(50) NOT NULL,</w:t>
+      </w:r>
+    </w:p>
+    <w:p>
+      <w:pPr>
+        <w:pStyle w:val="a"/>
+        <w:rPr>
+          <w:rFonts w:ascii="Times New Roman" w:hAnsi="Times New Roman" w:cs="Times New Roman"/>
+          <w:color w:val="auto"/>
+          <w:sz w:val="24"/>
+          <w:szCs w:val="24"/>
+        </w:rPr>
+      </w:pPr>
+      <w:r>
+        <w:rPr>
+          <w:rFonts w:ascii="Times New Roman" w:hAnsi="Times New Roman" w:cs="Times New Roman"/>
+          <w:color w:val="auto"/>
+          <w:sz w:val="24"/>
+          <w:szCs w:val="24"/>
+        </w:rPr>
+        <w:t xml:space="preserve"> FOREIGN KEY (StaffID) REFERENCES Staff(StaffID) </w:t>
+      </w:r>
+    </w:p>
+    <w:p>
+      <w:pPr>
+        <w:pStyle w:val="a"/>
+        <w:rPr>
+          <w:rFonts w:ascii="Times New Roman" w:hAnsi="Times New Roman" w:cs="Times New Roman"/>
+          <w:color w:val="auto"/>
+          <w:sz w:val="24"/>
+          <w:szCs w:val="24"/>
+        </w:rPr>
+      </w:pPr>
+      <w:r>
+        <w:rPr>
+          <w:rFonts w:ascii="Times New Roman" w:hAnsi="Times New Roman" w:cs="Times New Roman"/>
+          <w:color w:val="auto"/>
+          <w:sz w:val="24"/>
+          <w:szCs w:val="24"/>
+        </w:rPr>
+        <w:t xml:space="preserve"> ON DELETE CASCADE</w:t>
+      </w:r>
+    </w:p>
+    <w:p>
+      <w:pPr>
+        <w:pStyle w:val="a"/>
+        <w:rPr>
+          <w:rFonts w:ascii="Times New Roman" w:hAnsi="Times New Roman" w:cs="Times New Roman"/>
+          <w:color w:val="auto"/>
+          <w:sz w:val="24"/>
+          <w:szCs w:val="24"/>
+        </w:rPr>
+      </w:pPr>
+      <w:r>
+        <w:rPr>
+          <w:rFonts w:ascii="Times New Roman" w:hAnsi="Times New Roman" w:cs="Times New Roman"/>
+          <w:color w:val="auto"/>
+          <w:sz w:val="24"/>
+          <w:szCs w:val="24"/>
+        </w:rPr>
+        <w:t>);</w:t>
+      </w:r>
+    </w:p>
+    <w:p>
+      <w:pPr>
+        <w:pStyle w:val="a"/>
+        <w:rPr>
+          <w:rFonts w:ascii="Times New Roman" w:hAnsi="Times New Roman" w:cs="Times New Roman"/>
+          <w:color w:val="auto"/>
+          <w:sz w:val="24"/>
+          <w:szCs w:val="24"/>
+        </w:rPr>
+      </w:pPr>
+    </w:p>
+    <w:p>
+      <w:pPr>
+        <w:pStyle w:val="a"/>
+        <w:rPr>
+          <w:rFonts w:ascii="Times New Roman" w:hAnsi="Times New Roman" w:cs="Times New Roman"/>
+          <w:color w:val="auto"/>
+          <w:sz w:val="24"/>
+          <w:szCs w:val="24"/>
+        </w:rPr>
+      </w:pPr>
+      <w:r>
+        <w:rPr>
+          <w:rFonts w:ascii="Times New Roman" w:hAnsi="Times New Roman" w:cs="Times New Roman"/>
+          <w:color w:val="auto"/>
+          <w:sz w:val="24"/>
+          <w:szCs w:val="24"/>
+        </w:rPr>
+        <w:t>CREATE TABLE Patient (</w:t>
+      </w:r>
+    </w:p>
+    <w:p>
+      <w:pPr>
+        <w:pStyle w:val="a"/>
+        <w:rPr>
+          <w:rFonts w:ascii="Times New Roman" w:hAnsi="Times New Roman" w:cs="Times New Roman"/>
+          <w:color w:val="auto"/>
+          <w:sz w:val="24"/>
+          <w:szCs w:val="24"/>
+        </w:rPr>
+      </w:pPr>
+      <w:r>
+        <w:rPr>
+          <w:rFonts w:ascii="Times New Roman" w:hAnsi="Times New Roman" w:cs="Times New Roman"/>
+          <w:color w:val="auto"/>
+          <w:sz w:val="24"/>
+          <w:szCs w:val="24"/>
+        </w:rPr>
+        <w:t xml:space="preserve"> PatientID INT PRIMARY KEY AUTO_INCREMENT,</w:t>
+      </w:r>
+    </w:p>
+    <w:p>
+      <w:pPr>
+        <w:pStyle w:val="a"/>
+        <w:rPr>
+          <w:rFonts w:ascii="Times New Roman" w:hAnsi="Times New Roman" w:cs="Times New Roman"/>
+          <w:color w:val="auto"/>
+          <w:sz w:val="24"/>
+          <w:szCs w:val="24"/>
+        </w:rPr>
+      </w:pPr>
+      <w:r>
+        <w:rPr>
+          <w:rFonts w:ascii="Times New Roman" w:hAnsi="Times New Roman" w:cs="Times New Roman"/>
+          <w:color w:val="auto"/>
+          <w:sz w:val="24"/>
+          <w:szCs w:val="24"/>
+        </w:rPr>
+        <w:t xml:space="preserve"> Name </w:t>
+      </w:r>
+      <w:proofErr w:type="spellStart"/>
+      <w:r>
+        <w:rPr>
+          <w:rFonts w:ascii="Times New Roman" w:hAnsi="Times New Roman" w:cs="Times New Roman"/>
+          <w:color w:val="auto"/>
+          <w:sz w:val="24"/>
+          <w:szCs w:val="24"/>
+        </w:rPr>
+        <w:t>VARCHAR</w:t>
+      </w:r>
+      <w:proofErr w:type="spellEnd"/>
+      <w:r>
+        <w:rPr>
+          <w:rFonts w:ascii="Times New Roman" w:hAnsi="Times New Roman" w:cs="Times New Roman"/>
+          <w:color w:val="auto"/>
+          <w:sz w:val="24"/>
+          <w:szCs w:val="24"/>
+        </w:rPr>
+        <w:t>(100) NOT NULL,</w:t>
+      </w:r>
+    </w:p>
+    <w:p>
+      <w:pPr>
+        <w:pStyle w:val="a"/>
+        <w:rPr>
+          <w:rFonts w:ascii="Times New Roman" w:hAnsi="Times New Roman" w:cs="Times New Roman"/>
+          <w:color w:val="auto"/>
+          <w:sz w:val="24"/>
+          <w:szCs w:val="24"/>
+        </w:rPr>
+      </w:pPr>
+      <w:r>
+        <w:rPr>
+          <w:rFonts w:ascii="Times New Roman" w:hAnsi="Times New Roman" w:cs="Times New Roman"/>
+          <w:color w:val="auto"/>
+          <w:sz w:val="24"/>
+          <w:szCs w:val="24"/>
+        </w:rPr>
+        <w:t xml:space="preserve"> DateOfBirth DATE NOT NULL,</w:t>
+      </w:r>
+    </w:p>
+    <w:p>
+      <w:pPr>
+        <w:pStyle w:val="a"/>
+        <w:rPr>
+          <w:rFonts w:ascii="Times New Roman" w:hAnsi="Times New Roman" w:cs="Times New Roman"/>
+          <w:color w:val="auto"/>
+          <w:sz w:val="24"/>
+          <w:szCs w:val="24"/>
+        </w:rPr>
+      </w:pPr>
+      <w:r>
+        <w:rPr>
+          <w:rFonts w:ascii="Times New Roman" w:hAnsi="Times New Roman" w:cs="Times New Roman"/>
+          <w:color w:val="auto"/>
+          <w:sz w:val="24"/>
+          <w:szCs w:val="24"/>
+        </w:rPr>
+        <w:t xml:space="preserve"> Gender ENUM('Male', 'Female') NOT NULL,</w:t>
+      </w:r>
+    </w:p>
+    <w:p>
+      <w:pPr>
+        <w:pStyle w:val="a"/>
+        <w:rPr>
+          <w:rFonts w:ascii="Times New Roman" w:hAnsi="Times New Roman" w:cs="Times New Roman"/>
+          <w:color w:val="auto"/>
+          <w:sz w:val="24"/>
+          <w:szCs w:val="24"/>
+        </w:rPr>
+      </w:pPr>
+      <w:r>
+        <w:rPr>
+          <w:rFonts w:ascii="Times New Roman" w:hAnsi="Times New Roman" w:cs="Times New Roman"/>
+          <w:color w:val="auto"/>
+          <w:sz w:val="24"/>
+          <w:szCs w:val="24"/>
+        </w:rPr>
+        <w:t xml:space="preserve"> Address TEXT,</w:t>
+      </w:r>
+    </w:p>
+    <w:p>
+      <w:pPr>
+        <w:pStyle w:val="a"/>
+        <w:rPr>
+          <w:rFonts w:ascii="Times New Roman" w:hAnsi="Times New Roman" w:cs="Times New Roman"/>
+          <w:color w:val="auto"/>
+          <w:sz w:val="24"/>
+          <w:szCs w:val="24"/>
+        </w:rPr>
+      </w:pPr>
+      <w:r>
+        <w:rPr>
+          <w:rFonts w:ascii="Times New Roman" w:hAnsi="Times New Roman" w:cs="Times New Roman"/>
+          <w:color w:val="auto"/>
+          <w:sz w:val="24"/>
+          <w:szCs w:val="24"/>
+        </w:rPr>
+        <w:t xml:space="preserve"> PhoneNumber </w:t>
+      </w:r>
+      <w:proofErr w:type="spellStart"/>
+      <w:r>
+        <w:rPr>
+          <w:rFonts w:ascii="Times New Roman" w:hAnsi="Times New Roman" w:cs="Times New Roman"/>
+          <w:color w:val="auto"/>
+          <w:sz w:val="24"/>
+          <w:szCs w:val="24"/>
+        </w:rPr>
+        <w:t>VARCHAR</w:t>
+      </w:r>
+      <w:proofErr w:type="spellEnd"/>
+      <w:r>
+        <w:rPr>
+          <w:rFonts w:ascii="Times New Roman" w:hAnsi="Times New Roman" w:cs="Times New Roman"/>
+          <w:color w:val="auto"/>
+          <w:sz w:val="24"/>
+          <w:szCs w:val="24"/>
+        </w:rPr>
+        <w:t>(20) UNIQUE NOT NULL,</w:t>
+      </w:r>
+    </w:p>
+    <w:p>
+      <w:pPr>
+        <w:pStyle w:val="a"/>
+        <w:rPr>
+          <w:rFonts w:ascii="Times New Roman" w:hAnsi="Times New Roman" w:cs="Times New Roman"/>
+          <w:color w:val="auto"/>
+          <w:sz w:val="24"/>
+          <w:szCs w:val="24"/>
+        </w:rPr>
+      </w:pPr>
+      <w:r>
+        <w:rPr>
+          <w:rFonts w:ascii="Times New Roman" w:hAnsi="Times New Roman" w:cs="Times New Roman"/>
+          <w:color w:val="auto"/>
+          <w:sz w:val="24"/>
+          <w:szCs w:val="24"/>
+        </w:rPr>
+        <w:t xml:space="preserve"> Email </w:t>
+      </w:r>
+      <w:proofErr w:type="spellStart"/>
+      <w:r>
+        <w:rPr>
+          <w:rFonts w:ascii="Times New Roman" w:hAnsi="Times New Roman" w:cs="Times New Roman"/>
+          <w:color w:val="auto"/>
+          <w:sz w:val="24"/>
+          <w:szCs w:val="24"/>
+        </w:rPr>
+        <w:t>VARCHAR</w:t>
+      </w:r>
+      <w:proofErr w:type="spellEnd"/>
+      <w:r>
+        <w:rPr>
+          <w:rFonts w:ascii="Times New Roman" w:hAnsi="Times New Roman" w:cs="Times New Roman"/>
+          <w:color w:val="auto"/>
+          <w:sz w:val="24"/>
+          <w:szCs w:val="24"/>
+        </w:rPr>
+        <w:t>(100) UNIQUE NOT NULL</w:t>
+      </w:r>
+    </w:p>
+    <w:p>
+      <w:pPr>
+        <w:pStyle w:val="a"/>
+        <w:rPr>
+          <w:rFonts w:ascii="Times New Roman" w:hAnsi="Times New Roman" w:cs="Times New Roman"/>
+          <w:color w:val="auto"/>
+          <w:sz w:val="24"/>
+          <w:szCs w:val="24"/>
+        </w:rPr>
+      </w:pPr>
+      <w:r>
+        <w:rPr>
+          <w:rFonts w:ascii="Times New Roman" w:hAnsi="Times New Roman" w:cs="Times New Roman"/>
+          <w:color w:val="auto"/>
+          <w:sz w:val="24"/>
+          <w:szCs w:val="24"/>
+        </w:rPr>
+        <w:t>);</w:t>
+      </w:r>
+    </w:p>
+    <w:p>
+      <w:pPr>
+        <w:pStyle w:val="a"/>
+        <w:rPr>
+          <w:rFonts w:ascii="Times New Roman" w:hAnsi="Times New Roman" w:cs="Times New Roman"/>
+          <w:color w:val="auto"/>
+          <w:sz w:val="24"/>
+          <w:szCs w:val="24"/>
+        </w:rPr>
+      </w:pPr>
+    </w:p>
+    <w:p>
+      <w:pPr>
+        <w:pStyle w:val="a"/>
+        <w:rPr>
+          <w:rFonts w:ascii="Times New Roman" w:hAnsi="Times New Roman" w:cs="Times New Roman"/>
+          <w:color w:val="auto"/>
+          <w:sz w:val="24"/>
+          <w:szCs w:val="24"/>
+        </w:rPr>
+      </w:pPr>
+      <w:r>
+        <w:rPr>
+          <w:rFonts w:ascii="Times New Roman" w:hAnsi="Times New Roman" w:cs="Times New Roman"/>
+          <w:color w:val="auto"/>
+          <w:sz w:val="24"/>
+          <w:szCs w:val="24"/>
+        </w:rPr>
+        <w:t>CREATE TABLE Appointment (</w:t>
+      </w:r>
+    </w:p>
+    <w:p>
+      <w:pPr>
+        <w:pStyle w:val="a"/>
+        <w:rPr>
+          <w:rFonts w:ascii="Times New Roman" w:hAnsi="Times New Roman" w:cs="Times New Roman"/>
+          <w:color w:val="auto"/>
+          <w:sz w:val="24"/>
+          <w:szCs w:val="24"/>
+        </w:rPr>
+      </w:pPr>
+      <w:r>
+        <w:rPr>
+          <w:rFonts w:ascii="Times New Roman" w:hAnsi="Times New Roman" w:cs="Times New Roman"/>
+          <w:color w:val="auto"/>
+          <w:sz w:val="24"/>
+          <w:szCs w:val="24"/>
+        </w:rPr>
+        <w:t xml:space="preserve"> AppointmentID INT PRIMARY KEY AUTO_INCREMENT,</w:t>
+      </w:r>
+    </w:p>
+    <w:p>
+      <w:pPr>
+        <w:pStyle w:val="a"/>
+        <w:rPr>
+          <w:rFonts w:ascii="Times New Roman" w:hAnsi="Times New Roman" w:cs="Times New Roman"/>
+          <w:color w:val="auto"/>
+          <w:sz w:val="24"/>
+          <w:szCs w:val="24"/>
+        </w:rPr>
+      </w:pPr>
+      <w:r>
+        <w:rPr>
+          <w:rFonts w:ascii="Times New Roman" w:hAnsi="Times New Roman" w:cs="Times New Roman"/>
+          <w:color w:val="auto"/>
+          <w:sz w:val="24"/>
+          <w:szCs w:val="24"/>
+        </w:rPr>
+        <w:t xml:space="preserve"> PatientID INT NOT NULL,</w:t>
+      </w:r>
+    </w:p>
+    <w:p>
+      <w:pPr>
+        <w:pStyle w:val="a"/>
+        <w:rPr>
+          <w:rFonts w:ascii="Times New Roman" w:hAnsi="Times New Roman" w:cs="Times New Roman"/>
+          <w:color w:val="auto"/>
+          <w:sz w:val="24"/>
+          <w:szCs w:val="24"/>
+        </w:rPr>
+      </w:pPr>
+      <w:r>
+        <w:rPr>
+          <w:rFonts w:ascii="Times New Roman" w:hAnsi="Times New Roman" w:cs="Times New Roman"/>
+          <w:color w:val="auto"/>
+          <w:sz w:val="24"/>
+          <w:szCs w:val="24"/>
+        </w:rPr>
+        <w:t xml:space="preserve"> DoctorID INT NOT NULL,</w:t>
+      </w:r>
+    </w:p>
+    <w:p>
+      <w:pPr>
+        <w:pStyle w:val="a"/>
+        <w:rPr>
+          <w:rFonts w:ascii="Times New Roman" w:hAnsi="Times New Roman" w:cs="Times New Roman"/>
+          <w:color w:val="auto"/>
+          <w:sz w:val="24"/>
+          <w:szCs w:val="24"/>
+        </w:rPr>
+      </w:pPr>
+      <w:r>
+        <w:rPr>
+          <w:rFonts w:ascii="Times New Roman" w:hAnsi="Times New Roman" w:cs="Times New Roman"/>
+          <w:color w:val="auto"/>
+          <w:sz w:val="24"/>
+          <w:szCs w:val="24"/>
+        </w:rPr>
+        <w:t xml:space="preserve"> AppointmentDate DATE NOT NULL,</w:t>
+      </w:r>
+    </w:p>
+    <w:p>
+      <w:pPr>
+        <w:pStyle w:val="a"/>
+        <w:rPr>
+          <w:rFonts w:ascii="Times New Roman" w:hAnsi="Times New Roman" w:cs="Times New Roman"/>
+          <w:color w:val="auto"/>
+          <w:sz w:val="24"/>
+          <w:szCs w:val="24"/>
+        </w:rPr>
+      </w:pPr>
+      <w:r>
+        <w:rPr>
+          <w:rFonts w:ascii="Times New Roman" w:hAnsi="Times New Roman" w:cs="Times New Roman"/>
+          <w:color w:val="auto"/>
+          <w:sz w:val="24"/>
+          <w:szCs w:val="24"/>
+        </w:rPr>
+        <w:t xml:space="preserve"> AppointmentTime TIME NOT NULL,</w:t>
+      </w:r>
+    </w:p>
+    <w:p>
+      <w:pPr>
+        <w:pStyle w:val="a"/>
+        <w:rPr>
+          <w:rFonts w:ascii="Times New Roman" w:hAnsi="Times New Roman" w:cs="Times New Roman"/>
+          <w:color w:val="auto"/>
+          <w:sz w:val="24"/>
+          <w:szCs w:val="24"/>
+        </w:rPr>
+      </w:pPr>
+      <w:r>
+        <w:rPr>
+          <w:rFonts w:ascii="Times New Roman" w:hAnsi="Times New Roman" w:cs="Times New Roman"/>
+          <w:color w:val="auto"/>
+          <w:sz w:val="24"/>
+          <w:szCs w:val="24"/>
+        </w:rPr>
+        <w:t xml:space="preserve"> Status ENUM('Scheduled', 'Completed', 'Cancelled') </w:t>
+      </w:r>
+    </w:p>
+    <w:p>
+      <w:pPr>
+        <w:pStyle w:val="a"/>
+        <w:rPr>
+          <w:rFonts w:ascii="Times New Roman" w:hAnsi="Times New Roman" w:cs="Times New Roman"/>
+          <w:color w:val="auto"/>
+          <w:sz w:val="24"/>
+          <w:szCs w:val="24"/>
+        </w:rPr>
+      </w:pPr>
+      <w:r>
+        <w:rPr>
+          <w:rFonts w:ascii="Times New Roman" w:hAnsi="Times New Roman" w:cs="Times New Roman"/>
+          <w:color w:val="auto"/>
+          <w:sz w:val="24"/>
+          <w:szCs w:val="24"/>
+        </w:rPr>
+        <w:t xml:space="preserve"> DEFAULT 'Scheduled',</w:t>
+      </w:r>
+    </w:p>
+    <w:p>
+      <w:pPr>
+        <w:pStyle w:val="a"/>
+        <w:rPr>
+          <w:rFonts w:ascii="Times New Roman" w:hAnsi="Times New Roman" w:cs="Times New Roman"/>
+          <w:color w:val="auto"/>
+          <w:sz w:val="24"/>
+          <w:szCs w:val="24"/>
+        </w:rPr>
+      </w:pPr>
+      <w:r>
+        <w:rPr>
+          <w:rFonts w:ascii="Times New Roman" w:hAnsi="Times New Roman" w:cs="Times New Roman"/>
+          <w:color w:val="auto"/>
+          <w:sz w:val="24"/>
+          <w:szCs w:val="24"/>
+        </w:rPr>
+        <w:t xml:space="preserve"> FOREIGN KEY (PatientID) REFERENCES </w:t>
+      </w:r>
+    </w:p>
+    <w:p>
+      <w:pPr>
+        <w:pStyle w:val="a"/>
+        <w:rPr>
+          <w:rFonts w:ascii="Times New Roman" w:hAnsi="Times New Roman" w:cs="Times New Roman"/>
+          <w:color w:val="auto"/>
+          <w:sz w:val="24"/>
+          <w:szCs w:val="24"/>
+        </w:rPr>
+      </w:pPr>
+      <w:r>
+        <w:rPr>
+          <w:rFonts w:ascii="Times New Roman" w:hAnsi="Times New Roman" w:cs="Times New Roman"/>
+          <w:color w:val="auto"/>
+          <w:sz w:val="24"/>
+          <w:szCs w:val="24"/>
+        </w:rPr>
+        <w:t xml:space="preserve"> Patient(PatientID) ON DELETE CASCADE,</w:t>
+      </w:r>
+    </w:p>
+    <w:p>
+      <w:pPr>
+        <w:pStyle w:val="a"/>
+        <w:rPr>
+          <w:rFonts w:ascii="Times New Roman" w:hAnsi="Times New Roman" w:cs="Times New Roman"/>
+          <w:color w:val="auto"/>
+          <w:sz w:val="24"/>
+          <w:szCs w:val="24"/>
+        </w:rPr>
+      </w:pPr>
+      <w:r>
+        <w:rPr>
+          <w:rFonts w:ascii="Times New Roman" w:hAnsi="Times New Roman" w:cs="Times New Roman"/>
+          <w:color w:val="auto"/>
+          <w:sz w:val="24"/>
+          <w:szCs w:val="24"/>
+        </w:rPr>
+        <w:t xml:space="preserve"> FOREIGN KEY (DoctorID) REFERENCES Doctor(StaffID) </w:t>
+      </w:r>
+    </w:p>
+    <w:p>
+      <w:pPr>
+        <w:pStyle w:val="a"/>
+        <w:rPr>
+          <w:rFonts w:ascii="Times New Roman" w:hAnsi="Times New Roman" w:cs="Times New Roman"/>
+          <w:color w:val="auto"/>
+          <w:sz w:val="24"/>
+          <w:szCs w:val="24"/>
+        </w:rPr>
+      </w:pPr>
+      <w:r>
+        <w:rPr>
+          <w:rFonts w:ascii="Times New Roman" w:hAnsi="Times New Roman" w:cs="Times New Roman"/>
+          <w:color w:val="auto"/>
+          <w:sz w:val="24"/>
+          <w:szCs w:val="24"/>
+        </w:rPr>
+        <w:t xml:space="preserve"> ON DELETE CASCADE</w:t>
+      </w:r>
+    </w:p>
+    <w:p>
+      <w:pPr>
+        <w:pStyle w:val="a"/>
+        <w:rPr>
+          <w:rFonts w:ascii="Times New Roman" w:hAnsi="Times New Roman" w:cs="Times New Roman"/>
+          <w:color w:val="auto"/>
+          <w:sz w:val="24"/>
+          <w:szCs w:val="24"/>
+        </w:rPr>
+      </w:pPr>
+      <w:r>
+        <w:rPr>
+          <w:rFonts w:ascii="Times New Roman" w:hAnsi="Times New Roman" w:cs="Times New Roman"/>
+          <w:color w:val="auto"/>
+          <w:sz w:val="24"/>
+          <w:szCs w:val="24"/>
+        </w:rPr>
+        <w:t>);</w:t>
+      </w:r>
+    </w:p>
+    <w:p>
+      <w:pPr>
+        <w:pStyle w:val="a"/>
+        <w:rPr>
+          <w:rFonts w:ascii="Times New Roman" w:hAnsi="Times New Roman" w:cs="Times New Roman"/>
+          <w:color w:val="auto"/>
+          <w:sz w:val="24"/>
+          <w:szCs w:val="24"/>
+        </w:rPr>
+      </w:pPr>
+    </w:p>
+    <w:p>
+      <w:pPr>
+        <w:pStyle w:val="a"/>
+        <w:rPr>
+          <w:rFonts w:ascii="Times New Roman" w:hAnsi="Times New Roman" w:cs="Times New Roman"/>
+          <w:color w:val="auto"/>
+          <w:sz w:val="24"/>
+          <w:szCs w:val="24"/>
+        </w:rPr>
+      </w:pPr>
+      <w:r>
+        <w:rPr>
+          <w:rFonts w:ascii="Times New Roman" w:hAnsi="Times New Roman" w:cs="Times New Roman"/>
+          <w:color w:val="auto"/>
+          <w:sz w:val="24"/>
+          <w:szCs w:val="24"/>
+        </w:rPr>
+        <w:t>CREATE TABLE Treatment (</w:t>
+      </w:r>
+    </w:p>
+    <w:p>
+      <w:pPr>
+        <w:pStyle w:val="a"/>
+        <w:rPr>
+          <w:rFonts w:ascii="Times New Roman" w:hAnsi="Times New Roman" w:cs="Times New Roman"/>
+          <w:color w:val="auto"/>
+          <w:sz w:val="24"/>
+          <w:szCs w:val="24"/>
+        </w:rPr>
+      </w:pPr>
+      <w:r>
+        <w:rPr>
+          <w:rFonts w:ascii="Times New Roman" w:hAnsi="Times New Roman" w:cs="Times New Roman"/>
+          <w:color w:val="auto"/>
+          <w:sz w:val="24"/>
+          <w:szCs w:val="24"/>
+        </w:rPr>
+        <w:t xml:space="preserve"> TreatmentID INT PRIMARY KEY AUTO_INCREMENT,</w:t>
+      </w:r>
+    </w:p>
+    <w:p>
+      <w:pPr>
+        <w:pStyle w:val="a"/>
+        <w:rPr>
+          <w:rFonts w:ascii="Times New Roman" w:hAnsi="Times New Roman" w:cs="Times New Roman"/>
+          <w:color w:val="auto"/>
+          <w:sz w:val="24"/>
+          <w:szCs w:val="24"/>
+        </w:rPr>
+      </w:pPr>
+      <w:r>
+        <w:rPr>
+          <w:rFonts w:ascii="Times New Roman" w:hAnsi="Times New Roman" w:cs="Times New Roman"/>
+          <w:color w:val="auto"/>
+          <w:sz w:val="24"/>
+          <w:szCs w:val="24"/>
+        </w:rPr>
+        <w:t xml:space="preserve"> PatientID INT NOT NULL,</w:t>
+      </w:r>
+    </w:p>
+    <w:p>
+      <w:pPr>
+        <w:pStyle w:val="a"/>
+        <w:rPr>
+          <w:rFonts w:ascii="Times New Roman" w:hAnsi="Times New Roman" w:cs="Times New Roman"/>
+          <w:color w:val="auto"/>
+          <w:sz w:val="24"/>
+          <w:szCs w:val="24"/>
+        </w:rPr>
+      </w:pPr>
+      <w:r>
+        <w:rPr>
+          <w:rFonts w:ascii="Times New Roman" w:hAnsi="Times New Roman" w:cs="Times New Roman"/>
+          <w:color w:val="auto"/>
+          <w:sz w:val="24"/>
+          <w:szCs w:val="24"/>
+        </w:rPr>
+        <w:t xml:space="preserve"> DoctorID INT NOT NULL,</w:t>
+      </w:r>
+    </w:p>
+    <w:p>
+      <w:pPr>
+        <w:pStyle w:val="a"/>
+        <w:rPr>
+          <w:rFonts w:ascii="Times New Roman" w:hAnsi="Times New Roman" w:cs="Times New Roman"/>
+          <w:color w:val="auto"/>
+          <w:sz w:val="24"/>
+          <w:szCs w:val="24"/>
+        </w:rPr>
+      </w:pPr>
+      <w:r>
+        <w:rPr>
+          <w:rFonts w:ascii="Times New Roman" w:hAnsi="Times New Roman" w:cs="Times New Roman"/>
+          <w:color w:val="auto"/>
+          <w:sz w:val="24"/>
+          <w:szCs w:val="24"/>
+        </w:rPr>
+        <w:t xml:space="preserve"> TreatmentName </w:t>
+      </w:r>
+      <w:proofErr w:type="spellStart"/>
+      <w:r>
+        <w:rPr>
+          <w:rFonts w:ascii="Times New Roman" w:hAnsi="Times New Roman" w:cs="Times New Roman"/>
+          <w:color w:val="auto"/>
+          <w:sz w:val="24"/>
+          <w:szCs w:val="24"/>
+        </w:rPr>
+        <w:t>VARCHAR</w:t>
+      </w:r>
+      <w:proofErr w:type="spellEnd"/>
+      <w:r>
+        <w:rPr>
+          <w:rFonts w:ascii="Times New Roman" w:hAnsi="Times New Roman" w:cs="Times New Roman"/>
+          <w:color w:val="auto"/>
+          <w:sz w:val="24"/>
+          <w:szCs w:val="24"/>
+        </w:rPr>
+        <w:t>(100) NOT NULL,</w:t>
+      </w:r>
+    </w:p>
+    <w:p>
+      <w:pPr>
+        <w:pStyle w:val="a"/>
+        <w:rPr>
+          <w:rFonts w:ascii="Times New Roman" w:hAnsi="Times New Roman" w:cs="Times New Roman"/>
+          <w:color w:val="auto"/>
+          <w:sz w:val="24"/>
+          <w:szCs w:val="24"/>
+        </w:rPr>
+      </w:pPr>
+      <w:r>
+        <w:rPr>
+          <w:rFonts w:ascii="Times New Roman" w:hAnsi="Times New Roman" w:cs="Times New Roman"/>
+          <w:color w:val="auto"/>
+          <w:sz w:val="24"/>
+          <w:szCs w:val="24"/>
+        </w:rPr>
+        <w:t xml:space="preserve"> Description TEXT,</w:t>
+      </w:r>
+    </w:p>
+    <w:p>
+      <w:pPr>
+        <w:pStyle w:val="a"/>
+        <w:rPr>
+          <w:rFonts w:ascii="Times New Roman" w:hAnsi="Times New Roman" w:cs="Times New Roman"/>
+          <w:color w:val="auto"/>
+          <w:sz w:val="24"/>
+          <w:szCs w:val="24"/>
+        </w:rPr>
+      </w:pPr>
+      <w:r>
+        <w:rPr>
+          <w:rFonts w:ascii="Times New Roman" w:hAnsi="Times New Roman" w:cs="Times New Roman"/>
+          <w:color w:val="auto"/>
+          <w:sz w:val="24"/>
+          <w:szCs w:val="24"/>
+        </w:rPr>
+        <w:t xml:space="preserve"> Cost DECIMAL(10, 2) NOT NULL,</w:t>
+      </w:r>
+    </w:p>
+    <w:p>
+      <w:pPr>
+        <w:pStyle w:val="a"/>
+        <w:rPr>
+          <w:rFonts w:ascii="Times New Roman" w:hAnsi="Times New Roman" w:cs="Times New Roman"/>
+          <w:color w:val="auto"/>
+          <w:sz w:val="24"/>
+          <w:szCs w:val="24"/>
+        </w:rPr>
+      </w:pPr>
+      <w:r>
+        <w:rPr>
+          <w:rFonts w:ascii="Times New Roman" w:hAnsi="Times New Roman" w:cs="Times New Roman"/>
+          <w:color w:val="auto"/>
+          <w:sz w:val="24"/>
+          <w:szCs w:val="24"/>
+        </w:rPr>
+        <w:t xml:space="preserve"> FOREIGN KEY (PatientID) REFERENCES </w:t>
+      </w:r>
+    </w:p>
+    <w:p>
+      <w:pPr>
+        <w:pStyle w:val="a"/>
+        <w:rPr>
+          <w:rFonts w:ascii="Times New Roman" w:hAnsi="Times New Roman" w:cs="Times New Roman"/>
+          <w:color w:val="auto"/>
+          <w:sz w:val="24"/>
+          <w:szCs w:val="24"/>
+        </w:rPr>
+      </w:pPr>
+      <w:r>
+        <w:rPr>
+          <w:rFonts w:ascii="Times New Roman" w:hAnsi="Times New Roman" w:cs="Times New Roman"/>
+          <w:color w:val="auto"/>
+          <w:sz w:val="24"/>
+          <w:szCs w:val="24"/>
+        </w:rPr>
+        <w:t xml:space="preserve"> Patient(PatientID) ON DELETE CASCADE,</w:t>
+      </w:r>
+    </w:p>
+    <w:p>
+      <w:pPr>
+        <w:pStyle w:val="a"/>
+        <w:rPr>
+          <w:rFonts w:ascii="Times New Roman" w:hAnsi="Times New Roman" w:cs="Times New Roman"/>
+          <w:color w:val="auto"/>
+          <w:sz w:val="24"/>
+          <w:szCs w:val="24"/>
+        </w:rPr>
+      </w:pPr>
+      <w:r>
+        <w:rPr>
+          <w:rFonts w:ascii="Times New Roman" w:hAnsi="Times New Roman" w:cs="Times New Roman"/>
+          <w:color w:val="auto"/>
+          <w:sz w:val="24"/>
+          <w:szCs w:val="24"/>
+        </w:rPr>
+        <w:t xml:space="preserve"> FOREIGN KEY (DoctorID) REFERENCES Doctor(StaffID) </w:t>
+      </w:r>
+    </w:p>
+    <w:p>
+      <w:pPr>
+        <w:pStyle w:val="a"/>
+        <w:rPr>
+          <w:rFonts w:ascii="Times New Roman" w:hAnsi="Times New Roman" w:cs="Times New Roman"/>
+          <w:color w:val="auto"/>
+          <w:sz w:val="24"/>
+          <w:szCs w:val="24"/>
+        </w:rPr>
+      </w:pPr>
+      <w:r>
+        <w:rPr>
+          <w:rFonts w:ascii="Times New Roman" w:hAnsi="Times New Roman" w:cs="Times New Roman"/>
+          <w:color w:val="auto"/>
+          <w:sz w:val="24"/>
+          <w:szCs w:val="24"/>
+        </w:rPr>
+        <w:t xml:space="preserve"> ON DELETE CASCADE</w:t>
+      </w:r>
+    </w:p>
+    <w:p>
+      <w:pPr>
+        <w:pStyle w:val="a"/>
+        <w:rPr>
+          <w:rFonts w:ascii="Times New Roman" w:hAnsi="Times New Roman" w:cs="Times New Roman"/>
+          <w:color w:val="auto"/>
+          <w:sz w:val="24"/>
+          <w:szCs w:val="24"/>
+        </w:rPr>
+      </w:pPr>
+      <w:r>
+        <w:rPr>
+          <w:rFonts w:ascii="Times New Roman" w:hAnsi="Times New Roman" w:cs="Times New Roman"/>
+          <w:color w:val="auto"/>
+          <w:sz w:val="24"/>
+          <w:szCs w:val="24"/>
+        </w:rPr>
+        <w:t>);</w:t>
+      </w:r>
+    </w:p>
+    <w:p>
+      <w:pPr>
+        <w:pStyle w:val="a"/>
+        <w:rPr>
+          <w:rFonts w:ascii="Times New Roman" w:hAnsi="Times New Roman" w:cs="Times New Roman"/>
+          <w:color w:val="auto"/>
+          <w:sz w:val="24"/>
+          <w:szCs w:val="24"/>
+        </w:rPr>
+      </w:pPr>
+    </w:p>
+    <w:p>
+      <w:pPr>
+        <w:pStyle w:val="a"/>
+        <w:rPr>
+          <w:rFonts w:ascii="Times New Roman" w:hAnsi="Times New Roman" w:cs="Times New Roman"/>
+          <w:color w:val="auto"/>
+          <w:sz w:val="24"/>
+          <w:szCs w:val="24"/>
+        </w:rPr>
+      </w:pPr>
+      <w:r>
+        <w:rPr>
+          <w:rFonts w:ascii="Times New Roman" w:hAnsi="Times New Roman" w:cs="Times New Roman"/>
+          <w:color w:val="auto"/>
+          <w:sz w:val="24"/>
+          <w:szCs w:val="24"/>
+        </w:rPr>
+        <w:t>CREATE TABLE Medicine (</w:t>
+      </w:r>
+    </w:p>
+    <w:p>
+      <w:pPr>
+        <w:pStyle w:val="a"/>
+        <w:rPr>
+          <w:rFonts w:ascii="Times New Roman" w:hAnsi="Times New Roman" w:cs="Times New Roman"/>
+          <w:color w:val="auto"/>
+          <w:sz w:val="24"/>
+          <w:szCs w:val="24"/>
+        </w:rPr>
+      </w:pPr>
+      <w:r>
+        <w:rPr>
+          <w:rFonts w:ascii="Times New Roman" w:hAnsi="Times New Roman" w:cs="Times New Roman"/>
+          <w:color w:val="auto"/>
+          <w:sz w:val="24"/>
+          <w:szCs w:val="24"/>
+        </w:rPr>
+        <w:t xml:space="preserve"> MedicineID INT PRIMARY KEY AUTO_INCREMENT,</w:t>
+      </w:r>
+    </w:p>
+    <w:p>
+      <w:pPr>
+        <w:pStyle w:val="a"/>
+        <w:rPr>
+          <w:rFonts w:ascii="Times New Roman" w:hAnsi="Times New Roman" w:cs="Times New Roman"/>
+          <w:color w:val="auto"/>
+          <w:sz w:val="24"/>
+          <w:szCs w:val="24"/>
+        </w:rPr>
+      </w:pPr>
+      <w:r>
+        <w:rPr>
+          <w:rFonts w:ascii="Times New Roman" w:hAnsi="Times New Roman" w:cs="Times New Roman"/>
+          <w:color w:val="auto"/>
+          <w:sz w:val="24"/>
+          <w:szCs w:val="24"/>
+        </w:rPr>
+        <w:t xml:space="preserve"> MedicineName </w:t>
+      </w:r>
+      <w:proofErr w:type="spellStart"/>
+      <w:r>
+        <w:rPr>
+          <w:rFonts w:ascii="Times New Roman" w:hAnsi="Times New Roman" w:cs="Times New Roman"/>
+          <w:color w:val="auto"/>
+          <w:sz w:val="24"/>
+          <w:szCs w:val="24"/>
+        </w:rPr>
+        <w:t>VARCHAR</w:t>
+      </w:r>
+      <w:proofErr w:type="spellEnd"/>
+      <w:r>
+        <w:rPr>
+          <w:rFonts w:ascii="Times New Roman" w:hAnsi="Times New Roman" w:cs="Times New Roman"/>
+          <w:color w:val="auto"/>
+          <w:sz w:val="24"/>
+          <w:szCs w:val="24"/>
+        </w:rPr>
+        <w:t>(100) NOT NULL,</w:t>
+      </w:r>
+    </w:p>
+    <w:p>
+      <w:pPr>
+        <w:pStyle w:val="a"/>
+        <w:rPr>
+          <w:rFonts w:ascii="Times New Roman" w:hAnsi="Times New Roman" w:cs="Times New Roman"/>
+          <w:color w:val="auto"/>
+          <w:sz w:val="24"/>
+          <w:szCs w:val="24"/>
+        </w:rPr>
+      </w:pPr>
+      <w:r>
+        <w:rPr>
+          <w:rFonts w:ascii="Times New Roman" w:hAnsi="Times New Roman" w:cs="Times New Roman"/>
+          <w:color w:val="auto"/>
+          <w:sz w:val="24"/>
+          <w:szCs w:val="24"/>
+        </w:rPr>
+        <w:t xml:space="preserve"> Dosage </w:t>
+      </w:r>
+      <w:proofErr w:type="spellStart"/>
+      <w:r>
+        <w:rPr>
+          <w:rFonts w:ascii="Times New Roman" w:hAnsi="Times New Roman" w:cs="Times New Roman"/>
+          <w:color w:val="auto"/>
+          <w:sz w:val="24"/>
+          <w:szCs w:val="24"/>
+        </w:rPr>
+        <w:t>VARCHAR</w:t>
+      </w:r>
+      <w:proofErr w:type="spellEnd"/>
+      <w:r>
+        <w:rPr>
+          <w:rFonts w:ascii="Times New Roman" w:hAnsi="Times New Roman" w:cs="Times New Roman"/>
+          <w:color w:val="auto"/>
+          <w:sz w:val="24"/>
+          <w:szCs w:val="24"/>
+        </w:rPr>
+        <w:t>(50) NOT NULL,</w:t>
+      </w:r>
+    </w:p>
+    <w:p>
+      <w:pPr>
+        <w:pStyle w:val="a"/>
+        <w:rPr>
+          <w:rFonts w:ascii="Times New Roman" w:hAnsi="Times New Roman" w:cs="Times New Roman"/>
+          <w:color w:val="auto"/>
+          <w:sz w:val="24"/>
+          <w:szCs w:val="24"/>
+        </w:rPr>
+      </w:pPr>
+      <w:r>
+        <w:rPr>
+          <w:rFonts w:ascii="Times New Roman" w:hAnsi="Times New Roman" w:cs="Times New Roman"/>
+          <w:color w:val="auto"/>
+          <w:sz w:val="24"/>
+          <w:szCs w:val="24"/>
+        </w:rPr>
+        <w:t xml:space="preserve"> StockQuantity INT NOT NULL,</w:t>
+      </w:r>
+    </w:p>
+    <w:p>
+      <w:pPr>
+        <w:pStyle w:val="a"/>
+        <w:rPr>
+          <w:rFonts w:ascii="Times New Roman" w:hAnsi="Times New Roman" w:cs="Times New Roman"/>
+          <w:color w:val="auto"/>
+          <w:sz w:val="24"/>
+          <w:szCs w:val="24"/>
+        </w:rPr>
+      </w:pPr>
+      <w:r>
+        <w:rPr>
+          <w:rFonts w:ascii="Times New Roman" w:hAnsi="Times New Roman" w:cs="Times New Roman"/>
+          <w:color w:val="auto"/>
+          <w:sz w:val="24"/>
+          <w:szCs w:val="24"/>
+        </w:rPr>
+        <w:t xml:space="preserve"> Price DECIMAL(10, 2) NOT NULL</w:t>
+      </w:r>
+    </w:p>
+    <w:p>
+      <w:pPr>
+        <w:pStyle w:val="a"/>
+        <w:rPr>
+          <w:rFonts w:ascii="Times New Roman" w:hAnsi="Times New Roman" w:cs="Times New Roman"/>
+          <w:color w:val="auto"/>
+          <w:sz w:val="24"/>
+          <w:szCs w:val="24"/>
+        </w:rPr>
+      </w:pPr>
+      <w:r>
+        <w:rPr>
+          <w:rFonts w:ascii="Times New Roman" w:hAnsi="Times New Roman" w:cs="Times New Roman"/>
+          <w:color w:val="auto"/>
+          <w:sz w:val="24"/>
+          <w:szCs w:val="24"/>
+        </w:rPr>
+        <w:t>);</w:t>
+      </w:r>
+    </w:p>
+    <w:p>
+      <w:pPr>
+        <w:pStyle w:val="a"/>
+        <w:rPr>
+          <w:rFonts w:ascii="Times New Roman" w:hAnsi="Times New Roman" w:cs="Times New Roman"/>
+          <w:color w:val="auto"/>
+          <w:sz w:val="24"/>
+          <w:szCs w:val="24"/>
+        </w:rPr>
+      </w:pPr>
+    </w:p>
+    <w:p>
+      <w:pPr>
+        <w:pStyle w:val="a"/>
+        <w:rPr>
+          <w:rFonts w:ascii="Times New Roman" w:hAnsi="Times New Roman" w:cs="Times New Roman"/>
+          <w:color w:val="auto"/>
+          <w:sz w:val="24"/>
+          <w:szCs w:val="24"/>
+        </w:rPr>
+      </w:pPr>
+      <w:r>
+        <w:rPr>
+          <w:rFonts w:ascii="Times New Roman" w:hAnsi="Times New Roman" w:cs="Times New Roman"/>
+          <w:color w:val="auto"/>
+          <w:sz w:val="24"/>
+          <w:szCs w:val="24"/>
+        </w:rPr>
+        <w:t>CREATE TABLE TreatmentMedicine (</w:t>
+      </w:r>
+    </w:p>
+    <w:p>
+      <w:pPr>
+        <w:pStyle w:val="a"/>
+        <w:rPr>
+          <w:rFonts w:ascii="Times New Roman" w:hAnsi="Times New Roman" w:cs="Times New Roman"/>
+          <w:color w:val="auto"/>
+          <w:sz w:val="24"/>
+          <w:szCs w:val="24"/>
+        </w:rPr>
+      </w:pPr>
+      <w:r>
+        <w:rPr>
+          <w:rFonts w:ascii="Times New Roman" w:hAnsi="Times New Roman" w:cs="Times New Roman"/>
+          <w:color w:val="auto"/>
+          <w:sz w:val="24"/>
+          <w:szCs w:val="24"/>
+        </w:rPr>
+        <w:t xml:space="preserve"> TreatmentID INT NOT NULL,</w:t>
+      </w:r>
+    </w:p>
+    <w:p>
+      <w:pPr>
+        <w:pStyle w:val="a"/>
+        <w:rPr>
+          <w:rFonts w:ascii="Times New Roman" w:hAnsi="Times New Roman" w:cs="Times New Roman"/>
+          <w:color w:val="auto"/>
+          <w:sz w:val="24"/>
+          <w:szCs w:val="24"/>
+        </w:rPr>
+      </w:pPr>
+      <w:r>
+        <w:rPr>
+          <w:rFonts w:ascii="Times New Roman" w:hAnsi="Times New Roman" w:cs="Times New Roman"/>
+          <w:color w:val="auto"/>
+          <w:sz w:val="24"/>
+          <w:szCs w:val="24"/>
+        </w:rPr>
+        <w:t xml:space="preserve"> MedicineID INT NOT NULL,</w:t>
+      </w:r>
+    </w:p>
+    <w:p>
+      <w:pPr>
+        <w:pStyle w:val="a"/>
+        <w:rPr>
+          <w:rFonts w:ascii="Times New Roman" w:hAnsi="Times New Roman" w:cs="Times New Roman"/>
+          <w:color w:val="auto"/>
+          <w:sz w:val="24"/>
+          <w:szCs w:val="24"/>
+        </w:rPr>
+      </w:pPr>
+      <w:r>
+        <w:rPr>
+          <w:rFonts w:ascii="Times New Roman" w:hAnsi="Times New Roman" w:cs="Times New Roman"/>
+          <w:color w:val="auto"/>
+          <w:sz w:val="24"/>
+          <w:szCs w:val="24"/>
+        </w:rPr>
+        <w:t xml:space="preserve"> Quantity INT NOT NULL DEFAULT 1,</w:t>
+      </w:r>
+    </w:p>
+    <w:p>
+      <w:pPr>
+        <w:pStyle w:val="a"/>
+        <w:rPr>
+          <w:rFonts w:ascii="Times New Roman" w:hAnsi="Times New Roman" w:cs="Times New Roman"/>
+          <w:color w:val="auto"/>
+          <w:sz w:val="24"/>
+          <w:szCs w:val="24"/>
+        </w:rPr>
+      </w:pPr>
+      <w:r>
+        <w:rPr>
+          <w:rFonts w:ascii="Times New Roman" w:hAnsi="Times New Roman" w:cs="Times New Roman"/>
+          <w:color w:val="auto"/>
+          <w:sz w:val="24"/>
+          <w:szCs w:val="24"/>
+        </w:rPr>
+        <w:t xml:space="preserve"> PRIMARY KEY (TreatmentID, MedicineID),</w:t>
+      </w:r>
+    </w:p>
+    <w:p>
+      <w:pPr>
+        <w:pStyle w:val="a"/>
+        <w:rPr>
+          <w:rFonts w:ascii="Times New Roman" w:hAnsi="Times New Roman" w:cs="Times New Roman"/>
+          <w:color w:val="auto"/>
+          <w:sz w:val="24"/>
+          <w:szCs w:val="24"/>
+        </w:rPr>
+      </w:pPr>
+      <w:r>
+        <w:rPr>
+          <w:rFonts w:ascii="Times New Roman" w:hAnsi="Times New Roman" w:cs="Times New Roman"/>
+          <w:color w:val="auto"/>
+          <w:sz w:val="24"/>
+          <w:szCs w:val="24"/>
+        </w:rPr>
+        <w:t xml:space="preserve"> FOREIGN KEY (TreatmentID) REFERENCES </w:t>
+      </w:r>
+    </w:p>
+    <w:p>
+      <w:pPr>
+        <w:pStyle w:val="a"/>
+        <w:rPr>
+          <w:rFonts w:ascii="Times New Roman" w:hAnsi="Times New Roman" w:cs="Times New Roman"/>
+          <w:color w:val="auto"/>
+          <w:sz w:val="24"/>
+          <w:szCs w:val="24"/>
+        </w:rPr>
+      </w:pPr>
+      <w:r>
+        <w:rPr>
+          <w:rFonts w:ascii="Times New Roman" w:hAnsi="Times New Roman" w:cs="Times New Roman"/>
+          <w:color w:val="auto"/>
+          <w:sz w:val="24"/>
+          <w:szCs w:val="24"/>
+        </w:rPr>
+        <w:t xml:space="preserve"> Treatment(TreatmentID) ON DELETE CASCADE,</w:t>
+      </w:r>
+    </w:p>
+    <w:p>
+      <w:pPr>
+        <w:pStyle w:val="a"/>
+        <w:rPr>
+          <w:rFonts w:ascii="Times New Roman" w:hAnsi="Times New Roman" w:cs="Times New Roman"/>
+          <w:color w:val="auto"/>
+          <w:sz w:val="24"/>
+          <w:szCs w:val="24"/>
+        </w:rPr>
+      </w:pPr>
+      <w:r>
+        <w:rPr>
+          <w:rFonts w:ascii="Times New Roman" w:hAnsi="Times New Roman" w:cs="Times New Roman"/>
+          <w:color w:val="auto"/>
+          <w:sz w:val="24"/>
+          <w:szCs w:val="24"/>
+        </w:rPr>
+        <w:t xml:space="preserve"> FOREIGN KEY (MedicineID) REFERENCES </w:t>
+      </w:r>
+    </w:p>
+    <w:p>
+      <w:pPr>
+        <w:pStyle w:val="a"/>
+        <w:rPr>
+          <w:rFonts w:ascii="Times New Roman" w:hAnsi="Times New Roman" w:cs="Times New Roman"/>
+          <w:color w:val="auto"/>
+          <w:sz w:val="24"/>
+          <w:szCs w:val="24"/>
+        </w:rPr>
+      </w:pPr>
+      <w:r>
+        <w:rPr>
+          <w:rFonts w:ascii="Times New Roman" w:hAnsi="Times New Roman" w:cs="Times New Roman"/>
+          <w:color w:val="auto"/>
+          <w:sz w:val="24"/>
+          <w:szCs w:val="24"/>
+        </w:rPr>
+        <w:t xml:space="preserve"> Medicine(MedicineID) ON DELETE CASCADE</w:t>
+      </w:r>
+    </w:p>
+    <w:p>
+      <w:pPr>
+        <w:pStyle w:val="a"/>
+        <w:rPr>
+          <w:rFonts w:ascii="Times New Roman" w:hAnsi="Times New Roman" w:cs="Times New Roman"/>
+          <w:color w:val="auto"/>
+          <w:sz w:val="24"/>
+          <w:szCs w:val="24"/>
+        </w:rPr>
+      </w:pPr>
+      <w:r>
+        <w:rPr>
+          <w:rFonts w:ascii="Times New Roman" w:hAnsi="Times New Roman" w:cs="Times New Roman"/>
+          <w:color w:val="auto"/>
+          <w:sz w:val="24"/>
+          <w:szCs w:val="24"/>
         </w:rPr>
         <w:lastRenderedPageBreak/>
-        <w:t>2.1 SQL Code for Database and Tables Creation</w:t>
+        <w:t>);</w:t>
       </w:r>
     </w:p>
     <w:p>
       <w:pPr>
         <w:pStyle w:val="a"/>
-        <w:numPr>
-          <w:ilvl w:val="0"/>
-          <w:numId w:val="0"/>
-        </w:numPr>
-        <w:ind w:left="576"/>
-        <w:rPr>
-          <w:rFonts w:ascii="Times New Roman" w:hAnsi="Times New Roman" w:cs="Times New Roman"/>
-          <w:color w:val="auto"/>
-          <w:sz w:val="36"/>
-          <w:szCs w:val="36"/>
+        <w:rPr>
+          <w:rFonts w:ascii="Times New Roman" w:hAnsi="Times New Roman" w:cs="Times New Roman"/>
+          <w:color w:val="auto"/>
+          <w:sz w:val="24"/>
+          <w:szCs w:val="24"/>
         </w:rPr>
       </w:pPr>
     </w:p>
@@ -8241,7 +10142,7 @@
           <w:sz w:val="24"/>
           <w:szCs w:val="24"/>
         </w:rPr>
-        <w:t>CREATE DATABASE IF NOT EXISTS SmartClinicDB;</w:t>
+        <w:t>CREATE TABLE Payment (</w:t>
       </w:r>
     </w:p>
     <w:p>
@@ -8261,7 +10162,7 @@
           <w:sz w:val="24"/>
           <w:szCs w:val="24"/>
         </w:rPr>
-        <w:t>USE SmartClinicDB;</w:t>
+        <w:t xml:space="preserve"> PaymentID INT PRIMARY KEY AUTO_INCREMENT,</w:t>
       </w:r>
     </w:p>
     <w:p>
@@ -8274,6 +10175,15 @@
           <w:szCs w:val="24"/>
         </w:rPr>
       </w:pPr>
+      <w:r>
+        <w:rPr>
+          <w:rFonts w:ascii="Times New Roman" w:hAnsi="Times New Roman" w:cs="Times New Roman"/>
+          <w:color w:val="auto"/>
+          <w:sz w:val="24"/>
+          <w:szCs w:val="24"/>
+        </w:rPr>
+        <w:t xml:space="preserve"> PatientID INT NOT NULL,</w:t>
+      </w:r>
     </w:p>
     <w:p>
       <w:pPr>
@@ -8292,7 +10202,7 @@
           <w:sz w:val="24"/>
           <w:szCs w:val="24"/>
         </w:rPr>
-        <w:t>CREATE TABLE Staff (</w:t>
+        <w:t xml:space="preserve"> AppointmentID INT,</w:t>
       </w:r>
     </w:p>
     <w:p>
@@ -8312,7 +10222,7 @@
           <w:sz w:val="24"/>
           <w:szCs w:val="24"/>
         </w:rPr>
-        <w:t xml:space="preserve"> StaffID INT PRIMARY KEY AUTO_INCREMENT,</w:t>
+        <w:t xml:space="preserve"> Amount DECIMAL(10, 2) NOT NULL,</w:t>
       </w:r>
     </w:p>
     <w:p>
@@ -8332,7 +10242,7 @@
           <w:sz w:val="24"/>
           <w:szCs w:val="24"/>
         </w:rPr>
-        <w:t xml:space="preserve"> Name VARCHAR(100) NOT NULL,</w:t>
+        <w:t xml:space="preserve"> PaymentDate DATE NOT NULL,</w:t>
       </w:r>
     </w:p>
     <w:p>
@@ -8352,7 +10262,7 @@
           <w:sz w:val="24"/>
           <w:szCs w:val="24"/>
         </w:rPr>
-        <w:t xml:space="preserve"> PhoneNumber VARCHAR(20) UNIQUE NOT NULL,</w:t>
+        <w:t xml:space="preserve"> PaymentMethod ENUM('Cash', 'Credit Card', 'Bank </w:t>
       </w:r>
     </w:p>
     <w:p>
@@ -8372,7 +10282,7 @@
           <w:sz w:val="24"/>
           <w:szCs w:val="24"/>
         </w:rPr>
-        <w:t xml:space="preserve"> Email VARCHAR(100) UNIQUE NOT NULL,</w:t>
+        <w:t xml:space="preserve"> Transfer') NOT NULL,</w:t>
       </w:r>
     </w:p>
     <w:p>
@@ -8392,1577 +10302,6 @@
           <w:sz w:val="24"/>
           <w:szCs w:val="24"/>
         </w:rPr>
-        <w:t xml:space="preserve"> Address TEXT,</w:t>
-      </w:r>
-    </w:p>
-    <w:p>
-      <w:pPr>
-        <w:pStyle w:val="a"/>
-        <w:rPr>
-          <w:rFonts w:ascii="Times New Roman" w:hAnsi="Times New Roman" w:cs="Times New Roman"/>
-          <w:color w:val="auto"/>
-          <w:sz w:val="24"/>
-          <w:szCs w:val="24"/>
-        </w:rPr>
-      </w:pPr>
-      <w:r>
-        <w:rPr>
-          <w:rFonts w:ascii="Times New Roman" w:hAnsi="Times New Roman" w:cs="Times New Roman"/>
-          <w:color w:val="auto"/>
-          <w:sz w:val="24"/>
-          <w:szCs w:val="24"/>
-        </w:rPr>
-        <w:t xml:space="preserve"> DateOfHire DATE NOT NULL</w:t>
-      </w:r>
-    </w:p>
-    <w:p>
-      <w:pPr>
-        <w:pStyle w:val="a"/>
-        <w:rPr>
-          <w:rFonts w:ascii="Times New Roman" w:hAnsi="Times New Roman" w:cs="Times New Roman"/>
-          <w:color w:val="auto"/>
-          <w:sz w:val="24"/>
-          <w:szCs w:val="24"/>
-        </w:rPr>
-      </w:pPr>
-      <w:r>
-        <w:rPr>
-          <w:rFonts w:ascii="Times New Roman" w:hAnsi="Times New Roman" w:cs="Times New Roman"/>
-          <w:color w:val="auto"/>
-          <w:sz w:val="24"/>
-          <w:szCs w:val="24"/>
-        </w:rPr>
-        <w:t>);</w:t>
-      </w:r>
-    </w:p>
-    <w:p>
-      <w:pPr>
-        <w:pStyle w:val="a"/>
-        <w:rPr>
-          <w:rFonts w:ascii="Times New Roman" w:hAnsi="Times New Roman" w:cs="Times New Roman"/>
-          <w:color w:val="auto"/>
-          <w:sz w:val="24"/>
-          <w:szCs w:val="24"/>
-        </w:rPr>
-      </w:pPr>
-    </w:p>
-    <w:p>
-      <w:pPr>
-        <w:pStyle w:val="a"/>
-        <w:rPr>
-          <w:rFonts w:ascii="Times New Roman" w:hAnsi="Times New Roman" w:cs="Times New Roman"/>
-          <w:color w:val="auto"/>
-          <w:sz w:val="24"/>
-          <w:szCs w:val="24"/>
-        </w:rPr>
-      </w:pPr>
-      <w:r>
-        <w:rPr>
-          <w:rFonts w:ascii="Times New Roman" w:hAnsi="Times New Roman" w:cs="Times New Roman"/>
-          <w:color w:val="auto"/>
-          <w:sz w:val="24"/>
-          <w:szCs w:val="24"/>
-        </w:rPr>
-        <w:t>CREATE TABLE Doctor (</w:t>
-      </w:r>
-    </w:p>
-    <w:p>
-      <w:pPr>
-        <w:pStyle w:val="a"/>
-        <w:rPr>
-          <w:rFonts w:ascii="Times New Roman" w:hAnsi="Times New Roman" w:cs="Times New Roman"/>
-          <w:color w:val="auto"/>
-          <w:sz w:val="24"/>
-          <w:szCs w:val="24"/>
-        </w:rPr>
-      </w:pPr>
-      <w:r>
-        <w:rPr>
-          <w:rFonts w:ascii="Times New Roman" w:hAnsi="Times New Roman" w:cs="Times New Roman"/>
-          <w:color w:val="auto"/>
-          <w:sz w:val="24"/>
-          <w:szCs w:val="24"/>
-        </w:rPr>
-        <w:t xml:space="preserve"> StaffID INT PRIMARY KEY,</w:t>
-      </w:r>
-    </w:p>
-    <w:p>
-      <w:pPr>
-        <w:pStyle w:val="a"/>
-        <w:rPr>
-          <w:rFonts w:ascii="Times New Roman" w:hAnsi="Times New Roman" w:cs="Times New Roman"/>
-          <w:color w:val="auto"/>
-          <w:sz w:val="24"/>
-          <w:szCs w:val="24"/>
-        </w:rPr>
-      </w:pPr>
-      <w:r>
-        <w:rPr>
-          <w:rFonts w:ascii="Times New Roman" w:hAnsi="Times New Roman" w:cs="Times New Roman"/>
-          <w:color w:val="auto"/>
-          <w:sz w:val="24"/>
-          <w:szCs w:val="24"/>
-        </w:rPr>
-        <w:t xml:space="preserve"> Specialization VARCHAR(100) NOT NULL,</w:t>
-      </w:r>
-    </w:p>
-    <w:p>
-      <w:pPr>
-        <w:pStyle w:val="a"/>
-        <w:rPr>
-          <w:rFonts w:ascii="Times New Roman" w:hAnsi="Times New Roman" w:cs="Times New Roman"/>
-          <w:color w:val="auto"/>
-          <w:sz w:val="24"/>
-          <w:szCs w:val="24"/>
-        </w:rPr>
-      </w:pPr>
-      <w:r>
-        <w:rPr>
-          <w:rFonts w:ascii="Times New Roman" w:hAnsi="Times New Roman" w:cs="Times New Roman"/>
-          <w:color w:val="auto"/>
-          <w:sz w:val="24"/>
-          <w:szCs w:val="24"/>
-        </w:rPr>
-        <w:t xml:space="preserve"> FOREIGN KEY (StaffID) REFERENCES Staff(StaffID) </w:t>
-      </w:r>
-    </w:p>
-    <w:p>
-      <w:pPr>
-        <w:pStyle w:val="a"/>
-        <w:rPr>
-          <w:rFonts w:ascii="Times New Roman" w:hAnsi="Times New Roman" w:cs="Times New Roman"/>
-          <w:color w:val="auto"/>
-          <w:sz w:val="24"/>
-          <w:szCs w:val="24"/>
-        </w:rPr>
-      </w:pPr>
-      <w:r>
-        <w:rPr>
-          <w:rFonts w:ascii="Times New Roman" w:hAnsi="Times New Roman" w:cs="Times New Roman"/>
-          <w:color w:val="auto"/>
-          <w:sz w:val="24"/>
-          <w:szCs w:val="24"/>
-        </w:rPr>
-        <w:t xml:space="preserve"> ON DELETE CASCADE</w:t>
-      </w:r>
-    </w:p>
-    <w:p>
-      <w:pPr>
-        <w:pStyle w:val="a"/>
-        <w:rPr>
-          <w:rFonts w:ascii="Times New Roman" w:hAnsi="Times New Roman" w:cs="Times New Roman"/>
-          <w:color w:val="auto"/>
-          <w:sz w:val="24"/>
-          <w:szCs w:val="24"/>
-        </w:rPr>
-      </w:pPr>
-      <w:r>
-        <w:rPr>
-          <w:rFonts w:ascii="Times New Roman" w:hAnsi="Times New Roman" w:cs="Times New Roman"/>
-          <w:color w:val="auto"/>
-          <w:sz w:val="24"/>
-          <w:szCs w:val="24"/>
-        </w:rPr>
-        <w:t>);</w:t>
-      </w:r>
-    </w:p>
-    <w:p>
-      <w:pPr>
-        <w:pStyle w:val="a"/>
-        <w:rPr>
-          <w:rFonts w:ascii="Times New Roman" w:hAnsi="Times New Roman" w:cs="Times New Roman"/>
-          <w:color w:val="auto"/>
-          <w:sz w:val="24"/>
-          <w:szCs w:val="24"/>
-        </w:rPr>
-      </w:pPr>
-    </w:p>
-    <w:p>
-      <w:pPr>
-        <w:pStyle w:val="a"/>
-        <w:rPr>
-          <w:rFonts w:ascii="Times New Roman" w:hAnsi="Times New Roman" w:cs="Times New Roman"/>
-          <w:color w:val="auto"/>
-          <w:sz w:val="24"/>
-          <w:szCs w:val="24"/>
-        </w:rPr>
-      </w:pPr>
-      <w:r>
-        <w:rPr>
-          <w:rFonts w:ascii="Times New Roman" w:hAnsi="Times New Roman" w:cs="Times New Roman"/>
-          <w:color w:val="auto"/>
-          <w:sz w:val="24"/>
-          <w:szCs w:val="24"/>
-        </w:rPr>
-        <w:t>CREATE TABLE Nurse (</w:t>
-      </w:r>
-    </w:p>
-    <w:p>
-      <w:pPr>
-        <w:pStyle w:val="a"/>
-        <w:rPr>
-          <w:rFonts w:ascii="Times New Roman" w:hAnsi="Times New Roman" w:cs="Times New Roman"/>
-          <w:color w:val="auto"/>
-          <w:sz w:val="24"/>
-          <w:szCs w:val="24"/>
-        </w:rPr>
-      </w:pPr>
-      <w:r>
-        <w:rPr>
-          <w:rFonts w:ascii="Times New Roman" w:hAnsi="Times New Roman" w:cs="Times New Roman"/>
-          <w:color w:val="auto"/>
-          <w:sz w:val="24"/>
-          <w:szCs w:val="24"/>
-        </w:rPr>
-        <w:t xml:space="preserve"> StaffID INT PRIMARY KEY,</w:t>
-      </w:r>
-    </w:p>
-    <w:p>
-      <w:pPr>
-        <w:pStyle w:val="a"/>
-        <w:rPr>
-          <w:rFonts w:ascii="Times New Roman" w:hAnsi="Times New Roman" w:cs="Times New Roman"/>
-          <w:color w:val="auto"/>
-          <w:sz w:val="24"/>
-          <w:szCs w:val="24"/>
-        </w:rPr>
-      </w:pPr>
-      <w:r>
-        <w:rPr>
-          <w:rFonts w:ascii="Times New Roman" w:hAnsi="Times New Roman" w:cs="Times New Roman"/>
-          <w:color w:val="auto"/>
-          <w:sz w:val="24"/>
-          <w:szCs w:val="24"/>
-        </w:rPr>
-        <w:t xml:space="preserve"> Shift VARCHAR(50) NOT NULL,</w:t>
-      </w:r>
-    </w:p>
-    <w:p>
-      <w:pPr>
-        <w:pStyle w:val="a"/>
-        <w:rPr>
-          <w:rFonts w:ascii="Times New Roman" w:hAnsi="Times New Roman" w:cs="Times New Roman"/>
-          <w:color w:val="auto"/>
-          <w:sz w:val="24"/>
-          <w:szCs w:val="24"/>
-        </w:rPr>
-      </w:pPr>
-      <w:r>
-        <w:rPr>
-          <w:rFonts w:ascii="Times New Roman" w:hAnsi="Times New Roman" w:cs="Times New Roman"/>
-          <w:color w:val="auto"/>
-          <w:sz w:val="24"/>
-          <w:szCs w:val="24"/>
-        </w:rPr>
-        <w:t xml:space="preserve"> FOREIGN KEY (StaffID) REFERENCES Staff(StaffID) </w:t>
-      </w:r>
-    </w:p>
-    <w:p>
-      <w:pPr>
-        <w:pStyle w:val="a"/>
-        <w:rPr>
-          <w:rFonts w:ascii="Times New Roman" w:hAnsi="Times New Roman" w:cs="Times New Roman"/>
-          <w:color w:val="auto"/>
-          <w:sz w:val="24"/>
-          <w:szCs w:val="24"/>
-        </w:rPr>
-      </w:pPr>
-      <w:r>
-        <w:rPr>
-          <w:rFonts w:ascii="Times New Roman" w:hAnsi="Times New Roman" w:cs="Times New Roman"/>
-          <w:color w:val="auto"/>
-          <w:sz w:val="24"/>
-          <w:szCs w:val="24"/>
-        </w:rPr>
-        <w:t xml:space="preserve"> ON DELETE CASCADE</w:t>
-      </w:r>
-    </w:p>
-    <w:p>
-      <w:pPr>
-        <w:pStyle w:val="a"/>
-        <w:rPr>
-          <w:rFonts w:ascii="Times New Roman" w:hAnsi="Times New Roman" w:cs="Times New Roman"/>
-          <w:color w:val="auto"/>
-          <w:sz w:val="24"/>
-          <w:szCs w:val="24"/>
-        </w:rPr>
-      </w:pPr>
-      <w:r>
-        <w:rPr>
-          <w:rFonts w:ascii="Times New Roman" w:hAnsi="Times New Roman" w:cs="Times New Roman"/>
-          <w:color w:val="auto"/>
-          <w:sz w:val="24"/>
-          <w:szCs w:val="24"/>
-        </w:rPr>
-        <w:t>);</w:t>
-      </w:r>
-    </w:p>
-    <w:p>
-      <w:pPr>
-        <w:pStyle w:val="a"/>
-        <w:rPr>
-          <w:rFonts w:ascii="Times New Roman" w:hAnsi="Times New Roman" w:cs="Times New Roman"/>
-          <w:color w:val="auto"/>
-          <w:sz w:val="24"/>
-          <w:szCs w:val="24"/>
-        </w:rPr>
-      </w:pPr>
-    </w:p>
-    <w:p>
-      <w:pPr>
-        <w:pStyle w:val="a"/>
-        <w:rPr>
-          <w:rFonts w:ascii="Times New Roman" w:hAnsi="Times New Roman" w:cs="Times New Roman"/>
-          <w:color w:val="auto"/>
-          <w:sz w:val="24"/>
-          <w:szCs w:val="24"/>
-        </w:rPr>
-      </w:pPr>
-      <w:r>
-        <w:rPr>
-          <w:rFonts w:ascii="Times New Roman" w:hAnsi="Times New Roman" w:cs="Times New Roman"/>
-          <w:color w:val="auto"/>
-          <w:sz w:val="24"/>
-          <w:szCs w:val="24"/>
-        </w:rPr>
-        <w:t>CREATE TABLE Patient (</w:t>
-      </w:r>
-    </w:p>
-    <w:p>
-      <w:pPr>
-        <w:pStyle w:val="a"/>
-        <w:rPr>
-          <w:rFonts w:ascii="Times New Roman" w:hAnsi="Times New Roman" w:cs="Times New Roman"/>
-          <w:color w:val="auto"/>
-          <w:sz w:val="24"/>
-          <w:szCs w:val="24"/>
-        </w:rPr>
-      </w:pPr>
-      <w:r>
-        <w:rPr>
-          <w:rFonts w:ascii="Times New Roman" w:hAnsi="Times New Roman" w:cs="Times New Roman"/>
-          <w:color w:val="auto"/>
-          <w:sz w:val="24"/>
-          <w:szCs w:val="24"/>
-        </w:rPr>
-        <w:t xml:space="preserve"> PatientID INT PRIMARY KEY AUTO_INCREMENT,</w:t>
-      </w:r>
-    </w:p>
-    <w:p>
-      <w:pPr>
-        <w:pStyle w:val="a"/>
-        <w:rPr>
-          <w:rFonts w:ascii="Times New Roman" w:hAnsi="Times New Roman" w:cs="Times New Roman"/>
-          <w:color w:val="auto"/>
-          <w:sz w:val="24"/>
-          <w:szCs w:val="24"/>
-        </w:rPr>
-      </w:pPr>
-      <w:r>
-        <w:rPr>
-          <w:rFonts w:ascii="Times New Roman" w:hAnsi="Times New Roman" w:cs="Times New Roman"/>
-          <w:color w:val="auto"/>
-          <w:sz w:val="24"/>
-          <w:szCs w:val="24"/>
-        </w:rPr>
-        <w:lastRenderedPageBreak/>
-        <w:t xml:space="preserve"> Name VARCHAR(100) NOT NULL,</w:t>
-      </w:r>
-    </w:p>
-    <w:p>
-      <w:pPr>
-        <w:pStyle w:val="a"/>
-        <w:rPr>
-          <w:rFonts w:ascii="Times New Roman" w:hAnsi="Times New Roman" w:cs="Times New Roman"/>
-          <w:color w:val="auto"/>
-          <w:sz w:val="24"/>
-          <w:szCs w:val="24"/>
-        </w:rPr>
-      </w:pPr>
-      <w:r>
-        <w:rPr>
-          <w:rFonts w:ascii="Times New Roman" w:hAnsi="Times New Roman" w:cs="Times New Roman"/>
-          <w:color w:val="auto"/>
-          <w:sz w:val="24"/>
-          <w:szCs w:val="24"/>
-        </w:rPr>
-        <w:t xml:space="preserve"> DateOfBirth DATE NOT NULL,</w:t>
-      </w:r>
-    </w:p>
-    <w:p>
-      <w:pPr>
-        <w:pStyle w:val="a"/>
-        <w:rPr>
-          <w:rFonts w:ascii="Times New Roman" w:hAnsi="Times New Roman" w:cs="Times New Roman"/>
-          <w:color w:val="auto"/>
-          <w:sz w:val="24"/>
-          <w:szCs w:val="24"/>
-        </w:rPr>
-      </w:pPr>
-      <w:r>
-        <w:rPr>
-          <w:rFonts w:ascii="Times New Roman" w:hAnsi="Times New Roman" w:cs="Times New Roman"/>
-          <w:color w:val="auto"/>
-          <w:sz w:val="24"/>
-          <w:szCs w:val="24"/>
-        </w:rPr>
-        <w:t xml:space="preserve"> Gender ENUM('Male', 'Female') NOT NULL,</w:t>
-      </w:r>
-    </w:p>
-    <w:p>
-      <w:pPr>
-        <w:pStyle w:val="a"/>
-        <w:rPr>
-          <w:rFonts w:ascii="Times New Roman" w:hAnsi="Times New Roman" w:cs="Times New Roman"/>
-          <w:color w:val="auto"/>
-          <w:sz w:val="24"/>
-          <w:szCs w:val="24"/>
-        </w:rPr>
-      </w:pPr>
-      <w:r>
-        <w:rPr>
-          <w:rFonts w:ascii="Times New Roman" w:hAnsi="Times New Roman" w:cs="Times New Roman"/>
-          <w:color w:val="auto"/>
-          <w:sz w:val="24"/>
-          <w:szCs w:val="24"/>
-        </w:rPr>
-        <w:t xml:space="preserve"> Address TEXT,</w:t>
-      </w:r>
-    </w:p>
-    <w:p>
-      <w:pPr>
-        <w:pStyle w:val="a"/>
-        <w:rPr>
-          <w:rFonts w:ascii="Times New Roman" w:hAnsi="Times New Roman" w:cs="Times New Roman"/>
-          <w:color w:val="auto"/>
-          <w:sz w:val="24"/>
-          <w:szCs w:val="24"/>
-        </w:rPr>
-      </w:pPr>
-      <w:r>
-        <w:rPr>
-          <w:rFonts w:ascii="Times New Roman" w:hAnsi="Times New Roman" w:cs="Times New Roman"/>
-          <w:color w:val="auto"/>
-          <w:sz w:val="24"/>
-          <w:szCs w:val="24"/>
-        </w:rPr>
-        <w:t xml:space="preserve"> PhoneNumber VARCHAR(20) UNIQUE NOT NULL,</w:t>
-      </w:r>
-    </w:p>
-    <w:p>
-      <w:pPr>
-        <w:pStyle w:val="a"/>
-        <w:rPr>
-          <w:rFonts w:ascii="Times New Roman" w:hAnsi="Times New Roman" w:cs="Times New Roman"/>
-          <w:color w:val="auto"/>
-          <w:sz w:val="24"/>
-          <w:szCs w:val="24"/>
-        </w:rPr>
-      </w:pPr>
-      <w:r>
-        <w:rPr>
-          <w:rFonts w:ascii="Times New Roman" w:hAnsi="Times New Roman" w:cs="Times New Roman"/>
-          <w:color w:val="auto"/>
-          <w:sz w:val="24"/>
-          <w:szCs w:val="24"/>
-        </w:rPr>
-        <w:t xml:space="preserve"> Email VARCHAR(100) UNIQUE NOT NULL</w:t>
-      </w:r>
-    </w:p>
-    <w:p>
-      <w:pPr>
-        <w:pStyle w:val="a"/>
-        <w:rPr>
-          <w:rFonts w:ascii="Times New Roman" w:hAnsi="Times New Roman" w:cs="Times New Roman"/>
-          <w:color w:val="auto"/>
-          <w:sz w:val="24"/>
-          <w:szCs w:val="24"/>
-        </w:rPr>
-      </w:pPr>
-      <w:r>
-        <w:rPr>
-          <w:rFonts w:ascii="Times New Roman" w:hAnsi="Times New Roman" w:cs="Times New Roman"/>
-          <w:color w:val="auto"/>
-          <w:sz w:val="24"/>
-          <w:szCs w:val="24"/>
-        </w:rPr>
-        <w:t>);</w:t>
-      </w:r>
-    </w:p>
-    <w:p>
-      <w:pPr>
-        <w:pStyle w:val="a"/>
-        <w:rPr>
-          <w:rFonts w:ascii="Times New Roman" w:hAnsi="Times New Roman" w:cs="Times New Roman"/>
-          <w:color w:val="auto"/>
-          <w:sz w:val="24"/>
-          <w:szCs w:val="24"/>
-        </w:rPr>
-      </w:pPr>
-    </w:p>
-    <w:p>
-      <w:pPr>
-        <w:pStyle w:val="a"/>
-        <w:rPr>
-          <w:rFonts w:ascii="Times New Roman" w:hAnsi="Times New Roman" w:cs="Times New Roman"/>
-          <w:color w:val="auto"/>
-          <w:sz w:val="24"/>
-          <w:szCs w:val="24"/>
-        </w:rPr>
-      </w:pPr>
-      <w:r>
-        <w:rPr>
-          <w:rFonts w:ascii="Times New Roman" w:hAnsi="Times New Roman" w:cs="Times New Roman"/>
-          <w:color w:val="auto"/>
-          <w:sz w:val="24"/>
-          <w:szCs w:val="24"/>
-        </w:rPr>
-        <w:t>CREATE TABLE Appointment (</w:t>
-      </w:r>
-    </w:p>
-    <w:p>
-      <w:pPr>
-        <w:pStyle w:val="a"/>
-        <w:rPr>
-          <w:rFonts w:ascii="Times New Roman" w:hAnsi="Times New Roman" w:cs="Times New Roman"/>
-          <w:color w:val="auto"/>
-          <w:sz w:val="24"/>
-          <w:szCs w:val="24"/>
-        </w:rPr>
-      </w:pPr>
-      <w:r>
-        <w:rPr>
-          <w:rFonts w:ascii="Times New Roman" w:hAnsi="Times New Roman" w:cs="Times New Roman"/>
-          <w:color w:val="auto"/>
-          <w:sz w:val="24"/>
-          <w:szCs w:val="24"/>
-        </w:rPr>
-        <w:t xml:space="preserve"> AppointmentID INT PRIMARY KEY AUTO_INCREMENT,</w:t>
-      </w:r>
-    </w:p>
-    <w:p>
-      <w:pPr>
-        <w:pStyle w:val="a"/>
-        <w:rPr>
-          <w:rFonts w:ascii="Times New Roman" w:hAnsi="Times New Roman" w:cs="Times New Roman"/>
-          <w:color w:val="auto"/>
-          <w:sz w:val="24"/>
-          <w:szCs w:val="24"/>
-        </w:rPr>
-      </w:pPr>
-      <w:r>
-        <w:rPr>
-          <w:rFonts w:ascii="Times New Roman" w:hAnsi="Times New Roman" w:cs="Times New Roman"/>
-          <w:color w:val="auto"/>
-          <w:sz w:val="24"/>
-          <w:szCs w:val="24"/>
-        </w:rPr>
-        <w:t xml:space="preserve"> PatientID INT NOT NULL,</w:t>
-      </w:r>
-    </w:p>
-    <w:p>
-      <w:pPr>
-        <w:pStyle w:val="a"/>
-        <w:rPr>
-          <w:rFonts w:ascii="Times New Roman" w:hAnsi="Times New Roman" w:cs="Times New Roman"/>
-          <w:color w:val="auto"/>
-          <w:sz w:val="24"/>
-          <w:szCs w:val="24"/>
-        </w:rPr>
-      </w:pPr>
-      <w:r>
-        <w:rPr>
-          <w:rFonts w:ascii="Times New Roman" w:hAnsi="Times New Roman" w:cs="Times New Roman"/>
-          <w:color w:val="auto"/>
-          <w:sz w:val="24"/>
-          <w:szCs w:val="24"/>
-        </w:rPr>
-        <w:t xml:space="preserve"> DoctorID INT NOT NULL,</w:t>
-      </w:r>
-    </w:p>
-    <w:p>
-      <w:pPr>
-        <w:pStyle w:val="a"/>
-        <w:rPr>
-          <w:rFonts w:ascii="Times New Roman" w:hAnsi="Times New Roman" w:cs="Times New Roman"/>
-          <w:color w:val="auto"/>
-          <w:sz w:val="24"/>
-          <w:szCs w:val="24"/>
-        </w:rPr>
-      </w:pPr>
-      <w:r>
-        <w:rPr>
-          <w:rFonts w:ascii="Times New Roman" w:hAnsi="Times New Roman" w:cs="Times New Roman"/>
-          <w:color w:val="auto"/>
-          <w:sz w:val="24"/>
-          <w:szCs w:val="24"/>
-        </w:rPr>
-        <w:t xml:space="preserve"> AppointmentDate DATE NOT NULL,</w:t>
-      </w:r>
-    </w:p>
-    <w:p>
-      <w:pPr>
-        <w:pStyle w:val="a"/>
-        <w:rPr>
-          <w:rFonts w:ascii="Times New Roman" w:hAnsi="Times New Roman" w:cs="Times New Roman"/>
-          <w:color w:val="auto"/>
-          <w:sz w:val="24"/>
-          <w:szCs w:val="24"/>
-        </w:rPr>
-      </w:pPr>
-      <w:r>
-        <w:rPr>
-          <w:rFonts w:ascii="Times New Roman" w:hAnsi="Times New Roman" w:cs="Times New Roman"/>
-          <w:color w:val="auto"/>
-          <w:sz w:val="24"/>
-          <w:szCs w:val="24"/>
-        </w:rPr>
-        <w:t xml:space="preserve"> AppointmentTime TIME NOT NULL,</w:t>
-      </w:r>
-    </w:p>
-    <w:p>
-      <w:pPr>
-        <w:pStyle w:val="a"/>
-        <w:rPr>
-          <w:rFonts w:ascii="Times New Roman" w:hAnsi="Times New Roman" w:cs="Times New Roman"/>
-          <w:color w:val="auto"/>
-          <w:sz w:val="24"/>
-          <w:szCs w:val="24"/>
-        </w:rPr>
-      </w:pPr>
-      <w:r>
-        <w:rPr>
-          <w:rFonts w:ascii="Times New Roman" w:hAnsi="Times New Roman" w:cs="Times New Roman"/>
-          <w:color w:val="auto"/>
-          <w:sz w:val="24"/>
-          <w:szCs w:val="24"/>
-        </w:rPr>
-        <w:t xml:space="preserve"> Status ENUM('Scheduled', 'Completed', 'Cancelled') </w:t>
-      </w:r>
-    </w:p>
-    <w:p>
-      <w:pPr>
-        <w:pStyle w:val="a"/>
-        <w:rPr>
-          <w:rFonts w:ascii="Times New Roman" w:hAnsi="Times New Roman" w:cs="Times New Roman"/>
-          <w:color w:val="auto"/>
-          <w:sz w:val="24"/>
-          <w:szCs w:val="24"/>
-        </w:rPr>
-      </w:pPr>
-      <w:r>
-        <w:rPr>
-          <w:rFonts w:ascii="Times New Roman" w:hAnsi="Times New Roman" w:cs="Times New Roman"/>
-          <w:color w:val="auto"/>
-          <w:sz w:val="24"/>
-          <w:szCs w:val="24"/>
-        </w:rPr>
-        <w:t xml:space="preserve"> DEFAULT 'Scheduled',</w:t>
-      </w:r>
-    </w:p>
-    <w:p>
-      <w:pPr>
-        <w:pStyle w:val="a"/>
-        <w:rPr>
-          <w:rFonts w:ascii="Times New Roman" w:hAnsi="Times New Roman" w:cs="Times New Roman"/>
-          <w:color w:val="auto"/>
-          <w:sz w:val="24"/>
-          <w:szCs w:val="24"/>
-        </w:rPr>
-      </w:pPr>
-      <w:r>
-        <w:rPr>
-          <w:rFonts w:ascii="Times New Roman" w:hAnsi="Times New Roman" w:cs="Times New Roman"/>
-          <w:color w:val="auto"/>
-          <w:sz w:val="24"/>
-          <w:szCs w:val="24"/>
-        </w:rPr>
-        <w:t xml:space="preserve"> FOREIGN KEY (PatientID) REFERENCES </w:t>
-      </w:r>
-    </w:p>
-    <w:p>
-      <w:pPr>
-        <w:pStyle w:val="a"/>
-        <w:rPr>
-          <w:rFonts w:ascii="Times New Roman" w:hAnsi="Times New Roman" w:cs="Times New Roman"/>
-          <w:color w:val="auto"/>
-          <w:sz w:val="24"/>
-          <w:szCs w:val="24"/>
-        </w:rPr>
-      </w:pPr>
-      <w:r>
-        <w:rPr>
-          <w:rFonts w:ascii="Times New Roman" w:hAnsi="Times New Roman" w:cs="Times New Roman"/>
-          <w:color w:val="auto"/>
-          <w:sz w:val="24"/>
-          <w:szCs w:val="24"/>
-        </w:rPr>
-        <w:t xml:space="preserve"> Patient(PatientID) ON DELETE CASCADE,</w:t>
-      </w:r>
-    </w:p>
-    <w:p>
-      <w:pPr>
-        <w:pStyle w:val="a"/>
-        <w:rPr>
-          <w:rFonts w:ascii="Times New Roman" w:hAnsi="Times New Roman" w:cs="Times New Roman"/>
-          <w:color w:val="auto"/>
-          <w:sz w:val="24"/>
-          <w:szCs w:val="24"/>
-        </w:rPr>
-      </w:pPr>
-      <w:r>
-        <w:rPr>
-          <w:rFonts w:ascii="Times New Roman" w:hAnsi="Times New Roman" w:cs="Times New Roman"/>
-          <w:color w:val="auto"/>
-          <w:sz w:val="24"/>
-          <w:szCs w:val="24"/>
-        </w:rPr>
-        <w:t xml:space="preserve"> FOREIGN KEY (DoctorID) REFERENCES Doctor(StaffID) </w:t>
-      </w:r>
-    </w:p>
-    <w:p>
-      <w:pPr>
-        <w:pStyle w:val="a"/>
-        <w:rPr>
-          <w:rFonts w:ascii="Times New Roman" w:hAnsi="Times New Roman" w:cs="Times New Roman"/>
-          <w:color w:val="auto"/>
-          <w:sz w:val="24"/>
-          <w:szCs w:val="24"/>
-        </w:rPr>
-      </w:pPr>
-      <w:r>
-        <w:rPr>
-          <w:rFonts w:ascii="Times New Roman" w:hAnsi="Times New Roman" w:cs="Times New Roman"/>
-          <w:color w:val="auto"/>
-          <w:sz w:val="24"/>
-          <w:szCs w:val="24"/>
-        </w:rPr>
-        <w:t xml:space="preserve"> ON DELETE CASCADE</w:t>
-      </w:r>
-    </w:p>
-    <w:p>
-      <w:pPr>
-        <w:pStyle w:val="a"/>
-        <w:rPr>
-          <w:rFonts w:ascii="Times New Roman" w:hAnsi="Times New Roman" w:cs="Times New Roman"/>
-          <w:color w:val="auto"/>
-          <w:sz w:val="24"/>
-          <w:szCs w:val="24"/>
-        </w:rPr>
-      </w:pPr>
-      <w:r>
-        <w:rPr>
-          <w:rFonts w:ascii="Times New Roman" w:hAnsi="Times New Roman" w:cs="Times New Roman"/>
-          <w:color w:val="auto"/>
-          <w:sz w:val="24"/>
-          <w:szCs w:val="24"/>
-        </w:rPr>
-        <w:t>);</w:t>
-      </w:r>
-    </w:p>
-    <w:p>
-      <w:pPr>
-        <w:pStyle w:val="a"/>
-        <w:rPr>
-          <w:rFonts w:ascii="Times New Roman" w:hAnsi="Times New Roman" w:cs="Times New Roman"/>
-          <w:color w:val="auto"/>
-          <w:sz w:val="24"/>
-          <w:szCs w:val="24"/>
-        </w:rPr>
-      </w:pPr>
-    </w:p>
-    <w:p>
-      <w:pPr>
-        <w:pStyle w:val="a"/>
-        <w:rPr>
-          <w:rFonts w:ascii="Times New Roman" w:hAnsi="Times New Roman" w:cs="Times New Roman"/>
-          <w:color w:val="auto"/>
-          <w:sz w:val="24"/>
-          <w:szCs w:val="24"/>
-        </w:rPr>
-      </w:pPr>
-      <w:r>
-        <w:rPr>
-          <w:rFonts w:ascii="Times New Roman" w:hAnsi="Times New Roman" w:cs="Times New Roman"/>
-          <w:color w:val="auto"/>
-          <w:sz w:val="24"/>
-          <w:szCs w:val="24"/>
-        </w:rPr>
-        <w:t>CREATE TABLE Treatment (</w:t>
-      </w:r>
-    </w:p>
-    <w:p>
-      <w:pPr>
-        <w:pStyle w:val="a"/>
-        <w:rPr>
-          <w:rFonts w:ascii="Times New Roman" w:hAnsi="Times New Roman" w:cs="Times New Roman"/>
-          <w:color w:val="auto"/>
-          <w:sz w:val="24"/>
-          <w:szCs w:val="24"/>
-        </w:rPr>
-      </w:pPr>
-      <w:r>
-        <w:rPr>
-          <w:rFonts w:ascii="Times New Roman" w:hAnsi="Times New Roman" w:cs="Times New Roman"/>
-          <w:color w:val="auto"/>
-          <w:sz w:val="24"/>
-          <w:szCs w:val="24"/>
-        </w:rPr>
-        <w:t xml:space="preserve"> TreatmentID INT PRIMARY KEY AUTO_INCREMENT,</w:t>
-      </w:r>
-    </w:p>
-    <w:p>
-      <w:pPr>
-        <w:pStyle w:val="a"/>
-        <w:rPr>
-          <w:rFonts w:ascii="Times New Roman" w:hAnsi="Times New Roman" w:cs="Times New Roman"/>
-          <w:color w:val="auto"/>
-          <w:sz w:val="24"/>
-          <w:szCs w:val="24"/>
-        </w:rPr>
-      </w:pPr>
-      <w:r>
-        <w:rPr>
-          <w:rFonts w:ascii="Times New Roman" w:hAnsi="Times New Roman" w:cs="Times New Roman"/>
-          <w:color w:val="auto"/>
-          <w:sz w:val="24"/>
-          <w:szCs w:val="24"/>
-        </w:rPr>
-        <w:t xml:space="preserve"> PatientID INT NOT NULL,</w:t>
-      </w:r>
-    </w:p>
-    <w:p>
-      <w:pPr>
-        <w:pStyle w:val="a"/>
-        <w:rPr>
-          <w:rFonts w:ascii="Times New Roman" w:hAnsi="Times New Roman" w:cs="Times New Roman"/>
-          <w:color w:val="auto"/>
-          <w:sz w:val="24"/>
-          <w:szCs w:val="24"/>
-        </w:rPr>
-      </w:pPr>
-      <w:r>
-        <w:rPr>
-          <w:rFonts w:ascii="Times New Roman" w:hAnsi="Times New Roman" w:cs="Times New Roman"/>
-          <w:color w:val="auto"/>
-          <w:sz w:val="24"/>
-          <w:szCs w:val="24"/>
-        </w:rPr>
-        <w:t xml:space="preserve"> DoctorID INT NOT NULL,</w:t>
-      </w:r>
-    </w:p>
-    <w:p>
-      <w:pPr>
-        <w:pStyle w:val="a"/>
-        <w:rPr>
-          <w:rFonts w:ascii="Times New Roman" w:hAnsi="Times New Roman" w:cs="Times New Roman"/>
-          <w:color w:val="auto"/>
-          <w:sz w:val="24"/>
-          <w:szCs w:val="24"/>
-        </w:rPr>
-      </w:pPr>
-      <w:r>
-        <w:rPr>
-          <w:rFonts w:ascii="Times New Roman" w:hAnsi="Times New Roman" w:cs="Times New Roman"/>
-          <w:color w:val="auto"/>
-          <w:sz w:val="24"/>
-          <w:szCs w:val="24"/>
-        </w:rPr>
-        <w:t xml:space="preserve"> TreatmentName VARCHAR(100) NOT NULL,</w:t>
-      </w:r>
-    </w:p>
-    <w:p>
-      <w:pPr>
-        <w:pStyle w:val="a"/>
-        <w:rPr>
-          <w:rFonts w:ascii="Times New Roman" w:hAnsi="Times New Roman" w:cs="Times New Roman"/>
-          <w:color w:val="auto"/>
-          <w:sz w:val="24"/>
-          <w:szCs w:val="24"/>
-        </w:rPr>
-      </w:pPr>
-      <w:r>
-        <w:rPr>
-          <w:rFonts w:ascii="Times New Roman" w:hAnsi="Times New Roman" w:cs="Times New Roman"/>
-          <w:color w:val="auto"/>
-          <w:sz w:val="24"/>
-          <w:szCs w:val="24"/>
-        </w:rPr>
-        <w:t xml:space="preserve"> Description TEXT,</w:t>
-      </w:r>
-    </w:p>
-    <w:p>
-      <w:pPr>
-        <w:pStyle w:val="a"/>
-        <w:rPr>
-          <w:rFonts w:ascii="Times New Roman" w:hAnsi="Times New Roman" w:cs="Times New Roman"/>
-          <w:color w:val="auto"/>
-          <w:sz w:val="24"/>
-          <w:szCs w:val="24"/>
-        </w:rPr>
-      </w:pPr>
-      <w:r>
-        <w:rPr>
-          <w:rFonts w:ascii="Times New Roman" w:hAnsi="Times New Roman" w:cs="Times New Roman"/>
-          <w:color w:val="auto"/>
-          <w:sz w:val="24"/>
-          <w:szCs w:val="24"/>
-        </w:rPr>
-        <w:t xml:space="preserve"> Cost DECIMAL(10, 2) NOT NULL,</w:t>
-      </w:r>
-    </w:p>
-    <w:p>
-      <w:pPr>
-        <w:pStyle w:val="a"/>
-        <w:rPr>
-          <w:rFonts w:ascii="Times New Roman" w:hAnsi="Times New Roman" w:cs="Times New Roman"/>
-          <w:color w:val="auto"/>
-          <w:sz w:val="24"/>
-          <w:szCs w:val="24"/>
-        </w:rPr>
-      </w:pPr>
-      <w:r>
-        <w:rPr>
-          <w:rFonts w:ascii="Times New Roman" w:hAnsi="Times New Roman" w:cs="Times New Roman"/>
-          <w:color w:val="auto"/>
-          <w:sz w:val="24"/>
-          <w:szCs w:val="24"/>
-        </w:rPr>
-        <w:t xml:space="preserve"> FOREIGN KEY (PatientID) REFERENCES </w:t>
-      </w:r>
-    </w:p>
-    <w:p>
-      <w:pPr>
-        <w:pStyle w:val="a"/>
-        <w:rPr>
-          <w:rFonts w:ascii="Times New Roman" w:hAnsi="Times New Roman" w:cs="Times New Roman"/>
-          <w:color w:val="auto"/>
-          <w:sz w:val="24"/>
-          <w:szCs w:val="24"/>
-        </w:rPr>
-      </w:pPr>
-      <w:r>
-        <w:rPr>
-          <w:rFonts w:ascii="Times New Roman" w:hAnsi="Times New Roman" w:cs="Times New Roman"/>
-          <w:color w:val="auto"/>
-          <w:sz w:val="24"/>
-          <w:szCs w:val="24"/>
-        </w:rPr>
-        <w:t xml:space="preserve"> Patient(PatientID) ON DELETE CASCADE,</w:t>
-      </w:r>
-    </w:p>
-    <w:p>
-      <w:pPr>
-        <w:pStyle w:val="a"/>
-        <w:rPr>
-          <w:rFonts w:ascii="Times New Roman" w:hAnsi="Times New Roman" w:cs="Times New Roman"/>
-          <w:color w:val="auto"/>
-          <w:sz w:val="24"/>
-          <w:szCs w:val="24"/>
-        </w:rPr>
-      </w:pPr>
-      <w:r>
-        <w:rPr>
-          <w:rFonts w:ascii="Times New Roman" w:hAnsi="Times New Roman" w:cs="Times New Roman"/>
-          <w:color w:val="auto"/>
-          <w:sz w:val="24"/>
-          <w:szCs w:val="24"/>
-        </w:rPr>
-        <w:lastRenderedPageBreak/>
-        <w:t xml:space="preserve"> FOREIGN KEY (DoctorID) REFERENCES Doctor(StaffID) </w:t>
-      </w:r>
-    </w:p>
-    <w:p>
-      <w:pPr>
-        <w:pStyle w:val="a"/>
-        <w:rPr>
-          <w:rFonts w:ascii="Times New Roman" w:hAnsi="Times New Roman" w:cs="Times New Roman"/>
-          <w:color w:val="auto"/>
-          <w:sz w:val="24"/>
-          <w:szCs w:val="24"/>
-        </w:rPr>
-      </w:pPr>
-      <w:r>
-        <w:rPr>
-          <w:rFonts w:ascii="Times New Roman" w:hAnsi="Times New Roman" w:cs="Times New Roman"/>
-          <w:color w:val="auto"/>
-          <w:sz w:val="24"/>
-          <w:szCs w:val="24"/>
-        </w:rPr>
-        <w:t xml:space="preserve"> ON DELETE CASCADE</w:t>
-      </w:r>
-    </w:p>
-    <w:p>
-      <w:pPr>
-        <w:pStyle w:val="a"/>
-        <w:rPr>
-          <w:rFonts w:ascii="Times New Roman" w:hAnsi="Times New Roman" w:cs="Times New Roman"/>
-          <w:color w:val="auto"/>
-          <w:sz w:val="24"/>
-          <w:szCs w:val="24"/>
-        </w:rPr>
-      </w:pPr>
-      <w:r>
-        <w:rPr>
-          <w:rFonts w:ascii="Times New Roman" w:hAnsi="Times New Roman" w:cs="Times New Roman"/>
-          <w:color w:val="auto"/>
-          <w:sz w:val="24"/>
-          <w:szCs w:val="24"/>
-        </w:rPr>
-        <w:t>);</w:t>
-      </w:r>
-    </w:p>
-    <w:p>
-      <w:pPr>
-        <w:pStyle w:val="a"/>
-        <w:rPr>
-          <w:rFonts w:ascii="Times New Roman" w:hAnsi="Times New Roman" w:cs="Times New Roman"/>
-          <w:color w:val="auto"/>
-          <w:sz w:val="24"/>
-          <w:szCs w:val="24"/>
-        </w:rPr>
-      </w:pPr>
-    </w:p>
-    <w:p>
-      <w:pPr>
-        <w:pStyle w:val="a"/>
-        <w:rPr>
-          <w:rFonts w:ascii="Times New Roman" w:hAnsi="Times New Roman" w:cs="Times New Roman"/>
-          <w:color w:val="auto"/>
-          <w:sz w:val="24"/>
-          <w:szCs w:val="24"/>
-        </w:rPr>
-      </w:pPr>
-      <w:r>
-        <w:rPr>
-          <w:rFonts w:ascii="Times New Roman" w:hAnsi="Times New Roman" w:cs="Times New Roman"/>
-          <w:color w:val="auto"/>
-          <w:sz w:val="24"/>
-          <w:szCs w:val="24"/>
-        </w:rPr>
-        <w:t>CREATE TABLE Medicine (</w:t>
-      </w:r>
-    </w:p>
-    <w:p>
-      <w:pPr>
-        <w:pStyle w:val="a"/>
-        <w:rPr>
-          <w:rFonts w:ascii="Times New Roman" w:hAnsi="Times New Roman" w:cs="Times New Roman"/>
-          <w:color w:val="auto"/>
-          <w:sz w:val="24"/>
-          <w:szCs w:val="24"/>
-        </w:rPr>
-      </w:pPr>
-      <w:r>
-        <w:rPr>
-          <w:rFonts w:ascii="Times New Roman" w:hAnsi="Times New Roman" w:cs="Times New Roman"/>
-          <w:color w:val="auto"/>
-          <w:sz w:val="24"/>
-          <w:szCs w:val="24"/>
-        </w:rPr>
-        <w:t xml:space="preserve"> MedicineID INT PRIMARY KEY AUTO_INCREMENT,</w:t>
-      </w:r>
-    </w:p>
-    <w:p>
-      <w:pPr>
-        <w:pStyle w:val="a"/>
-        <w:rPr>
-          <w:rFonts w:ascii="Times New Roman" w:hAnsi="Times New Roman" w:cs="Times New Roman"/>
-          <w:color w:val="auto"/>
-          <w:sz w:val="24"/>
-          <w:szCs w:val="24"/>
-        </w:rPr>
-      </w:pPr>
-      <w:r>
-        <w:rPr>
-          <w:rFonts w:ascii="Times New Roman" w:hAnsi="Times New Roman" w:cs="Times New Roman"/>
-          <w:color w:val="auto"/>
-          <w:sz w:val="24"/>
-          <w:szCs w:val="24"/>
-        </w:rPr>
-        <w:t xml:space="preserve"> MedicineName VARCHAR(100) NOT NULL,</w:t>
-      </w:r>
-    </w:p>
-    <w:p>
-      <w:pPr>
-        <w:pStyle w:val="a"/>
-        <w:rPr>
-          <w:rFonts w:ascii="Times New Roman" w:hAnsi="Times New Roman" w:cs="Times New Roman"/>
-          <w:color w:val="auto"/>
-          <w:sz w:val="24"/>
-          <w:szCs w:val="24"/>
-        </w:rPr>
-      </w:pPr>
-      <w:r>
-        <w:rPr>
-          <w:rFonts w:ascii="Times New Roman" w:hAnsi="Times New Roman" w:cs="Times New Roman"/>
-          <w:color w:val="auto"/>
-          <w:sz w:val="24"/>
-          <w:szCs w:val="24"/>
-        </w:rPr>
-        <w:t xml:space="preserve"> Dosage VARCHAR(50) NOT NULL,</w:t>
-      </w:r>
-    </w:p>
-    <w:p>
-      <w:pPr>
-        <w:pStyle w:val="a"/>
-        <w:rPr>
-          <w:rFonts w:ascii="Times New Roman" w:hAnsi="Times New Roman" w:cs="Times New Roman"/>
-          <w:color w:val="auto"/>
-          <w:sz w:val="24"/>
-          <w:szCs w:val="24"/>
-        </w:rPr>
-      </w:pPr>
-      <w:r>
-        <w:rPr>
-          <w:rFonts w:ascii="Times New Roman" w:hAnsi="Times New Roman" w:cs="Times New Roman"/>
-          <w:color w:val="auto"/>
-          <w:sz w:val="24"/>
-          <w:szCs w:val="24"/>
-        </w:rPr>
-        <w:t xml:space="preserve"> StockQuantity INT NOT NULL,</w:t>
-      </w:r>
-    </w:p>
-    <w:p>
-      <w:pPr>
-        <w:pStyle w:val="a"/>
-        <w:rPr>
-          <w:rFonts w:ascii="Times New Roman" w:hAnsi="Times New Roman" w:cs="Times New Roman"/>
-          <w:color w:val="auto"/>
-          <w:sz w:val="24"/>
-          <w:szCs w:val="24"/>
-        </w:rPr>
-      </w:pPr>
-      <w:r>
-        <w:rPr>
-          <w:rFonts w:ascii="Times New Roman" w:hAnsi="Times New Roman" w:cs="Times New Roman"/>
-          <w:color w:val="auto"/>
-          <w:sz w:val="24"/>
-          <w:szCs w:val="24"/>
-        </w:rPr>
-        <w:t xml:space="preserve"> Price DECIMAL(10, 2) NOT NULL</w:t>
-      </w:r>
-    </w:p>
-    <w:p>
-      <w:pPr>
-        <w:pStyle w:val="a"/>
-        <w:rPr>
-          <w:rFonts w:ascii="Times New Roman" w:hAnsi="Times New Roman" w:cs="Times New Roman"/>
-          <w:color w:val="auto"/>
-          <w:sz w:val="24"/>
-          <w:szCs w:val="24"/>
-        </w:rPr>
-      </w:pPr>
-      <w:r>
-        <w:rPr>
-          <w:rFonts w:ascii="Times New Roman" w:hAnsi="Times New Roman" w:cs="Times New Roman"/>
-          <w:color w:val="auto"/>
-          <w:sz w:val="24"/>
-          <w:szCs w:val="24"/>
-        </w:rPr>
-        <w:t>);</w:t>
-      </w:r>
-    </w:p>
-    <w:p>
-      <w:pPr>
-        <w:pStyle w:val="a"/>
-        <w:rPr>
-          <w:rFonts w:ascii="Times New Roman" w:hAnsi="Times New Roman" w:cs="Times New Roman"/>
-          <w:color w:val="auto"/>
-          <w:sz w:val="24"/>
-          <w:szCs w:val="24"/>
-        </w:rPr>
-      </w:pPr>
-    </w:p>
-    <w:p>
-      <w:pPr>
-        <w:pStyle w:val="a"/>
-        <w:rPr>
-          <w:rFonts w:ascii="Times New Roman" w:hAnsi="Times New Roman" w:cs="Times New Roman"/>
-          <w:color w:val="auto"/>
-          <w:sz w:val="24"/>
-          <w:szCs w:val="24"/>
-        </w:rPr>
-      </w:pPr>
-      <w:r>
-        <w:rPr>
-          <w:rFonts w:ascii="Times New Roman" w:hAnsi="Times New Roman" w:cs="Times New Roman"/>
-          <w:color w:val="auto"/>
-          <w:sz w:val="24"/>
-          <w:szCs w:val="24"/>
-        </w:rPr>
-        <w:t>CREATE TABLE TreatmentMedicine (</w:t>
-      </w:r>
-    </w:p>
-    <w:p>
-      <w:pPr>
-        <w:pStyle w:val="a"/>
-        <w:rPr>
-          <w:rFonts w:ascii="Times New Roman" w:hAnsi="Times New Roman" w:cs="Times New Roman"/>
-          <w:color w:val="auto"/>
-          <w:sz w:val="24"/>
-          <w:szCs w:val="24"/>
-        </w:rPr>
-      </w:pPr>
-      <w:r>
-        <w:rPr>
-          <w:rFonts w:ascii="Times New Roman" w:hAnsi="Times New Roman" w:cs="Times New Roman"/>
-          <w:color w:val="auto"/>
-          <w:sz w:val="24"/>
-          <w:szCs w:val="24"/>
-        </w:rPr>
-        <w:t xml:space="preserve"> TreatmentID INT NOT NULL,</w:t>
-      </w:r>
-    </w:p>
-    <w:p>
-      <w:pPr>
-        <w:pStyle w:val="a"/>
-        <w:rPr>
-          <w:rFonts w:ascii="Times New Roman" w:hAnsi="Times New Roman" w:cs="Times New Roman"/>
-          <w:color w:val="auto"/>
-          <w:sz w:val="24"/>
-          <w:szCs w:val="24"/>
-        </w:rPr>
-      </w:pPr>
-      <w:r>
-        <w:rPr>
-          <w:rFonts w:ascii="Times New Roman" w:hAnsi="Times New Roman" w:cs="Times New Roman"/>
-          <w:color w:val="auto"/>
-          <w:sz w:val="24"/>
-          <w:szCs w:val="24"/>
-        </w:rPr>
-        <w:t xml:space="preserve"> MedicineID INT NOT NULL,</w:t>
-      </w:r>
-    </w:p>
-    <w:p>
-      <w:pPr>
-        <w:pStyle w:val="a"/>
-        <w:rPr>
-          <w:rFonts w:ascii="Times New Roman" w:hAnsi="Times New Roman" w:cs="Times New Roman"/>
-          <w:color w:val="auto"/>
-          <w:sz w:val="24"/>
-          <w:szCs w:val="24"/>
-        </w:rPr>
-      </w:pPr>
-      <w:r>
-        <w:rPr>
-          <w:rFonts w:ascii="Times New Roman" w:hAnsi="Times New Roman" w:cs="Times New Roman"/>
-          <w:color w:val="auto"/>
-          <w:sz w:val="24"/>
-          <w:szCs w:val="24"/>
-        </w:rPr>
-        <w:t xml:space="preserve"> Quantity INT NOT NULL DEFAULT 1,</w:t>
-      </w:r>
-    </w:p>
-    <w:p>
-      <w:pPr>
-        <w:pStyle w:val="a"/>
-        <w:rPr>
-          <w:rFonts w:ascii="Times New Roman" w:hAnsi="Times New Roman" w:cs="Times New Roman"/>
-          <w:color w:val="auto"/>
-          <w:sz w:val="24"/>
-          <w:szCs w:val="24"/>
-        </w:rPr>
-      </w:pPr>
-      <w:r>
-        <w:rPr>
-          <w:rFonts w:ascii="Times New Roman" w:hAnsi="Times New Roman" w:cs="Times New Roman"/>
-          <w:color w:val="auto"/>
-          <w:sz w:val="24"/>
-          <w:szCs w:val="24"/>
-        </w:rPr>
-        <w:t xml:space="preserve"> PRIMARY KEY (TreatmentID, MedicineID),</w:t>
-      </w:r>
-    </w:p>
-    <w:p>
-      <w:pPr>
-        <w:pStyle w:val="a"/>
-        <w:rPr>
-          <w:rFonts w:ascii="Times New Roman" w:hAnsi="Times New Roman" w:cs="Times New Roman"/>
-          <w:color w:val="auto"/>
-          <w:sz w:val="24"/>
-          <w:szCs w:val="24"/>
-        </w:rPr>
-      </w:pPr>
-      <w:r>
-        <w:rPr>
-          <w:rFonts w:ascii="Times New Roman" w:hAnsi="Times New Roman" w:cs="Times New Roman"/>
-          <w:color w:val="auto"/>
-          <w:sz w:val="24"/>
-          <w:szCs w:val="24"/>
-        </w:rPr>
-        <w:t xml:space="preserve"> FOREIGN KEY (TreatmentID) REFERENCES </w:t>
-      </w:r>
-    </w:p>
-    <w:p>
-      <w:pPr>
-        <w:pStyle w:val="a"/>
-        <w:rPr>
-          <w:rFonts w:ascii="Times New Roman" w:hAnsi="Times New Roman" w:cs="Times New Roman"/>
-          <w:color w:val="auto"/>
-          <w:sz w:val="24"/>
-          <w:szCs w:val="24"/>
-        </w:rPr>
-      </w:pPr>
-      <w:r>
-        <w:rPr>
-          <w:rFonts w:ascii="Times New Roman" w:hAnsi="Times New Roman" w:cs="Times New Roman"/>
-          <w:color w:val="auto"/>
-          <w:sz w:val="24"/>
-          <w:szCs w:val="24"/>
-        </w:rPr>
-        <w:t xml:space="preserve"> Treatment(TreatmentID) ON DELETE CASCADE,</w:t>
-      </w:r>
-    </w:p>
-    <w:p>
-      <w:pPr>
-        <w:pStyle w:val="a"/>
-        <w:rPr>
-          <w:rFonts w:ascii="Times New Roman" w:hAnsi="Times New Roman" w:cs="Times New Roman"/>
-          <w:color w:val="auto"/>
-          <w:sz w:val="24"/>
-          <w:szCs w:val="24"/>
-        </w:rPr>
-      </w:pPr>
-      <w:r>
-        <w:rPr>
-          <w:rFonts w:ascii="Times New Roman" w:hAnsi="Times New Roman" w:cs="Times New Roman"/>
-          <w:color w:val="auto"/>
-          <w:sz w:val="24"/>
-          <w:szCs w:val="24"/>
-        </w:rPr>
-        <w:t xml:space="preserve"> FOREIGN KEY (MedicineID) REFERENCES </w:t>
-      </w:r>
-    </w:p>
-    <w:p>
-      <w:pPr>
-        <w:pStyle w:val="a"/>
-        <w:rPr>
-          <w:rFonts w:ascii="Times New Roman" w:hAnsi="Times New Roman" w:cs="Times New Roman"/>
-          <w:color w:val="auto"/>
-          <w:sz w:val="24"/>
-          <w:szCs w:val="24"/>
-        </w:rPr>
-      </w:pPr>
-      <w:r>
-        <w:rPr>
-          <w:rFonts w:ascii="Times New Roman" w:hAnsi="Times New Roman" w:cs="Times New Roman"/>
-          <w:color w:val="auto"/>
-          <w:sz w:val="24"/>
-          <w:szCs w:val="24"/>
-        </w:rPr>
-        <w:t xml:space="preserve"> Medicine(MedicineID) ON DELETE CASCADE</w:t>
-      </w:r>
-    </w:p>
-    <w:p>
-      <w:pPr>
-        <w:pStyle w:val="a"/>
-        <w:rPr>
-          <w:rFonts w:ascii="Times New Roman" w:hAnsi="Times New Roman" w:cs="Times New Roman"/>
-          <w:color w:val="auto"/>
-          <w:sz w:val="24"/>
-          <w:szCs w:val="24"/>
-        </w:rPr>
-      </w:pPr>
-      <w:r>
-        <w:rPr>
-          <w:rFonts w:ascii="Times New Roman" w:hAnsi="Times New Roman" w:cs="Times New Roman"/>
-          <w:color w:val="auto"/>
-          <w:sz w:val="24"/>
-          <w:szCs w:val="24"/>
-        </w:rPr>
-        <w:t>);</w:t>
-      </w:r>
-    </w:p>
-    <w:p>
-      <w:pPr>
-        <w:pStyle w:val="a"/>
-        <w:rPr>
-          <w:rFonts w:ascii="Times New Roman" w:hAnsi="Times New Roman" w:cs="Times New Roman"/>
-          <w:color w:val="auto"/>
-          <w:sz w:val="24"/>
-          <w:szCs w:val="24"/>
-        </w:rPr>
-      </w:pPr>
-    </w:p>
-    <w:p>
-      <w:pPr>
-        <w:pStyle w:val="a"/>
-        <w:rPr>
-          <w:rFonts w:ascii="Times New Roman" w:hAnsi="Times New Roman" w:cs="Times New Roman"/>
-          <w:color w:val="auto"/>
-          <w:sz w:val="24"/>
-          <w:szCs w:val="24"/>
-        </w:rPr>
-      </w:pPr>
-      <w:r>
-        <w:rPr>
-          <w:rFonts w:ascii="Times New Roman" w:hAnsi="Times New Roman" w:cs="Times New Roman"/>
-          <w:color w:val="auto"/>
-          <w:sz w:val="24"/>
-          <w:szCs w:val="24"/>
-        </w:rPr>
-        <w:t>CREATE TABLE Payment (</w:t>
-      </w:r>
-    </w:p>
-    <w:p>
-      <w:pPr>
-        <w:pStyle w:val="a"/>
-        <w:rPr>
-          <w:rFonts w:ascii="Times New Roman" w:hAnsi="Times New Roman" w:cs="Times New Roman"/>
-          <w:color w:val="auto"/>
-          <w:sz w:val="24"/>
-          <w:szCs w:val="24"/>
-        </w:rPr>
-      </w:pPr>
-      <w:r>
-        <w:rPr>
-          <w:rFonts w:ascii="Times New Roman" w:hAnsi="Times New Roman" w:cs="Times New Roman"/>
-          <w:color w:val="auto"/>
-          <w:sz w:val="24"/>
-          <w:szCs w:val="24"/>
-        </w:rPr>
-        <w:t xml:space="preserve"> PaymentID INT PRIMARY KEY AUTO_INCREMENT,</w:t>
-      </w:r>
-    </w:p>
-    <w:p>
-      <w:pPr>
-        <w:pStyle w:val="a"/>
-        <w:rPr>
-          <w:rFonts w:ascii="Times New Roman" w:hAnsi="Times New Roman" w:cs="Times New Roman"/>
-          <w:color w:val="auto"/>
-          <w:sz w:val="24"/>
-          <w:szCs w:val="24"/>
-        </w:rPr>
-      </w:pPr>
-      <w:r>
-        <w:rPr>
-          <w:rFonts w:ascii="Times New Roman" w:hAnsi="Times New Roman" w:cs="Times New Roman"/>
-          <w:color w:val="auto"/>
-          <w:sz w:val="24"/>
-          <w:szCs w:val="24"/>
-        </w:rPr>
-        <w:t xml:space="preserve"> PatientID INT NOT NULL,</w:t>
-      </w:r>
-    </w:p>
-    <w:p>
-      <w:pPr>
-        <w:pStyle w:val="a"/>
-        <w:rPr>
-          <w:rFonts w:ascii="Times New Roman" w:hAnsi="Times New Roman" w:cs="Times New Roman"/>
-          <w:color w:val="auto"/>
-          <w:sz w:val="24"/>
-          <w:szCs w:val="24"/>
-        </w:rPr>
-      </w:pPr>
-      <w:r>
-        <w:rPr>
-          <w:rFonts w:ascii="Times New Roman" w:hAnsi="Times New Roman" w:cs="Times New Roman"/>
-          <w:color w:val="auto"/>
-          <w:sz w:val="24"/>
-          <w:szCs w:val="24"/>
-        </w:rPr>
-        <w:t xml:space="preserve"> AppointmentID INT,</w:t>
-      </w:r>
-    </w:p>
-    <w:p>
-      <w:pPr>
-        <w:pStyle w:val="a"/>
-        <w:rPr>
-          <w:rFonts w:ascii="Times New Roman" w:hAnsi="Times New Roman" w:cs="Times New Roman"/>
-          <w:color w:val="auto"/>
-          <w:sz w:val="24"/>
-          <w:szCs w:val="24"/>
-        </w:rPr>
-      </w:pPr>
-      <w:r>
-        <w:rPr>
-          <w:rFonts w:ascii="Times New Roman" w:hAnsi="Times New Roman" w:cs="Times New Roman"/>
-          <w:color w:val="auto"/>
-          <w:sz w:val="24"/>
-          <w:szCs w:val="24"/>
-        </w:rPr>
-        <w:t xml:space="preserve"> Amount DECIMAL(10, 2) NOT NULL,</w:t>
-      </w:r>
-    </w:p>
-    <w:p>
-      <w:pPr>
-        <w:pStyle w:val="a"/>
-        <w:rPr>
-          <w:rFonts w:ascii="Times New Roman" w:hAnsi="Times New Roman" w:cs="Times New Roman"/>
-          <w:color w:val="auto"/>
-          <w:sz w:val="24"/>
-          <w:szCs w:val="24"/>
-        </w:rPr>
-      </w:pPr>
-      <w:r>
-        <w:rPr>
-          <w:rFonts w:ascii="Times New Roman" w:hAnsi="Times New Roman" w:cs="Times New Roman"/>
-          <w:color w:val="auto"/>
-          <w:sz w:val="24"/>
-          <w:szCs w:val="24"/>
-        </w:rPr>
-        <w:t xml:space="preserve"> PaymentDate DATE NOT NULL,</w:t>
-      </w:r>
-    </w:p>
-    <w:p>
-      <w:pPr>
-        <w:pStyle w:val="a"/>
-        <w:rPr>
-          <w:rFonts w:ascii="Times New Roman" w:hAnsi="Times New Roman" w:cs="Times New Roman"/>
-          <w:color w:val="auto"/>
-          <w:sz w:val="24"/>
-          <w:szCs w:val="24"/>
-        </w:rPr>
-      </w:pPr>
-      <w:r>
-        <w:rPr>
-          <w:rFonts w:ascii="Times New Roman" w:hAnsi="Times New Roman" w:cs="Times New Roman"/>
-          <w:color w:val="auto"/>
-          <w:sz w:val="24"/>
-          <w:szCs w:val="24"/>
-        </w:rPr>
-        <w:t xml:space="preserve"> PaymentMethod ENUM('Cash', 'Credit Card', 'Bank </w:t>
-      </w:r>
-    </w:p>
-    <w:p>
-      <w:pPr>
-        <w:pStyle w:val="a"/>
-        <w:rPr>
-          <w:rFonts w:ascii="Times New Roman" w:hAnsi="Times New Roman" w:cs="Times New Roman"/>
-          <w:color w:val="auto"/>
-          <w:sz w:val="24"/>
-          <w:szCs w:val="24"/>
-        </w:rPr>
-      </w:pPr>
-      <w:r>
-        <w:rPr>
-          <w:rFonts w:ascii="Times New Roman" w:hAnsi="Times New Roman" w:cs="Times New Roman"/>
-          <w:color w:val="auto"/>
-          <w:sz w:val="24"/>
-          <w:szCs w:val="24"/>
-        </w:rPr>
-        <w:t xml:space="preserve"> Transfer') NOT NULL,</w:t>
-      </w:r>
-    </w:p>
-    <w:p>
-      <w:pPr>
-        <w:pStyle w:val="a"/>
-        <w:rPr>
-          <w:rFonts w:ascii="Times New Roman" w:hAnsi="Times New Roman" w:cs="Times New Roman"/>
-          <w:color w:val="auto"/>
-          <w:sz w:val="24"/>
-          <w:szCs w:val="24"/>
-        </w:rPr>
-      </w:pPr>
-      <w:r>
-        <w:rPr>
-          <w:rFonts w:ascii="Times New Roman" w:hAnsi="Times New Roman" w:cs="Times New Roman"/>
-          <w:color w:val="auto"/>
-          <w:sz w:val="24"/>
-          <w:szCs w:val="24"/>
-        </w:rPr>
-        <w:lastRenderedPageBreak/>
         <w:t xml:space="preserve"> Status ENUM('Paid', 'Pending', 'Due') DEFAULT </w:t>
       </w:r>
     </w:p>
@@ -10215,7 +10554,6 @@
           <w:ilvl w:val="0"/>
           <w:numId w:val="0"/>
         </w:numPr>
-        <w:ind w:left="576"/>
         <w:rPr>
           <w:rFonts w:ascii="Times New Roman" w:hAnsi="Times New Roman" w:cs="Times New Roman"/>
           <w:color w:val="auto"/>
@@ -10234,11 +10572,25 @@
         <w:ind w:left="576"/>
         <w:rPr>
           <w:rFonts w:ascii="Times New Roman" w:hAnsi="Times New Roman" w:cs="Times New Roman"/>
-          <w:color w:val="auto"/>
-          <w:sz w:val="24"/>
-          <w:szCs w:val="24"/>
-        </w:rPr>
-      </w:pPr>
+          <w:b/>
+          <w:bCs/>
+          <w:color w:val="auto"/>
+          <w:sz w:val="32"/>
+          <w:szCs w:val="32"/>
+        </w:rPr>
+      </w:pPr>
+      <w:r>
+        <w:rPr>
+          <w:rFonts w:ascii="Times New Roman" w:hAnsi="Times New Roman" w:cs="Times New Roman"/>
+          <w:b/>
+          <w:bCs/>
+          <w:color w:val="auto"/>
+          <w:sz w:val="32"/>
+          <w:szCs w:val="32"/>
+        </w:rPr>
+        <w:lastRenderedPageBreak/>
+        <w:t>2.2 SQL Code for Data Insertion (At least 5 records)</w:t>
+      </w:r>
     </w:p>
     <w:p>
       <w:pPr>
@@ -10255,6 +10607,507 @@
           <w:szCs w:val="24"/>
         </w:rPr>
       </w:pPr>
+      <w:r>
+        <w:rPr>
+          <w:rFonts w:ascii="Times New Roman" w:hAnsi="Times New Roman" w:cs="Times New Roman"/>
+          <w:color w:val="auto"/>
+          <w:sz w:val="24"/>
+          <w:szCs w:val="24"/>
+        </w:rPr>
+        <w:t xml:space="preserve">INSERT INTO Staff (Name, PhoneNumber, Email, Address, DateOfHire) VALUES ('Ahmed Al-Saadi', '0501234567', 'ahmed@clinic.com', 'Riyadh, Saudi Arabia', '2020-01-15'), ('Sarah </w:t>
+      </w:r>
+      <w:proofErr w:type="spellStart"/>
+      <w:r>
+        <w:rPr>
+          <w:rFonts w:ascii="Times New Roman" w:hAnsi="Times New Roman" w:cs="Times New Roman"/>
+          <w:color w:val="auto"/>
+          <w:sz w:val="24"/>
+          <w:szCs w:val="24"/>
+        </w:rPr>
+        <w:t>Al-Ghamdi</w:t>
+      </w:r>
+      <w:proofErr w:type="spellEnd"/>
+      <w:r>
+        <w:rPr>
+          <w:rFonts w:ascii="Times New Roman" w:hAnsi="Times New Roman" w:cs="Times New Roman"/>
+          <w:color w:val="auto"/>
+          <w:sz w:val="24"/>
+          <w:szCs w:val="24"/>
+        </w:rPr>
+        <w:t xml:space="preserve">', '0502345678', 'sarah@clinic.com', 'Jeddah, Saudi Arabia', '2021-03-10'), ('Mohammed </w:t>
+      </w:r>
+      <w:proofErr w:type="spellStart"/>
+      <w:r>
+        <w:rPr>
+          <w:rFonts w:ascii="Times New Roman" w:hAnsi="Times New Roman" w:cs="Times New Roman"/>
+          <w:color w:val="auto"/>
+          <w:sz w:val="24"/>
+          <w:szCs w:val="24"/>
+        </w:rPr>
+        <w:t>Al-Otaibi</w:t>
+      </w:r>
+      <w:proofErr w:type="spellEnd"/>
+      <w:r>
+        <w:rPr>
+          <w:rFonts w:ascii="Times New Roman" w:hAnsi="Times New Roman" w:cs="Times New Roman"/>
+          <w:color w:val="auto"/>
+          <w:sz w:val="24"/>
+          <w:szCs w:val="24"/>
+        </w:rPr>
+        <w:t xml:space="preserve">', '0503456789', 'mohammed@clinic .com', 'Dammam, Saudi Arabia', '2019-05-20'), ('Fatima </w:t>
+      </w:r>
+      <w:proofErr w:type="spellStart"/>
+      <w:r>
+        <w:rPr>
+          <w:rFonts w:ascii="Times New Roman" w:hAnsi="Times New Roman" w:cs="Times New Roman"/>
+          <w:color w:val="auto"/>
+          <w:sz w:val="24"/>
+          <w:szCs w:val="24"/>
+        </w:rPr>
+        <w:t>Al-Zahrani</w:t>
+      </w:r>
+      <w:proofErr w:type="spellEnd"/>
+      <w:r>
+        <w:rPr>
+          <w:rFonts w:ascii="Times New Roman" w:hAnsi="Times New Roman" w:cs="Times New Roman"/>
+          <w:color w:val="auto"/>
+          <w:sz w:val="24"/>
+          <w:szCs w:val="24"/>
+        </w:rPr>
+        <w:t>', '0504567890', '</w:t>
+      </w:r>
+      <w:proofErr w:type="spellStart"/>
+      <w:r>
+        <w:rPr>
+          <w:rFonts w:ascii="Times New Roman" w:hAnsi="Times New Roman" w:cs="Times New Roman"/>
+          <w:color w:val="auto"/>
+          <w:sz w:val="24"/>
+          <w:szCs w:val="24"/>
+        </w:rPr>
+        <w:t>fatima@clinic.co</w:t>
+      </w:r>
+      <w:proofErr w:type="spellEnd"/>
+      <w:r>
+        <w:rPr>
+          <w:rFonts w:ascii="Times New Roman" w:hAnsi="Times New Roman" w:cs="Times New Roman"/>
+          <w:color w:val="auto"/>
+          <w:sz w:val="24"/>
+          <w:szCs w:val="24"/>
+        </w:rPr>
+        <w:t xml:space="preserve"> m', 'Riyadh, Saudi Arabia', '2022-02-01'), ('Khalid </w:t>
+      </w:r>
+      <w:proofErr w:type="spellStart"/>
+      <w:r>
+        <w:rPr>
+          <w:rFonts w:ascii="Times New Roman" w:hAnsi="Times New Roman" w:cs="Times New Roman"/>
+          <w:color w:val="auto"/>
+          <w:sz w:val="24"/>
+          <w:szCs w:val="24"/>
+        </w:rPr>
+        <w:t>Al-Dossari</w:t>
+      </w:r>
+      <w:proofErr w:type="spellEnd"/>
+      <w:r>
+        <w:rPr>
+          <w:rFonts w:ascii="Times New Roman" w:hAnsi="Times New Roman" w:cs="Times New Roman"/>
+          <w:color w:val="auto"/>
+          <w:sz w:val="24"/>
+          <w:szCs w:val="24"/>
+        </w:rPr>
+        <w:t>', '0505678901', '</w:t>
+      </w:r>
+      <w:proofErr w:type="spellStart"/>
+      <w:r>
+        <w:rPr>
+          <w:rFonts w:ascii="Times New Roman" w:hAnsi="Times New Roman" w:cs="Times New Roman"/>
+          <w:color w:val="auto"/>
+          <w:sz w:val="24"/>
+          <w:szCs w:val="24"/>
+        </w:rPr>
+        <w:t>khalid@clinic.co</w:t>
+      </w:r>
+      <w:proofErr w:type="spellEnd"/>
+      <w:r>
+        <w:rPr>
+          <w:rFonts w:ascii="Times New Roman" w:hAnsi="Times New Roman" w:cs="Times New Roman"/>
+          <w:color w:val="auto"/>
+          <w:sz w:val="24"/>
+          <w:szCs w:val="24"/>
+        </w:rPr>
+        <w:t xml:space="preserve"> m', 'Medina, Saudi Arabia', '2023-06-15'), ('Noura </w:t>
+      </w:r>
+      <w:proofErr w:type="spellStart"/>
+      <w:r>
+        <w:rPr>
+          <w:rFonts w:ascii="Times New Roman" w:hAnsi="Times New Roman" w:cs="Times New Roman"/>
+          <w:color w:val="auto"/>
+          <w:sz w:val="24"/>
+          <w:szCs w:val="24"/>
+        </w:rPr>
+        <w:t>Al-Shehri</w:t>
+      </w:r>
+      <w:proofErr w:type="spellEnd"/>
+      <w:r>
+        <w:rPr>
+          <w:rFonts w:ascii="Times New Roman" w:hAnsi="Times New Roman" w:cs="Times New Roman"/>
+          <w:color w:val="auto"/>
+          <w:sz w:val="24"/>
+          <w:szCs w:val="24"/>
+        </w:rPr>
+        <w:t xml:space="preserve">', '0506789012', 'noura@clinic.com', 'Riyadh, Saudi Arabia', '2021-11-25'), ('Abdullah </w:t>
+      </w:r>
+      <w:proofErr w:type="spellStart"/>
+      <w:r>
+        <w:rPr>
+          <w:rFonts w:ascii="Times New Roman" w:hAnsi="Times New Roman" w:cs="Times New Roman"/>
+          <w:color w:val="auto"/>
+          <w:sz w:val="24"/>
+          <w:szCs w:val="24"/>
+        </w:rPr>
+        <w:t>Al-Qahtani</w:t>
+      </w:r>
+      <w:proofErr w:type="spellEnd"/>
+      <w:r>
+        <w:rPr>
+          <w:rFonts w:ascii="Times New Roman" w:hAnsi="Times New Roman" w:cs="Times New Roman"/>
+          <w:color w:val="auto"/>
+          <w:sz w:val="24"/>
+          <w:szCs w:val="24"/>
+        </w:rPr>
+        <w:t>', '0507890123', '</w:t>
+      </w:r>
+      <w:proofErr w:type="spellStart"/>
+      <w:r>
+        <w:rPr>
+          <w:rFonts w:ascii="Times New Roman" w:hAnsi="Times New Roman" w:cs="Times New Roman"/>
+          <w:color w:val="auto"/>
+          <w:sz w:val="24"/>
+          <w:szCs w:val="24"/>
+        </w:rPr>
+        <w:t>abdullah@clini</w:t>
+      </w:r>
+      <w:proofErr w:type="spellEnd"/>
+      <w:r>
+        <w:rPr>
+          <w:rFonts w:ascii="Times New Roman" w:hAnsi="Times New Roman" w:cs="Times New Roman"/>
+          <w:color w:val="auto"/>
+          <w:sz w:val="24"/>
+          <w:szCs w:val="24"/>
+        </w:rPr>
+        <w:t xml:space="preserve"> c.com', 'Jeddah, Saudi Arabia', '2020-08-30'); INSERT INTO Doctor (StaffID, Specialization) VALUES (1, 'Cardiology'), (2, 'Pediatrics'), (3, '</w:t>
+      </w:r>
+      <w:proofErr w:type="spellStart"/>
+      <w:r>
+        <w:rPr>
+          <w:rFonts w:ascii="Times New Roman" w:hAnsi="Times New Roman" w:cs="Times New Roman"/>
+          <w:color w:val="auto"/>
+          <w:sz w:val="24"/>
+          <w:szCs w:val="24"/>
+        </w:rPr>
+        <w:t>Dermatolog</w:t>
+      </w:r>
+      <w:proofErr w:type="spellEnd"/>
+      <w:r>
+        <w:rPr>
+          <w:rFonts w:ascii="Times New Roman" w:hAnsi="Times New Roman" w:cs="Times New Roman"/>
+          <w:color w:val="auto"/>
+          <w:sz w:val="24"/>
+          <w:szCs w:val="24"/>
+        </w:rPr>
+        <w:t xml:space="preserve"> y'), (4, 'Orthopedics'), (5, 'Ophthalmology'); INSERT INTO Nurse (StaffID, Shift) VALUES (6, 'Day'), (7, 'Night'); INSERT INTO Patient (Name, DateOfBirth, Gender, </w:t>
+      </w:r>
+      <w:proofErr w:type="spellStart"/>
+      <w:r>
+        <w:rPr>
+          <w:rFonts w:ascii="Times New Roman" w:hAnsi="Times New Roman" w:cs="Times New Roman"/>
+          <w:color w:val="auto"/>
+          <w:sz w:val="24"/>
+          <w:szCs w:val="24"/>
+        </w:rPr>
+        <w:t>Addre</w:t>
+      </w:r>
+      <w:proofErr w:type="spellEnd"/>
+      <w:r>
+        <w:rPr>
+          <w:rFonts w:ascii="Times New Roman" w:hAnsi="Times New Roman" w:cs="Times New Roman"/>
+          <w:color w:val="auto"/>
+          <w:sz w:val="24"/>
+          <w:szCs w:val="24"/>
+        </w:rPr>
+        <w:t xml:space="preserve"> </w:t>
+      </w:r>
+      <w:proofErr w:type="spellStart"/>
+      <w:r>
+        <w:rPr>
+          <w:rFonts w:ascii="Times New Roman" w:hAnsi="Times New Roman" w:cs="Times New Roman"/>
+          <w:color w:val="auto"/>
+          <w:sz w:val="24"/>
+          <w:szCs w:val="24"/>
+        </w:rPr>
+        <w:t>ss</w:t>
+      </w:r>
+      <w:proofErr w:type="spellEnd"/>
+      <w:r>
+        <w:rPr>
+          <w:rFonts w:ascii="Times New Roman" w:hAnsi="Times New Roman" w:cs="Times New Roman"/>
+          <w:color w:val="auto"/>
+          <w:sz w:val="24"/>
+          <w:szCs w:val="24"/>
+        </w:rPr>
+        <w:t>, PhoneNumber, Email) VALUES ('Omar Khalid', '1990-05-10', 'Male', 'Riyadh, SA', ' 0511111111', 'omar@gmail.com'), ('Laila Ahmed', '1985-10-25', 'Female', 'Jeddah, SA', '0522222222', 'laila@yahoo.com'), ('</w:t>
+      </w:r>
+      <w:proofErr w:type="spellStart"/>
+      <w:r>
+        <w:rPr>
+          <w:rFonts w:ascii="Times New Roman" w:hAnsi="Times New Roman" w:cs="Times New Roman"/>
+          <w:color w:val="auto"/>
+          <w:sz w:val="24"/>
+          <w:szCs w:val="24"/>
+        </w:rPr>
+        <w:t>Fahad</w:t>
+      </w:r>
+      <w:proofErr w:type="spellEnd"/>
+      <w:r>
+        <w:rPr>
+          <w:rFonts w:ascii="Times New Roman" w:hAnsi="Times New Roman" w:cs="Times New Roman"/>
+          <w:color w:val="auto"/>
+          <w:sz w:val="24"/>
+          <w:szCs w:val="24"/>
+        </w:rPr>
+        <w:t xml:space="preserve"> Mohammed', '2000-01-15', 'Male', 'Dammam, SA' , '0533333333', 'fahad@outlook.com'), ('Reem Ali', '1995-07-20', 'Female', 'Medina, SA', '0 544444444', 'reem@hotmail.com'), ('Sultan </w:t>
+      </w:r>
+      <w:proofErr w:type="spellStart"/>
+      <w:r>
+        <w:rPr>
+          <w:rFonts w:ascii="Times New Roman" w:hAnsi="Times New Roman" w:cs="Times New Roman"/>
+          <w:color w:val="auto"/>
+          <w:sz w:val="24"/>
+          <w:szCs w:val="24"/>
+        </w:rPr>
+        <w:t>Fahad</w:t>
+      </w:r>
+      <w:proofErr w:type="spellEnd"/>
+      <w:r>
+        <w:rPr>
+          <w:rFonts w:ascii="Times New Roman" w:hAnsi="Times New Roman" w:cs="Times New Roman"/>
+          <w:color w:val="auto"/>
+          <w:sz w:val="24"/>
+          <w:szCs w:val="24"/>
+        </w:rPr>
+        <w:t>', '1988-12-05', 'Male', 'Riyadh, SA', '0555555555', 'sultan@icloud.com');</w:t>
+      </w:r>
+      <w:r>
+        <w:t xml:space="preserve"> </w:t>
+      </w:r>
+      <w:r>
+        <w:rPr>
+          <w:rFonts w:ascii="Times New Roman" w:hAnsi="Times New Roman" w:cs="Times New Roman"/>
+          <w:color w:val="auto"/>
+          <w:sz w:val="24"/>
+          <w:szCs w:val="24"/>
+        </w:rPr>
+        <w:t xml:space="preserve">INSERT INTO Appointment (PatientID, DoctorID, Appoint mentDate, AppointmentTime, Status) VALUES(1, 1, '2024-03-01', '10:00:00', 'Completed'), (2, 2, '2024-03-02', '11:30:00', 'Completed'), (3, 3, '2024-03-03', '09:00:00', 'Scheduled'), (4, 4, '2024-03-04', '14:00:00', 'Cancelled'), (5, 5, '2024-03-05', '16:00:00', 'Scheduled'); INSERT INTO Treatment (PatientID, DoctorID, Treatment Name, Description, Cost) VALUES (1, 1, 'Heart Checkup', 'Routine cardiovascular </w:t>
+      </w:r>
+      <w:proofErr w:type="spellStart"/>
+      <w:r>
+        <w:rPr>
+          <w:rFonts w:ascii="Times New Roman" w:hAnsi="Times New Roman" w:cs="Times New Roman"/>
+          <w:color w:val="auto"/>
+          <w:sz w:val="24"/>
+          <w:szCs w:val="24"/>
+        </w:rPr>
+        <w:t>exami</w:t>
+      </w:r>
+      <w:proofErr w:type="spellEnd"/>
+      <w:r>
+        <w:rPr>
+          <w:rFonts w:ascii="Times New Roman" w:hAnsi="Times New Roman" w:cs="Times New Roman"/>
+          <w:color w:val="auto"/>
+          <w:sz w:val="24"/>
+          <w:szCs w:val="24"/>
+        </w:rPr>
+        <w:t xml:space="preserve"> nation', 500.00), (2, 2, 'Child Vaccination', 'Mandatory childhood </w:t>
+      </w:r>
+      <w:proofErr w:type="spellStart"/>
+      <w:r>
+        <w:rPr>
+          <w:rFonts w:ascii="Times New Roman" w:hAnsi="Times New Roman" w:cs="Times New Roman"/>
+          <w:color w:val="auto"/>
+          <w:sz w:val="24"/>
+          <w:szCs w:val="24"/>
+        </w:rPr>
+        <w:t>vacc</w:t>
+      </w:r>
+      <w:proofErr w:type="spellEnd"/>
+      <w:r>
+        <w:rPr>
+          <w:rFonts w:ascii="Times New Roman" w:hAnsi="Times New Roman" w:cs="Times New Roman"/>
+          <w:color w:val="auto"/>
+          <w:sz w:val="24"/>
+          <w:szCs w:val="24"/>
+        </w:rPr>
+        <w:t xml:space="preserve"> </w:t>
+      </w:r>
+      <w:proofErr w:type="spellStart"/>
+      <w:r>
+        <w:rPr>
+          <w:rFonts w:ascii="Times New Roman" w:hAnsi="Times New Roman" w:cs="Times New Roman"/>
+          <w:color w:val="auto"/>
+          <w:sz w:val="24"/>
+          <w:szCs w:val="24"/>
+        </w:rPr>
+        <w:t>ines</w:t>
+      </w:r>
+      <w:proofErr w:type="spellEnd"/>
+      <w:r>
+        <w:rPr>
+          <w:rFonts w:ascii="Times New Roman" w:hAnsi="Times New Roman" w:cs="Times New Roman"/>
+          <w:color w:val="auto"/>
+          <w:sz w:val="24"/>
+          <w:szCs w:val="24"/>
+        </w:rPr>
+        <w:t xml:space="preserve">', 200.00), (3, 3, 'Skin Allergy Treatment', 'Treatment for </w:t>
+      </w:r>
+      <w:proofErr w:type="spellStart"/>
+      <w:r>
+        <w:rPr>
+          <w:rFonts w:ascii="Times New Roman" w:hAnsi="Times New Roman" w:cs="Times New Roman"/>
+          <w:color w:val="auto"/>
+          <w:sz w:val="24"/>
+          <w:szCs w:val="24"/>
+        </w:rPr>
+        <w:t>seaso</w:t>
+      </w:r>
+      <w:proofErr w:type="spellEnd"/>
+      <w:r>
+        <w:rPr>
+          <w:rFonts w:ascii="Times New Roman" w:hAnsi="Times New Roman" w:cs="Times New Roman"/>
+          <w:color w:val="auto"/>
+          <w:sz w:val="24"/>
+          <w:szCs w:val="24"/>
+        </w:rPr>
+        <w:t xml:space="preserve"> </w:t>
+      </w:r>
+      <w:proofErr w:type="spellStart"/>
+      <w:r>
+        <w:rPr>
+          <w:rFonts w:ascii="Times New Roman" w:hAnsi="Times New Roman" w:cs="Times New Roman"/>
+          <w:color w:val="auto"/>
+          <w:sz w:val="24"/>
+          <w:szCs w:val="24"/>
+        </w:rPr>
+        <w:t>nal</w:t>
+      </w:r>
+      <w:proofErr w:type="spellEnd"/>
+      <w:r>
+        <w:rPr>
+          <w:rFonts w:ascii="Times New Roman" w:hAnsi="Times New Roman" w:cs="Times New Roman"/>
+          <w:color w:val="auto"/>
+          <w:sz w:val="24"/>
+          <w:szCs w:val="24"/>
+        </w:rPr>
+        <w:t xml:space="preserve"> skin allergies', 350.00), (4, 4, 'Fracture Casting', 'Plaster cast for hand </w:t>
+      </w:r>
+      <w:proofErr w:type="spellStart"/>
+      <w:r>
+        <w:rPr>
+          <w:rFonts w:ascii="Times New Roman" w:hAnsi="Times New Roman" w:cs="Times New Roman"/>
+          <w:color w:val="auto"/>
+          <w:sz w:val="24"/>
+          <w:szCs w:val="24"/>
+        </w:rPr>
+        <w:t>fra</w:t>
+      </w:r>
+      <w:proofErr w:type="spellEnd"/>
+      <w:r>
+        <w:rPr>
+          <w:rFonts w:ascii="Times New Roman" w:hAnsi="Times New Roman" w:cs="Times New Roman"/>
+          <w:color w:val="auto"/>
+          <w:sz w:val="24"/>
+          <w:szCs w:val="24"/>
+        </w:rPr>
+        <w:t xml:space="preserve"> </w:t>
+      </w:r>
+      <w:proofErr w:type="spellStart"/>
+      <w:r>
+        <w:rPr>
+          <w:rFonts w:ascii="Times New Roman" w:hAnsi="Times New Roman" w:cs="Times New Roman"/>
+          <w:color w:val="auto"/>
+          <w:sz w:val="24"/>
+          <w:szCs w:val="24"/>
+        </w:rPr>
+        <w:t>cture</w:t>
+      </w:r>
+      <w:proofErr w:type="spellEnd"/>
+      <w:r>
+        <w:rPr>
+          <w:rFonts w:ascii="Times New Roman" w:hAnsi="Times New Roman" w:cs="Times New Roman"/>
+          <w:color w:val="auto"/>
+          <w:sz w:val="24"/>
+          <w:szCs w:val="24"/>
+        </w:rPr>
+        <w:t xml:space="preserve">', 1200.00), (5, 5, 'Eye Laser Surgery', 'Correction of vision </w:t>
+      </w:r>
+      <w:proofErr w:type="spellStart"/>
+      <w:r>
+        <w:rPr>
+          <w:rFonts w:ascii="Times New Roman" w:hAnsi="Times New Roman" w:cs="Times New Roman"/>
+          <w:color w:val="auto"/>
+          <w:sz w:val="24"/>
+          <w:szCs w:val="24"/>
+        </w:rPr>
+        <w:t>usi</w:t>
+      </w:r>
+      <w:proofErr w:type="spellEnd"/>
+      <w:r>
+        <w:rPr>
+          <w:rFonts w:ascii="Times New Roman" w:hAnsi="Times New Roman" w:cs="Times New Roman"/>
+          <w:color w:val="auto"/>
+          <w:sz w:val="24"/>
+          <w:szCs w:val="24"/>
+        </w:rPr>
+        <w:t xml:space="preserve"> </w:t>
+      </w:r>
+      <w:proofErr w:type="spellStart"/>
+      <w:r>
+        <w:rPr>
+          <w:rFonts w:ascii="Times New Roman" w:hAnsi="Times New Roman" w:cs="Times New Roman"/>
+          <w:color w:val="auto"/>
+          <w:sz w:val="24"/>
+          <w:szCs w:val="24"/>
+        </w:rPr>
+        <w:t>ng</w:t>
+      </w:r>
+      <w:proofErr w:type="spellEnd"/>
+      <w:r>
+        <w:rPr>
+          <w:rFonts w:ascii="Times New Roman" w:hAnsi="Times New Roman" w:cs="Times New Roman"/>
+          <w:color w:val="auto"/>
+          <w:sz w:val="24"/>
+          <w:szCs w:val="24"/>
+        </w:rPr>
+        <w:t xml:space="preserve"> laser', 5000.00);</w:t>
+      </w:r>
+    </w:p>
+    <w:p>
+      <w:pPr>
+        <w:rPr>
+          <w:rFonts w:ascii="Times New Roman" w:hAnsi="Times New Roman" w:cs="Times New Roman"/>
+          <w:color w:val="auto"/>
+          <w:kern w:val="20"/>
+          <w:sz w:val="24"/>
+          <w:szCs w:val="24"/>
+        </w:rPr>
+      </w:pPr>
+      <w:r>
+        <w:rPr>
+          <w:rFonts w:ascii="Times New Roman" w:hAnsi="Times New Roman" w:cs="Times New Roman"/>
+          <w:color w:val="auto"/>
+          <w:sz w:val="24"/>
+          <w:szCs w:val="24"/>
+        </w:rPr>
+        <w:br w:type="page"/>
+      </w:r>
     </w:p>
     <w:p>
       <w:pPr>
@@ -10271,261 +11124,55 @@
           <w:szCs w:val="24"/>
         </w:rPr>
       </w:pPr>
-    </w:p>
-    <w:p>
-      <w:pPr>
-        <w:pStyle w:val="a"/>
-        <w:numPr>
-          <w:ilvl w:val="0"/>
-          <w:numId w:val="0"/>
-        </w:numPr>
-        <w:ind w:left="576"/>
-        <w:rPr>
-          <w:rFonts w:ascii="Times New Roman" w:hAnsi="Times New Roman" w:cs="Times New Roman"/>
-          <w:color w:val="auto"/>
-          <w:sz w:val="24"/>
-          <w:szCs w:val="24"/>
-        </w:rPr>
-      </w:pPr>
-    </w:p>
-    <w:p>
-      <w:pPr>
-        <w:pStyle w:val="a"/>
-        <w:numPr>
-          <w:ilvl w:val="0"/>
-          <w:numId w:val="0"/>
-        </w:numPr>
-        <w:ind w:left="576"/>
-        <w:rPr>
-          <w:rFonts w:ascii="Times New Roman" w:hAnsi="Times New Roman" w:cs="Times New Roman"/>
-          <w:color w:val="auto"/>
-          <w:sz w:val="24"/>
-          <w:szCs w:val="24"/>
-        </w:rPr>
-      </w:pPr>
-    </w:p>
-    <w:p>
-      <w:pPr>
-        <w:pStyle w:val="a"/>
-        <w:numPr>
-          <w:ilvl w:val="0"/>
-          <w:numId w:val="0"/>
-        </w:numPr>
-        <w:ind w:left="576"/>
-        <w:rPr>
-          <w:rFonts w:ascii="Times New Roman" w:hAnsi="Times New Roman" w:cs="Times New Roman"/>
-          <w:color w:val="auto"/>
-          <w:sz w:val="24"/>
-          <w:szCs w:val="24"/>
-        </w:rPr>
-      </w:pPr>
-    </w:p>
-    <w:p>
-      <w:pPr>
-        <w:pStyle w:val="a"/>
-        <w:numPr>
-          <w:ilvl w:val="0"/>
-          <w:numId w:val="0"/>
-        </w:numPr>
-        <w:ind w:left="576"/>
-        <w:rPr>
-          <w:rFonts w:ascii="Times New Roman" w:hAnsi="Times New Roman" w:cs="Times New Roman"/>
-          <w:color w:val="auto"/>
-          <w:sz w:val="24"/>
-          <w:szCs w:val="24"/>
-        </w:rPr>
-      </w:pPr>
-    </w:p>
-    <w:p>
-      <w:pPr>
-        <w:pStyle w:val="a"/>
-        <w:numPr>
-          <w:ilvl w:val="0"/>
-          <w:numId w:val="0"/>
-        </w:numPr>
-        <w:ind w:left="576"/>
-        <w:rPr>
-          <w:rFonts w:ascii="Times New Roman" w:hAnsi="Times New Roman" w:cs="Times New Roman"/>
-          <w:color w:val="auto"/>
-          <w:sz w:val="24"/>
-          <w:szCs w:val="24"/>
-        </w:rPr>
-      </w:pPr>
-    </w:p>
-    <w:p>
-      <w:pPr>
-        <w:pStyle w:val="a"/>
-        <w:numPr>
-          <w:ilvl w:val="0"/>
-          <w:numId w:val="0"/>
-        </w:numPr>
-        <w:ind w:left="576"/>
-        <w:rPr>
-          <w:rFonts w:ascii="Times New Roman" w:hAnsi="Times New Roman" w:cs="Times New Roman"/>
-          <w:color w:val="auto"/>
-          <w:sz w:val="24"/>
-          <w:szCs w:val="24"/>
-        </w:rPr>
-      </w:pPr>
-    </w:p>
-    <w:p>
-      <w:pPr>
-        <w:pStyle w:val="a"/>
-        <w:numPr>
-          <w:ilvl w:val="0"/>
-          <w:numId w:val="0"/>
-        </w:numPr>
-        <w:ind w:left="576"/>
-        <w:rPr>
-          <w:rFonts w:ascii="Times New Roman" w:hAnsi="Times New Roman" w:cs="Times New Roman"/>
-          <w:color w:val="auto"/>
-          <w:sz w:val="24"/>
-          <w:szCs w:val="24"/>
-        </w:rPr>
-      </w:pPr>
-    </w:p>
-    <w:p>
-      <w:pPr>
-        <w:pStyle w:val="a"/>
-        <w:numPr>
-          <w:ilvl w:val="0"/>
-          <w:numId w:val="0"/>
-        </w:numPr>
-        <w:ind w:left="576"/>
-        <w:rPr>
-          <w:rFonts w:ascii="Times New Roman" w:hAnsi="Times New Roman" w:cs="Times New Roman"/>
-          <w:color w:val="auto"/>
-          <w:sz w:val="24"/>
-          <w:szCs w:val="24"/>
-        </w:rPr>
-      </w:pPr>
-    </w:p>
-    <w:p>
-      <w:pPr>
-        <w:pStyle w:val="a"/>
-        <w:numPr>
-          <w:ilvl w:val="0"/>
-          <w:numId w:val="0"/>
-        </w:numPr>
-        <w:ind w:left="576"/>
-        <w:rPr>
-          <w:rFonts w:ascii="Times New Roman" w:hAnsi="Times New Roman" w:cs="Times New Roman"/>
-          <w:color w:val="auto"/>
-          <w:sz w:val="24"/>
-          <w:szCs w:val="24"/>
-        </w:rPr>
-      </w:pPr>
-    </w:p>
-    <w:p>
-      <w:pPr>
-        <w:pStyle w:val="a"/>
-        <w:numPr>
-          <w:ilvl w:val="0"/>
-          <w:numId w:val="0"/>
-        </w:numPr>
-        <w:ind w:left="576"/>
-        <w:rPr>
-          <w:rFonts w:ascii="Times New Roman" w:hAnsi="Times New Roman" w:cs="Times New Roman"/>
-          <w:b/>
-          <w:bCs/>
-          <w:color w:val="auto"/>
-          <w:sz w:val="32"/>
-          <w:szCs w:val="32"/>
-        </w:rPr>
-      </w:pPr>
-      <w:r>
-        <w:rPr>
-          <w:rFonts w:ascii="Times New Roman" w:hAnsi="Times New Roman" w:cs="Times New Roman"/>
-          <w:b/>
-          <w:bCs/>
-          <w:color w:val="auto"/>
-          <w:sz w:val="32"/>
-          <w:szCs w:val="32"/>
-        </w:rPr>
-        <w:t>2.2 SQL Code for Data Insertion (At least 5 records)</w:t>
-      </w:r>
-    </w:p>
-    <w:p>
-      <w:pPr>
-        <w:pStyle w:val="a"/>
-        <w:numPr>
-          <w:ilvl w:val="0"/>
-          <w:numId w:val="0"/>
-        </w:numPr>
-        <w:ind w:left="576"/>
-        <w:rPr>
-          <w:rFonts w:ascii="Times New Roman" w:hAnsi="Times New Roman" w:cs="Times New Roman"/>
-          <w:color w:val="auto"/>
-          <w:sz w:val="24"/>
-          <w:szCs w:val="24"/>
-        </w:rPr>
-      </w:pPr>
-      <w:r>
-        <w:rPr>
-          <w:rFonts w:ascii="Times New Roman" w:hAnsi="Times New Roman" w:cs="Times New Roman"/>
-          <w:color w:val="auto"/>
-          <w:sz w:val="24"/>
-          <w:szCs w:val="24"/>
-        </w:rPr>
-        <w:t>INSERT INTO Staff (Name, PhoneNumber, Email, Address, DateOfHire) VALUES ('Ahmed Al-Saadi', '0501234567', 'ahmed@clinic.com', 'Riyadh, Saudi Arabia', '2020-01-15'), ('Sarah Al-Ghamdi', '0502345678', 'sarah@clinic.com', 'Jeddah, Saudi Arabia', '2021-03-10'), ('Mohammed Al-Otaibi', '0503456789', 'mohammed@clinic .com', 'Dammam, Saudi Arabia', '2019-05-20'), ('Fatima Al-Zahrani', '0504567890', 'fatima@clinic.co m', 'Riyadh, Saudi Arabia', '2022-02-01'), ('Khalid Al-Dossari', '0505678901', 'khalid@clinic.co m', 'Medina, Saudi Arabia', '2023-06-15'), ('Noura Al-Shehri', '0506789012', 'noura@clinic.com', 'Riyadh, Saudi Arabia', '2021-11-25'), ('Abdullah Al-Qahtani', '0507890123', 'abdullah@clini c.com', 'Jeddah, Saudi Arabia', '2020-08-30'); INSERT INTO Doctor (StaffID, Specialization) VALUES (1, 'Cardiology'), (2, 'Pediatrics'), (3, 'Dermatolog y'), (4, 'Orthopedics'), (5, 'Ophthalmology'); INSERT INTO Nurse (StaffID, Shift) VALUES (6, 'Day'), (7, 'Night'); INSERT INTO Patient (Name, DateOfBirth, Gender, Addre ss, PhoneNumber, Email) VALUES ('Omar Khalid', '1990-05-10', 'Male', 'Riyadh, SA', ' 0511111111', 'omar@gmail.com'), ('Laila Ahmed', '1985-10-25', 'Female', 'Jeddah, SA', '0522222222', 'laila@yahoo.com'), ('Fahad Mohammed', '2000-01-15', 'Male', 'Dammam, SA' , '0533333333', 'fahad@outlook.com'), ('Reem Ali', '1995-07-20', 'Female', 'Medina, SA', '0 544444444', 'reem@hotmail.com'), ('Sultan Fahad', '1988-12-05', 'Male', 'Riyadh, SA', '0555555555', 'sultan@icloud.com');</w:t>
-      </w:r>
-      <w:r>
+      <w:r>
+        <w:rPr>
+          <w:rFonts w:ascii="Times New Roman" w:hAnsi="Times New Roman" w:cs="Times New Roman"/>
+          <w:color w:val="auto"/>
+          <w:sz w:val="24"/>
+          <w:szCs w:val="24"/>
+        </w:rPr>
+        <w:lastRenderedPageBreak/>
+        <w:t xml:space="preserve">INSERT INTO Medicine (MedicineName, Dosage, </w:t>
+      </w:r>
+      <w:proofErr w:type="spellStart"/>
+      <w:r>
+        <w:rPr>
+          <w:rFonts w:ascii="Times New Roman" w:hAnsi="Times New Roman" w:cs="Times New Roman"/>
+          <w:color w:val="auto"/>
+          <w:sz w:val="24"/>
+          <w:szCs w:val="24"/>
+        </w:rPr>
+        <w:t>StockQuan</w:t>
+      </w:r>
+      <w:proofErr w:type="spellEnd"/>
+      <w:r>
+        <w:rPr>
+          <w:rFonts w:ascii="Times New Roman" w:hAnsi="Times New Roman" w:cs="Times New Roman"/>
+          <w:color w:val="auto"/>
+          <w:sz w:val="24"/>
+          <w:szCs w:val="24"/>
+        </w:rPr>
         <w:t xml:space="preserve"> </w:t>
       </w:r>
-      <w:r>
-        <w:rPr>
-          <w:rFonts w:ascii="Times New Roman" w:hAnsi="Times New Roman" w:cs="Times New Roman"/>
-          <w:color w:val="auto"/>
-          <w:sz w:val="24"/>
-          <w:szCs w:val="24"/>
-        </w:rPr>
-        <w:t>INSERT INTO Appointment (PatientID, DoctorID, Appoint mentDate, AppointmentTime, Status) VALUES(1, 1, '2024-03-01', '10:00:00', 'Completed'), (2, 2, '2024-03-02', '11:30:00', 'Completed'), (3, 3, '2024-03-03', '09:00:00', 'Scheduled'), (4, 4, '2024-03-04', '14:00:00', 'Cancelled'), (5, 5, '2024-03-05', '16:00:00', 'Scheduled'); INSERT INTO Treatment (PatientID, DoctorID, Treatment Name, Description, Cost) VALUES (1, 1, 'Heart Checkup', 'Routine cardiovascular exami nation', 500.00), (2, 2, 'Child Vaccination', 'Mandatory childhood vacc ines', 200.00), (3, 3, 'Skin Allergy Treatment', 'Treatment for seaso nal skin allergies', 350.00), (4, 4, 'Fracture Casting', 'Plaster cast for hand fra cture', 1200.00), (5, 5, 'Eye Laser Surgery', 'Correction of vision usi ng laser', 5000.00);</w:t>
-      </w:r>
-    </w:p>
-    <w:p>
-      <w:pPr>
-        <w:rPr>
-          <w:rFonts w:ascii="Times New Roman" w:hAnsi="Times New Roman" w:cs="Times New Roman"/>
-          <w:color w:val="auto"/>
-          <w:kern w:val="20"/>
-          <w:sz w:val="24"/>
-          <w:szCs w:val="24"/>
-        </w:rPr>
-      </w:pPr>
-      <w:r>
-        <w:rPr>
-          <w:rFonts w:ascii="Times New Roman" w:hAnsi="Times New Roman" w:cs="Times New Roman"/>
-          <w:color w:val="auto"/>
-          <w:sz w:val="24"/>
-          <w:szCs w:val="24"/>
-        </w:rPr>
-        <w:br w:type="page"/>
-      </w:r>
-    </w:p>
-    <w:p>
-      <w:pPr>
-        <w:pStyle w:val="a"/>
-        <w:numPr>
-          <w:ilvl w:val="0"/>
-          <w:numId w:val="0"/>
-        </w:numPr>
-        <w:ind w:left="576"/>
-        <w:rPr>
-          <w:rFonts w:ascii="Times New Roman" w:hAnsi="Times New Roman" w:cs="Times New Roman"/>
-          <w:color w:val="auto"/>
-          <w:sz w:val="24"/>
-          <w:szCs w:val="24"/>
-        </w:rPr>
-      </w:pPr>
-      <w:r>
-        <w:rPr>
-          <w:rFonts w:ascii="Times New Roman" w:hAnsi="Times New Roman" w:cs="Times New Roman"/>
-          <w:color w:val="auto"/>
-          <w:sz w:val="24"/>
-          <w:szCs w:val="24"/>
-        </w:rPr>
-        <w:lastRenderedPageBreak/>
-        <w:t>INSERT INTO Medicine (MedicineName, Dosage, StockQuan tity, Price) VALUES ('Aspirin', '100mg', 100, 15.50), ('Panadol', '500mg', 200, 10.00), ('Amoxicillin', '250mg', 50, 45.00), ('Voltaren', '50mg', 30, 25.00), ('Eye Drops', '5ml', 40, 60.00); INSERT INTO TreatmentMedicine (TreatmentID, MedicineI D, Quantity) VALUES (1, 1, 1), (2, 2, 1), (3, 3, 2), (4, 4, 1), (5, 5, 2) ; INSERT INTO Payment (PatientID, AppointmentID, Amount , PaymentDate, PaymentMethod, Status) VALUES (1, 1, 500.00, '2024-03-01', 'Credit Card', 'Paid'),</w:t>
+      <w:proofErr w:type="spellStart"/>
+      <w:r>
+        <w:rPr>
+          <w:rFonts w:ascii="Times New Roman" w:hAnsi="Times New Roman" w:cs="Times New Roman"/>
+          <w:color w:val="auto"/>
+          <w:sz w:val="24"/>
+          <w:szCs w:val="24"/>
+        </w:rPr>
+        <w:t>tity</w:t>
+      </w:r>
+      <w:proofErr w:type="spellEnd"/>
+      <w:r>
+        <w:rPr>
+          <w:rFonts w:ascii="Times New Roman" w:hAnsi="Times New Roman" w:cs="Times New Roman"/>
+          <w:color w:val="auto"/>
+          <w:sz w:val="24"/>
+          <w:szCs w:val="24"/>
+        </w:rPr>
+        <w:t>, Price) VALUES ('Aspirin', '100mg', 100, 15.50), ('Panadol', '500mg', 200, 10.00), ('Amoxicillin', '250mg', 50, 45.00), ('Voltaren', '50mg', 30, 25.00), ('Eye Drops', '5ml', 40, 60.00); INSERT INTO TreatmentMedicine (TreatmentID, MedicineI D, Quantity) VALUES (1, 1, 1), (2, 2, 1), (3, 3, 2), (4, 4, 1), (5, 5, 2) ; INSERT INTO Payment (PatientID, AppointmentID, Amount , PaymentDate, PaymentMethod, Status) VALUES (1, 1, 500.00, '2024-03-01', 'Credit Card', 'Paid'),</w:t>
       </w:r>
       <w:r>
         <w:t xml:space="preserve"> </w:t>
@@ -10944,12 +11591,1463 @@
           <w:ilvl w:val="0"/>
           <w:numId w:val="0"/>
         </w:numPr>
+        <w:ind w:left="576" w:hanging="288"/>
+        <w:rPr>
+          <w:rFonts w:ascii="Times New Roman" w:hAnsi="Times New Roman" w:cs="Times New Roman"/>
+          <w:color w:val="auto"/>
+          <w:sz w:val="24"/>
+          <w:szCs w:val="24"/>
+          <w:rtl/>
+        </w:rPr>
+      </w:pPr>
+    </w:p>
+    <w:p>
+      <w:pPr>
+        <w:pStyle w:val="a"/>
+        <w:numPr>
+          <w:ilvl w:val="0"/>
+          <w:numId w:val="0"/>
+        </w:numPr>
+        <w:ind w:left="576" w:hanging="288"/>
+        <w:rPr>
+          <w:rFonts w:ascii="Times New Roman" w:hAnsi="Times New Roman" w:cs="Times New Roman"/>
+          <w:color w:val="auto"/>
+          <w:sz w:val="24"/>
+          <w:szCs w:val="24"/>
+          <w:rtl/>
+        </w:rPr>
+      </w:pPr>
+    </w:p>
+    <w:p>
+      <w:pPr>
+        <w:pStyle w:val="a"/>
+        <w:numPr>
+          <w:ilvl w:val="0"/>
+          <w:numId w:val="0"/>
+        </w:numPr>
+        <w:ind w:left="576" w:hanging="288"/>
+        <w:rPr>
+          <w:rFonts w:ascii="Times New Roman" w:hAnsi="Times New Roman" w:cs="Times New Roman"/>
+          <w:color w:val="auto"/>
+          <w:sz w:val="24"/>
+          <w:szCs w:val="24"/>
+          <w:rtl/>
+        </w:rPr>
+      </w:pPr>
+    </w:p>
+    <w:p>
+      <w:pPr>
+        <w:pStyle w:val="a"/>
+        <w:numPr>
+          <w:ilvl w:val="0"/>
+          <w:numId w:val="0"/>
+        </w:numPr>
+        <w:ind w:left="576" w:hanging="288"/>
+        <w:rPr>
+          <w:rFonts w:ascii="Times New Roman" w:hAnsi="Times New Roman" w:cs="Times New Roman"/>
+          <w:color w:val="auto"/>
+          <w:sz w:val="24"/>
+          <w:szCs w:val="24"/>
+          <w:rtl/>
+        </w:rPr>
+      </w:pPr>
+    </w:p>
+    <w:p>
+      <w:pPr>
+        <w:pStyle w:val="a"/>
+        <w:numPr>
+          <w:ilvl w:val="0"/>
+          <w:numId w:val="0"/>
+        </w:numPr>
+        <w:ind w:left="576" w:hanging="288"/>
+        <w:rPr>
+          <w:rFonts w:ascii="Times New Roman" w:hAnsi="Times New Roman" w:cs="Times New Roman"/>
+          <w:color w:val="auto"/>
+          <w:sz w:val="24"/>
+          <w:szCs w:val="24"/>
+          <w:rtl/>
+        </w:rPr>
+      </w:pPr>
+    </w:p>
+    <w:p>
+      <w:pPr>
+        <w:pStyle w:val="a"/>
+        <w:numPr>
+          <w:ilvl w:val="0"/>
+          <w:numId w:val="0"/>
+        </w:numPr>
+        <w:ind w:left="576" w:hanging="288"/>
+        <w:rPr>
+          <w:rFonts w:ascii="Times New Roman" w:hAnsi="Times New Roman" w:cs="Times New Roman"/>
+          <w:color w:val="auto"/>
+          <w:sz w:val="24"/>
+          <w:szCs w:val="24"/>
+        </w:rPr>
+      </w:pPr>
+    </w:p>
+    <w:p>
+      <w:pPr>
+        <w:pStyle w:val="a"/>
+        <w:numPr>
+          <w:ilvl w:val="0"/>
+          <w:numId w:val="0"/>
+        </w:numPr>
+        <w:ind w:left="576" w:hanging="288"/>
+        <w:rPr>
+          <w:rFonts w:ascii="Times New Roman" w:hAnsi="Times New Roman" w:cs="Times New Roman"/>
+          <w:color w:val="auto"/>
+          <w:sz w:val="24"/>
+          <w:szCs w:val="24"/>
+        </w:rPr>
+      </w:pPr>
+    </w:p>
+    <w:p>
+      <w:pPr>
+        <w:pStyle w:val="a"/>
+        <w:numPr>
+          <w:ilvl w:val="0"/>
+          <w:numId w:val="0"/>
+        </w:numPr>
         <w:ind w:left="576"/>
         <w:rPr>
-          <w:rFonts w:ascii="Times New Roman" w:hAnsi="Times New Roman" w:cs="Times New Roman"/>
-          <w:color w:val="auto"/>
-          <w:sz w:val="24"/>
-          <w:szCs w:val="24"/>
+          <w:b/>
+          <w:bCs/>
+          <w:color w:val="EF4623" w:themeColor="accent1"/>
+          <w:sz w:val="36"/>
+          <w:szCs w:val="36"/>
+          <w:rtl/>
+          <w:lang w:eastAsia="en-US"/>
+        </w:rPr>
+      </w:pPr>
+      <w:r>
+        <w:rPr>
+          <w:b/>
+          <w:bCs/>
+          <w:color w:val="EF4623" w:themeColor="accent1"/>
+          <w:sz w:val="36"/>
+          <w:szCs w:val="36"/>
+          <w:lang w:eastAsia="en-US"/>
+        </w:rPr>
+        <w:t>3.1 SELECT Statement</w:t>
+      </w:r>
+    </w:p>
+    <w:p>
+      <w:pPr>
+        <w:spacing w:after="0" w:line="240" w:lineRule="auto"/>
+        <w:rPr>
+          <w:rFonts w:ascii="Helvetica" w:eastAsiaTheme="minorEastAsia" w:hAnsi="Helvetica" w:cs="Times New Roman"/>
+          <w:color w:val="000000"/>
+          <w:lang w:eastAsia="en-US"/>
+        </w:rPr>
+      </w:pPr>
+      <w:r>
+        <w:rPr>
+          <w:rFonts w:ascii="Helvetica" w:eastAsiaTheme="minorEastAsia" w:hAnsi="Helvetica" w:cs="Times New Roman"/>
+          <w:color w:val="000000"/>
+          <w:lang w:eastAsia="en-US"/>
+        </w:rPr>
+        <w:t>Purpose: Retrieve all patients registered in the clinic.</w:t>
+      </w:r>
+    </w:p>
+    <w:p>
+      <w:pPr>
+        <w:spacing w:after="0" w:line="240" w:lineRule="auto"/>
+        <w:rPr>
+          <w:rFonts w:ascii="Helvetica" w:eastAsiaTheme="minorEastAsia" w:hAnsi="Helvetica" w:cs="Times New Roman"/>
+          <w:color w:val="000000"/>
+          <w:lang w:eastAsia="en-US"/>
+        </w:rPr>
+      </w:pPr>
+      <w:r>
+        <w:rPr>
+          <w:rFonts w:ascii="Helvetica" w:eastAsiaTheme="minorEastAsia" w:hAnsi="Helvetica" w:cs="Times New Roman"/>
+          <w:color w:val="007020"/>
+          <w:lang w:eastAsia="en-US"/>
+        </w:rPr>
+        <w:t>SELECT</w:t>
+      </w:r>
+      <w:r>
+        <w:rPr>
+          <w:rFonts w:ascii="Helvetica" w:eastAsiaTheme="minorEastAsia" w:hAnsi="Helvetica" w:cs="Times New Roman"/>
+          <w:color w:val="000000"/>
+          <w:lang w:eastAsia="en-US"/>
+        </w:rPr>
+        <w:t xml:space="preserve"> </w:t>
+      </w:r>
+      <w:r>
+        <w:rPr>
+          <w:rFonts w:ascii="Helvetica" w:eastAsiaTheme="minorEastAsia" w:hAnsi="Helvetica" w:cs="Times New Roman"/>
+          <w:color w:val="666666"/>
+          <w:lang w:eastAsia="en-US"/>
+        </w:rPr>
+        <w:t>*</w:t>
+      </w:r>
+      <w:r>
+        <w:rPr>
+          <w:rFonts w:ascii="Helvetica" w:eastAsiaTheme="minorEastAsia" w:hAnsi="Helvetica" w:cs="Times New Roman"/>
+          <w:color w:val="000000"/>
+          <w:lang w:eastAsia="en-US"/>
+        </w:rPr>
+        <w:t xml:space="preserve"> </w:t>
+      </w:r>
+      <w:r>
+        <w:rPr>
+          <w:rFonts w:ascii="Helvetica" w:eastAsiaTheme="minorEastAsia" w:hAnsi="Helvetica" w:cs="Times New Roman"/>
+          <w:color w:val="007020"/>
+          <w:lang w:eastAsia="en-US"/>
+        </w:rPr>
+        <w:t>FROM</w:t>
+      </w:r>
+      <w:r>
+        <w:rPr>
+          <w:rFonts w:ascii="Helvetica" w:eastAsiaTheme="minorEastAsia" w:hAnsi="Helvetica" w:cs="Times New Roman"/>
+          <w:color w:val="000000"/>
+          <w:lang w:eastAsia="en-US"/>
+        </w:rPr>
+        <w:t xml:space="preserve"> Patient;</w:t>
+      </w:r>
+    </w:p>
+    <w:p>
+      <w:pPr>
+        <w:spacing w:after="0" w:line="240" w:lineRule="auto"/>
+        <w:rPr>
+          <w:rFonts w:ascii="Helvetica" w:eastAsiaTheme="minorEastAsia" w:hAnsi="Helvetica" w:cs="Times New Roman"/>
+          <w:color w:val="000000"/>
+          <w:lang w:eastAsia="en-US"/>
+        </w:rPr>
+      </w:pPr>
+      <w:r>
+        <w:rPr>
+          <w:rFonts w:ascii="Helvetica" w:eastAsiaTheme="minorEastAsia" w:hAnsi="Helvetica" w:cs="Times New Roman"/>
+          <w:color w:val="000000"/>
+          <w:lang w:eastAsia="en-US"/>
+        </w:rPr>
+        <w:t>Output: | PatientID | Name | DateOfBirth | Gender | Address |</w:t>
+      </w:r>
+    </w:p>
+    <w:p>
+      <w:pPr>
+        <w:spacing w:after="0" w:line="240" w:lineRule="auto"/>
+        <w:rPr>
+          <w:rFonts w:ascii="Helvetica" w:eastAsiaTheme="minorEastAsia" w:hAnsi="Helvetica" w:cs="Times New Roman"/>
+          <w:color w:val="000000"/>
+          <w:lang w:eastAsia="en-US"/>
+        </w:rPr>
+      </w:pPr>
+      <w:r>
+        <w:rPr>
+          <w:rFonts w:ascii="Helvetica" w:eastAsiaTheme="minorEastAsia" w:hAnsi="Helvetica" w:cs="Times New Roman"/>
+          <w:color w:val="000000"/>
+          <w:lang w:eastAsia="en-US"/>
+        </w:rPr>
+        <w:t>PhoneNumber | Email | |—|—|—|—|—|—|—| | 1 | Omar Khalid |</w:t>
+      </w:r>
+    </w:p>
+    <w:p>
+      <w:pPr>
+        <w:spacing w:after="0" w:line="240" w:lineRule="auto"/>
+        <w:rPr>
+          <w:rFonts w:ascii="Helvetica" w:eastAsiaTheme="minorEastAsia" w:hAnsi="Helvetica" w:cs="Times New Roman"/>
+          <w:color w:val="000000"/>
+          <w:lang w:eastAsia="en-US"/>
+        </w:rPr>
+      </w:pPr>
+      <w:r>
+        <w:rPr>
+          <w:rFonts w:ascii="Helvetica" w:eastAsiaTheme="minorEastAsia" w:hAnsi="Helvetica" w:cs="Times New Roman"/>
+          <w:color w:val="000000"/>
+          <w:lang w:eastAsia="en-US"/>
+        </w:rPr>
+        <w:t>1990-05-10 | Male | Riyadh, SA | 0511111111 | omar@gmail.com | | 2</w:t>
+      </w:r>
+    </w:p>
+    <w:p>
+      <w:pPr>
+        <w:spacing w:after="0" w:line="240" w:lineRule="auto"/>
+        <w:rPr>
+          <w:rFonts w:ascii="Helvetica" w:eastAsiaTheme="minorEastAsia" w:hAnsi="Helvetica" w:cs="Times New Roman"/>
+          <w:color w:val="000000"/>
+          <w:lang w:eastAsia="en-US"/>
+        </w:rPr>
+      </w:pPr>
+      <w:r>
+        <w:rPr>
+          <w:rFonts w:ascii="Helvetica" w:eastAsiaTheme="minorEastAsia" w:hAnsi="Helvetica" w:cs="Times New Roman"/>
+          <w:color w:val="000000"/>
+          <w:lang w:eastAsia="en-US"/>
+        </w:rPr>
+        <w:t>| Laila Ahmed | 1985-10-25 | Female | Jeddah, SA | 0522222222 |</w:t>
+      </w:r>
+    </w:p>
+    <w:p>
+      <w:pPr>
+        <w:spacing w:after="0" w:line="240" w:lineRule="auto"/>
+        <w:rPr>
+          <w:rFonts w:ascii="Helvetica" w:eastAsiaTheme="minorEastAsia" w:hAnsi="Helvetica" w:cs="Times New Roman"/>
+          <w:color w:val="000000"/>
+          <w:lang w:eastAsia="en-US"/>
+        </w:rPr>
+      </w:pPr>
+      <w:r>
+        <w:rPr>
+          <w:rFonts w:ascii="Helvetica" w:eastAsiaTheme="minorEastAsia" w:hAnsi="Helvetica" w:cs="Times New Roman"/>
+          <w:color w:val="000000"/>
+          <w:lang w:eastAsia="en-US"/>
+        </w:rPr>
+        <w:t xml:space="preserve">laila@yahoo.com | | 3 | </w:t>
+      </w:r>
+      <w:proofErr w:type="spellStart"/>
+      <w:r>
+        <w:rPr>
+          <w:rFonts w:ascii="Helvetica" w:eastAsiaTheme="minorEastAsia" w:hAnsi="Helvetica" w:cs="Times New Roman"/>
+          <w:color w:val="000000"/>
+          <w:lang w:eastAsia="en-US"/>
+        </w:rPr>
+        <w:t>Fahad</w:t>
+      </w:r>
+      <w:proofErr w:type="spellEnd"/>
+      <w:r>
+        <w:rPr>
+          <w:rFonts w:ascii="Helvetica" w:eastAsiaTheme="minorEastAsia" w:hAnsi="Helvetica" w:cs="Times New Roman"/>
+          <w:color w:val="000000"/>
+          <w:lang w:eastAsia="en-US"/>
+        </w:rPr>
+        <w:t xml:space="preserve"> Mohammed | 2000-01-15 | Male |</w:t>
+      </w:r>
+    </w:p>
+    <w:p>
+      <w:pPr>
+        <w:spacing w:after="0" w:line="240" w:lineRule="auto"/>
+        <w:rPr>
+          <w:rFonts w:ascii="Helvetica" w:eastAsiaTheme="minorEastAsia" w:hAnsi="Helvetica" w:cs="Times New Roman"/>
+          <w:color w:val="000000"/>
+          <w:lang w:eastAsia="en-US"/>
+        </w:rPr>
+      </w:pPr>
+      <w:r>
+        <w:rPr>
+          <w:rFonts w:ascii="Helvetica" w:eastAsiaTheme="minorEastAsia" w:hAnsi="Helvetica" w:cs="Times New Roman"/>
+          <w:color w:val="000000"/>
+          <w:lang w:eastAsia="en-US"/>
+        </w:rPr>
+        <w:t>Dammam, SA | 0533333333 | fahad@outlook.com | | 4 | Reem Ali |</w:t>
+      </w:r>
+    </w:p>
+    <w:p>
+      <w:pPr>
+        <w:spacing w:after="0" w:line="240" w:lineRule="auto"/>
+        <w:rPr>
+          <w:rFonts w:ascii="Helvetica" w:eastAsiaTheme="minorEastAsia" w:hAnsi="Helvetica" w:cs="Times New Roman"/>
+          <w:color w:val="000000"/>
+          <w:lang w:eastAsia="en-US"/>
+        </w:rPr>
+      </w:pPr>
+      <w:r>
+        <w:rPr>
+          <w:rFonts w:ascii="Helvetica" w:eastAsiaTheme="minorEastAsia" w:hAnsi="Helvetica" w:cs="Times New Roman"/>
+          <w:color w:val="000000"/>
+          <w:lang w:eastAsia="en-US"/>
+        </w:rPr>
+        <w:t>1995-07-20 | Female | Medina, SA | 0544444444 | reem@hotmail.com</w:t>
+      </w:r>
+    </w:p>
+    <w:p>
+      <w:pPr>
+        <w:spacing w:after="0" w:line="240" w:lineRule="auto"/>
+        <w:rPr>
+          <w:rFonts w:ascii="Helvetica" w:eastAsiaTheme="minorEastAsia" w:hAnsi="Helvetica" w:cs="Times New Roman"/>
+          <w:color w:val="000000"/>
+          <w:lang w:eastAsia="en-US"/>
+        </w:rPr>
+      </w:pPr>
+      <w:r>
+        <w:rPr>
+          <w:rFonts w:ascii="Helvetica" w:eastAsiaTheme="minorEastAsia" w:hAnsi="Helvetica" w:cs="Times New Roman"/>
+          <w:color w:val="000000"/>
+          <w:lang w:eastAsia="en-US"/>
+        </w:rPr>
+        <w:t xml:space="preserve">| | 5 | Sultan </w:t>
+      </w:r>
+      <w:proofErr w:type="spellStart"/>
+      <w:r>
+        <w:rPr>
+          <w:rFonts w:ascii="Helvetica" w:eastAsiaTheme="minorEastAsia" w:hAnsi="Helvetica" w:cs="Times New Roman"/>
+          <w:color w:val="000000"/>
+          <w:lang w:eastAsia="en-US"/>
+        </w:rPr>
+        <w:t>Fahad</w:t>
+      </w:r>
+      <w:proofErr w:type="spellEnd"/>
+      <w:r>
+        <w:rPr>
+          <w:rFonts w:ascii="Helvetica" w:eastAsiaTheme="minorEastAsia" w:hAnsi="Helvetica" w:cs="Times New Roman"/>
+          <w:color w:val="000000"/>
+          <w:lang w:eastAsia="en-US"/>
+        </w:rPr>
+        <w:t xml:space="preserve"> | 1988-12-05 | Male | Riyadh, SA | 0555555555 |</w:t>
+      </w:r>
+    </w:p>
+    <w:p>
+      <w:pPr>
+        <w:spacing w:after="0" w:line="240" w:lineRule="auto"/>
+        <w:rPr>
+          <w:rFonts w:ascii="Helvetica" w:eastAsiaTheme="minorEastAsia" w:hAnsi="Helvetica" w:cs="Times New Roman"/>
+          <w:color w:val="000000"/>
+          <w:rtl/>
+          <w:lang w:eastAsia="en-US"/>
+        </w:rPr>
+      </w:pPr>
+      <w:r>
+        <w:rPr>
+          <w:rFonts w:ascii="Helvetica" w:eastAsiaTheme="minorEastAsia" w:hAnsi="Helvetica" w:cs="Times New Roman"/>
+          <w:color w:val="000000"/>
+          <w:lang w:eastAsia="en-US"/>
+        </w:rPr>
+        <w:t>sultan@icloud.com |</w:t>
+      </w:r>
+    </w:p>
+    <w:p>
+      <w:pPr>
+        <w:spacing w:after="0" w:line="240" w:lineRule="auto"/>
+        <w:rPr>
+          <w:rFonts w:ascii="Helvetica" w:eastAsiaTheme="minorEastAsia" w:hAnsi="Helvetica" w:cs="Times New Roman"/>
+          <w:color w:val="000000"/>
+          <w:rtl/>
+          <w:lang w:eastAsia="en-US"/>
+        </w:rPr>
+      </w:pPr>
+    </w:p>
+    <w:p>
+      <w:pPr>
+        <w:spacing w:after="0" w:line="240" w:lineRule="auto"/>
+        <w:rPr>
+          <w:rFonts w:ascii="Helvetica" w:eastAsiaTheme="minorEastAsia" w:hAnsi="Helvetica" w:cs="Times New Roman"/>
+          <w:color w:val="000000"/>
+          <w:rtl/>
+          <w:lang w:eastAsia="en-US"/>
+        </w:rPr>
+      </w:pPr>
+    </w:p>
+    <w:p>
+      <w:pPr>
+        <w:spacing w:after="0" w:line="240" w:lineRule="auto"/>
+        <w:rPr>
+          <w:rFonts w:ascii="Helvetica" w:eastAsiaTheme="minorEastAsia" w:hAnsi="Helvetica" w:cs="Times New Roman"/>
+          <w:color w:val="000000"/>
+          <w:rtl/>
+          <w:lang w:eastAsia="en-US"/>
+        </w:rPr>
+      </w:pPr>
+    </w:p>
+    <w:p>
+      <w:pPr>
+        <w:spacing w:after="0" w:line="240" w:lineRule="auto"/>
+        <w:rPr>
+          <w:rFonts w:ascii="Helvetica" w:eastAsiaTheme="minorEastAsia" w:hAnsi="Helvetica" w:cs="Times New Roman"/>
+          <w:color w:val="000000"/>
+          <w:rtl/>
+          <w:lang w:eastAsia="en-US"/>
+        </w:rPr>
+      </w:pPr>
+    </w:p>
+    <w:p>
+      <w:pPr>
+        <w:spacing w:after="0" w:line="240" w:lineRule="auto"/>
+        <w:rPr>
+          <w:rFonts w:ascii="Helvetica" w:eastAsiaTheme="minorEastAsia" w:hAnsi="Helvetica" w:cs="Times New Roman"/>
+          <w:color w:val="000000"/>
+          <w:rtl/>
+          <w:lang w:eastAsia="en-US"/>
+        </w:rPr>
+      </w:pPr>
+    </w:p>
+    <w:p>
+      <w:pPr>
+        <w:spacing w:after="0" w:line="240" w:lineRule="auto"/>
+        <w:rPr>
+          <w:rFonts w:ascii="Helvetica" w:eastAsiaTheme="minorEastAsia" w:hAnsi="Helvetica" w:cs="Times New Roman"/>
+          <w:color w:val="000000"/>
+          <w:rtl/>
+          <w:lang w:eastAsia="en-US"/>
+        </w:rPr>
+      </w:pPr>
+    </w:p>
+    <w:p>
+      <w:pPr>
+        <w:spacing w:after="0" w:line="240" w:lineRule="auto"/>
+        <w:rPr>
+          <w:rFonts w:ascii="Helvetica" w:eastAsiaTheme="minorEastAsia" w:hAnsi="Helvetica" w:cs="Times New Roman"/>
+          <w:color w:val="000000"/>
+          <w:lang w:eastAsia="en-US"/>
+        </w:rPr>
+      </w:pPr>
+    </w:p>
+    <w:p>
+      <w:pPr>
+        <w:spacing w:after="0" w:line="240" w:lineRule="auto"/>
+        <w:rPr>
+          <w:rFonts w:ascii="Helvetica" w:eastAsiaTheme="minorEastAsia" w:hAnsi="Helvetica" w:cs="Times New Roman"/>
+          <w:b/>
+          <w:bCs/>
+          <w:color w:val="FF0000"/>
+          <w:sz w:val="36"/>
+          <w:szCs w:val="36"/>
+          <w:rtl/>
+          <w:lang w:eastAsia="en-US"/>
+        </w:rPr>
+      </w:pPr>
+      <w:r>
+        <w:rPr>
+          <w:rFonts w:ascii="Helvetica" w:eastAsiaTheme="minorEastAsia" w:hAnsi="Helvetica" w:cs="Times New Roman"/>
+          <w:b/>
+          <w:bCs/>
+          <w:color w:val="FF0000"/>
+          <w:sz w:val="36"/>
+          <w:szCs w:val="36"/>
+          <w:lang w:eastAsia="en-US"/>
+        </w:rPr>
+        <w:t>3.2 JOIN Query</w:t>
+      </w:r>
+    </w:p>
+    <w:p>
+      <w:pPr>
+        <w:spacing w:after="0" w:line="240" w:lineRule="auto"/>
+        <w:rPr>
+          <w:rFonts w:ascii="Helvetica" w:eastAsiaTheme="minorEastAsia" w:hAnsi="Helvetica" w:cs="Times New Roman"/>
+          <w:color w:val="000000"/>
+          <w:lang w:eastAsia="en-US"/>
+        </w:rPr>
+      </w:pPr>
+      <w:r>
+        <w:rPr>
+          <w:rFonts w:ascii="Helvetica" w:eastAsiaTheme="minorEastAsia" w:hAnsi="Helvetica" w:cs="Times New Roman"/>
+          <w:color w:val="000000"/>
+          <w:lang w:eastAsia="en-US"/>
+        </w:rPr>
+        <w:t>Purpose: Display appointment details including the names of patients</w:t>
+      </w:r>
+    </w:p>
+    <w:p>
+      <w:pPr>
+        <w:spacing w:after="0" w:line="240" w:lineRule="auto"/>
+        <w:rPr>
+          <w:rFonts w:ascii="Helvetica" w:eastAsiaTheme="minorEastAsia" w:hAnsi="Helvetica" w:cs="Times New Roman"/>
+          <w:color w:val="000000"/>
+          <w:lang w:eastAsia="en-US"/>
+        </w:rPr>
+      </w:pPr>
+      <w:r>
+        <w:rPr>
+          <w:rFonts w:ascii="Helvetica" w:eastAsiaTheme="minorEastAsia" w:hAnsi="Helvetica" w:cs="Times New Roman"/>
+          <w:color w:val="000000"/>
+          <w:lang w:eastAsia="en-US"/>
+        </w:rPr>
+        <w:t>and doctors.</w:t>
+      </w:r>
+    </w:p>
+    <w:p>
+      <w:pPr>
+        <w:spacing w:after="0" w:line="240" w:lineRule="auto"/>
+        <w:rPr>
+          <w:rFonts w:ascii="Times New Roman" w:eastAsiaTheme="minorEastAsia" w:hAnsi="Times New Roman" w:cs="Times New Roman"/>
+          <w:color w:val="000000"/>
+          <w:sz w:val="16"/>
+          <w:szCs w:val="16"/>
+          <w:lang w:eastAsia="en-US"/>
+        </w:rPr>
+      </w:pPr>
+    </w:p>
+    <w:p>
+      <w:pPr>
+        <w:spacing w:after="0" w:line="240" w:lineRule="auto"/>
+        <w:rPr>
+          <w:rFonts w:ascii="Helvetica" w:eastAsiaTheme="minorEastAsia" w:hAnsi="Helvetica" w:cs="Times New Roman"/>
+          <w:color w:val="000000"/>
+          <w:lang w:eastAsia="en-US"/>
+        </w:rPr>
+      </w:pPr>
+      <w:r>
+        <w:rPr>
+          <w:rFonts w:ascii="Helvetica" w:eastAsiaTheme="minorEastAsia" w:hAnsi="Helvetica" w:cs="Times New Roman"/>
+          <w:color w:val="007020"/>
+          <w:lang w:eastAsia="en-US"/>
+        </w:rPr>
+        <w:t>SELECT</w:t>
+      </w:r>
+      <w:r>
+        <w:rPr>
+          <w:rFonts w:ascii="Helvetica" w:eastAsiaTheme="minorEastAsia" w:hAnsi="Helvetica" w:cs="Times New Roman"/>
+          <w:color w:val="000000"/>
+          <w:lang w:eastAsia="en-US"/>
+        </w:rPr>
+        <w:t xml:space="preserve"> A.AppointmentID, P.Name </w:t>
+      </w:r>
+      <w:r>
+        <w:rPr>
+          <w:rFonts w:ascii="Helvetica" w:eastAsiaTheme="minorEastAsia" w:hAnsi="Helvetica" w:cs="Times New Roman"/>
+          <w:color w:val="007020"/>
+          <w:lang w:eastAsia="en-US"/>
+        </w:rPr>
+        <w:t>AS</w:t>
+      </w:r>
+      <w:r>
+        <w:rPr>
+          <w:rFonts w:ascii="Helvetica" w:eastAsiaTheme="minorEastAsia" w:hAnsi="Helvetica" w:cs="Times New Roman"/>
+          <w:color w:val="000000"/>
+          <w:lang w:eastAsia="en-US"/>
+        </w:rPr>
+        <w:t xml:space="preserve"> PatientName, S.Name</w:t>
+      </w:r>
+    </w:p>
+    <w:p>
+      <w:pPr>
+        <w:spacing w:after="0" w:line="240" w:lineRule="auto"/>
+        <w:rPr>
+          <w:rFonts w:ascii="Helvetica" w:eastAsiaTheme="minorEastAsia" w:hAnsi="Helvetica" w:cs="Times New Roman"/>
+          <w:color w:val="000000"/>
+          <w:lang w:eastAsia="en-US"/>
+        </w:rPr>
+      </w:pPr>
+      <w:r>
+        <w:rPr>
+          <w:rFonts w:ascii="Helvetica" w:eastAsiaTheme="minorEastAsia" w:hAnsi="Helvetica" w:cs="Times New Roman"/>
+          <w:color w:val="007020"/>
+          <w:lang w:eastAsia="en-US"/>
+        </w:rPr>
+        <w:t>AS</w:t>
+      </w:r>
+      <w:r>
+        <w:rPr>
+          <w:rFonts w:ascii="Helvetica" w:eastAsiaTheme="minorEastAsia" w:hAnsi="Helvetica" w:cs="Times New Roman"/>
+          <w:color w:val="000000"/>
+          <w:lang w:eastAsia="en-US"/>
+        </w:rPr>
+        <w:t xml:space="preserve"> DoctorName, A.AppointmentDate, A.AppointmentTime,</w:t>
+      </w:r>
+    </w:p>
+    <w:p>
+      <w:pPr>
+        <w:spacing w:after="0" w:line="240" w:lineRule="auto"/>
+        <w:rPr>
+          <w:rFonts w:ascii="Helvetica" w:eastAsiaTheme="minorEastAsia" w:hAnsi="Helvetica" w:cs="Times New Roman"/>
+          <w:color w:val="000000"/>
+          <w:lang w:eastAsia="en-US"/>
+        </w:rPr>
+      </w:pPr>
+      <w:r>
+        <w:rPr>
+          <w:rFonts w:ascii="Helvetica" w:eastAsiaTheme="minorEastAsia" w:hAnsi="Helvetica" w:cs="Times New Roman"/>
+          <w:color w:val="000000"/>
+          <w:lang w:eastAsia="en-US"/>
+        </w:rPr>
+        <w:t>A.Status</w:t>
+      </w:r>
+    </w:p>
+    <w:p>
+      <w:pPr>
+        <w:spacing w:after="0" w:line="240" w:lineRule="auto"/>
+        <w:rPr>
+          <w:rFonts w:ascii="Helvetica" w:eastAsiaTheme="minorEastAsia" w:hAnsi="Helvetica" w:cs="Times New Roman"/>
+          <w:color w:val="000000"/>
+          <w:lang w:eastAsia="en-US"/>
+        </w:rPr>
+      </w:pPr>
+      <w:r>
+        <w:rPr>
+          <w:rFonts w:ascii="Helvetica" w:eastAsiaTheme="minorEastAsia" w:hAnsi="Helvetica" w:cs="Times New Roman"/>
+          <w:color w:val="007020"/>
+          <w:lang w:eastAsia="en-US"/>
+        </w:rPr>
+        <w:t>FROM</w:t>
+      </w:r>
+      <w:r>
+        <w:rPr>
+          <w:rFonts w:ascii="Helvetica" w:eastAsiaTheme="minorEastAsia" w:hAnsi="Helvetica" w:cs="Times New Roman"/>
+          <w:color w:val="000000"/>
+          <w:lang w:eastAsia="en-US"/>
+        </w:rPr>
+        <w:t xml:space="preserve"> Appointment A</w:t>
+      </w:r>
+    </w:p>
+    <w:p>
+      <w:pPr>
+        <w:spacing w:after="0" w:line="240" w:lineRule="auto"/>
+        <w:rPr>
+          <w:rFonts w:ascii="Helvetica" w:eastAsiaTheme="minorEastAsia" w:hAnsi="Helvetica" w:cs="Times New Roman"/>
+          <w:color w:val="000000"/>
+          <w:lang w:eastAsia="en-US"/>
+        </w:rPr>
+      </w:pPr>
+      <w:r>
+        <w:rPr>
+          <w:rFonts w:ascii="Helvetica" w:eastAsiaTheme="minorEastAsia" w:hAnsi="Helvetica" w:cs="Times New Roman"/>
+          <w:color w:val="007020"/>
+          <w:lang w:eastAsia="en-US"/>
+        </w:rPr>
+        <w:t>JOIN</w:t>
+      </w:r>
+      <w:r>
+        <w:rPr>
+          <w:rFonts w:ascii="Helvetica" w:eastAsiaTheme="minorEastAsia" w:hAnsi="Helvetica" w:cs="Times New Roman"/>
+          <w:color w:val="000000"/>
+          <w:lang w:eastAsia="en-US"/>
+        </w:rPr>
+        <w:t xml:space="preserve"> Patient P </w:t>
+      </w:r>
+      <w:r>
+        <w:rPr>
+          <w:rFonts w:ascii="Helvetica" w:eastAsiaTheme="minorEastAsia" w:hAnsi="Helvetica" w:cs="Times New Roman"/>
+          <w:color w:val="007020"/>
+          <w:lang w:eastAsia="en-US"/>
+        </w:rPr>
+        <w:t>ON</w:t>
+      </w:r>
+      <w:r>
+        <w:rPr>
+          <w:rFonts w:ascii="Helvetica" w:eastAsiaTheme="minorEastAsia" w:hAnsi="Helvetica" w:cs="Times New Roman"/>
+          <w:color w:val="000000"/>
+          <w:lang w:eastAsia="en-US"/>
+        </w:rPr>
+        <w:t xml:space="preserve"> A.PatientID </w:t>
+      </w:r>
+      <w:r>
+        <w:rPr>
+          <w:rFonts w:ascii="Helvetica" w:eastAsiaTheme="minorEastAsia" w:hAnsi="Helvetica" w:cs="Times New Roman"/>
+          <w:color w:val="666666"/>
+          <w:lang w:eastAsia="en-US"/>
+        </w:rPr>
+        <w:t>=</w:t>
+      </w:r>
+      <w:r>
+        <w:rPr>
+          <w:rFonts w:ascii="Helvetica" w:eastAsiaTheme="minorEastAsia" w:hAnsi="Helvetica" w:cs="Times New Roman"/>
+          <w:color w:val="000000"/>
+          <w:lang w:eastAsia="en-US"/>
+        </w:rPr>
+        <w:t xml:space="preserve"> P.PatientID</w:t>
+      </w:r>
+    </w:p>
+    <w:p>
+      <w:pPr>
+        <w:spacing w:after="0" w:line="240" w:lineRule="auto"/>
+        <w:rPr>
+          <w:rFonts w:ascii="Helvetica" w:eastAsiaTheme="minorEastAsia" w:hAnsi="Helvetica" w:cs="Times New Roman"/>
+          <w:color w:val="000000"/>
+          <w:lang w:eastAsia="en-US"/>
+        </w:rPr>
+      </w:pPr>
+      <w:r>
+        <w:rPr>
+          <w:rFonts w:ascii="Helvetica" w:eastAsiaTheme="minorEastAsia" w:hAnsi="Helvetica" w:cs="Times New Roman"/>
+          <w:color w:val="007020"/>
+          <w:lang w:eastAsia="en-US"/>
+        </w:rPr>
+        <w:t>JOIN</w:t>
+      </w:r>
+      <w:r>
+        <w:rPr>
+          <w:rFonts w:ascii="Helvetica" w:eastAsiaTheme="minorEastAsia" w:hAnsi="Helvetica" w:cs="Times New Roman"/>
+          <w:color w:val="000000"/>
+          <w:lang w:eastAsia="en-US"/>
+        </w:rPr>
+        <w:t xml:space="preserve"> Doctor D </w:t>
+      </w:r>
+      <w:r>
+        <w:rPr>
+          <w:rFonts w:ascii="Helvetica" w:eastAsiaTheme="minorEastAsia" w:hAnsi="Helvetica" w:cs="Times New Roman"/>
+          <w:color w:val="007020"/>
+          <w:lang w:eastAsia="en-US"/>
+        </w:rPr>
+        <w:t>ON</w:t>
+      </w:r>
+      <w:r>
+        <w:rPr>
+          <w:rFonts w:ascii="Helvetica" w:eastAsiaTheme="minorEastAsia" w:hAnsi="Helvetica" w:cs="Times New Roman"/>
+          <w:color w:val="000000"/>
+          <w:lang w:eastAsia="en-US"/>
+        </w:rPr>
+        <w:t xml:space="preserve"> A.DoctorID </w:t>
+      </w:r>
+      <w:r>
+        <w:rPr>
+          <w:rFonts w:ascii="Helvetica" w:eastAsiaTheme="minorEastAsia" w:hAnsi="Helvetica" w:cs="Times New Roman"/>
+          <w:color w:val="666666"/>
+          <w:lang w:eastAsia="en-US"/>
+        </w:rPr>
+        <w:t>=</w:t>
+      </w:r>
+      <w:r>
+        <w:rPr>
+          <w:rFonts w:ascii="Helvetica" w:eastAsiaTheme="minorEastAsia" w:hAnsi="Helvetica" w:cs="Times New Roman"/>
+          <w:color w:val="000000"/>
+          <w:lang w:eastAsia="en-US"/>
+        </w:rPr>
+        <w:t xml:space="preserve"> D.StaffID</w:t>
+      </w:r>
+    </w:p>
+    <w:p>
+      <w:pPr>
+        <w:spacing w:after="0" w:line="240" w:lineRule="auto"/>
+        <w:rPr>
+          <w:rFonts w:ascii="Helvetica" w:eastAsiaTheme="minorEastAsia" w:hAnsi="Helvetica" w:cs="Times New Roman"/>
+          <w:color w:val="000000"/>
+          <w:rtl/>
+          <w:lang w:eastAsia="en-US"/>
+        </w:rPr>
+      </w:pPr>
+      <w:r>
+        <w:rPr>
+          <w:rFonts w:ascii="Helvetica" w:eastAsiaTheme="minorEastAsia" w:hAnsi="Helvetica" w:cs="Times New Roman"/>
+          <w:color w:val="007020"/>
+          <w:lang w:eastAsia="en-US"/>
+        </w:rPr>
+        <w:t>JOIN</w:t>
+      </w:r>
+      <w:r>
+        <w:rPr>
+          <w:rFonts w:ascii="Helvetica" w:eastAsiaTheme="minorEastAsia" w:hAnsi="Helvetica" w:cs="Times New Roman"/>
+          <w:color w:val="000000"/>
+          <w:lang w:eastAsia="en-US"/>
+        </w:rPr>
+        <w:t xml:space="preserve"> Staff S </w:t>
+      </w:r>
+      <w:r>
+        <w:rPr>
+          <w:rFonts w:ascii="Helvetica" w:eastAsiaTheme="minorEastAsia" w:hAnsi="Helvetica" w:cs="Times New Roman"/>
+          <w:color w:val="007020"/>
+          <w:lang w:eastAsia="en-US"/>
+        </w:rPr>
+        <w:t>ON</w:t>
+      </w:r>
+      <w:r>
+        <w:rPr>
+          <w:rFonts w:ascii="Helvetica" w:eastAsiaTheme="minorEastAsia" w:hAnsi="Helvetica" w:cs="Times New Roman"/>
+          <w:color w:val="000000"/>
+          <w:lang w:eastAsia="en-US"/>
+        </w:rPr>
+        <w:t xml:space="preserve"> D.StaffID </w:t>
+      </w:r>
+      <w:r>
+        <w:rPr>
+          <w:rFonts w:ascii="Helvetica" w:eastAsiaTheme="minorEastAsia" w:hAnsi="Helvetica" w:cs="Times New Roman"/>
+          <w:color w:val="666666"/>
+          <w:lang w:eastAsia="en-US"/>
+        </w:rPr>
+        <w:t>=</w:t>
+      </w:r>
+      <w:r>
+        <w:rPr>
+          <w:rFonts w:ascii="Helvetica" w:eastAsiaTheme="minorEastAsia" w:hAnsi="Helvetica" w:cs="Times New Roman"/>
+          <w:color w:val="000000"/>
+          <w:lang w:eastAsia="en-US"/>
+        </w:rPr>
+        <w:t xml:space="preserve"> S.StaffID;</w:t>
+      </w:r>
+    </w:p>
+    <w:p>
+      <w:pPr>
+        <w:spacing w:after="0" w:line="240" w:lineRule="auto"/>
+        <w:rPr>
+          <w:rFonts w:ascii="Helvetica" w:eastAsiaTheme="minorEastAsia" w:hAnsi="Helvetica" w:cs="Times New Roman"/>
+          <w:color w:val="000000"/>
+          <w:lang w:eastAsia="en-US"/>
+        </w:rPr>
+      </w:pPr>
+    </w:p>
+    <w:p>
+      <w:pPr>
+        <w:spacing w:after="0" w:line="240" w:lineRule="auto"/>
+        <w:rPr>
+          <w:rFonts w:ascii="Helvetica" w:eastAsiaTheme="minorEastAsia" w:hAnsi="Helvetica" w:cs="Times New Roman"/>
+          <w:color w:val="000000"/>
+          <w:lang w:eastAsia="en-US"/>
+        </w:rPr>
+      </w:pPr>
+      <w:r>
+        <w:rPr>
+          <w:rFonts w:ascii="Helvetica" w:eastAsiaTheme="minorEastAsia" w:hAnsi="Helvetica" w:cs="Times New Roman"/>
+          <w:color w:val="000000"/>
+          <w:lang w:eastAsia="en-US"/>
+        </w:rPr>
+        <w:t>Output: | AppointmentID | PatientName | DoctorName |</w:t>
+      </w:r>
+    </w:p>
+    <w:p>
+      <w:pPr>
+        <w:spacing w:after="0" w:line="240" w:lineRule="auto"/>
+        <w:rPr>
+          <w:rFonts w:ascii="Helvetica" w:eastAsiaTheme="minorEastAsia" w:hAnsi="Helvetica" w:cs="Times New Roman"/>
+          <w:color w:val="000000"/>
+          <w:lang w:eastAsia="en-US"/>
+        </w:rPr>
+      </w:pPr>
+      <w:r>
+        <w:rPr>
+          <w:rFonts w:ascii="Helvetica" w:eastAsiaTheme="minorEastAsia" w:hAnsi="Helvetica" w:cs="Times New Roman"/>
+          <w:color w:val="000000"/>
+          <w:lang w:eastAsia="en-US"/>
+        </w:rPr>
+        <w:t>AppointmentDate | AppointmentTime | Status | |—|—|—|—|—|—| |</w:t>
+      </w:r>
+    </w:p>
+    <w:p>
+      <w:pPr>
+        <w:spacing w:after="0" w:line="240" w:lineRule="auto"/>
+        <w:rPr>
+          <w:rFonts w:ascii="Helvetica" w:eastAsiaTheme="minorEastAsia" w:hAnsi="Helvetica" w:cs="Times New Roman"/>
+          <w:color w:val="000000"/>
+          <w:lang w:eastAsia="en-US"/>
+        </w:rPr>
+      </w:pPr>
+      <w:r>
+        <w:rPr>
+          <w:rFonts w:ascii="Helvetica" w:eastAsiaTheme="minorEastAsia" w:hAnsi="Helvetica" w:cs="Times New Roman"/>
+          <w:color w:val="000000"/>
+          <w:lang w:eastAsia="en-US"/>
+        </w:rPr>
+        <w:t>1 | Omar Khalid | Ahmed Al-Saadi | 2024-03-01 | 10:00:00 | Completed</w:t>
+      </w:r>
+    </w:p>
+    <w:p>
+      <w:pPr>
+        <w:spacing w:after="0" w:line="240" w:lineRule="auto"/>
+        <w:rPr>
+          <w:rFonts w:ascii="Helvetica" w:eastAsiaTheme="minorEastAsia" w:hAnsi="Helvetica" w:cs="Times New Roman"/>
+          <w:color w:val="000000"/>
+          <w:lang w:eastAsia="en-US"/>
+        </w:rPr>
+      </w:pPr>
+      <w:r>
+        <w:rPr>
+          <w:rFonts w:ascii="Helvetica" w:eastAsiaTheme="minorEastAsia" w:hAnsi="Helvetica" w:cs="Times New Roman"/>
+          <w:color w:val="000000"/>
+          <w:lang w:eastAsia="en-US"/>
+        </w:rPr>
+        <w:t xml:space="preserve">| | 2 | Laila Ahmed | Sarah </w:t>
+      </w:r>
+      <w:proofErr w:type="spellStart"/>
+      <w:r>
+        <w:rPr>
+          <w:rFonts w:ascii="Helvetica" w:eastAsiaTheme="minorEastAsia" w:hAnsi="Helvetica" w:cs="Times New Roman"/>
+          <w:color w:val="000000"/>
+          <w:lang w:eastAsia="en-US"/>
+        </w:rPr>
+        <w:t>Al-Ghamdi</w:t>
+      </w:r>
+      <w:proofErr w:type="spellEnd"/>
+      <w:r>
+        <w:rPr>
+          <w:rFonts w:ascii="Helvetica" w:eastAsiaTheme="minorEastAsia" w:hAnsi="Helvetica" w:cs="Times New Roman"/>
+          <w:color w:val="000000"/>
+          <w:lang w:eastAsia="en-US"/>
+        </w:rPr>
+        <w:t xml:space="preserve"> | 2024-03-02 | 11:30:00 |</w:t>
+      </w:r>
+    </w:p>
+    <w:p>
+      <w:pPr>
+        <w:spacing w:after="0" w:line="240" w:lineRule="auto"/>
+        <w:rPr>
+          <w:rFonts w:ascii="Helvetica" w:eastAsiaTheme="minorEastAsia" w:hAnsi="Helvetica" w:cs="Times New Roman"/>
+          <w:color w:val="000000"/>
+          <w:lang w:eastAsia="en-US"/>
+        </w:rPr>
+      </w:pPr>
+      <w:r>
+        <w:rPr>
+          <w:rFonts w:ascii="Helvetica" w:eastAsiaTheme="minorEastAsia" w:hAnsi="Helvetica" w:cs="Times New Roman"/>
+          <w:color w:val="000000"/>
+          <w:lang w:eastAsia="en-US"/>
+        </w:rPr>
+        <w:t xml:space="preserve">Completed | | 3 | </w:t>
+      </w:r>
+      <w:proofErr w:type="spellStart"/>
+      <w:r>
+        <w:rPr>
+          <w:rFonts w:ascii="Helvetica" w:eastAsiaTheme="minorEastAsia" w:hAnsi="Helvetica" w:cs="Times New Roman"/>
+          <w:color w:val="000000"/>
+          <w:lang w:eastAsia="en-US"/>
+        </w:rPr>
+        <w:t>Fahad</w:t>
+      </w:r>
+      <w:proofErr w:type="spellEnd"/>
+      <w:r>
+        <w:rPr>
+          <w:rFonts w:ascii="Helvetica" w:eastAsiaTheme="minorEastAsia" w:hAnsi="Helvetica" w:cs="Times New Roman"/>
+          <w:color w:val="000000"/>
+          <w:lang w:eastAsia="en-US"/>
+        </w:rPr>
+        <w:t xml:space="preserve"> Mohammed | Mohammed </w:t>
+      </w:r>
+      <w:proofErr w:type="spellStart"/>
+      <w:r>
+        <w:rPr>
+          <w:rFonts w:ascii="Helvetica" w:eastAsiaTheme="minorEastAsia" w:hAnsi="Helvetica" w:cs="Times New Roman"/>
+          <w:color w:val="000000"/>
+          <w:lang w:eastAsia="en-US"/>
+        </w:rPr>
+        <w:t>Al-Otaibi</w:t>
+      </w:r>
+      <w:proofErr w:type="spellEnd"/>
+      <w:r>
+        <w:rPr>
+          <w:rFonts w:ascii="Helvetica" w:eastAsiaTheme="minorEastAsia" w:hAnsi="Helvetica" w:cs="Times New Roman"/>
+          <w:color w:val="000000"/>
+          <w:lang w:eastAsia="en-US"/>
+        </w:rPr>
+        <w:t xml:space="preserve"> | 2024-03-</w:t>
+      </w:r>
+    </w:p>
+    <w:p>
+      <w:pPr>
+        <w:spacing w:after="0" w:line="240" w:lineRule="auto"/>
+        <w:rPr>
+          <w:rFonts w:ascii="Helvetica" w:eastAsiaTheme="minorEastAsia" w:hAnsi="Helvetica" w:cs="Times New Roman"/>
+          <w:color w:val="000000"/>
+          <w:lang w:eastAsia="en-US"/>
+        </w:rPr>
+      </w:pPr>
+      <w:r>
+        <w:rPr>
+          <w:rFonts w:ascii="Helvetica" w:eastAsiaTheme="minorEastAsia" w:hAnsi="Helvetica" w:cs="Times New Roman"/>
+          <w:color w:val="000000"/>
+          <w:lang w:eastAsia="en-US"/>
+        </w:rPr>
+        <w:t xml:space="preserve">03 | 09:00:00 | Completed | | 5 | Sultan </w:t>
+      </w:r>
+      <w:proofErr w:type="spellStart"/>
+      <w:r>
+        <w:rPr>
+          <w:rFonts w:ascii="Helvetica" w:eastAsiaTheme="minorEastAsia" w:hAnsi="Helvetica" w:cs="Times New Roman"/>
+          <w:color w:val="000000"/>
+          <w:lang w:eastAsia="en-US"/>
+        </w:rPr>
+        <w:t>Fahad</w:t>
+      </w:r>
+      <w:proofErr w:type="spellEnd"/>
+      <w:r>
+        <w:rPr>
+          <w:rFonts w:ascii="Helvetica" w:eastAsiaTheme="minorEastAsia" w:hAnsi="Helvetica" w:cs="Times New Roman"/>
+          <w:color w:val="000000"/>
+          <w:lang w:eastAsia="en-US"/>
+        </w:rPr>
+        <w:t xml:space="preserve"> | Khalid </w:t>
+      </w:r>
+      <w:proofErr w:type="spellStart"/>
+      <w:r>
+        <w:rPr>
+          <w:rFonts w:ascii="Helvetica" w:eastAsiaTheme="minorEastAsia" w:hAnsi="Helvetica" w:cs="Times New Roman"/>
+          <w:color w:val="000000"/>
+          <w:lang w:eastAsia="en-US"/>
+        </w:rPr>
+        <w:t>Al-Dossari</w:t>
+      </w:r>
+      <w:proofErr w:type="spellEnd"/>
+      <w:r>
+        <w:rPr>
+          <w:rFonts w:ascii="Helvetica" w:eastAsiaTheme="minorEastAsia" w:hAnsi="Helvetica" w:cs="Times New Roman"/>
+          <w:color w:val="000000"/>
+          <w:lang w:eastAsia="en-US"/>
+        </w:rPr>
+        <w:t xml:space="preserve"> |</w:t>
+      </w:r>
+    </w:p>
+    <w:p>
+      <w:pPr>
+        <w:spacing w:after="0" w:line="240" w:lineRule="auto"/>
+        <w:rPr>
+          <w:rFonts w:ascii="Helvetica" w:eastAsiaTheme="minorEastAsia" w:hAnsi="Helvetica" w:cs="Times New Roman"/>
+          <w:color w:val="000000"/>
+          <w:lang w:eastAsia="en-US"/>
+        </w:rPr>
+      </w:pPr>
+      <w:r>
+        <w:rPr>
+          <w:rFonts w:ascii="Helvetica" w:eastAsiaTheme="minorEastAsia" w:hAnsi="Helvetica" w:cs="Times New Roman"/>
+          <w:color w:val="000000"/>
+          <w:lang w:eastAsia="en-US"/>
+        </w:rPr>
+        <w:t>2024-03-05 | 16:00:00 | Scheduled |</w:t>
+      </w:r>
+    </w:p>
+    <w:p>
+      <w:pPr>
+        <w:spacing w:after="0" w:line="240" w:lineRule="auto"/>
+        <w:rPr>
+          <w:rFonts w:ascii="Helvetica" w:eastAsiaTheme="minorEastAsia" w:hAnsi="Helvetica" w:cs="Times New Roman"/>
+          <w:b/>
+          <w:bCs/>
+          <w:color w:val="FF0000"/>
+          <w:sz w:val="36"/>
+          <w:szCs w:val="36"/>
+          <w:rtl/>
+          <w:lang w:eastAsia="en-US"/>
+        </w:rPr>
+      </w:pPr>
+    </w:p>
+    <w:p>
+      <w:pPr>
+        <w:spacing w:after="0" w:line="240" w:lineRule="auto"/>
+        <w:rPr>
+          <w:rFonts w:ascii="Helvetica" w:eastAsiaTheme="minorEastAsia" w:hAnsi="Helvetica" w:cs="Times New Roman"/>
+          <w:b/>
+          <w:bCs/>
+          <w:color w:val="FF0000"/>
+          <w:sz w:val="36"/>
+          <w:szCs w:val="36"/>
+          <w:lang w:eastAsia="en-US"/>
+        </w:rPr>
+      </w:pPr>
+      <w:r>
+        <w:rPr>
+          <w:rFonts w:ascii="Helvetica" w:eastAsiaTheme="minorEastAsia" w:hAnsi="Helvetica" w:cs="Times New Roman"/>
+          <w:b/>
+          <w:bCs/>
+          <w:color w:val="FF0000"/>
+          <w:sz w:val="36"/>
+          <w:szCs w:val="36"/>
+          <w:lang w:eastAsia="en-US"/>
+        </w:rPr>
+        <w:t>3.3 Nested Query</w:t>
+      </w:r>
+    </w:p>
+    <w:p>
+      <w:pPr>
+        <w:spacing w:after="0" w:line="240" w:lineRule="auto"/>
+        <w:rPr>
+          <w:rFonts w:ascii="Helvetica" w:eastAsiaTheme="minorEastAsia" w:hAnsi="Helvetica" w:cs="Times New Roman"/>
+          <w:color w:val="000000"/>
+          <w:lang w:eastAsia="en-US"/>
+        </w:rPr>
+      </w:pPr>
+      <w:r>
+        <w:rPr>
+          <w:rFonts w:ascii="Helvetica" w:eastAsiaTheme="minorEastAsia" w:hAnsi="Helvetica" w:cs="Times New Roman"/>
+          <w:color w:val="000000"/>
+          <w:lang w:eastAsia="en-US"/>
+        </w:rPr>
+        <w:t>Purpose: Identify patients who have paid more than the average</w:t>
+      </w:r>
+    </w:p>
+    <w:p>
+      <w:pPr>
+        <w:spacing w:after="0" w:line="240" w:lineRule="auto"/>
+        <w:rPr>
+          <w:rFonts w:ascii="Helvetica" w:eastAsiaTheme="minorEastAsia" w:hAnsi="Helvetica" w:cs="Times New Roman"/>
+          <w:color w:val="000000"/>
+          <w:lang w:eastAsia="en-US"/>
+        </w:rPr>
+      </w:pPr>
+      <w:r>
+        <w:rPr>
+          <w:rFonts w:ascii="Helvetica" w:eastAsiaTheme="minorEastAsia" w:hAnsi="Helvetica" w:cs="Times New Roman"/>
+          <w:color w:val="000000"/>
+          <w:lang w:eastAsia="en-US"/>
+        </w:rPr>
+        <w:t>payment amount.</w:t>
+      </w:r>
+    </w:p>
+    <w:p>
+      <w:pPr>
+        <w:spacing w:after="0" w:line="240" w:lineRule="auto"/>
+        <w:rPr>
+          <w:rFonts w:ascii="Helvetica" w:eastAsiaTheme="minorEastAsia" w:hAnsi="Helvetica" w:cs="Times New Roman"/>
+          <w:color w:val="000000"/>
+          <w:lang w:eastAsia="en-US"/>
+        </w:rPr>
+      </w:pPr>
+      <w:r>
+        <w:rPr>
+          <w:rFonts w:ascii="Helvetica" w:eastAsiaTheme="minorEastAsia" w:hAnsi="Helvetica" w:cs="Times New Roman"/>
+          <w:color w:val="007020"/>
+          <w:lang w:eastAsia="en-US"/>
+        </w:rPr>
+        <w:t>SELECT</w:t>
+      </w:r>
+      <w:r>
+        <w:rPr>
+          <w:rFonts w:ascii="Helvetica" w:eastAsiaTheme="minorEastAsia" w:hAnsi="Helvetica" w:cs="Times New Roman"/>
+          <w:color w:val="000000"/>
+          <w:lang w:eastAsia="en-US"/>
+        </w:rPr>
+        <w:t xml:space="preserve"> Name, Email</w:t>
+      </w:r>
+    </w:p>
+    <w:p>
+      <w:pPr>
+        <w:spacing w:after="0" w:line="240" w:lineRule="auto"/>
+        <w:rPr>
+          <w:rFonts w:ascii="Helvetica" w:eastAsiaTheme="minorEastAsia" w:hAnsi="Helvetica" w:cs="Times New Roman"/>
+          <w:color w:val="000000"/>
+          <w:lang w:eastAsia="en-US"/>
+        </w:rPr>
+      </w:pPr>
+      <w:r>
+        <w:rPr>
+          <w:rFonts w:ascii="Helvetica" w:eastAsiaTheme="minorEastAsia" w:hAnsi="Helvetica" w:cs="Times New Roman"/>
+          <w:color w:val="007020"/>
+          <w:lang w:eastAsia="en-US"/>
+        </w:rPr>
+        <w:t>FROM</w:t>
+      </w:r>
+      <w:r>
+        <w:rPr>
+          <w:rFonts w:ascii="Helvetica" w:eastAsiaTheme="minorEastAsia" w:hAnsi="Helvetica" w:cs="Times New Roman"/>
+          <w:color w:val="000000"/>
+          <w:lang w:eastAsia="en-US"/>
+        </w:rPr>
+        <w:t xml:space="preserve"> Patient</w:t>
+      </w:r>
+    </w:p>
+    <w:p>
+      <w:pPr>
+        <w:spacing w:after="0" w:line="240" w:lineRule="auto"/>
+        <w:rPr>
+          <w:rFonts w:ascii="Helvetica" w:eastAsiaTheme="minorEastAsia" w:hAnsi="Helvetica" w:cs="Times New Roman"/>
+          <w:color w:val="000000"/>
+          <w:lang w:eastAsia="en-US"/>
+        </w:rPr>
+      </w:pPr>
+      <w:r>
+        <w:rPr>
+          <w:rFonts w:ascii="Helvetica" w:eastAsiaTheme="minorEastAsia" w:hAnsi="Helvetica" w:cs="Times New Roman"/>
+          <w:color w:val="007020"/>
+          <w:lang w:eastAsia="en-US"/>
+        </w:rPr>
+        <w:t>WHERE</w:t>
+      </w:r>
+      <w:r>
+        <w:rPr>
+          <w:rFonts w:ascii="Helvetica" w:eastAsiaTheme="minorEastAsia" w:hAnsi="Helvetica" w:cs="Times New Roman"/>
+          <w:color w:val="000000"/>
+          <w:lang w:eastAsia="en-US"/>
+        </w:rPr>
+        <w:t xml:space="preserve"> PatientID </w:t>
+      </w:r>
+      <w:r>
+        <w:rPr>
+          <w:rFonts w:ascii="Helvetica" w:eastAsiaTheme="minorEastAsia" w:hAnsi="Helvetica" w:cs="Times New Roman"/>
+          <w:color w:val="007020"/>
+          <w:lang w:eastAsia="en-US"/>
+        </w:rPr>
+        <w:t>IN</w:t>
+      </w:r>
+      <w:r>
+        <w:rPr>
+          <w:rFonts w:ascii="Helvetica" w:eastAsiaTheme="minorEastAsia" w:hAnsi="Helvetica" w:cs="Times New Roman"/>
+          <w:color w:val="000000"/>
+          <w:lang w:eastAsia="en-US"/>
+        </w:rPr>
+        <w:t xml:space="preserve"> (</w:t>
+      </w:r>
+    </w:p>
+    <w:p>
+      <w:pPr>
+        <w:spacing w:after="0" w:line="240" w:lineRule="auto"/>
+        <w:rPr>
+          <w:rFonts w:ascii="Helvetica" w:eastAsiaTheme="minorEastAsia" w:hAnsi="Helvetica" w:cs="Times New Roman"/>
+          <w:color w:val="000000"/>
+          <w:lang w:eastAsia="en-US"/>
+        </w:rPr>
+      </w:pPr>
+      <w:r>
+        <w:rPr>
+          <w:rFonts w:ascii="Helvetica" w:eastAsiaTheme="minorEastAsia" w:hAnsi="Helvetica" w:cs="Times New Roman"/>
+          <w:color w:val="007020"/>
+          <w:lang w:eastAsia="en-US"/>
+        </w:rPr>
+        <w:t>SELECT</w:t>
+      </w:r>
+      <w:r>
+        <w:rPr>
+          <w:rFonts w:ascii="Helvetica" w:eastAsiaTheme="minorEastAsia" w:hAnsi="Helvetica" w:cs="Times New Roman"/>
+          <w:color w:val="000000"/>
+          <w:lang w:eastAsia="en-US"/>
+        </w:rPr>
+        <w:t xml:space="preserve"> PatientID</w:t>
+      </w:r>
+    </w:p>
+    <w:p>
+      <w:pPr>
+        <w:spacing w:after="0" w:line="240" w:lineRule="auto"/>
+        <w:rPr>
+          <w:rFonts w:ascii="Helvetica" w:eastAsiaTheme="minorEastAsia" w:hAnsi="Helvetica" w:cs="Times New Roman"/>
+          <w:color w:val="000000"/>
+          <w:lang w:eastAsia="en-US"/>
+        </w:rPr>
+      </w:pPr>
+      <w:r>
+        <w:rPr>
+          <w:rFonts w:ascii="Helvetica" w:eastAsiaTheme="minorEastAsia" w:hAnsi="Helvetica" w:cs="Times New Roman"/>
+          <w:color w:val="007020"/>
+          <w:lang w:eastAsia="en-US"/>
+        </w:rPr>
+        <w:t>FROM</w:t>
+      </w:r>
+      <w:r>
+        <w:rPr>
+          <w:rFonts w:ascii="Helvetica" w:eastAsiaTheme="minorEastAsia" w:hAnsi="Helvetica" w:cs="Times New Roman"/>
+          <w:color w:val="000000"/>
+          <w:lang w:eastAsia="en-US"/>
+        </w:rPr>
+        <w:t xml:space="preserve"> Payment</w:t>
+      </w:r>
+    </w:p>
+    <w:p>
+      <w:pPr>
+        <w:spacing w:after="0" w:line="240" w:lineRule="auto"/>
+        <w:rPr>
+          <w:rFonts w:ascii="Helvetica" w:eastAsiaTheme="minorEastAsia" w:hAnsi="Helvetica" w:cs="Times New Roman"/>
+          <w:color w:val="000000"/>
+          <w:lang w:eastAsia="en-US"/>
+        </w:rPr>
+      </w:pPr>
+      <w:r>
+        <w:rPr>
+          <w:rFonts w:ascii="Helvetica" w:eastAsiaTheme="minorEastAsia" w:hAnsi="Helvetica" w:cs="Times New Roman"/>
+          <w:color w:val="007020"/>
+          <w:lang w:eastAsia="en-US"/>
+        </w:rPr>
+        <w:t>WHERE</w:t>
+      </w:r>
+      <w:r>
+        <w:rPr>
+          <w:rFonts w:ascii="Helvetica" w:eastAsiaTheme="minorEastAsia" w:hAnsi="Helvetica" w:cs="Times New Roman"/>
+          <w:color w:val="000000"/>
+          <w:lang w:eastAsia="en-US"/>
+        </w:rPr>
+        <w:t xml:space="preserve"> Amount </w:t>
+      </w:r>
+      <w:r>
+        <w:rPr>
+          <w:rFonts w:ascii="Helvetica" w:eastAsiaTheme="minorEastAsia" w:hAnsi="Helvetica" w:cs="Times New Roman"/>
+          <w:color w:val="666666"/>
+          <w:lang w:eastAsia="en-US"/>
+        </w:rPr>
+        <w:t>&gt;</w:t>
+      </w:r>
+      <w:r>
+        <w:rPr>
+          <w:rFonts w:ascii="Helvetica" w:eastAsiaTheme="minorEastAsia" w:hAnsi="Helvetica" w:cs="Times New Roman"/>
+          <w:color w:val="000000"/>
+          <w:lang w:eastAsia="en-US"/>
+        </w:rPr>
+        <w:t xml:space="preserve"> (</w:t>
+      </w:r>
+      <w:r>
+        <w:rPr>
+          <w:rFonts w:ascii="Helvetica" w:eastAsiaTheme="minorEastAsia" w:hAnsi="Helvetica" w:cs="Times New Roman"/>
+          <w:color w:val="007020"/>
+          <w:lang w:eastAsia="en-US"/>
+        </w:rPr>
+        <w:t>SELECT</w:t>
+      </w:r>
+      <w:r>
+        <w:rPr>
+          <w:rFonts w:ascii="Helvetica" w:eastAsiaTheme="minorEastAsia" w:hAnsi="Helvetica" w:cs="Times New Roman"/>
+          <w:color w:val="000000"/>
+          <w:lang w:eastAsia="en-US"/>
+        </w:rPr>
+        <w:t xml:space="preserve"> </w:t>
+      </w:r>
+      <w:r>
+        <w:rPr>
+          <w:rFonts w:ascii="Helvetica" w:eastAsiaTheme="minorEastAsia" w:hAnsi="Helvetica" w:cs="Times New Roman"/>
+          <w:color w:val="06287E"/>
+          <w:lang w:eastAsia="en-US"/>
+        </w:rPr>
+        <w:t>AVG</w:t>
+      </w:r>
+      <w:r>
+        <w:rPr>
+          <w:rFonts w:ascii="Helvetica" w:eastAsiaTheme="minorEastAsia" w:hAnsi="Helvetica" w:cs="Times New Roman"/>
+          <w:color w:val="000000"/>
+          <w:lang w:eastAsia="en-US"/>
+        </w:rPr>
+        <w:t xml:space="preserve">(Amount) </w:t>
+      </w:r>
+      <w:r>
+        <w:rPr>
+          <w:rFonts w:ascii="Helvetica" w:eastAsiaTheme="minorEastAsia" w:hAnsi="Helvetica" w:cs="Times New Roman"/>
+          <w:color w:val="007020"/>
+          <w:lang w:eastAsia="en-US"/>
+        </w:rPr>
+        <w:t>FROM</w:t>
+      </w:r>
+      <w:r>
+        <w:rPr>
+          <w:rFonts w:ascii="Helvetica" w:eastAsiaTheme="minorEastAsia" w:hAnsi="Helvetica" w:cs="Times New Roman"/>
+          <w:color w:val="000000"/>
+          <w:lang w:eastAsia="en-US"/>
+        </w:rPr>
+        <w:t xml:space="preserve"> Payment)</w:t>
+      </w:r>
+    </w:p>
+    <w:p>
+      <w:pPr>
+        <w:spacing w:after="0" w:line="240" w:lineRule="auto"/>
+        <w:rPr>
+          <w:rFonts w:ascii="Helvetica" w:eastAsiaTheme="minorEastAsia" w:hAnsi="Helvetica" w:cs="Times New Roman"/>
+          <w:color w:val="000000"/>
+          <w:lang w:eastAsia="en-US"/>
+        </w:rPr>
+      </w:pPr>
+      <w:r>
+        <w:rPr>
+          <w:rFonts w:ascii="Helvetica" w:eastAsiaTheme="minorEastAsia" w:hAnsi="Helvetica" w:cs="Times New Roman"/>
+          <w:color w:val="000000"/>
+          <w:lang w:eastAsia="en-US"/>
+        </w:rPr>
+        <w:t>;)</w:t>
+      </w:r>
+    </w:p>
+    <w:p>
+      <w:pPr>
+        <w:spacing w:after="0" w:line="240" w:lineRule="auto"/>
+        <w:rPr>
+          <w:rFonts w:ascii="Helvetica" w:eastAsiaTheme="minorEastAsia" w:hAnsi="Helvetica" w:cs="Times New Roman"/>
+          <w:color w:val="000000"/>
+          <w:lang w:eastAsia="en-US"/>
+        </w:rPr>
+      </w:pPr>
+      <w:r>
+        <w:rPr>
+          <w:rFonts w:ascii="Helvetica" w:eastAsiaTheme="minorEastAsia" w:hAnsi="Helvetica" w:cs="Times New Roman"/>
+          <w:color w:val="000000"/>
+          <w:lang w:eastAsia="en-US"/>
+        </w:rPr>
+        <w:t xml:space="preserve">Output: | Name | Email | |—|—| | Sultan </w:t>
+      </w:r>
+      <w:proofErr w:type="spellStart"/>
+      <w:r>
+        <w:rPr>
+          <w:rFonts w:ascii="Helvetica" w:eastAsiaTheme="minorEastAsia" w:hAnsi="Helvetica" w:cs="Times New Roman"/>
+          <w:color w:val="000000"/>
+          <w:lang w:eastAsia="en-US"/>
+        </w:rPr>
+        <w:t>Fahad</w:t>
+      </w:r>
+      <w:proofErr w:type="spellEnd"/>
+      <w:r>
+        <w:rPr>
+          <w:rFonts w:ascii="Helvetica" w:eastAsiaTheme="minorEastAsia" w:hAnsi="Helvetica" w:cs="Times New Roman"/>
+          <w:color w:val="000000"/>
+          <w:lang w:eastAsia="en-US"/>
+        </w:rPr>
+        <w:t xml:space="preserve"> | sultan@icloud.com |</w:t>
+      </w:r>
+    </w:p>
+    <w:p>
+      <w:pPr>
+        <w:spacing w:after="0" w:line="240" w:lineRule="auto"/>
+        <w:rPr>
+          <w:rFonts w:ascii="Helvetica" w:eastAsiaTheme="minorEastAsia" w:hAnsi="Helvetica" w:cs="Times New Roman"/>
+          <w:b/>
+          <w:bCs/>
+          <w:color w:val="FF0000"/>
+          <w:sz w:val="36"/>
+          <w:szCs w:val="36"/>
+          <w:lang w:eastAsia="en-US"/>
         </w:rPr>
       </w:pPr>
     </w:p>
@@ -11398,7 +13496,25 @@
           <w:sz w:val="24"/>
           <w:szCs w:val="24"/>
         </w:rPr>
-        <w:t>Google Colab notebook (if applicable): [link]</w:t>
+        <w:t xml:space="preserve">Google </w:t>
+      </w:r>
+      <w:proofErr w:type="spellStart"/>
+      <w:r>
+        <w:rPr>
+          <w:rFonts w:ascii="Times New Roman" w:hAnsi="Times New Roman" w:cs="Times New Roman"/>
+          <w:sz w:val="24"/>
+          <w:szCs w:val="24"/>
+        </w:rPr>
+        <w:t>Colab</w:t>
+      </w:r>
+      <w:proofErr w:type="spellEnd"/>
+      <w:r>
+        <w:rPr>
+          <w:rFonts w:ascii="Times New Roman" w:hAnsi="Times New Roman" w:cs="Times New Roman"/>
+          <w:sz w:val="24"/>
+          <w:szCs w:val="24"/>
+        </w:rPr>
+        <w:t xml:space="preserve"> notebook (if applicable): [link]</w:t>
       </w:r>
     </w:p>
     <w:p>
@@ -11471,7 +13587,7 @@
 </file>
 
 <file path=word/endnotes.xml><?xml version="1.0" encoding="utf-8"?>
-<w:endnotes xmlns:wpc="http://schemas.microsoft.com/office/word/2010/wordprocessingCanvas" xmlns:cx="http://schemas.microsoft.com/office/drawing/2014/chartex" xmlns:cx1="http://schemas.microsoft.com/office/drawing/2015/9/8/chartex" xmlns:cx2="http://schemas.microsoft.com/office/drawing/2015/10/21/chartex" xmlns:cx3="http://schemas.microsoft.com/office/drawing/2016/5/9/chartex" xmlns:cx4="http://schemas.microsoft.com/office/drawing/2016/5/10/chartex" xmlns:cx5="http://schemas.microsoft.com/office/drawing/2016/5/11/chartex" xmlns:cx6="http://schemas.microsoft.com/office/drawing/2016/5/12/chartex" xmlns:cx7="http://schemas.microsoft.com/office/drawing/2016/5/13/chartex" xmlns:cx8="http://schemas.microsoft.com/office/drawing/2016/5/14/chartex" xmlns:mc="http://schemas.openxmlformats.org/markup-compatibility/2006" xmlns:aink="http://schemas.microsoft.com/office/drawing/2016/ink" xmlns:am3d="http://schemas.microsoft.com/office/drawing/2017/model3d" xmlns:o="urn:schemas-microsoft-com:office:office" xmlns:oel="http://schemas.microsoft.com/office/2019/extlst" xmlns:r="http://schemas.openxmlformats.org/officeDocument/2006/relationships" xmlns:m="http://schemas.openxmlformats.org/officeDocument/2006/math" xmlns:v="urn:schemas-microsoft-com:vml" xmlns:wp14="http://schemas.microsoft.com/office/word/2010/wordprocessingDrawing" xmlns:wp="http://schemas.openxmlformats.org/drawingml/2006/wordprocessingDrawing" xmlns:w10="urn:schemas-microsoft-com:office:word" xmlns:w="http://schemas.openxmlformats.org/wordprocessingml/2006/main" xmlns:w14="http://schemas.microsoft.com/office/word/2010/wordml" xmlns:w15="http://schemas.microsoft.com/office/word/2012/wordml" xmlns:w16cei="http://schemas.microsoft.com/office/word/2026/wordml/cei" xmlns:w16cex="http://schemas.microsoft.com/office/word/2018/wordml/cex" xmlns:w16cid="http://schemas.microsoft.com/office/word/2016/wordml/cid" xmlns:w16="http://schemas.microsoft.com/office/word/2018/wordml" xmlns:w16du="http://schemas.microsoft.com/office/word/2023/wordml/word16du" xmlns:w16sdtdh="http://schemas.microsoft.com/office/word/2020/wordml/sdtdatahash" xmlns:w16sdtfl="http://schemas.microsoft.com/office/word/2024/wordml/sdtformatlock" xmlns:w16se="http://schemas.microsoft.com/office/word/2015/wordml/symex" xmlns:wpg="http://schemas.microsoft.com/office/word/2010/wordprocessingGroup" xmlns:wpi="http://schemas.microsoft.com/office/word/2010/wordprocessingInk" xmlns:wne="http://schemas.microsoft.com/office/word/2006/wordml" xmlns:wps="http://schemas.microsoft.com/office/word/2010/wordprocessingShape" mc:Ignorable="w14 w15 w16se w16cid w16 w16cex w16sdtdh w16sdtfl w16du wp14">
+<w:endnotes xmlns:wpc="http://schemas.microsoft.com/office/word/2010/wordprocessingCanvas" xmlns:cx="http://schemas.microsoft.com/office/drawing/2014/chartex" xmlns:cx1="http://schemas.microsoft.com/office/drawing/2015/9/8/chartex" xmlns:cx2="http://schemas.microsoft.com/office/drawing/2015/10/21/chartex" xmlns:cx3="http://schemas.microsoft.com/office/drawing/2016/5/9/chartex" xmlns:cx4="http://schemas.microsoft.com/office/drawing/2016/5/10/chartex" xmlns:cx5="http://schemas.microsoft.com/office/drawing/2016/5/11/chartex" xmlns:cx6="http://schemas.microsoft.com/office/drawing/2016/5/12/chartex" xmlns:cx7="http://schemas.microsoft.com/office/drawing/2016/5/13/chartex" xmlns:cx8="http://schemas.microsoft.com/office/drawing/2016/5/14/chartex" xmlns:mc="http://schemas.openxmlformats.org/markup-compatibility/2006" xmlns:m="http://schemas.openxmlformats.org/officeDocument/2006/math" xmlns:aink="http://schemas.microsoft.com/office/drawing/2016/ink" xmlns:am3d="http://schemas.microsoft.com/office/drawing/2017/model3d" xmlns:oel="http://schemas.microsoft.com/office/2019/extlst" xmlns:r="http://schemas.openxmlformats.org/officeDocument/2006/relationships" xmlns:wp14="http://schemas.microsoft.com/office/word/2010/wordprocessingDrawing" xmlns:wp="http://schemas.openxmlformats.org/drawingml/2006/wordprocessingDrawing" xmlns:wpg="http://schemas.microsoft.com/office/word/2010/wordprocessingGroup" xmlns:wpi="http://schemas.microsoft.com/office/word/2010/wordprocessingInk" xmlns:wps="http://schemas.microsoft.com/office/word/2010/wordprocessingShape" xmlns:o="urn:schemas-microsoft-com:office:office" xmlns:v="urn:schemas-microsoft-com:vml" xmlns:w10="urn:schemas-microsoft-com:office:word" xmlns:w="http://schemas.openxmlformats.org/wordprocessingml/2006/main" xmlns:w14="http://schemas.microsoft.com/office/word/2010/wordml" xmlns:w15="http://schemas.microsoft.com/office/word/2012/wordml" xmlns:w16cex="http://schemas.microsoft.com/office/word/2018/wordml/cex" xmlns:w16cid="http://schemas.microsoft.com/office/word/2016/wordml/cid" xmlns:w16="http://schemas.microsoft.com/office/word/2018/wordml" xmlns:w16sdtdh="http://schemas.microsoft.com/office/word/2020/wordml/sdtdatahash" xmlns:w16sdtfl="http://schemas.microsoft.com/office/word/2024/wordml/sdtformatlock" xmlns:w16se="http://schemas.microsoft.com/office/word/2015/wordml/symex" xmlns:w16du="http://schemas.microsoft.com/office/word/2023/wordml/word16du" xmlns:wne="http://schemas.microsoft.com/office/word/2006/wordml" mc:Ignorable="w14 w15 w16se w16cid w16 w16cex w16sdtdh w16sdtfl w16du wp14">
   <w:endnote w:type="separator" w:id="-1">
     <w:p>
       <w:pPr>
@@ -11500,7 +13616,7 @@
 </file>
 
 <file path=word/footer1.xml><?xml version="1.0" encoding="utf-8"?>
-<w:ftr xmlns:wpc="http://schemas.microsoft.com/office/word/2010/wordprocessingCanvas" xmlns:cx="http://schemas.microsoft.com/office/drawing/2014/chartex" xmlns:cx1="http://schemas.microsoft.com/office/drawing/2015/9/8/chartex" xmlns:cx2="http://schemas.microsoft.com/office/drawing/2015/10/21/chartex" xmlns:cx3="http://schemas.microsoft.com/office/drawing/2016/5/9/chartex" xmlns:cx4="http://schemas.microsoft.com/office/drawing/2016/5/10/chartex" xmlns:cx5="http://schemas.microsoft.com/office/drawing/2016/5/11/chartex" xmlns:cx6="http://schemas.microsoft.com/office/drawing/2016/5/12/chartex" xmlns:cx7="http://schemas.microsoft.com/office/drawing/2016/5/13/chartex" xmlns:cx8="http://schemas.microsoft.com/office/drawing/2016/5/14/chartex" xmlns:mc="http://schemas.openxmlformats.org/markup-compatibility/2006" xmlns:aink="http://schemas.microsoft.com/office/drawing/2016/ink" xmlns:am3d="http://schemas.microsoft.com/office/drawing/2017/model3d" xmlns:o="urn:schemas-microsoft-com:office:office" xmlns:oel="http://schemas.microsoft.com/office/2019/extlst" xmlns:r="http://schemas.openxmlformats.org/officeDocument/2006/relationships" xmlns:m="http://schemas.openxmlformats.org/officeDocument/2006/math" xmlns:v="urn:schemas-microsoft-com:vml" xmlns:wp14="http://schemas.microsoft.com/office/word/2010/wordprocessingDrawing" xmlns:wp="http://schemas.openxmlformats.org/drawingml/2006/wordprocessingDrawing" xmlns:w10="urn:schemas-microsoft-com:office:word" xmlns:w="http://schemas.openxmlformats.org/wordprocessingml/2006/main" xmlns:w14="http://schemas.microsoft.com/office/word/2010/wordml" xmlns:w15="http://schemas.microsoft.com/office/word/2012/wordml" xmlns:w16cei="http://schemas.microsoft.com/office/word/2026/wordml/cei" xmlns:w16cex="http://schemas.microsoft.com/office/word/2018/wordml/cex" xmlns:w16cid="http://schemas.microsoft.com/office/word/2016/wordml/cid" xmlns:w16="http://schemas.microsoft.com/office/word/2018/wordml" xmlns:w16du="http://schemas.microsoft.com/office/word/2023/wordml/word16du" xmlns:w16sdtdh="http://schemas.microsoft.com/office/word/2020/wordml/sdtdatahash" xmlns:w16sdtfl="http://schemas.microsoft.com/office/word/2024/wordml/sdtformatlock" xmlns:w16se="http://schemas.microsoft.com/office/word/2015/wordml/symex" xmlns:wpg="http://schemas.microsoft.com/office/word/2010/wordprocessingGroup" xmlns:wpi="http://schemas.microsoft.com/office/word/2010/wordprocessingInk" xmlns:wne="http://schemas.microsoft.com/office/word/2006/wordml" xmlns:wps="http://schemas.microsoft.com/office/word/2010/wordprocessingShape" mc:Ignorable="w14 w15 w16se w16cid w16 w16cex w16sdtdh w16sdtfl w16du wp14">
+<w:ftr xmlns:wpc="http://schemas.microsoft.com/office/word/2010/wordprocessingCanvas" xmlns:cx="http://schemas.microsoft.com/office/drawing/2014/chartex" xmlns:cx1="http://schemas.microsoft.com/office/drawing/2015/9/8/chartex" xmlns:cx2="http://schemas.microsoft.com/office/drawing/2015/10/21/chartex" xmlns:cx3="http://schemas.microsoft.com/office/drawing/2016/5/9/chartex" xmlns:cx4="http://schemas.microsoft.com/office/drawing/2016/5/10/chartex" xmlns:cx5="http://schemas.microsoft.com/office/drawing/2016/5/11/chartex" xmlns:cx6="http://schemas.microsoft.com/office/drawing/2016/5/12/chartex" xmlns:cx7="http://schemas.microsoft.com/office/drawing/2016/5/13/chartex" xmlns:cx8="http://schemas.microsoft.com/office/drawing/2016/5/14/chartex" xmlns:mc="http://schemas.openxmlformats.org/markup-compatibility/2006" xmlns:m="http://schemas.openxmlformats.org/officeDocument/2006/math" xmlns:aink="http://schemas.microsoft.com/office/drawing/2016/ink" xmlns:am3d="http://schemas.microsoft.com/office/drawing/2017/model3d" xmlns:oel="http://schemas.microsoft.com/office/2019/extlst" xmlns:r="http://schemas.openxmlformats.org/officeDocument/2006/relationships" xmlns:wp14="http://schemas.microsoft.com/office/word/2010/wordprocessingDrawing" xmlns:wp="http://schemas.openxmlformats.org/drawingml/2006/wordprocessingDrawing" xmlns:wpg="http://schemas.microsoft.com/office/word/2010/wordprocessingGroup" xmlns:wpi="http://schemas.microsoft.com/office/word/2010/wordprocessingInk" xmlns:wps="http://schemas.microsoft.com/office/word/2010/wordprocessingShape" xmlns:o="urn:schemas-microsoft-com:office:office" xmlns:v="urn:schemas-microsoft-com:vml" xmlns:w10="urn:schemas-microsoft-com:office:word" xmlns:w="http://schemas.openxmlformats.org/wordprocessingml/2006/main" xmlns:w14="http://schemas.microsoft.com/office/word/2010/wordml" xmlns:w15="http://schemas.microsoft.com/office/word/2012/wordml" xmlns:w16cex="http://schemas.microsoft.com/office/word/2018/wordml/cex" xmlns:w16cid="http://schemas.microsoft.com/office/word/2016/wordml/cid" xmlns:w16="http://schemas.microsoft.com/office/word/2018/wordml" xmlns:w16sdtdh="http://schemas.microsoft.com/office/word/2020/wordml/sdtdatahash" xmlns:w16sdtfl="http://schemas.microsoft.com/office/word/2024/wordml/sdtformatlock" xmlns:w16se="http://schemas.microsoft.com/office/word/2015/wordml/symex" xmlns:w16du="http://schemas.microsoft.com/office/word/2023/wordml/word16du" xmlns:wne="http://schemas.microsoft.com/office/word/2006/wordml" mc:Ignorable="w14 w15 w16se w16cid w16 w16cex w16sdtdh w16sdtfl w16du wp14">
   <w:p>
     <w:pPr>
       <w:pStyle w:val="a5"/>
@@ -11606,7 +13722,7 @@
               <v:stroke joinstyle="miter"/>
               <v:path gradientshapeok="t" o:connecttype="rect"/>
             </v:shapetype>
-            <v:shape id="Text Box 9" o:spid="_x0000_s1033" type="#_x0000_t202" alt="Restricted - مقيد " style="position:absolute;left:0;text-align:left;margin-left:0;margin-top:0;width:84.4pt;height:32.1pt;z-index:251663360;visibility:visible;mso-wrap-style:none;mso-wrap-distance-left:0;mso-wrap-distance-top:0;mso-wrap-distance-right:0;mso-wrap-distance-bottom:0;mso-position-horizontal:left;mso-position-horizontal-relative:page;mso-position-vertical:bottom;mso-position-vertical-relative:page;v-text-anchor:bottom" o:gfxdata="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" filled="f" stroked="f">
+            <v:shape id="Text Box 9" o:spid="_x0000_s1033" type="#_x0000_t202" alt="Restricted - مقيد " style="position:absolute;left:0;text-align:left;margin-left:0;margin-top:0;width:84.4pt;height:32.1pt;z-index:251663360;visibility:visible;mso-wrap-style:none;mso-wrap-distance-left:0;mso-wrap-distance-top:0;mso-wrap-distance-right:0;mso-wrap-distance-bottom:0;mso-position-horizontal:left;mso-position-horizontal-relative:page;mso-position-vertical:bottom;mso-position-vertical-relative:page;v-text-anchor:bottom" o:gfxdata="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" filled="f" stroked="f">
               <v:textbox style="mso-fit-shape-to-text:t" inset="20pt,0,0,15pt">
                 <w:txbxContent>
                   <w:p>
@@ -11657,7 +13773,7 @@
 </file>
 
 <file path=word/footer2.xml><?xml version="1.0" encoding="utf-8"?>
-<w:ftr xmlns:wpc="http://schemas.microsoft.com/office/word/2010/wordprocessingCanvas" xmlns:cx="http://schemas.microsoft.com/office/drawing/2014/chartex" xmlns:cx1="http://schemas.microsoft.com/office/drawing/2015/9/8/chartex" xmlns:cx2="http://schemas.microsoft.com/office/drawing/2015/10/21/chartex" xmlns:cx3="http://schemas.microsoft.com/office/drawing/2016/5/9/chartex" xmlns:cx4="http://schemas.microsoft.com/office/drawing/2016/5/10/chartex" xmlns:cx5="http://schemas.microsoft.com/office/drawing/2016/5/11/chartex" xmlns:cx6="http://schemas.microsoft.com/office/drawing/2016/5/12/chartex" xmlns:cx7="http://schemas.microsoft.com/office/drawing/2016/5/13/chartex" xmlns:cx8="http://schemas.microsoft.com/office/drawing/2016/5/14/chartex" xmlns:mc="http://schemas.openxmlformats.org/markup-compatibility/2006" xmlns:aink="http://schemas.microsoft.com/office/drawing/2016/ink" xmlns:am3d="http://schemas.microsoft.com/office/drawing/2017/model3d" xmlns:o="urn:schemas-microsoft-com:office:office" xmlns:oel="http://schemas.microsoft.com/office/2019/extlst" xmlns:r="http://schemas.openxmlformats.org/officeDocument/2006/relationships" xmlns:m="http://schemas.openxmlformats.org/officeDocument/2006/math" xmlns:v="urn:schemas-microsoft-com:vml" xmlns:wp14="http://schemas.microsoft.com/office/word/2010/wordprocessingDrawing" xmlns:wp="http://schemas.openxmlformats.org/drawingml/2006/wordprocessingDrawing" xmlns:w10="urn:schemas-microsoft-com:office:word" xmlns:w="http://schemas.openxmlformats.org/wordprocessingml/2006/main" xmlns:w14="http://schemas.microsoft.com/office/word/2010/wordml" xmlns:w15="http://schemas.microsoft.com/office/word/2012/wordml" xmlns:w16cei="http://schemas.microsoft.com/office/word/2026/wordml/cei" xmlns:w16cex="http://schemas.microsoft.com/office/word/2018/wordml/cex" xmlns:w16cid="http://schemas.microsoft.com/office/word/2016/wordml/cid" xmlns:w16="http://schemas.microsoft.com/office/word/2018/wordml" xmlns:w16du="http://schemas.microsoft.com/office/word/2023/wordml/word16du" xmlns:w16sdtdh="http://schemas.microsoft.com/office/word/2020/wordml/sdtdatahash" xmlns:w16sdtfl="http://schemas.microsoft.com/office/word/2024/wordml/sdtformatlock" xmlns:w16se="http://schemas.microsoft.com/office/word/2015/wordml/symex" xmlns:wpg="http://schemas.microsoft.com/office/word/2010/wordprocessingGroup" xmlns:wpi="http://schemas.microsoft.com/office/word/2010/wordprocessingInk" xmlns:wne="http://schemas.microsoft.com/office/word/2006/wordml" xmlns:wps="http://schemas.microsoft.com/office/word/2010/wordprocessingShape" mc:Ignorable="w14 w15 w16se w16cid w16 w16cex w16sdtdh w16sdtfl w16du wp14">
+<w:ftr xmlns:wpc="http://schemas.microsoft.com/office/word/2010/wordprocessingCanvas" xmlns:cx="http://schemas.microsoft.com/office/drawing/2014/chartex" xmlns:cx1="http://schemas.microsoft.com/office/drawing/2015/9/8/chartex" xmlns:cx2="http://schemas.microsoft.com/office/drawing/2015/10/21/chartex" xmlns:cx3="http://schemas.microsoft.com/office/drawing/2016/5/9/chartex" xmlns:cx4="http://schemas.microsoft.com/office/drawing/2016/5/10/chartex" xmlns:cx5="http://schemas.microsoft.com/office/drawing/2016/5/11/chartex" xmlns:cx6="http://schemas.microsoft.com/office/drawing/2016/5/12/chartex" xmlns:cx7="http://schemas.microsoft.com/office/drawing/2016/5/13/chartex" xmlns:cx8="http://schemas.microsoft.com/office/drawing/2016/5/14/chartex" xmlns:mc="http://schemas.openxmlformats.org/markup-compatibility/2006" xmlns:m="http://schemas.openxmlformats.org/officeDocument/2006/math" xmlns:aink="http://schemas.microsoft.com/office/drawing/2016/ink" xmlns:am3d="http://schemas.microsoft.com/office/drawing/2017/model3d" xmlns:oel="http://schemas.microsoft.com/office/2019/extlst" xmlns:r="http://schemas.openxmlformats.org/officeDocument/2006/relationships" xmlns:wp14="http://schemas.microsoft.com/office/word/2010/wordprocessingDrawing" xmlns:wp="http://schemas.openxmlformats.org/drawingml/2006/wordprocessingDrawing" xmlns:wpg="http://schemas.microsoft.com/office/word/2010/wordprocessingGroup" xmlns:wpi="http://schemas.microsoft.com/office/word/2010/wordprocessingInk" xmlns:wps="http://schemas.microsoft.com/office/word/2010/wordprocessingShape" xmlns:o="urn:schemas-microsoft-com:office:office" xmlns:v="urn:schemas-microsoft-com:vml" xmlns:w10="urn:schemas-microsoft-com:office:word" xmlns:w="http://schemas.openxmlformats.org/wordprocessingml/2006/main" xmlns:w14="http://schemas.microsoft.com/office/word/2010/wordml" xmlns:w15="http://schemas.microsoft.com/office/word/2012/wordml" xmlns:w16cex="http://schemas.microsoft.com/office/word/2018/wordml/cex" xmlns:w16cid="http://schemas.microsoft.com/office/word/2016/wordml/cid" xmlns:w16="http://schemas.microsoft.com/office/word/2018/wordml" xmlns:w16sdtdh="http://schemas.microsoft.com/office/word/2020/wordml/sdtdatahash" xmlns:w16sdtfl="http://schemas.microsoft.com/office/word/2024/wordml/sdtformatlock" xmlns:w16se="http://schemas.microsoft.com/office/word/2015/wordml/symex" xmlns:w16du="http://schemas.microsoft.com/office/word/2023/wordml/word16du" xmlns:wne="http://schemas.microsoft.com/office/word/2006/wordml" mc:Ignorable="w14 w15 w16se w16cid w16 w16cex w16sdtdh w16sdtfl w16du wp14">
   <w:p>
     <w:pPr>
       <w:pStyle w:val="a5"/>
@@ -11763,7 +13879,7 @@
               <v:stroke joinstyle="miter"/>
               <v:path gradientshapeok="t" o:connecttype="rect"/>
             </v:shapetype>
-            <v:shape id="Text Box 10" o:spid="_x0000_s1034" type="#_x0000_t202" alt="Restricted - مقيد " style="position:absolute;left:0;text-align:left;margin-left:0;margin-top:0;width:84.4pt;height:32.1pt;z-index:251664384;visibility:visible;mso-wrap-style:none;mso-wrap-distance-left:0;mso-wrap-distance-top:0;mso-wrap-distance-right:0;mso-wrap-distance-bottom:0;mso-position-horizontal:left;mso-position-horizontal-relative:page;mso-position-vertical:bottom;mso-position-vertical-relative:page;v-text-anchor:bottom" o:gfxdata="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" filled="f" stroked="f">
+            <v:shape id="Text Box 10" o:spid="_x0000_s1034" type="#_x0000_t202" alt="Restricted - مقيد " style="position:absolute;left:0;text-align:left;margin-left:0;margin-top:0;width:84.4pt;height:32.1pt;z-index:251664384;visibility:visible;mso-wrap-style:none;mso-wrap-distance-left:0;mso-wrap-distance-top:0;mso-wrap-distance-right:0;mso-wrap-distance-bottom:0;mso-position-horizontal:left;mso-position-horizontal-relative:page;mso-position-vertical:bottom;mso-position-vertical-relative:page;v-text-anchor:bottom" o:gfxdata="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" filled="f" stroked="f">
               <v:textbox style="mso-fit-shape-to-text:t" inset="20pt,0,0,15pt">
                 <w:txbxContent>
                   <w:p>
@@ -11814,7 +13930,7 @@
 </file>
 
 <file path=word/footer3.xml><?xml version="1.0" encoding="utf-8"?>
-<w:ftr xmlns:wpc="http://schemas.microsoft.com/office/word/2010/wordprocessingCanvas" xmlns:cx="http://schemas.microsoft.com/office/drawing/2014/chartex" xmlns:cx1="http://schemas.microsoft.com/office/drawing/2015/9/8/chartex" xmlns:cx2="http://schemas.microsoft.com/office/drawing/2015/10/21/chartex" xmlns:cx3="http://schemas.microsoft.com/office/drawing/2016/5/9/chartex" xmlns:cx4="http://schemas.microsoft.com/office/drawing/2016/5/10/chartex" xmlns:cx5="http://schemas.microsoft.com/office/drawing/2016/5/11/chartex" xmlns:cx6="http://schemas.microsoft.com/office/drawing/2016/5/12/chartex" xmlns:cx7="http://schemas.microsoft.com/office/drawing/2016/5/13/chartex" xmlns:cx8="http://schemas.microsoft.com/office/drawing/2016/5/14/chartex" xmlns:mc="http://schemas.openxmlformats.org/markup-compatibility/2006" xmlns:aink="http://schemas.microsoft.com/office/drawing/2016/ink" xmlns:am3d="http://schemas.microsoft.com/office/drawing/2017/model3d" xmlns:o="urn:schemas-microsoft-com:office:office" xmlns:oel="http://schemas.microsoft.com/office/2019/extlst" xmlns:r="http://schemas.openxmlformats.org/officeDocument/2006/relationships" xmlns:m="http://schemas.openxmlformats.org/officeDocument/2006/math" xmlns:v="urn:schemas-microsoft-com:vml" xmlns:wp14="http://schemas.microsoft.com/office/word/2010/wordprocessingDrawing" xmlns:wp="http://schemas.openxmlformats.org/drawingml/2006/wordprocessingDrawing" xmlns:w10="urn:schemas-microsoft-com:office:word" xmlns:w="http://schemas.openxmlformats.org/wordprocessingml/2006/main" xmlns:w14="http://schemas.microsoft.com/office/word/2010/wordml" xmlns:w15="http://schemas.microsoft.com/office/word/2012/wordml" xmlns:w16cei="http://schemas.microsoft.com/office/word/2026/wordml/cei" xmlns:w16cex="http://schemas.microsoft.com/office/word/2018/wordml/cex" xmlns:w16cid="http://schemas.microsoft.com/office/word/2016/wordml/cid" xmlns:w16="http://schemas.microsoft.com/office/word/2018/wordml" xmlns:w16du="http://schemas.microsoft.com/office/word/2023/wordml/word16du" xmlns:w16sdtdh="http://schemas.microsoft.com/office/word/2020/wordml/sdtdatahash" xmlns:w16sdtfl="http://schemas.microsoft.com/office/word/2024/wordml/sdtformatlock" xmlns:w16se="http://schemas.microsoft.com/office/word/2015/wordml/symex" xmlns:wpg="http://schemas.microsoft.com/office/word/2010/wordprocessingGroup" xmlns:wpi="http://schemas.microsoft.com/office/word/2010/wordprocessingInk" xmlns:wne="http://schemas.microsoft.com/office/word/2006/wordml" xmlns:wps="http://schemas.microsoft.com/office/word/2010/wordprocessingShape" mc:Ignorable="w14 w15 w16se w16cid w16 w16cex w16sdtdh w16sdtfl w16du wp14">
+<w:ftr xmlns:wpc="http://schemas.microsoft.com/office/word/2010/wordprocessingCanvas" xmlns:cx="http://schemas.microsoft.com/office/drawing/2014/chartex" xmlns:cx1="http://schemas.microsoft.com/office/drawing/2015/9/8/chartex" xmlns:cx2="http://schemas.microsoft.com/office/drawing/2015/10/21/chartex" xmlns:cx3="http://schemas.microsoft.com/office/drawing/2016/5/9/chartex" xmlns:cx4="http://schemas.microsoft.com/office/drawing/2016/5/10/chartex" xmlns:cx5="http://schemas.microsoft.com/office/drawing/2016/5/11/chartex" xmlns:cx6="http://schemas.microsoft.com/office/drawing/2016/5/12/chartex" xmlns:cx7="http://schemas.microsoft.com/office/drawing/2016/5/13/chartex" xmlns:cx8="http://schemas.microsoft.com/office/drawing/2016/5/14/chartex" xmlns:mc="http://schemas.openxmlformats.org/markup-compatibility/2006" xmlns:m="http://schemas.openxmlformats.org/officeDocument/2006/math" xmlns:aink="http://schemas.microsoft.com/office/drawing/2016/ink" xmlns:am3d="http://schemas.microsoft.com/office/drawing/2017/model3d" xmlns:oel="http://schemas.microsoft.com/office/2019/extlst" xmlns:r="http://schemas.openxmlformats.org/officeDocument/2006/relationships" xmlns:wp14="http://schemas.microsoft.com/office/word/2010/wordprocessingDrawing" xmlns:wp="http://schemas.openxmlformats.org/drawingml/2006/wordprocessingDrawing" xmlns:wpg="http://schemas.microsoft.com/office/word/2010/wordprocessingGroup" xmlns:wpi="http://schemas.microsoft.com/office/word/2010/wordprocessingInk" xmlns:wps="http://schemas.microsoft.com/office/word/2010/wordprocessingShape" xmlns:o="urn:schemas-microsoft-com:office:office" xmlns:v="urn:schemas-microsoft-com:vml" xmlns:w10="urn:schemas-microsoft-com:office:word" xmlns:w="http://schemas.openxmlformats.org/wordprocessingml/2006/main" xmlns:w14="http://schemas.microsoft.com/office/word/2010/wordml" xmlns:w15="http://schemas.microsoft.com/office/word/2012/wordml" xmlns:w16cex="http://schemas.microsoft.com/office/word/2018/wordml/cex" xmlns:w16cid="http://schemas.microsoft.com/office/word/2016/wordml/cid" xmlns:w16="http://schemas.microsoft.com/office/word/2018/wordml" xmlns:w16sdtdh="http://schemas.microsoft.com/office/word/2020/wordml/sdtdatahash" xmlns:w16sdtfl="http://schemas.microsoft.com/office/word/2024/wordml/sdtformatlock" xmlns:w16se="http://schemas.microsoft.com/office/word/2015/wordml/symex" xmlns:w16du="http://schemas.microsoft.com/office/word/2023/wordml/word16du" xmlns:wne="http://schemas.microsoft.com/office/word/2006/wordml" mc:Ignorable="w14 w15 w16se w16cid w16 w16cex w16sdtdh w16sdtfl w16du wp14">
   <w:p>
     <w:pPr>
       <w:pStyle w:val="a5"/>
@@ -11920,7 +14036,7 @@
               <v:stroke joinstyle="miter"/>
               <v:path gradientshapeok="t" o:connecttype="rect"/>
             </v:shapetype>
-            <v:shape id="Text Box 8" o:spid="_x0000_s1035" type="#_x0000_t202" alt="Restricted - مقيد " style="position:absolute;left:0;text-align:left;margin-left:0;margin-top:0;width:84.4pt;height:32.1pt;z-index:251662336;visibility:visible;mso-wrap-style:none;mso-wrap-distance-left:0;mso-wrap-distance-top:0;mso-wrap-distance-right:0;mso-wrap-distance-bottom:0;mso-position-horizontal:left;mso-position-horizontal-relative:page;mso-position-vertical:bottom;mso-position-vertical-relative:page;v-text-anchor:bottom" o:gfxdata="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" filled="f" stroked="f">
+            <v:shape id="Text Box 8" o:spid="_x0000_s1035" type="#_x0000_t202" alt="Restricted - مقيد " style="position:absolute;left:0;text-align:left;margin-left:0;margin-top:0;width:84.4pt;height:32.1pt;z-index:251662336;visibility:visible;mso-wrap-style:none;mso-wrap-distance-left:0;mso-wrap-distance-top:0;mso-wrap-distance-right:0;mso-wrap-distance-bottom:0;mso-position-horizontal:left;mso-position-horizontal-relative:page;mso-position-vertical:bottom;mso-position-vertical-relative:page;v-text-anchor:bottom" o:gfxdata="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" filled="f" stroked="f">
               <v:textbox style="mso-fit-shape-to-text:t" inset="20pt,0,0,15pt">
                 <w:txbxContent>
                   <w:p>
@@ -11971,7 +14087,7 @@
 </file>
 
 <file path=word/footnotes.xml><?xml version="1.0" encoding="utf-8"?>
-<w:footnotes xmlns:wpc="http://schemas.microsoft.com/office/word/2010/wordprocessingCanvas" xmlns:cx="http://schemas.microsoft.com/office/drawing/2014/chartex" xmlns:cx1="http://schemas.microsoft.com/office/drawing/2015/9/8/chartex" xmlns:cx2="http://schemas.microsoft.com/office/drawing/2015/10/21/chartex" xmlns:cx3="http://schemas.microsoft.com/office/drawing/2016/5/9/chartex" xmlns:cx4="http://schemas.microsoft.com/office/drawing/2016/5/10/chartex" xmlns:cx5="http://schemas.microsoft.com/office/drawing/2016/5/11/chartex" xmlns:cx6="http://schemas.microsoft.com/office/drawing/2016/5/12/chartex" xmlns:cx7="http://schemas.microsoft.com/office/drawing/2016/5/13/chartex" xmlns:cx8="http://schemas.microsoft.com/office/drawing/2016/5/14/chartex" xmlns:mc="http://schemas.openxmlformats.org/markup-compatibility/2006" xmlns:aink="http://schemas.microsoft.com/office/drawing/2016/ink" xmlns:am3d="http://schemas.microsoft.com/office/drawing/2017/model3d" xmlns:o="urn:schemas-microsoft-com:office:office" xmlns:oel="http://schemas.microsoft.com/office/2019/extlst" xmlns:r="http://schemas.openxmlformats.org/officeDocument/2006/relationships" xmlns:m="http://schemas.openxmlformats.org/officeDocument/2006/math" xmlns:v="urn:schemas-microsoft-com:vml" xmlns:wp14="http://schemas.microsoft.com/office/word/2010/wordprocessingDrawing" xmlns:wp="http://schemas.openxmlformats.org/drawingml/2006/wordprocessingDrawing" xmlns:w10="urn:schemas-microsoft-com:office:word" xmlns:w="http://schemas.openxmlformats.org/wordprocessingml/2006/main" xmlns:w14="http://schemas.microsoft.com/office/word/2010/wordml" xmlns:w15="http://schemas.microsoft.com/office/word/2012/wordml" xmlns:w16cei="http://schemas.microsoft.com/office/word/2026/wordml/cei" xmlns:w16cex="http://schemas.microsoft.com/office/word/2018/wordml/cex" xmlns:w16cid="http://schemas.microsoft.com/office/word/2016/wordml/cid" xmlns:w16="http://schemas.microsoft.com/office/word/2018/wordml" xmlns:w16du="http://schemas.microsoft.com/office/word/2023/wordml/word16du" xmlns:w16sdtdh="http://schemas.microsoft.com/office/word/2020/wordml/sdtdatahash" xmlns:w16sdtfl="http://schemas.microsoft.com/office/word/2024/wordml/sdtformatlock" xmlns:w16se="http://schemas.microsoft.com/office/word/2015/wordml/symex" xmlns:wpg="http://schemas.microsoft.com/office/word/2010/wordprocessingGroup" xmlns:wpi="http://schemas.microsoft.com/office/word/2010/wordprocessingInk" xmlns:wne="http://schemas.microsoft.com/office/word/2006/wordml" xmlns:wps="http://schemas.microsoft.com/office/word/2010/wordprocessingShape" mc:Ignorable="w14 w15 w16se w16cid w16 w16cex w16sdtdh w16sdtfl w16du wp14">
+<w:footnotes xmlns:wpc="http://schemas.microsoft.com/office/word/2010/wordprocessingCanvas" xmlns:cx="http://schemas.microsoft.com/office/drawing/2014/chartex" xmlns:cx1="http://schemas.microsoft.com/office/drawing/2015/9/8/chartex" xmlns:cx2="http://schemas.microsoft.com/office/drawing/2015/10/21/chartex" xmlns:cx3="http://schemas.microsoft.com/office/drawing/2016/5/9/chartex" xmlns:cx4="http://schemas.microsoft.com/office/drawing/2016/5/10/chartex" xmlns:cx5="http://schemas.microsoft.com/office/drawing/2016/5/11/chartex" xmlns:cx6="http://schemas.microsoft.com/office/drawing/2016/5/12/chartex" xmlns:cx7="http://schemas.microsoft.com/office/drawing/2016/5/13/chartex" xmlns:cx8="http://schemas.microsoft.com/office/drawing/2016/5/14/chartex" xmlns:mc="http://schemas.openxmlformats.org/markup-compatibility/2006" xmlns:m="http://schemas.openxmlformats.org/officeDocument/2006/math" xmlns:aink="http://schemas.microsoft.com/office/drawing/2016/ink" xmlns:am3d="http://schemas.microsoft.com/office/drawing/2017/model3d" xmlns:oel="http://schemas.microsoft.com/office/2019/extlst" xmlns:r="http://schemas.openxmlformats.org/officeDocument/2006/relationships" xmlns:wp14="http://schemas.microsoft.com/office/word/2010/wordprocessingDrawing" xmlns:wp="http://schemas.openxmlformats.org/drawingml/2006/wordprocessingDrawing" xmlns:wpg="http://schemas.microsoft.com/office/word/2010/wordprocessingGroup" xmlns:wpi="http://schemas.microsoft.com/office/word/2010/wordprocessingInk" xmlns:wps="http://schemas.microsoft.com/office/word/2010/wordprocessingShape" xmlns:o="urn:schemas-microsoft-com:office:office" xmlns:v="urn:schemas-microsoft-com:vml" xmlns:w10="urn:schemas-microsoft-com:office:word" xmlns:w="http://schemas.openxmlformats.org/wordprocessingml/2006/main" xmlns:w14="http://schemas.microsoft.com/office/word/2010/wordml" xmlns:w15="http://schemas.microsoft.com/office/word/2012/wordml" xmlns:w16cex="http://schemas.microsoft.com/office/word/2018/wordml/cex" xmlns:w16cid="http://schemas.microsoft.com/office/word/2016/wordml/cid" xmlns:w16="http://schemas.microsoft.com/office/word/2018/wordml" xmlns:w16sdtdh="http://schemas.microsoft.com/office/word/2020/wordml/sdtdatahash" xmlns:w16sdtfl="http://schemas.microsoft.com/office/word/2024/wordml/sdtformatlock" xmlns:w16se="http://schemas.microsoft.com/office/word/2015/wordml/symex" xmlns:w16du="http://schemas.microsoft.com/office/word/2023/wordml/word16du" xmlns:wne="http://schemas.microsoft.com/office/word/2006/wordml" mc:Ignorable="w14 w15 w16se w16cid w16 w16cex w16sdtdh w16sdtfl w16du wp14">
   <w:footnote w:type="separator" w:id="-1">
     <w:p>
       <w:pPr>
@@ -12000,7 +14116,7 @@
 </file>
 
 <file path=word/header1.xml><?xml version="1.0" encoding="utf-8"?>
-<w:hdr xmlns:wpc="http://schemas.microsoft.com/office/word/2010/wordprocessingCanvas" xmlns:cx="http://schemas.microsoft.com/office/drawing/2014/chartex" xmlns:cx1="http://schemas.microsoft.com/office/drawing/2015/9/8/chartex" xmlns:cx2="http://schemas.microsoft.com/office/drawing/2015/10/21/chartex" xmlns:cx3="http://schemas.microsoft.com/office/drawing/2016/5/9/chartex" xmlns:cx4="http://schemas.microsoft.com/office/drawing/2016/5/10/chartex" xmlns:cx5="http://schemas.microsoft.com/office/drawing/2016/5/11/chartex" xmlns:cx6="http://schemas.microsoft.com/office/drawing/2016/5/12/chartex" xmlns:cx7="http://schemas.microsoft.com/office/drawing/2016/5/13/chartex" xmlns:cx8="http://schemas.microsoft.com/office/drawing/2016/5/14/chartex" xmlns:mc="http://schemas.openxmlformats.org/markup-compatibility/2006" xmlns:aink="http://schemas.microsoft.com/office/drawing/2016/ink" xmlns:am3d="http://schemas.microsoft.com/office/drawing/2017/model3d" xmlns:o="urn:schemas-microsoft-com:office:office" xmlns:oel="http://schemas.microsoft.com/office/2019/extlst" xmlns:r="http://schemas.openxmlformats.org/officeDocument/2006/relationships" xmlns:m="http://schemas.openxmlformats.org/officeDocument/2006/math" xmlns:v="urn:schemas-microsoft-com:vml" xmlns:wp14="http://schemas.microsoft.com/office/word/2010/wordprocessingDrawing" xmlns:wp="http://schemas.openxmlformats.org/drawingml/2006/wordprocessingDrawing" xmlns:w10="urn:schemas-microsoft-com:office:word" xmlns:w="http://schemas.openxmlformats.org/wordprocessingml/2006/main" xmlns:w14="http://schemas.microsoft.com/office/word/2010/wordml" xmlns:w15="http://schemas.microsoft.com/office/word/2012/wordml" xmlns:w16cei="http://schemas.microsoft.com/office/word/2026/wordml/cei" xmlns:w16cex="http://schemas.microsoft.com/office/word/2018/wordml/cex" xmlns:w16cid="http://schemas.microsoft.com/office/word/2016/wordml/cid" xmlns:w16="http://schemas.microsoft.com/office/word/2018/wordml" xmlns:w16du="http://schemas.microsoft.com/office/word/2023/wordml/word16du" xmlns:w16sdtdh="http://schemas.microsoft.com/office/word/2020/wordml/sdtdatahash" xmlns:w16sdtfl="http://schemas.microsoft.com/office/word/2024/wordml/sdtformatlock" xmlns:w16se="http://schemas.microsoft.com/office/word/2015/wordml/symex" xmlns:wpg="http://schemas.microsoft.com/office/word/2010/wordprocessingGroup" xmlns:wpi="http://schemas.microsoft.com/office/word/2010/wordprocessingInk" xmlns:wne="http://schemas.microsoft.com/office/word/2006/wordml" xmlns:wps="http://schemas.microsoft.com/office/word/2010/wordprocessingShape" mc:Ignorable="w14 w15 w16se w16cid w16 w16cex w16sdtdh w16sdtfl w16du wp14">
+<w:hdr xmlns:wpc="http://schemas.microsoft.com/office/word/2010/wordprocessingCanvas" xmlns:cx="http://schemas.microsoft.com/office/drawing/2014/chartex" xmlns:cx1="http://schemas.microsoft.com/office/drawing/2015/9/8/chartex" xmlns:cx2="http://schemas.microsoft.com/office/drawing/2015/10/21/chartex" xmlns:cx3="http://schemas.microsoft.com/office/drawing/2016/5/9/chartex" xmlns:cx4="http://schemas.microsoft.com/office/drawing/2016/5/10/chartex" xmlns:cx5="http://schemas.microsoft.com/office/drawing/2016/5/11/chartex" xmlns:cx6="http://schemas.microsoft.com/office/drawing/2016/5/12/chartex" xmlns:cx7="http://schemas.microsoft.com/office/drawing/2016/5/13/chartex" xmlns:cx8="http://schemas.microsoft.com/office/drawing/2016/5/14/chartex" xmlns:mc="http://schemas.openxmlformats.org/markup-compatibility/2006" xmlns:m="http://schemas.openxmlformats.org/officeDocument/2006/math" xmlns:aink="http://schemas.microsoft.com/office/drawing/2016/ink" xmlns:am3d="http://schemas.microsoft.com/office/drawing/2017/model3d" xmlns:oel="http://schemas.microsoft.com/office/2019/extlst" xmlns:r="http://schemas.openxmlformats.org/officeDocument/2006/relationships" xmlns:wp14="http://schemas.microsoft.com/office/word/2010/wordprocessingDrawing" xmlns:wp="http://schemas.openxmlformats.org/drawingml/2006/wordprocessingDrawing" xmlns:wpg="http://schemas.microsoft.com/office/word/2010/wordprocessingGroup" xmlns:wpi="http://schemas.microsoft.com/office/word/2010/wordprocessingInk" xmlns:wps="http://schemas.microsoft.com/office/word/2010/wordprocessingShape" xmlns:o="urn:schemas-microsoft-com:office:office" xmlns:v="urn:schemas-microsoft-com:vml" xmlns:w10="urn:schemas-microsoft-com:office:word" xmlns:w="http://schemas.openxmlformats.org/wordprocessingml/2006/main" xmlns:w14="http://schemas.microsoft.com/office/word/2010/wordml" xmlns:w15="http://schemas.microsoft.com/office/word/2012/wordml" xmlns:w16cex="http://schemas.microsoft.com/office/word/2018/wordml/cex" xmlns:w16cid="http://schemas.microsoft.com/office/word/2016/wordml/cid" xmlns:w16="http://schemas.microsoft.com/office/word/2018/wordml" xmlns:w16sdtdh="http://schemas.microsoft.com/office/word/2020/wordml/sdtdatahash" xmlns:w16sdtfl="http://schemas.microsoft.com/office/word/2024/wordml/sdtformatlock" xmlns:w16se="http://schemas.microsoft.com/office/word/2015/wordml/symex" xmlns:w16du="http://schemas.microsoft.com/office/word/2023/wordml/word16du" xmlns:wne="http://schemas.microsoft.com/office/word/2006/wordml" mc:Ignorable="w14 w15 w16se w16cid w16 w16cex w16sdtdh w16sdtfl w16du wp14">
   <w:tbl>
     <w:tblPr>
       <w:tblW w:w="6410" w:type="pct"/>
@@ -12100,7 +14216,7 @@
 </file>
 
 <file path=word/header2.xml><?xml version="1.0" encoding="utf-8"?>
-<w:hdr xmlns:wpc="http://schemas.microsoft.com/office/word/2010/wordprocessingCanvas" xmlns:cx="http://schemas.microsoft.com/office/drawing/2014/chartex" xmlns:cx1="http://schemas.microsoft.com/office/drawing/2015/9/8/chartex" xmlns:cx2="http://schemas.microsoft.com/office/drawing/2015/10/21/chartex" xmlns:cx3="http://schemas.microsoft.com/office/drawing/2016/5/9/chartex" xmlns:cx4="http://schemas.microsoft.com/office/drawing/2016/5/10/chartex" xmlns:cx5="http://schemas.microsoft.com/office/drawing/2016/5/11/chartex" xmlns:cx6="http://schemas.microsoft.com/office/drawing/2016/5/12/chartex" xmlns:cx7="http://schemas.microsoft.com/office/drawing/2016/5/13/chartex" xmlns:cx8="http://schemas.microsoft.com/office/drawing/2016/5/14/chartex" xmlns:mc="http://schemas.openxmlformats.org/markup-compatibility/2006" xmlns:aink="http://schemas.microsoft.com/office/drawing/2016/ink" xmlns:am3d="http://schemas.microsoft.com/office/drawing/2017/model3d" xmlns:o="urn:schemas-microsoft-com:office:office" xmlns:oel="http://schemas.microsoft.com/office/2019/extlst" xmlns:r="http://schemas.openxmlformats.org/officeDocument/2006/relationships" xmlns:m="http://schemas.openxmlformats.org/officeDocument/2006/math" xmlns:v="urn:schemas-microsoft-com:vml" xmlns:wp14="http://schemas.microsoft.com/office/word/2010/wordprocessingDrawing" xmlns:wp="http://schemas.openxmlformats.org/drawingml/2006/wordprocessingDrawing" xmlns:w10="urn:schemas-microsoft-com:office:word" xmlns:w="http://schemas.openxmlformats.org/wordprocessingml/2006/main" xmlns:w14="http://schemas.microsoft.com/office/word/2010/wordml" xmlns:w15="http://schemas.microsoft.com/office/word/2012/wordml" xmlns:w16cei="http://schemas.microsoft.com/office/word/2026/wordml/cei" xmlns:w16cex="http://schemas.microsoft.com/office/word/2018/wordml/cex" xmlns:w16cid="http://schemas.microsoft.com/office/word/2016/wordml/cid" xmlns:w16="http://schemas.microsoft.com/office/word/2018/wordml" xmlns:w16du="http://schemas.microsoft.com/office/word/2023/wordml/word16du" xmlns:w16sdtdh="http://schemas.microsoft.com/office/word/2020/wordml/sdtdatahash" xmlns:w16sdtfl="http://schemas.microsoft.com/office/word/2024/wordml/sdtformatlock" xmlns:w16se="http://schemas.microsoft.com/office/word/2015/wordml/symex" xmlns:wpg="http://schemas.microsoft.com/office/word/2010/wordprocessingGroup" xmlns:wpi="http://schemas.microsoft.com/office/word/2010/wordprocessingInk" xmlns:wne="http://schemas.microsoft.com/office/word/2006/wordml" xmlns:wps="http://schemas.microsoft.com/office/word/2010/wordprocessingShape" mc:Ignorable="w14 w15 w16se w16cid w16 w16cex w16sdtdh w16sdtfl w16du wp14">
+<w:hdr xmlns:wpc="http://schemas.microsoft.com/office/word/2010/wordprocessingCanvas" xmlns:cx="http://schemas.microsoft.com/office/drawing/2014/chartex" xmlns:cx1="http://schemas.microsoft.com/office/drawing/2015/9/8/chartex" xmlns:cx2="http://schemas.microsoft.com/office/drawing/2015/10/21/chartex" xmlns:cx3="http://schemas.microsoft.com/office/drawing/2016/5/9/chartex" xmlns:cx4="http://schemas.microsoft.com/office/drawing/2016/5/10/chartex" xmlns:cx5="http://schemas.microsoft.com/office/drawing/2016/5/11/chartex" xmlns:cx6="http://schemas.microsoft.com/office/drawing/2016/5/12/chartex" xmlns:cx7="http://schemas.microsoft.com/office/drawing/2016/5/13/chartex" xmlns:cx8="http://schemas.microsoft.com/office/drawing/2016/5/14/chartex" xmlns:mc="http://schemas.openxmlformats.org/markup-compatibility/2006" xmlns:m="http://schemas.openxmlformats.org/officeDocument/2006/math" xmlns:aink="http://schemas.microsoft.com/office/drawing/2016/ink" xmlns:am3d="http://schemas.microsoft.com/office/drawing/2017/model3d" xmlns:oel="http://schemas.microsoft.com/office/2019/extlst" xmlns:r="http://schemas.openxmlformats.org/officeDocument/2006/relationships" xmlns:wp14="http://schemas.microsoft.com/office/word/2010/wordprocessingDrawing" xmlns:wp="http://schemas.openxmlformats.org/drawingml/2006/wordprocessingDrawing" xmlns:wpg="http://schemas.microsoft.com/office/word/2010/wordprocessingGroup" xmlns:wpi="http://schemas.microsoft.com/office/word/2010/wordprocessingInk" xmlns:wps="http://schemas.microsoft.com/office/word/2010/wordprocessingShape" xmlns:o="urn:schemas-microsoft-com:office:office" xmlns:v="urn:schemas-microsoft-com:vml" xmlns:w10="urn:schemas-microsoft-com:office:word" xmlns:w="http://schemas.openxmlformats.org/wordprocessingml/2006/main" xmlns:w14="http://schemas.microsoft.com/office/word/2010/wordml" xmlns:w15="http://schemas.microsoft.com/office/word/2012/wordml" xmlns:w16cex="http://schemas.microsoft.com/office/word/2018/wordml/cex" xmlns:w16cid="http://schemas.microsoft.com/office/word/2016/wordml/cid" xmlns:w16="http://schemas.microsoft.com/office/word/2018/wordml" xmlns:w16sdtdh="http://schemas.microsoft.com/office/word/2020/wordml/sdtdatahash" xmlns:w16sdtfl="http://schemas.microsoft.com/office/word/2024/wordml/sdtformatlock" xmlns:w16se="http://schemas.microsoft.com/office/word/2015/wordml/symex" xmlns:w16du="http://schemas.microsoft.com/office/word/2023/wordml/word16du" xmlns:wne="http://schemas.microsoft.com/office/word/2006/wordml" mc:Ignorable="w14 w15 w16se w16cid w16 w16cex w16sdtdh w16sdtfl w16du wp14">
   <w:p>
     <w:pPr>
       <w:ind w:left="-2340"/>
@@ -12270,7 +14386,7 @@
             </wp:anchor>
           </w:drawing>
         </mc:Choice>
-        <mc:Fallback>
+        <mc:Fallback xmlns:w16cei="http://schemas.microsoft.com/office/word/2026/wordml/cei">
           <w:pict>
             <v:line w14:anchorId="04400D3D" id="Straight Connector 6" o:spid="_x0000_s1026" style="position:absolute;z-index:251660288;visibility:visible;mso-wrap-style:square;mso-width-percent:0;mso-height-percent:0;mso-wrap-distance-left:9pt;mso-wrap-distance-top:-3e-5mm;mso-wrap-distance-right:9pt;mso-wrap-distance-bottom:-3e-5mm;mso-position-horizontal:absolute;mso-position-horizontal-relative:text;mso-position-vertical:absolute;mso-position-vertical-relative:text;mso-width-percent:0;mso-height-percent:0;mso-width-relative:page;mso-height-relative:page" from="-68.95pt,-666.45pt" to="489.05pt,-666.45pt" o:gfxdata="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" strokecolor="#4f81bd" strokeweight="2pt">
               <v:shadow on="t" opacity="24903f" origin=",.5" offset="0,.55556mm"/>
@@ -12285,7 +14401,7 @@
 </file>
 
 <file path=word/header3.xml><?xml version="1.0" encoding="utf-8"?>
-<w:hdr xmlns:wpc="http://schemas.microsoft.com/office/word/2010/wordprocessingCanvas" xmlns:cx="http://schemas.microsoft.com/office/drawing/2014/chartex" xmlns:cx1="http://schemas.microsoft.com/office/drawing/2015/9/8/chartex" xmlns:cx2="http://schemas.microsoft.com/office/drawing/2015/10/21/chartex" xmlns:cx3="http://schemas.microsoft.com/office/drawing/2016/5/9/chartex" xmlns:cx4="http://schemas.microsoft.com/office/drawing/2016/5/10/chartex" xmlns:cx5="http://schemas.microsoft.com/office/drawing/2016/5/11/chartex" xmlns:cx6="http://schemas.microsoft.com/office/drawing/2016/5/12/chartex" xmlns:cx7="http://schemas.microsoft.com/office/drawing/2016/5/13/chartex" xmlns:cx8="http://schemas.microsoft.com/office/drawing/2016/5/14/chartex" xmlns:mc="http://schemas.openxmlformats.org/markup-compatibility/2006" xmlns:aink="http://schemas.microsoft.com/office/drawing/2016/ink" xmlns:am3d="http://schemas.microsoft.com/office/drawing/2017/model3d" xmlns:o="urn:schemas-microsoft-com:office:office" xmlns:oel="http://schemas.microsoft.com/office/2019/extlst" xmlns:r="http://schemas.openxmlformats.org/officeDocument/2006/relationships" xmlns:m="http://schemas.openxmlformats.org/officeDocument/2006/math" xmlns:v="urn:schemas-microsoft-com:vml" xmlns:wp14="http://schemas.microsoft.com/office/word/2010/wordprocessingDrawing" xmlns:wp="http://schemas.openxmlformats.org/drawingml/2006/wordprocessingDrawing" xmlns:w10="urn:schemas-microsoft-com:office:word" xmlns:w="http://schemas.openxmlformats.org/wordprocessingml/2006/main" xmlns:w14="http://schemas.microsoft.com/office/word/2010/wordml" xmlns:w15="http://schemas.microsoft.com/office/word/2012/wordml" xmlns:w16cei="http://schemas.microsoft.com/office/word/2026/wordml/cei" xmlns:w16cex="http://schemas.microsoft.com/office/word/2018/wordml/cex" xmlns:w16cid="http://schemas.microsoft.com/office/word/2016/wordml/cid" xmlns:w16="http://schemas.microsoft.com/office/word/2018/wordml" xmlns:w16du="http://schemas.microsoft.com/office/word/2023/wordml/word16du" xmlns:w16sdtdh="http://schemas.microsoft.com/office/word/2020/wordml/sdtdatahash" xmlns:w16sdtfl="http://schemas.microsoft.com/office/word/2024/wordml/sdtformatlock" xmlns:w16se="http://schemas.microsoft.com/office/word/2015/wordml/symex" xmlns:wpg="http://schemas.microsoft.com/office/word/2010/wordprocessingGroup" xmlns:wpi="http://schemas.microsoft.com/office/word/2010/wordprocessingInk" xmlns:wne="http://schemas.microsoft.com/office/word/2006/wordml" xmlns:wps="http://schemas.microsoft.com/office/word/2010/wordprocessingShape" mc:Ignorable="w14 w15 w16se w16cid w16 w16cex w16sdtdh w16sdtfl w16du wp14">
+<w:hdr xmlns:wpc="http://schemas.microsoft.com/office/word/2010/wordprocessingCanvas" xmlns:cx="http://schemas.microsoft.com/office/drawing/2014/chartex" xmlns:cx1="http://schemas.microsoft.com/office/drawing/2015/9/8/chartex" xmlns:cx2="http://schemas.microsoft.com/office/drawing/2015/10/21/chartex" xmlns:cx3="http://schemas.microsoft.com/office/drawing/2016/5/9/chartex" xmlns:cx4="http://schemas.microsoft.com/office/drawing/2016/5/10/chartex" xmlns:cx5="http://schemas.microsoft.com/office/drawing/2016/5/11/chartex" xmlns:cx6="http://schemas.microsoft.com/office/drawing/2016/5/12/chartex" xmlns:cx7="http://schemas.microsoft.com/office/drawing/2016/5/13/chartex" xmlns:cx8="http://schemas.microsoft.com/office/drawing/2016/5/14/chartex" xmlns:mc="http://schemas.openxmlformats.org/markup-compatibility/2006" xmlns:m="http://schemas.openxmlformats.org/officeDocument/2006/math" xmlns:aink="http://schemas.microsoft.com/office/drawing/2016/ink" xmlns:am3d="http://schemas.microsoft.com/office/drawing/2017/model3d" xmlns:oel="http://schemas.microsoft.com/office/2019/extlst" xmlns:r="http://schemas.openxmlformats.org/officeDocument/2006/relationships" xmlns:wp14="http://schemas.microsoft.com/office/word/2010/wordprocessingDrawing" xmlns:wp="http://schemas.openxmlformats.org/drawingml/2006/wordprocessingDrawing" xmlns:wpg="http://schemas.microsoft.com/office/word/2010/wordprocessingGroup" xmlns:wpi="http://schemas.microsoft.com/office/word/2010/wordprocessingInk" xmlns:wps="http://schemas.microsoft.com/office/word/2010/wordprocessingShape" xmlns:o="urn:schemas-microsoft-com:office:office" xmlns:v="urn:schemas-microsoft-com:vml" xmlns:w10="urn:schemas-microsoft-com:office:word" xmlns:w="http://schemas.openxmlformats.org/wordprocessingml/2006/main" xmlns:w14="http://schemas.microsoft.com/office/word/2010/wordml" xmlns:w15="http://schemas.microsoft.com/office/word/2012/wordml" xmlns:w16cex="http://schemas.microsoft.com/office/word/2018/wordml/cex" xmlns:w16cid="http://schemas.microsoft.com/office/word/2016/wordml/cid" xmlns:w16="http://schemas.microsoft.com/office/word/2018/wordml" xmlns:w16sdtdh="http://schemas.microsoft.com/office/word/2020/wordml/sdtdatahash" xmlns:w16sdtfl="http://schemas.microsoft.com/office/word/2024/wordml/sdtformatlock" xmlns:w16se="http://schemas.microsoft.com/office/word/2015/wordml/symex" xmlns:w16du="http://schemas.microsoft.com/office/word/2023/wordml/word16du" xmlns:wne="http://schemas.microsoft.com/office/word/2006/wordml" mc:Ignorable="w14 w15 w16se w16cid w16 w16cex w16sdtdh w16sdtfl w16du wp14">
   <w:tbl>
     <w:tblPr>
       <w:tblW w:w="6410" w:type="pct"/>
@@ -12565,7 +14681,7 @@
 </file>
 
 <file path=word/numbering.xml><?xml version="1.0" encoding="utf-8"?>
-<w:numbering xmlns:wpc="http://schemas.microsoft.com/office/word/2010/wordprocessingCanvas" xmlns:cx="http://schemas.microsoft.com/office/drawing/2014/chartex" xmlns:cx1="http://schemas.microsoft.com/office/drawing/2015/9/8/chartex" xmlns:cx2="http://schemas.microsoft.com/office/drawing/2015/10/21/chartex" xmlns:cx3="http://schemas.microsoft.com/office/drawing/2016/5/9/chartex" xmlns:cx4="http://schemas.microsoft.com/office/drawing/2016/5/10/chartex" xmlns:cx5="http://schemas.microsoft.com/office/drawing/2016/5/11/chartex" xmlns:cx6="http://schemas.microsoft.com/office/drawing/2016/5/12/chartex" xmlns:cx7="http://schemas.microsoft.com/office/drawing/2016/5/13/chartex" xmlns:cx8="http://schemas.microsoft.com/office/drawing/2016/5/14/chartex" xmlns:mc="http://schemas.openxmlformats.org/markup-compatibility/2006" xmlns:aink="http://schemas.microsoft.com/office/drawing/2016/ink" xmlns:am3d="http://schemas.microsoft.com/office/drawing/2017/model3d" xmlns:o="urn:schemas-microsoft-com:office:office" xmlns:oel="http://schemas.microsoft.com/office/2019/extlst" xmlns:r="http://schemas.openxmlformats.org/officeDocument/2006/relationships" xmlns:m="http://schemas.openxmlformats.org/officeDocument/2006/math" xmlns:v="urn:schemas-microsoft-com:vml" xmlns:wp14="http://schemas.microsoft.com/office/word/2010/wordprocessingDrawing" xmlns:wp="http://schemas.openxmlformats.org/drawingml/2006/wordprocessingDrawing" xmlns:w10="urn:schemas-microsoft-com:office:word" xmlns:w="http://schemas.openxmlformats.org/wordprocessingml/2006/main" xmlns:w14="http://schemas.microsoft.com/office/word/2010/wordml" xmlns:w15="http://schemas.microsoft.com/office/word/2012/wordml" xmlns:w16cei="http://schemas.microsoft.com/office/word/2026/wordml/cei" xmlns:w16cex="http://schemas.microsoft.com/office/word/2018/wordml/cex" xmlns:w16cid="http://schemas.microsoft.com/office/word/2016/wordml/cid" xmlns:w16="http://schemas.microsoft.com/office/word/2018/wordml" xmlns:w16du="http://schemas.microsoft.com/office/word/2023/wordml/word16du" xmlns:w16sdtdh="http://schemas.microsoft.com/office/word/2020/wordml/sdtdatahash" xmlns:w16sdtfl="http://schemas.microsoft.com/office/word/2024/wordml/sdtformatlock" xmlns:w16se="http://schemas.microsoft.com/office/word/2015/wordml/symex" xmlns:wpg="http://schemas.microsoft.com/office/word/2010/wordprocessingGroup" xmlns:wpi="http://schemas.microsoft.com/office/word/2010/wordprocessingInk" xmlns:wne="http://schemas.microsoft.com/office/word/2006/wordml" xmlns:wps="http://schemas.microsoft.com/office/word/2010/wordprocessingShape" mc:Ignorable="w14 w15 w16se w16cid w16 w16cex w16sdtdh w16sdtfl w16du wp14">
+<w:numbering xmlns:wpc="http://schemas.microsoft.com/office/word/2010/wordprocessingCanvas" xmlns:cx="http://schemas.microsoft.com/office/drawing/2014/chartex" xmlns:cx1="http://schemas.microsoft.com/office/drawing/2015/9/8/chartex" xmlns:cx2="http://schemas.microsoft.com/office/drawing/2015/10/21/chartex" xmlns:cx3="http://schemas.microsoft.com/office/drawing/2016/5/9/chartex" xmlns:cx4="http://schemas.microsoft.com/office/drawing/2016/5/10/chartex" xmlns:cx5="http://schemas.microsoft.com/office/drawing/2016/5/11/chartex" xmlns:cx6="http://schemas.microsoft.com/office/drawing/2016/5/12/chartex" xmlns:cx7="http://schemas.microsoft.com/office/drawing/2016/5/13/chartex" xmlns:cx8="http://schemas.microsoft.com/office/drawing/2016/5/14/chartex" xmlns:mc="http://schemas.openxmlformats.org/markup-compatibility/2006" xmlns:m="http://schemas.openxmlformats.org/officeDocument/2006/math" xmlns:aink="http://schemas.microsoft.com/office/drawing/2016/ink" xmlns:am3d="http://schemas.microsoft.com/office/drawing/2017/model3d" xmlns:oel="http://schemas.microsoft.com/office/2019/extlst" xmlns:r="http://schemas.openxmlformats.org/officeDocument/2006/relationships" xmlns:wp14="http://schemas.microsoft.com/office/word/2010/wordprocessingDrawing" xmlns:wp="http://schemas.openxmlformats.org/drawingml/2006/wordprocessingDrawing" xmlns:wpg="http://schemas.microsoft.com/office/word/2010/wordprocessingGroup" xmlns:wpi="http://schemas.microsoft.com/office/word/2010/wordprocessingInk" xmlns:wps="http://schemas.microsoft.com/office/word/2010/wordprocessingShape" xmlns:o="urn:schemas-microsoft-com:office:office" xmlns:v="urn:schemas-microsoft-com:vml" xmlns:w10="urn:schemas-microsoft-com:office:word" xmlns:w="http://schemas.openxmlformats.org/wordprocessingml/2006/main" xmlns:w14="http://schemas.microsoft.com/office/word/2010/wordml" xmlns:w15="http://schemas.microsoft.com/office/word/2012/wordml" xmlns:w16cex="http://schemas.microsoft.com/office/word/2018/wordml/cex" xmlns:w16cid="http://schemas.microsoft.com/office/word/2016/wordml/cid" xmlns:w16="http://schemas.microsoft.com/office/word/2018/wordml" xmlns:w16sdtdh="http://schemas.microsoft.com/office/word/2020/wordml/sdtdatahash" xmlns:w16sdtfl="http://schemas.microsoft.com/office/word/2024/wordml/sdtformatlock" xmlns:w16se="http://schemas.microsoft.com/office/word/2015/wordml/symex" xmlns:w16du="http://schemas.microsoft.com/office/word/2023/wordml/word16du" xmlns:wne="http://schemas.microsoft.com/office/word/2006/wordml" mc:Ignorable="w14 w15 w16se w16cid w16 w16cex w16sdtdh w16sdtfl w16du wp14">
   <w:abstractNum w:abstractNumId="0" w15:restartNumberingAfterBreak="0">
     <w:nsid w:val="FFFFFF89"/>
     <w:multiLevelType w:val="singleLevel"/>
@@ -14919,7 +17035,7 @@
 </file>
 
 <file path=word/styles.xml><?xml version="1.0" encoding="utf-8"?>
-<w:styles xmlns:mc="http://schemas.openxmlformats.org/markup-compatibility/2006" xmlns:r="http://schemas.openxmlformats.org/officeDocument/2006/relationships" xmlns:w="http://schemas.openxmlformats.org/wordprocessingml/2006/main" xmlns:w14="http://schemas.microsoft.com/office/word/2010/wordml" xmlns:w15="http://schemas.microsoft.com/office/word/2012/wordml" xmlns:w16cex="http://schemas.microsoft.com/office/word/2018/wordml/cex" xmlns:w16cid="http://schemas.microsoft.com/office/word/2016/wordml/cid" xmlns:w16="http://schemas.microsoft.com/office/word/2018/wordml" xmlns:w16du="http://schemas.microsoft.com/office/word/2023/wordml/word16du" xmlns:w16sdtdh="http://schemas.microsoft.com/office/word/2020/wordml/sdtdatahash" xmlns:w16sdtfl="http://schemas.microsoft.com/office/word/2024/wordml/sdtformatlock" xmlns:w16se="http://schemas.microsoft.com/office/word/2015/wordml/symex" mc:Ignorable="w14 w15 w16se w16cid w16 w16cex w16sdtdh w16sdtfl w16du">
+<w:styles xmlns:mc="http://schemas.openxmlformats.org/markup-compatibility/2006" xmlns:r="http://schemas.openxmlformats.org/officeDocument/2006/relationships" xmlns:w="http://schemas.openxmlformats.org/wordprocessingml/2006/main" xmlns:w14="http://schemas.microsoft.com/office/word/2010/wordml" xmlns:w15="http://schemas.microsoft.com/office/word/2012/wordml" xmlns:w16cex="http://schemas.microsoft.com/office/word/2018/wordml/cex" xmlns:w16cid="http://schemas.microsoft.com/office/word/2016/wordml/cid" xmlns:w16="http://schemas.microsoft.com/office/word/2018/wordml" xmlns:w16sdtdh="http://schemas.microsoft.com/office/word/2020/wordml/sdtdatahash" xmlns:w16sdtfl="http://schemas.microsoft.com/office/word/2024/wordml/sdtformatlock" xmlns:w16se="http://schemas.microsoft.com/office/word/2015/wordml/symex" xmlns:w16du="http://schemas.microsoft.com/office/word/2023/wordml/word16du" mc:Ignorable="w14 w15 w16se w16cid w16 w16cex w16sdtdh w16sdtfl w16du">
   <w:docDefaults>
     <w:rPrDefault>
       <w:rPr>
@@ -16343,7 +18459,7 @@
 </file>
 
 <file path=word/glossary/document.xml><?xml version="1.0" encoding="utf-8"?>
-<w:glossaryDocument xmlns:wpc="http://schemas.microsoft.com/office/word/2010/wordprocessingCanvas" xmlns:cx="http://schemas.microsoft.com/office/drawing/2014/chartex" xmlns:cx1="http://schemas.microsoft.com/office/drawing/2015/9/8/chartex" xmlns:cx2="http://schemas.microsoft.com/office/drawing/2015/10/21/chartex" xmlns:cx3="http://schemas.microsoft.com/office/drawing/2016/5/9/chartex" xmlns:cx4="http://schemas.microsoft.com/office/drawing/2016/5/10/chartex" xmlns:cx5="http://schemas.microsoft.com/office/drawing/2016/5/11/chartex" xmlns:cx6="http://schemas.microsoft.com/office/drawing/2016/5/12/chartex" xmlns:cx7="http://schemas.microsoft.com/office/drawing/2016/5/13/chartex" xmlns:cx8="http://schemas.microsoft.com/office/drawing/2016/5/14/chartex" xmlns:mc="http://schemas.openxmlformats.org/markup-compatibility/2006" xmlns:aink="http://schemas.microsoft.com/office/drawing/2016/ink" xmlns:am3d="http://schemas.microsoft.com/office/drawing/2017/model3d" xmlns:o="urn:schemas-microsoft-com:office:office" xmlns:oel="http://schemas.microsoft.com/office/2019/extlst" xmlns:r="http://schemas.openxmlformats.org/officeDocument/2006/relationships" xmlns:m="http://schemas.openxmlformats.org/officeDocument/2006/math" xmlns:v="urn:schemas-microsoft-com:vml" xmlns:wp14="http://schemas.microsoft.com/office/word/2010/wordprocessingDrawing" xmlns:wp="http://schemas.openxmlformats.org/drawingml/2006/wordprocessingDrawing" xmlns:w10="urn:schemas-microsoft-com:office:word" xmlns:w="http://schemas.openxmlformats.org/wordprocessingml/2006/main" xmlns:w14="http://schemas.microsoft.com/office/word/2010/wordml" xmlns:w15="http://schemas.microsoft.com/office/word/2012/wordml" xmlns:w16cei="http://schemas.microsoft.com/office/word/2026/wordml/cei" xmlns:w16cex="http://schemas.microsoft.com/office/word/2018/wordml/cex" xmlns:w16cid="http://schemas.microsoft.com/office/word/2016/wordml/cid" xmlns:w16="http://schemas.microsoft.com/office/word/2018/wordml" xmlns:w16du="http://schemas.microsoft.com/office/word/2023/wordml/word16du" xmlns:w16sdtdh="http://schemas.microsoft.com/office/word/2020/wordml/sdtdatahash" xmlns:w16sdtfl="http://schemas.microsoft.com/office/word/2024/wordml/sdtformatlock" xmlns:w16se="http://schemas.microsoft.com/office/word/2015/wordml/symex" xmlns:wpg="http://schemas.microsoft.com/office/word/2010/wordprocessingGroup" xmlns:wpi="http://schemas.microsoft.com/office/word/2010/wordprocessingInk" xmlns:wne="http://schemas.microsoft.com/office/word/2006/wordml" xmlns:wps="http://schemas.microsoft.com/office/word/2010/wordprocessingShape" mc:Ignorable="w14 w15 w16se w16cid w16 w16cex w16sdtdh w16sdtfl w16du wp14">
+<w:glossaryDocument xmlns:wpc="http://schemas.microsoft.com/office/word/2010/wordprocessingCanvas" xmlns:cx="http://schemas.microsoft.com/office/drawing/2014/chartex" xmlns:cx1="http://schemas.microsoft.com/office/drawing/2015/9/8/chartex" xmlns:cx2="http://schemas.microsoft.com/office/drawing/2015/10/21/chartex" xmlns:cx3="http://schemas.microsoft.com/office/drawing/2016/5/9/chartex" xmlns:cx4="http://schemas.microsoft.com/office/drawing/2016/5/10/chartex" xmlns:cx5="http://schemas.microsoft.com/office/drawing/2016/5/11/chartex" xmlns:cx6="http://schemas.microsoft.com/office/drawing/2016/5/12/chartex" xmlns:cx7="http://schemas.microsoft.com/office/drawing/2016/5/13/chartex" xmlns:cx8="http://schemas.microsoft.com/office/drawing/2016/5/14/chartex" xmlns:mc="http://schemas.openxmlformats.org/markup-compatibility/2006" xmlns:m="http://schemas.openxmlformats.org/officeDocument/2006/math" xmlns:aink="http://schemas.microsoft.com/office/drawing/2016/ink" xmlns:am3d="http://schemas.microsoft.com/office/drawing/2017/model3d" xmlns:oel="http://schemas.microsoft.com/office/2019/extlst" xmlns:r="http://schemas.openxmlformats.org/officeDocument/2006/relationships" xmlns:wp14="http://schemas.microsoft.com/office/word/2010/wordprocessingDrawing" xmlns:wp="http://schemas.openxmlformats.org/drawingml/2006/wordprocessingDrawing" xmlns:wpg="http://schemas.microsoft.com/office/word/2010/wordprocessingGroup" xmlns:wpi="http://schemas.microsoft.com/office/word/2010/wordprocessingInk" xmlns:wps="http://schemas.microsoft.com/office/word/2010/wordprocessingShape" xmlns:o="urn:schemas-microsoft-com:office:office" xmlns:v="urn:schemas-microsoft-com:vml" xmlns:w10="urn:schemas-microsoft-com:office:word" xmlns:w="http://schemas.openxmlformats.org/wordprocessingml/2006/main" xmlns:w14="http://schemas.microsoft.com/office/word/2010/wordml" xmlns:w15="http://schemas.microsoft.com/office/word/2012/wordml" xmlns:w16cex="http://schemas.microsoft.com/office/word/2018/wordml/cex" xmlns:w16cid="http://schemas.microsoft.com/office/word/2016/wordml/cid" xmlns:w16="http://schemas.microsoft.com/office/word/2018/wordml" xmlns:w16sdtdh="http://schemas.microsoft.com/office/word/2020/wordml/sdtdatahash" xmlns:w16sdtfl="http://schemas.microsoft.com/office/word/2024/wordml/sdtformatlock" xmlns:w16se="http://schemas.microsoft.com/office/word/2015/wordml/symex" xmlns:w16du="http://schemas.microsoft.com/office/word/2023/wordml/word16du" xmlns:wne="http://schemas.microsoft.com/office/word/2006/wordml" mc:Ignorable="w14 w15 w16se w16cid w16 w16cex w16sdtdh w16sdtfl w16du wp14">
   <w:docParts>
     <w:docPart>
       <w:docPartPr>
@@ -16428,7 +18544,7 @@
 </file>
 
 <file path=word/glossary/fontTable.xml><?xml version="1.0" encoding="utf-8"?>
-<w:fonts xmlns:mc="http://schemas.openxmlformats.org/markup-compatibility/2006" xmlns:r="http://schemas.openxmlformats.org/officeDocument/2006/relationships" xmlns:w="http://schemas.openxmlformats.org/wordprocessingml/2006/main" xmlns:w14="http://schemas.microsoft.com/office/word/2010/wordml" xmlns:w15="http://schemas.microsoft.com/office/word/2012/wordml" xmlns:w16cex="http://schemas.microsoft.com/office/word/2018/wordml/cex" xmlns:w16cid="http://schemas.microsoft.com/office/word/2016/wordml/cid" xmlns:w16="http://schemas.microsoft.com/office/word/2018/wordml" xmlns:w16du="http://schemas.microsoft.com/office/word/2023/wordml/word16du" xmlns:w16sdtdh="http://schemas.microsoft.com/office/word/2020/wordml/sdtdatahash" xmlns:w16sdtfl="http://schemas.microsoft.com/office/word/2024/wordml/sdtformatlock" xmlns:w16se="http://schemas.microsoft.com/office/word/2015/wordml/symex" mc:Ignorable="w14 w15 w16se w16cid w16 w16cex w16sdtdh w16sdtfl w16du">
+<w:fonts xmlns:mc="http://schemas.openxmlformats.org/markup-compatibility/2006" xmlns:r="http://schemas.openxmlformats.org/officeDocument/2006/relationships" xmlns:w="http://schemas.openxmlformats.org/wordprocessingml/2006/main" xmlns:w14="http://schemas.microsoft.com/office/word/2010/wordml" xmlns:w15="http://schemas.microsoft.com/office/word/2012/wordml" xmlns:w16cex="http://schemas.microsoft.com/office/word/2018/wordml/cex" xmlns:w16cid="http://schemas.microsoft.com/office/word/2016/wordml/cid" xmlns:w16="http://schemas.microsoft.com/office/word/2018/wordml" xmlns:w16sdtdh="http://schemas.microsoft.com/office/word/2020/wordml/sdtdatahash" xmlns:w16sdtfl="http://schemas.microsoft.com/office/word/2024/wordml/sdtformatlock" xmlns:w16se="http://schemas.microsoft.com/office/word/2015/wordml/symex" xmlns:w16du="http://schemas.microsoft.com/office/word/2023/wordml/word16du" mc:Ignorable="w14 w15 w16se w16cid w16 w16cex w16sdtdh w16sdtfl w16du">
   <w:font w:name="Cambria">
     <w:panose1 w:val="02040503050406030204"/>
     <w:charset w:val="00"/>
@@ -16446,14 +18562,14 @@
   <w:font w:name="Symbol">
     <w:panose1 w:val="05050102010706020507"/>
     <w:charset w:val="02"/>
-    <w:family w:val="roman"/>
+    <w:family w:val="decorative"/>
     <w:pitch w:val="variable"/>
     <w:sig w:usb0="00000000" w:usb1="10000000" w:usb2="00000000" w:usb3="00000000" w:csb0="80000000" w:csb1="00000000"/>
   </w:font>
   <w:font w:name="Wingdings">
     <w:panose1 w:val="05000000000000000000"/>
     <w:charset w:val="02"/>
-    <w:family w:val="auto"/>
+    <w:family w:val="decorative"/>
     <w:pitch w:val="variable"/>
     <w:sig w:usb0="00000000" w:usb1="10000000" w:usb2="00000000" w:usb3="00000000" w:csb0="80000000" w:csb1="00000000"/>
   </w:font>
@@ -16469,7 +18585,7 @@
     <w:charset w:val="00"/>
     <w:family w:val="swiss"/>
     <w:pitch w:val="variable"/>
-    <w:sig w:usb0="E0002EFF" w:usb1="C000785B" w:usb2="00000009" w:usb3="00000000" w:csb0="000001FF" w:csb1="00000000"/>
+    <w:sig w:usb0="E0002AFF" w:usb1="C0007843" w:usb2="00000009" w:usb3="00000000" w:csb0="000001FF" w:csb1="00000000"/>
   </w:font>
   <w:font w:name="MS PGothic">
     <w:panose1 w:val="020B0600070205080204"/>
@@ -16486,25 +18602,28 @@
     <w:sig w:usb0="E1002EFF" w:usb1="C000605B" w:usb2="00000029" w:usb3="00000000" w:csb0="000101FF" w:csb1="00000000"/>
   </w:font>
   <w:font w:name="Helvetica">
-    <w:panose1 w:val="020B0604020202020204"/>
+    <w:panose1 w:val="00000000000000000000"/>
     <w:charset w:val="00"/>
-    <w:family w:val="swiss"/>
+    <w:family w:val="auto"/>
     <w:pitch w:val="variable"/>
-    <w:sig w:usb0="E0002EFF" w:usb1="C000785B" w:usb2="00000009" w:usb3="00000000" w:csb0="000001FF" w:csb1="00000000"/>
+    <w:sig w:usb0="E00002FF" w:usb1="5000785B" w:usb2="00000000" w:usb3="00000000" w:csb0="0000019F" w:csb1="00000000"/>
   </w:font>
   <w:font w:name="TimesNewRomanPS-BoldMT">
     <w:altName w:val="Times New Roman"/>
+    <w:panose1 w:val="020B0604020202020204"/>
     <w:charset w:val="00"/>
     <w:family w:val="roman"/>
     <w:pitch w:val="default"/>
   </w:font>
   <w:font w:name="Aptos">
+    <w:panose1 w:val="020B0004020202020204"/>
     <w:charset w:val="00"/>
     <w:family w:val="swiss"/>
     <w:pitch w:val="variable"/>
     <w:sig w:usb0="20000287" w:usb1="00000003" w:usb2="00000000" w:usb3="00000000" w:csb0="0000019F" w:csb1="00000000"/>
   </w:font>
   <w:font w:name="Yu Mincho">
+    <w:panose1 w:val="02020400000000000000"/>
     <w:charset w:val="80"/>
     <w:family w:val="roman"/>
     <w:pitch w:val="variable"/>
@@ -16518,6 +18637,7 @@
     <w:sig w:usb0="E00002FF" w:usb1="2AC7FDFF" w:usb2="00000016" w:usb3="00000000" w:csb0="0002009F" w:csb1="00000000"/>
   </w:font>
   <w:font w:name="Aptos Display">
+    <w:panose1 w:val="020B0004020202020204"/>
     <w:charset w:val="00"/>
     <w:family w:val="swiss"/>
     <w:pitch w:val="variable"/>
@@ -16527,7 +18647,7 @@
 </file>
 
 <file path=word/glossary/numbering.xml><?xml version="1.0" encoding="utf-8"?>
-<w:numbering xmlns:wpc="http://schemas.microsoft.com/office/word/2010/wordprocessingCanvas" xmlns:cx="http://schemas.microsoft.com/office/drawing/2014/chartex" xmlns:cx1="http://schemas.microsoft.com/office/drawing/2015/9/8/chartex" xmlns:cx2="http://schemas.microsoft.com/office/drawing/2015/10/21/chartex" xmlns:cx3="http://schemas.microsoft.com/office/drawing/2016/5/9/chartex" xmlns:cx4="http://schemas.microsoft.com/office/drawing/2016/5/10/chartex" xmlns:cx5="http://schemas.microsoft.com/office/drawing/2016/5/11/chartex" xmlns:cx6="http://schemas.microsoft.com/office/drawing/2016/5/12/chartex" xmlns:cx7="http://schemas.microsoft.com/office/drawing/2016/5/13/chartex" xmlns:cx8="http://schemas.microsoft.com/office/drawing/2016/5/14/chartex" xmlns:mc="http://schemas.openxmlformats.org/markup-compatibility/2006" xmlns:aink="http://schemas.microsoft.com/office/drawing/2016/ink" xmlns:am3d="http://schemas.microsoft.com/office/drawing/2017/model3d" xmlns:o="urn:schemas-microsoft-com:office:office" xmlns:oel="http://schemas.microsoft.com/office/2019/extlst" xmlns:r="http://schemas.openxmlformats.org/officeDocument/2006/relationships" xmlns:m="http://schemas.openxmlformats.org/officeDocument/2006/math" xmlns:v="urn:schemas-microsoft-com:vml" xmlns:wp14="http://schemas.microsoft.com/office/word/2010/wordprocessingDrawing" xmlns:wp="http://schemas.openxmlformats.org/drawingml/2006/wordprocessingDrawing" xmlns:w10="urn:schemas-microsoft-com:office:word" xmlns:w="http://schemas.openxmlformats.org/wordprocessingml/2006/main" xmlns:w14="http://schemas.microsoft.com/office/word/2010/wordml" xmlns:w15="http://schemas.microsoft.com/office/word/2012/wordml" xmlns:w16cei="http://schemas.microsoft.com/office/word/2026/wordml/cei" xmlns:w16cex="http://schemas.microsoft.com/office/word/2018/wordml/cex" xmlns:w16cid="http://schemas.microsoft.com/office/word/2016/wordml/cid" xmlns:w16="http://schemas.microsoft.com/office/word/2018/wordml" xmlns:w16du="http://schemas.microsoft.com/office/word/2023/wordml/word16du" xmlns:w16sdtdh="http://schemas.microsoft.com/office/word/2020/wordml/sdtdatahash" xmlns:w16sdtfl="http://schemas.microsoft.com/office/word/2024/wordml/sdtformatlock" xmlns:w16se="http://schemas.microsoft.com/office/word/2015/wordml/symex" xmlns:wpg="http://schemas.microsoft.com/office/word/2010/wordprocessingGroup" xmlns:wpi="http://schemas.microsoft.com/office/word/2010/wordprocessingInk" xmlns:wne="http://schemas.microsoft.com/office/word/2006/wordml" xmlns:wps="http://schemas.microsoft.com/office/word/2010/wordprocessingShape" mc:Ignorable="w14 w15 w16se w16cid w16 w16cex w16sdtdh w16sdtfl w16du wp14">
+<w:numbering xmlns:wpc="http://schemas.microsoft.com/office/word/2010/wordprocessingCanvas" xmlns:cx="http://schemas.microsoft.com/office/drawing/2014/chartex" xmlns:cx1="http://schemas.microsoft.com/office/drawing/2015/9/8/chartex" xmlns:cx2="http://schemas.microsoft.com/office/drawing/2015/10/21/chartex" xmlns:cx3="http://schemas.microsoft.com/office/drawing/2016/5/9/chartex" xmlns:cx4="http://schemas.microsoft.com/office/drawing/2016/5/10/chartex" xmlns:cx5="http://schemas.microsoft.com/office/drawing/2016/5/11/chartex" xmlns:cx6="http://schemas.microsoft.com/office/drawing/2016/5/12/chartex" xmlns:cx7="http://schemas.microsoft.com/office/drawing/2016/5/13/chartex" xmlns:cx8="http://schemas.microsoft.com/office/drawing/2016/5/14/chartex" xmlns:mc="http://schemas.openxmlformats.org/markup-compatibility/2006" xmlns:m="http://schemas.openxmlformats.org/officeDocument/2006/math" xmlns:aink="http://schemas.microsoft.com/office/drawing/2016/ink" xmlns:am3d="http://schemas.microsoft.com/office/drawing/2017/model3d" xmlns:oel="http://schemas.microsoft.com/office/2019/extlst" xmlns:r="http://schemas.openxmlformats.org/officeDocument/2006/relationships" xmlns:wp14="http://schemas.microsoft.com/office/word/2010/wordprocessingDrawing" xmlns:wp="http://schemas.openxmlformats.org/drawingml/2006/wordprocessingDrawing" xmlns:wpg="http://schemas.microsoft.com/office/word/2010/wordprocessingGroup" xmlns:wpi="http://schemas.microsoft.com/office/word/2010/wordprocessingInk" xmlns:wps="http://schemas.microsoft.com/office/word/2010/wordprocessingShape" xmlns:o="urn:schemas-microsoft-com:office:office" xmlns:v="urn:schemas-microsoft-com:vml" xmlns:w10="urn:schemas-microsoft-com:office:word" xmlns:w="http://schemas.openxmlformats.org/wordprocessingml/2006/main" xmlns:w14="http://schemas.microsoft.com/office/word/2010/wordml" xmlns:w15="http://schemas.microsoft.com/office/word/2012/wordml" xmlns:w16cex="http://schemas.microsoft.com/office/word/2018/wordml/cex" xmlns:w16cid="http://schemas.microsoft.com/office/word/2016/wordml/cid" xmlns:w16="http://schemas.microsoft.com/office/word/2018/wordml" xmlns:w16sdtdh="http://schemas.microsoft.com/office/word/2020/wordml/sdtdatahash" xmlns:w16sdtfl="http://schemas.microsoft.com/office/word/2024/wordml/sdtformatlock" xmlns:w16se="http://schemas.microsoft.com/office/word/2015/wordml/symex" xmlns:w16du="http://schemas.microsoft.com/office/word/2023/wordml/word16du" xmlns:wne="http://schemas.microsoft.com/office/word/2006/wordml" mc:Ignorable="w14 w15 w16se w16cid w16 w16cex w16sdtdh w16sdtfl w16du wp14">
   <w:abstractNum w:abstractNumId="0" w15:restartNumberingAfterBreak="0">
     <w:nsid w:val="FFFFFF89"/>
     <w:multiLevelType w:val="singleLevel"/>
@@ -16554,7 +18674,7 @@
 </file>
 
 <file path=word/glossary/settings.xml><?xml version="1.0" encoding="utf-8"?>
-<w:settings xmlns:mc="http://schemas.openxmlformats.org/markup-compatibility/2006" xmlns:o="urn:schemas-microsoft-com:office:office" xmlns:r="http://schemas.openxmlformats.org/officeDocument/2006/relationships" xmlns:m="http://schemas.openxmlformats.org/officeDocument/2006/math" xmlns:v="urn:schemas-microsoft-com:vml" xmlns:w10="urn:schemas-microsoft-com:office:word" xmlns:w="http://schemas.openxmlformats.org/wordprocessingml/2006/main" xmlns:w14="http://schemas.microsoft.com/office/word/2010/wordml" xmlns:w15="http://schemas.microsoft.com/office/word/2012/wordml" xmlns:w16cex="http://schemas.microsoft.com/office/word/2018/wordml/cex" xmlns:w16cid="http://schemas.microsoft.com/office/word/2016/wordml/cid" xmlns:w16="http://schemas.microsoft.com/office/word/2018/wordml" xmlns:w16du="http://schemas.microsoft.com/office/word/2023/wordml/word16du" xmlns:w16sdtdh="http://schemas.microsoft.com/office/word/2020/wordml/sdtdatahash" xmlns:w16sdtfl="http://schemas.microsoft.com/office/word/2024/wordml/sdtformatlock" xmlns:w16se="http://schemas.microsoft.com/office/word/2015/wordml/symex" xmlns:sl="http://schemas.openxmlformats.org/schemaLibrary/2006/main" mc:Ignorable="w14 w15 w16se w16cid w16 w16cex w16sdtdh w16sdtfl w16du">
+<w:settings xmlns:mc="http://schemas.openxmlformats.org/markup-compatibility/2006" xmlns:m="http://schemas.openxmlformats.org/officeDocument/2006/math" xmlns:r="http://schemas.openxmlformats.org/officeDocument/2006/relationships" xmlns:sl="http://schemas.openxmlformats.org/schemaLibrary/2006/main" xmlns:o="urn:schemas-microsoft-com:office:office" xmlns:v="urn:schemas-microsoft-com:vml" xmlns:w10="urn:schemas-microsoft-com:office:word" xmlns:w="http://schemas.openxmlformats.org/wordprocessingml/2006/main" xmlns:w14="http://schemas.microsoft.com/office/word/2010/wordml" xmlns:w15="http://schemas.microsoft.com/office/word/2012/wordml" xmlns:w16cex="http://schemas.microsoft.com/office/word/2018/wordml/cex" xmlns:w16cid="http://schemas.microsoft.com/office/word/2016/wordml/cid" xmlns:w16="http://schemas.microsoft.com/office/word/2018/wordml" xmlns:w16sdtdh="http://schemas.microsoft.com/office/word/2020/wordml/sdtdatahash" xmlns:w16sdtfl="http://schemas.microsoft.com/office/word/2024/wordml/sdtformatlock" xmlns:w16se="http://schemas.microsoft.com/office/word/2015/wordml/symex" xmlns:w16du="http://schemas.microsoft.com/office/word/2023/wordml/word16du" mc:Ignorable="w14 w15 w16se w16cid w16 w16cex w16sdtdh w16sdtfl w16du">
   <w:view w:val="normal"/>
   <w:defaultTabStop w:val="720"/>
   <w:characterSpacingControl w:val="doNotCompress"/>
@@ -16626,6 +18746,7 @@
     <w:rsid w:val="00D93E49"/>
     <w:rsid w:val="00DC401B"/>
     <w:rsid w:val="00E27330"/>
+    <w:rsid w:val="00E53590"/>
     <w:rsid w:val="00E552F8"/>
     <w:rsid w:val="00E70F80"/>
     <w:rsid w:val="00E9596B"/>
@@ -16647,14 +18768,14 @@
   </m:mathPr>
   <w:themeFontLang w:val="en-GB" w:eastAsia="ja-JP" w:bidi="ar-SA"/>
   <w:clrSchemeMapping w:bg1="light1" w:t1="dark1" w:bg2="light2" w:t2="dark2" w:accent1="accent1" w:accent2="accent2" w:accent3="accent3" w:accent4="accent4" w:accent5="accent5" w:accent6="accent6" w:hyperlink="hyperlink" w:followedHyperlink="followedHyperlink"/>
-  <w:decimalSymbol w:val="."/>
+  <w:decimalSymbol w:val="٫"/>
   <w:listSeparator w:val=";"/>
   <w15:chartTrackingRefBased/>
 </w:settings>
 </file>
 
 <file path=word/glossary/styles.xml><?xml version="1.0" encoding="utf-8"?>
-<w:styles xmlns:mc="http://schemas.openxmlformats.org/markup-compatibility/2006" xmlns:r="http://schemas.openxmlformats.org/officeDocument/2006/relationships" xmlns:w="http://schemas.openxmlformats.org/wordprocessingml/2006/main" xmlns:w14="http://schemas.microsoft.com/office/word/2010/wordml" xmlns:w15="http://schemas.microsoft.com/office/word/2012/wordml" xmlns:w16cex="http://schemas.microsoft.com/office/word/2018/wordml/cex" xmlns:w16cid="http://schemas.microsoft.com/office/word/2016/wordml/cid" xmlns:w16="http://schemas.microsoft.com/office/word/2018/wordml" xmlns:w16du="http://schemas.microsoft.com/office/word/2023/wordml/word16du" xmlns:w16sdtdh="http://schemas.microsoft.com/office/word/2020/wordml/sdtdatahash" xmlns:w16sdtfl="http://schemas.microsoft.com/office/word/2024/wordml/sdtformatlock" xmlns:w16se="http://schemas.microsoft.com/office/word/2015/wordml/symex" mc:Ignorable="w14 w15 w16se w16cid w16 w16cex w16sdtdh w16sdtfl w16du">
+<w:styles xmlns:mc="http://schemas.openxmlformats.org/markup-compatibility/2006" xmlns:r="http://schemas.openxmlformats.org/officeDocument/2006/relationships" xmlns:w="http://schemas.openxmlformats.org/wordprocessingml/2006/main" xmlns:w14="http://schemas.microsoft.com/office/word/2010/wordml" xmlns:w15="http://schemas.microsoft.com/office/word/2012/wordml" xmlns:w16cex="http://schemas.microsoft.com/office/word/2018/wordml/cex" xmlns:w16cid="http://schemas.microsoft.com/office/word/2016/wordml/cid" xmlns:w16="http://schemas.microsoft.com/office/word/2018/wordml" xmlns:w16sdtdh="http://schemas.microsoft.com/office/word/2020/wordml/sdtdatahash" xmlns:w16sdtfl="http://schemas.microsoft.com/office/word/2024/wordml/sdtformatlock" xmlns:w16se="http://schemas.microsoft.com/office/word/2015/wordml/symex" xmlns:w16du="http://schemas.microsoft.com/office/word/2023/wordml/word16du" mc:Ignorable="w14 w15 w16se w16cid w16 w16cex w16sdtdh w16sdtfl w16du">
   <w:docDefaults>
     <w:rPrDefault>
       <w:rPr>
@@ -17121,7 +19242,7 @@
 </file>
 
 <file path=word/glossary/webSettings.xml><?xml version="1.0" encoding="utf-8"?>
-<w:webSettings xmlns:mc="http://schemas.openxmlformats.org/markup-compatibility/2006" xmlns:r="http://schemas.openxmlformats.org/officeDocument/2006/relationships" xmlns:w="http://schemas.openxmlformats.org/wordprocessingml/2006/main" xmlns:w14="http://schemas.microsoft.com/office/word/2010/wordml" xmlns:w15="http://schemas.microsoft.com/office/word/2012/wordml" xmlns:w16cex="http://schemas.microsoft.com/office/word/2018/wordml/cex" xmlns:w16cid="http://schemas.microsoft.com/office/word/2016/wordml/cid" xmlns:w16="http://schemas.microsoft.com/office/word/2018/wordml" xmlns:w16du="http://schemas.microsoft.com/office/word/2023/wordml/word16du" xmlns:w16sdtdh="http://schemas.microsoft.com/office/word/2020/wordml/sdtdatahash" xmlns:w16sdtfl="http://schemas.microsoft.com/office/word/2024/wordml/sdtformatlock" xmlns:w16se="http://schemas.microsoft.com/office/word/2015/wordml/symex" mc:Ignorable="w14 w15 w16se w16cid w16 w16cex w16sdtdh w16sdtfl w16du">
+<w:webSettings xmlns:mc="http://schemas.openxmlformats.org/markup-compatibility/2006" xmlns:r="http://schemas.openxmlformats.org/officeDocument/2006/relationships" xmlns:w="http://schemas.openxmlformats.org/wordprocessingml/2006/main" xmlns:w14="http://schemas.microsoft.com/office/word/2010/wordml" xmlns:w15="http://schemas.microsoft.com/office/word/2012/wordml" xmlns:w16cex="http://schemas.microsoft.com/office/word/2018/wordml/cex" xmlns:w16cid="http://schemas.microsoft.com/office/word/2016/wordml/cid" xmlns:w16="http://schemas.microsoft.com/office/word/2018/wordml" xmlns:w16sdtdh="http://schemas.microsoft.com/office/word/2020/wordml/sdtdatahash" xmlns:w16sdtfl="http://schemas.microsoft.com/office/word/2024/wordml/sdtformatlock" xmlns:w16se="http://schemas.microsoft.com/office/word/2015/wordml/symex" xmlns:w16du="http://schemas.microsoft.com/office/word/2023/wordml/word16du" mc:Ignorable="w14 w15 w16se w16cid w16 w16cex w16sdtdh w16sdtfl w16du">
   <w:optimizeForBrowser/>
   <w:allowPNG/>
 </w:webSettings>
@@ -17479,6 +19600,7 @@
 <ds:datastoreItem xmlns:ds="http://schemas.openxmlformats.org/officeDocument/2006/customXml" ds:itemID="{355C5113-D031-41DB-A6D8-43CE1A0E6695}">
   <ds:schemaRefs>
     <ds:schemaRef ds:uri="http://schemas.openxmlformats.org/officeDocument/2006/bibliography"/>
+    <ds:schemaRef ds:uri="http://www.w3.org/2000/xmlns/"/>
   </ds:schemaRefs>
 </ds:datastoreItem>
 </file>

--- a/Introduction to DB-Course Project 2.docx
+++ b/Introduction to DB-Course Project 2.docx
@@ -1,6 +1,6 @@
 
 <file path=word/document.xml><?xml version="1.0" encoding="utf-8"?>
-<w:document xmlns:wpc="http://schemas.microsoft.com/office/word/2010/wordprocessingCanvas" xmlns:cx="http://schemas.microsoft.com/office/drawing/2014/chartex" xmlns:cx1="http://schemas.microsoft.com/office/drawing/2015/9/8/chartex" xmlns:cx2="http://schemas.microsoft.com/office/drawing/2015/10/21/chartex" xmlns:cx3="http://schemas.microsoft.com/office/drawing/2016/5/9/chartex" xmlns:cx4="http://schemas.microsoft.com/office/drawing/2016/5/10/chartex" xmlns:cx5="http://schemas.microsoft.com/office/drawing/2016/5/11/chartex" xmlns:cx6="http://schemas.microsoft.com/office/drawing/2016/5/12/chartex" xmlns:cx7="http://schemas.microsoft.com/office/drawing/2016/5/13/chartex" xmlns:cx8="http://schemas.microsoft.com/office/drawing/2016/5/14/chartex" xmlns:mc="http://schemas.openxmlformats.org/markup-compatibility/2006" xmlns:m="http://schemas.openxmlformats.org/officeDocument/2006/math" xmlns:aink="http://schemas.microsoft.com/office/drawing/2016/ink" xmlns:am3d="http://schemas.microsoft.com/office/drawing/2017/model3d" xmlns:oel="http://schemas.microsoft.com/office/2019/extlst" xmlns:r="http://schemas.openxmlformats.org/officeDocument/2006/relationships" xmlns:wp14="http://schemas.microsoft.com/office/word/2010/wordprocessingDrawing" xmlns:wp="http://schemas.openxmlformats.org/drawingml/2006/wordprocessingDrawing" xmlns:wpg="http://schemas.microsoft.com/office/word/2010/wordprocessingGroup" xmlns:wpi="http://schemas.microsoft.com/office/word/2010/wordprocessingInk" xmlns:wps="http://schemas.microsoft.com/office/word/2010/wordprocessingShape" xmlns:o="urn:schemas-microsoft-com:office:office" xmlns:v="urn:schemas-microsoft-com:vml" xmlns:w10="urn:schemas-microsoft-com:office:word" xmlns:w="http://schemas.openxmlformats.org/wordprocessingml/2006/main" xmlns:w14="http://schemas.microsoft.com/office/word/2010/wordml" xmlns:w15="http://schemas.microsoft.com/office/word/2012/wordml" xmlns:w16cex="http://schemas.microsoft.com/office/word/2018/wordml/cex" xmlns:w16cid="http://schemas.microsoft.com/office/word/2016/wordml/cid" xmlns:w16="http://schemas.microsoft.com/office/word/2018/wordml" xmlns:w16sdtdh="http://schemas.microsoft.com/office/word/2020/wordml/sdtdatahash" xmlns:w16sdtfl="http://schemas.microsoft.com/office/word/2024/wordml/sdtformatlock" xmlns:w16se="http://schemas.microsoft.com/office/word/2015/wordml/symex" xmlns:w16du="http://schemas.microsoft.com/office/word/2023/wordml/word16du" xmlns:wne="http://schemas.microsoft.com/office/word/2006/wordml" mc:Ignorable="w14 w15 w16se w16cid w16 w16cex w16sdtdh w16sdtfl w16du wp14">
+<w:document xmlns:wpc="http://schemas.microsoft.com/office/word/2010/wordprocessingCanvas" xmlns:cx="http://schemas.microsoft.com/office/drawing/2014/chartex" xmlns:cx1="http://schemas.microsoft.com/office/drawing/2015/9/8/chartex" xmlns:cx2="http://schemas.microsoft.com/office/drawing/2015/10/21/chartex" xmlns:cx3="http://schemas.microsoft.com/office/drawing/2016/5/9/chartex" xmlns:cx4="http://schemas.microsoft.com/office/drawing/2016/5/10/chartex" xmlns:cx5="http://schemas.microsoft.com/office/drawing/2016/5/11/chartex" xmlns:cx6="http://schemas.microsoft.com/office/drawing/2016/5/12/chartex" xmlns:cx7="http://schemas.microsoft.com/office/drawing/2016/5/13/chartex" xmlns:cx8="http://schemas.microsoft.com/office/drawing/2016/5/14/chartex" xmlns:mc="http://schemas.openxmlformats.org/markup-compatibility/2006" xmlns:aink="http://schemas.microsoft.com/office/drawing/2016/ink" xmlns:am3d="http://schemas.microsoft.com/office/drawing/2017/model3d" xmlns:o="urn:schemas-microsoft-com:office:office" xmlns:oel="http://schemas.microsoft.com/office/2019/extlst" xmlns:r="http://schemas.openxmlformats.org/officeDocument/2006/relationships" xmlns:m="http://schemas.openxmlformats.org/officeDocument/2006/math" xmlns:v="urn:schemas-microsoft-com:vml" xmlns:wp14="http://schemas.microsoft.com/office/word/2010/wordprocessingDrawing" xmlns:wp="http://schemas.openxmlformats.org/drawingml/2006/wordprocessingDrawing" xmlns:w10="urn:schemas-microsoft-com:office:word" xmlns:w="http://schemas.openxmlformats.org/wordprocessingml/2006/main" xmlns:w14="http://schemas.microsoft.com/office/word/2010/wordml" xmlns:w15="http://schemas.microsoft.com/office/word/2012/wordml" xmlns:w16cei="http://schemas.microsoft.com/office/word/2026/wordml/cei" xmlns:w16cex="http://schemas.microsoft.com/office/word/2018/wordml/cex" xmlns:w16cid="http://schemas.microsoft.com/office/word/2016/wordml/cid" xmlns:w16="http://schemas.microsoft.com/office/word/2018/wordml" xmlns:w16du="http://schemas.microsoft.com/office/word/2023/wordml/word16du" xmlns:w16sdtdh="http://schemas.microsoft.com/office/word/2020/wordml/sdtdatahash" xmlns:w16sdtfl="http://schemas.microsoft.com/office/word/2024/wordml/sdtformatlock" xmlns:w16se="http://schemas.microsoft.com/office/word/2015/wordml/symex" xmlns:wpg="http://schemas.microsoft.com/office/word/2010/wordprocessingGroup" xmlns:wpi="http://schemas.microsoft.com/office/word/2010/wordprocessingInk" xmlns:wne="http://schemas.microsoft.com/office/word/2006/wordml" xmlns:wps="http://schemas.microsoft.com/office/word/2010/wordprocessingShape" mc:Ignorable="w14 w15 w16se w16cid w16 w16cex w16sdtdh w16sdtfl w16du wp14">
   <w:body>
     <w:p>
       <w:pPr>
@@ -84,7 +84,7 @@
                             <w:sdtContent>
                               <w:p>
                                 <w:pPr>
-                                  <w:pStyle w:val="a9"/>
+                                  <w:pStyle w:val="Title"/>
                                   <w:jc w:val="center"/>
                                   <w:rPr>
                                     <w:sz w:val="96"/>
@@ -103,7 +103,7 @@
                           </w:sdt>
                           <w:p>
                             <w:pPr>
-                              <w:pStyle w:val="a6"/>
+                              <w:pStyle w:val="Subtitle"/>
                               <w:ind w:left="709" w:right="720"/>
                               <w:jc w:val="center"/>
                               <w:rPr>
@@ -456,7 +456,7 @@
                 <v:stroke joinstyle="miter"/>
                 <v:path gradientshapeok="t" o:connecttype="rect"/>
               </v:shapetype>
-              <v:shape id="Text Box 14" o:spid="_x0000_s1026" type="#_x0000_t202" alt="Report title" style="position:absolute;margin-left:36pt;margin-top:85.4pt;width:540pt;height:148.1pt;z-index:-251641856;visibility:visible;mso-wrap-style:square;mso-width-percent:0;mso-height-percent:0;mso-wrap-distance-left:9pt;mso-wrap-distance-top:0;mso-wrap-distance-right:9pt;mso-wrap-distance-bottom:0;mso-position-horizontal:absolute;mso-position-horizontal-relative:page;mso-position-vertical:absolute;mso-position-vertical-relative:margin;mso-width-percent:0;mso-height-percent:0;mso-width-relative:margin;mso-height-relative:margin;v-text-anchor:bottom" o:gfxdata="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" o:allowoverlap="f" filled="f" stroked="f">
+              <v:shape id="Text Box 14" o:spid="_x0000_s1026" type="#_x0000_t202" alt="Report title" style="position:absolute;margin-left:36pt;margin-top:85.4pt;width:540pt;height:148.1pt;z-index:-251641856;visibility:visible;mso-wrap-style:square;mso-width-percent:0;mso-height-percent:0;mso-wrap-distance-left:9pt;mso-wrap-distance-top:0;mso-wrap-distance-right:9pt;mso-wrap-distance-bottom:0;mso-position-horizontal:absolute;mso-position-horizontal-relative:page;mso-position-vertical:absolute;mso-position-vertical-relative:margin;mso-width-percent:0;mso-height-percent:0;mso-width-relative:margin;mso-height-relative:margin;v-text-anchor:bottom" o:gfxdata="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" o:allowoverlap="f" filled="f" stroked="f">
                 <v:textbox inset="0,0,0,0">
                   <w:txbxContent>
                     <w:sdt>
@@ -993,7 +993,7 @@
           </mc:Choice>
           <mc:Fallback>
             <w:pict>
-              <v:shape w14:anchorId="6466823C" id="Text Box 2" o:spid="_x0000_s1027" type="#_x0000_t202" style="position:absolute;margin-left:40.3pt;margin-top:.05pt;width:545.45pt;height:87.55pt;z-index:251679744;visibility:visible;mso-wrap-style:square;mso-width-percent:0;mso-height-percent:0;mso-wrap-distance-left:9pt;mso-wrap-distance-top:7.2pt;mso-wrap-distance-right:9pt;mso-wrap-distance-bottom:7.2pt;mso-position-horizontal:absolute;mso-position-horizontal-relative:page;mso-position-vertical:absolute;mso-position-vertical-relative:text;mso-width-percent:0;mso-height-percent:0;mso-width-relative:margin;mso-height-relative:margin;v-text-anchor:top" o:gfxdata="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" filled="f" stroked="f">
+              <v:shape w14:anchorId="6466823C" id="Text Box 2" o:spid="_x0000_s1027" type="#_x0000_t202" style="position:absolute;margin-left:40.3pt;margin-top:.05pt;width:545.45pt;height:87.55pt;z-index:251679744;visibility:visible;mso-wrap-style:square;mso-width-percent:0;mso-height-percent:0;mso-wrap-distance-left:9pt;mso-wrap-distance-top:7.2pt;mso-wrap-distance-right:9pt;mso-wrap-distance-bottom:7.2pt;mso-position-horizontal:absolute;mso-position-horizontal-relative:page;mso-position-vertical:absolute;mso-position-vertical-relative:text;mso-width-percent:0;mso-height-percent:0;mso-width-relative:margin;mso-height-relative:margin;v-text-anchor:top" o:gfxdata="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" filled="f" stroked="f">
                 <v:textbox>
                   <w:txbxContent>
                     <w:p>
@@ -1261,7 +1261,7 @@
                               <w:txbxContent>
                                 <w:p>
                                   <w:pPr>
-                                    <w:pStyle w:val="af5"/>
+                                    <w:pStyle w:val="ListParagraph"/>
                                     <w:numPr>
                                       <w:ilvl w:val="0"/>
                                       <w:numId w:val="6"/>
@@ -1330,7 +1330,7 @@
                                 </w:p>
                                 <w:p>
                                   <w:pPr>
-                                    <w:pStyle w:val="af5"/>
+                                    <w:pStyle w:val="ListParagraph"/>
                                     <w:numPr>
                                       <w:ilvl w:val="0"/>
                                       <w:numId w:val="6"/>
@@ -1351,7 +1351,7 @@
                                 </w:p>
                                 <w:p>
                                   <w:pPr>
-                                    <w:pStyle w:val="af5"/>
+                                    <w:pStyle w:val="ListParagraph"/>
                                     <w:numPr>
                                       <w:ilvl w:val="0"/>
                                       <w:numId w:val="6"/>
@@ -1463,7 +1463,7 @@
                                 </w:p>
                                 <w:p>
                                   <w:pPr>
-                                    <w:pStyle w:val="af5"/>
+                                    <w:pStyle w:val="ListParagraph"/>
                                     <w:numPr>
                                       <w:ilvl w:val="0"/>
                                       <w:numId w:val="6"/>
@@ -1485,7 +1485,7 @@
                                 </w:p>
                                 <w:p>
                                   <w:pPr>
-                                    <w:pStyle w:val="af5"/>
+                                    <w:pStyle w:val="ListParagraph"/>
                                     <w:numPr>
                                       <w:ilvl w:val="0"/>
                                       <w:numId w:val="6"/>
@@ -1513,7 +1513,7 @@
                                 </w:p>
                                 <w:p>
                                   <w:pPr>
-                                    <w:pStyle w:val="af5"/>
+                                    <w:pStyle w:val="ListParagraph"/>
                                     <w:numPr>
                                       <w:ilvl w:val="0"/>
                                       <w:numId w:val="6"/>
@@ -1535,7 +1535,7 @@
                                 </w:p>
                                 <w:p>
                                   <w:pPr>
-                                    <w:pStyle w:val="af5"/>
+                                    <w:pStyle w:val="ListParagraph"/>
                                     <w:numPr>
                                       <w:ilvl w:val="0"/>
                                       <w:numId w:val="6"/>
@@ -1582,7 +1582,7 @@
                                 </w:p>
                                 <w:p>
                                   <w:pPr>
-                                    <w:pStyle w:val="af5"/>
+                                    <w:pStyle w:val="ListParagraph"/>
                                     <w:numPr>
                                       <w:ilvl w:val="0"/>
                                       <w:numId w:val="6"/>
@@ -1604,7 +1604,7 @@
                                 </w:p>
                                 <w:p>
                                   <w:pPr>
-                                    <w:pStyle w:val="af5"/>
+                                    <w:pStyle w:val="ListParagraph"/>
                                     <w:numPr>
                                       <w:ilvl w:val="0"/>
                                       <w:numId w:val="6"/>
@@ -1644,7 +1644,7 @@
                                 </w:p>
                                 <w:p>
                                   <w:pPr>
-                                    <w:pStyle w:val="af5"/>
+                                    <w:pStyle w:val="ListParagraph"/>
                                     <w:numPr>
                                       <w:ilvl w:val="0"/>
                                       <w:numId w:val="6"/>
@@ -1706,8 +1706,8 @@
               </mc:Choice>
               <mc:Fallback>
                 <w:pict>
-                  <v:group w14:anchorId="31857F9A" id="Group 198" o:spid="_x0000_s1028" style="position:absolute;margin-left:-105.75pt;margin-top:341.4pt;width:518.25pt;height:318.6pt;z-index:251677696;mso-wrap-distance-left:14.4pt;mso-wrap-distance-top:3.6pt;mso-wrap-distance-right:14.4pt;mso-wrap-distance-bottom:3.6pt;mso-position-horizontal-relative:margin;mso-position-vertical-relative:margin;mso-width-relative:margin;mso-height-relative:margin" coordorigin=",228" coordsize="35784,22576" o:gfxdata="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">
-                    <v:rect id="Rectangle 199" o:spid="_x0000_s1029" style="position:absolute;top:228;width:35674;height:2448;visibility:visible;mso-wrap-style:square;v-text-anchor:middle" o:gfxdata="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" fillcolor="#ef4623 [3204]" stroked="f" strokeweight="2pt">
+                  <v:group w14:anchorId="31857F9A" id="Group 198" o:spid="_x0000_s1028" style="position:absolute;margin-left:-105.75pt;margin-top:341.4pt;width:518.25pt;height:318.6pt;z-index:251677696;mso-wrap-distance-left:14.4pt;mso-wrap-distance-top:3.6pt;mso-wrap-distance-right:14.4pt;mso-wrap-distance-bottom:3.6pt;mso-position-horizontal-relative:margin;mso-position-vertical-relative:margin;mso-width-relative:margin;mso-height-relative:margin" coordorigin=",228" coordsize="35784,22576" o:gfxdata="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">
+                    <v:rect id="Rectangle 199" o:spid="_x0000_s1029" style="position:absolute;top:228;width:35674;height:2448;visibility:visible;mso-wrap-style:square;v-text-anchor:middle" o:gfxdata="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" fillcolor="#ef4623 [3204]" stroked="f" strokeweight="2pt">
                       <v:textbox>
                         <w:txbxContent>
                           <w:p>
@@ -1736,7 +1736,7 @@
                         </w:txbxContent>
                       </v:textbox>
                     </v:rect>
-                    <v:shape id="Text Box 200" o:spid="_x0000_s1030" type="#_x0000_t202" style="position:absolute;top:2896;width:35784;height:19908;visibility:visible;mso-wrap-style:square;v-text-anchor:top" o:gfxdata="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" filled="f" stroked="f" strokeweight=".5pt">
+                    <v:shape id="Text Box 200" o:spid="_x0000_s1030" type="#_x0000_t202" style="position:absolute;top:2896;width:35784;height:19908;visibility:visible;mso-wrap-style:square;v-text-anchor:top" o:gfxdata="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" filled="f" stroked="f" strokeweight=".5pt">
                       <v:textbox inset=",7.2pt,,0">
                         <w:txbxContent>
                           <w:p>
@@ -2264,9 +2264,9 @@
                                   <w:tblLook w:val="04A0" w:firstRow="1" w:lastRow="0" w:firstColumn="1" w:lastColumn="0" w:noHBand="0" w:noVBand="1"/>
                                 </w:tblPr>
                                 <w:tblGrid>
-                                  <w:gridCol w:w="5752"/>
-                                  <w:gridCol w:w="1431"/>
-                                  <w:gridCol w:w="3592"/>
+                                  <w:gridCol w:w="5760"/>
+                                  <w:gridCol w:w="1433"/>
+                                  <w:gridCol w:w="3597"/>
                                 </w:tblGrid>
                                 <w:tr>
                                   <w:trPr>
@@ -2306,7 +2306,7 @@
                                     </w:tcPr>
                                     <w:p>
                                       <w:pPr>
-                                        <w:pStyle w:val="a5"/>
+                                        <w:pStyle w:val="Footer"/>
                                         <w:rPr>
                                           <w:b/>
                                           <w:bCs/>
@@ -2332,7 +2332,6 @@
                                         </w:rPr>
                                         <w:t xml:space="preserve"> </w:t>
                                       </w:r>
-                                      <w:proofErr w:type="spellStart"/>
                                       <w:r>
                                         <w:rPr>
                                           <w:b/>
@@ -2340,33 +2339,12 @@
                                           <w:sz w:val="28"/>
                                           <w:szCs w:val="28"/>
                                         </w:rPr>
-                                        <w:t>Ghadi</w:t>
+                                        <w:t>Ghadi Alotaibi</w:t>
                                       </w:r>
-                                      <w:proofErr w:type="spellEnd"/>
-                                      <w:r>
-                                        <w:rPr>
-                                          <w:b/>
-                                          <w:bCs/>
-                                          <w:sz w:val="28"/>
-                                          <w:szCs w:val="28"/>
-                                        </w:rPr>
-                                        <w:t xml:space="preserve"> </w:t>
-                                      </w:r>
-                                      <w:proofErr w:type="spellStart"/>
-                                      <w:r>
-                                        <w:rPr>
-                                          <w:b/>
-                                          <w:bCs/>
-                                          <w:sz w:val="28"/>
-                                          <w:szCs w:val="28"/>
-                                        </w:rPr>
-                                        <w:t>Alotaibi</w:t>
-                                      </w:r>
-                                      <w:proofErr w:type="spellEnd"/>
                                     </w:p>
                                     <w:p>
                                       <w:pPr>
-                                        <w:pStyle w:val="a5"/>
+                                        <w:pStyle w:val="Footer"/>
                                         <w:rPr>
                                           <w:b/>
                                           <w:bCs/>
@@ -2392,34 +2370,12 @@
                                           <w:szCs w:val="28"/>
                                           <w:lang w:val="en-GB"/>
                                         </w:rPr>
-                                        <w:t xml:space="preserve">Bushra </w:t>
-                                      </w:r>
-                                      <w:proofErr w:type="spellStart"/>
-                                      <w:r>
-                                        <w:rPr>
-                                          <w:b/>
-                                          <w:bCs/>
-                                          <w:sz w:val="28"/>
-                                          <w:szCs w:val="28"/>
-                                          <w:lang w:val="en-GB"/>
-                                        </w:rPr>
-                                        <w:t>Alshayeb</w:t>
-                                      </w:r>
-                                      <w:proofErr w:type="spellEnd"/>
-                                      <w:r>
-                                        <w:rPr>
-                                          <w:b/>
-                                          <w:bCs/>
-                                          <w:sz w:val="28"/>
-                                          <w:szCs w:val="28"/>
-                                          <w:lang w:val="en-GB"/>
-                                        </w:rPr>
-                                        <w:t xml:space="preserve"> </w:t>
+                                        <w:t xml:space="preserve">Bushra Alshayeb </w:t>
                                       </w:r>
                                     </w:p>
                                     <w:p>
                                       <w:pPr>
-                                        <w:pStyle w:val="a5"/>
+                                        <w:pStyle w:val="Footer"/>
                                         <w:rPr>
                                           <w:b/>
                                           <w:bCs/>
@@ -2445,7 +2401,6 @@
                                         </w:rPr>
                                         <w:t xml:space="preserve"> </w:t>
                                       </w:r>
-                                      <w:proofErr w:type="spellStart"/>
                                       <w:r>
                                         <w:rPr>
                                           <w:b/>
@@ -2453,33 +2408,12 @@
                                           <w:sz w:val="28"/>
                                           <w:szCs w:val="28"/>
                                         </w:rPr>
-                                        <w:t>Shatha</w:t>
+                                        <w:t>Shatha khaled Baqais</w:t>
                                       </w:r>
-                                      <w:proofErr w:type="spellEnd"/>
-                                      <w:r>
-                                        <w:rPr>
-                                          <w:b/>
-                                          <w:bCs/>
-                                          <w:sz w:val="28"/>
-                                          <w:szCs w:val="28"/>
-                                        </w:rPr>
-                                        <w:t xml:space="preserve"> khaled </w:t>
-                                      </w:r>
-                                      <w:proofErr w:type="spellStart"/>
-                                      <w:r>
-                                        <w:rPr>
-                                          <w:b/>
-                                          <w:bCs/>
-                                          <w:sz w:val="28"/>
-                                          <w:szCs w:val="28"/>
-                                        </w:rPr>
-                                        <w:t>Baqais</w:t>
-                                      </w:r>
-                                      <w:proofErr w:type="spellEnd"/>
                                     </w:p>
                                     <w:p>
                                       <w:pPr>
-                                        <w:pStyle w:val="a5"/>
+                                        <w:pStyle w:val="Footer"/>
                                         <w:rPr>
                                           <w:b/>
                                           <w:bCs/>
@@ -2505,7 +2439,6 @@
                                         </w:rPr>
                                         <w:t xml:space="preserve"> </w:t>
                                       </w:r>
-                                      <w:proofErr w:type="spellStart"/>
                                       <w:r>
                                         <w:rPr>
                                           <w:b/>
@@ -2513,33 +2446,12 @@
                                           <w:sz w:val="28"/>
                                           <w:szCs w:val="28"/>
                                         </w:rPr>
-                                        <w:t>Atheer</w:t>
+                                        <w:t>Atheer alqahtani</w:t>
                                       </w:r>
-                                      <w:proofErr w:type="spellEnd"/>
-                                      <w:r>
-                                        <w:rPr>
-                                          <w:b/>
-                                          <w:bCs/>
-                                          <w:sz w:val="28"/>
-                                          <w:szCs w:val="28"/>
-                                        </w:rPr>
-                                        <w:t xml:space="preserve"> </w:t>
-                                      </w:r>
-                                      <w:proofErr w:type="spellStart"/>
-                                      <w:r>
-                                        <w:rPr>
-                                          <w:b/>
-                                          <w:bCs/>
-                                          <w:sz w:val="28"/>
-                                          <w:szCs w:val="28"/>
-                                        </w:rPr>
-                                        <w:t>alqahtani</w:t>
-                                      </w:r>
-                                      <w:proofErr w:type="spellEnd"/>
                                     </w:p>
                                     <w:p>
                                       <w:pPr>
-                                        <w:pStyle w:val="a5"/>
+                                        <w:pStyle w:val="Footer"/>
                                         <w:ind w:left="0"/>
                                         <w:rPr>
                                           <w:b/>
@@ -2559,7 +2471,7 @@
                                     </w:tcPr>
                                     <w:p>
                                       <w:pPr>
-                                        <w:pStyle w:val="a5"/>
+                                        <w:pStyle w:val="Footer"/>
                                         <w:ind w:left="0"/>
                                         <w:rPr>
                                           <w:b/>
@@ -2577,7 +2489,7 @@
                                     </w:tcPr>
                                     <w:p>
                                       <w:pPr>
-                                        <w:pStyle w:val="a5"/>
+                                        <w:pStyle w:val="Footer"/>
                                         <w:rPr>
                                           <w:b/>
                                           <w:bCs/>
@@ -2606,7 +2518,7 @@
                                     </w:p>
                                     <w:p>
                                       <w:pPr>
-                                        <w:pStyle w:val="a5"/>
+                                        <w:pStyle w:val="Footer"/>
                                         <w:rPr>
                                           <w:b/>
                                           <w:bCs/>
@@ -2644,7 +2556,7 @@
                                     </w:p>
                                     <w:p>
                                       <w:pPr>
-                                        <w:pStyle w:val="a5"/>
+                                        <w:pStyle w:val="Footer"/>
                                         <w:rPr>
                                           <w:b/>
                                           <w:bCs/>
@@ -2691,7 +2603,7 @@
                                     </w:p>
                                     <w:p>
                                       <w:pPr>
-                                        <w:pStyle w:val="a5"/>
+                                        <w:pStyle w:val="Footer"/>
                                         <w:rPr>
                                           <w:b/>
                                           <w:bCs/>
@@ -2741,7 +2653,7 @@
                                     </w:tcPr>
                                     <w:p>
                                       <w:pPr>
-                                        <w:pStyle w:val="a5"/>
+                                        <w:pStyle w:val="Footer"/>
                                         <w:ind w:left="0"/>
                                       </w:pPr>
                                     </w:p>
@@ -2753,7 +2665,7 @@
                                     </w:tcPr>
                                     <w:p>
                                       <w:pPr>
-                                        <w:pStyle w:val="a5"/>
+                                        <w:pStyle w:val="Footer"/>
                                       </w:pPr>
                                     </w:p>
                                   </w:tc>
@@ -2764,7 +2676,7 @@
                                     </w:tcPr>
                                     <w:p>
                                       <w:pPr>
-                                        <w:pStyle w:val="a5"/>
+                                        <w:pStyle w:val="Footer"/>
                                       </w:pPr>
                                     </w:p>
                                   </w:tc>
@@ -2772,7 +2684,7 @@
                               </w:tbl>
                               <w:p>
                                 <w:pPr>
-                                  <w:pStyle w:val="ad"/>
+                                  <w:pStyle w:val="NoSpacing"/>
                                 </w:pPr>
                               </w:p>
                             </w:txbxContent>
@@ -2797,7 +2709,11 @@
               </mc:Choice>
               <mc:Fallback>
                 <w:pict>
-                  <v:shape w14:anchorId="7CBAAF0B" id="Text Box 15" o:spid="_x0000_s1031" type="#_x0000_t202" alt="contact info" style="position:absolute;margin-left:36pt;margin-top:228.75pt;width:540pt;height:99.75pt;z-index:251675648;visibility:visible;mso-wrap-style:square;mso-width-percent:1282;mso-height-percent:0;mso-wrap-distance-left:9pt;mso-wrap-distance-top:0;mso-wrap-distance-right:9pt;mso-wrap-distance-bottom:0;mso-position-horizontal:absolute;mso-position-horizontal-relative:page;mso-position-vertical:absolute;mso-position-vertical-relative:margin;mso-width-percent:1282;mso-height-percent:0;mso-width-relative:margin;mso-height-relative:margin;v-text-anchor:bottom" o:gfxdata="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" o:allowoverlap="f" filled="f" stroked="f" strokeweight=".5pt">
+                  <v:shapetype w14:anchorId="7CBAAF0B" id="_x0000_t202" coordsize="21600,21600" o:spt="202" path="m,l,21600r21600,l21600,xe">
+                    <v:stroke joinstyle="miter"/>
+                    <v:path gradientshapeok="t" o:connecttype="rect"/>
+                  </v:shapetype>
+                  <v:shape id="Text Box 15" o:spid="_x0000_s1031" type="#_x0000_t202" alt="contact info" style="position:absolute;margin-left:36pt;margin-top:228.75pt;width:540pt;height:99.75pt;z-index:251675648;visibility:visible;mso-wrap-style:square;mso-width-percent:1282;mso-height-percent:0;mso-wrap-distance-left:9pt;mso-wrap-distance-top:0;mso-wrap-distance-right:9pt;mso-wrap-distance-bottom:0;mso-position-horizontal:absolute;mso-position-horizontal-relative:page;mso-position-vertical:absolute;mso-position-vertical-relative:margin;mso-width-percent:1282;mso-height-percent:0;mso-width-relative:margin;mso-height-relative:margin;v-text-anchor:bottom" o:gfxdata="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" o:allowoverlap="f" filled="f" stroked="f" strokeweight=".5pt">
                     <v:textbox inset="0,0,0,0">
                       <w:txbxContent>
                         <w:p>
@@ -2834,9 +2750,9 @@
                             <w:tblLook w:val="04A0" w:firstRow="1" w:lastRow="0" w:firstColumn="1" w:lastColumn="0" w:noHBand="0" w:noVBand="1"/>
                           </w:tblPr>
                           <w:tblGrid>
-                            <w:gridCol w:w="5752"/>
-                            <w:gridCol w:w="1431"/>
-                            <w:gridCol w:w="3592"/>
+                            <w:gridCol w:w="5760"/>
+                            <w:gridCol w:w="1433"/>
+                            <w:gridCol w:w="3597"/>
                           </w:tblGrid>
                           <w:tr>
                             <w:trPr>
@@ -2876,7 +2792,7 @@
                               </w:tcPr>
                               <w:p>
                                 <w:pPr>
-                                  <w:pStyle w:val="a5"/>
+                                  <w:pStyle w:val="Footer"/>
                                   <w:rPr>
                                     <w:b/>
                                     <w:bCs/>
@@ -2902,7 +2818,6 @@
                                   </w:rPr>
                                   <w:t xml:space="preserve"> </w:t>
                                 </w:r>
-                                <w:proofErr w:type="spellStart"/>
                                 <w:r>
                                   <w:rPr>
                                     <w:b/>
@@ -2910,33 +2825,12 @@
                                     <w:sz w:val="28"/>
                                     <w:szCs w:val="28"/>
                                   </w:rPr>
-                                  <w:t>Ghadi</w:t>
+                                  <w:t>Ghadi Alotaibi</w:t>
                                 </w:r>
-                                <w:proofErr w:type="spellEnd"/>
-                                <w:r>
-                                  <w:rPr>
-                                    <w:b/>
-                                    <w:bCs/>
-                                    <w:sz w:val="28"/>
-                                    <w:szCs w:val="28"/>
-                                  </w:rPr>
-                                  <w:t xml:space="preserve"> </w:t>
-                                </w:r>
-                                <w:proofErr w:type="spellStart"/>
-                                <w:r>
-                                  <w:rPr>
-                                    <w:b/>
-                                    <w:bCs/>
-                                    <w:sz w:val="28"/>
-                                    <w:szCs w:val="28"/>
-                                  </w:rPr>
-                                  <w:t>Alotaibi</w:t>
-                                </w:r>
-                                <w:proofErr w:type="spellEnd"/>
                               </w:p>
                               <w:p>
                                 <w:pPr>
-                                  <w:pStyle w:val="a5"/>
+                                  <w:pStyle w:val="Footer"/>
                                   <w:rPr>
                                     <w:b/>
                                     <w:bCs/>
@@ -2962,34 +2856,12 @@
                                     <w:szCs w:val="28"/>
                                     <w:lang w:val="en-GB"/>
                                   </w:rPr>
-                                  <w:t xml:space="preserve">Bushra </w:t>
-                                </w:r>
-                                <w:proofErr w:type="spellStart"/>
-                                <w:r>
-                                  <w:rPr>
-                                    <w:b/>
-                                    <w:bCs/>
-                                    <w:sz w:val="28"/>
-                                    <w:szCs w:val="28"/>
-                                    <w:lang w:val="en-GB"/>
-                                  </w:rPr>
-                                  <w:t>Alshayeb</w:t>
-                                </w:r>
-                                <w:proofErr w:type="spellEnd"/>
-                                <w:r>
-                                  <w:rPr>
-                                    <w:b/>
-                                    <w:bCs/>
-                                    <w:sz w:val="28"/>
-                                    <w:szCs w:val="28"/>
-                                    <w:lang w:val="en-GB"/>
-                                  </w:rPr>
-                                  <w:t xml:space="preserve"> </w:t>
+                                  <w:t xml:space="preserve">Bushra Alshayeb </w:t>
                                 </w:r>
                               </w:p>
                               <w:p>
                                 <w:pPr>
-                                  <w:pStyle w:val="a5"/>
+                                  <w:pStyle w:val="Footer"/>
                                   <w:rPr>
                                     <w:b/>
                                     <w:bCs/>
@@ -3015,7 +2887,6 @@
                                   </w:rPr>
                                   <w:t xml:space="preserve"> </w:t>
                                 </w:r>
-                                <w:proofErr w:type="spellStart"/>
                                 <w:r>
                                   <w:rPr>
                                     <w:b/>
@@ -3023,33 +2894,12 @@
                                     <w:sz w:val="28"/>
                                     <w:szCs w:val="28"/>
                                   </w:rPr>
-                                  <w:t>Shatha</w:t>
+                                  <w:t>Shatha khaled Baqais</w:t>
                                 </w:r>
-                                <w:proofErr w:type="spellEnd"/>
-                                <w:r>
-                                  <w:rPr>
-                                    <w:b/>
-                                    <w:bCs/>
-                                    <w:sz w:val="28"/>
-                                    <w:szCs w:val="28"/>
-                                  </w:rPr>
-                                  <w:t xml:space="preserve"> khaled </w:t>
-                                </w:r>
-                                <w:proofErr w:type="spellStart"/>
-                                <w:r>
-                                  <w:rPr>
-                                    <w:b/>
-                                    <w:bCs/>
-                                    <w:sz w:val="28"/>
-                                    <w:szCs w:val="28"/>
-                                  </w:rPr>
-                                  <w:t>Baqais</w:t>
-                                </w:r>
-                                <w:proofErr w:type="spellEnd"/>
                               </w:p>
                               <w:p>
                                 <w:pPr>
-                                  <w:pStyle w:val="a5"/>
+                                  <w:pStyle w:val="Footer"/>
                                   <w:rPr>
                                     <w:b/>
                                     <w:bCs/>
@@ -3075,7 +2925,6 @@
                                   </w:rPr>
                                   <w:t xml:space="preserve"> </w:t>
                                 </w:r>
-                                <w:proofErr w:type="spellStart"/>
                                 <w:r>
                                   <w:rPr>
                                     <w:b/>
@@ -3083,33 +2932,12 @@
                                     <w:sz w:val="28"/>
                                     <w:szCs w:val="28"/>
                                   </w:rPr>
-                                  <w:t>Atheer</w:t>
+                                  <w:t>Atheer alqahtani</w:t>
                                 </w:r>
-                                <w:proofErr w:type="spellEnd"/>
-                                <w:r>
-                                  <w:rPr>
-                                    <w:b/>
-                                    <w:bCs/>
-                                    <w:sz w:val="28"/>
-                                    <w:szCs w:val="28"/>
-                                  </w:rPr>
-                                  <w:t xml:space="preserve"> </w:t>
-                                </w:r>
-                                <w:proofErr w:type="spellStart"/>
-                                <w:r>
-                                  <w:rPr>
-                                    <w:b/>
-                                    <w:bCs/>
-                                    <w:sz w:val="28"/>
-                                    <w:szCs w:val="28"/>
-                                  </w:rPr>
-                                  <w:t>alqahtani</w:t>
-                                </w:r>
-                                <w:proofErr w:type="spellEnd"/>
                               </w:p>
                               <w:p>
                                 <w:pPr>
-                                  <w:pStyle w:val="a5"/>
+                                  <w:pStyle w:val="Footer"/>
                                   <w:ind w:left="0"/>
                                   <w:rPr>
                                     <w:b/>
@@ -3129,7 +2957,7 @@
                               </w:tcPr>
                               <w:p>
                                 <w:pPr>
-                                  <w:pStyle w:val="a5"/>
+                                  <w:pStyle w:val="Footer"/>
                                   <w:ind w:left="0"/>
                                   <w:rPr>
                                     <w:b/>
@@ -3147,7 +2975,7 @@
                               </w:tcPr>
                               <w:p>
                                 <w:pPr>
-                                  <w:pStyle w:val="a5"/>
+                                  <w:pStyle w:val="Footer"/>
                                   <w:rPr>
                                     <w:b/>
                                     <w:bCs/>
@@ -3176,7 +3004,7 @@
                               </w:p>
                               <w:p>
                                 <w:pPr>
-                                  <w:pStyle w:val="a5"/>
+                                  <w:pStyle w:val="Footer"/>
                                   <w:rPr>
                                     <w:b/>
                                     <w:bCs/>
@@ -3214,7 +3042,7 @@
                               </w:p>
                               <w:p>
                                 <w:pPr>
-                                  <w:pStyle w:val="a5"/>
+                                  <w:pStyle w:val="Footer"/>
                                   <w:rPr>
                                     <w:b/>
                                     <w:bCs/>
@@ -3261,7 +3089,7 @@
                               </w:p>
                               <w:p>
                                 <w:pPr>
-                                  <w:pStyle w:val="a5"/>
+                                  <w:pStyle w:val="Footer"/>
                                   <w:rPr>
                                     <w:b/>
                                     <w:bCs/>
@@ -3311,7 +3139,7 @@
                               </w:tcPr>
                               <w:p>
                                 <w:pPr>
-                                  <w:pStyle w:val="a5"/>
+                                  <w:pStyle w:val="Footer"/>
                                   <w:ind w:left="0"/>
                                 </w:pPr>
                               </w:p>
@@ -3323,7 +3151,7 @@
                               </w:tcPr>
                               <w:p>
                                 <w:pPr>
-                                  <w:pStyle w:val="a5"/>
+                                  <w:pStyle w:val="Footer"/>
                                 </w:pPr>
                               </w:p>
                             </w:tc>
@@ -3334,7 +3162,7 @@
                               </w:tcPr>
                               <w:p>
                                 <w:pPr>
-                                  <w:pStyle w:val="a5"/>
+                                  <w:pStyle w:val="Footer"/>
                                 </w:pPr>
                               </w:p>
                             </w:tc>
@@ -3342,7 +3170,7 @@
                         </w:tbl>
                         <w:p>
                           <w:pPr>
-                            <w:pStyle w:val="ad"/>
+                            <w:pStyle w:val="NoSpacing"/>
                           </w:pPr>
                         </w:p>
                       </w:txbxContent>
@@ -3384,7 +3212,7 @@
     </w:p>
     <w:p>
       <w:pPr>
-        <w:pStyle w:val="1"/>
+        <w:pStyle w:val="Heading1"/>
         <w:spacing w:before="0" w:after="0"/>
         <w:rPr>
           <w:rFonts w:ascii="Times New Roman" w:hAnsi="Times New Roman" w:cs="Times New Roman"/>
@@ -3525,7 +3353,7 @@
     </w:p>
     <w:p>
       <w:pPr>
-        <w:pStyle w:val="af5"/>
+        <w:pStyle w:val="ListParagraph"/>
         <w:numPr>
           <w:ilvl w:val="1"/>
           <w:numId w:val="6"/>
@@ -3604,7 +3432,7 @@
     </w:p>
     <w:p>
       <w:pPr>
-        <w:pStyle w:val="af5"/>
+        <w:pStyle w:val="ListParagraph"/>
         <w:numPr>
           <w:ilvl w:val="1"/>
           <w:numId w:val="6"/>
@@ -3690,7 +3518,7 @@
     </w:p>
     <w:p>
       <w:pPr>
-        <w:pStyle w:val="af5"/>
+        <w:pStyle w:val="ListParagraph"/>
         <w:numPr>
           <w:ilvl w:val="1"/>
           <w:numId w:val="6"/>
@@ -3776,7 +3604,7 @@
     </w:p>
     <w:p>
       <w:pPr>
-        <w:pStyle w:val="af5"/>
+        <w:pStyle w:val="ListParagraph"/>
         <w:numPr>
           <w:ilvl w:val="1"/>
           <w:numId w:val="6"/>
@@ -4022,7 +3850,7 @@
     </w:p>
     <w:p>
       <w:pPr>
-        <w:pStyle w:val="af5"/>
+        <w:pStyle w:val="ListParagraph"/>
         <w:numPr>
           <w:ilvl w:val="0"/>
           <w:numId w:val="19"/>
@@ -4047,7 +3875,7 @@
     </w:p>
     <w:p>
       <w:pPr>
-        <w:pStyle w:val="af5"/>
+        <w:pStyle w:val="ListParagraph"/>
         <w:numPr>
           <w:ilvl w:val="0"/>
           <w:numId w:val="19"/>
@@ -4072,7 +3900,7 @@
     </w:p>
     <w:p>
       <w:pPr>
-        <w:pStyle w:val="af5"/>
+        <w:pStyle w:val="ListParagraph"/>
         <w:numPr>
           <w:ilvl w:val="0"/>
           <w:numId w:val="19"/>
@@ -4169,7 +3997,7 @@
     </w:p>
     <w:p>
       <w:pPr>
-        <w:pStyle w:val="af5"/>
+        <w:pStyle w:val="ListParagraph"/>
         <w:numPr>
           <w:ilvl w:val="0"/>
           <w:numId w:val="19"/>
@@ -4371,25 +4199,7 @@
           <w:sz w:val="24"/>
           <w:szCs w:val="24"/>
         </w:rPr>
-        <w:t xml:space="preserve"> to the live report document, GitHub/GitLab repository, and Google </w:t>
-      </w:r>
-      <w:proofErr w:type="spellStart"/>
-      <w:r>
-        <w:rPr>
-          <w:rFonts w:ascii="Times New Roman" w:hAnsi="Times New Roman" w:cs="Times New Roman"/>
-          <w:sz w:val="24"/>
-          <w:szCs w:val="24"/>
-        </w:rPr>
-        <w:t>Colab</w:t>
-      </w:r>
-      <w:proofErr w:type="spellEnd"/>
-      <w:r>
-        <w:rPr>
-          <w:rFonts w:ascii="Times New Roman" w:hAnsi="Times New Roman" w:cs="Times New Roman"/>
-          <w:sz w:val="24"/>
-          <w:szCs w:val="24"/>
-        </w:rPr>
-        <w:t xml:space="preserve"> notebook (if applicable) in the </w:t>
+        <w:t xml:space="preserve"> to the live report document, GitHub/GitLab repository, and Google Colab notebook (if applicable) in the </w:t>
       </w:r>
       <w:r>
         <w:rPr>
@@ -4550,7 +4360,7 @@
     </w:p>
     <w:p>
       <w:pPr>
-        <w:pStyle w:val="af5"/>
+        <w:pStyle w:val="ListParagraph"/>
         <w:numPr>
           <w:ilvl w:val="0"/>
           <w:numId w:val="7"/>
@@ -4588,7 +4398,7 @@
     </w:p>
     <w:p>
       <w:pPr>
-        <w:pStyle w:val="af5"/>
+        <w:pStyle w:val="ListParagraph"/>
         <w:numPr>
           <w:ilvl w:val="0"/>
           <w:numId w:val="7"/>
@@ -4704,7 +4514,7 @@
     </w:p>
     <w:p>
       <w:pPr>
-        <w:pStyle w:val="1"/>
+        <w:pStyle w:val="Heading1"/>
         <w:rPr>
           <w:rFonts w:ascii="Times New Roman" w:hAnsi="Times New Roman" w:cs="Times New Roman"/>
           <w:color w:val="auto"/>
@@ -4823,16 +4633,16 @@
                         <w:txbxContent>
                           <w:p>
                             <w:pPr>
-                              <w:pStyle w:val="af"/>
+                              <w:pStyle w:val="Quote"/>
                               <w:rPr>
-                                <w:rStyle w:val="Char5"/>
+                                <w:rStyle w:val="QuoteChar"/>
                                 <w:i/>
                                 <w:iCs/>
                               </w:rPr>
                             </w:pPr>
                             <w:r>
                               <w:rPr>
-                                <w:rStyle w:val="Char5"/>
+                                <w:rStyle w:val="QuoteChar"/>
                                 <w:i/>
                                 <w:iCs/>
                               </w:rPr>
@@ -4850,7 +4660,7 @@
                           </w:p>
                           <w:p>
                             <w:pPr>
-                              <w:pStyle w:val="af6"/>
+                              <w:pStyle w:val="NormalWeb"/>
                               <w:shd w:val="clear" w:color="auto" w:fill="FFFFFF"/>
                               <w:spacing w:before="0" w:beforeAutospacing="0" w:after="0" w:afterAutospacing="0" w:line="360" w:lineRule="auto"/>
                               <w:jc w:val="both"/>
@@ -4878,7 +4688,7 @@
                           </w:p>
                           <w:p>
                             <w:pPr>
-                              <w:pStyle w:val="af6"/>
+                              <w:pStyle w:val="NormalWeb"/>
                               <w:shd w:val="clear" w:color="auto" w:fill="FFFFFF"/>
                               <w:spacing w:before="0" w:beforeAutospacing="0" w:after="0" w:afterAutospacing="0"/>
                               <w:rPr>
@@ -4941,7 +4751,7 @@
           </mc:Choice>
           <mc:Fallback>
             <w:pict>
-              <v:shape w14:anchorId="2E8B6DDD" id="Text Box 1" o:spid="_x0000_s1032" type="#_x0000_t202" alt="Sidebar" style="position:absolute;left:0;text-align:left;margin-left:32.5pt;margin-top:6.6pt;width:95.9pt;height:181.45pt;z-index:251681792;visibility:visible;mso-wrap-style:square;mso-width-percent:250;mso-height-percent:950;mso-wrap-distance-left:14.4pt;mso-wrap-distance-top:0;mso-wrap-distance-right:14.4pt;mso-wrap-distance-bottom:3in;mso-position-horizontal:absolute;mso-position-horizontal-relative:page;mso-position-vertical:absolute;mso-position-vertical-relative:margin;mso-width-percent:250;mso-height-percent:950;mso-width-relative:margin;mso-height-relative:margin;v-text-anchor:top" o:gfxdata="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" filled="f" stroked="f" strokeweight=".5pt">
+              <v:shape w14:anchorId="2E8B6DDD" id="Text Box 1" o:spid="_x0000_s1032" type="#_x0000_t202" alt="Sidebar" style="position:absolute;left:0;text-align:left;margin-left:32.5pt;margin-top:6.6pt;width:95.9pt;height:181.45pt;z-index:251681792;visibility:visible;mso-wrap-style:square;mso-width-percent:250;mso-height-percent:950;mso-wrap-distance-left:14.4pt;mso-wrap-distance-top:0;mso-wrap-distance-right:14.4pt;mso-wrap-distance-bottom:3in;mso-position-horizontal:absolute;mso-position-horizontal-relative:page;mso-position-vertical:absolute;mso-position-vertical-relative:margin;mso-width-percent:250;mso-height-percent:950;mso-width-relative:margin;mso-height-relative:margin;v-text-anchor:top" o:gfxdata="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" filled="f" stroked="f" strokeweight=".5pt">
                 <v:textbox inset="3.6pt,0,3.6pt,0">
                   <w:txbxContent>
                     <w:p>
@@ -5103,7 +4913,7 @@
     </w:p>
     <w:p>
       <w:pPr>
-        <w:pStyle w:val="1"/>
+        <w:pStyle w:val="Heading1"/>
       </w:pPr>
       <w:r>
         <w:lastRenderedPageBreak/>
@@ -5112,7 +4922,7 @@
     </w:p>
     <w:p>
       <w:pPr>
-        <w:pStyle w:val="a"/>
+        <w:pStyle w:val="ListBullet"/>
         <w:rPr>
           <w:rFonts w:ascii="Times New Roman" w:hAnsi="Times New Roman" w:cs="Times New Roman"/>
           <w:sz w:val="24"/>
@@ -5130,7 +4940,7 @@
     </w:p>
     <w:p>
       <w:pPr>
-        <w:pStyle w:val="a"/>
+        <w:pStyle w:val="ListBullet"/>
         <w:rPr>
           <w:rFonts w:ascii="Times New Roman" w:hAnsi="Times New Roman" w:cs="Times New Roman"/>
           <w:sz w:val="24"/>
@@ -5145,32 +4955,12 @@
           <w:szCs w:val="24"/>
           <w:lang w:val="es-ES"/>
         </w:rPr>
-        <w:t xml:space="preserve">A complete ER/EER </w:t>
-      </w:r>
-      <w:proofErr w:type="spellStart"/>
-      <w:r>
-        <w:rPr>
-          <w:rFonts w:ascii="Times New Roman" w:hAnsi="Times New Roman" w:cs="Times New Roman"/>
-          <w:sz w:val="24"/>
-          <w:szCs w:val="24"/>
-          <w:lang w:val="es-ES"/>
-        </w:rPr>
-        <w:t>diagram</w:t>
-      </w:r>
-      <w:proofErr w:type="spellEnd"/>
-      <w:r>
-        <w:rPr>
-          <w:rFonts w:ascii="Times New Roman" w:hAnsi="Times New Roman" w:cs="Times New Roman"/>
-          <w:sz w:val="24"/>
-          <w:szCs w:val="24"/>
-          <w:lang w:val="es-ES"/>
-        </w:rPr>
-        <w:t>.</w:t>
-      </w:r>
-    </w:p>
-    <w:p>
-      <w:pPr>
-        <w:pStyle w:val="a"/>
+        <w:t>A complete ER/EER diagram.</w:t>
+      </w:r>
+    </w:p>
+    <w:p>
+      <w:pPr>
+        <w:pStyle w:val="ListBullet"/>
         <w:rPr>
           <w:rFonts w:ascii="Times New Roman" w:hAnsi="Times New Roman" w:cs="Times New Roman"/>
           <w:sz w:val="24"/>
@@ -5188,7 +4978,7 @@
     </w:p>
     <w:p>
       <w:pPr>
-        <w:pStyle w:val="a"/>
+        <w:pStyle w:val="ListBullet"/>
         <w:rPr>
           <w:rFonts w:ascii="Times New Roman" w:hAnsi="Times New Roman" w:cs="Times New Roman"/>
           <w:sz w:val="24"/>
@@ -5206,7 +4996,7 @@
     </w:p>
     <w:p>
       <w:pPr>
-        <w:pStyle w:val="a"/>
+        <w:pStyle w:val="ListBullet"/>
         <w:rPr>
           <w:rFonts w:ascii="Times New Roman" w:hAnsi="Times New Roman" w:cs="Times New Roman"/>
           <w:sz w:val="24"/>
@@ -5224,7 +5014,7 @@
     </w:p>
     <w:p>
       <w:pPr>
-        <w:pStyle w:val="a"/>
+        <w:pStyle w:val="ListBullet"/>
         <w:rPr>
           <w:rFonts w:ascii="Times New Roman" w:hAnsi="Times New Roman" w:cs="Times New Roman"/>
           <w:sz w:val="24"/>
@@ -5242,7 +5032,7 @@
     </w:p>
     <w:p>
       <w:pPr>
-        <w:pStyle w:val="a"/>
+        <w:pStyle w:val="ListBullet"/>
         <w:numPr>
           <w:ilvl w:val="0"/>
           <w:numId w:val="0"/>
@@ -5330,7 +5120,7 @@
     </w:p>
     <w:p>
       <w:pPr>
-        <w:pStyle w:val="a"/>
+        <w:pStyle w:val="ListBullet"/>
         <w:numPr>
           <w:ilvl w:val="0"/>
           <w:numId w:val="0"/>
@@ -5581,10 +5371,12 @@
           <w:szCs w:val="24"/>
           <w:lang w:eastAsia="en-US"/>
         </w:rPr>
-        <w:t xml:space="preserve"> (</w:t>
-      </w:r>
-      <w:proofErr w:type="spellStart"/>
-      <w:r>
+        <w:t xml:space="preserve"> (VARCHAR) -</w:t>
+      </w:r>
+    </w:p>
+    <w:p>
+      <w:pPr>
+        <w:spacing w:after="0" w:line="240" w:lineRule="auto"/>
         <w:rPr>
           <w:rFonts w:ascii="Times New Roman" w:eastAsiaTheme="minorEastAsia" w:hAnsi="Times New Roman" w:cs="Times New Roman"/>
           <w:color w:val="000000"/>
@@ -5592,9 +5384,17 @@
           <w:szCs w:val="24"/>
           <w:lang w:eastAsia="en-US"/>
         </w:rPr>
-        <w:t>VARCHAR</w:t>
-      </w:r>
-      <w:proofErr w:type="spellEnd"/>
+      </w:pPr>
+      <w:r>
+        <w:rPr>
+          <w:rFonts w:ascii="Helvetica" w:eastAsiaTheme="minorEastAsia" w:hAnsi="Helvetica" w:cs="Times New Roman"/>
+          <w:color w:val="000000"/>
+          <w:sz w:val="24"/>
+          <w:szCs w:val="24"/>
+          <w:lang w:eastAsia="en-US"/>
+        </w:rPr>
+        <w:t>PhoneNumber</w:t>
+      </w:r>
       <w:r>
         <w:rPr>
           <w:rFonts w:ascii="Times New Roman" w:eastAsiaTheme="minorEastAsia" w:hAnsi="Times New Roman" w:cs="Times New Roman"/>
@@ -5603,12 +5403,19 @@
           <w:szCs w:val="24"/>
           <w:lang w:eastAsia="en-US"/>
         </w:rPr>
-        <w:t>) -</w:t>
-      </w:r>
-    </w:p>
-    <w:p>
-      <w:pPr>
-        <w:spacing w:after="0" w:line="240" w:lineRule="auto"/>
+        <w:t xml:space="preserve"> (VARCHAR, UNIQUE) - </w:t>
+      </w:r>
+      <w:r>
+        <w:rPr>
+          <w:rFonts w:ascii="Helvetica" w:eastAsiaTheme="minorEastAsia" w:hAnsi="Helvetica" w:cs="Times New Roman"/>
+          <w:color w:val="000000"/>
+          <w:sz w:val="24"/>
+          <w:szCs w:val="24"/>
+          <w:lang w:eastAsia="en-US"/>
+        </w:rPr>
+        <w:t>Email</w:t>
+      </w:r>
+      <w:r>
         <w:rPr>
           <w:rFonts w:ascii="Times New Roman" w:eastAsiaTheme="minorEastAsia" w:hAnsi="Times New Roman" w:cs="Times New Roman"/>
           <w:color w:val="000000"/>
@@ -5616,90 +5423,7 @@
           <w:szCs w:val="24"/>
           <w:lang w:eastAsia="en-US"/>
         </w:rPr>
-      </w:pPr>
-      <w:r>
-        <w:rPr>
-          <w:rFonts w:ascii="Helvetica" w:eastAsiaTheme="minorEastAsia" w:hAnsi="Helvetica" w:cs="Times New Roman"/>
-          <w:color w:val="000000"/>
-          <w:sz w:val="24"/>
-          <w:szCs w:val="24"/>
-          <w:lang w:eastAsia="en-US"/>
-        </w:rPr>
-        <w:t>PhoneNumber</w:t>
-      </w:r>
-      <w:r>
-        <w:rPr>
-          <w:rFonts w:ascii="Times New Roman" w:eastAsiaTheme="minorEastAsia" w:hAnsi="Times New Roman" w:cs="Times New Roman"/>
-          <w:color w:val="000000"/>
-          <w:sz w:val="24"/>
-          <w:szCs w:val="24"/>
-          <w:lang w:eastAsia="en-US"/>
-        </w:rPr>
-        <w:t xml:space="preserve"> (</w:t>
-      </w:r>
-      <w:proofErr w:type="spellStart"/>
-      <w:r>
-        <w:rPr>
-          <w:rFonts w:ascii="Times New Roman" w:eastAsiaTheme="minorEastAsia" w:hAnsi="Times New Roman" w:cs="Times New Roman"/>
-          <w:color w:val="000000"/>
-          <w:sz w:val="24"/>
-          <w:szCs w:val="24"/>
-          <w:lang w:eastAsia="en-US"/>
-        </w:rPr>
-        <w:t>VARCHAR</w:t>
-      </w:r>
-      <w:proofErr w:type="spellEnd"/>
-      <w:r>
-        <w:rPr>
-          <w:rFonts w:ascii="Times New Roman" w:eastAsiaTheme="minorEastAsia" w:hAnsi="Times New Roman" w:cs="Times New Roman"/>
-          <w:color w:val="000000"/>
-          <w:sz w:val="24"/>
-          <w:szCs w:val="24"/>
-          <w:lang w:eastAsia="en-US"/>
-        </w:rPr>
-        <w:t xml:space="preserve">, UNIQUE) - </w:t>
-      </w:r>
-      <w:r>
-        <w:rPr>
-          <w:rFonts w:ascii="Helvetica" w:eastAsiaTheme="minorEastAsia" w:hAnsi="Helvetica" w:cs="Times New Roman"/>
-          <w:color w:val="000000"/>
-          <w:sz w:val="24"/>
-          <w:szCs w:val="24"/>
-          <w:lang w:eastAsia="en-US"/>
-        </w:rPr>
-        <w:t>Email</w:t>
-      </w:r>
-      <w:r>
-        <w:rPr>
-          <w:rFonts w:ascii="Times New Roman" w:eastAsiaTheme="minorEastAsia" w:hAnsi="Times New Roman" w:cs="Times New Roman"/>
-          <w:color w:val="000000"/>
-          <w:sz w:val="24"/>
-          <w:szCs w:val="24"/>
-          <w:lang w:eastAsia="en-US"/>
-        </w:rPr>
-        <w:t xml:space="preserve"> (</w:t>
-      </w:r>
-      <w:proofErr w:type="spellStart"/>
-      <w:r>
-        <w:rPr>
-          <w:rFonts w:ascii="Times New Roman" w:eastAsiaTheme="minorEastAsia" w:hAnsi="Times New Roman" w:cs="Times New Roman"/>
-          <w:color w:val="000000"/>
-          <w:sz w:val="24"/>
-          <w:szCs w:val="24"/>
-          <w:lang w:eastAsia="en-US"/>
-        </w:rPr>
-        <w:t>VARCHAR</w:t>
-      </w:r>
-      <w:proofErr w:type="spellEnd"/>
-      <w:r>
-        <w:rPr>
-          <w:rFonts w:ascii="Times New Roman" w:eastAsiaTheme="minorEastAsia" w:hAnsi="Times New Roman" w:cs="Times New Roman"/>
-          <w:color w:val="000000"/>
-          <w:sz w:val="24"/>
-          <w:szCs w:val="24"/>
-          <w:lang w:eastAsia="en-US"/>
-        </w:rPr>
-        <w:t>,</w:t>
+        <w:t xml:space="preserve"> (VARCHAR,</w:t>
       </w:r>
     </w:p>
     <w:p>
@@ -5857,29 +5581,7 @@
           <w:szCs w:val="24"/>
           <w:lang w:eastAsia="en-US"/>
         </w:rPr>
-        <w:t xml:space="preserve"> (</w:t>
-      </w:r>
-      <w:proofErr w:type="spellStart"/>
-      <w:r>
-        <w:rPr>
-          <w:rFonts w:ascii="Times New Roman" w:eastAsiaTheme="minorEastAsia" w:hAnsi="Times New Roman" w:cs="Times New Roman"/>
-          <w:color w:val="000000"/>
-          <w:sz w:val="24"/>
-          <w:szCs w:val="24"/>
-          <w:lang w:eastAsia="en-US"/>
-        </w:rPr>
-        <w:t>VARCHAR</w:t>
-      </w:r>
-      <w:proofErr w:type="spellEnd"/>
-      <w:r>
-        <w:rPr>
-          <w:rFonts w:ascii="Times New Roman" w:eastAsiaTheme="minorEastAsia" w:hAnsi="Times New Roman" w:cs="Times New Roman"/>
-          <w:color w:val="000000"/>
-          <w:sz w:val="24"/>
-          <w:szCs w:val="24"/>
-          <w:lang w:eastAsia="en-US"/>
-        </w:rPr>
-        <w:t>)</w:t>
+        <w:t xml:space="preserve"> (VARCHAR)</w:t>
       </w:r>
     </w:p>
     <w:p>
@@ -5975,29 +5677,7 @@
           <w:szCs w:val="24"/>
           <w:lang w:eastAsia="en-US"/>
         </w:rPr>
-        <w:t xml:space="preserve"> (</w:t>
-      </w:r>
-      <w:proofErr w:type="spellStart"/>
-      <w:r>
-        <w:rPr>
-          <w:rFonts w:ascii="Times New Roman" w:eastAsiaTheme="minorEastAsia" w:hAnsi="Times New Roman" w:cs="Times New Roman"/>
-          <w:color w:val="000000"/>
-          <w:sz w:val="24"/>
-          <w:szCs w:val="24"/>
-          <w:lang w:eastAsia="en-US"/>
-        </w:rPr>
-        <w:t>VARCHAR</w:t>
-      </w:r>
-      <w:proofErr w:type="spellEnd"/>
-      <w:r>
-        <w:rPr>
-          <w:rFonts w:ascii="Times New Roman" w:eastAsiaTheme="minorEastAsia" w:hAnsi="Times New Roman" w:cs="Times New Roman"/>
-          <w:color w:val="000000"/>
-          <w:sz w:val="24"/>
-          <w:szCs w:val="24"/>
-          <w:lang w:eastAsia="en-US"/>
-        </w:rPr>
-        <w:t>)</w:t>
+        <w:t xml:space="preserve"> (VARCHAR)</w:t>
       </w:r>
     </w:p>
     <w:p>
@@ -6083,9 +5763,18 @@
           <w:szCs w:val="24"/>
           <w:lang w:eastAsia="en-US"/>
         </w:rPr>
-        <w:t>(</w:t>
-      </w:r>
-      <w:proofErr w:type="spellStart"/>
+        <w:t xml:space="preserve">(VARCHAR) - </w:t>
+      </w:r>
+      <w:r>
+        <w:rPr>
+          <w:rFonts w:ascii="Helvetica" w:eastAsiaTheme="minorEastAsia" w:hAnsi="Helvetica" w:cs="Times New Roman"/>
+          <w:color w:val="000000"/>
+          <w:sz w:val="24"/>
+          <w:szCs w:val="24"/>
+          <w:lang w:eastAsia="en-US"/>
+        </w:rPr>
+        <w:t>DateOfBirth</w:t>
+      </w:r>
       <w:r>
         <w:rPr>
           <w:rFonts w:ascii="Times New Roman" w:eastAsiaTheme="minorEastAsia" w:hAnsi="Times New Roman" w:cs="Times New Roman"/>
@@ -6094,9 +5783,18 @@
           <w:szCs w:val="24"/>
           <w:lang w:eastAsia="en-US"/>
         </w:rPr>
-        <w:t>VARCHAR</w:t>
-      </w:r>
-      <w:proofErr w:type="spellEnd"/>
+        <w:t xml:space="preserve"> (DATE) - </w:t>
+      </w:r>
+      <w:r>
+        <w:rPr>
+          <w:rFonts w:ascii="Helvetica" w:eastAsiaTheme="minorEastAsia" w:hAnsi="Helvetica" w:cs="Times New Roman"/>
+          <w:color w:val="000000"/>
+          <w:sz w:val="24"/>
+          <w:szCs w:val="24"/>
+          <w:lang w:eastAsia="en-US"/>
+        </w:rPr>
+        <w:t>Gender</w:t>
+      </w:r>
       <w:r>
         <w:rPr>
           <w:rFonts w:ascii="Times New Roman" w:eastAsiaTheme="minorEastAsia" w:hAnsi="Times New Roman" w:cs="Times New Roman"/>
@@ -6105,19 +5803,12 @@
           <w:szCs w:val="24"/>
           <w:lang w:eastAsia="en-US"/>
         </w:rPr>
-        <w:t xml:space="preserve">) - </w:t>
-      </w:r>
-      <w:r>
-        <w:rPr>
-          <w:rFonts w:ascii="Helvetica" w:eastAsiaTheme="minorEastAsia" w:hAnsi="Helvetica" w:cs="Times New Roman"/>
-          <w:color w:val="000000"/>
-          <w:sz w:val="24"/>
-          <w:szCs w:val="24"/>
-          <w:lang w:eastAsia="en-US"/>
-        </w:rPr>
-        <w:t>DateOfBirth</w:t>
-      </w:r>
-      <w:r>
+        <w:t xml:space="preserve"> (ENUM) -</w:t>
+      </w:r>
+    </w:p>
+    <w:p>
+      <w:pPr>
+        <w:spacing w:after="0" w:line="240" w:lineRule="auto"/>
         <w:rPr>
           <w:rFonts w:ascii="Times New Roman" w:eastAsiaTheme="minorEastAsia" w:hAnsi="Times New Roman" w:cs="Times New Roman"/>
           <w:color w:val="000000"/>
@@ -6125,17 +5816,16 @@
           <w:szCs w:val="24"/>
           <w:lang w:eastAsia="en-US"/>
         </w:rPr>
-        <w:t xml:space="preserve"> (DATE) - </w:t>
-      </w:r>
-      <w:r>
-        <w:rPr>
-          <w:rFonts w:ascii="Helvetica" w:eastAsiaTheme="minorEastAsia" w:hAnsi="Helvetica" w:cs="Times New Roman"/>
-          <w:color w:val="000000"/>
-          <w:sz w:val="24"/>
-          <w:szCs w:val="24"/>
-          <w:lang w:eastAsia="en-US"/>
-        </w:rPr>
-        <w:t>Gender</w:t>
+      </w:pPr>
+      <w:r>
+        <w:rPr>
+          <w:rFonts w:ascii="Helvetica" w:eastAsiaTheme="minorEastAsia" w:hAnsi="Helvetica" w:cs="Times New Roman"/>
+          <w:color w:val="000000"/>
+          <w:sz w:val="24"/>
+          <w:szCs w:val="24"/>
+          <w:lang w:eastAsia="en-US"/>
+        </w:rPr>
+        <w:t>Address</w:t>
       </w:r>
       <w:r>
         <w:rPr>
@@ -6145,7 +5835,37 @@
           <w:szCs w:val="24"/>
           <w:lang w:eastAsia="en-US"/>
         </w:rPr>
-        <w:t xml:space="preserve"> (ENUM) -</w:t>
+        <w:t xml:space="preserve"> (TEXT) - </w:t>
+      </w:r>
+      <w:r>
+        <w:rPr>
+          <w:rFonts w:ascii="Helvetica" w:eastAsiaTheme="minorEastAsia" w:hAnsi="Helvetica" w:cs="Times New Roman"/>
+          <w:color w:val="000000"/>
+          <w:sz w:val="24"/>
+          <w:szCs w:val="24"/>
+          <w:lang w:eastAsia="en-US"/>
+        </w:rPr>
+        <w:t>PhoneNumber</w:t>
+      </w:r>
+      <w:r>
+        <w:rPr>
+          <w:rFonts w:ascii="Times New Roman" w:eastAsiaTheme="minorEastAsia" w:hAnsi="Times New Roman" w:cs="Times New Roman"/>
+          <w:color w:val="000000"/>
+          <w:sz w:val="24"/>
+          <w:szCs w:val="24"/>
+          <w:lang w:eastAsia="en-US"/>
+        </w:rPr>
+        <w:t xml:space="preserve"> (VARCHAR, UNIQUE) - </w:t>
+      </w:r>
+      <w:r>
+        <w:rPr>
+          <w:rFonts w:ascii="Helvetica" w:eastAsiaTheme="minorEastAsia" w:hAnsi="Helvetica" w:cs="Times New Roman"/>
+          <w:color w:val="000000"/>
+          <w:sz w:val="24"/>
+          <w:szCs w:val="24"/>
+          <w:lang w:eastAsia="en-US"/>
+        </w:rPr>
+        <w:t>Email</w:t>
       </w:r>
     </w:p>
     <w:p>
@@ -6161,119 +5881,13 @@
       </w:pPr>
       <w:r>
         <w:rPr>
-          <w:rFonts w:ascii="Helvetica" w:eastAsiaTheme="minorEastAsia" w:hAnsi="Helvetica" w:cs="Times New Roman"/>
-          <w:color w:val="000000"/>
-          <w:sz w:val="24"/>
-          <w:szCs w:val="24"/>
-          <w:lang w:eastAsia="en-US"/>
-        </w:rPr>
-        <w:t>Address</w:t>
-      </w:r>
-      <w:r>
-        <w:rPr>
           <w:rFonts w:ascii="Times New Roman" w:eastAsiaTheme="minorEastAsia" w:hAnsi="Times New Roman" w:cs="Times New Roman"/>
           <w:color w:val="000000"/>
           <w:sz w:val="24"/>
           <w:szCs w:val="24"/>
           <w:lang w:eastAsia="en-US"/>
         </w:rPr>
-        <w:t xml:space="preserve"> (TEXT) - </w:t>
-      </w:r>
-      <w:r>
-        <w:rPr>
-          <w:rFonts w:ascii="Helvetica" w:eastAsiaTheme="minorEastAsia" w:hAnsi="Helvetica" w:cs="Times New Roman"/>
-          <w:color w:val="000000"/>
-          <w:sz w:val="24"/>
-          <w:szCs w:val="24"/>
-          <w:lang w:eastAsia="en-US"/>
-        </w:rPr>
-        <w:t>PhoneNumber</w:t>
-      </w:r>
-      <w:r>
-        <w:rPr>
-          <w:rFonts w:ascii="Times New Roman" w:eastAsiaTheme="minorEastAsia" w:hAnsi="Times New Roman" w:cs="Times New Roman"/>
-          <w:color w:val="000000"/>
-          <w:sz w:val="24"/>
-          <w:szCs w:val="24"/>
-          <w:lang w:eastAsia="en-US"/>
-        </w:rPr>
-        <w:t xml:space="preserve"> (</w:t>
-      </w:r>
-      <w:proofErr w:type="spellStart"/>
-      <w:r>
-        <w:rPr>
-          <w:rFonts w:ascii="Times New Roman" w:eastAsiaTheme="minorEastAsia" w:hAnsi="Times New Roman" w:cs="Times New Roman"/>
-          <w:color w:val="000000"/>
-          <w:sz w:val="24"/>
-          <w:szCs w:val="24"/>
-          <w:lang w:eastAsia="en-US"/>
-        </w:rPr>
-        <w:t>VARCHAR</w:t>
-      </w:r>
-      <w:proofErr w:type="spellEnd"/>
-      <w:r>
-        <w:rPr>
-          <w:rFonts w:ascii="Times New Roman" w:eastAsiaTheme="minorEastAsia" w:hAnsi="Times New Roman" w:cs="Times New Roman"/>
-          <w:color w:val="000000"/>
-          <w:sz w:val="24"/>
-          <w:szCs w:val="24"/>
-          <w:lang w:eastAsia="en-US"/>
-        </w:rPr>
-        <w:t xml:space="preserve">, UNIQUE) - </w:t>
-      </w:r>
-      <w:r>
-        <w:rPr>
-          <w:rFonts w:ascii="Helvetica" w:eastAsiaTheme="minorEastAsia" w:hAnsi="Helvetica" w:cs="Times New Roman"/>
-          <w:color w:val="000000"/>
-          <w:sz w:val="24"/>
-          <w:szCs w:val="24"/>
-          <w:lang w:eastAsia="en-US"/>
-        </w:rPr>
-        <w:t>Email</w:t>
-      </w:r>
-    </w:p>
-    <w:p>
-      <w:pPr>
-        <w:spacing w:after="0" w:line="240" w:lineRule="auto"/>
-        <w:rPr>
-          <w:rFonts w:ascii="Times New Roman" w:eastAsiaTheme="minorEastAsia" w:hAnsi="Times New Roman" w:cs="Times New Roman"/>
-          <w:color w:val="000000"/>
-          <w:sz w:val="24"/>
-          <w:szCs w:val="24"/>
-          <w:lang w:eastAsia="en-US"/>
-        </w:rPr>
-      </w:pPr>
-      <w:r>
-        <w:rPr>
-          <w:rFonts w:ascii="Times New Roman" w:eastAsiaTheme="minorEastAsia" w:hAnsi="Times New Roman" w:cs="Times New Roman"/>
-          <w:color w:val="000000"/>
-          <w:sz w:val="24"/>
-          <w:szCs w:val="24"/>
-          <w:lang w:eastAsia="en-US"/>
-        </w:rPr>
-        <w:t>(</w:t>
-      </w:r>
-      <w:proofErr w:type="spellStart"/>
-      <w:r>
-        <w:rPr>
-          <w:rFonts w:ascii="Times New Roman" w:eastAsiaTheme="minorEastAsia" w:hAnsi="Times New Roman" w:cs="Times New Roman"/>
-          <w:color w:val="000000"/>
-          <w:sz w:val="24"/>
-          <w:szCs w:val="24"/>
-          <w:lang w:eastAsia="en-US"/>
-        </w:rPr>
-        <w:t>VARCHAR</w:t>
-      </w:r>
-      <w:proofErr w:type="spellEnd"/>
-      <w:r>
-        <w:rPr>
-          <w:rFonts w:ascii="Times New Roman" w:eastAsiaTheme="minorEastAsia" w:hAnsi="Times New Roman" w:cs="Times New Roman"/>
-          <w:color w:val="000000"/>
-          <w:sz w:val="24"/>
-          <w:szCs w:val="24"/>
-          <w:lang w:eastAsia="en-US"/>
-        </w:rPr>
-        <w:t>, UNIQUE)</w:t>
+        <w:t>(VARCHAR, UNIQUE)</w:t>
       </w:r>
     </w:p>
     <w:p>
@@ -6635,29 +6249,7 @@
           <w:szCs w:val="24"/>
           <w:lang w:eastAsia="en-US"/>
         </w:rPr>
-        <w:t>(</w:t>
-      </w:r>
-      <w:proofErr w:type="spellStart"/>
-      <w:r>
-        <w:rPr>
-          <w:rFonts w:ascii="Times New Roman" w:eastAsiaTheme="minorEastAsia" w:hAnsi="Times New Roman" w:cs="Times New Roman"/>
-          <w:color w:val="000000"/>
-          <w:sz w:val="24"/>
-          <w:szCs w:val="24"/>
-          <w:lang w:eastAsia="en-US"/>
-        </w:rPr>
-        <w:t>VARCHAR</w:t>
-      </w:r>
-      <w:proofErr w:type="spellEnd"/>
-      <w:r>
-        <w:rPr>
-          <w:rFonts w:ascii="Times New Roman" w:eastAsiaTheme="minorEastAsia" w:hAnsi="Times New Roman" w:cs="Times New Roman"/>
-          <w:color w:val="000000"/>
-          <w:sz w:val="24"/>
-          <w:szCs w:val="24"/>
-          <w:lang w:eastAsia="en-US"/>
-        </w:rPr>
-        <w:t xml:space="preserve">) - </w:t>
+        <w:t xml:space="preserve">(VARCHAR) - </w:t>
       </w:r>
       <w:r>
         <w:rPr>
@@ -6783,9 +6375,18 @@
           <w:szCs w:val="24"/>
           <w:lang w:eastAsia="en-US"/>
         </w:rPr>
-        <w:t xml:space="preserve"> (</w:t>
-      </w:r>
-      <w:proofErr w:type="spellStart"/>
+        <w:t xml:space="preserve"> (VARCHAR) - </w:t>
+      </w:r>
+      <w:r>
+        <w:rPr>
+          <w:rFonts w:ascii="Helvetica" w:eastAsiaTheme="minorEastAsia" w:hAnsi="Helvetica" w:cs="Times New Roman"/>
+          <w:color w:val="000000"/>
+          <w:sz w:val="24"/>
+          <w:szCs w:val="24"/>
+          <w:lang w:eastAsia="en-US"/>
+        </w:rPr>
+        <w:t>Dosage</w:t>
+      </w:r>
       <w:r>
         <w:rPr>
           <w:rFonts w:ascii="Times New Roman" w:eastAsiaTheme="minorEastAsia" w:hAnsi="Times New Roman" w:cs="Times New Roman"/>
@@ -6794,60 +6395,7 @@
           <w:szCs w:val="24"/>
           <w:lang w:eastAsia="en-US"/>
         </w:rPr>
-        <w:t>VARCHAR</w:t>
-      </w:r>
-      <w:proofErr w:type="spellEnd"/>
-      <w:r>
-        <w:rPr>
-          <w:rFonts w:ascii="Times New Roman" w:eastAsiaTheme="minorEastAsia" w:hAnsi="Times New Roman" w:cs="Times New Roman"/>
-          <w:color w:val="000000"/>
-          <w:sz w:val="24"/>
-          <w:szCs w:val="24"/>
-          <w:lang w:eastAsia="en-US"/>
-        </w:rPr>
-        <w:t xml:space="preserve">) - </w:t>
-      </w:r>
-      <w:r>
-        <w:rPr>
-          <w:rFonts w:ascii="Helvetica" w:eastAsiaTheme="minorEastAsia" w:hAnsi="Helvetica" w:cs="Times New Roman"/>
-          <w:color w:val="000000"/>
-          <w:sz w:val="24"/>
-          <w:szCs w:val="24"/>
-          <w:lang w:eastAsia="en-US"/>
-        </w:rPr>
-        <w:t>Dosage</w:t>
-      </w:r>
-      <w:r>
-        <w:rPr>
-          <w:rFonts w:ascii="Times New Roman" w:eastAsiaTheme="minorEastAsia" w:hAnsi="Times New Roman" w:cs="Times New Roman"/>
-          <w:color w:val="000000"/>
-          <w:sz w:val="24"/>
-          <w:szCs w:val="24"/>
-          <w:lang w:eastAsia="en-US"/>
-        </w:rPr>
-        <w:t xml:space="preserve"> (</w:t>
-      </w:r>
-      <w:proofErr w:type="spellStart"/>
-      <w:r>
-        <w:rPr>
-          <w:rFonts w:ascii="Times New Roman" w:eastAsiaTheme="minorEastAsia" w:hAnsi="Times New Roman" w:cs="Times New Roman"/>
-          <w:color w:val="000000"/>
-          <w:sz w:val="24"/>
-          <w:szCs w:val="24"/>
-          <w:lang w:eastAsia="en-US"/>
-        </w:rPr>
-        <w:t>VARCHAR</w:t>
-      </w:r>
-      <w:proofErr w:type="spellEnd"/>
-      <w:r>
-        <w:rPr>
-          <w:rFonts w:ascii="Times New Roman" w:eastAsiaTheme="minorEastAsia" w:hAnsi="Times New Roman" w:cs="Times New Roman"/>
-          <w:color w:val="000000"/>
-          <w:sz w:val="24"/>
-          <w:szCs w:val="24"/>
-          <w:lang w:eastAsia="en-US"/>
-        </w:rPr>
-        <w:t>) -</w:t>
+        <w:t xml:space="preserve"> (VARCHAR) -</w:t>
       </w:r>
     </w:p>
     <w:p>
@@ -7306,7 +6854,7 @@
     </w:p>
     <w:p>
       <w:pPr>
-        <w:pStyle w:val="a"/>
+        <w:pStyle w:val="ListBullet"/>
         <w:numPr>
           <w:ilvl w:val="0"/>
           <w:numId w:val="0"/>
@@ -7321,7 +6869,7 @@
     </w:p>
     <w:p>
       <w:pPr>
-        <w:pStyle w:val="a"/>
+        <w:pStyle w:val="ListBullet"/>
         <w:numPr>
           <w:ilvl w:val="0"/>
           <w:numId w:val="0"/>
@@ -7336,7 +6884,7 @@
     </w:p>
     <w:p>
       <w:pPr>
-        <w:pStyle w:val="a"/>
+        <w:pStyle w:val="ListBullet"/>
         <w:numPr>
           <w:ilvl w:val="0"/>
           <w:numId w:val="0"/>
@@ -7351,7 +6899,7 @@
     </w:p>
     <w:p>
       <w:pPr>
-        <w:pStyle w:val="a"/>
+        <w:pStyle w:val="ListBullet"/>
         <w:numPr>
           <w:ilvl w:val="0"/>
           <w:numId w:val="0"/>
@@ -7387,7 +6935,6 @@
           <w:szCs w:val="30"/>
           <w:lang w:eastAsia="en-US"/>
         </w:rPr>
-        <w:lastRenderedPageBreak/>
         <w:t>1.3 Appropriate Relationships with Cardinality</w:t>
       </w:r>
     </w:p>
@@ -7410,6 +6957,7 @@
           <w:szCs w:val="28"/>
           <w:lang w:eastAsia="en-US"/>
         </w:rPr>
+        <w:lastRenderedPageBreak/>
         <w:t>•</w:t>
       </w:r>
       <w:r>
@@ -8147,7 +7695,7 @@
     </w:p>
     <w:p>
       <w:pPr>
-        <w:pStyle w:val="a"/>
+        <w:pStyle w:val="ListBullet"/>
         <w:numPr>
           <w:ilvl w:val="0"/>
           <w:numId w:val="0"/>
@@ -8162,7 +7710,7 @@
     </w:p>
     <w:p>
       <w:pPr>
-        <w:pStyle w:val="1"/>
+        <w:pStyle w:val="Heading1"/>
       </w:pPr>
       <w:r>
         <w:lastRenderedPageBreak/>
@@ -8171,7 +7719,7 @@
     </w:p>
     <w:p>
       <w:pPr>
-        <w:pStyle w:val="a"/>
+        <w:pStyle w:val="ListBullet"/>
         <w:numPr>
           <w:ilvl w:val="0"/>
           <w:numId w:val="0"/>
@@ -8195,7 +7743,7 @@
     </w:p>
     <w:p>
       <w:pPr>
-        <w:pStyle w:val="a"/>
+        <w:pStyle w:val="ListBullet"/>
         <w:rPr>
           <w:rFonts w:ascii="Times New Roman" w:hAnsi="Times New Roman" w:cs="Times New Roman"/>
           <w:color w:val="auto"/>
@@ -8215,7 +7763,7 @@
     </w:p>
     <w:p>
       <w:pPr>
-        <w:pStyle w:val="a"/>
+        <w:pStyle w:val="ListBullet"/>
         <w:rPr>
           <w:rFonts w:ascii="Times New Roman" w:hAnsi="Times New Roman" w:cs="Times New Roman"/>
           <w:color w:val="auto"/>
@@ -8235,7 +7783,7 @@
     </w:p>
     <w:p>
       <w:pPr>
-        <w:pStyle w:val="a"/>
+        <w:pStyle w:val="ListBullet"/>
         <w:rPr>
           <w:rFonts w:ascii="Times New Roman" w:hAnsi="Times New Roman" w:cs="Times New Roman"/>
           <w:color w:val="auto"/>
@@ -8255,7 +7803,7 @@
     </w:p>
     <w:p>
       <w:pPr>
-        <w:pStyle w:val="a"/>
+        <w:pStyle w:val="ListBullet"/>
         <w:numPr>
           <w:ilvl w:val="0"/>
           <w:numId w:val="0"/>
@@ -8270,7 +7818,7 @@
     </w:p>
     <w:p>
       <w:pPr>
-        <w:pStyle w:val="a"/>
+        <w:pStyle w:val="ListBullet"/>
         <w:numPr>
           <w:ilvl w:val="0"/>
           <w:numId w:val="0"/>
@@ -8286,7 +7834,7 @@
     </w:p>
     <w:p>
       <w:pPr>
-        <w:pStyle w:val="a"/>
+        <w:pStyle w:val="ListBullet"/>
         <w:numPr>
           <w:ilvl w:val="0"/>
           <w:numId w:val="0"/>
@@ -8302,7 +7850,7 @@
     </w:p>
     <w:p>
       <w:pPr>
-        <w:pStyle w:val="a"/>
+        <w:pStyle w:val="ListBullet"/>
         <w:numPr>
           <w:ilvl w:val="0"/>
           <w:numId w:val="0"/>
@@ -8331,7 +7879,7 @@
     </w:p>
     <w:p>
       <w:pPr>
-        <w:pStyle w:val="a"/>
+        <w:pStyle w:val="ListBullet"/>
         <w:numPr>
           <w:ilvl w:val="0"/>
           <w:numId w:val="0"/>
@@ -8347,7 +7895,7 @@
     </w:p>
     <w:p>
       <w:pPr>
-        <w:pStyle w:val="a"/>
+        <w:pStyle w:val="ListBullet"/>
         <w:rPr>
           <w:rFonts w:ascii="Times New Roman" w:hAnsi="Times New Roman" w:cs="Times New Roman"/>
           <w:color w:val="auto"/>
@@ -8367,7 +7915,7 @@
     </w:p>
     <w:p>
       <w:pPr>
-        <w:pStyle w:val="a"/>
+        <w:pStyle w:val="ListBullet"/>
         <w:rPr>
           <w:rFonts w:ascii="Times New Roman" w:hAnsi="Times New Roman" w:cs="Times New Roman"/>
           <w:color w:val="auto"/>
@@ -8387,18 +7935,18 @@
     </w:p>
     <w:p>
       <w:pPr>
-        <w:pStyle w:val="a"/>
-        <w:rPr>
-          <w:rFonts w:ascii="Times New Roman" w:hAnsi="Times New Roman" w:cs="Times New Roman"/>
-          <w:color w:val="auto"/>
-          <w:sz w:val="24"/>
-          <w:szCs w:val="24"/>
-        </w:rPr>
-      </w:pPr>
-    </w:p>
-    <w:p>
-      <w:pPr>
-        <w:pStyle w:val="a"/>
+        <w:pStyle w:val="ListBullet"/>
+        <w:rPr>
+          <w:rFonts w:ascii="Times New Roman" w:hAnsi="Times New Roman" w:cs="Times New Roman"/>
+          <w:color w:val="auto"/>
+          <w:sz w:val="24"/>
+          <w:szCs w:val="24"/>
+        </w:rPr>
+      </w:pPr>
+    </w:p>
+    <w:p>
+      <w:pPr>
+        <w:pStyle w:val="ListBullet"/>
         <w:rPr>
           <w:rFonts w:ascii="Times New Roman" w:hAnsi="Times New Roman" w:cs="Times New Roman"/>
           <w:color w:val="auto"/>
@@ -8418,7 +7966,7 @@
     </w:p>
     <w:p>
       <w:pPr>
-        <w:pStyle w:val="a"/>
+        <w:pStyle w:val="ListBullet"/>
         <w:rPr>
           <w:rFonts w:ascii="Times New Roman" w:hAnsi="Times New Roman" w:cs="Times New Roman"/>
           <w:color w:val="auto"/>
@@ -8438,127 +7986,67 @@
     </w:p>
     <w:p>
       <w:pPr>
-        <w:pStyle w:val="a"/>
-        <w:rPr>
-          <w:rFonts w:ascii="Times New Roman" w:hAnsi="Times New Roman" w:cs="Times New Roman"/>
-          <w:color w:val="auto"/>
-          <w:sz w:val="24"/>
-          <w:szCs w:val="24"/>
-        </w:rPr>
-      </w:pPr>
-      <w:r>
-        <w:rPr>
-          <w:rFonts w:ascii="Times New Roman" w:hAnsi="Times New Roman" w:cs="Times New Roman"/>
-          <w:color w:val="auto"/>
-          <w:sz w:val="24"/>
-          <w:szCs w:val="24"/>
-        </w:rPr>
-        <w:t xml:space="preserve"> Name </w:t>
-      </w:r>
-      <w:proofErr w:type="spellStart"/>
-      <w:r>
-        <w:rPr>
-          <w:rFonts w:ascii="Times New Roman" w:hAnsi="Times New Roman" w:cs="Times New Roman"/>
-          <w:color w:val="auto"/>
-          <w:sz w:val="24"/>
-          <w:szCs w:val="24"/>
-        </w:rPr>
-        <w:t>VARCHAR</w:t>
-      </w:r>
-      <w:proofErr w:type="spellEnd"/>
-      <w:r>
-        <w:rPr>
-          <w:rFonts w:ascii="Times New Roman" w:hAnsi="Times New Roman" w:cs="Times New Roman"/>
-          <w:color w:val="auto"/>
-          <w:sz w:val="24"/>
-          <w:szCs w:val="24"/>
-        </w:rPr>
-        <w:t>(100) NOT NULL,</w:t>
-      </w:r>
-    </w:p>
-    <w:p>
-      <w:pPr>
-        <w:pStyle w:val="a"/>
-        <w:rPr>
-          <w:rFonts w:ascii="Times New Roman" w:hAnsi="Times New Roman" w:cs="Times New Roman"/>
-          <w:color w:val="auto"/>
-          <w:sz w:val="24"/>
-          <w:szCs w:val="24"/>
-        </w:rPr>
-      </w:pPr>
-      <w:r>
-        <w:rPr>
-          <w:rFonts w:ascii="Times New Roman" w:hAnsi="Times New Roman" w:cs="Times New Roman"/>
-          <w:color w:val="auto"/>
-          <w:sz w:val="24"/>
-          <w:szCs w:val="24"/>
-        </w:rPr>
-        <w:t xml:space="preserve"> PhoneNumber </w:t>
-      </w:r>
-      <w:proofErr w:type="spellStart"/>
-      <w:r>
-        <w:rPr>
-          <w:rFonts w:ascii="Times New Roman" w:hAnsi="Times New Roman" w:cs="Times New Roman"/>
-          <w:color w:val="auto"/>
-          <w:sz w:val="24"/>
-          <w:szCs w:val="24"/>
-        </w:rPr>
-        <w:t>VARCHAR</w:t>
-      </w:r>
-      <w:proofErr w:type="spellEnd"/>
-      <w:r>
-        <w:rPr>
-          <w:rFonts w:ascii="Times New Roman" w:hAnsi="Times New Roman" w:cs="Times New Roman"/>
-          <w:color w:val="auto"/>
-          <w:sz w:val="24"/>
-          <w:szCs w:val="24"/>
-        </w:rPr>
-        <w:t>(20) UNIQUE NOT NULL,</w:t>
-      </w:r>
-    </w:p>
-    <w:p>
-      <w:pPr>
-        <w:pStyle w:val="a"/>
-        <w:rPr>
-          <w:rFonts w:ascii="Times New Roman" w:hAnsi="Times New Roman" w:cs="Times New Roman"/>
-          <w:color w:val="auto"/>
-          <w:sz w:val="24"/>
-          <w:szCs w:val="24"/>
-        </w:rPr>
-      </w:pPr>
-      <w:r>
-        <w:rPr>
-          <w:rFonts w:ascii="Times New Roman" w:hAnsi="Times New Roman" w:cs="Times New Roman"/>
-          <w:color w:val="auto"/>
-          <w:sz w:val="24"/>
-          <w:szCs w:val="24"/>
-        </w:rPr>
-        <w:t xml:space="preserve"> Email </w:t>
-      </w:r>
-      <w:proofErr w:type="spellStart"/>
-      <w:r>
-        <w:rPr>
-          <w:rFonts w:ascii="Times New Roman" w:hAnsi="Times New Roman" w:cs="Times New Roman"/>
-          <w:color w:val="auto"/>
-          <w:sz w:val="24"/>
-          <w:szCs w:val="24"/>
-        </w:rPr>
-        <w:t>VARCHAR</w:t>
-      </w:r>
-      <w:proofErr w:type="spellEnd"/>
-      <w:r>
-        <w:rPr>
-          <w:rFonts w:ascii="Times New Roman" w:hAnsi="Times New Roman" w:cs="Times New Roman"/>
-          <w:color w:val="auto"/>
-          <w:sz w:val="24"/>
-          <w:szCs w:val="24"/>
-        </w:rPr>
-        <w:t>(100) UNIQUE NOT NULL,</w:t>
-      </w:r>
-    </w:p>
-    <w:p>
-      <w:pPr>
-        <w:pStyle w:val="a"/>
+        <w:pStyle w:val="ListBullet"/>
+        <w:rPr>
+          <w:rFonts w:ascii="Times New Roman" w:hAnsi="Times New Roman" w:cs="Times New Roman"/>
+          <w:color w:val="auto"/>
+          <w:sz w:val="24"/>
+          <w:szCs w:val="24"/>
+        </w:rPr>
+      </w:pPr>
+      <w:r>
+        <w:rPr>
+          <w:rFonts w:ascii="Times New Roman" w:hAnsi="Times New Roman" w:cs="Times New Roman"/>
+          <w:color w:val="auto"/>
+          <w:sz w:val="24"/>
+          <w:szCs w:val="24"/>
+        </w:rPr>
+        <w:t xml:space="preserve"> Name VARCHAR(100) NOT NULL,</w:t>
+      </w:r>
+    </w:p>
+    <w:p>
+      <w:pPr>
+        <w:pStyle w:val="ListBullet"/>
+        <w:rPr>
+          <w:rFonts w:ascii="Times New Roman" w:hAnsi="Times New Roman" w:cs="Times New Roman"/>
+          <w:color w:val="auto"/>
+          <w:sz w:val="24"/>
+          <w:szCs w:val="24"/>
+        </w:rPr>
+      </w:pPr>
+      <w:r>
+        <w:rPr>
+          <w:rFonts w:ascii="Times New Roman" w:hAnsi="Times New Roman" w:cs="Times New Roman"/>
+          <w:color w:val="auto"/>
+          <w:sz w:val="24"/>
+          <w:szCs w:val="24"/>
+        </w:rPr>
+        <w:t xml:space="preserve"> PhoneNumber VARCHAR(20) UNIQUE NOT NULL,</w:t>
+      </w:r>
+    </w:p>
+    <w:p>
+      <w:pPr>
+        <w:pStyle w:val="ListBullet"/>
+        <w:rPr>
+          <w:rFonts w:ascii="Times New Roman" w:hAnsi="Times New Roman" w:cs="Times New Roman"/>
+          <w:color w:val="auto"/>
+          <w:sz w:val="24"/>
+          <w:szCs w:val="24"/>
+        </w:rPr>
+      </w:pPr>
+      <w:r>
+        <w:rPr>
+          <w:rFonts w:ascii="Times New Roman" w:hAnsi="Times New Roman" w:cs="Times New Roman"/>
+          <w:color w:val="auto"/>
+          <w:sz w:val="24"/>
+          <w:szCs w:val="24"/>
+        </w:rPr>
+        <w:t xml:space="preserve"> Email VARCHAR(100) UNIQUE NOT NULL,</w:t>
+      </w:r>
+    </w:p>
+    <w:p>
+      <w:pPr>
+        <w:pStyle w:val="ListBullet"/>
         <w:rPr>
           <w:rFonts w:ascii="Times New Roman" w:hAnsi="Times New Roman" w:cs="Times New Roman"/>
           <w:color w:val="auto"/>
@@ -8578,7 +8066,7 @@
     </w:p>
     <w:p>
       <w:pPr>
-        <w:pStyle w:val="a"/>
+        <w:pStyle w:val="ListBullet"/>
         <w:rPr>
           <w:rFonts w:ascii="Times New Roman" w:hAnsi="Times New Roman" w:cs="Times New Roman"/>
           <w:color w:val="auto"/>
@@ -8598,7 +8086,7 @@
     </w:p>
     <w:p>
       <w:pPr>
-        <w:pStyle w:val="a"/>
+        <w:pStyle w:val="ListBullet"/>
         <w:rPr>
           <w:rFonts w:ascii="Times New Roman" w:hAnsi="Times New Roman" w:cs="Times New Roman"/>
           <w:color w:val="auto"/>
@@ -8618,18 +8106,18 @@
     </w:p>
     <w:p>
       <w:pPr>
-        <w:pStyle w:val="a"/>
-        <w:rPr>
-          <w:rFonts w:ascii="Times New Roman" w:hAnsi="Times New Roman" w:cs="Times New Roman"/>
-          <w:color w:val="auto"/>
-          <w:sz w:val="24"/>
-          <w:szCs w:val="24"/>
-        </w:rPr>
-      </w:pPr>
-    </w:p>
-    <w:p>
-      <w:pPr>
-        <w:pStyle w:val="a"/>
+        <w:pStyle w:val="ListBullet"/>
+        <w:rPr>
+          <w:rFonts w:ascii="Times New Roman" w:hAnsi="Times New Roman" w:cs="Times New Roman"/>
+          <w:color w:val="auto"/>
+          <w:sz w:val="24"/>
+          <w:szCs w:val="24"/>
+        </w:rPr>
+      </w:pPr>
+    </w:p>
+    <w:p>
+      <w:pPr>
+        <w:pStyle w:val="ListBullet"/>
         <w:rPr>
           <w:rFonts w:ascii="Times New Roman" w:hAnsi="Times New Roman" w:cs="Times New Roman"/>
           <w:color w:val="auto"/>
@@ -8649,7 +8137,7 @@
     </w:p>
     <w:p>
       <w:pPr>
-        <w:pStyle w:val="a"/>
+        <w:pStyle w:val="ListBullet"/>
         <w:rPr>
           <w:rFonts w:ascii="Times New Roman" w:hAnsi="Times New Roman" w:cs="Times New Roman"/>
           <w:color w:val="auto"/>
@@ -8669,47 +8157,27 @@
     </w:p>
     <w:p>
       <w:pPr>
-        <w:pStyle w:val="a"/>
-        <w:rPr>
-          <w:rFonts w:ascii="Times New Roman" w:hAnsi="Times New Roman" w:cs="Times New Roman"/>
-          <w:color w:val="auto"/>
-          <w:sz w:val="24"/>
-          <w:szCs w:val="24"/>
-        </w:rPr>
-      </w:pPr>
-      <w:r>
-        <w:rPr>
-          <w:rFonts w:ascii="Times New Roman" w:hAnsi="Times New Roman" w:cs="Times New Roman"/>
-          <w:color w:val="auto"/>
-          <w:sz w:val="24"/>
-          <w:szCs w:val="24"/>
-        </w:rPr>
-        <w:t xml:space="preserve"> Specialization </w:t>
-      </w:r>
-      <w:proofErr w:type="spellStart"/>
-      <w:r>
-        <w:rPr>
-          <w:rFonts w:ascii="Times New Roman" w:hAnsi="Times New Roman" w:cs="Times New Roman"/>
-          <w:color w:val="auto"/>
-          <w:sz w:val="24"/>
-          <w:szCs w:val="24"/>
-        </w:rPr>
-        <w:t>VARCHAR</w:t>
-      </w:r>
-      <w:proofErr w:type="spellEnd"/>
-      <w:r>
-        <w:rPr>
-          <w:rFonts w:ascii="Times New Roman" w:hAnsi="Times New Roman" w:cs="Times New Roman"/>
-          <w:color w:val="auto"/>
-          <w:sz w:val="24"/>
-          <w:szCs w:val="24"/>
-        </w:rPr>
-        <w:t>(100) NOT NULL,</w:t>
-      </w:r>
-    </w:p>
-    <w:p>
-      <w:pPr>
-        <w:pStyle w:val="a"/>
+        <w:pStyle w:val="ListBullet"/>
+        <w:rPr>
+          <w:rFonts w:ascii="Times New Roman" w:hAnsi="Times New Roman" w:cs="Times New Roman"/>
+          <w:color w:val="auto"/>
+          <w:sz w:val="24"/>
+          <w:szCs w:val="24"/>
+        </w:rPr>
+      </w:pPr>
+      <w:r>
+        <w:rPr>
+          <w:rFonts w:ascii="Times New Roman" w:hAnsi="Times New Roman" w:cs="Times New Roman"/>
+          <w:color w:val="auto"/>
+          <w:sz w:val="24"/>
+          <w:szCs w:val="24"/>
+        </w:rPr>
+        <w:t xml:space="preserve"> Specialization VARCHAR(100) NOT NULL,</w:t>
+      </w:r>
+    </w:p>
+    <w:p>
+      <w:pPr>
+        <w:pStyle w:val="ListBullet"/>
         <w:rPr>
           <w:rFonts w:ascii="Times New Roman" w:hAnsi="Times New Roman" w:cs="Times New Roman"/>
           <w:color w:val="auto"/>
@@ -8729,7 +8197,7 @@
     </w:p>
     <w:p>
       <w:pPr>
-        <w:pStyle w:val="a"/>
+        <w:pStyle w:val="ListBullet"/>
         <w:rPr>
           <w:rFonts w:ascii="Times New Roman" w:hAnsi="Times New Roman" w:cs="Times New Roman"/>
           <w:color w:val="auto"/>
@@ -8749,7 +8217,7 @@
     </w:p>
     <w:p>
       <w:pPr>
-        <w:pStyle w:val="a"/>
+        <w:pStyle w:val="ListBullet"/>
         <w:rPr>
           <w:rFonts w:ascii="Times New Roman" w:hAnsi="Times New Roman" w:cs="Times New Roman"/>
           <w:color w:val="auto"/>
@@ -8769,18 +8237,18 @@
     </w:p>
     <w:p>
       <w:pPr>
-        <w:pStyle w:val="a"/>
-        <w:rPr>
-          <w:rFonts w:ascii="Times New Roman" w:hAnsi="Times New Roman" w:cs="Times New Roman"/>
-          <w:color w:val="auto"/>
-          <w:sz w:val="24"/>
-          <w:szCs w:val="24"/>
-        </w:rPr>
-      </w:pPr>
-    </w:p>
-    <w:p>
-      <w:pPr>
-        <w:pStyle w:val="a"/>
+        <w:pStyle w:val="ListBullet"/>
+        <w:rPr>
+          <w:rFonts w:ascii="Times New Roman" w:hAnsi="Times New Roman" w:cs="Times New Roman"/>
+          <w:color w:val="auto"/>
+          <w:sz w:val="24"/>
+          <w:szCs w:val="24"/>
+        </w:rPr>
+      </w:pPr>
+    </w:p>
+    <w:p>
+      <w:pPr>
+        <w:pStyle w:val="ListBullet"/>
         <w:rPr>
           <w:rFonts w:ascii="Times New Roman" w:hAnsi="Times New Roman" w:cs="Times New Roman"/>
           <w:color w:val="auto"/>
@@ -8800,7 +8268,7 @@
     </w:p>
     <w:p>
       <w:pPr>
-        <w:pStyle w:val="a"/>
+        <w:pStyle w:val="ListBullet"/>
         <w:rPr>
           <w:rFonts w:ascii="Times New Roman" w:hAnsi="Times New Roman" w:cs="Times New Roman"/>
           <w:color w:val="auto"/>
@@ -8820,47 +8288,27 @@
     </w:p>
     <w:p>
       <w:pPr>
-        <w:pStyle w:val="a"/>
-        <w:rPr>
-          <w:rFonts w:ascii="Times New Roman" w:hAnsi="Times New Roman" w:cs="Times New Roman"/>
-          <w:color w:val="auto"/>
-          <w:sz w:val="24"/>
-          <w:szCs w:val="24"/>
-        </w:rPr>
-      </w:pPr>
-      <w:r>
-        <w:rPr>
-          <w:rFonts w:ascii="Times New Roman" w:hAnsi="Times New Roman" w:cs="Times New Roman"/>
-          <w:color w:val="auto"/>
-          <w:sz w:val="24"/>
-          <w:szCs w:val="24"/>
-        </w:rPr>
-        <w:t xml:space="preserve"> Shift </w:t>
-      </w:r>
-      <w:proofErr w:type="spellStart"/>
-      <w:r>
-        <w:rPr>
-          <w:rFonts w:ascii="Times New Roman" w:hAnsi="Times New Roman" w:cs="Times New Roman"/>
-          <w:color w:val="auto"/>
-          <w:sz w:val="24"/>
-          <w:szCs w:val="24"/>
-        </w:rPr>
-        <w:t>VARCHAR</w:t>
-      </w:r>
-      <w:proofErr w:type="spellEnd"/>
-      <w:r>
-        <w:rPr>
-          <w:rFonts w:ascii="Times New Roman" w:hAnsi="Times New Roman" w:cs="Times New Roman"/>
-          <w:color w:val="auto"/>
-          <w:sz w:val="24"/>
-          <w:szCs w:val="24"/>
-        </w:rPr>
-        <w:t>(50) NOT NULL,</w:t>
-      </w:r>
-    </w:p>
-    <w:p>
-      <w:pPr>
-        <w:pStyle w:val="a"/>
+        <w:pStyle w:val="ListBullet"/>
+        <w:rPr>
+          <w:rFonts w:ascii="Times New Roman" w:hAnsi="Times New Roman" w:cs="Times New Roman"/>
+          <w:color w:val="auto"/>
+          <w:sz w:val="24"/>
+          <w:szCs w:val="24"/>
+        </w:rPr>
+      </w:pPr>
+      <w:r>
+        <w:rPr>
+          <w:rFonts w:ascii="Times New Roman" w:hAnsi="Times New Roman" w:cs="Times New Roman"/>
+          <w:color w:val="auto"/>
+          <w:sz w:val="24"/>
+          <w:szCs w:val="24"/>
+        </w:rPr>
+        <w:t xml:space="preserve"> Shift VARCHAR(50) NOT NULL,</w:t>
+      </w:r>
+    </w:p>
+    <w:p>
+      <w:pPr>
+        <w:pStyle w:val="ListBullet"/>
         <w:rPr>
           <w:rFonts w:ascii="Times New Roman" w:hAnsi="Times New Roman" w:cs="Times New Roman"/>
           <w:color w:val="auto"/>
@@ -8880,7 +8328,7 @@
     </w:p>
     <w:p>
       <w:pPr>
-        <w:pStyle w:val="a"/>
+        <w:pStyle w:val="ListBullet"/>
         <w:rPr>
           <w:rFonts w:ascii="Times New Roman" w:hAnsi="Times New Roman" w:cs="Times New Roman"/>
           <w:color w:val="auto"/>
@@ -8900,7 +8348,7 @@
     </w:p>
     <w:p>
       <w:pPr>
-        <w:pStyle w:val="a"/>
+        <w:pStyle w:val="ListBullet"/>
         <w:rPr>
           <w:rFonts w:ascii="Times New Roman" w:hAnsi="Times New Roman" w:cs="Times New Roman"/>
           <w:color w:val="auto"/>
@@ -8920,18 +8368,18 @@
     </w:p>
     <w:p>
       <w:pPr>
-        <w:pStyle w:val="a"/>
-        <w:rPr>
-          <w:rFonts w:ascii="Times New Roman" w:hAnsi="Times New Roman" w:cs="Times New Roman"/>
-          <w:color w:val="auto"/>
-          <w:sz w:val="24"/>
-          <w:szCs w:val="24"/>
-        </w:rPr>
-      </w:pPr>
-    </w:p>
-    <w:p>
-      <w:pPr>
-        <w:pStyle w:val="a"/>
+        <w:pStyle w:val="ListBullet"/>
+        <w:rPr>
+          <w:rFonts w:ascii="Times New Roman" w:hAnsi="Times New Roman" w:cs="Times New Roman"/>
+          <w:color w:val="auto"/>
+          <w:sz w:val="24"/>
+          <w:szCs w:val="24"/>
+        </w:rPr>
+      </w:pPr>
+    </w:p>
+    <w:p>
+      <w:pPr>
+        <w:pStyle w:val="ListBullet"/>
         <w:rPr>
           <w:rFonts w:ascii="Times New Roman" w:hAnsi="Times New Roman" w:cs="Times New Roman"/>
           <w:color w:val="auto"/>
@@ -8951,7 +8399,7 @@
     </w:p>
     <w:p>
       <w:pPr>
-        <w:pStyle w:val="a"/>
+        <w:pStyle w:val="ListBullet"/>
         <w:rPr>
           <w:rFonts w:ascii="Times New Roman" w:hAnsi="Times New Roman" w:cs="Times New Roman"/>
           <w:color w:val="auto"/>
@@ -8971,47 +8419,27 @@
     </w:p>
     <w:p>
       <w:pPr>
-        <w:pStyle w:val="a"/>
-        <w:rPr>
-          <w:rFonts w:ascii="Times New Roman" w:hAnsi="Times New Roman" w:cs="Times New Roman"/>
-          <w:color w:val="auto"/>
-          <w:sz w:val="24"/>
-          <w:szCs w:val="24"/>
-        </w:rPr>
-      </w:pPr>
-      <w:r>
-        <w:rPr>
-          <w:rFonts w:ascii="Times New Roman" w:hAnsi="Times New Roman" w:cs="Times New Roman"/>
-          <w:color w:val="auto"/>
-          <w:sz w:val="24"/>
-          <w:szCs w:val="24"/>
-        </w:rPr>
-        <w:t xml:space="preserve"> Name </w:t>
-      </w:r>
-      <w:proofErr w:type="spellStart"/>
-      <w:r>
-        <w:rPr>
-          <w:rFonts w:ascii="Times New Roman" w:hAnsi="Times New Roman" w:cs="Times New Roman"/>
-          <w:color w:val="auto"/>
-          <w:sz w:val="24"/>
-          <w:szCs w:val="24"/>
-        </w:rPr>
-        <w:t>VARCHAR</w:t>
-      </w:r>
-      <w:proofErr w:type="spellEnd"/>
-      <w:r>
-        <w:rPr>
-          <w:rFonts w:ascii="Times New Roman" w:hAnsi="Times New Roman" w:cs="Times New Roman"/>
-          <w:color w:val="auto"/>
-          <w:sz w:val="24"/>
-          <w:szCs w:val="24"/>
-        </w:rPr>
-        <w:t>(100) NOT NULL,</w:t>
-      </w:r>
-    </w:p>
-    <w:p>
-      <w:pPr>
-        <w:pStyle w:val="a"/>
+        <w:pStyle w:val="ListBullet"/>
+        <w:rPr>
+          <w:rFonts w:ascii="Times New Roman" w:hAnsi="Times New Roman" w:cs="Times New Roman"/>
+          <w:color w:val="auto"/>
+          <w:sz w:val="24"/>
+          <w:szCs w:val="24"/>
+        </w:rPr>
+      </w:pPr>
+      <w:r>
+        <w:rPr>
+          <w:rFonts w:ascii="Times New Roman" w:hAnsi="Times New Roman" w:cs="Times New Roman"/>
+          <w:color w:val="auto"/>
+          <w:sz w:val="24"/>
+          <w:szCs w:val="24"/>
+        </w:rPr>
+        <w:t xml:space="preserve"> Name VARCHAR(100) NOT NULL,</w:t>
+      </w:r>
+    </w:p>
+    <w:p>
+      <w:pPr>
+        <w:pStyle w:val="ListBullet"/>
         <w:rPr>
           <w:rFonts w:ascii="Times New Roman" w:hAnsi="Times New Roman" w:cs="Times New Roman"/>
           <w:color w:val="auto"/>
@@ -9031,7 +8459,7 @@
     </w:p>
     <w:p>
       <w:pPr>
-        <w:pStyle w:val="a"/>
+        <w:pStyle w:val="ListBullet"/>
         <w:rPr>
           <w:rFonts w:ascii="Times New Roman" w:hAnsi="Times New Roman" w:cs="Times New Roman"/>
           <w:color w:val="auto"/>
@@ -9051,7 +8479,7 @@
     </w:p>
     <w:p>
       <w:pPr>
-        <w:pStyle w:val="a"/>
+        <w:pStyle w:val="ListBullet"/>
         <w:rPr>
           <w:rFonts w:ascii="Times New Roman" w:hAnsi="Times New Roman" w:cs="Times New Roman"/>
           <w:color w:val="auto"/>
@@ -9071,87 +8499,47 @@
     </w:p>
     <w:p>
       <w:pPr>
-        <w:pStyle w:val="a"/>
-        <w:rPr>
-          <w:rFonts w:ascii="Times New Roman" w:hAnsi="Times New Roman" w:cs="Times New Roman"/>
-          <w:color w:val="auto"/>
-          <w:sz w:val="24"/>
-          <w:szCs w:val="24"/>
-        </w:rPr>
-      </w:pPr>
-      <w:r>
-        <w:rPr>
-          <w:rFonts w:ascii="Times New Roman" w:hAnsi="Times New Roman" w:cs="Times New Roman"/>
-          <w:color w:val="auto"/>
-          <w:sz w:val="24"/>
-          <w:szCs w:val="24"/>
-        </w:rPr>
-        <w:t xml:space="preserve"> PhoneNumber </w:t>
-      </w:r>
-      <w:proofErr w:type="spellStart"/>
-      <w:r>
-        <w:rPr>
-          <w:rFonts w:ascii="Times New Roman" w:hAnsi="Times New Roman" w:cs="Times New Roman"/>
-          <w:color w:val="auto"/>
-          <w:sz w:val="24"/>
-          <w:szCs w:val="24"/>
-        </w:rPr>
-        <w:t>VARCHAR</w:t>
-      </w:r>
-      <w:proofErr w:type="spellEnd"/>
-      <w:r>
-        <w:rPr>
-          <w:rFonts w:ascii="Times New Roman" w:hAnsi="Times New Roman" w:cs="Times New Roman"/>
-          <w:color w:val="auto"/>
-          <w:sz w:val="24"/>
-          <w:szCs w:val="24"/>
-        </w:rPr>
-        <w:t>(20) UNIQUE NOT NULL,</w:t>
-      </w:r>
-    </w:p>
-    <w:p>
-      <w:pPr>
-        <w:pStyle w:val="a"/>
-        <w:rPr>
-          <w:rFonts w:ascii="Times New Roman" w:hAnsi="Times New Roman" w:cs="Times New Roman"/>
-          <w:color w:val="auto"/>
-          <w:sz w:val="24"/>
-          <w:szCs w:val="24"/>
-        </w:rPr>
-      </w:pPr>
-      <w:r>
-        <w:rPr>
-          <w:rFonts w:ascii="Times New Roman" w:hAnsi="Times New Roman" w:cs="Times New Roman"/>
-          <w:color w:val="auto"/>
-          <w:sz w:val="24"/>
-          <w:szCs w:val="24"/>
-        </w:rPr>
-        <w:t xml:space="preserve"> Email </w:t>
-      </w:r>
-      <w:proofErr w:type="spellStart"/>
-      <w:r>
-        <w:rPr>
-          <w:rFonts w:ascii="Times New Roman" w:hAnsi="Times New Roman" w:cs="Times New Roman"/>
-          <w:color w:val="auto"/>
-          <w:sz w:val="24"/>
-          <w:szCs w:val="24"/>
-        </w:rPr>
-        <w:t>VARCHAR</w:t>
-      </w:r>
-      <w:proofErr w:type="spellEnd"/>
-      <w:r>
-        <w:rPr>
-          <w:rFonts w:ascii="Times New Roman" w:hAnsi="Times New Roman" w:cs="Times New Roman"/>
-          <w:color w:val="auto"/>
-          <w:sz w:val="24"/>
-          <w:szCs w:val="24"/>
-        </w:rPr>
-        <w:t>(100) UNIQUE NOT NULL</w:t>
-      </w:r>
-    </w:p>
-    <w:p>
-      <w:pPr>
-        <w:pStyle w:val="a"/>
+        <w:pStyle w:val="ListBullet"/>
+        <w:rPr>
+          <w:rFonts w:ascii="Times New Roman" w:hAnsi="Times New Roman" w:cs="Times New Roman"/>
+          <w:color w:val="auto"/>
+          <w:sz w:val="24"/>
+          <w:szCs w:val="24"/>
+        </w:rPr>
+      </w:pPr>
+      <w:r>
+        <w:rPr>
+          <w:rFonts w:ascii="Times New Roman" w:hAnsi="Times New Roman" w:cs="Times New Roman"/>
+          <w:color w:val="auto"/>
+          <w:sz w:val="24"/>
+          <w:szCs w:val="24"/>
+        </w:rPr>
+        <w:t xml:space="preserve"> PhoneNumber VARCHAR(20) UNIQUE NOT NULL,</w:t>
+      </w:r>
+    </w:p>
+    <w:p>
+      <w:pPr>
+        <w:pStyle w:val="ListBullet"/>
+        <w:rPr>
+          <w:rFonts w:ascii="Times New Roman" w:hAnsi="Times New Roman" w:cs="Times New Roman"/>
+          <w:color w:val="auto"/>
+          <w:sz w:val="24"/>
+          <w:szCs w:val="24"/>
+        </w:rPr>
+      </w:pPr>
+      <w:r>
+        <w:rPr>
+          <w:rFonts w:ascii="Times New Roman" w:hAnsi="Times New Roman" w:cs="Times New Roman"/>
+          <w:color w:val="auto"/>
+          <w:sz w:val="24"/>
+          <w:szCs w:val="24"/>
+        </w:rPr>
+        <w:t xml:space="preserve"> Email VARCHAR(100) UNIQUE NOT NULL</w:t>
+      </w:r>
+    </w:p>
+    <w:p>
+      <w:pPr>
+        <w:pStyle w:val="ListBullet"/>
         <w:rPr>
           <w:rFonts w:ascii="Times New Roman" w:hAnsi="Times New Roman" w:cs="Times New Roman"/>
           <w:color w:val="auto"/>
@@ -9171,18 +8559,18 @@
     </w:p>
     <w:p>
       <w:pPr>
-        <w:pStyle w:val="a"/>
-        <w:rPr>
-          <w:rFonts w:ascii="Times New Roman" w:hAnsi="Times New Roman" w:cs="Times New Roman"/>
-          <w:color w:val="auto"/>
-          <w:sz w:val="24"/>
-          <w:szCs w:val="24"/>
-        </w:rPr>
-      </w:pPr>
-    </w:p>
-    <w:p>
-      <w:pPr>
-        <w:pStyle w:val="a"/>
+        <w:pStyle w:val="ListBullet"/>
+        <w:rPr>
+          <w:rFonts w:ascii="Times New Roman" w:hAnsi="Times New Roman" w:cs="Times New Roman"/>
+          <w:color w:val="auto"/>
+          <w:sz w:val="24"/>
+          <w:szCs w:val="24"/>
+        </w:rPr>
+      </w:pPr>
+    </w:p>
+    <w:p>
+      <w:pPr>
+        <w:pStyle w:val="ListBullet"/>
         <w:rPr>
           <w:rFonts w:ascii="Times New Roman" w:hAnsi="Times New Roman" w:cs="Times New Roman"/>
           <w:color w:val="auto"/>
@@ -9202,7 +8590,7 @@
     </w:p>
     <w:p>
       <w:pPr>
-        <w:pStyle w:val="a"/>
+        <w:pStyle w:val="ListBullet"/>
         <w:rPr>
           <w:rFonts w:ascii="Times New Roman" w:hAnsi="Times New Roman" w:cs="Times New Roman"/>
           <w:color w:val="auto"/>
@@ -9222,7 +8610,7 @@
     </w:p>
     <w:p>
       <w:pPr>
-        <w:pStyle w:val="a"/>
+        <w:pStyle w:val="ListBullet"/>
         <w:rPr>
           <w:rFonts w:ascii="Times New Roman" w:hAnsi="Times New Roman" w:cs="Times New Roman"/>
           <w:color w:val="auto"/>
@@ -9242,7 +8630,7 @@
     </w:p>
     <w:p>
       <w:pPr>
-        <w:pStyle w:val="a"/>
+        <w:pStyle w:val="ListBullet"/>
         <w:rPr>
           <w:rFonts w:ascii="Times New Roman" w:hAnsi="Times New Roman" w:cs="Times New Roman"/>
           <w:color w:val="auto"/>
@@ -9262,7 +8650,7 @@
     </w:p>
     <w:p>
       <w:pPr>
-        <w:pStyle w:val="a"/>
+        <w:pStyle w:val="ListBullet"/>
         <w:rPr>
           <w:rFonts w:ascii="Times New Roman" w:hAnsi="Times New Roman" w:cs="Times New Roman"/>
           <w:color w:val="auto"/>
@@ -9282,7 +8670,7 @@
     </w:p>
     <w:p>
       <w:pPr>
-        <w:pStyle w:val="a"/>
+        <w:pStyle w:val="ListBullet"/>
         <w:rPr>
           <w:rFonts w:ascii="Times New Roman" w:hAnsi="Times New Roman" w:cs="Times New Roman"/>
           <w:color w:val="auto"/>
@@ -9302,7 +8690,7 @@
     </w:p>
     <w:p>
       <w:pPr>
-        <w:pStyle w:val="a"/>
+        <w:pStyle w:val="ListBullet"/>
         <w:rPr>
           <w:rFonts w:ascii="Times New Roman" w:hAnsi="Times New Roman" w:cs="Times New Roman"/>
           <w:color w:val="auto"/>
@@ -9322,7 +8710,7 @@
     </w:p>
     <w:p>
       <w:pPr>
-        <w:pStyle w:val="a"/>
+        <w:pStyle w:val="ListBullet"/>
         <w:rPr>
           <w:rFonts w:ascii="Times New Roman" w:hAnsi="Times New Roman" w:cs="Times New Roman"/>
           <w:color w:val="auto"/>
@@ -9342,7 +8730,7 @@
     </w:p>
     <w:p>
       <w:pPr>
-        <w:pStyle w:val="a"/>
+        <w:pStyle w:val="ListBullet"/>
         <w:rPr>
           <w:rFonts w:ascii="Times New Roman" w:hAnsi="Times New Roman" w:cs="Times New Roman"/>
           <w:color w:val="auto"/>
@@ -9362,7 +8750,7 @@
     </w:p>
     <w:p>
       <w:pPr>
-        <w:pStyle w:val="a"/>
+        <w:pStyle w:val="ListBullet"/>
         <w:rPr>
           <w:rFonts w:ascii="Times New Roman" w:hAnsi="Times New Roman" w:cs="Times New Roman"/>
           <w:color w:val="auto"/>
@@ -9382,7 +8770,7 @@
     </w:p>
     <w:p>
       <w:pPr>
-        <w:pStyle w:val="a"/>
+        <w:pStyle w:val="ListBullet"/>
         <w:rPr>
           <w:rFonts w:ascii="Times New Roman" w:hAnsi="Times New Roman" w:cs="Times New Roman"/>
           <w:color w:val="auto"/>
@@ -9402,7 +8790,7 @@
     </w:p>
     <w:p>
       <w:pPr>
-        <w:pStyle w:val="a"/>
+        <w:pStyle w:val="ListBullet"/>
         <w:rPr>
           <w:rFonts w:ascii="Times New Roman" w:hAnsi="Times New Roman" w:cs="Times New Roman"/>
           <w:color w:val="auto"/>
@@ -9422,7 +8810,7 @@
     </w:p>
     <w:p>
       <w:pPr>
-        <w:pStyle w:val="a"/>
+        <w:pStyle w:val="ListBullet"/>
         <w:rPr>
           <w:rFonts w:ascii="Times New Roman" w:hAnsi="Times New Roman" w:cs="Times New Roman"/>
           <w:color w:val="auto"/>
@@ -9442,18 +8830,18 @@
     </w:p>
     <w:p>
       <w:pPr>
-        <w:pStyle w:val="a"/>
-        <w:rPr>
-          <w:rFonts w:ascii="Times New Roman" w:hAnsi="Times New Roman" w:cs="Times New Roman"/>
-          <w:color w:val="auto"/>
-          <w:sz w:val="24"/>
-          <w:szCs w:val="24"/>
-        </w:rPr>
-      </w:pPr>
-    </w:p>
-    <w:p>
-      <w:pPr>
-        <w:pStyle w:val="a"/>
+        <w:pStyle w:val="ListBullet"/>
+        <w:rPr>
+          <w:rFonts w:ascii="Times New Roman" w:hAnsi="Times New Roman" w:cs="Times New Roman"/>
+          <w:color w:val="auto"/>
+          <w:sz w:val="24"/>
+          <w:szCs w:val="24"/>
+        </w:rPr>
+      </w:pPr>
+    </w:p>
+    <w:p>
+      <w:pPr>
+        <w:pStyle w:val="ListBullet"/>
         <w:rPr>
           <w:rFonts w:ascii="Times New Roman" w:hAnsi="Times New Roman" w:cs="Times New Roman"/>
           <w:color w:val="auto"/>
@@ -9473,7 +8861,7 @@
     </w:p>
     <w:p>
       <w:pPr>
-        <w:pStyle w:val="a"/>
+        <w:pStyle w:val="ListBullet"/>
         <w:rPr>
           <w:rFonts w:ascii="Times New Roman" w:hAnsi="Times New Roman" w:cs="Times New Roman"/>
           <w:color w:val="auto"/>
@@ -9493,7 +8881,7 @@
     </w:p>
     <w:p>
       <w:pPr>
-        <w:pStyle w:val="a"/>
+        <w:pStyle w:val="ListBullet"/>
         <w:rPr>
           <w:rFonts w:ascii="Times New Roman" w:hAnsi="Times New Roman" w:cs="Times New Roman"/>
           <w:color w:val="auto"/>
@@ -9513,7 +8901,7 @@
     </w:p>
     <w:p>
       <w:pPr>
-        <w:pStyle w:val="a"/>
+        <w:pStyle w:val="ListBullet"/>
         <w:rPr>
           <w:rFonts w:ascii="Times New Roman" w:hAnsi="Times New Roman" w:cs="Times New Roman"/>
           <w:color w:val="auto"/>
@@ -9533,47 +8921,27 @@
     </w:p>
     <w:p>
       <w:pPr>
-        <w:pStyle w:val="a"/>
-        <w:rPr>
-          <w:rFonts w:ascii="Times New Roman" w:hAnsi="Times New Roman" w:cs="Times New Roman"/>
-          <w:color w:val="auto"/>
-          <w:sz w:val="24"/>
-          <w:szCs w:val="24"/>
-        </w:rPr>
-      </w:pPr>
-      <w:r>
-        <w:rPr>
-          <w:rFonts w:ascii="Times New Roman" w:hAnsi="Times New Roman" w:cs="Times New Roman"/>
-          <w:color w:val="auto"/>
-          <w:sz w:val="24"/>
-          <w:szCs w:val="24"/>
-        </w:rPr>
-        <w:t xml:space="preserve"> TreatmentName </w:t>
-      </w:r>
-      <w:proofErr w:type="spellStart"/>
-      <w:r>
-        <w:rPr>
-          <w:rFonts w:ascii="Times New Roman" w:hAnsi="Times New Roman" w:cs="Times New Roman"/>
-          <w:color w:val="auto"/>
-          <w:sz w:val="24"/>
-          <w:szCs w:val="24"/>
-        </w:rPr>
-        <w:t>VARCHAR</w:t>
-      </w:r>
-      <w:proofErr w:type="spellEnd"/>
-      <w:r>
-        <w:rPr>
-          <w:rFonts w:ascii="Times New Roman" w:hAnsi="Times New Roman" w:cs="Times New Roman"/>
-          <w:color w:val="auto"/>
-          <w:sz w:val="24"/>
-          <w:szCs w:val="24"/>
-        </w:rPr>
-        <w:t>(100) NOT NULL,</w:t>
-      </w:r>
-    </w:p>
-    <w:p>
-      <w:pPr>
-        <w:pStyle w:val="a"/>
+        <w:pStyle w:val="ListBullet"/>
+        <w:rPr>
+          <w:rFonts w:ascii="Times New Roman" w:hAnsi="Times New Roman" w:cs="Times New Roman"/>
+          <w:color w:val="auto"/>
+          <w:sz w:val="24"/>
+          <w:szCs w:val="24"/>
+        </w:rPr>
+      </w:pPr>
+      <w:r>
+        <w:rPr>
+          <w:rFonts w:ascii="Times New Roman" w:hAnsi="Times New Roman" w:cs="Times New Roman"/>
+          <w:color w:val="auto"/>
+          <w:sz w:val="24"/>
+          <w:szCs w:val="24"/>
+        </w:rPr>
+        <w:t xml:space="preserve"> TreatmentName VARCHAR(100) NOT NULL,</w:t>
+      </w:r>
+    </w:p>
+    <w:p>
+      <w:pPr>
+        <w:pStyle w:val="ListBullet"/>
         <w:rPr>
           <w:rFonts w:ascii="Times New Roman" w:hAnsi="Times New Roman" w:cs="Times New Roman"/>
           <w:color w:val="auto"/>
@@ -9593,7 +8961,7 @@
     </w:p>
     <w:p>
       <w:pPr>
-        <w:pStyle w:val="a"/>
+        <w:pStyle w:val="ListBullet"/>
         <w:rPr>
           <w:rFonts w:ascii="Times New Roman" w:hAnsi="Times New Roman" w:cs="Times New Roman"/>
           <w:color w:val="auto"/>
@@ -9613,7 +8981,7 @@
     </w:p>
     <w:p>
       <w:pPr>
-        <w:pStyle w:val="a"/>
+        <w:pStyle w:val="ListBullet"/>
         <w:rPr>
           <w:rFonts w:ascii="Times New Roman" w:hAnsi="Times New Roman" w:cs="Times New Roman"/>
           <w:color w:val="auto"/>
@@ -9633,7 +9001,7 @@
     </w:p>
     <w:p>
       <w:pPr>
-        <w:pStyle w:val="a"/>
+        <w:pStyle w:val="ListBullet"/>
         <w:rPr>
           <w:rFonts w:ascii="Times New Roman" w:hAnsi="Times New Roman" w:cs="Times New Roman"/>
           <w:color w:val="auto"/>
@@ -9653,7 +9021,7 @@
     </w:p>
     <w:p>
       <w:pPr>
-        <w:pStyle w:val="a"/>
+        <w:pStyle w:val="ListBullet"/>
         <w:rPr>
           <w:rFonts w:ascii="Times New Roman" w:hAnsi="Times New Roman" w:cs="Times New Roman"/>
           <w:color w:val="auto"/>
@@ -9673,7 +9041,7 @@
     </w:p>
     <w:p>
       <w:pPr>
-        <w:pStyle w:val="a"/>
+        <w:pStyle w:val="ListBullet"/>
         <w:rPr>
           <w:rFonts w:ascii="Times New Roman" w:hAnsi="Times New Roman" w:cs="Times New Roman"/>
           <w:color w:val="auto"/>
@@ -9693,7 +9061,7 @@
     </w:p>
     <w:p>
       <w:pPr>
-        <w:pStyle w:val="a"/>
+        <w:pStyle w:val="ListBullet"/>
         <w:rPr>
           <w:rFonts w:ascii="Times New Roman" w:hAnsi="Times New Roman" w:cs="Times New Roman"/>
           <w:color w:val="auto"/>
@@ -9713,18 +9081,18 @@
     </w:p>
     <w:p>
       <w:pPr>
-        <w:pStyle w:val="a"/>
-        <w:rPr>
-          <w:rFonts w:ascii="Times New Roman" w:hAnsi="Times New Roman" w:cs="Times New Roman"/>
-          <w:color w:val="auto"/>
-          <w:sz w:val="24"/>
-          <w:szCs w:val="24"/>
-        </w:rPr>
-      </w:pPr>
-    </w:p>
-    <w:p>
-      <w:pPr>
-        <w:pStyle w:val="a"/>
+        <w:pStyle w:val="ListBullet"/>
+        <w:rPr>
+          <w:rFonts w:ascii="Times New Roman" w:hAnsi="Times New Roman" w:cs="Times New Roman"/>
+          <w:color w:val="auto"/>
+          <w:sz w:val="24"/>
+          <w:szCs w:val="24"/>
+        </w:rPr>
+      </w:pPr>
+    </w:p>
+    <w:p>
+      <w:pPr>
+        <w:pStyle w:val="ListBullet"/>
         <w:rPr>
           <w:rFonts w:ascii="Times New Roman" w:hAnsi="Times New Roman" w:cs="Times New Roman"/>
           <w:color w:val="auto"/>
@@ -9744,7 +9112,7 @@
     </w:p>
     <w:p>
       <w:pPr>
-        <w:pStyle w:val="a"/>
+        <w:pStyle w:val="ListBullet"/>
         <w:rPr>
           <w:rFonts w:ascii="Times New Roman" w:hAnsi="Times New Roman" w:cs="Times New Roman"/>
           <w:color w:val="auto"/>
@@ -9764,87 +9132,47 @@
     </w:p>
     <w:p>
       <w:pPr>
-        <w:pStyle w:val="a"/>
-        <w:rPr>
-          <w:rFonts w:ascii="Times New Roman" w:hAnsi="Times New Roman" w:cs="Times New Roman"/>
-          <w:color w:val="auto"/>
-          <w:sz w:val="24"/>
-          <w:szCs w:val="24"/>
-        </w:rPr>
-      </w:pPr>
-      <w:r>
-        <w:rPr>
-          <w:rFonts w:ascii="Times New Roman" w:hAnsi="Times New Roman" w:cs="Times New Roman"/>
-          <w:color w:val="auto"/>
-          <w:sz w:val="24"/>
-          <w:szCs w:val="24"/>
-        </w:rPr>
-        <w:t xml:space="preserve"> MedicineName </w:t>
-      </w:r>
-      <w:proofErr w:type="spellStart"/>
-      <w:r>
-        <w:rPr>
-          <w:rFonts w:ascii="Times New Roman" w:hAnsi="Times New Roman" w:cs="Times New Roman"/>
-          <w:color w:val="auto"/>
-          <w:sz w:val="24"/>
-          <w:szCs w:val="24"/>
-        </w:rPr>
-        <w:t>VARCHAR</w:t>
-      </w:r>
-      <w:proofErr w:type="spellEnd"/>
-      <w:r>
-        <w:rPr>
-          <w:rFonts w:ascii="Times New Roman" w:hAnsi="Times New Roman" w:cs="Times New Roman"/>
-          <w:color w:val="auto"/>
-          <w:sz w:val="24"/>
-          <w:szCs w:val="24"/>
-        </w:rPr>
-        <w:t>(100) NOT NULL,</w:t>
-      </w:r>
-    </w:p>
-    <w:p>
-      <w:pPr>
-        <w:pStyle w:val="a"/>
-        <w:rPr>
-          <w:rFonts w:ascii="Times New Roman" w:hAnsi="Times New Roman" w:cs="Times New Roman"/>
-          <w:color w:val="auto"/>
-          <w:sz w:val="24"/>
-          <w:szCs w:val="24"/>
-        </w:rPr>
-      </w:pPr>
-      <w:r>
-        <w:rPr>
-          <w:rFonts w:ascii="Times New Roman" w:hAnsi="Times New Roman" w:cs="Times New Roman"/>
-          <w:color w:val="auto"/>
-          <w:sz w:val="24"/>
-          <w:szCs w:val="24"/>
-        </w:rPr>
-        <w:t xml:space="preserve"> Dosage </w:t>
-      </w:r>
-      <w:proofErr w:type="spellStart"/>
-      <w:r>
-        <w:rPr>
-          <w:rFonts w:ascii="Times New Roman" w:hAnsi="Times New Roman" w:cs="Times New Roman"/>
-          <w:color w:val="auto"/>
-          <w:sz w:val="24"/>
-          <w:szCs w:val="24"/>
-        </w:rPr>
-        <w:t>VARCHAR</w:t>
-      </w:r>
-      <w:proofErr w:type="spellEnd"/>
-      <w:r>
-        <w:rPr>
-          <w:rFonts w:ascii="Times New Roman" w:hAnsi="Times New Roman" w:cs="Times New Roman"/>
-          <w:color w:val="auto"/>
-          <w:sz w:val="24"/>
-          <w:szCs w:val="24"/>
-        </w:rPr>
-        <w:t>(50) NOT NULL,</w:t>
-      </w:r>
-    </w:p>
-    <w:p>
-      <w:pPr>
-        <w:pStyle w:val="a"/>
+        <w:pStyle w:val="ListBullet"/>
+        <w:rPr>
+          <w:rFonts w:ascii="Times New Roman" w:hAnsi="Times New Roman" w:cs="Times New Roman"/>
+          <w:color w:val="auto"/>
+          <w:sz w:val="24"/>
+          <w:szCs w:val="24"/>
+        </w:rPr>
+      </w:pPr>
+      <w:r>
+        <w:rPr>
+          <w:rFonts w:ascii="Times New Roman" w:hAnsi="Times New Roman" w:cs="Times New Roman"/>
+          <w:color w:val="auto"/>
+          <w:sz w:val="24"/>
+          <w:szCs w:val="24"/>
+        </w:rPr>
+        <w:t xml:space="preserve"> MedicineName VARCHAR(100) NOT NULL,</w:t>
+      </w:r>
+    </w:p>
+    <w:p>
+      <w:pPr>
+        <w:pStyle w:val="ListBullet"/>
+        <w:rPr>
+          <w:rFonts w:ascii="Times New Roman" w:hAnsi="Times New Roman" w:cs="Times New Roman"/>
+          <w:color w:val="auto"/>
+          <w:sz w:val="24"/>
+          <w:szCs w:val="24"/>
+        </w:rPr>
+      </w:pPr>
+      <w:r>
+        <w:rPr>
+          <w:rFonts w:ascii="Times New Roman" w:hAnsi="Times New Roman" w:cs="Times New Roman"/>
+          <w:color w:val="auto"/>
+          <w:sz w:val="24"/>
+          <w:szCs w:val="24"/>
+        </w:rPr>
+        <w:t xml:space="preserve"> Dosage VARCHAR(50) NOT NULL,</w:t>
+      </w:r>
+    </w:p>
+    <w:p>
+      <w:pPr>
+        <w:pStyle w:val="ListBullet"/>
         <w:rPr>
           <w:rFonts w:ascii="Times New Roman" w:hAnsi="Times New Roman" w:cs="Times New Roman"/>
           <w:color w:val="auto"/>
@@ -9864,7 +9192,7 @@
     </w:p>
     <w:p>
       <w:pPr>
-        <w:pStyle w:val="a"/>
+        <w:pStyle w:val="ListBullet"/>
         <w:rPr>
           <w:rFonts w:ascii="Times New Roman" w:hAnsi="Times New Roman" w:cs="Times New Roman"/>
           <w:color w:val="auto"/>
@@ -9884,7 +9212,7 @@
     </w:p>
     <w:p>
       <w:pPr>
-        <w:pStyle w:val="a"/>
+        <w:pStyle w:val="ListBullet"/>
         <w:rPr>
           <w:rFonts w:ascii="Times New Roman" w:hAnsi="Times New Roman" w:cs="Times New Roman"/>
           <w:color w:val="auto"/>
@@ -9904,18 +9232,18 @@
     </w:p>
     <w:p>
       <w:pPr>
-        <w:pStyle w:val="a"/>
-        <w:rPr>
-          <w:rFonts w:ascii="Times New Roman" w:hAnsi="Times New Roman" w:cs="Times New Roman"/>
-          <w:color w:val="auto"/>
-          <w:sz w:val="24"/>
-          <w:szCs w:val="24"/>
-        </w:rPr>
-      </w:pPr>
-    </w:p>
-    <w:p>
-      <w:pPr>
-        <w:pStyle w:val="a"/>
+        <w:pStyle w:val="ListBullet"/>
+        <w:rPr>
+          <w:rFonts w:ascii="Times New Roman" w:hAnsi="Times New Roman" w:cs="Times New Roman"/>
+          <w:color w:val="auto"/>
+          <w:sz w:val="24"/>
+          <w:szCs w:val="24"/>
+        </w:rPr>
+      </w:pPr>
+    </w:p>
+    <w:p>
+      <w:pPr>
+        <w:pStyle w:val="ListBullet"/>
         <w:rPr>
           <w:rFonts w:ascii="Times New Roman" w:hAnsi="Times New Roman" w:cs="Times New Roman"/>
           <w:color w:val="auto"/>
@@ -9935,7 +9263,7 @@
     </w:p>
     <w:p>
       <w:pPr>
-        <w:pStyle w:val="a"/>
+        <w:pStyle w:val="ListBullet"/>
         <w:rPr>
           <w:rFonts w:ascii="Times New Roman" w:hAnsi="Times New Roman" w:cs="Times New Roman"/>
           <w:color w:val="auto"/>
@@ -9955,7 +9283,7 @@
     </w:p>
     <w:p>
       <w:pPr>
-        <w:pStyle w:val="a"/>
+        <w:pStyle w:val="ListBullet"/>
         <w:rPr>
           <w:rFonts w:ascii="Times New Roman" w:hAnsi="Times New Roman" w:cs="Times New Roman"/>
           <w:color w:val="auto"/>
@@ -9975,7 +9303,7 @@
     </w:p>
     <w:p>
       <w:pPr>
-        <w:pStyle w:val="a"/>
+        <w:pStyle w:val="ListBullet"/>
         <w:rPr>
           <w:rFonts w:ascii="Times New Roman" w:hAnsi="Times New Roman" w:cs="Times New Roman"/>
           <w:color w:val="auto"/>
@@ -9995,7 +9323,7 @@
     </w:p>
     <w:p>
       <w:pPr>
-        <w:pStyle w:val="a"/>
+        <w:pStyle w:val="ListBullet"/>
         <w:rPr>
           <w:rFonts w:ascii="Times New Roman" w:hAnsi="Times New Roman" w:cs="Times New Roman"/>
           <w:color w:val="auto"/>
@@ -10015,7 +9343,7 @@
     </w:p>
     <w:p>
       <w:pPr>
-        <w:pStyle w:val="a"/>
+        <w:pStyle w:val="ListBullet"/>
         <w:rPr>
           <w:rFonts w:ascii="Times New Roman" w:hAnsi="Times New Roman" w:cs="Times New Roman"/>
           <w:color w:val="auto"/>
@@ -10035,7 +9363,7 @@
     </w:p>
     <w:p>
       <w:pPr>
-        <w:pStyle w:val="a"/>
+        <w:pStyle w:val="ListBullet"/>
         <w:rPr>
           <w:rFonts w:ascii="Times New Roman" w:hAnsi="Times New Roman" w:cs="Times New Roman"/>
           <w:color w:val="auto"/>
@@ -10055,7 +9383,7 @@
     </w:p>
     <w:p>
       <w:pPr>
-        <w:pStyle w:val="a"/>
+        <w:pStyle w:val="ListBullet"/>
         <w:rPr>
           <w:rFonts w:ascii="Times New Roman" w:hAnsi="Times New Roman" w:cs="Times New Roman"/>
           <w:color w:val="auto"/>
@@ -10075,7 +9403,7 @@
     </w:p>
     <w:p>
       <w:pPr>
-        <w:pStyle w:val="a"/>
+        <w:pStyle w:val="ListBullet"/>
         <w:rPr>
           <w:rFonts w:ascii="Times New Roman" w:hAnsi="Times New Roman" w:cs="Times New Roman"/>
           <w:color w:val="auto"/>
@@ -10095,7 +9423,7 @@
     </w:p>
     <w:p>
       <w:pPr>
-        <w:pStyle w:val="a"/>
+        <w:pStyle w:val="ListBullet"/>
         <w:rPr>
           <w:rFonts w:ascii="Times New Roman" w:hAnsi="Times New Roman" w:cs="Times New Roman"/>
           <w:color w:val="auto"/>
@@ -10116,18 +9444,18 @@
     </w:p>
     <w:p>
       <w:pPr>
-        <w:pStyle w:val="a"/>
-        <w:rPr>
-          <w:rFonts w:ascii="Times New Roman" w:hAnsi="Times New Roman" w:cs="Times New Roman"/>
-          <w:color w:val="auto"/>
-          <w:sz w:val="24"/>
-          <w:szCs w:val="24"/>
-        </w:rPr>
-      </w:pPr>
-    </w:p>
-    <w:p>
-      <w:pPr>
-        <w:pStyle w:val="a"/>
+        <w:pStyle w:val="ListBullet"/>
+        <w:rPr>
+          <w:rFonts w:ascii="Times New Roman" w:hAnsi="Times New Roman" w:cs="Times New Roman"/>
+          <w:color w:val="auto"/>
+          <w:sz w:val="24"/>
+          <w:szCs w:val="24"/>
+        </w:rPr>
+      </w:pPr>
+    </w:p>
+    <w:p>
+      <w:pPr>
+        <w:pStyle w:val="ListBullet"/>
         <w:rPr>
           <w:rFonts w:ascii="Times New Roman" w:hAnsi="Times New Roman" w:cs="Times New Roman"/>
           <w:color w:val="auto"/>
@@ -10147,7 +9475,7 @@
     </w:p>
     <w:p>
       <w:pPr>
-        <w:pStyle w:val="a"/>
+        <w:pStyle w:val="ListBullet"/>
         <w:rPr>
           <w:rFonts w:ascii="Times New Roman" w:hAnsi="Times New Roman" w:cs="Times New Roman"/>
           <w:color w:val="auto"/>
@@ -10167,7 +9495,7 @@
     </w:p>
     <w:p>
       <w:pPr>
-        <w:pStyle w:val="a"/>
+        <w:pStyle w:val="ListBullet"/>
         <w:rPr>
           <w:rFonts w:ascii="Times New Roman" w:hAnsi="Times New Roman" w:cs="Times New Roman"/>
           <w:color w:val="auto"/>
@@ -10187,7 +9515,7 @@
     </w:p>
     <w:p>
       <w:pPr>
-        <w:pStyle w:val="a"/>
+        <w:pStyle w:val="ListBullet"/>
         <w:rPr>
           <w:rFonts w:ascii="Times New Roman" w:hAnsi="Times New Roman" w:cs="Times New Roman"/>
           <w:color w:val="auto"/>
@@ -10207,7 +9535,7 @@
     </w:p>
     <w:p>
       <w:pPr>
-        <w:pStyle w:val="a"/>
+        <w:pStyle w:val="ListBullet"/>
         <w:rPr>
           <w:rFonts w:ascii="Times New Roman" w:hAnsi="Times New Roman" w:cs="Times New Roman"/>
           <w:color w:val="auto"/>
@@ -10227,7 +9555,7 @@
     </w:p>
     <w:p>
       <w:pPr>
-        <w:pStyle w:val="a"/>
+        <w:pStyle w:val="ListBullet"/>
         <w:rPr>
           <w:rFonts w:ascii="Times New Roman" w:hAnsi="Times New Roman" w:cs="Times New Roman"/>
           <w:color w:val="auto"/>
@@ -10247,7 +9575,7 @@
     </w:p>
     <w:p>
       <w:pPr>
-        <w:pStyle w:val="a"/>
+        <w:pStyle w:val="ListBullet"/>
         <w:rPr>
           <w:rFonts w:ascii="Times New Roman" w:hAnsi="Times New Roman" w:cs="Times New Roman"/>
           <w:color w:val="auto"/>
@@ -10267,7 +9595,7 @@
     </w:p>
     <w:p>
       <w:pPr>
-        <w:pStyle w:val="a"/>
+        <w:pStyle w:val="ListBullet"/>
         <w:rPr>
           <w:rFonts w:ascii="Times New Roman" w:hAnsi="Times New Roman" w:cs="Times New Roman"/>
           <w:color w:val="auto"/>
@@ -10287,7 +9615,7 @@
     </w:p>
     <w:p>
       <w:pPr>
-        <w:pStyle w:val="a"/>
+        <w:pStyle w:val="ListBullet"/>
         <w:rPr>
           <w:rFonts w:ascii="Times New Roman" w:hAnsi="Times New Roman" w:cs="Times New Roman"/>
           <w:color w:val="auto"/>
@@ -10307,7 +9635,7 @@
     </w:p>
     <w:p>
       <w:pPr>
-        <w:pStyle w:val="a"/>
+        <w:pStyle w:val="ListBullet"/>
         <w:rPr>
           <w:rFonts w:ascii="Times New Roman" w:hAnsi="Times New Roman" w:cs="Times New Roman"/>
           <w:color w:val="auto"/>
@@ -10327,7 +9655,7 @@
     </w:p>
     <w:p>
       <w:pPr>
-        <w:pStyle w:val="a"/>
+        <w:pStyle w:val="ListBullet"/>
         <w:rPr>
           <w:rFonts w:ascii="Times New Roman" w:hAnsi="Times New Roman" w:cs="Times New Roman"/>
           <w:color w:val="auto"/>
@@ -10347,7 +9675,7 @@
     </w:p>
     <w:p>
       <w:pPr>
-        <w:pStyle w:val="a"/>
+        <w:pStyle w:val="ListBullet"/>
         <w:rPr>
           <w:rFonts w:ascii="Times New Roman" w:hAnsi="Times New Roman" w:cs="Times New Roman"/>
           <w:color w:val="auto"/>
@@ -10367,7 +9695,7 @@
     </w:p>
     <w:p>
       <w:pPr>
-        <w:pStyle w:val="a"/>
+        <w:pStyle w:val="ListBullet"/>
         <w:rPr>
           <w:rFonts w:ascii="Times New Roman" w:hAnsi="Times New Roman" w:cs="Times New Roman"/>
           <w:color w:val="auto"/>
@@ -10387,7 +9715,7 @@
     </w:p>
     <w:p>
       <w:pPr>
-        <w:pStyle w:val="a"/>
+        <w:pStyle w:val="ListBullet"/>
         <w:rPr>
           <w:rFonts w:ascii="Times New Roman" w:hAnsi="Times New Roman" w:cs="Times New Roman"/>
           <w:color w:val="auto"/>
@@ -10407,7 +9735,7 @@
     </w:p>
     <w:p>
       <w:pPr>
-        <w:pStyle w:val="a"/>
+        <w:pStyle w:val="ListBullet"/>
         <w:numPr>
           <w:ilvl w:val="0"/>
           <w:numId w:val="0"/>
@@ -10432,7 +9760,7 @@
     </w:p>
     <w:p>
       <w:pPr>
-        <w:pStyle w:val="a"/>
+        <w:pStyle w:val="ListBullet"/>
         <w:numPr>
           <w:ilvl w:val="0"/>
           <w:numId w:val="0"/>
@@ -10448,7 +9776,7 @@
     </w:p>
     <w:p>
       <w:pPr>
-        <w:pStyle w:val="a"/>
+        <w:pStyle w:val="ListBullet"/>
         <w:numPr>
           <w:ilvl w:val="0"/>
           <w:numId w:val="0"/>
@@ -10473,7 +9801,7 @@
     </w:p>
     <w:p>
       <w:pPr>
-        <w:pStyle w:val="a"/>
+        <w:pStyle w:val="ListBullet"/>
         <w:numPr>
           <w:ilvl w:val="0"/>
           <w:numId w:val="0"/>
@@ -10533,7 +9861,7 @@
     </w:p>
     <w:p>
       <w:pPr>
-        <w:pStyle w:val="a"/>
+        <w:pStyle w:val="ListBullet"/>
         <w:numPr>
           <w:ilvl w:val="0"/>
           <w:numId w:val="0"/>
@@ -10549,7 +9877,7 @@
     </w:p>
     <w:p>
       <w:pPr>
-        <w:pStyle w:val="a"/>
+        <w:pStyle w:val="ListBullet"/>
         <w:numPr>
           <w:ilvl w:val="0"/>
           <w:numId w:val="0"/>
@@ -10564,7 +9892,7 @@
     </w:p>
     <w:p>
       <w:pPr>
-        <w:pStyle w:val="a"/>
+        <w:pStyle w:val="ListBullet"/>
         <w:numPr>
           <w:ilvl w:val="0"/>
           <w:numId w:val="0"/>
@@ -10594,7 +9922,7 @@
     </w:p>
     <w:p>
       <w:pPr>
-        <w:pStyle w:val="a"/>
+        <w:pStyle w:val="ListBullet"/>
         <w:numPr>
           <w:ilvl w:val="0"/>
           <w:numId w:val="0"/>
@@ -10614,479 +9942,19 @@
           <w:sz w:val="24"/>
           <w:szCs w:val="24"/>
         </w:rPr>
-        <w:t xml:space="preserve">INSERT INTO Staff (Name, PhoneNumber, Email, Address, DateOfHire) VALUES ('Ahmed Al-Saadi', '0501234567', 'ahmed@clinic.com', 'Riyadh, Saudi Arabia', '2020-01-15'), ('Sarah </w:t>
-      </w:r>
-      <w:proofErr w:type="spellStart"/>
-      <w:r>
-        <w:rPr>
-          <w:rFonts w:ascii="Times New Roman" w:hAnsi="Times New Roman" w:cs="Times New Roman"/>
-          <w:color w:val="auto"/>
-          <w:sz w:val="24"/>
-          <w:szCs w:val="24"/>
-        </w:rPr>
-        <w:t>Al-Ghamdi</w:t>
-      </w:r>
-      <w:proofErr w:type="spellEnd"/>
-      <w:r>
-        <w:rPr>
-          <w:rFonts w:ascii="Times New Roman" w:hAnsi="Times New Roman" w:cs="Times New Roman"/>
-          <w:color w:val="auto"/>
-          <w:sz w:val="24"/>
-          <w:szCs w:val="24"/>
-        </w:rPr>
-        <w:t xml:space="preserve">', '0502345678', 'sarah@clinic.com', 'Jeddah, Saudi Arabia', '2021-03-10'), ('Mohammed </w:t>
-      </w:r>
-      <w:proofErr w:type="spellStart"/>
-      <w:r>
-        <w:rPr>
-          <w:rFonts w:ascii="Times New Roman" w:hAnsi="Times New Roman" w:cs="Times New Roman"/>
-          <w:color w:val="auto"/>
-          <w:sz w:val="24"/>
-          <w:szCs w:val="24"/>
-        </w:rPr>
-        <w:t>Al-Otaibi</w:t>
-      </w:r>
-      <w:proofErr w:type="spellEnd"/>
-      <w:r>
-        <w:rPr>
-          <w:rFonts w:ascii="Times New Roman" w:hAnsi="Times New Roman" w:cs="Times New Roman"/>
-          <w:color w:val="auto"/>
-          <w:sz w:val="24"/>
-          <w:szCs w:val="24"/>
-        </w:rPr>
-        <w:t xml:space="preserve">', '0503456789', 'mohammed@clinic .com', 'Dammam, Saudi Arabia', '2019-05-20'), ('Fatima </w:t>
-      </w:r>
-      <w:proofErr w:type="spellStart"/>
-      <w:r>
-        <w:rPr>
-          <w:rFonts w:ascii="Times New Roman" w:hAnsi="Times New Roman" w:cs="Times New Roman"/>
-          <w:color w:val="auto"/>
-          <w:sz w:val="24"/>
-          <w:szCs w:val="24"/>
-        </w:rPr>
-        <w:t>Al-Zahrani</w:t>
-      </w:r>
-      <w:proofErr w:type="spellEnd"/>
-      <w:r>
-        <w:rPr>
-          <w:rFonts w:ascii="Times New Roman" w:hAnsi="Times New Roman" w:cs="Times New Roman"/>
-          <w:color w:val="auto"/>
-          <w:sz w:val="24"/>
-          <w:szCs w:val="24"/>
-        </w:rPr>
-        <w:t>', '0504567890', '</w:t>
-      </w:r>
-      <w:proofErr w:type="spellStart"/>
-      <w:r>
-        <w:rPr>
-          <w:rFonts w:ascii="Times New Roman" w:hAnsi="Times New Roman" w:cs="Times New Roman"/>
-          <w:color w:val="auto"/>
-          <w:sz w:val="24"/>
-          <w:szCs w:val="24"/>
-        </w:rPr>
-        <w:t>fatima@clinic.co</w:t>
-      </w:r>
-      <w:proofErr w:type="spellEnd"/>
-      <w:r>
-        <w:rPr>
-          <w:rFonts w:ascii="Times New Roman" w:hAnsi="Times New Roman" w:cs="Times New Roman"/>
-          <w:color w:val="auto"/>
-          <w:sz w:val="24"/>
-          <w:szCs w:val="24"/>
-        </w:rPr>
-        <w:t xml:space="preserve"> m', 'Riyadh, Saudi Arabia', '2022-02-01'), ('Khalid </w:t>
-      </w:r>
-      <w:proofErr w:type="spellStart"/>
-      <w:r>
-        <w:rPr>
-          <w:rFonts w:ascii="Times New Roman" w:hAnsi="Times New Roman" w:cs="Times New Roman"/>
-          <w:color w:val="auto"/>
-          <w:sz w:val="24"/>
-          <w:szCs w:val="24"/>
-        </w:rPr>
-        <w:t>Al-Dossari</w:t>
-      </w:r>
-      <w:proofErr w:type="spellEnd"/>
-      <w:r>
-        <w:rPr>
-          <w:rFonts w:ascii="Times New Roman" w:hAnsi="Times New Roman" w:cs="Times New Roman"/>
-          <w:color w:val="auto"/>
-          <w:sz w:val="24"/>
-          <w:szCs w:val="24"/>
-        </w:rPr>
-        <w:t>', '0505678901', '</w:t>
-      </w:r>
-      <w:proofErr w:type="spellStart"/>
-      <w:r>
-        <w:rPr>
-          <w:rFonts w:ascii="Times New Roman" w:hAnsi="Times New Roman" w:cs="Times New Roman"/>
-          <w:color w:val="auto"/>
-          <w:sz w:val="24"/>
-          <w:szCs w:val="24"/>
-        </w:rPr>
-        <w:t>khalid@clinic.co</w:t>
-      </w:r>
-      <w:proofErr w:type="spellEnd"/>
-      <w:r>
-        <w:rPr>
-          <w:rFonts w:ascii="Times New Roman" w:hAnsi="Times New Roman" w:cs="Times New Roman"/>
-          <w:color w:val="auto"/>
-          <w:sz w:val="24"/>
-          <w:szCs w:val="24"/>
-        </w:rPr>
-        <w:t xml:space="preserve"> m', 'Medina, Saudi Arabia', '2023-06-15'), ('Noura </w:t>
-      </w:r>
-      <w:proofErr w:type="spellStart"/>
-      <w:r>
-        <w:rPr>
-          <w:rFonts w:ascii="Times New Roman" w:hAnsi="Times New Roman" w:cs="Times New Roman"/>
-          <w:color w:val="auto"/>
-          <w:sz w:val="24"/>
-          <w:szCs w:val="24"/>
-        </w:rPr>
-        <w:t>Al-Shehri</w:t>
-      </w:r>
-      <w:proofErr w:type="spellEnd"/>
-      <w:r>
-        <w:rPr>
-          <w:rFonts w:ascii="Times New Roman" w:hAnsi="Times New Roman" w:cs="Times New Roman"/>
-          <w:color w:val="auto"/>
-          <w:sz w:val="24"/>
-          <w:szCs w:val="24"/>
-        </w:rPr>
-        <w:t xml:space="preserve">', '0506789012', 'noura@clinic.com', 'Riyadh, Saudi Arabia', '2021-11-25'), ('Abdullah </w:t>
-      </w:r>
-      <w:proofErr w:type="spellStart"/>
-      <w:r>
-        <w:rPr>
-          <w:rFonts w:ascii="Times New Roman" w:hAnsi="Times New Roman" w:cs="Times New Roman"/>
-          <w:color w:val="auto"/>
-          <w:sz w:val="24"/>
-          <w:szCs w:val="24"/>
-        </w:rPr>
-        <w:t>Al-Qahtani</w:t>
-      </w:r>
-      <w:proofErr w:type="spellEnd"/>
-      <w:r>
-        <w:rPr>
-          <w:rFonts w:ascii="Times New Roman" w:hAnsi="Times New Roman" w:cs="Times New Roman"/>
-          <w:color w:val="auto"/>
-          <w:sz w:val="24"/>
-          <w:szCs w:val="24"/>
-        </w:rPr>
-        <w:t>', '0507890123', '</w:t>
-      </w:r>
-      <w:proofErr w:type="spellStart"/>
-      <w:r>
-        <w:rPr>
-          <w:rFonts w:ascii="Times New Roman" w:hAnsi="Times New Roman" w:cs="Times New Roman"/>
-          <w:color w:val="auto"/>
-          <w:sz w:val="24"/>
-          <w:szCs w:val="24"/>
-        </w:rPr>
-        <w:t>abdullah@clini</w:t>
-      </w:r>
-      <w:proofErr w:type="spellEnd"/>
-      <w:r>
-        <w:rPr>
-          <w:rFonts w:ascii="Times New Roman" w:hAnsi="Times New Roman" w:cs="Times New Roman"/>
-          <w:color w:val="auto"/>
-          <w:sz w:val="24"/>
-          <w:szCs w:val="24"/>
-        </w:rPr>
-        <w:t xml:space="preserve"> c.com', 'Jeddah, Saudi Arabia', '2020-08-30'); INSERT INTO Doctor (StaffID, Specialization) VALUES (1, 'Cardiology'), (2, 'Pediatrics'), (3, '</w:t>
-      </w:r>
-      <w:proofErr w:type="spellStart"/>
-      <w:r>
-        <w:rPr>
-          <w:rFonts w:ascii="Times New Roman" w:hAnsi="Times New Roman" w:cs="Times New Roman"/>
-          <w:color w:val="auto"/>
-          <w:sz w:val="24"/>
-          <w:szCs w:val="24"/>
-        </w:rPr>
-        <w:t>Dermatolog</w:t>
-      </w:r>
-      <w:proofErr w:type="spellEnd"/>
-      <w:r>
-        <w:rPr>
-          <w:rFonts w:ascii="Times New Roman" w:hAnsi="Times New Roman" w:cs="Times New Roman"/>
-          <w:color w:val="auto"/>
-          <w:sz w:val="24"/>
-          <w:szCs w:val="24"/>
-        </w:rPr>
-        <w:t xml:space="preserve"> y'), (4, 'Orthopedics'), (5, 'Ophthalmology'); INSERT INTO Nurse (StaffID, Shift) VALUES (6, 'Day'), (7, 'Night'); INSERT INTO Patient (Name, DateOfBirth, Gender, </w:t>
-      </w:r>
-      <w:proofErr w:type="spellStart"/>
-      <w:r>
-        <w:rPr>
-          <w:rFonts w:ascii="Times New Roman" w:hAnsi="Times New Roman" w:cs="Times New Roman"/>
-          <w:color w:val="auto"/>
-          <w:sz w:val="24"/>
-          <w:szCs w:val="24"/>
-        </w:rPr>
-        <w:t>Addre</w:t>
-      </w:r>
-      <w:proofErr w:type="spellEnd"/>
-      <w:r>
-        <w:rPr>
-          <w:rFonts w:ascii="Times New Roman" w:hAnsi="Times New Roman" w:cs="Times New Roman"/>
-          <w:color w:val="auto"/>
-          <w:sz w:val="24"/>
-          <w:szCs w:val="24"/>
-        </w:rPr>
+        <w:t>INSERT INTO Staff (Name, PhoneNumber, Email, Address, DateOfHire) VALUES ('Ahmed Al-Saadi', '0501234567', 'ahmed@clinic.com', 'Riyadh, Saudi Arabia', '2020-01-15'), ('Sarah Al-Ghamdi', '0502345678', 'sarah@clinic.com', 'Jeddah, Saudi Arabia', '2021-03-10'), ('Mohammed Al-Otaibi', '0503456789', 'mohammed@clinic .com', 'Dammam, Saudi Arabia', '2019-05-20'), ('Fatima Al-Zahrani', '0504567890', 'fatima@clinic.co m', 'Riyadh, Saudi Arabia', '2022-02-01'), ('Khalid Al-Dossari', '0505678901', 'khalid@clinic.co m', 'Medina, Saudi Arabia', '2023-06-15'), ('Noura Al-Shehri', '0506789012', 'noura@clinic.com', 'Riyadh, Saudi Arabia', '2021-11-25'), ('Abdullah Al-Qahtani', '0507890123', 'abdullah@clini c.com', 'Jeddah, Saudi Arabia', '2020-08-30'); INSERT INTO Doctor (StaffID, Specialization) VALUES (1, 'Cardiology'), (2, 'Pediatrics'), (3, 'Dermatolog y'), (4, 'Orthopedics'), (5, 'Ophthalmology'); INSERT INTO Nurse (StaffID, Shift) VALUES (6, 'Day'), (7, 'Night'); INSERT INTO Patient (Name, DateOfBirth, Gender, Addre ss, PhoneNumber, Email) VALUES ('Omar Khalid', '1990-05-10', 'Male', 'Riyadh, SA', ' 0511111111', 'omar@gmail.com'), ('Laila Ahmed', '1985-10-25', 'Female', 'Jeddah, SA', '0522222222', 'laila@yahoo.com'), ('Fahad Mohammed', '2000-01-15', 'Male', 'Dammam, SA' , '0533333333', 'fahad@outlook.com'), ('Reem Ali', '1995-07-20', 'Female', 'Medina, SA', '0 544444444', 'reem@hotmail.com'), ('Sultan Fahad', '1988-12-05', 'Male', 'Riyadh, SA', '0555555555', 'sultan@icloud.com');</w:t>
+      </w:r>
+      <w:r>
         <w:t xml:space="preserve"> </w:t>
       </w:r>
-      <w:proofErr w:type="spellStart"/>
-      <w:r>
-        <w:rPr>
-          <w:rFonts w:ascii="Times New Roman" w:hAnsi="Times New Roman" w:cs="Times New Roman"/>
-          <w:color w:val="auto"/>
-          <w:sz w:val="24"/>
-          <w:szCs w:val="24"/>
-        </w:rPr>
-        <w:t>ss</w:t>
-      </w:r>
-      <w:proofErr w:type="spellEnd"/>
-      <w:r>
-        <w:rPr>
-          <w:rFonts w:ascii="Times New Roman" w:hAnsi="Times New Roman" w:cs="Times New Roman"/>
-          <w:color w:val="auto"/>
-          <w:sz w:val="24"/>
-          <w:szCs w:val="24"/>
-        </w:rPr>
-        <w:t>, PhoneNumber, Email) VALUES ('Omar Khalid', '1990-05-10', 'Male', 'Riyadh, SA', ' 0511111111', 'omar@gmail.com'), ('Laila Ahmed', '1985-10-25', 'Female', 'Jeddah, SA', '0522222222', 'laila@yahoo.com'), ('</w:t>
-      </w:r>
-      <w:proofErr w:type="spellStart"/>
-      <w:r>
-        <w:rPr>
-          <w:rFonts w:ascii="Times New Roman" w:hAnsi="Times New Roman" w:cs="Times New Roman"/>
-          <w:color w:val="auto"/>
-          <w:sz w:val="24"/>
-          <w:szCs w:val="24"/>
-        </w:rPr>
-        <w:t>Fahad</w:t>
-      </w:r>
-      <w:proofErr w:type="spellEnd"/>
-      <w:r>
-        <w:rPr>
-          <w:rFonts w:ascii="Times New Roman" w:hAnsi="Times New Roman" w:cs="Times New Roman"/>
-          <w:color w:val="auto"/>
-          <w:sz w:val="24"/>
-          <w:szCs w:val="24"/>
-        </w:rPr>
-        <w:t xml:space="preserve"> Mohammed', '2000-01-15', 'Male', 'Dammam, SA' , '0533333333', 'fahad@outlook.com'), ('Reem Ali', '1995-07-20', 'Female', 'Medina, SA', '0 544444444', 'reem@hotmail.com'), ('Sultan </w:t>
-      </w:r>
-      <w:proofErr w:type="spellStart"/>
-      <w:r>
-        <w:rPr>
-          <w:rFonts w:ascii="Times New Roman" w:hAnsi="Times New Roman" w:cs="Times New Roman"/>
-          <w:color w:val="auto"/>
-          <w:sz w:val="24"/>
-          <w:szCs w:val="24"/>
-        </w:rPr>
-        <w:t>Fahad</w:t>
-      </w:r>
-      <w:proofErr w:type="spellEnd"/>
-      <w:r>
-        <w:rPr>
-          <w:rFonts w:ascii="Times New Roman" w:hAnsi="Times New Roman" w:cs="Times New Roman"/>
-          <w:color w:val="auto"/>
-          <w:sz w:val="24"/>
-          <w:szCs w:val="24"/>
-        </w:rPr>
-        <w:t>', '1988-12-05', 'Male', 'Riyadh, SA', '0555555555', 'sultan@icloud.com');</w:t>
-      </w:r>
-      <w:r>
-        <w:t xml:space="preserve"> </w:t>
-      </w:r>
-      <w:r>
-        <w:rPr>
-          <w:rFonts w:ascii="Times New Roman" w:hAnsi="Times New Roman" w:cs="Times New Roman"/>
-          <w:color w:val="auto"/>
-          <w:sz w:val="24"/>
-          <w:szCs w:val="24"/>
-        </w:rPr>
-        <w:t xml:space="preserve">INSERT INTO Appointment (PatientID, DoctorID, Appoint mentDate, AppointmentTime, Status) VALUES(1, 1, '2024-03-01', '10:00:00', 'Completed'), (2, 2, '2024-03-02', '11:30:00', 'Completed'), (3, 3, '2024-03-03', '09:00:00', 'Scheduled'), (4, 4, '2024-03-04', '14:00:00', 'Cancelled'), (5, 5, '2024-03-05', '16:00:00', 'Scheduled'); INSERT INTO Treatment (PatientID, DoctorID, Treatment Name, Description, Cost) VALUES (1, 1, 'Heart Checkup', 'Routine cardiovascular </w:t>
-      </w:r>
-      <w:proofErr w:type="spellStart"/>
-      <w:r>
-        <w:rPr>
-          <w:rFonts w:ascii="Times New Roman" w:hAnsi="Times New Roman" w:cs="Times New Roman"/>
-          <w:color w:val="auto"/>
-          <w:sz w:val="24"/>
-          <w:szCs w:val="24"/>
-        </w:rPr>
-        <w:t>exami</w:t>
-      </w:r>
-      <w:proofErr w:type="spellEnd"/>
-      <w:r>
-        <w:rPr>
-          <w:rFonts w:ascii="Times New Roman" w:hAnsi="Times New Roman" w:cs="Times New Roman"/>
-          <w:color w:val="auto"/>
-          <w:sz w:val="24"/>
-          <w:szCs w:val="24"/>
-        </w:rPr>
-        <w:t xml:space="preserve"> nation', 500.00), (2, 2, 'Child Vaccination', 'Mandatory childhood </w:t>
-      </w:r>
-      <w:proofErr w:type="spellStart"/>
-      <w:r>
-        <w:rPr>
-          <w:rFonts w:ascii="Times New Roman" w:hAnsi="Times New Roman" w:cs="Times New Roman"/>
-          <w:color w:val="auto"/>
-          <w:sz w:val="24"/>
-          <w:szCs w:val="24"/>
-        </w:rPr>
-        <w:t>vacc</w:t>
-      </w:r>
-      <w:proofErr w:type="spellEnd"/>
-      <w:r>
-        <w:rPr>
-          <w:rFonts w:ascii="Times New Roman" w:hAnsi="Times New Roman" w:cs="Times New Roman"/>
-          <w:color w:val="auto"/>
-          <w:sz w:val="24"/>
-          <w:szCs w:val="24"/>
-        </w:rPr>
-        <w:t xml:space="preserve"> </w:t>
-      </w:r>
-      <w:proofErr w:type="spellStart"/>
-      <w:r>
-        <w:rPr>
-          <w:rFonts w:ascii="Times New Roman" w:hAnsi="Times New Roman" w:cs="Times New Roman"/>
-          <w:color w:val="auto"/>
-          <w:sz w:val="24"/>
-          <w:szCs w:val="24"/>
-        </w:rPr>
-        <w:t>ines</w:t>
-      </w:r>
-      <w:proofErr w:type="spellEnd"/>
-      <w:r>
-        <w:rPr>
-          <w:rFonts w:ascii="Times New Roman" w:hAnsi="Times New Roman" w:cs="Times New Roman"/>
-          <w:color w:val="auto"/>
-          <w:sz w:val="24"/>
-          <w:szCs w:val="24"/>
-        </w:rPr>
-        <w:t xml:space="preserve">', 200.00), (3, 3, 'Skin Allergy Treatment', 'Treatment for </w:t>
-      </w:r>
-      <w:proofErr w:type="spellStart"/>
-      <w:r>
-        <w:rPr>
-          <w:rFonts w:ascii="Times New Roman" w:hAnsi="Times New Roman" w:cs="Times New Roman"/>
-          <w:color w:val="auto"/>
-          <w:sz w:val="24"/>
-          <w:szCs w:val="24"/>
-        </w:rPr>
-        <w:t>seaso</w:t>
-      </w:r>
-      <w:proofErr w:type="spellEnd"/>
-      <w:r>
-        <w:rPr>
-          <w:rFonts w:ascii="Times New Roman" w:hAnsi="Times New Roman" w:cs="Times New Roman"/>
-          <w:color w:val="auto"/>
-          <w:sz w:val="24"/>
-          <w:szCs w:val="24"/>
-        </w:rPr>
-        <w:t xml:space="preserve"> </w:t>
-      </w:r>
-      <w:proofErr w:type="spellStart"/>
-      <w:r>
-        <w:rPr>
-          <w:rFonts w:ascii="Times New Roman" w:hAnsi="Times New Roman" w:cs="Times New Roman"/>
-          <w:color w:val="auto"/>
-          <w:sz w:val="24"/>
-          <w:szCs w:val="24"/>
-        </w:rPr>
-        <w:t>nal</w:t>
-      </w:r>
-      <w:proofErr w:type="spellEnd"/>
-      <w:r>
-        <w:rPr>
-          <w:rFonts w:ascii="Times New Roman" w:hAnsi="Times New Roman" w:cs="Times New Roman"/>
-          <w:color w:val="auto"/>
-          <w:sz w:val="24"/>
-          <w:szCs w:val="24"/>
-        </w:rPr>
-        <w:t xml:space="preserve"> skin allergies', 350.00), (4, 4, 'Fracture Casting', 'Plaster cast for hand </w:t>
-      </w:r>
-      <w:proofErr w:type="spellStart"/>
-      <w:r>
-        <w:rPr>
-          <w:rFonts w:ascii="Times New Roman" w:hAnsi="Times New Roman" w:cs="Times New Roman"/>
-          <w:color w:val="auto"/>
-          <w:sz w:val="24"/>
-          <w:szCs w:val="24"/>
-        </w:rPr>
-        <w:t>fra</w:t>
-      </w:r>
-      <w:proofErr w:type="spellEnd"/>
-      <w:r>
-        <w:rPr>
-          <w:rFonts w:ascii="Times New Roman" w:hAnsi="Times New Roman" w:cs="Times New Roman"/>
-          <w:color w:val="auto"/>
-          <w:sz w:val="24"/>
-          <w:szCs w:val="24"/>
-        </w:rPr>
-        <w:t xml:space="preserve"> </w:t>
-      </w:r>
-      <w:proofErr w:type="spellStart"/>
-      <w:r>
-        <w:rPr>
-          <w:rFonts w:ascii="Times New Roman" w:hAnsi="Times New Roman" w:cs="Times New Roman"/>
-          <w:color w:val="auto"/>
-          <w:sz w:val="24"/>
-          <w:szCs w:val="24"/>
-        </w:rPr>
-        <w:t>cture</w:t>
-      </w:r>
-      <w:proofErr w:type="spellEnd"/>
-      <w:r>
-        <w:rPr>
-          <w:rFonts w:ascii="Times New Roman" w:hAnsi="Times New Roman" w:cs="Times New Roman"/>
-          <w:color w:val="auto"/>
-          <w:sz w:val="24"/>
-          <w:szCs w:val="24"/>
-        </w:rPr>
-        <w:t xml:space="preserve">', 1200.00), (5, 5, 'Eye Laser Surgery', 'Correction of vision </w:t>
-      </w:r>
-      <w:proofErr w:type="spellStart"/>
-      <w:r>
-        <w:rPr>
-          <w:rFonts w:ascii="Times New Roman" w:hAnsi="Times New Roman" w:cs="Times New Roman"/>
-          <w:color w:val="auto"/>
-          <w:sz w:val="24"/>
-          <w:szCs w:val="24"/>
-        </w:rPr>
-        <w:t>usi</w:t>
-      </w:r>
-      <w:proofErr w:type="spellEnd"/>
-      <w:r>
-        <w:rPr>
-          <w:rFonts w:ascii="Times New Roman" w:hAnsi="Times New Roman" w:cs="Times New Roman"/>
-          <w:color w:val="auto"/>
-          <w:sz w:val="24"/>
-          <w:szCs w:val="24"/>
-        </w:rPr>
-        <w:t xml:space="preserve"> </w:t>
-      </w:r>
-      <w:proofErr w:type="spellStart"/>
-      <w:r>
-        <w:rPr>
-          <w:rFonts w:ascii="Times New Roman" w:hAnsi="Times New Roman" w:cs="Times New Roman"/>
-          <w:color w:val="auto"/>
-          <w:sz w:val="24"/>
-          <w:szCs w:val="24"/>
-        </w:rPr>
-        <w:t>ng</w:t>
-      </w:r>
-      <w:proofErr w:type="spellEnd"/>
-      <w:r>
-        <w:rPr>
-          <w:rFonts w:ascii="Times New Roman" w:hAnsi="Times New Roman" w:cs="Times New Roman"/>
-          <w:color w:val="auto"/>
-          <w:sz w:val="24"/>
-          <w:szCs w:val="24"/>
-        </w:rPr>
-        <w:t xml:space="preserve"> laser', 5000.00);</w:t>
+      <w:r>
+        <w:rPr>
+          <w:rFonts w:ascii="Times New Roman" w:hAnsi="Times New Roman" w:cs="Times New Roman"/>
+          <w:color w:val="auto"/>
+          <w:sz w:val="24"/>
+          <w:szCs w:val="24"/>
+        </w:rPr>
+        <w:t>INSERT INTO Appointment (PatientID, DoctorID, Appoint mentDate, AppointmentTime, Status) VALUES(1, 1, '2024-03-01', '10:00:00', 'Completed'), (2, 2, '2024-03-02', '11:30:00', 'Completed'), (3, 3, '2024-03-03', '09:00:00', 'Scheduled'), (4, 4, '2024-03-04', '14:00:00', 'Cancelled'), (5, 5, '2024-03-05', '16:00:00', 'Scheduled'); INSERT INTO Treatment (PatientID, DoctorID, Treatment Name, Description, Cost) VALUES (1, 1, 'Heart Checkup', 'Routine cardiovascular exami nation', 500.00), (2, 2, 'Child Vaccination', 'Mandatory childhood vacc ines', 200.00), (3, 3, 'Skin Allergy Treatment', 'Treatment for seaso nal skin allergies', 350.00), (4, 4, 'Fracture Casting', 'Plaster cast for hand fra cture', 1200.00), (5, 5, 'Eye Laser Surgery', 'Correction of vision usi ng laser', 5000.00);</w:t>
       </w:r>
     </w:p>
     <w:p>
@@ -11111,7 +9979,7 @@
     </w:p>
     <w:p>
       <w:pPr>
-        <w:pStyle w:val="a"/>
+        <w:pStyle w:val="ListBullet"/>
         <w:numPr>
           <w:ilvl w:val="0"/>
           <w:numId w:val="0"/>
@@ -11132,70 +10000,30 @@
           <w:szCs w:val="24"/>
         </w:rPr>
         <w:lastRenderedPageBreak/>
-        <w:t xml:space="preserve">INSERT INTO Medicine (MedicineName, Dosage, </w:t>
-      </w:r>
-      <w:proofErr w:type="spellStart"/>
-      <w:r>
-        <w:rPr>
-          <w:rFonts w:ascii="Times New Roman" w:hAnsi="Times New Roman" w:cs="Times New Roman"/>
-          <w:color w:val="auto"/>
-          <w:sz w:val="24"/>
-          <w:szCs w:val="24"/>
-        </w:rPr>
-        <w:t>StockQuan</w:t>
-      </w:r>
-      <w:proofErr w:type="spellEnd"/>
-      <w:r>
-        <w:rPr>
-          <w:rFonts w:ascii="Times New Roman" w:hAnsi="Times New Roman" w:cs="Times New Roman"/>
-          <w:color w:val="auto"/>
-          <w:sz w:val="24"/>
-          <w:szCs w:val="24"/>
-        </w:rPr>
+        <w:t>INSERT INTO Medicine (MedicineName, Dosage, StockQuan tity, Price) VALUES ('Aspirin', '100mg', 100, 15.50), ('Panadol', '500mg', 200, 10.00), ('Amoxicillin', '250mg', 50, 45.00), ('Voltaren', '50mg', 30, 25.00), ('Eye Drops', '5ml', 40, 60.00); INSERT INTO TreatmentMedicine (TreatmentID, MedicineI D, Quantity) VALUES (1, 1, 1), (2, 2, 1), (3, 3, 2), (4, 4, 1), (5, 5, 2) ; INSERT INTO Payment (PatientID, AppointmentID, Amount , PaymentDate, PaymentMethod, Status) VALUES (1, 1, 500.00, '2024-03-01', 'Credit Card', 'Paid'),</w:t>
+      </w:r>
+      <w:r>
         <w:t xml:space="preserve"> </w:t>
       </w:r>
-      <w:proofErr w:type="spellStart"/>
-      <w:r>
-        <w:rPr>
-          <w:rFonts w:ascii="Times New Roman" w:hAnsi="Times New Roman" w:cs="Times New Roman"/>
-          <w:color w:val="auto"/>
-          <w:sz w:val="24"/>
-          <w:szCs w:val="24"/>
-        </w:rPr>
-        <w:t>tity</w:t>
-      </w:r>
-      <w:proofErr w:type="spellEnd"/>
-      <w:r>
-        <w:rPr>
-          <w:rFonts w:ascii="Times New Roman" w:hAnsi="Times New Roman" w:cs="Times New Roman"/>
-          <w:color w:val="auto"/>
-          <w:sz w:val="24"/>
-          <w:szCs w:val="24"/>
-        </w:rPr>
-        <w:t>, Price) VALUES ('Aspirin', '100mg', 100, 15.50), ('Panadol', '500mg', 200, 10.00), ('Amoxicillin', '250mg', 50, 45.00), ('Voltaren', '50mg', 30, 25.00), ('Eye Drops', '5ml', 40, 60.00); INSERT INTO TreatmentMedicine (TreatmentID, MedicineI D, Quantity) VALUES (1, 1, 1), (2, 2, 1), (3, 3, 2), (4, 4, 1), (5, 5, 2) ; INSERT INTO Payment (PatientID, AppointmentID, Amount , PaymentDate, PaymentMethod, Status) VALUES (1, 1, 500.00, '2024-03-01', 'Credit Card', 'Paid'),</w:t>
-      </w:r>
-      <w:r>
+      <w:r>
+        <w:rPr>
+          <w:rFonts w:ascii="Times New Roman" w:hAnsi="Times New Roman" w:cs="Times New Roman"/>
+          <w:color w:val="auto"/>
+          <w:sz w:val="24"/>
+          <w:szCs w:val="24"/>
+        </w:rPr>
+        <w:t>2, 2, 200.00, '2024-03-02', 'Cash', 'Paid'), (3, 3, 350.00, '2024-03-03', 'Bank Transfer', 'Pending'), (4, NULL, 1200.00, '2024-03-04', 'Credit Card', 'Paid'), (5, 5, 5000.00, '2024-03-05', 'Bank Transfer', 'Due');</w:t>
+      </w:r>
+      <w:r>
+        <w:rPr>
+          <w:noProof/>
+        </w:rPr>
         <w:t xml:space="preserve"> </w:t>
       </w:r>
-      <w:r>
-        <w:rPr>
-          <w:rFonts w:ascii="Times New Roman" w:hAnsi="Times New Roman" w:cs="Times New Roman"/>
-          <w:color w:val="auto"/>
-          <w:sz w:val="24"/>
-          <w:szCs w:val="24"/>
-        </w:rPr>
-        <w:t>2, 2, 200.00, '2024-03-02', 'Cash', 'Paid'), (3, 3, 350.00, '2024-03-03', 'Bank Transfer', 'Pending'), (4, NULL, 1200.00, '2024-03-04', 'Credit Card', 'Paid'), (5, 5, 5000.00, '2024-03-05', 'Bank Transfer', 'Due');</w:t>
-      </w:r>
-      <w:r>
-        <w:rPr>
-          <w:noProof/>
-        </w:rPr>
-        <w:t xml:space="preserve"> </w:t>
-      </w:r>
-    </w:p>
-    <w:p>
-      <w:pPr>
-        <w:pStyle w:val="a"/>
+    </w:p>
+    <w:p>
+      <w:pPr>
+        <w:pStyle w:val="ListBullet"/>
         <w:numPr>
           <w:ilvl w:val="0"/>
           <w:numId w:val="0"/>
@@ -11404,7 +10232,7 @@
     </w:p>
     <w:p>
       <w:pPr>
-        <w:pStyle w:val="1"/>
+        <w:pStyle w:val="Heading1"/>
       </w:pPr>
       <w:r>
         <w:lastRenderedPageBreak/>
@@ -11413,7 +10241,7 @@
     </w:p>
     <w:p>
       <w:pPr>
-        <w:pStyle w:val="a"/>
+        <w:pStyle w:val="ListBullet"/>
         <w:numPr>
           <w:ilvl w:val="0"/>
           <w:numId w:val="0"/>
@@ -11446,7 +10274,7 @@
     </w:p>
     <w:p>
       <w:pPr>
-        <w:pStyle w:val="a"/>
+        <w:pStyle w:val="ListBullet"/>
         <w:rPr>
           <w:rFonts w:ascii="Times New Roman" w:hAnsi="Times New Roman" w:cs="Times New Roman"/>
           <w:color w:val="auto"/>
@@ -11466,7 +10294,7 @@
     </w:p>
     <w:p>
       <w:pPr>
-        <w:pStyle w:val="a"/>
+        <w:pStyle w:val="ListBullet"/>
         <w:rPr>
           <w:rFonts w:ascii="Times New Roman" w:hAnsi="Times New Roman" w:cs="Times New Roman"/>
           <w:color w:val="auto"/>
@@ -11486,7 +10314,7 @@
     </w:p>
     <w:p>
       <w:pPr>
-        <w:pStyle w:val="a"/>
+        <w:pStyle w:val="ListBullet"/>
         <w:rPr>
           <w:rFonts w:ascii="Times New Roman" w:hAnsi="Times New Roman" w:cs="Times New Roman"/>
           <w:color w:val="auto"/>
@@ -11506,7 +10334,7 @@
     </w:p>
     <w:p>
       <w:pPr>
-        <w:pStyle w:val="a"/>
+        <w:pStyle w:val="ListBullet"/>
         <w:rPr>
           <w:rFonts w:ascii="Times New Roman" w:hAnsi="Times New Roman" w:cs="Times New Roman"/>
           <w:color w:val="auto"/>
@@ -11526,7 +10354,7 @@
     </w:p>
     <w:p>
       <w:pPr>
-        <w:pStyle w:val="a"/>
+        <w:pStyle w:val="ListBullet"/>
         <w:rPr>
           <w:rFonts w:ascii="Times New Roman" w:hAnsi="Times New Roman" w:cs="Times New Roman"/>
           <w:color w:val="auto"/>
@@ -11546,7 +10374,7 @@
     </w:p>
     <w:p>
       <w:pPr>
-        <w:pStyle w:val="a"/>
+        <w:pStyle w:val="ListBullet"/>
         <w:rPr>
           <w:rFonts w:ascii="Times New Roman" w:hAnsi="Times New Roman" w:cs="Times New Roman"/>
           <w:color w:val="auto"/>
@@ -11566,7 +10394,7 @@
     </w:p>
     <w:p>
       <w:pPr>
-        <w:pStyle w:val="a"/>
+        <w:pStyle w:val="ListBullet"/>
         <w:rPr>
           <w:rFonts w:ascii="Times New Roman" w:hAnsi="Times New Roman" w:cs="Times New Roman"/>
           <w:color w:val="auto"/>
@@ -11586,7 +10414,7 @@
     </w:p>
     <w:p>
       <w:pPr>
-        <w:pStyle w:val="a"/>
+        <w:pStyle w:val="ListBullet"/>
         <w:numPr>
           <w:ilvl w:val="0"/>
           <w:numId w:val="0"/>
@@ -11603,7 +10431,7 @@
     </w:p>
     <w:p>
       <w:pPr>
-        <w:pStyle w:val="a"/>
+        <w:pStyle w:val="ListBullet"/>
         <w:numPr>
           <w:ilvl w:val="0"/>
           <w:numId w:val="0"/>
@@ -11620,7 +10448,7 @@
     </w:p>
     <w:p>
       <w:pPr>
-        <w:pStyle w:val="a"/>
+        <w:pStyle w:val="ListBullet"/>
         <w:numPr>
           <w:ilvl w:val="0"/>
           <w:numId w:val="0"/>
@@ -11637,7 +10465,7 @@
     </w:p>
     <w:p>
       <w:pPr>
-        <w:pStyle w:val="a"/>
+        <w:pStyle w:val="ListBullet"/>
         <w:numPr>
           <w:ilvl w:val="0"/>
           <w:numId w:val="0"/>
@@ -11654,7 +10482,7 @@
     </w:p>
     <w:p>
       <w:pPr>
-        <w:pStyle w:val="a"/>
+        <w:pStyle w:val="ListBullet"/>
         <w:numPr>
           <w:ilvl w:val="0"/>
           <w:numId w:val="0"/>
@@ -11671,7 +10499,7 @@
     </w:p>
     <w:p>
       <w:pPr>
-        <w:pStyle w:val="a"/>
+        <w:pStyle w:val="ListBullet"/>
         <w:numPr>
           <w:ilvl w:val="0"/>
           <w:numId w:val="0"/>
@@ -11687,7 +10515,7 @@
     </w:p>
     <w:p>
       <w:pPr>
-        <w:pStyle w:val="a"/>
+        <w:pStyle w:val="ListBullet"/>
         <w:numPr>
           <w:ilvl w:val="0"/>
           <w:numId w:val="0"/>
@@ -11703,7 +10531,7 @@
     </w:p>
     <w:p>
       <w:pPr>
-        <w:pStyle w:val="a"/>
+        <w:pStyle w:val="ListBullet"/>
         <w:numPr>
           <w:ilvl w:val="0"/>
           <w:numId w:val="0"/>
@@ -11894,25 +10722,7 @@
           <w:color w:val="000000"/>
           <w:lang w:eastAsia="en-US"/>
         </w:rPr>
-        <w:t xml:space="preserve">laila@yahoo.com | | 3 | </w:t>
-      </w:r>
-      <w:proofErr w:type="spellStart"/>
-      <w:r>
-        <w:rPr>
-          <w:rFonts w:ascii="Helvetica" w:eastAsiaTheme="minorEastAsia" w:hAnsi="Helvetica" w:cs="Times New Roman"/>
-          <w:color w:val="000000"/>
-          <w:lang w:eastAsia="en-US"/>
-        </w:rPr>
-        <w:t>Fahad</w:t>
-      </w:r>
-      <w:proofErr w:type="spellEnd"/>
-      <w:r>
-        <w:rPr>
-          <w:rFonts w:ascii="Helvetica" w:eastAsiaTheme="minorEastAsia" w:hAnsi="Helvetica" w:cs="Times New Roman"/>
-          <w:color w:val="000000"/>
-          <w:lang w:eastAsia="en-US"/>
-        </w:rPr>
-        <w:t xml:space="preserve"> Mohammed | 2000-01-15 | Male |</w:t>
+        <w:t>laila@yahoo.com | | 3 | Fahad Mohammed | 2000-01-15 | Male |</w:t>
       </w:r>
     </w:p>
     <w:p>
@@ -11966,25 +10776,7 @@
           <w:color w:val="000000"/>
           <w:lang w:eastAsia="en-US"/>
         </w:rPr>
-        <w:t xml:space="preserve">| | 5 | Sultan </w:t>
-      </w:r>
-      <w:proofErr w:type="spellStart"/>
-      <w:r>
-        <w:rPr>
-          <w:rFonts w:ascii="Helvetica" w:eastAsiaTheme="minorEastAsia" w:hAnsi="Helvetica" w:cs="Times New Roman"/>
-          <w:color w:val="000000"/>
-          <w:lang w:eastAsia="en-US"/>
-        </w:rPr>
-        <w:t>Fahad</w:t>
-      </w:r>
-      <w:proofErr w:type="spellEnd"/>
-      <w:r>
-        <w:rPr>
-          <w:rFonts w:ascii="Helvetica" w:eastAsiaTheme="minorEastAsia" w:hAnsi="Helvetica" w:cs="Times New Roman"/>
-          <w:color w:val="000000"/>
-          <w:lang w:eastAsia="en-US"/>
-        </w:rPr>
-        <w:t xml:space="preserve"> | 1988-12-05 | Male | Riyadh, SA | 0555555555 |</w:t>
+        <w:t>| | 5 | Sultan Fahad | 1988-12-05 | Male | Riyadh, SA | 0555555555 |</w:t>
       </w:r>
     </w:p>
     <w:p>
@@ -12523,25 +11315,7 @@
           <w:color w:val="000000"/>
           <w:lang w:eastAsia="en-US"/>
         </w:rPr>
-        <w:t xml:space="preserve">| | 2 | Laila Ahmed | Sarah </w:t>
-      </w:r>
-      <w:proofErr w:type="spellStart"/>
-      <w:r>
-        <w:rPr>
-          <w:rFonts w:ascii="Helvetica" w:eastAsiaTheme="minorEastAsia" w:hAnsi="Helvetica" w:cs="Times New Roman"/>
-          <w:color w:val="000000"/>
-          <w:lang w:eastAsia="en-US"/>
-        </w:rPr>
-        <w:t>Al-Ghamdi</w:t>
-      </w:r>
-      <w:proofErr w:type="spellEnd"/>
-      <w:r>
-        <w:rPr>
-          <w:rFonts w:ascii="Helvetica" w:eastAsiaTheme="minorEastAsia" w:hAnsi="Helvetica" w:cs="Times New Roman"/>
-          <w:color w:val="000000"/>
-          <w:lang w:eastAsia="en-US"/>
-        </w:rPr>
-        <w:t xml:space="preserve"> | 2024-03-02 | 11:30:00 |</w:t>
+        <w:t>| | 2 | Laila Ahmed | Sarah Al-Ghamdi | 2024-03-02 | 11:30:00 |</w:t>
       </w:r>
     </w:p>
     <w:p>
@@ -12559,43 +11333,7 @@
           <w:color w:val="000000"/>
           <w:lang w:eastAsia="en-US"/>
         </w:rPr>
-        <w:t xml:space="preserve">Completed | | 3 | </w:t>
-      </w:r>
-      <w:proofErr w:type="spellStart"/>
-      <w:r>
-        <w:rPr>
-          <w:rFonts w:ascii="Helvetica" w:eastAsiaTheme="minorEastAsia" w:hAnsi="Helvetica" w:cs="Times New Roman"/>
-          <w:color w:val="000000"/>
-          <w:lang w:eastAsia="en-US"/>
-        </w:rPr>
-        <w:t>Fahad</w:t>
-      </w:r>
-      <w:proofErr w:type="spellEnd"/>
-      <w:r>
-        <w:rPr>
-          <w:rFonts w:ascii="Helvetica" w:eastAsiaTheme="minorEastAsia" w:hAnsi="Helvetica" w:cs="Times New Roman"/>
-          <w:color w:val="000000"/>
-          <w:lang w:eastAsia="en-US"/>
-        </w:rPr>
-        <w:t xml:space="preserve"> Mohammed | Mohammed </w:t>
-      </w:r>
-      <w:proofErr w:type="spellStart"/>
-      <w:r>
-        <w:rPr>
-          <w:rFonts w:ascii="Helvetica" w:eastAsiaTheme="minorEastAsia" w:hAnsi="Helvetica" w:cs="Times New Roman"/>
-          <w:color w:val="000000"/>
-          <w:lang w:eastAsia="en-US"/>
-        </w:rPr>
-        <w:t>Al-Otaibi</w:t>
-      </w:r>
-      <w:proofErr w:type="spellEnd"/>
-      <w:r>
-        <w:rPr>
-          <w:rFonts w:ascii="Helvetica" w:eastAsiaTheme="minorEastAsia" w:hAnsi="Helvetica" w:cs="Times New Roman"/>
-          <w:color w:val="000000"/>
-          <w:lang w:eastAsia="en-US"/>
-        </w:rPr>
-        <w:t xml:space="preserve"> | 2024-03-</w:t>
+        <w:t>Completed | | 3 | Fahad Mohammed | Mohammed Al-Otaibi | 2024-03-</w:t>
       </w:r>
     </w:p>
     <w:p>
@@ -12613,43 +11351,7 @@
           <w:color w:val="000000"/>
           <w:lang w:eastAsia="en-US"/>
         </w:rPr>
-        <w:t xml:space="preserve">03 | 09:00:00 | Completed | | 5 | Sultan </w:t>
-      </w:r>
-      <w:proofErr w:type="spellStart"/>
-      <w:r>
-        <w:rPr>
-          <w:rFonts w:ascii="Helvetica" w:eastAsiaTheme="minorEastAsia" w:hAnsi="Helvetica" w:cs="Times New Roman"/>
-          <w:color w:val="000000"/>
-          <w:lang w:eastAsia="en-US"/>
-        </w:rPr>
-        <w:t>Fahad</w:t>
-      </w:r>
-      <w:proofErr w:type="spellEnd"/>
-      <w:r>
-        <w:rPr>
-          <w:rFonts w:ascii="Helvetica" w:eastAsiaTheme="minorEastAsia" w:hAnsi="Helvetica" w:cs="Times New Roman"/>
-          <w:color w:val="000000"/>
-          <w:lang w:eastAsia="en-US"/>
-        </w:rPr>
-        <w:t xml:space="preserve"> | Khalid </w:t>
-      </w:r>
-      <w:proofErr w:type="spellStart"/>
-      <w:r>
-        <w:rPr>
-          <w:rFonts w:ascii="Helvetica" w:eastAsiaTheme="minorEastAsia" w:hAnsi="Helvetica" w:cs="Times New Roman"/>
-          <w:color w:val="000000"/>
-          <w:lang w:eastAsia="en-US"/>
-        </w:rPr>
-        <w:t>Al-Dossari</w:t>
-      </w:r>
-      <w:proofErr w:type="spellEnd"/>
-      <w:r>
-        <w:rPr>
-          <w:rFonts w:ascii="Helvetica" w:eastAsiaTheme="minorEastAsia" w:hAnsi="Helvetica" w:cs="Times New Roman"/>
-          <w:color w:val="000000"/>
-          <w:lang w:eastAsia="en-US"/>
-        </w:rPr>
-        <w:t xml:space="preserve"> |</w:t>
+        <w:t>03 | 09:00:00 | Completed | | 5 | Sultan Fahad | Khalid Al-Dossari |</w:t>
       </w:r>
     </w:p>
     <w:p>
@@ -13016,44 +11718,1028 @@
           <w:color w:val="000000"/>
           <w:lang w:eastAsia="en-US"/>
         </w:rPr>
-        <w:t xml:space="preserve">Output: | Name | Email | |—|—| | Sultan </w:t>
-      </w:r>
-      <w:proofErr w:type="spellStart"/>
-      <w:r>
-        <w:rPr>
-          <w:rFonts w:ascii="Helvetica" w:eastAsiaTheme="minorEastAsia" w:hAnsi="Helvetica" w:cs="Times New Roman"/>
-          <w:color w:val="000000"/>
-          <w:lang w:eastAsia="en-US"/>
-        </w:rPr>
-        <w:t>Fahad</w:t>
-      </w:r>
-      <w:proofErr w:type="spellEnd"/>
-      <w:r>
-        <w:rPr>
-          <w:rFonts w:ascii="Helvetica" w:eastAsiaTheme="minorEastAsia" w:hAnsi="Helvetica" w:cs="Times New Roman"/>
-          <w:color w:val="000000"/>
-          <w:lang w:eastAsia="en-US"/>
-        </w:rPr>
-        <w:t xml:space="preserve"> | sultan@icloud.com |</w:t>
+        <w:t>Output: | Name | Email | |—|—| | Sultan Fahad | sultan@icloud.com |</w:t>
       </w:r>
     </w:p>
     <w:p>
       <w:pPr>
         <w:spacing w:after="0" w:line="240" w:lineRule="auto"/>
+        <w:rPr>
+          <w:rFonts w:ascii="Helvetica" w:eastAsiaTheme="minorEastAsia" w:hAnsi="Helvetica" w:cs="Times New Roman"/>
+          <w:color w:val="000000"/>
+          <w:lang w:eastAsia="en-US"/>
+        </w:rPr>
+      </w:pPr>
+    </w:p>
+    <w:p>
+      <w:pPr>
+        <w:spacing w:after="0" w:line="240" w:lineRule="auto"/>
+        <w:rPr>
+          <w:rFonts w:ascii="Helvetica" w:eastAsiaTheme="minorEastAsia" w:hAnsi="Helvetica" w:cs="Times New Roman"/>
+          <w:color w:val="EE0000"/>
+          <w:sz w:val="36"/>
+          <w:szCs w:val="36"/>
+          <w:lang w:eastAsia="en-US"/>
+        </w:rPr>
+      </w:pPr>
+    </w:p>
+    <w:p>
+      <w:pPr>
+        <w:spacing w:after="0" w:line="240" w:lineRule="auto"/>
+        <w:rPr>
+          <w:rFonts w:ascii="Helvetica" w:eastAsiaTheme="minorEastAsia" w:hAnsi="Helvetica" w:cs="Times New Roman"/>
+          <w:color w:val="EE0000"/>
+          <w:sz w:val="36"/>
+          <w:szCs w:val="36"/>
+          <w:lang w:eastAsia="en-US"/>
+        </w:rPr>
+      </w:pPr>
+      <w:r>
+        <w:rPr>
+          <w:rFonts w:ascii="Helvetica" w:eastAsiaTheme="minorEastAsia" w:hAnsi="Helvetica" w:cs="Times New Roman"/>
+          <w:color w:val="EE0000"/>
+          <w:sz w:val="36"/>
+          <w:szCs w:val="36"/>
+          <w:lang w:eastAsia="en-US"/>
+        </w:rPr>
+        <w:t xml:space="preserve">3.4 Aggregate Function with GROUP BY </w:t>
+      </w:r>
+    </w:p>
+    <w:p>
+      <w:pPr>
+        <w:spacing w:after="0" w:line="240" w:lineRule="auto"/>
+        <w:rPr>
+          <w:rFonts w:ascii="Helvetica" w:eastAsiaTheme="minorEastAsia" w:hAnsi="Helvetica" w:cs="Times New Roman"/>
+          <w:color w:val="000000" w:themeColor="text2"/>
+          <w:lang w:eastAsia="en-US"/>
+        </w:rPr>
+      </w:pPr>
+      <w:r>
+        <w:rPr>
+          <w:rFonts w:ascii="Helvetica" w:eastAsiaTheme="minorEastAsia" w:hAnsi="Helvetica" w:cs="Times New Roman"/>
+          <w:color w:val="EE0000"/>
+          <w:sz w:val="36"/>
+          <w:szCs w:val="36"/>
+          <w:lang w:eastAsia="en-US"/>
+        </w:rPr>
+        <w:t xml:space="preserve">Purpose: </w:t>
+      </w:r>
+      <w:r>
+        <w:rPr>
+          <w:rFonts w:ascii="Helvetica" w:eastAsiaTheme="minorEastAsia" w:hAnsi="Helvetica" w:cs="Times New Roman"/>
+          <w:color w:val="000000" w:themeColor="text2"/>
+          <w:lang w:eastAsia="en-US"/>
+        </w:rPr>
+        <w:t xml:space="preserve">Analyze the workload of each doctor by counting their appointments. </w:t>
+      </w:r>
+    </w:p>
+    <w:p>
+      <w:pPr>
+        <w:spacing w:after="0" w:line="240" w:lineRule="auto"/>
+        <w:rPr>
+          <w:rFonts w:ascii="Helvetica" w:eastAsiaTheme="minorEastAsia" w:hAnsi="Helvetica" w:cs="Times New Roman"/>
+          <w:color w:val="000000" w:themeColor="text2"/>
+          <w:lang w:eastAsia="en-US"/>
+        </w:rPr>
+      </w:pPr>
+    </w:p>
+    <w:p>
+      <w:pPr>
+        <w:spacing w:after="0" w:line="240" w:lineRule="auto"/>
+        <w:rPr>
+          <w:rFonts w:ascii="Helvetica" w:eastAsiaTheme="minorEastAsia" w:hAnsi="Helvetica" w:cs="Times New Roman"/>
+          <w:color w:val="000000" w:themeColor="text2"/>
+          <w:lang w:eastAsia="en-US"/>
+        </w:rPr>
+      </w:pPr>
+      <w:r>
+        <w:rPr>
+          <w:rFonts w:ascii="Helvetica" w:eastAsiaTheme="minorEastAsia" w:hAnsi="Helvetica" w:cs="Times New Roman"/>
+          <w:color w:val="00B050"/>
+          <w:lang w:eastAsia="en-US"/>
+        </w:rPr>
+        <w:t>SELECT</w:t>
+      </w:r>
+      <w:r>
+        <w:rPr>
+          <w:rFonts w:ascii="Helvetica" w:eastAsiaTheme="minorEastAsia" w:hAnsi="Helvetica" w:cs="Times New Roman"/>
+          <w:color w:val="00B050"/>
+          <w:lang w:eastAsia="en-US"/>
+        </w:rPr>
+        <w:t xml:space="preserve"> </w:t>
+      </w:r>
+      <w:r>
+        <w:rPr>
+          <w:rFonts w:ascii="Helvetica" w:eastAsiaTheme="minorEastAsia" w:hAnsi="Helvetica" w:cs="Times New Roman"/>
+          <w:color w:val="00B050"/>
+          <w:lang w:eastAsia="en-US"/>
+        </w:rPr>
+        <w:t xml:space="preserve"> </w:t>
+      </w:r>
+      <w:r>
+        <w:rPr>
+          <w:rFonts w:ascii="Helvetica" w:eastAsiaTheme="minorEastAsia" w:hAnsi="Helvetica" w:cs="Times New Roman"/>
+          <w:color w:val="000000" w:themeColor="text2"/>
+          <w:lang w:eastAsia="en-US"/>
+        </w:rPr>
+        <w:t xml:space="preserve">S.Name AS DoctorName, COUNT(A.AppointmentID) </w:t>
+      </w:r>
+      <w:r>
+        <w:rPr>
+          <w:rFonts w:ascii="Helvetica" w:eastAsiaTheme="minorEastAsia" w:hAnsi="Helvetica" w:cs="Times New Roman"/>
+          <w:color w:val="00B050"/>
+          <w:lang w:eastAsia="en-US"/>
+        </w:rPr>
+        <w:t xml:space="preserve">A S </w:t>
+      </w:r>
+      <w:r>
+        <w:rPr>
+          <w:rFonts w:ascii="Helvetica" w:eastAsiaTheme="minorEastAsia" w:hAnsi="Helvetica" w:cs="Times New Roman"/>
+          <w:color w:val="000000" w:themeColor="text2"/>
+          <w:lang w:eastAsia="en-US"/>
+        </w:rPr>
+        <w:t>TotalAppointments</w:t>
+      </w:r>
+    </w:p>
+    <w:p>
+      <w:pPr>
+        <w:spacing w:after="0" w:line="240" w:lineRule="auto"/>
+        <w:rPr>
+          <w:rFonts w:ascii="Helvetica" w:eastAsiaTheme="minorEastAsia" w:hAnsi="Helvetica" w:cs="Times New Roman"/>
+          <w:color w:val="000000" w:themeColor="text2"/>
+          <w:lang w:eastAsia="en-US"/>
+        </w:rPr>
+      </w:pPr>
+      <w:r>
+        <w:rPr>
+          <w:rFonts w:ascii="Helvetica" w:eastAsiaTheme="minorEastAsia" w:hAnsi="Helvetica" w:cs="Times New Roman"/>
+          <w:color w:val="000000" w:themeColor="text2"/>
+          <w:lang w:eastAsia="en-US"/>
+        </w:rPr>
+        <w:t xml:space="preserve"> </w:t>
+      </w:r>
+      <w:r>
+        <w:rPr>
+          <w:rFonts w:ascii="Helvetica" w:eastAsiaTheme="minorEastAsia" w:hAnsi="Helvetica" w:cs="Times New Roman"/>
+          <w:color w:val="00B050"/>
+          <w:lang w:eastAsia="en-US"/>
+        </w:rPr>
+        <w:t xml:space="preserve">FROM </w:t>
+      </w:r>
+      <w:r>
+        <w:rPr>
+          <w:rFonts w:ascii="Helvetica" w:eastAsiaTheme="minorEastAsia" w:hAnsi="Helvetica" w:cs="Times New Roman"/>
+          <w:color w:val="000000" w:themeColor="text2"/>
+          <w:lang w:eastAsia="en-US"/>
+        </w:rPr>
+        <w:t>Doctor D</w:t>
+      </w:r>
+    </w:p>
+    <w:p>
+      <w:pPr>
+        <w:spacing w:after="0" w:line="240" w:lineRule="auto"/>
+        <w:rPr>
+          <w:rFonts w:ascii="Helvetica" w:eastAsiaTheme="minorEastAsia" w:hAnsi="Helvetica" w:cs="Times New Roman"/>
+          <w:color w:val="000000" w:themeColor="text2"/>
+          <w:lang w:eastAsia="en-US"/>
+        </w:rPr>
+      </w:pPr>
+      <w:r>
+        <w:rPr>
+          <w:rFonts w:ascii="Helvetica" w:eastAsiaTheme="minorEastAsia" w:hAnsi="Helvetica" w:cs="Times New Roman"/>
+          <w:color w:val="000000" w:themeColor="text2"/>
+          <w:lang w:eastAsia="en-US"/>
+        </w:rPr>
+        <w:t xml:space="preserve"> </w:t>
+      </w:r>
+      <w:r>
+        <w:rPr>
+          <w:rFonts w:ascii="Helvetica" w:eastAsiaTheme="minorEastAsia" w:hAnsi="Helvetica" w:cs="Times New Roman"/>
+          <w:color w:val="00B050"/>
+          <w:lang w:eastAsia="en-US"/>
+        </w:rPr>
+        <w:t xml:space="preserve">JOIN </w:t>
+      </w:r>
+      <w:r>
+        <w:rPr>
+          <w:rFonts w:ascii="Helvetica" w:eastAsiaTheme="minorEastAsia" w:hAnsi="Helvetica" w:cs="Times New Roman"/>
+          <w:color w:val="000000" w:themeColor="text2"/>
+          <w:lang w:eastAsia="en-US"/>
+        </w:rPr>
+        <w:t xml:space="preserve">Staff S </w:t>
+      </w:r>
+      <w:r>
+        <w:rPr>
+          <w:rFonts w:ascii="Helvetica" w:eastAsiaTheme="minorEastAsia" w:hAnsi="Helvetica" w:cs="Times New Roman"/>
+          <w:color w:val="00B050"/>
+          <w:lang w:eastAsia="en-US"/>
+        </w:rPr>
+        <w:t xml:space="preserve">ON </w:t>
+      </w:r>
+      <w:r>
+        <w:rPr>
+          <w:rFonts w:ascii="Helvetica" w:eastAsiaTheme="minorEastAsia" w:hAnsi="Helvetica" w:cs="Times New Roman"/>
+          <w:color w:val="000000" w:themeColor="text2"/>
+          <w:lang w:eastAsia="en-US"/>
+        </w:rPr>
+        <w:t xml:space="preserve">D.StaffID = S.StaffID </w:t>
+      </w:r>
+    </w:p>
+    <w:p>
+      <w:pPr>
+        <w:spacing w:after="0" w:line="240" w:lineRule="auto"/>
+        <w:rPr>
+          <w:rFonts w:ascii="Helvetica" w:eastAsiaTheme="minorEastAsia" w:hAnsi="Helvetica" w:cs="Times New Roman"/>
+          <w:color w:val="000000" w:themeColor="text2"/>
+          <w:lang w:eastAsia="en-US"/>
+        </w:rPr>
+      </w:pPr>
+      <w:r>
+        <w:rPr>
+          <w:rFonts w:ascii="Helvetica" w:eastAsiaTheme="minorEastAsia" w:hAnsi="Helvetica" w:cs="Times New Roman"/>
+          <w:color w:val="00B050"/>
+          <w:lang w:eastAsia="en-US"/>
+        </w:rPr>
+        <w:t xml:space="preserve">LEFT </w:t>
+      </w:r>
+      <w:r>
+        <w:rPr>
+          <w:rFonts w:ascii="Helvetica" w:eastAsiaTheme="minorEastAsia" w:hAnsi="Helvetica" w:cs="Times New Roman"/>
+          <w:color w:val="000000" w:themeColor="text2"/>
+          <w:lang w:eastAsia="en-US"/>
+        </w:rPr>
+        <w:t xml:space="preserve">JOIN Appointment A ON D.StaffID = A.DoctorID </w:t>
+      </w:r>
+    </w:p>
+    <w:p>
+      <w:pPr>
+        <w:spacing w:after="0" w:line="240" w:lineRule="auto"/>
+        <w:rPr>
+          <w:rFonts w:ascii="Helvetica" w:eastAsiaTheme="minorEastAsia" w:hAnsi="Helvetica" w:cs="Times New Roman"/>
+          <w:color w:val="000000" w:themeColor="text2"/>
+          <w:lang w:eastAsia="en-US"/>
+        </w:rPr>
+      </w:pPr>
+      <w:r>
+        <w:rPr>
+          <w:rFonts w:ascii="Helvetica" w:eastAsiaTheme="minorEastAsia" w:hAnsi="Helvetica" w:cs="Times New Roman"/>
+          <w:color w:val="00B050"/>
+          <w:lang w:eastAsia="en-US"/>
+        </w:rPr>
+        <w:t xml:space="preserve">GROUP BY </w:t>
+      </w:r>
+      <w:r>
+        <w:rPr>
+          <w:rFonts w:ascii="Helvetica" w:eastAsiaTheme="minorEastAsia" w:hAnsi="Helvetica" w:cs="Times New Roman"/>
+          <w:color w:val="000000" w:themeColor="text2"/>
+          <w:lang w:eastAsia="en-US"/>
+        </w:rPr>
+        <w:t xml:space="preserve">S.Name; </w:t>
+      </w:r>
+    </w:p>
+    <w:p>
+      <w:pPr>
+        <w:spacing w:after="0" w:line="240" w:lineRule="auto"/>
+        <w:rPr>
+          <w:rFonts w:ascii="Helvetica" w:eastAsiaTheme="minorEastAsia" w:hAnsi="Helvetica" w:cs="Times New Roman"/>
+          <w:color w:val="000000" w:themeColor="text2"/>
+          <w:lang w:eastAsia="en-US"/>
+        </w:rPr>
+      </w:pPr>
+      <w:r>
         <w:rPr>
           <w:rFonts w:ascii="Helvetica" w:eastAsiaTheme="minorEastAsia" w:hAnsi="Helvetica" w:cs="Times New Roman"/>
           <w:b/>
           <w:bCs/>
-          <w:color w:val="FF0000"/>
+          <w:color w:val="000000" w:themeColor="text2"/>
+          <w:lang w:eastAsia="en-US"/>
+        </w:rPr>
+        <w:t>Output:</w:t>
+      </w:r>
+      <w:r>
+        <w:rPr>
+          <w:rFonts w:ascii="Helvetica" w:eastAsiaTheme="minorEastAsia" w:hAnsi="Helvetica" w:cs="Times New Roman"/>
+          <w:color w:val="000000" w:themeColor="text2"/>
+          <w:lang w:eastAsia="en-US"/>
+        </w:rPr>
+        <w:t xml:space="preserve"> | DoctorName | TotalAppointments | |—|—| | Ahmed Al-Saadi | 1 | | Sarah Al-Ghamdi | 1 | | Mohammed</w:t>
+      </w:r>
+      <w:r>
+        <w:rPr>
+          <w:rFonts w:ascii="Helvetica" w:eastAsiaTheme="minorEastAsia" w:hAnsi="Helvetica" w:cs="Times New Roman"/>
+          <w:color w:val="000000" w:themeColor="text2"/>
           <w:sz w:val="36"/>
           <w:szCs w:val="36"/>
           <w:lang w:eastAsia="en-US"/>
         </w:rPr>
-      </w:pPr>
-    </w:p>
-    <w:p>
-      <w:pPr>
-        <w:pStyle w:val="1"/>
+        <w:t xml:space="preserve"> </w:t>
+      </w:r>
+      <w:r>
+        <w:rPr>
+          <w:rFonts w:ascii="Helvetica" w:eastAsiaTheme="minorEastAsia" w:hAnsi="Helvetica" w:cs="Times New Roman"/>
+          <w:color w:val="000000" w:themeColor="text2"/>
+          <w:lang w:eastAsia="en-US"/>
+        </w:rPr>
+        <w:t xml:space="preserve">Al-Otaibi | 1 | | Fatima AlZahrani | 0 | | Khalid Al-Dossari | 1 | </w:t>
+      </w:r>
+    </w:p>
+    <w:p>
+      <w:pPr>
+        <w:spacing w:after="0" w:line="240" w:lineRule="auto"/>
+        <w:rPr>
+          <w:rFonts w:ascii="Helvetica" w:eastAsiaTheme="minorEastAsia" w:hAnsi="Helvetica" w:cs="Times New Roman"/>
+          <w:color w:val="EE0000"/>
+          <w:sz w:val="36"/>
+          <w:szCs w:val="36"/>
+          <w:lang w:eastAsia="en-US"/>
+        </w:rPr>
+      </w:pPr>
+    </w:p>
+    <w:p>
+      <w:pPr>
+        <w:spacing w:after="0" w:line="240" w:lineRule="auto"/>
+        <w:rPr>
+          <w:rFonts w:ascii="Helvetica" w:eastAsiaTheme="minorEastAsia" w:hAnsi="Helvetica" w:cs="Times New Roman"/>
+          <w:color w:val="EE0000"/>
+          <w:sz w:val="36"/>
+          <w:szCs w:val="36"/>
+          <w:lang w:eastAsia="en-US"/>
+        </w:rPr>
+      </w:pPr>
+    </w:p>
+    <w:p>
+      <w:pPr>
+        <w:spacing w:after="0" w:line="240" w:lineRule="auto"/>
+        <w:rPr>
+          <w:rFonts w:ascii="Helvetica" w:eastAsiaTheme="minorEastAsia" w:hAnsi="Helvetica" w:cs="Times New Roman"/>
+          <w:color w:val="EE0000"/>
+          <w:sz w:val="36"/>
+          <w:szCs w:val="36"/>
+          <w:lang w:eastAsia="en-US"/>
+        </w:rPr>
+      </w:pPr>
+      <w:r>
+        <w:rPr>
+          <w:rFonts w:ascii="Helvetica" w:eastAsiaTheme="minorEastAsia" w:hAnsi="Helvetica" w:cs="Times New Roman"/>
+          <w:color w:val="EE0000"/>
+          <w:sz w:val="36"/>
+          <w:szCs w:val="36"/>
+          <w:lang w:eastAsia="en-US"/>
+        </w:rPr>
+        <w:t xml:space="preserve">3.5 UPDATE and DELETE Statements </w:t>
+      </w:r>
+    </w:p>
+    <w:p>
+      <w:pPr>
+        <w:spacing w:after="0" w:line="240" w:lineRule="auto"/>
+        <w:rPr>
+          <w:rFonts w:ascii="Helvetica" w:eastAsiaTheme="minorEastAsia" w:hAnsi="Helvetica" w:cs="Times New Roman"/>
+          <w:color w:val="000000" w:themeColor="text2"/>
+          <w:lang w:eastAsia="en-US"/>
+        </w:rPr>
+      </w:pPr>
+      <w:r>
+        <w:rPr>
+          <w:rFonts w:ascii="Helvetica" w:eastAsiaTheme="minorEastAsia" w:hAnsi="Helvetica" w:cs="Times New Roman"/>
+          <w:color w:val="EE0000"/>
+          <w:sz w:val="36"/>
+          <w:szCs w:val="36"/>
+          <w:lang w:eastAsia="en-US"/>
+        </w:rPr>
+        <w:t xml:space="preserve">Purpose: </w:t>
+      </w:r>
+      <w:r>
+        <w:rPr>
+          <w:rFonts w:ascii="Helvetica" w:eastAsiaTheme="minorEastAsia" w:hAnsi="Helvetica" w:cs="Times New Roman"/>
+          <w:color w:val="000000" w:themeColor="text2"/>
+          <w:lang w:eastAsia="en-US"/>
+        </w:rPr>
+        <w:t xml:space="preserve">Mark an appointment as completed and remove cancelled appointments. </w:t>
+      </w:r>
+    </w:p>
+    <w:p>
+      <w:pPr>
+        <w:spacing w:after="0" w:line="240" w:lineRule="auto"/>
+        <w:rPr>
+          <w:rFonts w:ascii="Helvetica" w:eastAsiaTheme="minorEastAsia" w:hAnsi="Helvetica" w:cs="Times New Roman"/>
+          <w:color w:val="000000" w:themeColor="text2"/>
+          <w:lang w:eastAsia="en-US"/>
+        </w:rPr>
+      </w:pPr>
+    </w:p>
+    <w:p>
+      <w:pPr>
+        <w:spacing w:after="0" w:line="240" w:lineRule="auto"/>
+        <w:rPr>
+          <w:rFonts w:ascii="Helvetica" w:eastAsiaTheme="minorEastAsia" w:hAnsi="Helvetica" w:cs="Times New Roman"/>
+          <w:color w:val="000000" w:themeColor="text2"/>
+          <w:lang w:eastAsia="en-US"/>
+        </w:rPr>
+      </w:pPr>
+      <w:r>
+        <w:rPr>
+          <w:rFonts w:ascii="Helvetica" w:eastAsiaTheme="minorEastAsia" w:hAnsi="Helvetica" w:cs="Times New Roman"/>
+          <w:color w:val="00B050"/>
+          <w:lang w:eastAsia="en-US"/>
+        </w:rPr>
+        <w:t xml:space="preserve">UPDATE </w:t>
+      </w:r>
+      <w:r>
+        <w:rPr>
+          <w:rFonts w:ascii="Helvetica" w:eastAsiaTheme="minorEastAsia" w:hAnsi="Helvetica" w:cs="Times New Roman"/>
+          <w:color w:val="000000" w:themeColor="text2"/>
+          <w:lang w:eastAsia="en-US"/>
+        </w:rPr>
+        <w:t xml:space="preserve">Appointment </w:t>
+      </w:r>
+      <w:r>
+        <w:rPr>
+          <w:rFonts w:ascii="Helvetica" w:eastAsiaTheme="minorEastAsia" w:hAnsi="Helvetica" w:cs="Times New Roman"/>
+          <w:color w:val="00B050"/>
+          <w:lang w:eastAsia="en-US"/>
+        </w:rPr>
+        <w:t xml:space="preserve">SET </w:t>
+      </w:r>
+      <w:r>
+        <w:rPr>
+          <w:rFonts w:ascii="Helvetica" w:eastAsiaTheme="minorEastAsia" w:hAnsi="Helvetica" w:cs="Times New Roman"/>
+          <w:color w:val="000000" w:themeColor="text2"/>
+          <w:lang w:eastAsia="en-US"/>
+        </w:rPr>
+        <w:t xml:space="preserve">Status = </w:t>
+      </w:r>
+      <w:r>
+        <w:rPr>
+          <w:rFonts w:ascii="Helvetica" w:eastAsiaTheme="minorEastAsia" w:hAnsi="Helvetica" w:cs="Times New Roman"/>
+          <w:color w:val="00B0F0"/>
+          <w:lang w:eastAsia="en-US"/>
+        </w:rPr>
+        <w:t xml:space="preserve">'Completed' </w:t>
+      </w:r>
+      <w:r>
+        <w:rPr>
+          <w:rFonts w:ascii="Helvetica" w:eastAsiaTheme="minorEastAsia" w:hAnsi="Helvetica" w:cs="Times New Roman"/>
+          <w:color w:val="00B050"/>
+          <w:lang w:eastAsia="en-US"/>
+        </w:rPr>
+        <w:t xml:space="preserve">WHERE </w:t>
+      </w:r>
+      <w:r>
+        <w:rPr>
+          <w:rFonts w:ascii="Helvetica" w:eastAsiaTheme="minorEastAsia" w:hAnsi="Helvetica" w:cs="Times New Roman"/>
+          <w:color w:val="000000" w:themeColor="text2"/>
+          <w:lang w:eastAsia="en-US"/>
+        </w:rPr>
+        <w:t>App ointmentID = 3; DELETE FROM Appointment WHERE Status = 'Cancelled';</w:t>
+      </w:r>
+    </w:p>
+    <w:p>
+      <w:pPr>
+        <w:spacing w:after="0" w:line="240" w:lineRule="auto"/>
+        <w:rPr>
+          <w:rFonts w:ascii="Helvetica" w:eastAsiaTheme="minorEastAsia" w:hAnsi="Helvetica" w:cs="Times New Roman"/>
+          <w:color w:val="000000" w:themeColor="text2"/>
+          <w:lang w:eastAsia="en-US"/>
+        </w:rPr>
+      </w:pPr>
+    </w:p>
+    <w:p>
+      <w:pPr>
+        <w:spacing w:after="0" w:line="240" w:lineRule="auto"/>
+        <w:rPr>
+          <w:rFonts w:ascii="Helvetica" w:eastAsiaTheme="minorEastAsia" w:hAnsi="Helvetica" w:cs="Times New Roman"/>
+          <w:color w:val="000000" w:themeColor="text2"/>
+          <w:lang w:eastAsia="en-US"/>
+        </w:rPr>
+      </w:pPr>
+    </w:p>
+    <w:p>
+      <w:pPr>
+        <w:spacing w:after="0" w:line="240" w:lineRule="auto"/>
+        <w:rPr>
+          <w:rFonts w:ascii="Helvetica" w:eastAsiaTheme="minorEastAsia" w:hAnsi="Helvetica" w:cs="Times New Roman"/>
+          <w:color w:val="000000" w:themeColor="text2"/>
+          <w:lang w:eastAsia="en-US"/>
+        </w:rPr>
+      </w:pPr>
+    </w:p>
+    <w:p>
+      <w:pPr>
+        <w:spacing w:after="0" w:line="240" w:lineRule="auto"/>
+        <w:rPr>
+          <w:rFonts w:ascii="Helvetica" w:eastAsiaTheme="minorEastAsia" w:hAnsi="Helvetica" w:cs="Times New Roman"/>
+          <w:color w:val="C00000"/>
+          <w:sz w:val="36"/>
+          <w:szCs w:val="36"/>
+          <w:lang w:eastAsia="en-US"/>
+        </w:rPr>
+      </w:pPr>
+      <w:r>
+        <w:rPr>
+          <w:rFonts w:ascii="Helvetica" w:eastAsiaTheme="minorEastAsia" w:hAnsi="Helvetica" w:cs="Times New Roman"/>
+          <w:color w:val="C00000"/>
+          <w:sz w:val="36"/>
+          <w:szCs w:val="36"/>
+          <w:lang w:eastAsia="en-US"/>
+        </w:rPr>
+        <w:t xml:space="preserve">3.6 Create one VIEW </w:t>
+      </w:r>
+    </w:p>
+    <w:p>
+      <w:pPr>
+        <w:spacing w:after="0" w:line="240" w:lineRule="auto"/>
+        <w:rPr>
+          <w:rFonts w:ascii="Helvetica" w:eastAsiaTheme="minorEastAsia" w:hAnsi="Helvetica" w:cs="Times New Roman"/>
+          <w:color w:val="000000" w:themeColor="text2"/>
+          <w:lang w:eastAsia="en-US"/>
+        </w:rPr>
+      </w:pPr>
+      <w:r>
+        <w:rPr>
+          <w:rFonts w:ascii="Helvetica" w:eastAsiaTheme="minorEastAsia" w:hAnsi="Helvetica" w:cs="Times New Roman"/>
+          <w:color w:val="000000" w:themeColor="text2"/>
+          <w:lang w:eastAsia="en-US"/>
+        </w:rPr>
+        <w:t xml:space="preserve">Purpose: Provide a simplified view for the reception to see upcoming appointments. </w:t>
+      </w:r>
+    </w:p>
+    <w:p>
+      <w:pPr>
+        <w:spacing w:after="0" w:line="240" w:lineRule="auto"/>
+        <w:rPr>
+          <w:rFonts w:ascii="Helvetica" w:eastAsiaTheme="minorEastAsia" w:hAnsi="Helvetica" w:cs="Times New Roman"/>
+          <w:color w:val="000000" w:themeColor="text2"/>
+          <w:lang w:eastAsia="en-US"/>
+        </w:rPr>
+      </w:pPr>
+    </w:p>
+    <w:p>
+      <w:pPr>
+        <w:spacing w:after="0" w:line="240" w:lineRule="auto"/>
+        <w:rPr>
+          <w:rFonts w:ascii="Helvetica" w:eastAsiaTheme="minorEastAsia" w:hAnsi="Helvetica" w:cs="Times New Roman"/>
+          <w:color w:val="000000" w:themeColor="text2"/>
+          <w:lang w:eastAsia="en-US"/>
+        </w:rPr>
+      </w:pPr>
+      <w:r>
+        <w:rPr>
+          <w:rFonts w:ascii="Helvetica" w:eastAsiaTheme="minorEastAsia" w:hAnsi="Helvetica" w:cs="Times New Roman"/>
+          <w:color w:val="00B050"/>
+          <w:lang w:eastAsia="en-US"/>
+        </w:rPr>
+        <w:t>CREATE OR REPLACE VIEW</w:t>
+      </w:r>
+      <w:r>
+        <w:rPr>
+          <w:rFonts w:ascii="Helvetica" w:eastAsiaTheme="minorEastAsia" w:hAnsi="Helvetica" w:cs="Times New Roman"/>
+          <w:color w:val="000000" w:themeColor="text2"/>
+          <w:lang w:eastAsia="en-US"/>
+        </w:rPr>
+        <w:t xml:space="preserve"> UpcomingAppointments </w:t>
+      </w:r>
+      <w:r>
+        <w:rPr>
+          <w:rFonts w:ascii="Helvetica" w:eastAsiaTheme="minorEastAsia" w:hAnsi="Helvetica" w:cs="Times New Roman"/>
+          <w:color w:val="00B050"/>
+          <w:lang w:eastAsia="en-US"/>
+        </w:rPr>
+        <w:t xml:space="preserve">AS SELECT </w:t>
+      </w:r>
+      <w:r>
+        <w:rPr>
+          <w:rFonts w:ascii="Helvetica" w:eastAsiaTheme="minorEastAsia" w:hAnsi="Helvetica" w:cs="Times New Roman"/>
+          <w:color w:val="000000" w:themeColor="text2"/>
+          <w:lang w:eastAsia="en-US"/>
+        </w:rPr>
+        <w:t xml:space="preserve">A.AppointmentID, P.Name AS PatientName, A.Appo intmentDate, A.AppointmentTime </w:t>
+      </w:r>
+    </w:p>
+    <w:p>
+      <w:pPr>
+        <w:spacing w:after="0" w:line="240" w:lineRule="auto"/>
+        <w:rPr>
+          <w:rFonts w:ascii="Helvetica" w:eastAsiaTheme="minorEastAsia" w:hAnsi="Helvetica" w:cs="Times New Roman"/>
+          <w:color w:val="000000" w:themeColor="text2"/>
+          <w:lang w:eastAsia="en-US"/>
+        </w:rPr>
+      </w:pPr>
+      <w:r>
+        <w:rPr>
+          <w:rFonts w:ascii="Helvetica" w:eastAsiaTheme="minorEastAsia" w:hAnsi="Helvetica" w:cs="Times New Roman"/>
+          <w:color w:val="00B050"/>
+          <w:lang w:eastAsia="en-US"/>
+        </w:rPr>
+        <w:t xml:space="preserve">FROM </w:t>
+      </w:r>
+      <w:r>
+        <w:rPr>
+          <w:rFonts w:ascii="Helvetica" w:eastAsiaTheme="minorEastAsia" w:hAnsi="Helvetica" w:cs="Times New Roman"/>
+          <w:color w:val="000000" w:themeColor="text2"/>
+          <w:lang w:eastAsia="en-US"/>
+        </w:rPr>
+        <w:t xml:space="preserve">Appointment </w:t>
+      </w:r>
+      <w:r>
+        <w:rPr>
+          <w:rFonts w:ascii="Helvetica" w:eastAsiaTheme="minorEastAsia" w:hAnsi="Helvetica" w:cs="Times New Roman"/>
+          <w:color w:val="00B050"/>
+          <w:lang w:eastAsia="en-US"/>
+        </w:rPr>
+        <w:t xml:space="preserve">A JOIN </w:t>
+      </w:r>
+      <w:r>
+        <w:rPr>
+          <w:rFonts w:ascii="Helvetica" w:eastAsiaTheme="minorEastAsia" w:hAnsi="Helvetica" w:cs="Times New Roman"/>
+          <w:color w:val="000000" w:themeColor="text2"/>
+          <w:lang w:eastAsia="en-US"/>
+        </w:rPr>
+        <w:t xml:space="preserve">Patient P ON A.PatientID = P.PatientID </w:t>
+      </w:r>
+    </w:p>
+    <w:p>
+      <w:pPr>
+        <w:spacing w:after="0" w:line="240" w:lineRule="auto"/>
+        <w:rPr>
+          <w:rFonts w:ascii="Helvetica" w:eastAsiaTheme="minorEastAsia" w:hAnsi="Helvetica" w:cs="Times New Roman"/>
+          <w:color w:val="000000" w:themeColor="text2"/>
+          <w:lang w:eastAsia="en-US"/>
+        </w:rPr>
+      </w:pPr>
+      <w:r>
+        <w:rPr>
+          <w:rFonts w:ascii="Helvetica" w:eastAsiaTheme="minorEastAsia" w:hAnsi="Helvetica" w:cs="Times New Roman"/>
+          <w:color w:val="00B050"/>
+          <w:lang w:eastAsia="en-US"/>
+        </w:rPr>
+        <w:t>WHERE</w:t>
+      </w:r>
+      <w:r>
+        <w:rPr>
+          <w:rFonts w:ascii="Helvetica" w:eastAsiaTheme="minorEastAsia" w:hAnsi="Helvetica" w:cs="Times New Roman"/>
+          <w:color w:val="000000" w:themeColor="text2"/>
+          <w:lang w:eastAsia="en-US"/>
+        </w:rPr>
+        <w:t xml:space="preserve"> A.AppointmentDate &gt;= CURDATE() AND A.Status = ' </w:t>
+      </w:r>
+    </w:p>
+    <w:p>
+      <w:pPr>
+        <w:spacing w:after="0" w:line="240" w:lineRule="auto"/>
+        <w:rPr>
+          <w:rFonts w:ascii="Helvetica" w:eastAsiaTheme="minorEastAsia" w:hAnsi="Helvetica" w:cs="Times New Roman"/>
+          <w:color w:val="000000" w:themeColor="text2"/>
+          <w:lang w:eastAsia="en-US"/>
+        </w:rPr>
+      </w:pPr>
+      <w:r>
+        <w:rPr>
+          <w:rFonts w:ascii="Helvetica" w:eastAsiaTheme="minorEastAsia" w:hAnsi="Helvetica" w:cs="Times New Roman"/>
+          <w:color w:val="0070C0"/>
+          <w:lang w:eastAsia="en-US"/>
+        </w:rPr>
+        <w:t>Scheduled'</w:t>
+      </w:r>
+      <w:r>
+        <w:rPr>
+          <w:rFonts w:ascii="Helvetica" w:eastAsiaTheme="minorEastAsia" w:hAnsi="Helvetica" w:cs="Times New Roman"/>
+          <w:color w:val="000000" w:themeColor="text2"/>
+          <w:lang w:eastAsia="en-US"/>
+        </w:rPr>
+        <w:t xml:space="preserve">; </w:t>
+      </w:r>
+    </w:p>
+    <w:p>
+      <w:pPr>
+        <w:spacing w:after="0" w:line="240" w:lineRule="auto"/>
+        <w:rPr>
+          <w:rFonts w:ascii="Helvetica" w:eastAsiaTheme="minorEastAsia" w:hAnsi="Helvetica" w:cs="Times New Roman"/>
+          <w:color w:val="C00000"/>
+          <w:sz w:val="36"/>
+          <w:szCs w:val="36"/>
+          <w:lang w:eastAsia="en-US"/>
+        </w:rPr>
+      </w:pPr>
+      <w:r>
+        <w:rPr>
+          <w:rFonts w:ascii="Helvetica" w:eastAsiaTheme="minorEastAsia" w:hAnsi="Helvetica" w:cs="Times New Roman"/>
+          <w:color w:val="C00000"/>
+          <w:sz w:val="36"/>
+          <w:szCs w:val="36"/>
+          <w:lang w:eastAsia="en-US"/>
+        </w:rPr>
+        <w:t xml:space="preserve">3.7 Create one TRIGGER </w:t>
+      </w:r>
+    </w:p>
+    <w:p>
+      <w:pPr>
+        <w:spacing w:after="0" w:line="240" w:lineRule="auto"/>
+        <w:rPr>
+          <w:rFonts w:ascii="Helvetica" w:eastAsiaTheme="minorEastAsia" w:hAnsi="Helvetica" w:cs="Times New Roman"/>
+          <w:color w:val="000000" w:themeColor="text2"/>
+          <w:lang w:eastAsia="en-US"/>
+        </w:rPr>
+      </w:pPr>
+      <w:r>
+        <w:rPr>
+          <w:rFonts w:ascii="Helvetica" w:eastAsiaTheme="minorEastAsia" w:hAnsi="Helvetica" w:cs="Times New Roman"/>
+          <w:color w:val="000000" w:themeColor="text2"/>
+          <w:lang w:eastAsia="en-US"/>
+        </w:rPr>
+        <w:t>Purpose: Automatically decrease medicine stock when a treatment is recorded.</w:t>
+      </w:r>
+    </w:p>
+    <w:p>
+      <w:pPr>
+        <w:spacing w:after="0" w:line="240" w:lineRule="auto"/>
+        <w:rPr>
+          <w:rFonts w:ascii="Helvetica" w:eastAsiaTheme="minorEastAsia" w:hAnsi="Helvetica" w:cs="Times New Roman"/>
+          <w:color w:val="000000" w:themeColor="text2"/>
+          <w:lang w:eastAsia="en-US"/>
+        </w:rPr>
+      </w:pPr>
+      <w:r>
+        <w:rPr>
+          <w:rFonts w:ascii="Helvetica" w:eastAsiaTheme="minorEastAsia" w:hAnsi="Helvetica" w:cs="Times New Roman"/>
+          <w:color w:val="000000" w:themeColor="text2"/>
+          <w:lang w:eastAsia="en-US"/>
+        </w:rPr>
+        <w:t xml:space="preserve"> </w:t>
+      </w:r>
+    </w:p>
+    <w:p>
+      <w:pPr>
+        <w:spacing w:after="0" w:line="240" w:lineRule="auto"/>
+        <w:rPr>
+          <w:rFonts w:ascii="Helvetica" w:eastAsiaTheme="minorEastAsia" w:hAnsi="Helvetica" w:cs="Times New Roman"/>
+          <w:color w:val="000000" w:themeColor="text2"/>
+          <w:lang w:eastAsia="en-US"/>
+        </w:rPr>
+      </w:pPr>
+      <w:r>
+        <w:rPr>
+          <w:rFonts w:ascii="Helvetica" w:eastAsiaTheme="minorEastAsia" w:hAnsi="Helvetica" w:cs="Times New Roman"/>
+          <w:color w:val="000000" w:themeColor="text2"/>
+          <w:lang w:eastAsia="en-US"/>
+        </w:rPr>
+        <w:t xml:space="preserve">DELIMITER // </w:t>
+      </w:r>
+    </w:p>
+    <w:p>
+      <w:pPr>
+        <w:spacing w:after="0" w:line="240" w:lineRule="auto"/>
+        <w:rPr>
+          <w:rFonts w:ascii="Helvetica" w:eastAsiaTheme="minorEastAsia" w:hAnsi="Helvetica" w:cs="Times New Roman"/>
+          <w:color w:val="000000" w:themeColor="text2"/>
+          <w:lang w:eastAsia="en-US"/>
+        </w:rPr>
+      </w:pPr>
+      <w:r>
+        <w:rPr>
+          <w:rFonts w:ascii="Helvetica" w:eastAsiaTheme="minorEastAsia" w:hAnsi="Helvetica" w:cs="Times New Roman"/>
+          <w:color w:val="00B050"/>
+          <w:lang w:eastAsia="en-US"/>
+        </w:rPr>
+        <w:t>CREATE TRIGGER</w:t>
+      </w:r>
+      <w:r>
+        <w:rPr>
+          <w:rFonts w:ascii="Helvetica" w:eastAsiaTheme="minorEastAsia" w:hAnsi="Helvetica" w:cs="Times New Roman"/>
+          <w:color w:val="000000" w:themeColor="text2"/>
+          <w:lang w:eastAsia="en-US"/>
+        </w:rPr>
+        <w:t xml:space="preserve"> AfterTreatmentMedicineInsert </w:t>
+      </w:r>
+    </w:p>
+    <w:p>
+      <w:pPr>
+        <w:spacing w:after="0" w:line="240" w:lineRule="auto"/>
+        <w:rPr>
+          <w:rFonts w:ascii="Helvetica" w:eastAsiaTheme="minorEastAsia" w:hAnsi="Helvetica" w:cs="Times New Roman"/>
+          <w:color w:val="000000" w:themeColor="text2"/>
+          <w:lang w:eastAsia="en-US"/>
+        </w:rPr>
+      </w:pPr>
+      <w:r>
+        <w:rPr>
+          <w:rFonts w:ascii="Helvetica" w:eastAsiaTheme="minorEastAsia" w:hAnsi="Helvetica" w:cs="Times New Roman"/>
+          <w:color w:val="00B050"/>
+          <w:lang w:eastAsia="en-US"/>
+        </w:rPr>
+        <w:t>AFTER INSERT ON</w:t>
+      </w:r>
+      <w:r>
+        <w:rPr>
+          <w:rFonts w:ascii="Helvetica" w:eastAsiaTheme="minorEastAsia" w:hAnsi="Helvetica" w:cs="Times New Roman"/>
+          <w:color w:val="000000" w:themeColor="text2"/>
+          <w:lang w:eastAsia="en-US"/>
+        </w:rPr>
+        <w:t xml:space="preserve"> TreatmentMedicine </w:t>
+      </w:r>
+    </w:p>
+    <w:p>
+      <w:pPr>
+        <w:spacing w:after="0" w:line="240" w:lineRule="auto"/>
+        <w:rPr>
+          <w:rFonts w:ascii="Helvetica" w:eastAsiaTheme="minorEastAsia" w:hAnsi="Helvetica" w:cs="Times New Roman"/>
+          <w:color w:val="00B050"/>
+          <w:lang w:eastAsia="en-US"/>
+        </w:rPr>
+      </w:pPr>
+      <w:r>
+        <w:rPr>
+          <w:rFonts w:ascii="Helvetica" w:eastAsiaTheme="minorEastAsia" w:hAnsi="Helvetica" w:cs="Times New Roman"/>
+          <w:color w:val="00B050"/>
+          <w:lang w:eastAsia="en-US"/>
+        </w:rPr>
+        <w:t xml:space="preserve">FOR EACH ROW </w:t>
+      </w:r>
+    </w:p>
+    <w:p>
+      <w:pPr>
+        <w:spacing w:after="0" w:line="240" w:lineRule="auto"/>
+        <w:rPr>
+          <w:rFonts w:ascii="Helvetica" w:eastAsiaTheme="minorEastAsia" w:hAnsi="Helvetica" w:cs="Times New Roman"/>
+          <w:color w:val="00B050"/>
+          <w:lang w:eastAsia="en-US"/>
+        </w:rPr>
+      </w:pPr>
+      <w:r>
+        <w:rPr>
+          <w:rFonts w:ascii="Helvetica" w:eastAsiaTheme="minorEastAsia" w:hAnsi="Helvetica" w:cs="Times New Roman"/>
+          <w:color w:val="00B050"/>
+          <w:lang w:eastAsia="en-US"/>
+        </w:rPr>
+        <w:t xml:space="preserve">BEGIN </w:t>
+      </w:r>
+    </w:p>
+    <w:p>
+      <w:pPr>
+        <w:spacing w:after="0" w:line="240" w:lineRule="auto"/>
+        <w:rPr>
+          <w:rFonts w:ascii="Helvetica" w:eastAsiaTheme="minorEastAsia" w:hAnsi="Helvetica" w:cs="Times New Roman"/>
+          <w:color w:val="000000" w:themeColor="text2"/>
+          <w:lang w:eastAsia="en-US"/>
+        </w:rPr>
+      </w:pPr>
+      <w:r>
+        <w:rPr>
+          <w:rFonts w:ascii="Helvetica" w:eastAsiaTheme="minorEastAsia" w:hAnsi="Helvetica" w:cs="Times New Roman"/>
+          <w:color w:val="00B050"/>
+          <w:lang w:eastAsia="en-US"/>
+        </w:rPr>
+        <w:t xml:space="preserve">        </w:t>
+      </w:r>
+      <w:r>
+        <w:rPr>
+          <w:rFonts w:ascii="Helvetica" w:eastAsiaTheme="minorEastAsia" w:hAnsi="Helvetica" w:cs="Times New Roman"/>
+          <w:color w:val="00B050"/>
+          <w:lang w:eastAsia="en-US"/>
+        </w:rPr>
+        <w:t xml:space="preserve">UPDATE </w:t>
+      </w:r>
+      <w:r>
+        <w:rPr>
+          <w:rFonts w:ascii="Helvetica" w:eastAsiaTheme="minorEastAsia" w:hAnsi="Helvetica" w:cs="Times New Roman"/>
+          <w:color w:val="000000" w:themeColor="text2"/>
+          <w:lang w:eastAsia="en-US"/>
+        </w:rPr>
+        <w:t xml:space="preserve">Medicine </w:t>
+      </w:r>
+    </w:p>
+    <w:p>
+      <w:pPr>
+        <w:spacing w:after="0" w:line="240" w:lineRule="auto"/>
+        <w:rPr>
+          <w:rFonts w:ascii="Helvetica" w:eastAsiaTheme="minorEastAsia" w:hAnsi="Helvetica" w:cs="Times New Roman"/>
+          <w:color w:val="000000" w:themeColor="text2"/>
+          <w:lang w:eastAsia="en-US"/>
+        </w:rPr>
+      </w:pPr>
+      <w:r>
+        <w:rPr>
+          <w:rFonts w:ascii="Helvetica" w:eastAsiaTheme="minorEastAsia" w:hAnsi="Helvetica" w:cs="Times New Roman"/>
+          <w:color w:val="000000" w:themeColor="text2"/>
+          <w:lang w:eastAsia="en-US"/>
+        </w:rPr>
+        <w:t xml:space="preserve">       </w:t>
+      </w:r>
+      <w:r>
+        <w:rPr>
+          <w:rFonts w:ascii="Helvetica" w:eastAsiaTheme="minorEastAsia" w:hAnsi="Helvetica" w:cs="Times New Roman"/>
+          <w:color w:val="000000" w:themeColor="text2"/>
+          <w:lang w:eastAsia="en-US"/>
+        </w:rPr>
+        <w:t xml:space="preserve"> </w:t>
+      </w:r>
+      <w:r>
+        <w:rPr>
+          <w:rFonts w:ascii="Helvetica" w:eastAsiaTheme="minorEastAsia" w:hAnsi="Helvetica" w:cs="Times New Roman"/>
+          <w:color w:val="00B050"/>
+          <w:lang w:eastAsia="en-US"/>
+        </w:rPr>
+        <w:t xml:space="preserve">SET </w:t>
+      </w:r>
+      <w:r>
+        <w:rPr>
+          <w:rFonts w:ascii="Helvetica" w:eastAsiaTheme="minorEastAsia" w:hAnsi="Helvetica" w:cs="Times New Roman"/>
+          <w:color w:val="000000" w:themeColor="text2"/>
+          <w:lang w:eastAsia="en-US"/>
+        </w:rPr>
+        <w:t xml:space="preserve">StockQuantity = StockQuantity - NEW.Quantity </w:t>
+      </w:r>
+    </w:p>
+    <w:p>
+      <w:pPr>
+        <w:spacing w:after="0" w:line="240" w:lineRule="auto"/>
+        <w:rPr>
+          <w:rFonts w:ascii="Helvetica" w:eastAsiaTheme="minorEastAsia" w:hAnsi="Helvetica" w:cs="Times New Roman"/>
+          <w:color w:val="000000" w:themeColor="text2"/>
+          <w:lang w:eastAsia="en-US"/>
+        </w:rPr>
+      </w:pPr>
+      <w:r>
+        <w:rPr>
+          <w:rFonts w:ascii="Helvetica" w:eastAsiaTheme="minorEastAsia" w:hAnsi="Helvetica" w:cs="Times New Roman"/>
+          <w:color w:val="000000" w:themeColor="text2"/>
+          <w:lang w:eastAsia="en-US"/>
+        </w:rPr>
+        <w:t xml:space="preserve">        </w:t>
+      </w:r>
+      <w:r>
+        <w:rPr>
+          <w:rFonts w:ascii="Helvetica" w:eastAsiaTheme="minorEastAsia" w:hAnsi="Helvetica" w:cs="Times New Roman"/>
+          <w:color w:val="00B050"/>
+          <w:lang w:eastAsia="en-US"/>
+        </w:rPr>
+        <w:t xml:space="preserve">WHERE </w:t>
+      </w:r>
+      <w:r>
+        <w:rPr>
+          <w:rFonts w:ascii="Helvetica" w:eastAsiaTheme="minorEastAsia" w:hAnsi="Helvetica" w:cs="Times New Roman"/>
+          <w:color w:val="000000" w:themeColor="text2"/>
+          <w:lang w:eastAsia="en-US"/>
+        </w:rPr>
+        <w:t xml:space="preserve">MedicineID = NEW.MedicineID; </w:t>
+      </w:r>
+    </w:p>
+    <w:p>
+      <w:pPr>
+        <w:spacing w:after="0" w:line="240" w:lineRule="auto"/>
+        <w:rPr>
+          <w:rFonts w:ascii="Helvetica" w:eastAsiaTheme="minorEastAsia" w:hAnsi="Helvetica" w:cs="Times New Roman"/>
+          <w:color w:val="000000" w:themeColor="text2"/>
+          <w:lang w:eastAsia="en-US"/>
+        </w:rPr>
+      </w:pPr>
+      <w:r>
+        <w:rPr>
+          <w:rFonts w:ascii="Helvetica" w:eastAsiaTheme="minorEastAsia" w:hAnsi="Helvetica" w:cs="Times New Roman"/>
+          <w:color w:val="000000" w:themeColor="text2"/>
+          <w:lang w:eastAsia="en-US"/>
+        </w:rPr>
+        <w:t>END;</w:t>
+      </w:r>
+    </w:p>
+    <w:p>
+      <w:pPr>
+        <w:spacing w:after="0" w:line="240" w:lineRule="auto"/>
+        <w:rPr>
+          <w:rFonts w:ascii="Helvetica" w:eastAsiaTheme="minorEastAsia" w:hAnsi="Helvetica" w:cs="Times New Roman"/>
+          <w:color w:val="000000" w:themeColor="text2"/>
+          <w:lang w:eastAsia="en-US"/>
+        </w:rPr>
+      </w:pPr>
+      <w:r>
+        <w:rPr>
+          <w:rFonts w:ascii="Helvetica" w:eastAsiaTheme="minorEastAsia" w:hAnsi="Helvetica" w:cs="Times New Roman"/>
+          <w:color w:val="000000" w:themeColor="text2"/>
+          <w:lang w:eastAsia="en-US"/>
+        </w:rPr>
+        <w:t xml:space="preserve"> // </w:t>
+      </w:r>
+    </w:p>
+    <w:p>
+      <w:pPr>
+        <w:spacing w:after="0" w:line="240" w:lineRule="auto"/>
+        <w:rPr>
+          <w:rFonts w:ascii="Helvetica" w:eastAsiaTheme="minorEastAsia" w:hAnsi="Helvetica" w:cs="Times New Roman"/>
+          <w:color w:val="000000" w:themeColor="text2"/>
+          <w:lang w:eastAsia="en-US"/>
+        </w:rPr>
+      </w:pPr>
+      <w:r>
+        <w:rPr>
+          <w:rFonts w:ascii="Helvetica" w:eastAsiaTheme="minorEastAsia" w:hAnsi="Helvetica" w:cs="Times New Roman"/>
+          <w:color w:val="000000" w:themeColor="text2"/>
+          <w:lang w:eastAsia="en-US"/>
+        </w:rPr>
+        <w:t>DELIMITER ;</w:t>
+      </w:r>
+    </w:p>
+    <w:p>
+      <w:pPr>
+        <w:pStyle w:val="Heading1"/>
       </w:pPr>
       <w:r>
         <w:lastRenderedPageBreak/>
@@ -13068,7 +12754,7 @@
     </w:p>
     <w:p>
       <w:pPr>
-        <w:pStyle w:val="a"/>
+        <w:pStyle w:val="ListBullet"/>
         <w:numPr>
           <w:ilvl w:val="0"/>
           <w:numId w:val="0"/>
@@ -13110,7 +12796,7 @@
     </w:p>
     <w:p>
       <w:pPr>
-        <w:pStyle w:val="a"/>
+        <w:pStyle w:val="ListBullet"/>
         <w:numPr>
           <w:ilvl w:val="0"/>
           <w:numId w:val="0"/>
@@ -13134,7 +12820,7 @@
     </w:p>
     <w:p>
       <w:pPr>
-        <w:pStyle w:val="a"/>
+        <w:pStyle w:val="ListBullet"/>
         <w:numPr>
           <w:ilvl w:val="0"/>
           <w:numId w:val="0"/>
@@ -13158,7 +12844,7 @@
     </w:p>
     <w:p>
       <w:pPr>
-        <w:pStyle w:val="a"/>
+        <w:pStyle w:val="ListBullet"/>
         <w:numPr>
           <w:ilvl w:val="0"/>
           <w:numId w:val="25"/>
@@ -13181,7 +12867,7 @@
     </w:p>
     <w:p>
       <w:pPr>
-        <w:pStyle w:val="a"/>
+        <w:pStyle w:val="ListBullet"/>
         <w:numPr>
           <w:ilvl w:val="0"/>
           <w:numId w:val="25"/>
@@ -13204,7 +12890,7 @@
     </w:p>
     <w:p>
       <w:pPr>
-        <w:pStyle w:val="a"/>
+        <w:pStyle w:val="ListBullet"/>
         <w:numPr>
           <w:ilvl w:val="0"/>
           <w:numId w:val="25"/>
@@ -13227,7 +12913,7 @@
     </w:p>
     <w:p>
       <w:pPr>
-        <w:pStyle w:val="a"/>
+        <w:pStyle w:val="ListBullet"/>
         <w:numPr>
           <w:ilvl w:val="0"/>
           <w:numId w:val="25"/>
@@ -13250,7 +12936,7 @@
     </w:p>
     <w:p>
       <w:pPr>
-        <w:pStyle w:val="a"/>
+        <w:pStyle w:val="ListBullet"/>
         <w:numPr>
           <w:ilvl w:val="0"/>
           <w:numId w:val="0"/>
@@ -13266,7 +12952,7 @@
     </w:p>
     <w:p>
       <w:pPr>
-        <w:pStyle w:val="1"/>
+        <w:pStyle w:val="Heading1"/>
       </w:pPr>
       <w:r>
         <w:lastRenderedPageBreak/>
@@ -13496,25 +13182,7 @@
           <w:sz w:val="24"/>
           <w:szCs w:val="24"/>
         </w:rPr>
-        <w:t xml:space="preserve">Google </w:t>
-      </w:r>
-      <w:proofErr w:type="spellStart"/>
-      <w:r>
-        <w:rPr>
-          <w:rFonts w:ascii="Times New Roman" w:hAnsi="Times New Roman" w:cs="Times New Roman"/>
-          <w:sz w:val="24"/>
-          <w:szCs w:val="24"/>
-        </w:rPr>
-        <w:t>Colab</w:t>
-      </w:r>
-      <w:proofErr w:type="spellEnd"/>
-      <w:r>
-        <w:rPr>
-          <w:rFonts w:ascii="Times New Roman" w:hAnsi="Times New Roman" w:cs="Times New Roman"/>
-          <w:sz w:val="24"/>
-          <w:szCs w:val="24"/>
-        </w:rPr>
-        <w:t xml:space="preserve"> notebook (if applicable): [link]</w:t>
+        <w:t>Google Colab notebook (if applicable): [link]</w:t>
       </w:r>
     </w:p>
     <w:p>
@@ -13587,7 +13255,7 @@
 </file>
 
 <file path=word/endnotes.xml><?xml version="1.0" encoding="utf-8"?>
-<w:endnotes xmlns:wpc="http://schemas.microsoft.com/office/word/2010/wordprocessingCanvas" xmlns:cx="http://schemas.microsoft.com/office/drawing/2014/chartex" xmlns:cx1="http://schemas.microsoft.com/office/drawing/2015/9/8/chartex" xmlns:cx2="http://schemas.microsoft.com/office/drawing/2015/10/21/chartex" xmlns:cx3="http://schemas.microsoft.com/office/drawing/2016/5/9/chartex" xmlns:cx4="http://schemas.microsoft.com/office/drawing/2016/5/10/chartex" xmlns:cx5="http://schemas.microsoft.com/office/drawing/2016/5/11/chartex" xmlns:cx6="http://schemas.microsoft.com/office/drawing/2016/5/12/chartex" xmlns:cx7="http://schemas.microsoft.com/office/drawing/2016/5/13/chartex" xmlns:cx8="http://schemas.microsoft.com/office/drawing/2016/5/14/chartex" xmlns:mc="http://schemas.openxmlformats.org/markup-compatibility/2006" xmlns:m="http://schemas.openxmlformats.org/officeDocument/2006/math" xmlns:aink="http://schemas.microsoft.com/office/drawing/2016/ink" xmlns:am3d="http://schemas.microsoft.com/office/drawing/2017/model3d" xmlns:oel="http://schemas.microsoft.com/office/2019/extlst" xmlns:r="http://schemas.openxmlformats.org/officeDocument/2006/relationships" xmlns:wp14="http://schemas.microsoft.com/office/word/2010/wordprocessingDrawing" xmlns:wp="http://schemas.openxmlformats.org/drawingml/2006/wordprocessingDrawing" xmlns:wpg="http://schemas.microsoft.com/office/word/2010/wordprocessingGroup" xmlns:wpi="http://schemas.microsoft.com/office/word/2010/wordprocessingInk" xmlns:wps="http://schemas.microsoft.com/office/word/2010/wordprocessingShape" xmlns:o="urn:schemas-microsoft-com:office:office" xmlns:v="urn:schemas-microsoft-com:vml" xmlns:w10="urn:schemas-microsoft-com:office:word" xmlns:w="http://schemas.openxmlformats.org/wordprocessingml/2006/main" xmlns:w14="http://schemas.microsoft.com/office/word/2010/wordml" xmlns:w15="http://schemas.microsoft.com/office/word/2012/wordml" xmlns:w16cex="http://schemas.microsoft.com/office/word/2018/wordml/cex" xmlns:w16cid="http://schemas.microsoft.com/office/word/2016/wordml/cid" xmlns:w16="http://schemas.microsoft.com/office/word/2018/wordml" xmlns:w16sdtdh="http://schemas.microsoft.com/office/word/2020/wordml/sdtdatahash" xmlns:w16sdtfl="http://schemas.microsoft.com/office/word/2024/wordml/sdtformatlock" xmlns:w16se="http://schemas.microsoft.com/office/word/2015/wordml/symex" xmlns:w16du="http://schemas.microsoft.com/office/word/2023/wordml/word16du" xmlns:wne="http://schemas.microsoft.com/office/word/2006/wordml" mc:Ignorable="w14 w15 w16se w16cid w16 w16cex w16sdtdh w16sdtfl w16du wp14">
+<w:endnotes xmlns:wpc="http://schemas.microsoft.com/office/word/2010/wordprocessingCanvas" xmlns:cx="http://schemas.microsoft.com/office/drawing/2014/chartex" xmlns:cx1="http://schemas.microsoft.com/office/drawing/2015/9/8/chartex" xmlns:cx2="http://schemas.microsoft.com/office/drawing/2015/10/21/chartex" xmlns:cx3="http://schemas.microsoft.com/office/drawing/2016/5/9/chartex" xmlns:cx4="http://schemas.microsoft.com/office/drawing/2016/5/10/chartex" xmlns:cx5="http://schemas.microsoft.com/office/drawing/2016/5/11/chartex" xmlns:cx6="http://schemas.microsoft.com/office/drawing/2016/5/12/chartex" xmlns:cx7="http://schemas.microsoft.com/office/drawing/2016/5/13/chartex" xmlns:cx8="http://schemas.microsoft.com/office/drawing/2016/5/14/chartex" xmlns:mc="http://schemas.openxmlformats.org/markup-compatibility/2006" xmlns:aink="http://schemas.microsoft.com/office/drawing/2016/ink" xmlns:am3d="http://schemas.microsoft.com/office/drawing/2017/model3d" xmlns:o="urn:schemas-microsoft-com:office:office" xmlns:oel="http://schemas.microsoft.com/office/2019/extlst" xmlns:r="http://schemas.openxmlformats.org/officeDocument/2006/relationships" xmlns:m="http://schemas.openxmlformats.org/officeDocument/2006/math" xmlns:v="urn:schemas-microsoft-com:vml" xmlns:wp14="http://schemas.microsoft.com/office/word/2010/wordprocessingDrawing" xmlns:wp="http://schemas.openxmlformats.org/drawingml/2006/wordprocessingDrawing" xmlns:w10="urn:schemas-microsoft-com:office:word" xmlns:w="http://schemas.openxmlformats.org/wordprocessingml/2006/main" xmlns:w14="http://schemas.microsoft.com/office/word/2010/wordml" xmlns:w15="http://schemas.microsoft.com/office/word/2012/wordml" xmlns:w16cei="http://schemas.microsoft.com/office/word/2026/wordml/cei" xmlns:w16cex="http://schemas.microsoft.com/office/word/2018/wordml/cex" xmlns:w16cid="http://schemas.microsoft.com/office/word/2016/wordml/cid" xmlns:w16="http://schemas.microsoft.com/office/word/2018/wordml" xmlns:w16du="http://schemas.microsoft.com/office/word/2023/wordml/word16du" xmlns:w16sdtdh="http://schemas.microsoft.com/office/word/2020/wordml/sdtdatahash" xmlns:w16sdtfl="http://schemas.microsoft.com/office/word/2024/wordml/sdtformatlock" xmlns:w16se="http://schemas.microsoft.com/office/word/2015/wordml/symex" xmlns:wpg="http://schemas.microsoft.com/office/word/2010/wordprocessingGroup" xmlns:wpi="http://schemas.microsoft.com/office/word/2010/wordprocessingInk" xmlns:wne="http://schemas.microsoft.com/office/word/2006/wordml" xmlns:wps="http://schemas.microsoft.com/office/word/2010/wordprocessingShape" mc:Ignorable="w14 w15 w16se w16cid w16 w16cex w16sdtdh w16sdtfl w16du wp14">
   <w:endnote w:type="separator" w:id="-1">
     <w:p>
       <w:pPr>
@@ -13616,10 +13284,10 @@
 </file>
 
 <file path=word/footer1.xml><?xml version="1.0" encoding="utf-8"?>
-<w:ftr xmlns:wpc="http://schemas.microsoft.com/office/word/2010/wordprocessingCanvas" xmlns:cx="http://schemas.microsoft.com/office/drawing/2014/chartex" xmlns:cx1="http://schemas.microsoft.com/office/drawing/2015/9/8/chartex" xmlns:cx2="http://schemas.microsoft.com/office/drawing/2015/10/21/chartex" xmlns:cx3="http://schemas.microsoft.com/office/drawing/2016/5/9/chartex" xmlns:cx4="http://schemas.microsoft.com/office/drawing/2016/5/10/chartex" xmlns:cx5="http://schemas.microsoft.com/office/drawing/2016/5/11/chartex" xmlns:cx6="http://schemas.microsoft.com/office/drawing/2016/5/12/chartex" xmlns:cx7="http://schemas.microsoft.com/office/drawing/2016/5/13/chartex" xmlns:cx8="http://schemas.microsoft.com/office/drawing/2016/5/14/chartex" xmlns:mc="http://schemas.openxmlformats.org/markup-compatibility/2006" xmlns:m="http://schemas.openxmlformats.org/officeDocument/2006/math" xmlns:aink="http://schemas.microsoft.com/office/drawing/2016/ink" xmlns:am3d="http://schemas.microsoft.com/office/drawing/2017/model3d" xmlns:oel="http://schemas.microsoft.com/office/2019/extlst" xmlns:r="http://schemas.openxmlformats.org/officeDocument/2006/relationships" xmlns:wp14="http://schemas.microsoft.com/office/word/2010/wordprocessingDrawing" xmlns:wp="http://schemas.openxmlformats.org/drawingml/2006/wordprocessingDrawing" xmlns:wpg="http://schemas.microsoft.com/office/word/2010/wordprocessingGroup" xmlns:wpi="http://schemas.microsoft.com/office/word/2010/wordprocessingInk" xmlns:wps="http://schemas.microsoft.com/office/word/2010/wordprocessingShape" xmlns:o="urn:schemas-microsoft-com:office:office" xmlns:v="urn:schemas-microsoft-com:vml" xmlns:w10="urn:schemas-microsoft-com:office:word" xmlns:w="http://schemas.openxmlformats.org/wordprocessingml/2006/main" xmlns:w14="http://schemas.microsoft.com/office/word/2010/wordml" xmlns:w15="http://schemas.microsoft.com/office/word/2012/wordml" xmlns:w16cex="http://schemas.microsoft.com/office/word/2018/wordml/cex" xmlns:w16cid="http://schemas.microsoft.com/office/word/2016/wordml/cid" xmlns:w16="http://schemas.microsoft.com/office/word/2018/wordml" xmlns:w16sdtdh="http://schemas.microsoft.com/office/word/2020/wordml/sdtdatahash" xmlns:w16sdtfl="http://schemas.microsoft.com/office/word/2024/wordml/sdtformatlock" xmlns:w16se="http://schemas.microsoft.com/office/word/2015/wordml/symex" xmlns:w16du="http://schemas.microsoft.com/office/word/2023/wordml/word16du" xmlns:wne="http://schemas.microsoft.com/office/word/2006/wordml" mc:Ignorable="w14 w15 w16se w16cid w16 w16cex w16sdtdh w16sdtfl w16du wp14">
+<w:ftr xmlns:wpc="http://schemas.microsoft.com/office/word/2010/wordprocessingCanvas" xmlns:cx="http://schemas.microsoft.com/office/drawing/2014/chartex" xmlns:cx1="http://schemas.microsoft.com/office/drawing/2015/9/8/chartex" xmlns:cx2="http://schemas.microsoft.com/office/drawing/2015/10/21/chartex" xmlns:cx3="http://schemas.microsoft.com/office/drawing/2016/5/9/chartex" xmlns:cx4="http://schemas.microsoft.com/office/drawing/2016/5/10/chartex" xmlns:cx5="http://schemas.microsoft.com/office/drawing/2016/5/11/chartex" xmlns:cx6="http://schemas.microsoft.com/office/drawing/2016/5/12/chartex" xmlns:cx7="http://schemas.microsoft.com/office/drawing/2016/5/13/chartex" xmlns:cx8="http://schemas.microsoft.com/office/drawing/2016/5/14/chartex" xmlns:mc="http://schemas.openxmlformats.org/markup-compatibility/2006" xmlns:aink="http://schemas.microsoft.com/office/drawing/2016/ink" xmlns:am3d="http://schemas.microsoft.com/office/drawing/2017/model3d" xmlns:o="urn:schemas-microsoft-com:office:office" xmlns:oel="http://schemas.microsoft.com/office/2019/extlst" xmlns:r="http://schemas.openxmlformats.org/officeDocument/2006/relationships" xmlns:m="http://schemas.openxmlformats.org/officeDocument/2006/math" xmlns:v="urn:schemas-microsoft-com:vml" xmlns:wp14="http://schemas.microsoft.com/office/word/2010/wordprocessingDrawing" xmlns:wp="http://schemas.openxmlformats.org/drawingml/2006/wordprocessingDrawing" xmlns:w10="urn:schemas-microsoft-com:office:word" xmlns:w="http://schemas.openxmlformats.org/wordprocessingml/2006/main" xmlns:w14="http://schemas.microsoft.com/office/word/2010/wordml" xmlns:w15="http://schemas.microsoft.com/office/word/2012/wordml" xmlns:w16cei="http://schemas.microsoft.com/office/word/2026/wordml/cei" xmlns:w16cex="http://schemas.microsoft.com/office/word/2018/wordml/cex" xmlns:w16cid="http://schemas.microsoft.com/office/word/2016/wordml/cid" xmlns:w16="http://schemas.microsoft.com/office/word/2018/wordml" xmlns:w16du="http://schemas.microsoft.com/office/word/2023/wordml/word16du" xmlns:w16sdtdh="http://schemas.microsoft.com/office/word/2020/wordml/sdtdatahash" xmlns:w16sdtfl="http://schemas.microsoft.com/office/word/2024/wordml/sdtformatlock" xmlns:w16se="http://schemas.microsoft.com/office/word/2015/wordml/symex" xmlns:wpg="http://schemas.microsoft.com/office/word/2010/wordprocessingGroup" xmlns:wpi="http://schemas.microsoft.com/office/word/2010/wordprocessingInk" xmlns:wne="http://schemas.microsoft.com/office/word/2006/wordml" xmlns:wps="http://schemas.microsoft.com/office/word/2010/wordprocessingShape" mc:Ignorable="w14 w15 w16se w16cid w16 w16cex w16sdtdh w16sdtfl w16du wp14">
   <w:p>
     <w:pPr>
-      <w:pStyle w:val="a5"/>
+      <w:pStyle w:val="Footer"/>
     </w:pPr>
     <w:r>
       <w:rPr>
@@ -13722,7 +13390,7 @@
               <v:stroke joinstyle="miter"/>
               <v:path gradientshapeok="t" o:connecttype="rect"/>
             </v:shapetype>
-            <v:shape id="Text Box 9" o:spid="_x0000_s1033" type="#_x0000_t202" alt="Restricted - مقيد " style="position:absolute;left:0;text-align:left;margin-left:0;margin-top:0;width:84.4pt;height:32.1pt;z-index:251663360;visibility:visible;mso-wrap-style:none;mso-wrap-distance-left:0;mso-wrap-distance-top:0;mso-wrap-distance-right:0;mso-wrap-distance-bottom:0;mso-position-horizontal:left;mso-position-horizontal-relative:page;mso-position-vertical:bottom;mso-position-vertical-relative:page;v-text-anchor:bottom" o:gfxdata="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" filled="f" stroked="f">
+            <v:shape id="Text Box 9" o:spid="_x0000_s1033" type="#_x0000_t202" alt="Restricted - مقيد " style="position:absolute;left:0;text-align:left;margin-left:0;margin-top:0;width:84.4pt;height:32.1pt;z-index:251663360;visibility:visible;mso-wrap-style:none;mso-wrap-distance-left:0;mso-wrap-distance-top:0;mso-wrap-distance-right:0;mso-wrap-distance-bottom:0;mso-position-horizontal:left;mso-position-horizontal-relative:page;mso-position-vertical:bottom;mso-position-vertical-relative:page;v-text-anchor:bottom" o:gfxdata="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" filled="f" stroked="f">
               <v:textbox style="mso-fit-shape-to-text:t" inset="20pt,0,0,15pt">
                 <w:txbxContent>
                   <w:p>
@@ -13773,10 +13441,10 @@
 </file>
 
 <file path=word/footer2.xml><?xml version="1.0" encoding="utf-8"?>
-<w:ftr xmlns:wpc="http://schemas.microsoft.com/office/word/2010/wordprocessingCanvas" xmlns:cx="http://schemas.microsoft.com/office/drawing/2014/chartex" xmlns:cx1="http://schemas.microsoft.com/office/drawing/2015/9/8/chartex" xmlns:cx2="http://schemas.microsoft.com/office/drawing/2015/10/21/chartex" xmlns:cx3="http://schemas.microsoft.com/office/drawing/2016/5/9/chartex" xmlns:cx4="http://schemas.microsoft.com/office/drawing/2016/5/10/chartex" xmlns:cx5="http://schemas.microsoft.com/office/drawing/2016/5/11/chartex" xmlns:cx6="http://schemas.microsoft.com/office/drawing/2016/5/12/chartex" xmlns:cx7="http://schemas.microsoft.com/office/drawing/2016/5/13/chartex" xmlns:cx8="http://schemas.microsoft.com/office/drawing/2016/5/14/chartex" xmlns:mc="http://schemas.openxmlformats.org/markup-compatibility/2006" xmlns:m="http://schemas.openxmlformats.org/officeDocument/2006/math" xmlns:aink="http://schemas.microsoft.com/office/drawing/2016/ink" xmlns:am3d="http://schemas.microsoft.com/office/drawing/2017/model3d" xmlns:oel="http://schemas.microsoft.com/office/2019/extlst" xmlns:r="http://schemas.openxmlformats.org/officeDocument/2006/relationships" xmlns:wp14="http://schemas.microsoft.com/office/word/2010/wordprocessingDrawing" xmlns:wp="http://schemas.openxmlformats.org/drawingml/2006/wordprocessingDrawing" xmlns:wpg="http://schemas.microsoft.com/office/word/2010/wordprocessingGroup" xmlns:wpi="http://schemas.microsoft.com/office/word/2010/wordprocessingInk" xmlns:wps="http://schemas.microsoft.com/office/word/2010/wordprocessingShape" xmlns:o="urn:schemas-microsoft-com:office:office" xmlns:v="urn:schemas-microsoft-com:vml" xmlns:w10="urn:schemas-microsoft-com:office:word" xmlns:w="http://schemas.openxmlformats.org/wordprocessingml/2006/main" xmlns:w14="http://schemas.microsoft.com/office/word/2010/wordml" xmlns:w15="http://schemas.microsoft.com/office/word/2012/wordml" xmlns:w16cex="http://schemas.microsoft.com/office/word/2018/wordml/cex" xmlns:w16cid="http://schemas.microsoft.com/office/word/2016/wordml/cid" xmlns:w16="http://schemas.microsoft.com/office/word/2018/wordml" xmlns:w16sdtdh="http://schemas.microsoft.com/office/word/2020/wordml/sdtdatahash" xmlns:w16sdtfl="http://schemas.microsoft.com/office/word/2024/wordml/sdtformatlock" xmlns:w16se="http://schemas.microsoft.com/office/word/2015/wordml/symex" xmlns:w16du="http://schemas.microsoft.com/office/word/2023/wordml/word16du" xmlns:wne="http://schemas.microsoft.com/office/word/2006/wordml" mc:Ignorable="w14 w15 w16se w16cid w16 w16cex w16sdtdh w16sdtfl w16du wp14">
+<w:ftr xmlns:wpc="http://schemas.microsoft.com/office/word/2010/wordprocessingCanvas" xmlns:cx="http://schemas.microsoft.com/office/drawing/2014/chartex" xmlns:cx1="http://schemas.microsoft.com/office/drawing/2015/9/8/chartex" xmlns:cx2="http://schemas.microsoft.com/office/drawing/2015/10/21/chartex" xmlns:cx3="http://schemas.microsoft.com/office/drawing/2016/5/9/chartex" xmlns:cx4="http://schemas.microsoft.com/office/drawing/2016/5/10/chartex" xmlns:cx5="http://schemas.microsoft.com/office/drawing/2016/5/11/chartex" xmlns:cx6="http://schemas.microsoft.com/office/drawing/2016/5/12/chartex" xmlns:cx7="http://schemas.microsoft.com/office/drawing/2016/5/13/chartex" xmlns:cx8="http://schemas.microsoft.com/office/drawing/2016/5/14/chartex" xmlns:mc="http://schemas.openxmlformats.org/markup-compatibility/2006" xmlns:aink="http://schemas.microsoft.com/office/drawing/2016/ink" xmlns:am3d="http://schemas.microsoft.com/office/drawing/2017/model3d" xmlns:o="urn:schemas-microsoft-com:office:office" xmlns:oel="http://schemas.microsoft.com/office/2019/extlst" xmlns:r="http://schemas.openxmlformats.org/officeDocument/2006/relationships" xmlns:m="http://schemas.openxmlformats.org/officeDocument/2006/math" xmlns:v="urn:schemas-microsoft-com:vml" xmlns:wp14="http://schemas.microsoft.com/office/word/2010/wordprocessingDrawing" xmlns:wp="http://schemas.openxmlformats.org/drawingml/2006/wordprocessingDrawing" xmlns:w10="urn:schemas-microsoft-com:office:word" xmlns:w="http://schemas.openxmlformats.org/wordprocessingml/2006/main" xmlns:w14="http://schemas.microsoft.com/office/word/2010/wordml" xmlns:w15="http://schemas.microsoft.com/office/word/2012/wordml" xmlns:w16cei="http://schemas.microsoft.com/office/word/2026/wordml/cei" xmlns:w16cex="http://schemas.microsoft.com/office/word/2018/wordml/cex" xmlns:w16cid="http://schemas.microsoft.com/office/word/2016/wordml/cid" xmlns:w16="http://schemas.microsoft.com/office/word/2018/wordml" xmlns:w16du="http://schemas.microsoft.com/office/word/2023/wordml/word16du" xmlns:w16sdtdh="http://schemas.microsoft.com/office/word/2020/wordml/sdtdatahash" xmlns:w16sdtfl="http://schemas.microsoft.com/office/word/2024/wordml/sdtformatlock" xmlns:w16se="http://schemas.microsoft.com/office/word/2015/wordml/symex" xmlns:wpg="http://schemas.microsoft.com/office/word/2010/wordprocessingGroup" xmlns:wpi="http://schemas.microsoft.com/office/word/2010/wordprocessingInk" xmlns:wne="http://schemas.microsoft.com/office/word/2006/wordml" xmlns:wps="http://schemas.microsoft.com/office/word/2010/wordprocessingShape" mc:Ignorable="w14 w15 w16se w16cid w16 w16cex w16sdtdh w16sdtfl w16du wp14">
   <w:p>
     <w:pPr>
-      <w:pStyle w:val="a5"/>
+      <w:pStyle w:val="Footer"/>
     </w:pPr>
     <w:r>
       <w:rPr>
@@ -13879,7 +13547,7 @@
               <v:stroke joinstyle="miter"/>
               <v:path gradientshapeok="t" o:connecttype="rect"/>
             </v:shapetype>
-            <v:shape id="Text Box 10" o:spid="_x0000_s1034" type="#_x0000_t202" alt="Restricted - مقيد " style="position:absolute;left:0;text-align:left;margin-left:0;margin-top:0;width:84.4pt;height:32.1pt;z-index:251664384;visibility:visible;mso-wrap-style:none;mso-wrap-distance-left:0;mso-wrap-distance-top:0;mso-wrap-distance-right:0;mso-wrap-distance-bottom:0;mso-position-horizontal:left;mso-position-horizontal-relative:page;mso-position-vertical:bottom;mso-position-vertical-relative:page;v-text-anchor:bottom" o:gfxdata="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" filled="f" stroked="f">
+            <v:shape id="Text Box 10" o:spid="_x0000_s1034" type="#_x0000_t202" alt="Restricted - مقيد " style="position:absolute;left:0;text-align:left;margin-left:0;margin-top:0;width:84.4pt;height:32.1pt;z-index:251664384;visibility:visible;mso-wrap-style:none;mso-wrap-distance-left:0;mso-wrap-distance-top:0;mso-wrap-distance-right:0;mso-wrap-distance-bottom:0;mso-position-horizontal:left;mso-position-horizontal-relative:page;mso-position-vertical:bottom;mso-position-vertical-relative:page;v-text-anchor:bottom" o:gfxdata="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" filled="f" stroked="f">
               <v:textbox style="mso-fit-shape-to-text:t" inset="20pt,0,0,15pt">
                 <w:txbxContent>
                   <w:p>
@@ -13930,10 +13598,10 @@
 </file>
 
 <file path=word/footer3.xml><?xml version="1.0" encoding="utf-8"?>
-<w:ftr xmlns:wpc="http://schemas.microsoft.com/office/word/2010/wordprocessingCanvas" xmlns:cx="http://schemas.microsoft.com/office/drawing/2014/chartex" xmlns:cx1="http://schemas.microsoft.com/office/drawing/2015/9/8/chartex" xmlns:cx2="http://schemas.microsoft.com/office/drawing/2015/10/21/chartex" xmlns:cx3="http://schemas.microsoft.com/office/drawing/2016/5/9/chartex" xmlns:cx4="http://schemas.microsoft.com/office/drawing/2016/5/10/chartex" xmlns:cx5="http://schemas.microsoft.com/office/drawing/2016/5/11/chartex" xmlns:cx6="http://schemas.microsoft.com/office/drawing/2016/5/12/chartex" xmlns:cx7="http://schemas.microsoft.com/office/drawing/2016/5/13/chartex" xmlns:cx8="http://schemas.microsoft.com/office/drawing/2016/5/14/chartex" xmlns:mc="http://schemas.openxmlformats.org/markup-compatibility/2006" xmlns:m="http://schemas.openxmlformats.org/officeDocument/2006/math" xmlns:aink="http://schemas.microsoft.com/office/drawing/2016/ink" xmlns:am3d="http://schemas.microsoft.com/office/drawing/2017/model3d" xmlns:oel="http://schemas.microsoft.com/office/2019/extlst" xmlns:r="http://schemas.openxmlformats.org/officeDocument/2006/relationships" xmlns:wp14="http://schemas.microsoft.com/office/word/2010/wordprocessingDrawing" xmlns:wp="http://schemas.openxmlformats.org/drawingml/2006/wordprocessingDrawing" xmlns:wpg="http://schemas.microsoft.com/office/word/2010/wordprocessingGroup" xmlns:wpi="http://schemas.microsoft.com/office/word/2010/wordprocessingInk" xmlns:wps="http://schemas.microsoft.com/office/word/2010/wordprocessingShape" xmlns:o="urn:schemas-microsoft-com:office:office" xmlns:v="urn:schemas-microsoft-com:vml" xmlns:w10="urn:schemas-microsoft-com:office:word" xmlns:w="http://schemas.openxmlformats.org/wordprocessingml/2006/main" xmlns:w14="http://schemas.microsoft.com/office/word/2010/wordml" xmlns:w15="http://schemas.microsoft.com/office/word/2012/wordml" xmlns:w16cex="http://schemas.microsoft.com/office/word/2018/wordml/cex" xmlns:w16cid="http://schemas.microsoft.com/office/word/2016/wordml/cid" xmlns:w16="http://schemas.microsoft.com/office/word/2018/wordml" xmlns:w16sdtdh="http://schemas.microsoft.com/office/word/2020/wordml/sdtdatahash" xmlns:w16sdtfl="http://schemas.microsoft.com/office/word/2024/wordml/sdtformatlock" xmlns:w16se="http://schemas.microsoft.com/office/word/2015/wordml/symex" xmlns:w16du="http://schemas.microsoft.com/office/word/2023/wordml/word16du" xmlns:wne="http://schemas.microsoft.com/office/word/2006/wordml" mc:Ignorable="w14 w15 w16se w16cid w16 w16cex w16sdtdh w16sdtfl w16du wp14">
+<w:ftr xmlns:wpc="http://schemas.microsoft.com/office/word/2010/wordprocessingCanvas" xmlns:cx="http://schemas.microsoft.com/office/drawing/2014/chartex" xmlns:cx1="http://schemas.microsoft.com/office/drawing/2015/9/8/chartex" xmlns:cx2="http://schemas.microsoft.com/office/drawing/2015/10/21/chartex" xmlns:cx3="http://schemas.microsoft.com/office/drawing/2016/5/9/chartex" xmlns:cx4="http://schemas.microsoft.com/office/drawing/2016/5/10/chartex" xmlns:cx5="http://schemas.microsoft.com/office/drawing/2016/5/11/chartex" xmlns:cx6="http://schemas.microsoft.com/office/drawing/2016/5/12/chartex" xmlns:cx7="http://schemas.microsoft.com/office/drawing/2016/5/13/chartex" xmlns:cx8="http://schemas.microsoft.com/office/drawing/2016/5/14/chartex" xmlns:mc="http://schemas.openxmlformats.org/markup-compatibility/2006" xmlns:aink="http://schemas.microsoft.com/office/drawing/2016/ink" xmlns:am3d="http://schemas.microsoft.com/office/drawing/2017/model3d" xmlns:o="urn:schemas-microsoft-com:office:office" xmlns:oel="http://schemas.microsoft.com/office/2019/extlst" xmlns:r="http://schemas.openxmlformats.org/officeDocument/2006/relationships" xmlns:m="http://schemas.openxmlformats.org/officeDocument/2006/math" xmlns:v="urn:schemas-microsoft-com:vml" xmlns:wp14="http://schemas.microsoft.com/office/word/2010/wordprocessingDrawing" xmlns:wp="http://schemas.openxmlformats.org/drawingml/2006/wordprocessingDrawing" xmlns:w10="urn:schemas-microsoft-com:office:word" xmlns:w="http://schemas.openxmlformats.org/wordprocessingml/2006/main" xmlns:w14="http://schemas.microsoft.com/office/word/2010/wordml" xmlns:w15="http://schemas.microsoft.com/office/word/2012/wordml" xmlns:w16cei="http://schemas.microsoft.com/office/word/2026/wordml/cei" xmlns:w16cex="http://schemas.microsoft.com/office/word/2018/wordml/cex" xmlns:w16cid="http://schemas.microsoft.com/office/word/2016/wordml/cid" xmlns:w16="http://schemas.microsoft.com/office/word/2018/wordml" xmlns:w16du="http://schemas.microsoft.com/office/word/2023/wordml/word16du" xmlns:w16sdtdh="http://schemas.microsoft.com/office/word/2020/wordml/sdtdatahash" xmlns:w16sdtfl="http://schemas.microsoft.com/office/word/2024/wordml/sdtformatlock" xmlns:w16se="http://schemas.microsoft.com/office/word/2015/wordml/symex" xmlns:wpg="http://schemas.microsoft.com/office/word/2010/wordprocessingGroup" xmlns:wpi="http://schemas.microsoft.com/office/word/2010/wordprocessingInk" xmlns:wne="http://schemas.microsoft.com/office/word/2006/wordml" xmlns:wps="http://schemas.microsoft.com/office/word/2010/wordprocessingShape" mc:Ignorable="w14 w15 w16se w16cid w16 w16cex w16sdtdh w16sdtfl w16du wp14">
   <w:p>
     <w:pPr>
-      <w:pStyle w:val="a5"/>
+      <w:pStyle w:val="Footer"/>
     </w:pPr>
     <w:r>
       <w:rPr>
@@ -14036,7 +13704,7 @@
               <v:stroke joinstyle="miter"/>
               <v:path gradientshapeok="t" o:connecttype="rect"/>
             </v:shapetype>
-            <v:shape id="Text Box 8" o:spid="_x0000_s1035" type="#_x0000_t202" alt="Restricted - مقيد " style="position:absolute;left:0;text-align:left;margin-left:0;margin-top:0;width:84.4pt;height:32.1pt;z-index:251662336;visibility:visible;mso-wrap-style:none;mso-wrap-distance-left:0;mso-wrap-distance-top:0;mso-wrap-distance-right:0;mso-wrap-distance-bottom:0;mso-position-horizontal:left;mso-position-horizontal-relative:page;mso-position-vertical:bottom;mso-position-vertical-relative:page;v-text-anchor:bottom" o:gfxdata="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" filled="f" stroked="f">
+            <v:shape id="Text Box 8" o:spid="_x0000_s1035" type="#_x0000_t202" alt="Restricted - مقيد " style="position:absolute;left:0;text-align:left;margin-left:0;margin-top:0;width:84.4pt;height:32.1pt;z-index:251662336;visibility:visible;mso-wrap-style:none;mso-wrap-distance-left:0;mso-wrap-distance-top:0;mso-wrap-distance-right:0;mso-wrap-distance-bottom:0;mso-position-horizontal:left;mso-position-horizontal-relative:page;mso-position-vertical:bottom;mso-position-vertical-relative:page;v-text-anchor:bottom" o:gfxdata="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" filled="f" stroked="f">
               <v:textbox style="mso-fit-shape-to-text:t" inset="20pt,0,0,15pt">
                 <w:txbxContent>
                   <w:p>
@@ -14087,7 +13755,7 @@
 </file>
 
 <file path=word/footnotes.xml><?xml version="1.0" encoding="utf-8"?>
-<w:footnotes xmlns:wpc="http://schemas.microsoft.com/office/word/2010/wordprocessingCanvas" xmlns:cx="http://schemas.microsoft.com/office/drawing/2014/chartex" xmlns:cx1="http://schemas.microsoft.com/office/drawing/2015/9/8/chartex" xmlns:cx2="http://schemas.microsoft.com/office/drawing/2015/10/21/chartex" xmlns:cx3="http://schemas.microsoft.com/office/drawing/2016/5/9/chartex" xmlns:cx4="http://schemas.microsoft.com/office/drawing/2016/5/10/chartex" xmlns:cx5="http://schemas.microsoft.com/office/drawing/2016/5/11/chartex" xmlns:cx6="http://schemas.microsoft.com/office/drawing/2016/5/12/chartex" xmlns:cx7="http://schemas.microsoft.com/office/drawing/2016/5/13/chartex" xmlns:cx8="http://schemas.microsoft.com/office/drawing/2016/5/14/chartex" xmlns:mc="http://schemas.openxmlformats.org/markup-compatibility/2006" xmlns:m="http://schemas.openxmlformats.org/officeDocument/2006/math" xmlns:aink="http://schemas.microsoft.com/office/drawing/2016/ink" xmlns:am3d="http://schemas.microsoft.com/office/drawing/2017/model3d" xmlns:oel="http://schemas.microsoft.com/office/2019/extlst" xmlns:r="http://schemas.openxmlformats.org/officeDocument/2006/relationships" xmlns:wp14="http://schemas.microsoft.com/office/word/2010/wordprocessingDrawing" xmlns:wp="http://schemas.openxmlformats.org/drawingml/2006/wordprocessingDrawing" xmlns:wpg="http://schemas.microsoft.com/office/word/2010/wordprocessingGroup" xmlns:wpi="http://schemas.microsoft.com/office/word/2010/wordprocessingInk" xmlns:wps="http://schemas.microsoft.com/office/word/2010/wordprocessingShape" xmlns:o="urn:schemas-microsoft-com:office:office" xmlns:v="urn:schemas-microsoft-com:vml" xmlns:w10="urn:schemas-microsoft-com:office:word" xmlns:w="http://schemas.openxmlformats.org/wordprocessingml/2006/main" xmlns:w14="http://schemas.microsoft.com/office/word/2010/wordml" xmlns:w15="http://schemas.microsoft.com/office/word/2012/wordml" xmlns:w16cex="http://schemas.microsoft.com/office/word/2018/wordml/cex" xmlns:w16cid="http://schemas.microsoft.com/office/word/2016/wordml/cid" xmlns:w16="http://schemas.microsoft.com/office/word/2018/wordml" xmlns:w16sdtdh="http://schemas.microsoft.com/office/word/2020/wordml/sdtdatahash" xmlns:w16sdtfl="http://schemas.microsoft.com/office/word/2024/wordml/sdtformatlock" xmlns:w16se="http://schemas.microsoft.com/office/word/2015/wordml/symex" xmlns:w16du="http://schemas.microsoft.com/office/word/2023/wordml/word16du" xmlns:wne="http://schemas.microsoft.com/office/word/2006/wordml" mc:Ignorable="w14 w15 w16se w16cid w16 w16cex w16sdtdh w16sdtfl w16du wp14">
+<w:footnotes xmlns:wpc="http://schemas.microsoft.com/office/word/2010/wordprocessingCanvas" xmlns:cx="http://schemas.microsoft.com/office/drawing/2014/chartex" xmlns:cx1="http://schemas.microsoft.com/office/drawing/2015/9/8/chartex" xmlns:cx2="http://schemas.microsoft.com/office/drawing/2015/10/21/chartex" xmlns:cx3="http://schemas.microsoft.com/office/drawing/2016/5/9/chartex" xmlns:cx4="http://schemas.microsoft.com/office/drawing/2016/5/10/chartex" xmlns:cx5="http://schemas.microsoft.com/office/drawing/2016/5/11/chartex" xmlns:cx6="http://schemas.microsoft.com/office/drawing/2016/5/12/chartex" xmlns:cx7="http://schemas.microsoft.com/office/drawing/2016/5/13/chartex" xmlns:cx8="http://schemas.microsoft.com/office/drawing/2016/5/14/chartex" xmlns:mc="http://schemas.openxmlformats.org/markup-compatibility/2006" xmlns:aink="http://schemas.microsoft.com/office/drawing/2016/ink" xmlns:am3d="http://schemas.microsoft.com/office/drawing/2017/model3d" xmlns:o="urn:schemas-microsoft-com:office:office" xmlns:oel="http://schemas.microsoft.com/office/2019/extlst" xmlns:r="http://schemas.openxmlformats.org/officeDocument/2006/relationships" xmlns:m="http://schemas.openxmlformats.org/officeDocument/2006/math" xmlns:v="urn:schemas-microsoft-com:vml" xmlns:wp14="http://schemas.microsoft.com/office/word/2010/wordprocessingDrawing" xmlns:wp="http://schemas.openxmlformats.org/drawingml/2006/wordprocessingDrawing" xmlns:w10="urn:schemas-microsoft-com:office:word" xmlns:w="http://schemas.openxmlformats.org/wordprocessingml/2006/main" xmlns:w14="http://schemas.microsoft.com/office/word/2010/wordml" xmlns:w15="http://schemas.microsoft.com/office/word/2012/wordml" xmlns:w16cei="http://schemas.microsoft.com/office/word/2026/wordml/cei" xmlns:w16cex="http://schemas.microsoft.com/office/word/2018/wordml/cex" xmlns:w16cid="http://schemas.microsoft.com/office/word/2016/wordml/cid" xmlns:w16="http://schemas.microsoft.com/office/word/2018/wordml" xmlns:w16du="http://schemas.microsoft.com/office/word/2023/wordml/word16du" xmlns:w16sdtdh="http://schemas.microsoft.com/office/word/2020/wordml/sdtdatahash" xmlns:w16sdtfl="http://schemas.microsoft.com/office/word/2024/wordml/sdtformatlock" xmlns:w16se="http://schemas.microsoft.com/office/word/2015/wordml/symex" xmlns:wpg="http://schemas.microsoft.com/office/word/2010/wordprocessingGroup" xmlns:wpi="http://schemas.microsoft.com/office/word/2010/wordprocessingInk" xmlns:wne="http://schemas.microsoft.com/office/word/2006/wordml" xmlns:wps="http://schemas.microsoft.com/office/word/2010/wordprocessingShape" mc:Ignorable="w14 w15 w16se w16cid w16 w16cex w16sdtdh w16sdtfl w16du wp14">
   <w:footnote w:type="separator" w:id="-1">
     <w:p>
       <w:pPr>
@@ -14116,7 +13784,7 @@
 </file>
 
 <file path=word/header1.xml><?xml version="1.0" encoding="utf-8"?>
-<w:hdr xmlns:wpc="http://schemas.microsoft.com/office/word/2010/wordprocessingCanvas" xmlns:cx="http://schemas.microsoft.com/office/drawing/2014/chartex" xmlns:cx1="http://schemas.microsoft.com/office/drawing/2015/9/8/chartex" xmlns:cx2="http://schemas.microsoft.com/office/drawing/2015/10/21/chartex" xmlns:cx3="http://schemas.microsoft.com/office/drawing/2016/5/9/chartex" xmlns:cx4="http://schemas.microsoft.com/office/drawing/2016/5/10/chartex" xmlns:cx5="http://schemas.microsoft.com/office/drawing/2016/5/11/chartex" xmlns:cx6="http://schemas.microsoft.com/office/drawing/2016/5/12/chartex" xmlns:cx7="http://schemas.microsoft.com/office/drawing/2016/5/13/chartex" xmlns:cx8="http://schemas.microsoft.com/office/drawing/2016/5/14/chartex" xmlns:mc="http://schemas.openxmlformats.org/markup-compatibility/2006" xmlns:m="http://schemas.openxmlformats.org/officeDocument/2006/math" xmlns:aink="http://schemas.microsoft.com/office/drawing/2016/ink" xmlns:am3d="http://schemas.microsoft.com/office/drawing/2017/model3d" xmlns:oel="http://schemas.microsoft.com/office/2019/extlst" xmlns:r="http://schemas.openxmlformats.org/officeDocument/2006/relationships" xmlns:wp14="http://schemas.microsoft.com/office/word/2010/wordprocessingDrawing" xmlns:wp="http://schemas.openxmlformats.org/drawingml/2006/wordprocessingDrawing" xmlns:wpg="http://schemas.microsoft.com/office/word/2010/wordprocessingGroup" xmlns:wpi="http://schemas.microsoft.com/office/word/2010/wordprocessingInk" xmlns:wps="http://schemas.microsoft.com/office/word/2010/wordprocessingShape" xmlns:o="urn:schemas-microsoft-com:office:office" xmlns:v="urn:schemas-microsoft-com:vml" xmlns:w10="urn:schemas-microsoft-com:office:word" xmlns:w="http://schemas.openxmlformats.org/wordprocessingml/2006/main" xmlns:w14="http://schemas.microsoft.com/office/word/2010/wordml" xmlns:w15="http://schemas.microsoft.com/office/word/2012/wordml" xmlns:w16cex="http://schemas.microsoft.com/office/word/2018/wordml/cex" xmlns:w16cid="http://schemas.microsoft.com/office/word/2016/wordml/cid" xmlns:w16="http://schemas.microsoft.com/office/word/2018/wordml" xmlns:w16sdtdh="http://schemas.microsoft.com/office/word/2020/wordml/sdtdatahash" xmlns:w16sdtfl="http://schemas.microsoft.com/office/word/2024/wordml/sdtformatlock" xmlns:w16se="http://schemas.microsoft.com/office/word/2015/wordml/symex" xmlns:w16du="http://schemas.microsoft.com/office/word/2023/wordml/word16du" xmlns:wne="http://schemas.microsoft.com/office/word/2006/wordml" mc:Ignorable="w14 w15 w16se w16cid w16 w16cex w16sdtdh w16sdtfl w16du wp14">
+<w:hdr xmlns:wpc="http://schemas.microsoft.com/office/word/2010/wordprocessingCanvas" xmlns:cx="http://schemas.microsoft.com/office/drawing/2014/chartex" xmlns:cx1="http://schemas.microsoft.com/office/drawing/2015/9/8/chartex" xmlns:cx2="http://schemas.microsoft.com/office/drawing/2015/10/21/chartex" xmlns:cx3="http://schemas.microsoft.com/office/drawing/2016/5/9/chartex" xmlns:cx4="http://schemas.microsoft.com/office/drawing/2016/5/10/chartex" xmlns:cx5="http://schemas.microsoft.com/office/drawing/2016/5/11/chartex" xmlns:cx6="http://schemas.microsoft.com/office/drawing/2016/5/12/chartex" xmlns:cx7="http://schemas.microsoft.com/office/drawing/2016/5/13/chartex" xmlns:cx8="http://schemas.microsoft.com/office/drawing/2016/5/14/chartex" xmlns:mc="http://schemas.openxmlformats.org/markup-compatibility/2006" xmlns:aink="http://schemas.microsoft.com/office/drawing/2016/ink" xmlns:am3d="http://schemas.microsoft.com/office/drawing/2017/model3d" xmlns:o="urn:schemas-microsoft-com:office:office" xmlns:oel="http://schemas.microsoft.com/office/2019/extlst" xmlns:r="http://schemas.openxmlformats.org/officeDocument/2006/relationships" xmlns:m="http://schemas.openxmlformats.org/officeDocument/2006/math" xmlns:v="urn:schemas-microsoft-com:vml" xmlns:wp14="http://schemas.microsoft.com/office/word/2010/wordprocessingDrawing" xmlns:wp="http://schemas.openxmlformats.org/drawingml/2006/wordprocessingDrawing" xmlns:w10="urn:schemas-microsoft-com:office:word" xmlns:w="http://schemas.openxmlformats.org/wordprocessingml/2006/main" xmlns:w14="http://schemas.microsoft.com/office/word/2010/wordml" xmlns:w15="http://schemas.microsoft.com/office/word/2012/wordml" xmlns:w16cei="http://schemas.microsoft.com/office/word/2026/wordml/cei" xmlns:w16cex="http://schemas.microsoft.com/office/word/2018/wordml/cex" xmlns:w16cid="http://schemas.microsoft.com/office/word/2016/wordml/cid" xmlns:w16="http://schemas.microsoft.com/office/word/2018/wordml" xmlns:w16du="http://schemas.microsoft.com/office/word/2023/wordml/word16du" xmlns:w16sdtdh="http://schemas.microsoft.com/office/word/2020/wordml/sdtdatahash" xmlns:w16sdtfl="http://schemas.microsoft.com/office/word/2024/wordml/sdtformatlock" xmlns:w16se="http://schemas.microsoft.com/office/word/2015/wordml/symex" xmlns:wpg="http://schemas.microsoft.com/office/word/2010/wordprocessingGroup" xmlns:wpi="http://schemas.microsoft.com/office/word/2010/wordprocessingInk" xmlns:wne="http://schemas.microsoft.com/office/word/2006/wordml" xmlns:wps="http://schemas.microsoft.com/office/word/2010/wordprocessingShape" mc:Ignorable="w14 w15 w16se w16cid w16 w16cex w16sdtdh w16sdtfl w16du wp14">
   <w:tbl>
     <w:tblPr>
       <w:tblW w:w="6410" w:type="pct"/>
@@ -14180,7 +13848,7 @@
         </w:tcPr>
         <w:p>
           <w:pPr>
-            <w:pStyle w:val="a7"/>
+            <w:pStyle w:val="Header"/>
           </w:pPr>
         </w:p>
       </w:tc>
@@ -14190,7 +13858,7 @@
         </w:tcPr>
         <w:p>
           <w:pPr>
-            <w:pStyle w:val="a7"/>
+            <w:pStyle w:val="Header"/>
           </w:pPr>
         </w:p>
       </w:tc>
@@ -14201,7 +13869,7 @@
         </w:tcPr>
         <w:p>
           <w:pPr>
-            <w:pStyle w:val="a7"/>
+            <w:pStyle w:val="Header"/>
           </w:pPr>
         </w:p>
       </w:tc>
@@ -14209,14 +13877,14 @@
   </w:tbl>
   <w:p>
     <w:pPr>
-      <w:pStyle w:val="a7"/>
+      <w:pStyle w:val="Header"/>
     </w:pPr>
   </w:p>
 </w:hdr>
 </file>
 
 <file path=word/header2.xml><?xml version="1.0" encoding="utf-8"?>
-<w:hdr xmlns:wpc="http://schemas.microsoft.com/office/word/2010/wordprocessingCanvas" xmlns:cx="http://schemas.microsoft.com/office/drawing/2014/chartex" xmlns:cx1="http://schemas.microsoft.com/office/drawing/2015/9/8/chartex" xmlns:cx2="http://schemas.microsoft.com/office/drawing/2015/10/21/chartex" xmlns:cx3="http://schemas.microsoft.com/office/drawing/2016/5/9/chartex" xmlns:cx4="http://schemas.microsoft.com/office/drawing/2016/5/10/chartex" xmlns:cx5="http://schemas.microsoft.com/office/drawing/2016/5/11/chartex" xmlns:cx6="http://schemas.microsoft.com/office/drawing/2016/5/12/chartex" xmlns:cx7="http://schemas.microsoft.com/office/drawing/2016/5/13/chartex" xmlns:cx8="http://schemas.microsoft.com/office/drawing/2016/5/14/chartex" xmlns:mc="http://schemas.openxmlformats.org/markup-compatibility/2006" xmlns:m="http://schemas.openxmlformats.org/officeDocument/2006/math" xmlns:aink="http://schemas.microsoft.com/office/drawing/2016/ink" xmlns:am3d="http://schemas.microsoft.com/office/drawing/2017/model3d" xmlns:oel="http://schemas.microsoft.com/office/2019/extlst" xmlns:r="http://schemas.openxmlformats.org/officeDocument/2006/relationships" xmlns:wp14="http://schemas.microsoft.com/office/word/2010/wordprocessingDrawing" xmlns:wp="http://schemas.openxmlformats.org/drawingml/2006/wordprocessingDrawing" xmlns:wpg="http://schemas.microsoft.com/office/word/2010/wordprocessingGroup" xmlns:wpi="http://schemas.microsoft.com/office/word/2010/wordprocessingInk" xmlns:wps="http://schemas.microsoft.com/office/word/2010/wordprocessingShape" xmlns:o="urn:schemas-microsoft-com:office:office" xmlns:v="urn:schemas-microsoft-com:vml" xmlns:w10="urn:schemas-microsoft-com:office:word" xmlns:w="http://schemas.openxmlformats.org/wordprocessingml/2006/main" xmlns:w14="http://schemas.microsoft.com/office/word/2010/wordml" xmlns:w15="http://schemas.microsoft.com/office/word/2012/wordml" xmlns:w16cex="http://schemas.microsoft.com/office/word/2018/wordml/cex" xmlns:w16cid="http://schemas.microsoft.com/office/word/2016/wordml/cid" xmlns:w16="http://schemas.microsoft.com/office/word/2018/wordml" xmlns:w16sdtdh="http://schemas.microsoft.com/office/word/2020/wordml/sdtdatahash" xmlns:w16sdtfl="http://schemas.microsoft.com/office/word/2024/wordml/sdtformatlock" xmlns:w16se="http://schemas.microsoft.com/office/word/2015/wordml/symex" xmlns:w16du="http://schemas.microsoft.com/office/word/2023/wordml/word16du" xmlns:wne="http://schemas.microsoft.com/office/word/2006/wordml" mc:Ignorable="w14 w15 w16se w16cid w16 w16cex w16sdtdh w16sdtfl w16du wp14">
+<w:hdr xmlns:wpc="http://schemas.microsoft.com/office/word/2010/wordprocessingCanvas" xmlns:cx="http://schemas.microsoft.com/office/drawing/2014/chartex" xmlns:cx1="http://schemas.microsoft.com/office/drawing/2015/9/8/chartex" xmlns:cx2="http://schemas.microsoft.com/office/drawing/2015/10/21/chartex" xmlns:cx3="http://schemas.microsoft.com/office/drawing/2016/5/9/chartex" xmlns:cx4="http://schemas.microsoft.com/office/drawing/2016/5/10/chartex" xmlns:cx5="http://schemas.microsoft.com/office/drawing/2016/5/11/chartex" xmlns:cx6="http://schemas.microsoft.com/office/drawing/2016/5/12/chartex" xmlns:cx7="http://schemas.microsoft.com/office/drawing/2016/5/13/chartex" xmlns:cx8="http://schemas.microsoft.com/office/drawing/2016/5/14/chartex" xmlns:mc="http://schemas.openxmlformats.org/markup-compatibility/2006" xmlns:aink="http://schemas.microsoft.com/office/drawing/2016/ink" xmlns:am3d="http://schemas.microsoft.com/office/drawing/2017/model3d" xmlns:o="urn:schemas-microsoft-com:office:office" xmlns:oel="http://schemas.microsoft.com/office/2019/extlst" xmlns:r="http://schemas.openxmlformats.org/officeDocument/2006/relationships" xmlns:m="http://schemas.openxmlformats.org/officeDocument/2006/math" xmlns:v="urn:schemas-microsoft-com:vml" xmlns:wp14="http://schemas.microsoft.com/office/word/2010/wordprocessingDrawing" xmlns:wp="http://schemas.openxmlformats.org/drawingml/2006/wordprocessingDrawing" xmlns:w10="urn:schemas-microsoft-com:office:word" xmlns:w="http://schemas.openxmlformats.org/wordprocessingml/2006/main" xmlns:w14="http://schemas.microsoft.com/office/word/2010/wordml" xmlns:w15="http://schemas.microsoft.com/office/word/2012/wordml" xmlns:w16cei="http://schemas.microsoft.com/office/word/2026/wordml/cei" xmlns:w16cex="http://schemas.microsoft.com/office/word/2018/wordml/cex" xmlns:w16cid="http://schemas.microsoft.com/office/word/2016/wordml/cid" xmlns:w16="http://schemas.microsoft.com/office/word/2018/wordml" xmlns:w16du="http://schemas.microsoft.com/office/word/2023/wordml/word16du" xmlns:w16sdtdh="http://schemas.microsoft.com/office/word/2020/wordml/sdtdatahash" xmlns:w16sdtfl="http://schemas.microsoft.com/office/word/2024/wordml/sdtformatlock" xmlns:w16se="http://schemas.microsoft.com/office/word/2015/wordml/symex" xmlns:wpg="http://schemas.microsoft.com/office/word/2010/wordprocessingGroup" xmlns:wpi="http://schemas.microsoft.com/office/word/2010/wordprocessingInk" xmlns:wne="http://schemas.microsoft.com/office/word/2006/wordml" xmlns:wps="http://schemas.microsoft.com/office/word/2010/wordprocessingShape" mc:Ignorable="w14 w15 w16se w16cid w16 w16cex w16sdtdh w16sdtfl w16du wp14">
   <w:p>
     <w:pPr>
       <w:ind w:left="-2340"/>
@@ -14386,7 +14054,7 @@
             </wp:anchor>
           </w:drawing>
         </mc:Choice>
-        <mc:Fallback xmlns:w16cei="http://schemas.microsoft.com/office/word/2026/wordml/cei">
+        <mc:Fallback>
           <w:pict>
             <v:line w14:anchorId="04400D3D" id="Straight Connector 6" o:spid="_x0000_s1026" style="position:absolute;z-index:251660288;visibility:visible;mso-wrap-style:square;mso-width-percent:0;mso-height-percent:0;mso-wrap-distance-left:9pt;mso-wrap-distance-top:-3e-5mm;mso-wrap-distance-right:9pt;mso-wrap-distance-bottom:-3e-5mm;mso-position-horizontal:absolute;mso-position-horizontal-relative:text;mso-position-vertical:absolute;mso-position-vertical-relative:text;mso-width-percent:0;mso-height-percent:0;mso-width-relative:page;mso-height-relative:page" from="-68.95pt,-666.45pt" to="489.05pt,-666.45pt" o:gfxdata="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" strokecolor="#4f81bd" strokeweight="2pt">
               <v:shadow on="t" opacity="24903f" origin=",.5" offset="0,.55556mm"/>
@@ -14401,7 +14069,7 @@
 </file>
 
 <file path=word/header3.xml><?xml version="1.0" encoding="utf-8"?>
-<w:hdr xmlns:wpc="http://schemas.microsoft.com/office/word/2010/wordprocessingCanvas" xmlns:cx="http://schemas.microsoft.com/office/drawing/2014/chartex" xmlns:cx1="http://schemas.microsoft.com/office/drawing/2015/9/8/chartex" xmlns:cx2="http://schemas.microsoft.com/office/drawing/2015/10/21/chartex" xmlns:cx3="http://schemas.microsoft.com/office/drawing/2016/5/9/chartex" xmlns:cx4="http://schemas.microsoft.com/office/drawing/2016/5/10/chartex" xmlns:cx5="http://schemas.microsoft.com/office/drawing/2016/5/11/chartex" xmlns:cx6="http://schemas.microsoft.com/office/drawing/2016/5/12/chartex" xmlns:cx7="http://schemas.microsoft.com/office/drawing/2016/5/13/chartex" xmlns:cx8="http://schemas.microsoft.com/office/drawing/2016/5/14/chartex" xmlns:mc="http://schemas.openxmlformats.org/markup-compatibility/2006" xmlns:m="http://schemas.openxmlformats.org/officeDocument/2006/math" xmlns:aink="http://schemas.microsoft.com/office/drawing/2016/ink" xmlns:am3d="http://schemas.microsoft.com/office/drawing/2017/model3d" xmlns:oel="http://schemas.microsoft.com/office/2019/extlst" xmlns:r="http://schemas.openxmlformats.org/officeDocument/2006/relationships" xmlns:wp14="http://schemas.microsoft.com/office/word/2010/wordprocessingDrawing" xmlns:wp="http://schemas.openxmlformats.org/drawingml/2006/wordprocessingDrawing" xmlns:wpg="http://schemas.microsoft.com/office/word/2010/wordprocessingGroup" xmlns:wpi="http://schemas.microsoft.com/office/word/2010/wordprocessingInk" xmlns:wps="http://schemas.microsoft.com/office/word/2010/wordprocessingShape" xmlns:o="urn:schemas-microsoft-com:office:office" xmlns:v="urn:schemas-microsoft-com:vml" xmlns:w10="urn:schemas-microsoft-com:office:word" xmlns:w="http://schemas.openxmlformats.org/wordprocessingml/2006/main" xmlns:w14="http://schemas.microsoft.com/office/word/2010/wordml" xmlns:w15="http://schemas.microsoft.com/office/word/2012/wordml" xmlns:w16cex="http://schemas.microsoft.com/office/word/2018/wordml/cex" xmlns:w16cid="http://schemas.microsoft.com/office/word/2016/wordml/cid" xmlns:w16="http://schemas.microsoft.com/office/word/2018/wordml" xmlns:w16sdtdh="http://schemas.microsoft.com/office/word/2020/wordml/sdtdatahash" xmlns:w16sdtfl="http://schemas.microsoft.com/office/word/2024/wordml/sdtformatlock" xmlns:w16se="http://schemas.microsoft.com/office/word/2015/wordml/symex" xmlns:w16du="http://schemas.microsoft.com/office/word/2023/wordml/word16du" xmlns:wne="http://schemas.microsoft.com/office/word/2006/wordml" mc:Ignorable="w14 w15 w16se w16cid w16 w16cex w16sdtdh w16sdtfl w16du wp14">
+<w:hdr xmlns:wpc="http://schemas.microsoft.com/office/word/2010/wordprocessingCanvas" xmlns:cx="http://schemas.microsoft.com/office/drawing/2014/chartex" xmlns:cx1="http://schemas.microsoft.com/office/drawing/2015/9/8/chartex" xmlns:cx2="http://schemas.microsoft.com/office/drawing/2015/10/21/chartex" xmlns:cx3="http://schemas.microsoft.com/office/drawing/2016/5/9/chartex" xmlns:cx4="http://schemas.microsoft.com/office/drawing/2016/5/10/chartex" xmlns:cx5="http://schemas.microsoft.com/office/drawing/2016/5/11/chartex" xmlns:cx6="http://schemas.microsoft.com/office/drawing/2016/5/12/chartex" xmlns:cx7="http://schemas.microsoft.com/office/drawing/2016/5/13/chartex" xmlns:cx8="http://schemas.microsoft.com/office/drawing/2016/5/14/chartex" xmlns:mc="http://schemas.openxmlformats.org/markup-compatibility/2006" xmlns:aink="http://schemas.microsoft.com/office/drawing/2016/ink" xmlns:am3d="http://schemas.microsoft.com/office/drawing/2017/model3d" xmlns:o="urn:schemas-microsoft-com:office:office" xmlns:oel="http://schemas.microsoft.com/office/2019/extlst" xmlns:r="http://schemas.openxmlformats.org/officeDocument/2006/relationships" xmlns:m="http://schemas.openxmlformats.org/officeDocument/2006/math" xmlns:v="urn:schemas-microsoft-com:vml" xmlns:wp14="http://schemas.microsoft.com/office/word/2010/wordprocessingDrawing" xmlns:wp="http://schemas.openxmlformats.org/drawingml/2006/wordprocessingDrawing" xmlns:w10="urn:schemas-microsoft-com:office:word" xmlns:w="http://schemas.openxmlformats.org/wordprocessingml/2006/main" xmlns:w14="http://schemas.microsoft.com/office/word/2010/wordml" xmlns:w15="http://schemas.microsoft.com/office/word/2012/wordml" xmlns:w16cei="http://schemas.microsoft.com/office/word/2026/wordml/cei" xmlns:w16cex="http://schemas.microsoft.com/office/word/2018/wordml/cex" xmlns:w16cid="http://schemas.microsoft.com/office/word/2016/wordml/cid" xmlns:w16="http://schemas.microsoft.com/office/word/2018/wordml" xmlns:w16du="http://schemas.microsoft.com/office/word/2023/wordml/word16du" xmlns:w16sdtdh="http://schemas.microsoft.com/office/word/2020/wordml/sdtdatahash" xmlns:w16sdtfl="http://schemas.microsoft.com/office/word/2024/wordml/sdtformatlock" xmlns:w16se="http://schemas.microsoft.com/office/word/2015/wordml/symex" xmlns:wpg="http://schemas.microsoft.com/office/word/2010/wordprocessingGroup" xmlns:wpi="http://schemas.microsoft.com/office/word/2010/wordprocessingInk" xmlns:wne="http://schemas.microsoft.com/office/word/2006/wordml" xmlns:wps="http://schemas.microsoft.com/office/word/2010/wordprocessingShape" mc:Ignorable="w14 w15 w16se w16cid w16 w16cex w16sdtdh w16sdtfl w16du wp14">
   <w:tbl>
     <w:tblPr>
       <w:tblW w:w="6410" w:type="pct"/>
@@ -14495,32 +14163,9 @@
           </w:r>
           <w:r>
             <w:rPr>
-              <w:rFonts w:hint="cs"/>
-              <w:b w:val="0"/>
-              <w:bCs w:val="0"/>
-              <w:noProof/>
-              <w:rtl/>
-            </w:rPr>
-            <w:instrText xml:space="preserve">خطأ! استخدم علامة التبويب "الصفحة الرئيسية" لتطبيق </w:instrText>
-          </w:r>
-          <w:r>
-            <w:rPr>
-              <w:rFonts w:hint="cs"/>
-              <w:b w:val="0"/>
-              <w:bCs w:val="0"/>
               <w:noProof/>
             </w:rPr>
-            <w:instrText>Heading 1</w:instrText>
-          </w:r>
-          <w:r>
-            <w:rPr>
-              <w:rFonts w:hint="cs"/>
-              <w:b w:val="0"/>
-              <w:bCs w:val="0"/>
-              <w:noProof/>
-              <w:rtl/>
-            </w:rPr>
-            <w:instrText xml:space="preserve"> على النص الذي ترغب في أن يظهر هنا.</w:instrText>
+            <w:instrText>Task 4 – Reflection (2 Marks)</w:instrText>
           </w:r>
           <w:r>
             <w:rPr>
@@ -14551,32 +14196,9 @@
           </w:r>
           <w:r>
             <w:rPr>
-              <w:rFonts w:hint="cs"/>
-              <w:b w:val="0"/>
-              <w:bCs w:val="0"/>
-              <w:noProof/>
-              <w:rtl/>
-            </w:rPr>
-            <w:instrText xml:space="preserve">خطأ! استخدم علامة التبويب "الصفحة الرئيسية" لتطبيق </w:instrText>
-          </w:r>
-          <w:r>
-            <w:rPr>
-              <w:rFonts w:hint="cs"/>
-              <w:b w:val="0"/>
-              <w:bCs w:val="0"/>
               <w:noProof/>
             </w:rPr>
-            <w:instrText>Heading 1</w:instrText>
-          </w:r>
-          <w:r>
-            <w:rPr>
-              <w:rFonts w:hint="cs"/>
-              <w:b w:val="0"/>
-              <w:bCs w:val="0"/>
-              <w:noProof/>
-              <w:rtl/>
-            </w:rPr>
-            <w:instrText xml:space="preserve"> على النص الذي ترغب في أن يظهر هنا.</w:instrText>
+            <w:instrText>Task 4 – Reflection (2 Marks)</w:instrText>
           </w:r>
           <w:r>
             <w:rPr>
@@ -14592,38 +14214,9 @@
           </w:r>
           <w:r>
             <w:rPr>
-              <w:rFonts w:hint="cs"/>
-              <w:b w:val="0"/>
-              <w:bCs w:val="0"/>
-              <w:noProof/>
-              <w:rtl/>
-            </w:rPr>
-            <w:t xml:space="preserve">خطأ! استخدم علامة التبويب "الصفحة الرئيسية" لتطبيق </w:t>
-          </w:r>
-          <w:r>
-            <w:rPr>
-              <w:rFonts w:hint="cs"/>
-              <w:b w:val="0"/>
-              <w:bCs w:val="0"/>
               <w:noProof/>
             </w:rPr>
-            <w:t>Heading 1</w:t>
-          </w:r>
-          <w:r>
-            <w:rPr>
-              <w:rFonts w:hint="cs"/>
-              <w:b w:val="0"/>
-              <w:bCs w:val="0"/>
-              <w:noProof/>
-              <w:rtl/>
-            </w:rPr>
-            <w:t xml:space="preserve"> على النص الذي ترغب في أن يظهر هنا.</w:t>
-          </w:r>
-          <w:r>
-            <w:rPr>
-              <w:noProof/>
-            </w:rPr>
-            <w:t xml:space="preserve"> </w:t>
+            <w:t xml:space="preserve">Task 4 – Reflection (2 Marks) </w:t>
           </w:r>
           <w:r>
             <w:fldChar w:fldCharType="end"/>
@@ -14681,7 +14274,7 @@
 </file>
 
 <file path=word/numbering.xml><?xml version="1.0" encoding="utf-8"?>
-<w:numbering xmlns:wpc="http://schemas.microsoft.com/office/word/2010/wordprocessingCanvas" xmlns:cx="http://schemas.microsoft.com/office/drawing/2014/chartex" xmlns:cx1="http://schemas.microsoft.com/office/drawing/2015/9/8/chartex" xmlns:cx2="http://schemas.microsoft.com/office/drawing/2015/10/21/chartex" xmlns:cx3="http://schemas.microsoft.com/office/drawing/2016/5/9/chartex" xmlns:cx4="http://schemas.microsoft.com/office/drawing/2016/5/10/chartex" xmlns:cx5="http://schemas.microsoft.com/office/drawing/2016/5/11/chartex" xmlns:cx6="http://schemas.microsoft.com/office/drawing/2016/5/12/chartex" xmlns:cx7="http://schemas.microsoft.com/office/drawing/2016/5/13/chartex" xmlns:cx8="http://schemas.microsoft.com/office/drawing/2016/5/14/chartex" xmlns:mc="http://schemas.openxmlformats.org/markup-compatibility/2006" xmlns:m="http://schemas.openxmlformats.org/officeDocument/2006/math" xmlns:aink="http://schemas.microsoft.com/office/drawing/2016/ink" xmlns:am3d="http://schemas.microsoft.com/office/drawing/2017/model3d" xmlns:oel="http://schemas.microsoft.com/office/2019/extlst" xmlns:r="http://schemas.openxmlformats.org/officeDocument/2006/relationships" xmlns:wp14="http://schemas.microsoft.com/office/word/2010/wordprocessingDrawing" xmlns:wp="http://schemas.openxmlformats.org/drawingml/2006/wordprocessingDrawing" xmlns:wpg="http://schemas.microsoft.com/office/word/2010/wordprocessingGroup" xmlns:wpi="http://schemas.microsoft.com/office/word/2010/wordprocessingInk" xmlns:wps="http://schemas.microsoft.com/office/word/2010/wordprocessingShape" xmlns:o="urn:schemas-microsoft-com:office:office" xmlns:v="urn:schemas-microsoft-com:vml" xmlns:w10="urn:schemas-microsoft-com:office:word" xmlns:w="http://schemas.openxmlformats.org/wordprocessingml/2006/main" xmlns:w14="http://schemas.microsoft.com/office/word/2010/wordml" xmlns:w15="http://schemas.microsoft.com/office/word/2012/wordml" xmlns:w16cex="http://schemas.microsoft.com/office/word/2018/wordml/cex" xmlns:w16cid="http://schemas.microsoft.com/office/word/2016/wordml/cid" xmlns:w16="http://schemas.microsoft.com/office/word/2018/wordml" xmlns:w16sdtdh="http://schemas.microsoft.com/office/word/2020/wordml/sdtdatahash" xmlns:w16sdtfl="http://schemas.microsoft.com/office/word/2024/wordml/sdtformatlock" xmlns:w16se="http://schemas.microsoft.com/office/word/2015/wordml/symex" xmlns:w16du="http://schemas.microsoft.com/office/word/2023/wordml/word16du" xmlns:wne="http://schemas.microsoft.com/office/word/2006/wordml" mc:Ignorable="w14 w15 w16se w16cid w16 w16cex w16sdtdh w16sdtfl w16du wp14">
+<w:numbering xmlns:wpc="http://schemas.microsoft.com/office/word/2010/wordprocessingCanvas" xmlns:cx="http://schemas.microsoft.com/office/drawing/2014/chartex" xmlns:cx1="http://schemas.microsoft.com/office/drawing/2015/9/8/chartex" xmlns:cx2="http://schemas.microsoft.com/office/drawing/2015/10/21/chartex" xmlns:cx3="http://schemas.microsoft.com/office/drawing/2016/5/9/chartex" xmlns:cx4="http://schemas.microsoft.com/office/drawing/2016/5/10/chartex" xmlns:cx5="http://schemas.microsoft.com/office/drawing/2016/5/11/chartex" xmlns:cx6="http://schemas.microsoft.com/office/drawing/2016/5/12/chartex" xmlns:cx7="http://schemas.microsoft.com/office/drawing/2016/5/13/chartex" xmlns:cx8="http://schemas.microsoft.com/office/drawing/2016/5/14/chartex" xmlns:mc="http://schemas.openxmlformats.org/markup-compatibility/2006" xmlns:aink="http://schemas.microsoft.com/office/drawing/2016/ink" xmlns:am3d="http://schemas.microsoft.com/office/drawing/2017/model3d" xmlns:o="urn:schemas-microsoft-com:office:office" xmlns:oel="http://schemas.microsoft.com/office/2019/extlst" xmlns:r="http://schemas.openxmlformats.org/officeDocument/2006/relationships" xmlns:m="http://schemas.openxmlformats.org/officeDocument/2006/math" xmlns:v="urn:schemas-microsoft-com:vml" xmlns:wp14="http://schemas.microsoft.com/office/word/2010/wordprocessingDrawing" xmlns:wp="http://schemas.openxmlformats.org/drawingml/2006/wordprocessingDrawing" xmlns:w10="urn:schemas-microsoft-com:office:word" xmlns:w="http://schemas.openxmlformats.org/wordprocessingml/2006/main" xmlns:w14="http://schemas.microsoft.com/office/word/2010/wordml" xmlns:w15="http://schemas.microsoft.com/office/word/2012/wordml" xmlns:w16cei="http://schemas.microsoft.com/office/word/2026/wordml/cei" xmlns:w16cex="http://schemas.microsoft.com/office/word/2018/wordml/cex" xmlns:w16cid="http://schemas.microsoft.com/office/word/2016/wordml/cid" xmlns:w16="http://schemas.microsoft.com/office/word/2018/wordml" xmlns:w16du="http://schemas.microsoft.com/office/word/2023/wordml/word16du" xmlns:w16sdtdh="http://schemas.microsoft.com/office/word/2020/wordml/sdtdatahash" xmlns:w16sdtfl="http://schemas.microsoft.com/office/word/2024/wordml/sdtformatlock" xmlns:w16se="http://schemas.microsoft.com/office/word/2015/wordml/symex" xmlns:wpg="http://schemas.microsoft.com/office/word/2010/wordprocessingGroup" xmlns:wpi="http://schemas.microsoft.com/office/word/2010/wordprocessingInk" xmlns:wne="http://schemas.microsoft.com/office/word/2006/wordml" xmlns:wps="http://schemas.microsoft.com/office/word/2010/wordprocessingShape" mc:Ignorable="w14 w15 w16se w16cid w16 w16cex w16sdtdh w16sdtfl w16du wp14">
   <w:abstractNum w:abstractNumId="0" w15:restartNumberingAfterBreak="0">
     <w:nsid w:val="FFFFFF89"/>
     <w:multiLevelType w:val="singleLevel"/>
@@ -14689,7 +14282,7 @@
     <w:lvl w:ilvl="0">
       <w:start w:val="1"/>
       <w:numFmt w:val="bullet"/>
-      <w:pStyle w:val="a"/>
+      <w:pStyle w:val="ListBullet"/>
       <w:lvlText w:val="•"/>
       <w:lvlJc w:val="left"/>
       <w:pPr>
@@ -15641,7 +15234,7 @@
     <w:lvl w:ilvl="0">
       <w:start w:val="1"/>
       <w:numFmt w:val="decimal"/>
-      <w:pStyle w:val="a0"/>
+      <w:pStyle w:val="ListNumber"/>
       <w:lvlText w:val="%1."/>
       <w:lvlJc w:val="left"/>
       <w:pPr>
@@ -15655,7 +15248,7 @@
     <w:lvl w:ilvl="1">
       <w:start w:val="1"/>
       <w:numFmt w:val="decimal"/>
-      <w:pStyle w:val="2"/>
+      <w:pStyle w:val="ListNumber2"/>
       <w:suff w:val="space"/>
       <w:lvlText w:val="%1.%2"/>
       <w:lvlJc w:val="left"/>
@@ -15670,7 +15263,7 @@
     <w:lvl w:ilvl="2">
       <w:start w:val="1"/>
       <w:numFmt w:val="lowerLetter"/>
-      <w:pStyle w:val="3"/>
+      <w:pStyle w:val="ListNumber3"/>
       <w:lvlText w:val="%3."/>
       <w:lvlJc w:val="left"/>
       <w:pPr>
@@ -15684,7 +15277,7 @@
     <w:lvl w:ilvl="3">
       <w:start w:val="1"/>
       <w:numFmt w:val="lowerRoman"/>
-      <w:pStyle w:val="4"/>
+      <w:pStyle w:val="ListNumber4"/>
       <w:lvlText w:val="%4."/>
       <w:lvlJc w:val="left"/>
       <w:pPr>
@@ -15698,7 +15291,7 @@
     <w:lvl w:ilvl="4">
       <w:start w:val="1"/>
       <w:numFmt w:val="lowerLetter"/>
-      <w:pStyle w:val="5"/>
+      <w:pStyle w:val="ListNumber5"/>
       <w:lvlText w:val="(%5)"/>
       <w:lvlJc w:val="left"/>
       <w:pPr>
@@ -17035,7 +16628,7 @@
 </file>
 
 <file path=word/styles.xml><?xml version="1.0" encoding="utf-8"?>
-<w:styles xmlns:mc="http://schemas.openxmlformats.org/markup-compatibility/2006" xmlns:r="http://schemas.openxmlformats.org/officeDocument/2006/relationships" xmlns:w="http://schemas.openxmlformats.org/wordprocessingml/2006/main" xmlns:w14="http://schemas.microsoft.com/office/word/2010/wordml" xmlns:w15="http://schemas.microsoft.com/office/word/2012/wordml" xmlns:w16cex="http://schemas.microsoft.com/office/word/2018/wordml/cex" xmlns:w16cid="http://schemas.microsoft.com/office/word/2016/wordml/cid" xmlns:w16="http://schemas.microsoft.com/office/word/2018/wordml" xmlns:w16sdtdh="http://schemas.microsoft.com/office/word/2020/wordml/sdtdatahash" xmlns:w16sdtfl="http://schemas.microsoft.com/office/word/2024/wordml/sdtformatlock" xmlns:w16se="http://schemas.microsoft.com/office/word/2015/wordml/symex" xmlns:w16du="http://schemas.microsoft.com/office/word/2023/wordml/word16du" mc:Ignorable="w14 w15 w16se w16cid w16 w16cex w16sdtdh w16sdtfl w16du">
+<w:styles xmlns:mc="http://schemas.openxmlformats.org/markup-compatibility/2006" xmlns:r="http://schemas.openxmlformats.org/officeDocument/2006/relationships" xmlns:w="http://schemas.openxmlformats.org/wordprocessingml/2006/main" xmlns:w14="http://schemas.microsoft.com/office/word/2010/wordml" xmlns:w15="http://schemas.microsoft.com/office/word/2012/wordml" xmlns:w16cex="http://schemas.microsoft.com/office/word/2018/wordml/cex" xmlns:w16cid="http://schemas.microsoft.com/office/word/2016/wordml/cid" xmlns:w16="http://schemas.microsoft.com/office/word/2018/wordml" xmlns:w16du="http://schemas.microsoft.com/office/word/2023/wordml/word16du" xmlns:w16sdtdh="http://schemas.microsoft.com/office/word/2020/wordml/sdtdatahash" xmlns:w16sdtfl="http://schemas.microsoft.com/office/word/2024/wordml/sdtformatlock" xmlns:w16se="http://schemas.microsoft.com/office/word/2015/wordml/symex" mc:Ignorable="w14 w15 w16se w16cid w16 w16cex w16sdtdh w16sdtfl w16du">
   <w:docDefaults>
     <w:rPrDefault>
       <w:rPr>
@@ -17428,16 +17021,16 @@
     <w:lsdException w:name="Unresolved Mention" w:semiHidden="1" w:unhideWhenUsed="1"/>
     <w:lsdException w:name="Smart Link" w:semiHidden="1" w:unhideWhenUsed="1"/>
   </w:latentStyles>
-  <w:style w:type="paragraph" w:default="1" w:styleId="a1">
+  <w:style w:type="paragraph" w:default="1" w:styleId="Normal">
     <w:name w:val="Normal"/>
     <w:qFormat/>
     <w:rsid w:val="00407799"/>
   </w:style>
-  <w:style w:type="paragraph" w:styleId="1">
+  <w:style w:type="paragraph" w:styleId="Heading1">
     <w:name w:val="heading 1"/>
-    <w:basedOn w:val="a1"/>
-    <w:next w:val="a1"/>
-    <w:link w:val="1Char"/>
+    <w:basedOn w:val="Normal"/>
+    <w:next w:val="Normal"/>
+    <w:link w:val="Heading1Char"/>
     <w:uiPriority w:val="1"/>
     <w:qFormat/>
     <w:pPr>
@@ -17456,11 +17049,11 @@
       <w:sz w:val="40"/>
     </w:rPr>
   </w:style>
-  <w:style w:type="paragraph" w:styleId="20">
+  <w:style w:type="paragraph" w:styleId="Heading2">
     <w:name w:val="heading 2"/>
-    <w:basedOn w:val="a1"/>
-    <w:next w:val="a1"/>
-    <w:link w:val="2Char"/>
+    <w:basedOn w:val="Normal"/>
+    <w:next w:val="Normal"/>
+    <w:link w:val="Heading2Char"/>
     <w:uiPriority w:val="1"/>
     <w:unhideWhenUsed/>
     <w:qFormat/>
@@ -17478,13 +17071,13 @@
       <w:sz w:val="28"/>
     </w:rPr>
   </w:style>
-  <w:style w:type="character" w:default="1" w:styleId="a2">
+  <w:style w:type="character" w:default="1" w:styleId="DefaultParagraphFont">
     <w:name w:val="Default Paragraph Font"/>
     <w:uiPriority w:val="1"/>
     <w:semiHidden/>
     <w:unhideWhenUsed/>
   </w:style>
-  <w:style w:type="table" w:default="1" w:styleId="a3">
+  <w:style w:type="table" w:default="1" w:styleId="TableNormal">
     <w:name w:val="Normal Table"/>
     <w:uiPriority w:val="99"/>
     <w:semiHidden/>
@@ -17499,16 +17092,16 @@
       </w:tblCellMar>
     </w:tblPr>
   </w:style>
-  <w:style w:type="numbering" w:default="1" w:styleId="a4">
+  <w:style w:type="numbering" w:default="1" w:styleId="NoList">
     <w:name w:val="No List"/>
     <w:uiPriority w:val="99"/>
     <w:semiHidden/>
     <w:unhideWhenUsed/>
   </w:style>
-  <w:style w:type="paragraph" w:styleId="a5">
+  <w:style w:type="paragraph" w:styleId="Footer">
     <w:name w:val="footer"/>
-    <w:basedOn w:val="a1"/>
-    <w:link w:val="Char"/>
+    <w:basedOn w:val="Normal"/>
+    <w:link w:val="FooterChar"/>
     <w:uiPriority w:val="99"/>
     <w:unhideWhenUsed/>
     <w:qFormat/>
@@ -17520,20 +17113,20 @@
       <w:color w:val="EF4623" w:themeColor="accent1"/>
     </w:rPr>
   </w:style>
-  <w:style w:type="character" w:customStyle="1" w:styleId="Char">
-    <w:name w:val="تذييل الصفحة Char"/>
-    <w:basedOn w:val="a2"/>
-    <w:link w:val="a5"/>
+  <w:style w:type="character" w:customStyle="1" w:styleId="FooterChar">
+    <w:name w:val="Footer Char"/>
+    <w:basedOn w:val="DefaultParagraphFont"/>
+    <w:link w:val="Footer"/>
     <w:uiPriority w:val="99"/>
     <w:rPr>
       <w:color w:val="EF4623" w:themeColor="accent1"/>
     </w:rPr>
   </w:style>
-  <w:style w:type="paragraph" w:styleId="a6">
+  <w:style w:type="paragraph" w:styleId="Subtitle">
     <w:name w:val="Subtitle"/>
-    <w:basedOn w:val="a1"/>
-    <w:next w:val="a1"/>
-    <w:link w:val="Char0"/>
+    <w:basedOn w:val="Normal"/>
+    <w:next w:val="Normal"/>
+    <w:link w:val="SubtitleChar"/>
     <w:uiPriority w:val="3"/>
     <w:unhideWhenUsed/>
     <w:qFormat/>
@@ -17556,36 +17149,36 @@
   </w:style>
   <w:style w:type="paragraph" w:customStyle="1" w:styleId="Graphic">
     <w:name w:val="Graphic"/>
-    <w:basedOn w:val="a1"/>
+    <w:basedOn w:val="Normal"/>
     <w:uiPriority w:val="99"/>
     <w:pPr>
       <w:spacing w:after="80" w:line="240" w:lineRule="auto"/>
       <w:jc w:val="center"/>
     </w:pPr>
   </w:style>
-  <w:style w:type="paragraph" w:styleId="a7">
+  <w:style w:type="paragraph" w:styleId="Header">
     <w:name w:val="header"/>
-    <w:basedOn w:val="a1"/>
-    <w:link w:val="Char1"/>
+    <w:basedOn w:val="Normal"/>
+    <w:link w:val="HeaderChar"/>
     <w:uiPriority w:val="99"/>
     <w:qFormat/>
     <w:pPr>
       <w:spacing w:after="380" w:line="240" w:lineRule="auto"/>
     </w:pPr>
   </w:style>
-  <w:style w:type="character" w:customStyle="1" w:styleId="Char1">
-    <w:name w:val="رأس الصفحة Char"/>
-    <w:basedOn w:val="a2"/>
-    <w:link w:val="a7"/>
+  <w:style w:type="character" w:customStyle="1" w:styleId="HeaderChar">
+    <w:name w:val="Header Char"/>
+    <w:basedOn w:val="DefaultParagraphFont"/>
+    <w:link w:val="Header"/>
     <w:uiPriority w:val="99"/>
     <w:rPr>
       <w:color w:val="404040" w:themeColor="text1" w:themeTint="BF"/>
       <w:sz w:val="20"/>
     </w:rPr>
   </w:style>
-  <w:style w:type="table" w:styleId="a8">
+  <w:style w:type="table" w:styleId="TableGrid">
     <w:name w:val="Table Grid"/>
-    <w:basedOn w:val="a3"/>
+    <w:basedOn w:val="TableNormal"/>
     <w:uiPriority w:val="39"/>
     <w:pPr>
       <w:spacing w:before="120" w:after="120" w:line="240" w:lineRule="auto"/>
@@ -17642,7 +17235,7 @@
   </w:style>
   <w:style w:type="paragraph" w:customStyle="1" w:styleId="InfoHeading">
     <w:name w:val="Info Heading"/>
-    <w:basedOn w:val="a1"/>
+    <w:basedOn w:val="Normal"/>
     <w:uiPriority w:val="2"/>
     <w:qFormat/>
     <w:pPr>
@@ -17659,8 +17252,8 @@
   </w:style>
   <w:style w:type="paragraph" w:customStyle="1" w:styleId="Page">
     <w:name w:val="Page"/>
-    <w:basedOn w:val="a1"/>
-    <w:next w:val="a1"/>
+    <w:basedOn w:val="Normal"/>
+    <w:next w:val="Normal"/>
     <w:uiPriority w:val="99"/>
     <w:unhideWhenUsed/>
     <w:qFormat/>
@@ -17673,11 +17266,11 @@
       <w:sz w:val="36"/>
     </w:rPr>
   </w:style>
-  <w:style w:type="paragraph" w:styleId="a9">
+  <w:style w:type="paragraph" w:styleId="Title">
     <w:name w:val="Title"/>
-    <w:basedOn w:val="a1"/>
-    <w:next w:val="a1"/>
-    <w:link w:val="Char2"/>
+    <w:basedOn w:val="Normal"/>
+    <w:next w:val="Normal"/>
+    <w:link w:val="TitleChar"/>
     <w:uiPriority w:val="2"/>
     <w:qFormat/>
     <w:pPr>
@@ -17691,10 +17284,10 @@
       <w:sz w:val="200"/>
     </w:rPr>
   </w:style>
-  <w:style w:type="character" w:customStyle="1" w:styleId="Char2">
-    <w:name w:val="العنوان Char"/>
-    <w:basedOn w:val="a2"/>
-    <w:link w:val="a9"/>
+  <w:style w:type="character" w:customStyle="1" w:styleId="TitleChar">
+    <w:name w:val="Title Char"/>
+    <w:basedOn w:val="DefaultParagraphFont"/>
+    <w:link w:val="Title"/>
     <w:uiPriority w:val="2"/>
     <w:rPr>
       <w:rFonts w:asciiTheme="majorHAnsi" w:eastAsiaTheme="majorEastAsia" w:hAnsiTheme="majorHAnsi" w:cstheme="majorBidi"/>
@@ -17704,19 +17297,19 @@
       <w:sz w:val="200"/>
     </w:rPr>
   </w:style>
-  <w:style w:type="character" w:styleId="aa">
+  <w:style w:type="character" w:styleId="PlaceholderText">
     <w:name w:val="Placeholder Text"/>
-    <w:basedOn w:val="a2"/>
+    <w:basedOn w:val="DefaultParagraphFont"/>
     <w:uiPriority w:val="99"/>
     <w:semiHidden/>
     <w:rPr>
       <w:color w:val="808080"/>
     </w:rPr>
   </w:style>
-  <w:style w:type="paragraph" w:styleId="ab">
+  <w:style w:type="paragraph" w:styleId="BalloonText">
     <w:name w:val="Balloon Text"/>
-    <w:basedOn w:val="a1"/>
-    <w:link w:val="Char3"/>
+    <w:basedOn w:val="Normal"/>
+    <w:link w:val="BalloonTextChar"/>
     <w:uiPriority w:val="99"/>
     <w:semiHidden/>
     <w:unhideWhenUsed/>
@@ -17728,10 +17321,10 @@
       <w:sz w:val="16"/>
     </w:rPr>
   </w:style>
-  <w:style w:type="character" w:customStyle="1" w:styleId="Char3">
-    <w:name w:val="نص في بالون Char"/>
-    <w:basedOn w:val="a2"/>
-    <w:link w:val="ab"/>
+  <w:style w:type="character" w:customStyle="1" w:styleId="BalloonTextChar">
+    <w:name w:val="Balloon Text Char"/>
+    <w:basedOn w:val="DefaultParagraphFont"/>
+    <w:link w:val="BalloonText"/>
     <w:uiPriority w:val="99"/>
     <w:semiHidden/>
     <w:rPr>
@@ -17739,9 +17332,9 @@
       <w:sz w:val="16"/>
     </w:rPr>
   </w:style>
-  <w:style w:type="character" w:styleId="ac">
+  <w:style w:type="character" w:styleId="Strong">
     <w:name w:val="Strong"/>
-    <w:basedOn w:val="a2"/>
+    <w:basedOn w:val="DefaultParagraphFont"/>
     <w:uiPriority w:val="10"/>
     <w:qFormat/>
     <w:rPr>
@@ -17749,10 +17342,10 @@
       <w:bCs/>
     </w:rPr>
   </w:style>
-  <w:style w:type="character" w:customStyle="1" w:styleId="Char0">
-    <w:name w:val="عنوان فرعي Char"/>
-    <w:basedOn w:val="a2"/>
-    <w:link w:val="a6"/>
+  <w:style w:type="character" w:customStyle="1" w:styleId="SubtitleChar">
+    <w:name w:val="Subtitle Char"/>
+    <w:basedOn w:val="DefaultParagraphFont"/>
+    <w:link w:val="Subtitle"/>
     <w:uiPriority w:val="3"/>
     <w:rPr>
       <w:rFonts w:asciiTheme="majorHAnsi" w:eastAsiaTheme="majorEastAsia" w:hAnsiTheme="majorHAnsi" w:cstheme="majorBidi"/>
@@ -17766,7 +17359,7 @@
   </w:style>
   <w:style w:type="paragraph" w:customStyle="1" w:styleId="Abstract">
     <w:name w:val="Abstract"/>
-    <w:basedOn w:val="a1"/>
+    <w:basedOn w:val="Normal"/>
     <w:uiPriority w:val="3"/>
     <w:qFormat/>
     <w:pPr>
@@ -17780,9 +17373,9 @@
       <w:sz w:val="28"/>
     </w:rPr>
   </w:style>
-  <w:style w:type="paragraph" w:styleId="ad">
+  <w:style w:type="paragraph" w:styleId="NoSpacing">
     <w:name w:val="No Spacing"/>
-    <w:link w:val="Char4"/>
+    <w:link w:val="NoSpacingChar"/>
     <w:uiPriority w:val="1"/>
     <w:unhideWhenUsed/>
     <w:qFormat/>
@@ -17792,7 +17385,7 @@
   </w:style>
   <w:style w:type="character" w:styleId="Hyperlink">
     <w:name w:val="Hyperlink"/>
-    <w:basedOn w:val="a2"/>
+    <w:basedOn w:val="DefaultParagraphFont"/>
     <w:uiPriority w:val="99"/>
     <w:unhideWhenUsed/>
     <w:rPr>
@@ -17800,10 +17393,10 @@
       <w:u w:val="single"/>
     </w:rPr>
   </w:style>
-  <w:style w:type="paragraph" w:styleId="10">
+  <w:style w:type="paragraph" w:styleId="TOC1">
     <w:name w:val="toc 1"/>
-    <w:basedOn w:val="a1"/>
-    <w:next w:val="a1"/>
+    <w:basedOn w:val="Normal"/>
+    <w:next w:val="Normal"/>
     <w:autoRedefine/>
     <w:uiPriority w:val="39"/>
     <w:unhideWhenUsed/>
@@ -17818,10 +17411,10 @@
       <w:kern w:val="20"/>
     </w:rPr>
   </w:style>
-  <w:style w:type="character" w:customStyle="1" w:styleId="1Char">
-    <w:name w:val="العنوان 1 Char"/>
-    <w:basedOn w:val="a2"/>
-    <w:link w:val="1"/>
+  <w:style w:type="character" w:customStyle="1" w:styleId="Heading1Char">
+    <w:name w:val="Heading 1 Char"/>
+    <w:basedOn w:val="DefaultParagraphFont"/>
+    <w:link w:val="Heading1"/>
     <w:uiPriority w:val="1"/>
     <w:rPr>
       <w:rFonts w:asciiTheme="majorHAnsi" w:eastAsiaTheme="majorEastAsia" w:hAnsiTheme="majorHAnsi" w:cstheme="majorBidi"/>
@@ -17831,10 +17424,10 @@
       <w:sz w:val="40"/>
     </w:rPr>
   </w:style>
-  <w:style w:type="paragraph" w:styleId="ae">
+  <w:style w:type="paragraph" w:styleId="TOCHeading">
     <w:name w:val="TOC Heading"/>
-    <w:basedOn w:val="1"/>
-    <w:next w:val="a1"/>
+    <w:basedOn w:val="Heading1"/>
+    <w:next w:val="Normal"/>
     <w:uiPriority w:val="39"/>
     <w:unhideWhenUsed/>
     <w:qFormat/>
@@ -17851,10 +17444,10 @@
       <w:sz w:val="44"/>
     </w:rPr>
   </w:style>
-  <w:style w:type="character" w:customStyle="1" w:styleId="2Char">
-    <w:name w:val="عنوان 2 Char"/>
-    <w:basedOn w:val="a2"/>
-    <w:link w:val="20"/>
+  <w:style w:type="character" w:customStyle="1" w:styleId="Heading2Char">
+    <w:name w:val="Heading 2 Char"/>
+    <w:basedOn w:val="DefaultParagraphFont"/>
+    <w:link w:val="Heading2"/>
     <w:uiPriority w:val="1"/>
     <w:rPr>
       <w:rFonts w:asciiTheme="majorHAnsi" w:eastAsiaTheme="majorEastAsia" w:hAnsiTheme="majorHAnsi" w:cstheme="majorBidi"/>
@@ -17864,11 +17457,11 @@
       <w:sz w:val="28"/>
     </w:rPr>
   </w:style>
-  <w:style w:type="paragraph" w:styleId="af">
+  <w:style w:type="paragraph" w:styleId="Quote">
     <w:name w:val="Quote"/>
-    <w:basedOn w:val="a1"/>
-    <w:next w:val="a1"/>
-    <w:link w:val="Char5"/>
+    <w:basedOn w:val="Normal"/>
+    <w:next w:val="Normal"/>
+    <w:link w:val="QuoteChar"/>
     <w:uiPriority w:val="1"/>
     <w:unhideWhenUsed/>
     <w:qFormat/>
@@ -17883,10 +17476,10 @@
       <w:sz w:val="24"/>
     </w:rPr>
   </w:style>
-  <w:style w:type="character" w:customStyle="1" w:styleId="Char5">
-    <w:name w:val="اقتباس Char"/>
-    <w:basedOn w:val="a2"/>
-    <w:link w:val="af"/>
+  <w:style w:type="character" w:customStyle="1" w:styleId="QuoteChar">
+    <w:name w:val="Quote Char"/>
+    <w:basedOn w:val="DefaultParagraphFont"/>
+    <w:link w:val="Quote"/>
     <w:uiPriority w:val="1"/>
     <w:rPr>
       <w:i/>
@@ -17896,10 +17489,10 @@
       <w:sz w:val="24"/>
     </w:rPr>
   </w:style>
-  <w:style w:type="paragraph" w:styleId="af0">
+  <w:style w:type="paragraph" w:styleId="Signature">
     <w:name w:val="Signature"/>
-    <w:basedOn w:val="a1"/>
-    <w:link w:val="Char6"/>
+    <w:basedOn w:val="Normal"/>
+    <w:link w:val="SignatureChar"/>
     <w:uiPriority w:val="9"/>
     <w:unhideWhenUsed/>
     <w:qFormat/>
@@ -17912,25 +17505,25 @@
       <w:kern w:val="20"/>
     </w:rPr>
   </w:style>
-  <w:style w:type="character" w:customStyle="1" w:styleId="Char6">
-    <w:name w:val="توقيع Char"/>
-    <w:basedOn w:val="a2"/>
-    <w:link w:val="af0"/>
+  <w:style w:type="character" w:customStyle="1" w:styleId="SignatureChar">
+    <w:name w:val="Signature Char"/>
+    <w:basedOn w:val="DefaultParagraphFont"/>
+    <w:link w:val="Signature"/>
     <w:uiPriority w:val="9"/>
     <w:rPr>
       <w:color w:val="595959" w:themeColor="text1" w:themeTint="A6"/>
       <w:kern w:val="20"/>
     </w:rPr>
   </w:style>
-  <w:style w:type="character" w:customStyle="1" w:styleId="Char4">
-    <w:name w:val="بلا تباعد Char"/>
-    <w:basedOn w:val="a2"/>
-    <w:link w:val="ad"/>
+  <w:style w:type="character" w:customStyle="1" w:styleId="NoSpacingChar">
+    <w:name w:val="No Spacing Char"/>
+    <w:basedOn w:val="DefaultParagraphFont"/>
+    <w:link w:val="NoSpacing"/>
     <w:uiPriority w:val="1"/>
   </w:style>
-  <w:style w:type="paragraph" w:styleId="a">
+  <w:style w:type="paragraph" w:styleId="ListBullet">
     <w:name w:val="List Bullet"/>
-    <w:basedOn w:val="a1"/>
+    <w:basedOn w:val="Normal"/>
     <w:uiPriority w:val="99"/>
     <w:unhideWhenUsed/>
     <w:qFormat/>
@@ -17946,9 +17539,9 @@
       <w:kern w:val="20"/>
     </w:rPr>
   </w:style>
-  <w:style w:type="paragraph" w:styleId="a0">
+  <w:style w:type="paragraph" w:styleId="ListNumber">
     <w:name w:val="List Number"/>
-    <w:basedOn w:val="a1"/>
+    <w:basedOn w:val="Normal"/>
     <w:uiPriority w:val="1"/>
     <w:unhideWhenUsed/>
     <w:qFormat/>
@@ -17964,9 +17557,9 @@
       <w:kern w:val="20"/>
     </w:rPr>
   </w:style>
-  <w:style w:type="paragraph" w:styleId="2">
+  <w:style w:type="paragraph" w:styleId="ListNumber2">
     <w:name w:val="List Number 2"/>
-    <w:basedOn w:val="a1"/>
+    <w:basedOn w:val="Normal"/>
     <w:uiPriority w:val="1"/>
     <w:unhideWhenUsed/>
     <w:qFormat/>
@@ -17983,9 +17576,9 @@
       <w:kern w:val="20"/>
     </w:rPr>
   </w:style>
-  <w:style w:type="paragraph" w:styleId="3">
+  <w:style w:type="paragraph" w:styleId="ListNumber3">
     <w:name w:val="List Number 3"/>
-    <w:basedOn w:val="a1"/>
+    <w:basedOn w:val="Normal"/>
     <w:uiPriority w:val="18"/>
     <w:unhideWhenUsed/>
     <w:pPr>
@@ -18001,9 +17594,9 @@
       <w:kern w:val="20"/>
     </w:rPr>
   </w:style>
-  <w:style w:type="paragraph" w:styleId="4">
+  <w:style w:type="paragraph" w:styleId="ListNumber4">
     <w:name w:val="List Number 4"/>
-    <w:basedOn w:val="a1"/>
+    <w:basedOn w:val="Normal"/>
     <w:uiPriority w:val="18"/>
     <w:unhideWhenUsed/>
     <w:pPr>
@@ -18019,9 +17612,9 @@
       <w:kern w:val="20"/>
     </w:rPr>
   </w:style>
-  <w:style w:type="paragraph" w:styleId="5">
+  <w:style w:type="paragraph" w:styleId="ListNumber5">
     <w:name w:val="List Number 5"/>
-    <w:basedOn w:val="a1"/>
+    <w:basedOn w:val="Normal"/>
     <w:uiPriority w:val="18"/>
     <w:unhideWhenUsed/>
     <w:pPr>
@@ -18039,7 +17632,7 @@
   </w:style>
   <w:style w:type="table" w:customStyle="1" w:styleId="FinancialTable">
     <w:name w:val="Financial Table"/>
-    <w:basedOn w:val="a3"/>
+    <w:basedOn w:val="TableNormal"/>
     <w:uiPriority w:val="99"/>
     <w:pPr>
       <w:spacing w:before="60" w:after="60" w:line="240" w:lineRule="auto"/>
@@ -18081,9 +17674,9 @@
       </w:rPr>
     </w:tblStylePr>
   </w:style>
-  <w:style w:type="character" w:styleId="af1">
+  <w:style w:type="character" w:styleId="CommentReference">
     <w:name w:val="annotation reference"/>
-    <w:basedOn w:val="a2"/>
+    <w:basedOn w:val="DefaultParagraphFont"/>
     <w:uiPriority w:val="99"/>
     <w:semiHidden/>
     <w:unhideWhenUsed/>
@@ -18091,27 +17684,27 @@
       <w:sz w:val="16"/>
     </w:rPr>
   </w:style>
-  <w:style w:type="paragraph" w:styleId="af2">
+  <w:style w:type="paragraph" w:styleId="CommentText">
     <w:name w:val="annotation text"/>
-    <w:basedOn w:val="a1"/>
-    <w:link w:val="Char7"/>
+    <w:basedOn w:val="Normal"/>
+    <w:link w:val="CommentTextChar"/>
     <w:uiPriority w:val="99"/>
     <w:unhideWhenUsed/>
     <w:pPr>
       <w:spacing w:line="240" w:lineRule="auto"/>
     </w:pPr>
   </w:style>
-  <w:style w:type="character" w:customStyle="1" w:styleId="Char7">
-    <w:name w:val="نص تعليق Char"/>
-    <w:basedOn w:val="a2"/>
-    <w:link w:val="af2"/>
+  <w:style w:type="character" w:customStyle="1" w:styleId="CommentTextChar">
+    <w:name w:val="Comment Text Char"/>
+    <w:basedOn w:val="DefaultParagraphFont"/>
+    <w:link w:val="CommentText"/>
     <w:uiPriority w:val="99"/>
   </w:style>
-  <w:style w:type="paragraph" w:styleId="af3">
+  <w:style w:type="paragraph" w:styleId="CommentSubject">
     <w:name w:val="annotation subject"/>
-    <w:basedOn w:val="af2"/>
-    <w:next w:val="af2"/>
-    <w:link w:val="Char8"/>
+    <w:basedOn w:val="CommentText"/>
+    <w:next w:val="CommentText"/>
+    <w:link w:val="CommentSubjectChar"/>
     <w:uiPriority w:val="99"/>
     <w:semiHidden/>
     <w:unhideWhenUsed/>
@@ -18120,10 +17713,10 @@
       <w:bCs/>
     </w:rPr>
   </w:style>
-  <w:style w:type="character" w:customStyle="1" w:styleId="Char8">
-    <w:name w:val="موضوع تعليق Char"/>
-    <w:basedOn w:val="Char7"/>
-    <w:link w:val="af3"/>
+  <w:style w:type="character" w:customStyle="1" w:styleId="CommentSubjectChar">
+    <w:name w:val="Comment Subject Char"/>
+    <w:basedOn w:val="CommentTextChar"/>
+    <w:link w:val="CommentSubject"/>
     <w:uiPriority w:val="99"/>
     <w:semiHidden/>
     <w:rPr>
@@ -18131,9 +17724,9 @@
       <w:bCs/>
     </w:rPr>
   </w:style>
-  <w:style w:type="table" w:styleId="af4">
+  <w:style w:type="table" w:styleId="LightShading">
     <w:name w:val="Light Shading"/>
-    <w:basedOn w:val="a3"/>
+    <w:basedOn w:val="TableNormal"/>
     <w:uiPriority w:val="60"/>
     <w:pPr>
       <w:spacing w:after="0" w:line="240" w:lineRule="auto"/>
@@ -18228,7 +17821,7 @@
   </w:style>
   <w:style w:type="paragraph" w:customStyle="1" w:styleId="TableTextDecimal">
     <w:name w:val="Table Text Decimal"/>
-    <w:basedOn w:val="a1"/>
+    <w:basedOn w:val="Normal"/>
     <w:uiPriority w:val="1"/>
     <w:qFormat/>
     <w:pPr>
@@ -18240,7 +17833,7 @@
   </w:style>
   <w:style w:type="paragraph" w:customStyle="1" w:styleId="TableText">
     <w:name w:val="Table Text"/>
-    <w:basedOn w:val="a1"/>
+    <w:basedOn w:val="Normal"/>
     <w:uiPriority w:val="1"/>
     <w:qFormat/>
     <w:pPr>
@@ -18249,7 +17842,7 @@
   </w:style>
   <w:style w:type="paragraph" w:customStyle="1" w:styleId="Organization">
     <w:name w:val="Organization"/>
-    <w:basedOn w:val="a1"/>
+    <w:basedOn w:val="Normal"/>
     <w:uiPriority w:val="2"/>
     <w:qFormat/>
     <w:pPr>
@@ -18263,9 +17856,9 @@
       <w:sz w:val="36"/>
     </w:rPr>
   </w:style>
-  <w:style w:type="paragraph" w:styleId="af5">
+  <w:style w:type="paragraph" w:styleId="ListParagraph">
     <w:name w:val="List Paragraph"/>
-    <w:basedOn w:val="a1"/>
+    <w:basedOn w:val="Normal"/>
     <w:uiPriority w:val="34"/>
     <w:qFormat/>
     <w:rsid w:val="001B698D"/>
@@ -18274,9 +17867,9 @@
       <w:contextualSpacing/>
     </w:pPr>
   </w:style>
-  <w:style w:type="paragraph" w:styleId="af6">
+  <w:style w:type="paragraph" w:styleId="NormalWeb">
     <w:name w:val="Normal (Web)"/>
-    <w:basedOn w:val="a1"/>
+    <w:basedOn w:val="Normal"/>
     <w:uiPriority w:val="99"/>
     <w:unhideWhenUsed/>
     <w:rsid w:val="00852E5F"/>
@@ -18293,7 +17886,7 @@
   </w:style>
   <w:style w:type="character" w:styleId="HTMLCode">
     <w:name w:val="HTML Code"/>
-    <w:basedOn w:val="a2"/>
+    <w:basedOn w:val="DefaultParagraphFont"/>
     <w:uiPriority w:val="99"/>
     <w:semiHidden/>
     <w:unhideWhenUsed/>
@@ -18306,17 +17899,17 @@
   </w:style>
   <w:style w:type="character" w:customStyle="1" w:styleId="8">
     <w:name w:val="ͼ8"/>
-    <w:basedOn w:val="a2"/>
+    <w:basedOn w:val="DefaultParagraphFont"/>
     <w:rsid w:val="00A442D9"/>
   </w:style>
   <w:style w:type="character" w:customStyle="1" w:styleId="b">
     <w:name w:val="ͼb"/>
-    <w:basedOn w:val="a2"/>
+    <w:basedOn w:val="DefaultParagraphFont"/>
     <w:rsid w:val="00A442D9"/>
   </w:style>
   <w:style w:type="paragraph" w:customStyle="1" w:styleId="font-claude-response-body">
     <w:name w:val="font-claude-response-body"/>
-    <w:basedOn w:val="a1"/>
+    <w:basedOn w:val="Normal"/>
     <w:rsid w:val="00EC2668"/>
     <w:pPr>
       <w:spacing w:before="100" w:beforeAutospacing="1" w:after="100" w:afterAutospacing="1" w:line="240" w:lineRule="auto"/>
@@ -18331,7 +17924,7 @@
   </w:style>
   <w:style w:type="paragraph" w:customStyle="1" w:styleId="p1">
     <w:name w:val="p1"/>
-    <w:basedOn w:val="a1"/>
+    <w:basedOn w:val="Normal"/>
     <w:rsid w:val="0071712B"/>
     <w:pPr>
       <w:spacing w:after="0" w:line="240" w:lineRule="auto"/>
@@ -18346,7 +17939,7 @@
   </w:style>
   <w:style w:type="paragraph" w:customStyle="1" w:styleId="p2">
     <w:name w:val="p2"/>
-    <w:basedOn w:val="a1"/>
+    <w:basedOn w:val="Normal"/>
     <w:rsid w:val="0071712B"/>
     <w:pPr>
       <w:spacing w:after="0" w:line="240" w:lineRule="auto"/>
@@ -18361,7 +17954,7 @@
   </w:style>
   <w:style w:type="paragraph" w:customStyle="1" w:styleId="p3">
     <w:name w:val="p3"/>
-    <w:basedOn w:val="a1"/>
+    <w:basedOn w:val="Normal"/>
     <w:rsid w:val="0071712B"/>
     <w:pPr>
       <w:spacing w:after="0" w:line="240" w:lineRule="auto"/>
@@ -18374,7 +17967,7 @@
   </w:style>
   <w:style w:type="character" w:customStyle="1" w:styleId="s1">
     <w:name w:val="s1"/>
-    <w:basedOn w:val="a2"/>
+    <w:basedOn w:val="DefaultParagraphFont"/>
     <w:rsid w:val="0071712B"/>
     <w:rPr>
       <w:rFonts w:ascii="Helvetica" w:hAnsi="Helvetica" w:hint="default"/>
@@ -18388,7 +17981,7 @@
   </w:style>
   <w:style w:type="character" w:customStyle="1" w:styleId="s2">
     <w:name w:val="s2"/>
-    <w:basedOn w:val="a2"/>
+    <w:basedOn w:val="DefaultParagraphFont"/>
     <w:rsid w:val="0071712B"/>
     <w:rPr>
       <w:rFonts w:ascii="Times New Roman" w:hAnsi="Times New Roman" w:cs="Times New Roman" w:hint="default"/>
@@ -18402,7 +17995,7 @@
   </w:style>
   <w:style w:type="paragraph" w:customStyle="1" w:styleId="p4">
     <w:name w:val="p4"/>
-    <w:basedOn w:val="a1"/>
+    <w:basedOn w:val="Normal"/>
     <w:rsid w:val="00153A56"/>
     <w:pPr>
       <w:spacing w:after="0" w:line="240" w:lineRule="auto"/>
@@ -18415,7 +18008,7 @@
   </w:style>
   <w:style w:type="character" w:customStyle="1" w:styleId="s3">
     <w:name w:val="s3"/>
-    <w:basedOn w:val="a2"/>
+    <w:basedOn w:val="DefaultParagraphFont"/>
     <w:rsid w:val="00153A56"/>
     <w:rPr>
       <w:rFonts w:ascii="Helvetica" w:hAnsi="Helvetica" w:hint="default"/>
@@ -18429,7 +18022,7 @@
   </w:style>
   <w:style w:type="character" w:customStyle="1" w:styleId="s4">
     <w:name w:val="s4"/>
-    <w:basedOn w:val="a2"/>
+    <w:basedOn w:val="DefaultParagraphFont"/>
     <w:rsid w:val="00153A56"/>
     <w:rPr>
       <w:rFonts w:ascii="TimesNewRomanPS-BoldMT" w:hAnsi="TimesNewRomanPS-BoldMT" w:hint="default"/>
@@ -18443,7 +18036,7 @@
   </w:style>
   <w:style w:type="character" w:customStyle="1" w:styleId="s5">
     <w:name w:val="s5"/>
-    <w:basedOn w:val="a2"/>
+    <w:basedOn w:val="DefaultParagraphFont"/>
     <w:rsid w:val="00153A56"/>
     <w:rPr>
       <w:rFonts w:ascii="Times New Roman" w:hAnsi="Times New Roman" w:cs="Times New Roman" w:hint="default"/>
@@ -18459,7 +18052,7 @@
 </file>
 
 <file path=word/glossary/document.xml><?xml version="1.0" encoding="utf-8"?>
-<w:glossaryDocument xmlns:wpc="http://schemas.microsoft.com/office/word/2010/wordprocessingCanvas" xmlns:cx="http://schemas.microsoft.com/office/drawing/2014/chartex" xmlns:cx1="http://schemas.microsoft.com/office/drawing/2015/9/8/chartex" xmlns:cx2="http://schemas.microsoft.com/office/drawing/2015/10/21/chartex" xmlns:cx3="http://schemas.microsoft.com/office/drawing/2016/5/9/chartex" xmlns:cx4="http://schemas.microsoft.com/office/drawing/2016/5/10/chartex" xmlns:cx5="http://schemas.microsoft.com/office/drawing/2016/5/11/chartex" xmlns:cx6="http://schemas.microsoft.com/office/drawing/2016/5/12/chartex" xmlns:cx7="http://schemas.microsoft.com/office/drawing/2016/5/13/chartex" xmlns:cx8="http://schemas.microsoft.com/office/drawing/2016/5/14/chartex" xmlns:mc="http://schemas.openxmlformats.org/markup-compatibility/2006" xmlns:m="http://schemas.openxmlformats.org/officeDocument/2006/math" xmlns:aink="http://schemas.microsoft.com/office/drawing/2016/ink" xmlns:am3d="http://schemas.microsoft.com/office/drawing/2017/model3d" xmlns:oel="http://schemas.microsoft.com/office/2019/extlst" xmlns:r="http://schemas.openxmlformats.org/officeDocument/2006/relationships" xmlns:wp14="http://schemas.microsoft.com/office/word/2010/wordprocessingDrawing" xmlns:wp="http://schemas.openxmlformats.org/drawingml/2006/wordprocessingDrawing" xmlns:wpg="http://schemas.microsoft.com/office/word/2010/wordprocessingGroup" xmlns:wpi="http://schemas.microsoft.com/office/word/2010/wordprocessingInk" xmlns:wps="http://schemas.microsoft.com/office/word/2010/wordprocessingShape" xmlns:o="urn:schemas-microsoft-com:office:office" xmlns:v="urn:schemas-microsoft-com:vml" xmlns:w10="urn:schemas-microsoft-com:office:word" xmlns:w="http://schemas.openxmlformats.org/wordprocessingml/2006/main" xmlns:w14="http://schemas.microsoft.com/office/word/2010/wordml" xmlns:w15="http://schemas.microsoft.com/office/word/2012/wordml" xmlns:w16cex="http://schemas.microsoft.com/office/word/2018/wordml/cex" xmlns:w16cid="http://schemas.microsoft.com/office/word/2016/wordml/cid" xmlns:w16="http://schemas.microsoft.com/office/word/2018/wordml" xmlns:w16sdtdh="http://schemas.microsoft.com/office/word/2020/wordml/sdtdatahash" xmlns:w16sdtfl="http://schemas.microsoft.com/office/word/2024/wordml/sdtformatlock" xmlns:w16se="http://schemas.microsoft.com/office/word/2015/wordml/symex" xmlns:w16du="http://schemas.microsoft.com/office/word/2023/wordml/word16du" xmlns:wne="http://schemas.microsoft.com/office/word/2006/wordml" mc:Ignorable="w14 w15 w16se w16cid w16 w16cex w16sdtdh w16sdtfl w16du wp14">
+<w:glossaryDocument xmlns:wpc="http://schemas.microsoft.com/office/word/2010/wordprocessingCanvas" xmlns:cx="http://schemas.microsoft.com/office/drawing/2014/chartex" xmlns:cx1="http://schemas.microsoft.com/office/drawing/2015/9/8/chartex" xmlns:cx2="http://schemas.microsoft.com/office/drawing/2015/10/21/chartex" xmlns:cx3="http://schemas.microsoft.com/office/drawing/2016/5/9/chartex" xmlns:cx4="http://schemas.microsoft.com/office/drawing/2016/5/10/chartex" xmlns:cx5="http://schemas.microsoft.com/office/drawing/2016/5/11/chartex" xmlns:cx6="http://schemas.microsoft.com/office/drawing/2016/5/12/chartex" xmlns:cx7="http://schemas.microsoft.com/office/drawing/2016/5/13/chartex" xmlns:cx8="http://schemas.microsoft.com/office/drawing/2016/5/14/chartex" xmlns:mc="http://schemas.openxmlformats.org/markup-compatibility/2006" xmlns:aink="http://schemas.microsoft.com/office/drawing/2016/ink" xmlns:am3d="http://schemas.microsoft.com/office/drawing/2017/model3d" xmlns:o="urn:schemas-microsoft-com:office:office" xmlns:oel="http://schemas.microsoft.com/office/2019/extlst" xmlns:r="http://schemas.openxmlformats.org/officeDocument/2006/relationships" xmlns:m="http://schemas.openxmlformats.org/officeDocument/2006/math" xmlns:v="urn:schemas-microsoft-com:vml" xmlns:wp14="http://schemas.microsoft.com/office/word/2010/wordprocessingDrawing" xmlns:wp="http://schemas.openxmlformats.org/drawingml/2006/wordprocessingDrawing" xmlns:w10="urn:schemas-microsoft-com:office:word" xmlns:w="http://schemas.openxmlformats.org/wordprocessingml/2006/main" xmlns:w14="http://schemas.microsoft.com/office/word/2010/wordml" xmlns:w15="http://schemas.microsoft.com/office/word/2012/wordml" xmlns:w16cei="http://schemas.microsoft.com/office/word/2026/wordml/cei" xmlns:w16cex="http://schemas.microsoft.com/office/word/2018/wordml/cex" xmlns:w16cid="http://schemas.microsoft.com/office/word/2016/wordml/cid" xmlns:w16="http://schemas.microsoft.com/office/word/2018/wordml" xmlns:w16du="http://schemas.microsoft.com/office/word/2023/wordml/word16du" xmlns:w16sdtdh="http://schemas.microsoft.com/office/word/2020/wordml/sdtdatahash" xmlns:w16sdtfl="http://schemas.microsoft.com/office/word/2024/wordml/sdtformatlock" xmlns:w16se="http://schemas.microsoft.com/office/word/2015/wordml/symex" xmlns:wpg="http://schemas.microsoft.com/office/word/2010/wordprocessingGroup" xmlns:wpi="http://schemas.microsoft.com/office/word/2010/wordprocessingInk" xmlns:wne="http://schemas.microsoft.com/office/word/2006/wordml" xmlns:wps="http://schemas.microsoft.com/office/word/2010/wordprocessingShape" mc:Ignorable="w14 w15 w16se w16cid w16 w16cex w16sdtdh w16sdtfl w16du wp14">
   <w:docParts>
     <w:docPart>
       <w:docPartPr>
@@ -18544,7 +18137,7 @@
 </file>
 
 <file path=word/glossary/fontTable.xml><?xml version="1.0" encoding="utf-8"?>
-<w:fonts xmlns:mc="http://schemas.openxmlformats.org/markup-compatibility/2006" xmlns:r="http://schemas.openxmlformats.org/officeDocument/2006/relationships" xmlns:w="http://schemas.openxmlformats.org/wordprocessingml/2006/main" xmlns:w14="http://schemas.microsoft.com/office/word/2010/wordml" xmlns:w15="http://schemas.microsoft.com/office/word/2012/wordml" xmlns:w16cex="http://schemas.microsoft.com/office/word/2018/wordml/cex" xmlns:w16cid="http://schemas.microsoft.com/office/word/2016/wordml/cid" xmlns:w16="http://schemas.microsoft.com/office/word/2018/wordml" xmlns:w16sdtdh="http://schemas.microsoft.com/office/word/2020/wordml/sdtdatahash" xmlns:w16sdtfl="http://schemas.microsoft.com/office/word/2024/wordml/sdtformatlock" xmlns:w16se="http://schemas.microsoft.com/office/word/2015/wordml/symex" xmlns:w16du="http://schemas.microsoft.com/office/word/2023/wordml/word16du" mc:Ignorable="w14 w15 w16se w16cid w16 w16cex w16sdtdh w16sdtfl w16du">
+<w:fonts xmlns:mc="http://schemas.openxmlformats.org/markup-compatibility/2006" xmlns:r="http://schemas.openxmlformats.org/officeDocument/2006/relationships" xmlns:w="http://schemas.openxmlformats.org/wordprocessingml/2006/main" xmlns:w14="http://schemas.microsoft.com/office/word/2010/wordml" xmlns:w15="http://schemas.microsoft.com/office/word/2012/wordml" xmlns:w16cex="http://schemas.microsoft.com/office/word/2018/wordml/cex" xmlns:w16cid="http://schemas.microsoft.com/office/word/2016/wordml/cid" xmlns:w16="http://schemas.microsoft.com/office/word/2018/wordml" xmlns:w16du="http://schemas.microsoft.com/office/word/2023/wordml/word16du" xmlns:w16sdtdh="http://schemas.microsoft.com/office/word/2020/wordml/sdtdatahash" xmlns:w16sdtfl="http://schemas.microsoft.com/office/word/2024/wordml/sdtformatlock" xmlns:w16se="http://schemas.microsoft.com/office/word/2015/wordml/symex" mc:Ignorable="w14 w15 w16se w16cid w16 w16cex w16sdtdh w16sdtfl w16du">
   <w:font w:name="Cambria">
     <w:panose1 w:val="02040503050406030204"/>
     <w:charset w:val="00"/>
@@ -18562,14 +18155,14 @@
   <w:font w:name="Symbol">
     <w:panose1 w:val="05050102010706020507"/>
     <w:charset w:val="02"/>
-    <w:family w:val="decorative"/>
+    <w:family w:val="roman"/>
     <w:pitch w:val="variable"/>
     <w:sig w:usb0="00000000" w:usb1="10000000" w:usb2="00000000" w:usb3="00000000" w:csb0="80000000" w:csb1="00000000"/>
   </w:font>
   <w:font w:name="Wingdings">
     <w:panose1 w:val="05000000000000000000"/>
     <w:charset w:val="02"/>
-    <w:family w:val="decorative"/>
+    <w:family w:val="auto"/>
     <w:pitch w:val="variable"/>
     <w:sig w:usb0="00000000" w:usb1="10000000" w:usb2="00000000" w:usb3="00000000" w:csb0="80000000" w:csb1="00000000"/>
   </w:font>
@@ -18585,7 +18178,7 @@
     <w:charset w:val="00"/>
     <w:family w:val="swiss"/>
     <w:pitch w:val="variable"/>
-    <w:sig w:usb0="E0002AFF" w:usb1="C0007843" w:usb2="00000009" w:usb3="00000000" w:csb0="000001FF" w:csb1="00000000"/>
+    <w:sig w:usb0="E0002EFF" w:usb1="C000785B" w:usb2="00000009" w:usb3="00000000" w:csb0="000001FF" w:csb1="00000000"/>
   </w:font>
   <w:font w:name="MS PGothic">
     <w:panose1 w:val="020B0600070205080204"/>
@@ -18602,28 +18195,25 @@
     <w:sig w:usb0="E1002EFF" w:usb1="C000605B" w:usb2="00000029" w:usb3="00000000" w:csb0="000101FF" w:csb1="00000000"/>
   </w:font>
   <w:font w:name="Helvetica">
-    <w:panose1 w:val="00000000000000000000"/>
+    <w:panose1 w:val="020B0604020202020204"/>
     <w:charset w:val="00"/>
-    <w:family w:val="auto"/>
+    <w:family w:val="swiss"/>
     <w:pitch w:val="variable"/>
-    <w:sig w:usb0="E00002FF" w:usb1="5000785B" w:usb2="00000000" w:usb3="00000000" w:csb0="0000019F" w:csb1="00000000"/>
+    <w:sig w:usb0="E0002EFF" w:usb1="C000785B" w:usb2="00000009" w:usb3="00000000" w:csb0="000001FF" w:csb1="00000000"/>
   </w:font>
   <w:font w:name="TimesNewRomanPS-BoldMT">
     <w:altName w:val="Times New Roman"/>
-    <w:panose1 w:val="020B0604020202020204"/>
     <w:charset w:val="00"/>
     <w:family w:val="roman"/>
     <w:pitch w:val="default"/>
   </w:font>
   <w:font w:name="Aptos">
-    <w:panose1 w:val="020B0004020202020204"/>
     <w:charset w:val="00"/>
     <w:family w:val="swiss"/>
     <w:pitch w:val="variable"/>
     <w:sig w:usb0="20000287" w:usb1="00000003" w:usb2="00000000" w:usb3="00000000" w:csb0="0000019F" w:csb1="00000000"/>
   </w:font>
   <w:font w:name="Yu Mincho">
-    <w:panose1 w:val="02020400000000000000"/>
     <w:charset w:val="80"/>
     <w:family w:val="roman"/>
     <w:pitch w:val="variable"/>
@@ -18637,7 +18227,6 @@
     <w:sig w:usb0="E00002FF" w:usb1="2AC7FDFF" w:usb2="00000016" w:usb3="00000000" w:csb0="0002009F" w:csb1="00000000"/>
   </w:font>
   <w:font w:name="Aptos Display">
-    <w:panose1 w:val="020B0004020202020204"/>
     <w:charset w:val="00"/>
     <w:family w:val="swiss"/>
     <w:pitch w:val="variable"/>
@@ -18647,7 +18236,7 @@
 </file>
 
 <file path=word/glossary/numbering.xml><?xml version="1.0" encoding="utf-8"?>
-<w:numbering xmlns:wpc="http://schemas.microsoft.com/office/word/2010/wordprocessingCanvas" xmlns:cx="http://schemas.microsoft.com/office/drawing/2014/chartex" xmlns:cx1="http://schemas.microsoft.com/office/drawing/2015/9/8/chartex" xmlns:cx2="http://schemas.microsoft.com/office/drawing/2015/10/21/chartex" xmlns:cx3="http://schemas.microsoft.com/office/drawing/2016/5/9/chartex" xmlns:cx4="http://schemas.microsoft.com/office/drawing/2016/5/10/chartex" xmlns:cx5="http://schemas.microsoft.com/office/drawing/2016/5/11/chartex" xmlns:cx6="http://schemas.microsoft.com/office/drawing/2016/5/12/chartex" xmlns:cx7="http://schemas.microsoft.com/office/drawing/2016/5/13/chartex" xmlns:cx8="http://schemas.microsoft.com/office/drawing/2016/5/14/chartex" xmlns:mc="http://schemas.openxmlformats.org/markup-compatibility/2006" xmlns:m="http://schemas.openxmlformats.org/officeDocument/2006/math" xmlns:aink="http://schemas.microsoft.com/office/drawing/2016/ink" xmlns:am3d="http://schemas.microsoft.com/office/drawing/2017/model3d" xmlns:oel="http://schemas.microsoft.com/office/2019/extlst" xmlns:r="http://schemas.openxmlformats.org/officeDocument/2006/relationships" xmlns:wp14="http://schemas.microsoft.com/office/word/2010/wordprocessingDrawing" xmlns:wp="http://schemas.openxmlformats.org/drawingml/2006/wordprocessingDrawing" xmlns:wpg="http://schemas.microsoft.com/office/word/2010/wordprocessingGroup" xmlns:wpi="http://schemas.microsoft.com/office/word/2010/wordprocessingInk" xmlns:wps="http://schemas.microsoft.com/office/word/2010/wordprocessingShape" xmlns:o="urn:schemas-microsoft-com:office:office" xmlns:v="urn:schemas-microsoft-com:vml" xmlns:w10="urn:schemas-microsoft-com:office:word" xmlns:w="http://schemas.openxmlformats.org/wordprocessingml/2006/main" xmlns:w14="http://schemas.microsoft.com/office/word/2010/wordml" xmlns:w15="http://schemas.microsoft.com/office/word/2012/wordml" xmlns:w16cex="http://schemas.microsoft.com/office/word/2018/wordml/cex" xmlns:w16cid="http://schemas.microsoft.com/office/word/2016/wordml/cid" xmlns:w16="http://schemas.microsoft.com/office/word/2018/wordml" xmlns:w16sdtdh="http://schemas.microsoft.com/office/word/2020/wordml/sdtdatahash" xmlns:w16sdtfl="http://schemas.microsoft.com/office/word/2024/wordml/sdtformatlock" xmlns:w16se="http://schemas.microsoft.com/office/word/2015/wordml/symex" xmlns:w16du="http://schemas.microsoft.com/office/word/2023/wordml/word16du" xmlns:wne="http://schemas.microsoft.com/office/word/2006/wordml" mc:Ignorable="w14 w15 w16se w16cid w16 w16cex w16sdtdh w16sdtfl w16du wp14">
+<w:numbering xmlns:wpc="http://schemas.microsoft.com/office/word/2010/wordprocessingCanvas" xmlns:cx="http://schemas.microsoft.com/office/drawing/2014/chartex" xmlns:cx1="http://schemas.microsoft.com/office/drawing/2015/9/8/chartex" xmlns:cx2="http://schemas.microsoft.com/office/drawing/2015/10/21/chartex" xmlns:cx3="http://schemas.microsoft.com/office/drawing/2016/5/9/chartex" xmlns:cx4="http://schemas.microsoft.com/office/drawing/2016/5/10/chartex" xmlns:cx5="http://schemas.microsoft.com/office/drawing/2016/5/11/chartex" xmlns:cx6="http://schemas.microsoft.com/office/drawing/2016/5/12/chartex" xmlns:cx7="http://schemas.microsoft.com/office/drawing/2016/5/13/chartex" xmlns:cx8="http://schemas.microsoft.com/office/drawing/2016/5/14/chartex" xmlns:mc="http://schemas.openxmlformats.org/markup-compatibility/2006" xmlns:aink="http://schemas.microsoft.com/office/drawing/2016/ink" xmlns:am3d="http://schemas.microsoft.com/office/drawing/2017/model3d" xmlns:o="urn:schemas-microsoft-com:office:office" xmlns:oel="http://schemas.microsoft.com/office/2019/extlst" xmlns:r="http://schemas.openxmlformats.org/officeDocument/2006/relationships" xmlns:m="http://schemas.openxmlformats.org/officeDocument/2006/math" xmlns:v="urn:schemas-microsoft-com:vml" xmlns:wp14="http://schemas.microsoft.com/office/word/2010/wordprocessingDrawing" xmlns:wp="http://schemas.openxmlformats.org/drawingml/2006/wordprocessingDrawing" xmlns:w10="urn:schemas-microsoft-com:office:word" xmlns:w="http://schemas.openxmlformats.org/wordprocessingml/2006/main" xmlns:w14="http://schemas.microsoft.com/office/word/2010/wordml" xmlns:w15="http://schemas.microsoft.com/office/word/2012/wordml" xmlns:w16cei="http://schemas.microsoft.com/office/word/2026/wordml/cei" xmlns:w16cex="http://schemas.microsoft.com/office/word/2018/wordml/cex" xmlns:w16cid="http://schemas.microsoft.com/office/word/2016/wordml/cid" xmlns:w16="http://schemas.microsoft.com/office/word/2018/wordml" xmlns:w16du="http://schemas.microsoft.com/office/word/2023/wordml/word16du" xmlns:w16sdtdh="http://schemas.microsoft.com/office/word/2020/wordml/sdtdatahash" xmlns:w16sdtfl="http://schemas.microsoft.com/office/word/2024/wordml/sdtformatlock" xmlns:w16se="http://schemas.microsoft.com/office/word/2015/wordml/symex" xmlns:wpg="http://schemas.microsoft.com/office/word/2010/wordprocessingGroup" xmlns:wpi="http://schemas.microsoft.com/office/word/2010/wordprocessingInk" xmlns:wne="http://schemas.microsoft.com/office/word/2006/wordml" xmlns:wps="http://schemas.microsoft.com/office/word/2010/wordprocessingShape" mc:Ignorable="w14 w15 w16se w16cid w16 w16cex w16sdtdh w16sdtfl w16du wp14">
   <w:abstractNum w:abstractNumId="0" w15:restartNumberingAfterBreak="0">
     <w:nsid w:val="FFFFFF89"/>
     <w:multiLevelType w:val="singleLevel"/>
@@ -18655,7 +18244,7 @@
     <w:lvl w:ilvl="0">
       <w:start w:val="1"/>
       <w:numFmt w:val="bullet"/>
-      <w:pStyle w:val="a"/>
+      <w:pStyle w:val="ListBullet"/>
       <w:lvlText w:val="•"/>
       <w:lvlJc w:val="left"/>
       <w:pPr>
@@ -18674,7 +18263,7 @@
 </file>
 
 <file path=word/glossary/settings.xml><?xml version="1.0" encoding="utf-8"?>
-<w:settings xmlns:mc="http://schemas.openxmlformats.org/markup-compatibility/2006" xmlns:m="http://schemas.openxmlformats.org/officeDocument/2006/math" xmlns:r="http://schemas.openxmlformats.org/officeDocument/2006/relationships" xmlns:sl="http://schemas.openxmlformats.org/schemaLibrary/2006/main" xmlns:o="urn:schemas-microsoft-com:office:office" xmlns:v="urn:schemas-microsoft-com:vml" xmlns:w10="urn:schemas-microsoft-com:office:word" xmlns:w="http://schemas.openxmlformats.org/wordprocessingml/2006/main" xmlns:w14="http://schemas.microsoft.com/office/word/2010/wordml" xmlns:w15="http://schemas.microsoft.com/office/word/2012/wordml" xmlns:w16cex="http://schemas.microsoft.com/office/word/2018/wordml/cex" xmlns:w16cid="http://schemas.microsoft.com/office/word/2016/wordml/cid" xmlns:w16="http://schemas.microsoft.com/office/word/2018/wordml" xmlns:w16sdtdh="http://schemas.microsoft.com/office/word/2020/wordml/sdtdatahash" xmlns:w16sdtfl="http://schemas.microsoft.com/office/word/2024/wordml/sdtformatlock" xmlns:w16se="http://schemas.microsoft.com/office/word/2015/wordml/symex" xmlns:w16du="http://schemas.microsoft.com/office/word/2023/wordml/word16du" mc:Ignorable="w14 w15 w16se w16cid w16 w16cex w16sdtdh w16sdtfl w16du">
+<w:settings xmlns:mc="http://schemas.openxmlformats.org/markup-compatibility/2006" xmlns:o="urn:schemas-microsoft-com:office:office" xmlns:r="http://schemas.openxmlformats.org/officeDocument/2006/relationships" xmlns:m="http://schemas.openxmlformats.org/officeDocument/2006/math" xmlns:v="urn:schemas-microsoft-com:vml" xmlns:w10="urn:schemas-microsoft-com:office:word" xmlns:w="http://schemas.openxmlformats.org/wordprocessingml/2006/main" xmlns:w14="http://schemas.microsoft.com/office/word/2010/wordml" xmlns:w15="http://schemas.microsoft.com/office/word/2012/wordml" xmlns:w16cex="http://schemas.microsoft.com/office/word/2018/wordml/cex" xmlns:w16cid="http://schemas.microsoft.com/office/word/2016/wordml/cid" xmlns:w16="http://schemas.microsoft.com/office/word/2018/wordml" xmlns:w16du="http://schemas.microsoft.com/office/word/2023/wordml/word16du" xmlns:w16sdtdh="http://schemas.microsoft.com/office/word/2020/wordml/sdtdatahash" xmlns:w16sdtfl="http://schemas.microsoft.com/office/word/2024/wordml/sdtformatlock" xmlns:w16se="http://schemas.microsoft.com/office/word/2015/wordml/symex" xmlns:sl="http://schemas.openxmlformats.org/schemaLibrary/2006/main" mc:Ignorable="w14 w15 w16se w16cid w16 w16cex w16sdtdh w16sdtfl w16du">
   <w:view w:val="normal"/>
   <w:defaultTabStop w:val="720"/>
   <w:characterSpacingControl w:val="doNotCompress"/>
@@ -18693,6 +18282,7 @@
     <w:rsid w:val="00051231"/>
     <w:rsid w:val="00096A42"/>
     <w:rsid w:val="000F7A23"/>
+    <w:rsid w:val="00100EBE"/>
     <w:rsid w:val="0011571B"/>
     <w:rsid w:val="00125B68"/>
     <w:rsid w:val="001876E6"/>
@@ -18746,6 +18336,7 @@
     <w:rsid w:val="00D93E49"/>
     <w:rsid w:val="00DC401B"/>
     <w:rsid w:val="00E27330"/>
+    <w:rsid w:val="00E30179"/>
     <w:rsid w:val="00E53590"/>
     <w:rsid w:val="00E552F8"/>
     <w:rsid w:val="00E70F80"/>
@@ -18768,14 +18359,14 @@
   </m:mathPr>
   <w:themeFontLang w:val="en-GB" w:eastAsia="ja-JP" w:bidi="ar-SA"/>
   <w:clrSchemeMapping w:bg1="light1" w:t1="dark1" w:bg2="light2" w:t2="dark2" w:accent1="accent1" w:accent2="accent2" w:accent3="accent3" w:accent4="accent4" w:accent5="accent5" w:accent6="accent6" w:hyperlink="hyperlink" w:followedHyperlink="followedHyperlink"/>
-  <w:decimalSymbol w:val="٫"/>
+  <w:decimalSymbol w:val="."/>
   <w:listSeparator w:val=";"/>
   <w15:chartTrackingRefBased/>
 </w:settings>
 </file>
 
 <file path=word/glossary/styles.xml><?xml version="1.0" encoding="utf-8"?>
-<w:styles xmlns:mc="http://schemas.openxmlformats.org/markup-compatibility/2006" xmlns:r="http://schemas.openxmlformats.org/officeDocument/2006/relationships" xmlns:w="http://schemas.openxmlformats.org/wordprocessingml/2006/main" xmlns:w14="http://schemas.microsoft.com/office/word/2010/wordml" xmlns:w15="http://schemas.microsoft.com/office/word/2012/wordml" xmlns:w16cex="http://schemas.microsoft.com/office/word/2018/wordml/cex" xmlns:w16cid="http://schemas.microsoft.com/office/word/2016/wordml/cid" xmlns:w16="http://schemas.microsoft.com/office/word/2018/wordml" xmlns:w16sdtdh="http://schemas.microsoft.com/office/word/2020/wordml/sdtdatahash" xmlns:w16sdtfl="http://schemas.microsoft.com/office/word/2024/wordml/sdtformatlock" xmlns:w16se="http://schemas.microsoft.com/office/word/2015/wordml/symex" xmlns:w16du="http://schemas.microsoft.com/office/word/2023/wordml/word16du" mc:Ignorable="w14 w15 w16se w16cid w16 w16cex w16sdtdh w16sdtfl w16du">
+<w:styles xmlns:mc="http://schemas.openxmlformats.org/markup-compatibility/2006" xmlns:r="http://schemas.openxmlformats.org/officeDocument/2006/relationships" xmlns:w="http://schemas.openxmlformats.org/wordprocessingml/2006/main" xmlns:w14="http://schemas.microsoft.com/office/word/2010/wordml" xmlns:w15="http://schemas.microsoft.com/office/word/2012/wordml" xmlns:w16cex="http://schemas.microsoft.com/office/word/2018/wordml/cex" xmlns:w16cid="http://schemas.microsoft.com/office/word/2016/wordml/cid" xmlns:w16="http://schemas.microsoft.com/office/word/2018/wordml" xmlns:w16du="http://schemas.microsoft.com/office/word/2023/wordml/word16du" xmlns:w16sdtdh="http://schemas.microsoft.com/office/word/2020/wordml/sdtdatahash" xmlns:w16sdtfl="http://schemas.microsoft.com/office/word/2024/wordml/sdtformatlock" xmlns:w16se="http://schemas.microsoft.com/office/word/2015/wordml/symex" mc:Ignorable="w14 w15 w16se w16cid w16 w16cex w16sdtdh w16sdtfl w16du">
   <w:docDefaults>
     <w:rPrDefault>
       <w:rPr>
@@ -19169,17 +18760,17 @@
     <w:lsdException w:name="Unresolved Mention" w:semiHidden="1" w:unhideWhenUsed="1"/>
     <w:lsdException w:name="Smart Link" w:semiHidden="1" w:unhideWhenUsed="1"/>
   </w:latentStyles>
-  <w:style w:type="paragraph" w:default="1" w:styleId="a0">
+  <w:style w:type="paragraph" w:default="1" w:styleId="Normal">
     <w:name w:val="Normal"/>
     <w:qFormat/>
   </w:style>
-  <w:style w:type="character" w:default="1" w:styleId="a1">
+  <w:style w:type="character" w:default="1" w:styleId="DefaultParagraphFont">
     <w:name w:val="Default Paragraph Font"/>
     <w:uiPriority w:val="1"/>
     <w:semiHidden/>
     <w:unhideWhenUsed/>
   </w:style>
-  <w:style w:type="table" w:default="1" w:styleId="a2">
+  <w:style w:type="table" w:default="1" w:styleId="TableNormal">
     <w:name w:val="Normal Table"/>
     <w:uiPriority w:val="99"/>
     <w:semiHidden/>
@@ -19194,15 +18785,15 @@
       </w:tblCellMar>
     </w:tblPr>
   </w:style>
-  <w:style w:type="numbering" w:default="1" w:styleId="a3">
+  <w:style w:type="numbering" w:default="1" w:styleId="NoList">
     <w:name w:val="No List"/>
     <w:uiPriority w:val="99"/>
     <w:semiHidden/>
     <w:unhideWhenUsed/>
   </w:style>
-  <w:style w:type="paragraph" w:styleId="a">
+  <w:style w:type="paragraph" w:styleId="ListBullet">
     <w:name w:val="List Bullet"/>
-    <w:basedOn w:val="a0"/>
+    <w:basedOn w:val="Normal"/>
     <w:uiPriority w:val="1"/>
     <w:unhideWhenUsed/>
     <w:qFormat/>
@@ -19219,9 +18810,9 @@
       <w:lang w:val="en-US" w:eastAsia="en-US"/>
     </w:rPr>
   </w:style>
-  <w:style w:type="character" w:styleId="a4">
+  <w:style w:type="character" w:styleId="Strong">
     <w:name w:val="Strong"/>
-    <w:basedOn w:val="a1"/>
+    <w:basedOn w:val="DefaultParagraphFont"/>
     <w:uiPriority w:val="10"/>
     <w:qFormat/>
     <w:rPr>
@@ -19242,7 +18833,7 @@
 </file>
 
 <file path=word/glossary/webSettings.xml><?xml version="1.0" encoding="utf-8"?>
-<w:webSettings xmlns:mc="http://schemas.openxmlformats.org/markup-compatibility/2006" xmlns:r="http://schemas.openxmlformats.org/officeDocument/2006/relationships" xmlns:w="http://schemas.openxmlformats.org/wordprocessingml/2006/main" xmlns:w14="http://schemas.microsoft.com/office/word/2010/wordml" xmlns:w15="http://schemas.microsoft.com/office/word/2012/wordml" xmlns:w16cex="http://schemas.microsoft.com/office/word/2018/wordml/cex" xmlns:w16cid="http://schemas.microsoft.com/office/word/2016/wordml/cid" xmlns:w16="http://schemas.microsoft.com/office/word/2018/wordml" xmlns:w16sdtdh="http://schemas.microsoft.com/office/word/2020/wordml/sdtdatahash" xmlns:w16sdtfl="http://schemas.microsoft.com/office/word/2024/wordml/sdtformatlock" xmlns:w16se="http://schemas.microsoft.com/office/word/2015/wordml/symex" xmlns:w16du="http://schemas.microsoft.com/office/word/2023/wordml/word16du" mc:Ignorable="w14 w15 w16se w16cid w16 w16cex w16sdtdh w16sdtfl w16du">
+<w:webSettings xmlns:mc="http://schemas.openxmlformats.org/markup-compatibility/2006" xmlns:r="http://schemas.openxmlformats.org/officeDocument/2006/relationships" xmlns:w="http://schemas.openxmlformats.org/wordprocessingml/2006/main" xmlns:w14="http://schemas.microsoft.com/office/word/2010/wordml" xmlns:w15="http://schemas.microsoft.com/office/word/2012/wordml" xmlns:w16cex="http://schemas.microsoft.com/office/word/2018/wordml/cex" xmlns:w16cid="http://schemas.microsoft.com/office/word/2016/wordml/cid" xmlns:w16="http://schemas.microsoft.com/office/word/2018/wordml" xmlns:w16du="http://schemas.microsoft.com/office/word/2023/wordml/word16du" xmlns:w16sdtdh="http://schemas.microsoft.com/office/word/2020/wordml/sdtdatahash" xmlns:w16sdtfl="http://schemas.microsoft.com/office/word/2024/wordml/sdtformatlock" xmlns:w16se="http://schemas.microsoft.com/office/word/2015/wordml/symex" mc:Ignorable="w14 w15 w16se w16cid w16 w16cex w16sdtdh w16sdtfl w16du">
   <w:optimizeForBrowser/>
   <w:allowPNG/>
 </w:webSettings>
@@ -19576,16 +19167,16 @@
 </file>
 
 <file path=customXml/item2.xml><?xml version="1.0" encoding="utf-8"?>
-<b:Sources xmlns:b="http://schemas.openxmlformats.org/officeDocument/2006/bibliography" SelectedStyle="\APA.XSL" StyleName="APA"/>
-</file>
-
-<file path=customXml/item3.xml><?xml version="1.0" encoding="utf-8"?>
 <?mso-contentType ?>
 <FormTemplates xmlns="http://schemas.microsoft.com/sharepoint/v3/contenttype/forms">
   <Display>DocumentLibraryForm</Display>
   <Edit>AssetEditForm</Edit>
   <New>DocumentLibraryForm</New>
 </FormTemplates>
+</file>
+
+<file path=customXml/item3.xml><?xml version="1.0" encoding="utf-8"?>
+<b:Sources xmlns:b="http://schemas.openxmlformats.org/officeDocument/2006/bibliography" SelectedStyle="\APA.XSL" StyleName="APA"/>
 </file>
 
 <file path=customXml/itemProps1.xml><?xml version="1.0" encoding="utf-8"?>
@@ -19597,18 +19188,17 @@
 </file>
 
 <file path=customXml/itemProps2.xml><?xml version="1.0" encoding="utf-8"?>
-<ds:datastoreItem xmlns:ds="http://schemas.openxmlformats.org/officeDocument/2006/customXml" ds:itemID="{355C5113-D031-41DB-A6D8-43CE1A0E6695}">
+<ds:datastoreItem xmlns:ds="http://schemas.openxmlformats.org/officeDocument/2006/customXml" ds:itemID="{E34C63B7-A026-4A37-9535-4FBB4C03A11D}">
   <ds:schemaRefs>
-    <ds:schemaRef ds:uri="http://schemas.openxmlformats.org/officeDocument/2006/bibliography"/>
-    <ds:schemaRef ds:uri="http://www.w3.org/2000/xmlns/"/>
+    <ds:schemaRef ds:uri="http://schemas.microsoft.com/sharepoint/v3/contenttype/forms"/>
   </ds:schemaRefs>
 </ds:datastoreItem>
 </file>
 
 <file path=customXml/itemProps3.xml><?xml version="1.0" encoding="utf-8"?>
-<ds:datastoreItem xmlns:ds="http://schemas.openxmlformats.org/officeDocument/2006/customXml" ds:itemID="{E34C63B7-A026-4A37-9535-4FBB4C03A11D}">
+<ds:datastoreItem xmlns:ds="http://schemas.openxmlformats.org/officeDocument/2006/customXml" ds:itemID="{355C5113-D031-41DB-A6D8-43CE1A0E6695}">
   <ds:schemaRefs>
-    <ds:schemaRef ds:uri="http://schemas.microsoft.com/sharepoint/v3/contenttype/forms"/>
+    <ds:schemaRef ds:uri="http://schemas.openxmlformats.org/officeDocument/2006/bibliography"/>
   </ds:schemaRefs>
 </ds:datastoreItem>
 </file>
--- a/Introduction to DB-Course Project 2.docx
+++ b/Introduction to DB-Course Project 2.docx
@@ -80,11 +80,10 @@
                               <w:dataBinding w:prefixMappings="xmlns:ns0='http://purl.org/dc/elements/1.1/' xmlns:ns1='http://schemas.openxmlformats.org/package/2006/metadata/core-properties' " w:xpath="/ns1:coreProperties[1]/ns0:title[1]" w:storeItemID="{6C3C8BC8-F283-45AE-878A-BAB7291924A1}"/>
                               <w:text/>
                             </w:sdtPr>
-                            <w:sdtEndPr/>
                             <w:sdtContent>
                               <w:p>
                                 <w:pPr>
-                                  <w:pStyle w:val="Title"/>
+                                  <w:pStyle w:val="a9"/>
                                   <w:jc w:val="center"/>
                                   <w:rPr>
                                     <w:sz w:val="96"/>
@@ -103,7 +102,7 @@
                           </w:sdt>
                           <w:p>
                             <w:pPr>
-                              <w:pStyle w:val="Subtitle"/>
+                              <w:pStyle w:val="a6"/>
                               <w:ind w:left="709" w:right="720"/>
                               <w:jc w:val="center"/>
                               <w:rPr>
@@ -138,7 +137,6 @@
                                 <w:dataBinding w:prefixMappings="xmlns:ns0='http://purl.org/dc/elements/1.1/' xmlns:ns1='http://schemas.openxmlformats.org/package/2006/metadata/core-properties' " w:xpath="/ns1:coreProperties[1]/ns0:subject[1]" w:storeItemID="{6C3C8BC8-F283-45AE-878A-BAB7291924A1}"/>
                                 <w:text/>
                               </w:sdtPr>
-                              <w:sdtEndPr/>
                               <w:sdtContent>
                                 <w:r>
                                   <w:rPr>
@@ -381,7 +379,6 @@
                               <w:dataBinding w:prefixMappings="xmlns:ns0='http://schemas.microsoft.com/office/2006/coverPageProps'" w:xpath="/ns0:CoverPageProperties[1]/ns0:Abstract[1]" w:storeItemID="{55AF091B-3C7A-41E3-B477-F2FDAA23CFDA}"/>
                               <w:text/>
                             </w:sdtPr>
-                            <w:sdtEndPr/>
                             <w:sdtContent>
                               <w:p>
                                 <w:pPr>
@@ -456,7 +453,7 @@
                 <v:stroke joinstyle="miter"/>
                 <v:path gradientshapeok="t" o:connecttype="rect"/>
               </v:shapetype>
-              <v:shape id="Text Box 14" o:spid="_x0000_s1026" type="#_x0000_t202" alt="Report title" style="position:absolute;margin-left:36pt;margin-top:85.4pt;width:540pt;height:148.1pt;z-index:-251641856;visibility:visible;mso-wrap-style:square;mso-width-percent:0;mso-height-percent:0;mso-wrap-distance-left:9pt;mso-wrap-distance-top:0;mso-wrap-distance-right:9pt;mso-wrap-distance-bottom:0;mso-position-horizontal:absolute;mso-position-horizontal-relative:page;mso-position-vertical:absolute;mso-position-vertical-relative:margin;mso-width-percent:0;mso-height-percent:0;mso-width-relative:margin;mso-height-relative:margin;v-text-anchor:bottom" o:gfxdata="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" o:allowoverlap="f" filled="f" stroked="f">
+              <v:shape id="Text Box 14" o:spid="_x0000_s1026" type="#_x0000_t202" alt="Report title" style="position:absolute;margin-left:36pt;margin-top:85.4pt;width:540pt;height:148.1pt;z-index:-251641856;visibility:visible;mso-wrap-style:square;mso-width-percent:0;mso-height-percent:0;mso-wrap-distance-left:9pt;mso-wrap-distance-top:0;mso-wrap-distance-right:9pt;mso-wrap-distance-bottom:0;mso-position-horizontal:absolute;mso-position-horizontal-relative:page;mso-position-vertical:absolute;mso-position-vertical-relative:margin;mso-width-percent:0;mso-height-percent:0;mso-width-relative:margin;mso-height-relative:margin;v-text-anchor:bottom" o:gfxdata="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" o:allowoverlap="f" filled="f" stroked="f">
                 <v:textbox inset="0,0,0,0">
                   <w:txbxContent>
                     <w:sdt>
@@ -474,7 +471,6 @@
                         <w:dataBinding w:prefixMappings="xmlns:ns0='http://purl.org/dc/elements/1.1/' xmlns:ns1='http://schemas.openxmlformats.org/package/2006/metadata/core-properties' " w:xpath="/ns1:coreProperties[1]/ns0:title[1]" w:storeItemID="{6C3C8BC8-F283-45AE-878A-BAB7291924A1}"/>
                         <w:text/>
                       </w:sdtPr>
-                      <w:sdtEndPr/>
                       <w:sdtContent>
                         <w:p>
                           <w:pPr>
@@ -532,7 +528,6 @@
                           <w:dataBinding w:prefixMappings="xmlns:ns0='http://purl.org/dc/elements/1.1/' xmlns:ns1='http://schemas.openxmlformats.org/package/2006/metadata/core-properties' " w:xpath="/ns1:coreProperties[1]/ns0:subject[1]" w:storeItemID="{6C3C8BC8-F283-45AE-878A-BAB7291924A1}"/>
                           <w:text/>
                         </w:sdtPr>
-                        <w:sdtEndPr/>
                         <w:sdtContent>
                           <w:r>
                             <w:rPr>
@@ -775,7 +770,6 @@
                         <w:dataBinding w:prefixMappings="xmlns:ns0='http://schemas.microsoft.com/office/2006/coverPageProps'" w:xpath="/ns0:CoverPageProperties[1]/ns0:Abstract[1]" w:storeItemID="{55AF091B-3C7A-41E3-B477-F2FDAA23CFDA}"/>
                         <w:text/>
                       </w:sdtPr>
-                      <w:sdtEndPr/>
                       <w:sdtContent>
                         <w:p>
                           <w:pPr>
@@ -993,7 +987,7 @@
           </mc:Choice>
           <mc:Fallback>
             <w:pict>
-              <v:shape w14:anchorId="6466823C" id="Text Box 2" o:spid="_x0000_s1027" type="#_x0000_t202" style="position:absolute;margin-left:40.3pt;margin-top:.05pt;width:545.45pt;height:87.55pt;z-index:251679744;visibility:visible;mso-wrap-style:square;mso-width-percent:0;mso-height-percent:0;mso-wrap-distance-left:9pt;mso-wrap-distance-top:7.2pt;mso-wrap-distance-right:9pt;mso-wrap-distance-bottom:7.2pt;mso-position-horizontal:absolute;mso-position-horizontal-relative:page;mso-position-vertical:absolute;mso-position-vertical-relative:text;mso-width-percent:0;mso-height-percent:0;mso-width-relative:margin;mso-height-relative:margin;v-text-anchor:top" o:gfxdata="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" filled="f" stroked="f">
+              <v:shape w14:anchorId="6466823C" id="Text Box 2" o:spid="_x0000_s1027" type="#_x0000_t202" style="position:absolute;margin-left:40.3pt;margin-top:.05pt;width:545.45pt;height:87.55pt;z-index:251679744;visibility:visible;mso-wrap-style:square;mso-width-percent:0;mso-height-percent:0;mso-wrap-distance-left:9pt;mso-wrap-distance-top:7.2pt;mso-wrap-distance-right:9pt;mso-wrap-distance-bottom:7.2pt;mso-position-horizontal:absolute;mso-position-horizontal-relative:page;mso-position-vertical:absolute;mso-position-vertical-relative:text;mso-width-percent:0;mso-height-percent:0;mso-width-relative:margin;mso-height-relative:margin;v-text-anchor:top" o:gfxdata="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" filled="f" stroked="f">
                 <v:textbox>
                   <w:txbxContent>
                     <w:p>
@@ -1110,7 +1104,6 @@
           <w:docPartUnique/>
         </w:docPartObj>
       </w:sdtPr>
-      <w:sdtEndPr/>
       <w:sdtContent>
         <w:p>
           <w:pPr>
@@ -1261,7 +1254,7 @@
                               <w:txbxContent>
                                 <w:p>
                                   <w:pPr>
-                                    <w:pStyle w:val="ListParagraph"/>
+                                    <w:pStyle w:val="af5"/>
                                     <w:numPr>
                                       <w:ilvl w:val="0"/>
                                       <w:numId w:val="6"/>
@@ -1330,7 +1323,7 @@
                                 </w:p>
                                 <w:p>
                                   <w:pPr>
-                                    <w:pStyle w:val="ListParagraph"/>
+                                    <w:pStyle w:val="af5"/>
                                     <w:numPr>
                                       <w:ilvl w:val="0"/>
                                       <w:numId w:val="6"/>
@@ -1351,7 +1344,7 @@
                                 </w:p>
                                 <w:p>
                                   <w:pPr>
-                                    <w:pStyle w:val="ListParagraph"/>
+                                    <w:pStyle w:val="af5"/>
                                     <w:numPr>
                                       <w:ilvl w:val="0"/>
                                       <w:numId w:val="6"/>
@@ -1463,7 +1456,7 @@
                                 </w:p>
                                 <w:p>
                                   <w:pPr>
-                                    <w:pStyle w:val="ListParagraph"/>
+                                    <w:pStyle w:val="af5"/>
                                     <w:numPr>
                                       <w:ilvl w:val="0"/>
                                       <w:numId w:val="6"/>
@@ -1485,7 +1478,7 @@
                                 </w:p>
                                 <w:p>
                                   <w:pPr>
-                                    <w:pStyle w:val="ListParagraph"/>
+                                    <w:pStyle w:val="af5"/>
                                     <w:numPr>
                                       <w:ilvl w:val="0"/>
                                       <w:numId w:val="6"/>
@@ -1513,7 +1506,7 @@
                                 </w:p>
                                 <w:p>
                                   <w:pPr>
-                                    <w:pStyle w:val="ListParagraph"/>
+                                    <w:pStyle w:val="af5"/>
                                     <w:numPr>
                                       <w:ilvl w:val="0"/>
                                       <w:numId w:val="6"/>
@@ -1535,7 +1528,7 @@
                                 </w:p>
                                 <w:p>
                                   <w:pPr>
-                                    <w:pStyle w:val="ListParagraph"/>
+                                    <w:pStyle w:val="af5"/>
                                     <w:numPr>
                                       <w:ilvl w:val="0"/>
                                       <w:numId w:val="6"/>
@@ -1582,7 +1575,7 @@
                                 </w:p>
                                 <w:p>
                                   <w:pPr>
-                                    <w:pStyle w:val="ListParagraph"/>
+                                    <w:pStyle w:val="af5"/>
                                     <w:numPr>
                                       <w:ilvl w:val="0"/>
                                       <w:numId w:val="6"/>
@@ -1604,7 +1597,7 @@
                                 </w:p>
                                 <w:p>
                                   <w:pPr>
-                                    <w:pStyle w:val="ListParagraph"/>
+                                    <w:pStyle w:val="af5"/>
                                     <w:numPr>
                                       <w:ilvl w:val="0"/>
                                       <w:numId w:val="6"/>
@@ -1644,7 +1637,7 @@
                                 </w:p>
                                 <w:p>
                                   <w:pPr>
-                                    <w:pStyle w:val="ListParagraph"/>
+                                    <w:pStyle w:val="af5"/>
                                     <w:numPr>
                                       <w:ilvl w:val="0"/>
                                       <w:numId w:val="6"/>
@@ -1706,8 +1699,8 @@
               </mc:Choice>
               <mc:Fallback>
                 <w:pict>
-                  <v:group w14:anchorId="31857F9A" id="Group 198" o:spid="_x0000_s1028" style="position:absolute;margin-left:-105.75pt;margin-top:341.4pt;width:518.25pt;height:318.6pt;z-index:251677696;mso-wrap-distance-left:14.4pt;mso-wrap-distance-top:3.6pt;mso-wrap-distance-right:14.4pt;mso-wrap-distance-bottom:3.6pt;mso-position-horizontal-relative:margin;mso-position-vertical-relative:margin;mso-width-relative:margin;mso-height-relative:margin" coordorigin=",228" coordsize="35784,22576" o:gfxdata="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">
-                    <v:rect id="Rectangle 199" o:spid="_x0000_s1029" style="position:absolute;top:228;width:35674;height:2448;visibility:visible;mso-wrap-style:square;v-text-anchor:middle" o:gfxdata="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" fillcolor="#ef4623 [3204]" stroked="f" strokeweight="2pt">
+                  <v:group w14:anchorId="31857F9A" id="Group 198" o:spid="_x0000_s1028" style="position:absolute;margin-left:-105.75pt;margin-top:341.4pt;width:518.25pt;height:318.6pt;z-index:251677696;mso-wrap-distance-left:14.4pt;mso-wrap-distance-top:3.6pt;mso-wrap-distance-right:14.4pt;mso-wrap-distance-bottom:3.6pt;mso-position-horizontal-relative:margin;mso-position-vertical-relative:margin;mso-width-relative:margin;mso-height-relative:margin" coordorigin=",228" coordsize="35784,22576" o:gfxdata="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">
+                    <v:rect id="Rectangle 199" o:spid="_x0000_s1029" style="position:absolute;top:228;width:35674;height:2448;visibility:visible;mso-wrap-style:square;v-text-anchor:middle" o:gfxdata="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" fillcolor="#ef4623 [3204]" stroked="f" strokeweight="2pt">
                       <v:textbox>
                         <w:txbxContent>
                           <w:p>
@@ -1736,7 +1729,7 @@
                         </w:txbxContent>
                       </v:textbox>
                     </v:rect>
-                    <v:shape id="Text Box 200" o:spid="_x0000_s1030" type="#_x0000_t202" style="position:absolute;top:2896;width:35784;height:19908;visibility:visible;mso-wrap-style:square;v-text-anchor:top" o:gfxdata="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" filled="f" stroked="f" strokeweight=".5pt">
+                    <v:shape id="Text Box 200" o:spid="_x0000_s1030" type="#_x0000_t202" style="position:absolute;top:2896;width:35784;height:19908;visibility:visible;mso-wrap-style:square;v-text-anchor:top" o:gfxdata="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" filled="f" stroked="f" strokeweight=".5pt">
                       <v:textbox inset=",7.2pt,,0">
                         <w:txbxContent>
                           <w:p>
@@ -2242,7 +2235,6 @@
                                     <w:dataBinding w:prefixMappings="xmlns:ns0='http://schemas.openxmlformats.org/officeDocument/2006/extended-properties' " w:xpath="/ns0:Properties[1]/ns0:Company[1]" w:storeItemID="{6668398D-A668-4E3E-A5EB-62B293D839F1}"/>
                                     <w:text/>
                                   </w:sdtPr>
-                                  <w:sdtEndPr/>
                                   <w:sdtContent>
                                     <w:r>
                                       <w:t>Student Details:                                            CRN:</w:t>
@@ -2306,7 +2298,7 @@
                                     </w:tcPr>
                                     <w:p>
                                       <w:pPr>
-                                        <w:pStyle w:val="Footer"/>
+                                        <w:pStyle w:val="a5"/>
                                         <w:rPr>
                                           <w:b/>
                                           <w:bCs/>
@@ -2344,7 +2336,7 @@
                                     </w:p>
                                     <w:p>
                                       <w:pPr>
-                                        <w:pStyle w:val="Footer"/>
+                                        <w:pStyle w:val="a5"/>
                                         <w:rPr>
                                           <w:b/>
                                           <w:bCs/>
@@ -2375,7 +2367,7 @@
                                     </w:p>
                                     <w:p>
                                       <w:pPr>
-                                        <w:pStyle w:val="Footer"/>
+                                        <w:pStyle w:val="a5"/>
                                         <w:rPr>
                                           <w:b/>
                                           <w:bCs/>
@@ -2413,7 +2405,7 @@
                                     </w:p>
                                     <w:p>
                                       <w:pPr>
-                                        <w:pStyle w:val="Footer"/>
+                                        <w:pStyle w:val="a5"/>
                                         <w:rPr>
                                           <w:b/>
                                           <w:bCs/>
@@ -2451,7 +2443,7 @@
                                     </w:p>
                                     <w:p>
                                       <w:pPr>
-                                        <w:pStyle w:val="Footer"/>
+                                        <w:pStyle w:val="a5"/>
                                         <w:ind w:left="0"/>
                                         <w:rPr>
                                           <w:b/>
@@ -2471,7 +2463,7 @@
                                     </w:tcPr>
                                     <w:p>
                                       <w:pPr>
-                                        <w:pStyle w:val="Footer"/>
+                                        <w:pStyle w:val="a5"/>
                                         <w:ind w:left="0"/>
                                         <w:rPr>
                                           <w:b/>
@@ -2489,7 +2481,7 @@
                                     </w:tcPr>
                                     <w:p>
                                       <w:pPr>
-                                        <w:pStyle w:val="Footer"/>
+                                        <w:pStyle w:val="a5"/>
                                         <w:rPr>
                                           <w:b/>
                                           <w:bCs/>
@@ -2518,7 +2510,7 @@
                                     </w:p>
                                     <w:p>
                                       <w:pPr>
-                                        <w:pStyle w:val="Footer"/>
+                                        <w:pStyle w:val="a5"/>
                                         <w:rPr>
                                           <w:b/>
                                           <w:bCs/>
@@ -2556,7 +2548,7 @@
                                     </w:p>
                                     <w:p>
                                       <w:pPr>
-                                        <w:pStyle w:val="Footer"/>
+                                        <w:pStyle w:val="a5"/>
                                         <w:rPr>
                                           <w:b/>
                                           <w:bCs/>
@@ -2603,7 +2595,7 @@
                                     </w:p>
                                     <w:p>
                                       <w:pPr>
-                                        <w:pStyle w:val="Footer"/>
+                                        <w:pStyle w:val="a5"/>
                                         <w:rPr>
                                           <w:b/>
                                           <w:bCs/>
@@ -2653,7 +2645,7 @@
                                     </w:tcPr>
                                     <w:p>
                                       <w:pPr>
-                                        <w:pStyle w:val="Footer"/>
+                                        <w:pStyle w:val="a5"/>
                                         <w:ind w:left="0"/>
                                       </w:pPr>
                                     </w:p>
@@ -2665,7 +2657,7 @@
                                     </w:tcPr>
                                     <w:p>
                                       <w:pPr>
-                                        <w:pStyle w:val="Footer"/>
+                                        <w:pStyle w:val="a5"/>
                                       </w:pPr>
                                     </w:p>
                                   </w:tc>
@@ -2676,7 +2668,7 @@
                                     </w:tcPr>
                                     <w:p>
                                       <w:pPr>
-                                        <w:pStyle w:val="Footer"/>
+                                        <w:pStyle w:val="a5"/>
                                       </w:pPr>
                                     </w:p>
                                   </w:tc>
@@ -2684,7 +2676,7 @@
                               </w:tbl>
                               <w:p>
                                 <w:pPr>
-                                  <w:pStyle w:val="NoSpacing"/>
+                                  <w:pStyle w:val="ad"/>
                                 </w:pPr>
                               </w:p>
                             </w:txbxContent>
@@ -2709,11 +2701,7 @@
               </mc:Choice>
               <mc:Fallback>
                 <w:pict>
-                  <v:shapetype w14:anchorId="7CBAAF0B" id="_x0000_t202" coordsize="21600,21600" o:spt="202" path="m,l,21600r21600,l21600,xe">
-                    <v:stroke joinstyle="miter"/>
-                    <v:path gradientshapeok="t" o:connecttype="rect"/>
-                  </v:shapetype>
-                  <v:shape id="Text Box 15" o:spid="_x0000_s1031" type="#_x0000_t202" alt="contact info" style="position:absolute;margin-left:36pt;margin-top:228.75pt;width:540pt;height:99.75pt;z-index:251675648;visibility:visible;mso-wrap-style:square;mso-width-percent:1282;mso-height-percent:0;mso-wrap-distance-left:9pt;mso-wrap-distance-top:0;mso-wrap-distance-right:9pt;mso-wrap-distance-bottom:0;mso-position-horizontal:absolute;mso-position-horizontal-relative:page;mso-position-vertical:absolute;mso-position-vertical-relative:margin;mso-width-percent:1282;mso-height-percent:0;mso-width-relative:margin;mso-height-relative:margin;v-text-anchor:bottom" o:gfxdata="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" o:allowoverlap="f" filled="f" stroked="f" strokeweight=".5pt">
+                  <v:shape w14:anchorId="7CBAAF0B" id="Text Box 15" o:spid="_x0000_s1031" type="#_x0000_t202" alt="contact info" style="position:absolute;margin-left:36pt;margin-top:228.75pt;width:540pt;height:99.75pt;z-index:251675648;visibility:visible;mso-wrap-style:square;mso-width-percent:1282;mso-height-percent:0;mso-wrap-distance-left:9pt;mso-wrap-distance-top:0;mso-wrap-distance-right:9pt;mso-wrap-distance-bottom:0;mso-position-horizontal:absolute;mso-position-horizontal-relative:page;mso-position-vertical:absolute;mso-position-vertical-relative:margin;mso-width-percent:1282;mso-height-percent:0;mso-width-relative:margin;mso-height-relative:margin;v-text-anchor:bottom" o:gfxdata="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" o:allowoverlap="f" filled="f" stroked="f" strokeweight=".5pt">
                     <v:textbox inset="0,0,0,0">
                       <w:txbxContent>
                         <w:p>
@@ -2728,7 +2716,6 @@
                               <w:dataBinding w:prefixMappings="xmlns:ns0='http://schemas.openxmlformats.org/officeDocument/2006/extended-properties' " w:xpath="/ns0:Properties[1]/ns0:Company[1]" w:storeItemID="{6668398D-A668-4E3E-A5EB-62B293D839F1}"/>
                               <w:text/>
                             </w:sdtPr>
-                            <w:sdtEndPr/>
                             <w:sdtContent>
                               <w:r>
                                 <w:t>Student Details:                                            CRN:</w:t>
@@ -2792,7 +2779,7 @@
                               </w:tcPr>
                               <w:p>
                                 <w:pPr>
-                                  <w:pStyle w:val="Footer"/>
+                                  <w:pStyle w:val="a5"/>
                                   <w:rPr>
                                     <w:b/>
                                     <w:bCs/>
@@ -2830,7 +2817,7 @@
                               </w:p>
                               <w:p>
                                 <w:pPr>
-                                  <w:pStyle w:val="Footer"/>
+                                  <w:pStyle w:val="a5"/>
                                   <w:rPr>
                                     <w:b/>
                                     <w:bCs/>
@@ -2861,7 +2848,7 @@
                               </w:p>
                               <w:p>
                                 <w:pPr>
-                                  <w:pStyle w:val="Footer"/>
+                                  <w:pStyle w:val="a5"/>
                                   <w:rPr>
                                     <w:b/>
                                     <w:bCs/>
@@ -2899,7 +2886,7 @@
                               </w:p>
                               <w:p>
                                 <w:pPr>
-                                  <w:pStyle w:val="Footer"/>
+                                  <w:pStyle w:val="a5"/>
                                   <w:rPr>
                                     <w:b/>
                                     <w:bCs/>
@@ -2937,7 +2924,7 @@
                               </w:p>
                               <w:p>
                                 <w:pPr>
-                                  <w:pStyle w:val="Footer"/>
+                                  <w:pStyle w:val="a5"/>
                                   <w:ind w:left="0"/>
                                   <w:rPr>
                                     <w:b/>
@@ -2957,7 +2944,7 @@
                               </w:tcPr>
                               <w:p>
                                 <w:pPr>
-                                  <w:pStyle w:val="Footer"/>
+                                  <w:pStyle w:val="a5"/>
                                   <w:ind w:left="0"/>
                                   <w:rPr>
                                     <w:b/>
@@ -2975,7 +2962,7 @@
                               </w:tcPr>
                               <w:p>
                                 <w:pPr>
-                                  <w:pStyle w:val="Footer"/>
+                                  <w:pStyle w:val="a5"/>
                                   <w:rPr>
                                     <w:b/>
                                     <w:bCs/>
@@ -3004,7 +2991,7 @@
                               </w:p>
                               <w:p>
                                 <w:pPr>
-                                  <w:pStyle w:val="Footer"/>
+                                  <w:pStyle w:val="a5"/>
                                   <w:rPr>
                                     <w:b/>
                                     <w:bCs/>
@@ -3042,7 +3029,7 @@
                               </w:p>
                               <w:p>
                                 <w:pPr>
-                                  <w:pStyle w:val="Footer"/>
+                                  <w:pStyle w:val="a5"/>
                                   <w:rPr>
                                     <w:b/>
                                     <w:bCs/>
@@ -3089,7 +3076,7 @@
                               </w:p>
                               <w:p>
                                 <w:pPr>
-                                  <w:pStyle w:val="Footer"/>
+                                  <w:pStyle w:val="a5"/>
                                   <w:rPr>
                                     <w:b/>
                                     <w:bCs/>
@@ -3139,7 +3126,7 @@
                               </w:tcPr>
                               <w:p>
                                 <w:pPr>
-                                  <w:pStyle w:val="Footer"/>
+                                  <w:pStyle w:val="a5"/>
                                   <w:ind w:left="0"/>
                                 </w:pPr>
                               </w:p>
@@ -3151,7 +3138,7 @@
                               </w:tcPr>
                               <w:p>
                                 <w:pPr>
-                                  <w:pStyle w:val="Footer"/>
+                                  <w:pStyle w:val="a5"/>
                                 </w:pPr>
                               </w:p>
                             </w:tc>
@@ -3162,7 +3149,7 @@
                               </w:tcPr>
                               <w:p>
                                 <w:pPr>
-                                  <w:pStyle w:val="Footer"/>
+                                  <w:pStyle w:val="a5"/>
                                 </w:pPr>
                               </w:p>
                             </w:tc>
@@ -3170,7 +3157,7 @@
                         </w:tbl>
                         <w:p>
                           <w:pPr>
-                            <w:pStyle w:val="NoSpacing"/>
+                            <w:pStyle w:val="ad"/>
                           </w:pPr>
                         </w:p>
                       </w:txbxContent>
@@ -3212,7 +3199,7 @@
     </w:p>
     <w:p>
       <w:pPr>
-        <w:pStyle w:val="Heading1"/>
+        <w:pStyle w:val="1"/>
         <w:spacing w:before="0" w:after="0"/>
         <w:rPr>
           <w:rFonts w:ascii="Times New Roman" w:hAnsi="Times New Roman" w:cs="Times New Roman"/>
@@ -3353,7 +3340,7 @@
     </w:p>
     <w:p>
       <w:pPr>
-        <w:pStyle w:val="ListParagraph"/>
+        <w:pStyle w:val="af5"/>
         <w:numPr>
           <w:ilvl w:val="1"/>
           <w:numId w:val="6"/>
@@ -3432,7 +3419,7 @@
     </w:p>
     <w:p>
       <w:pPr>
-        <w:pStyle w:val="ListParagraph"/>
+        <w:pStyle w:val="af5"/>
         <w:numPr>
           <w:ilvl w:val="1"/>
           <w:numId w:val="6"/>
@@ -3518,7 +3505,7 @@
     </w:p>
     <w:p>
       <w:pPr>
-        <w:pStyle w:val="ListParagraph"/>
+        <w:pStyle w:val="af5"/>
         <w:numPr>
           <w:ilvl w:val="1"/>
           <w:numId w:val="6"/>
@@ -3604,7 +3591,7 @@
     </w:p>
     <w:p>
       <w:pPr>
-        <w:pStyle w:val="ListParagraph"/>
+        <w:pStyle w:val="af5"/>
         <w:numPr>
           <w:ilvl w:val="1"/>
           <w:numId w:val="6"/>
@@ -3850,7 +3837,7 @@
     </w:p>
     <w:p>
       <w:pPr>
-        <w:pStyle w:val="ListParagraph"/>
+        <w:pStyle w:val="af5"/>
         <w:numPr>
           <w:ilvl w:val="0"/>
           <w:numId w:val="19"/>
@@ -3875,7 +3862,7 @@
     </w:p>
     <w:p>
       <w:pPr>
-        <w:pStyle w:val="ListParagraph"/>
+        <w:pStyle w:val="af5"/>
         <w:numPr>
           <w:ilvl w:val="0"/>
           <w:numId w:val="19"/>
@@ -3900,7 +3887,7 @@
     </w:p>
     <w:p>
       <w:pPr>
-        <w:pStyle w:val="ListParagraph"/>
+        <w:pStyle w:val="af5"/>
         <w:numPr>
           <w:ilvl w:val="0"/>
           <w:numId w:val="19"/>
@@ -3997,7 +3984,7 @@
     </w:p>
     <w:p>
       <w:pPr>
-        <w:pStyle w:val="ListParagraph"/>
+        <w:pStyle w:val="af5"/>
         <w:numPr>
           <w:ilvl w:val="0"/>
           <w:numId w:val="19"/>
@@ -4360,7 +4347,7 @@
     </w:p>
     <w:p>
       <w:pPr>
-        <w:pStyle w:val="ListParagraph"/>
+        <w:pStyle w:val="af5"/>
         <w:numPr>
           <w:ilvl w:val="0"/>
           <w:numId w:val="7"/>
@@ -4398,7 +4385,7 @@
     </w:p>
     <w:p>
       <w:pPr>
-        <w:pStyle w:val="ListParagraph"/>
+        <w:pStyle w:val="af5"/>
         <w:numPr>
           <w:ilvl w:val="0"/>
           <w:numId w:val="7"/>
@@ -4514,7 +4501,7 @@
     </w:p>
     <w:p>
       <w:pPr>
-        <w:pStyle w:val="Heading1"/>
+        <w:pStyle w:val="1"/>
         <w:rPr>
           <w:rFonts w:ascii="Times New Roman" w:hAnsi="Times New Roman" w:cs="Times New Roman"/>
           <w:color w:val="auto"/>
@@ -4633,16 +4620,16 @@
                         <w:txbxContent>
                           <w:p>
                             <w:pPr>
-                              <w:pStyle w:val="Quote"/>
+                              <w:pStyle w:val="af"/>
                               <w:rPr>
-                                <w:rStyle w:val="QuoteChar"/>
+                                <w:rStyle w:val="Char5"/>
                                 <w:i/>
                                 <w:iCs/>
                               </w:rPr>
                             </w:pPr>
                             <w:r>
                               <w:rPr>
-                                <w:rStyle w:val="QuoteChar"/>
+                                <w:rStyle w:val="Char5"/>
                                 <w:i/>
                                 <w:iCs/>
                               </w:rPr>
@@ -4660,7 +4647,7 @@
                           </w:p>
                           <w:p>
                             <w:pPr>
-                              <w:pStyle w:val="NormalWeb"/>
+                              <w:pStyle w:val="af6"/>
                               <w:shd w:val="clear" w:color="auto" w:fill="FFFFFF"/>
                               <w:spacing w:before="0" w:beforeAutospacing="0" w:after="0" w:afterAutospacing="0" w:line="360" w:lineRule="auto"/>
                               <w:jc w:val="both"/>
@@ -4688,7 +4675,7 @@
                           </w:p>
                           <w:p>
                             <w:pPr>
-                              <w:pStyle w:val="NormalWeb"/>
+                              <w:pStyle w:val="af6"/>
                               <w:shd w:val="clear" w:color="auto" w:fill="FFFFFF"/>
                               <w:spacing w:before="0" w:beforeAutospacing="0" w:after="0" w:afterAutospacing="0"/>
                               <w:rPr>
@@ -4751,7 +4738,7 @@
           </mc:Choice>
           <mc:Fallback>
             <w:pict>
-              <v:shape w14:anchorId="2E8B6DDD" id="Text Box 1" o:spid="_x0000_s1032" type="#_x0000_t202" alt="Sidebar" style="position:absolute;left:0;text-align:left;margin-left:32.5pt;margin-top:6.6pt;width:95.9pt;height:181.45pt;z-index:251681792;visibility:visible;mso-wrap-style:square;mso-width-percent:250;mso-height-percent:950;mso-wrap-distance-left:14.4pt;mso-wrap-distance-top:0;mso-wrap-distance-right:14.4pt;mso-wrap-distance-bottom:3in;mso-position-horizontal:absolute;mso-position-horizontal-relative:page;mso-position-vertical:absolute;mso-position-vertical-relative:margin;mso-width-percent:250;mso-height-percent:950;mso-width-relative:margin;mso-height-relative:margin;v-text-anchor:top" o:gfxdata="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" filled="f" stroked="f" strokeweight=".5pt">
+              <v:shape w14:anchorId="2E8B6DDD" id="Text Box 1" o:spid="_x0000_s1032" type="#_x0000_t202" alt="Sidebar" style="position:absolute;left:0;text-align:left;margin-left:32.5pt;margin-top:6.6pt;width:95.9pt;height:181.45pt;z-index:251681792;visibility:visible;mso-wrap-style:square;mso-width-percent:250;mso-height-percent:950;mso-wrap-distance-left:14.4pt;mso-wrap-distance-top:0;mso-wrap-distance-right:14.4pt;mso-wrap-distance-bottom:3in;mso-position-horizontal:absolute;mso-position-horizontal-relative:page;mso-position-vertical:absolute;mso-position-vertical-relative:margin;mso-width-percent:250;mso-height-percent:950;mso-width-relative:margin;mso-height-relative:margin;v-text-anchor:top" o:gfxdata="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" filled="f" stroked="f" strokeweight=".5pt">
                 <v:textbox inset="3.6pt,0,3.6pt,0">
                   <w:txbxContent>
                     <w:p>
@@ -4913,7 +4900,7 @@
     </w:p>
     <w:p>
       <w:pPr>
-        <w:pStyle w:val="Heading1"/>
+        <w:pStyle w:val="1"/>
       </w:pPr>
       <w:r>
         <w:lastRenderedPageBreak/>
@@ -4922,7 +4909,7 @@
     </w:p>
     <w:p>
       <w:pPr>
-        <w:pStyle w:val="ListBullet"/>
+        <w:pStyle w:val="a"/>
         <w:rPr>
           <w:rFonts w:ascii="Times New Roman" w:hAnsi="Times New Roman" w:cs="Times New Roman"/>
           <w:sz w:val="24"/>
@@ -4940,7 +4927,7 @@
     </w:p>
     <w:p>
       <w:pPr>
-        <w:pStyle w:val="ListBullet"/>
+        <w:pStyle w:val="a"/>
         <w:rPr>
           <w:rFonts w:ascii="Times New Roman" w:hAnsi="Times New Roman" w:cs="Times New Roman"/>
           <w:sz w:val="24"/>
@@ -4960,7 +4947,7 @@
     </w:p>
     <w:p>
       <w:pPr>
-        <w:pStyle w:val="ListBullet"/>
+        <w:pStyle w:val="a"/>
         <w:rPr>
           <w:rFonts w:ascii="Times New Roman" w:hAnsi="Times New Roman" w:cs="Times New Roman"/>
           <w:sz w:val="24"/>
@@ -4978,7 +4965,7 @@
     </w:p>
     <w:p>
       <w:pPr>
-        <w:pStyle w:val="ListBullet"/>
+        <w:pStyle w:val="a"/>
         <w:rPr>
           <w:rFonts w:ascii="Times New Roman" w:hAnsi="Times New Roman" w:cs="Times New Roman"/>
           <w:sz w:val="24"/>
@@ -4996,7 +4983,7 @@
     </w:p>
     <w:p>
       <w:pPr>
-        <w:pStyle w:val="ListBullet"/>
+        <w:pStyle w:val="a"/>
         <w:rPr>
           <w:rFonts w:ascii="Times New Roman" w:hAnsi="Times New Roman" w:cs="Times New Roman"/>
           <w:sz w:val="24"/>
@@ -5014,7 +5001,7 @@
     </w:p>
     <w:p>
       <w:pPr>
-        <w:pStyle w:val="ListBullet"/>
+        <w:pStyle w:val="a"/>
         <w:rPr>
           <w:rFonts w:ascii="Times New Roman" w:hAnsi="Times New Roman" w:cs="Times New Roman"/>
           <w:sz w:val="24"/>
@@ -5032,7 +5019,7 @@
     </w:p>
     <w:p>
       <w:pPr>
-        <w:pStyle w:val="ListBullet"/>
+        <w:pStyle w:val="a"/>
         <w:numPr>
           <w:ilvl w:val="0"/>
           <w:numId w:val="0"/>
@@ -5120,7 +5107,7 @@
     </w:p>
     <w:p>
       <w:pPr>
-        <w:pStyle w:val="ListBullet"/>
+        <w:pStyle w:val="a"/>
         <w:numPr>
           <w:ilvl w:val="0"/>
           <w:numId w:val="0"/>
@@ -6854,7 +6841,7 @@
     </w:p>
     <w:p>
       <w:pPr>
-        <w:pStyle w:val="ListBullet"/>
+        <w:pStyle w:val="a"/>
         <w:numPr>
           <w:ilvl w:val="0"/>
           <w:numId w:val="0"/>
@@ -6869,7 +6856,7 @@
     </w:p>
     <w:p>
       <w:pPr>
-        <w:pStyle w:val="ListBullet"/>
+        <w:pStyle w:val="a"/>
         <w:numPr>
           <w:ilvl w:val="0"/>
           <w:numId w:val="0"/>
@@ -6884,7 +6871,7 @@
     </w:p>
     <w:p>
       <w:pPr>
-        <w:pStyle w:val="ListBullet"/>
+        <w:pStyle w:val="a"/>
         <w:numPr>
           <w:ilvl w:val="0"/>
           <w:numId w:val="0"/>
@@ -6899,7 +6886,7 @@
     </w:p>
     <w:p>
       <w:pPr>
-        <w:pStyle w:val="ListBullet"/>
+        <w:pStyle w:val="a"/>
         <w:numPr>
           <w:ilvl w:val="0"/>
           <w:numId w:val="0"/>
@@ -7695,7 +7682,7 @@
     </w:p>
     <w:p>
       <w:pPr>
-        <w:pStyle w:val="ListBullet"/>
+        <w:pStyle w:val="a"/>
         <w:numPr>
           <w:ilvl w:val="0"/>
           <w:numId w:val="0"/>
@@ -7710,7 +7697,7 @@
     </w:p>
     <w:p>
       <w:pPr>
-        <w:pStyle w:val="Heading1"/>
+        <w:pStyle w:val="1"/>
       </w:pPr>
       <w:r>
         <w:lastRenderedPageBreak/>
@@ -7719,7 +7706,7 @@
     </w:p>
     <w:p>
       <w:pPr>
-        <w:pStyle w:val="ListBullet"/>
+        <w:pStyle w:val="a"/>
         <w:numPr>
           <w:ilvl w:val="0"/>
           <w:numId w:val="0"/>
@@ -7743,7 +7730,7 @@
     </w:p>
     <w:p>
       <w:pPr>
-        <w:pStyle w:val="ListBullet"/>
+        <w:pStyle w:val="a"/>
         <w:rPr>
           <w:rFonts w:ascii="Times New Roman" w:hAnsi="Times New Roman" w:cs="Times New Roman"/>
           <w:color w:val="auto"/>
@@ -7763,7 +7750,7 @@
     </w:p>
     <w:p>
       <w:pPr>
-        <w:pStyle w:val="ListBullet"/>
+        <w:pStyle w:val="a"/>
         <w:rPr>
           <w:rFonts w:ascii="Times New Roman" w:hAnsi="Times New Roman" w:cs="Times New Roman"/>
           <w:color w:val="auto"/>
@@ -7783,7 +7770,7 @@
     </w:p>
     <w:p>
       <w:pPr>
-        <w:pStyle w:val="ListBullet"/>
+        <w:pStyle w:val="a"/>
         <w:rPr>
           <w:rFonts w:ascii="Times New Roman" w:hAnsi="Times New Roman" w:cs="Times New Roman"/>
           <w:color w:val="auto"/>
@@ -7803,7 +7790,7 @@
     </w:p>
     <w:p>
       <w:pPr>
-        <w:pStyle w:val="ListBullet"/>
+        <w:pStyle w:val="a"/>
         <w:numPr>
           <w:ilvl w:val="0"/>
           <w:numId w:val="0"/>
@@ -7818,7 +7805,7 @@
     </w:p>
     <w:p>
       <w:pPr>
-        <w:pStyle w:val="ListBullet"/>
+        <w:pStyle w:val="a"/>
         <w:numPr>
           <w:ilvl w:val="0"/>
           <w:numId w:val="0"/>
@@ -7834,7 +7821,7 @@
     </w:p>
     <w:p>
       <w:pPr>
-        <w:pStyle w:val="ListBullet"/>
+        <w:pStyle w:val="a"/>
         <w:numPr>
           <w:ilvl w:val="0"/>
           <w:numId w:val="0"/>
@@ -7850,7 +7837,7 @@
     </w:p>
     <w:p>
       <w:pPr>
-        <w:pStyle w:val="ListBullet"/>
+        <w:pStyle w:val="a"/>
         <w:numPr>
           <w:ilvl w:val="0"/>
           <w:numId w:val="0"/>
@@ -7879,7 +7866,7 @@
     </w:p>
     <w:p>
       <w:pPr>
-        <w:pStyle w:val="ListBullet"/>
+        <w:pStyle w:val="a"/>
         <w:numPr>
           <w:ilvl w:val="0"/>
           <w:numId w:val="0"/>
@@ -7895,7 +7882,7 @@
     </w:p>
     <w:p>
       <w:pPr>
-        <w:pStyle w:val="ListBullet"/>
+        <w:pStyle w:val="a"/>
         <w:rPr>
           <w:rFonts w:ascii="Times New Roman" w:hAnsi="Times New Roman" w:cs="Times New Roman"/>
           <w:color w:val="auto"/>
@@ -7915,7 +7902,7 @@
     </w:p>
     <w:p>
       <w:pPr>
-        <w:pStyle w:val="ListBullet"/>
+        <w:pStyle w:val="a"/>
         <w:rPr>
           <w:rFonts w:ascii="Times New Roman" w:hAnsi="Times New Roman" w:cs="Times New Roman"/>
           <w:color w:val="auto"/>
@@ -7935,18 +7922,18 @@
     </w:p>
     <w:p>
       <w:pPr>
-        <w:pStyle w:val="ListBullet"/>
-        <w:rPr>
-          <w:rFonts w:ascii="Times New Roman" w:hAnsi="Times New Roman" w:cs="Times New Roman"/>
-          <w:color w:val="auto"/>
-          <w:sz w:val="24"/>
-          <w:szCs w:val="24"/>
-        </w:rPr>
-      </w:pPr>
-    </w:p>
-    <w:p>
-      <w:pPr>
-        <w:pStyle w:val="ListBullet"/>
+        <w:pStyle w:val="a"/>
+        <w:rPr>
+          <w:rFonts w:ascii="Times New Roman" w:hAnsi="Times New Roman" w:cs="Times New Roman"/>
+          <w:color w:val="auto"/>
+          <w:sz w:val="24"/>
+          <w:szCs w:val="24"/>
+        </w:rPr>
+      </w:pPr>
+    </w:p>
+    <w:p>
+      <w:pPr>
+        <w:pStyle w:val="a"/>
         <w:rPr>
           <w:rFonts w:ascii="Times New Roman" w:hAnsi="Times New Roman" w:cs="Times New Roman"/>
           <w:color w:val="auto"/>
@@ -7966,7 +7953,7 @@
     </w:p>
     <w:p>
       <w:pPr>
-        <w:pStyle w:val="ListBullet"/>
+        <w:pStyle w:val="a"/>
         <w:rPr>
           <w:rFonts w:ascii="Times New Roman" w:hAnsi="Times New Roman" w:cs="Times New Roman"/>
           <w:color w:val="auto"/>
@@ -7986,7 +7973,7 @@
     </w:p>
     <w:p>
       <w:pPr>
-        <w:pStyle w:val="ListBullet"/>
+        <w:pStyle w:val="a"/>
         <w:rPr>
           <w:rFonts w:ascii="Times New Roman" w:hAnsi="Times New Roman" w:cs="Times New Roman"/>
           <w:color w:val="auto"/>
@@ -8006,7 +7993,7 @@
     </w:p>
     <w:p>
       <w:pPr>
-        <w:pStyle w:val="ListBullet"/>
+        <w:pStyle w:val="a"/>
         <w:rPr>
           <w:rFonts w:ascii="Times New Roman" w:hAnsi="Times New Roman" w:cs="Times New Roman"/>
           <w:color w:val="auto"/>
@@ -8026,7 +8013,7 @@
     </w:p>
     <w:p>
       <w:pPr>
-        <w:pStyle w:val="ListBullet"/>
+        <w:pStyle w:val="a"/>
         <w:rPr>
           <w:rFonts w:ascii="Times New Roman" w:hAnsi="Times New Roman" w:cs="Times New Roman"/>
           <w:color w:val="auto"/>
@@ -8046,7 +8033,7 @@
     </w:p>
     <w:p>
       <w:pPr>
-        <w:pStyle w:val="ListBullet"/>
+        <w:pStyle w:val="a"/>
         <w:rPr>
           <w:rFonts w:ascii="Times New Roman" w:hAnsi="Times New Roman" w:cs="Times New Roman"/>
           <w:color w:val="auto"/>
@@ -8066,7 +8053,7 @@
     </w:p>
     <w:p>
       <w:pPr>
-        <w:pStyle w:val="ListBullet"/>
+        <w:pStyle w:val="a"/>
         <w:rPr>
           <w:rFonts w:ascii="Times New Roman" w:hAnsi="Times New Roman" w:cs="Times New Roman"/>
           <w:color w:val="auto"/>
@@ -8086,7 +8073,7 @@
     </w:p>
     <w:p>
       <w:pPr>
-        <w:pStyle w:val="ListBullet"/>
+        <w:pStyle w:val="a"/>
         <w:rPr>
           <w:rFonts w:ascii="Times New Roman" w:hAnsi="Times New Roman" w:cs="Times New Roman"/>
           <w:color w:val="auto"/>
@@ -8106,18 +8093,18 @@
     </w:p>
     <w:p>
       <w:pPr>
-        <w:pStyle w:val="ListBullet"/>
-        <w:rPr>
-          <w:rFonts w:ascii="Times New Roman" w:hAnsi="Times New Roman" w:cs="Times New Roman"/>
-          <w:color w:val="auto"/>
-          <w:sz w:val="24"/>
-          <w:szCs w:val="24"/>
-        </w:rPr>
-      </w:pPr>
-    </w:p>
-    <w:p>
-      <w:pPr>
-        <w:pStyle w:val="ListBullet"/>
+        <w:pStyle w:val="a"/>
+        <w:rPr>
+          <w:rFonts w:ascii="Times New Roman" w:hAnsi="Times New Roman" w:cs="Times New Roman"/>
+          <w:color w:val="auto"/>
+          <w:sz w:val="24"/>
+          <w:szCs w:val="24"/>
+        </w:rPr>
+      </w:pPr>
+    </w:p>
+    <w:p>
+      <w:pPr>
+        <w:pStyle w:val="a"/>
         <w:rPr>
           <w:rFonts w:ascii="Times New Roman" w:hAnsi="Times New Roman" w:cs="Times New Roman"/>
           <w:color w:val="auto"/>
@@ -8137,7 +8124,7 @@
     </w:p>
     <w:p>
       <w:pPr>
-        <w:pStyle w:val="ListBullet"/>
+        <w:pStyle w:val="a"/>
         <w:rPr>
           <w:rFonts w:ascii="Times New Roman" w:hAnsi="Times New Roman" w:cs="Times New Roman"/>
           <w:color w:val="auto"/>
@@ -8157,7 +8144,7 @@
     </w:p>
     <w:p>
       <w:pPr>
-        <w:pStyle w:val="ListBullet"/>
+        <w:pStyle w:val="a"/>
         <w:rPr>
           <w:rFonts w:ascii="Times New Roman" w:hAnsi="Times New Roman" w:cs="Times New Roman"/>
           <w:color w:val="auto"/>
@@ -8177,7 +8164,7 @@
     </w:p>
     <w:p>
       <w:pPr>
-        <w:pStyle w:val="ListBullet"/>
+        <w:pStyle w:val="a"/>
         <w:rPr>
           <w:rFonts w:ascii="Times New Roman" w:hAnsi="Times New Roman" w:cs="Times New Roman"/>
           <w:color w:val="auto"/>
@@ -8197,7 +8184,7 @@
     </w:p>
     <w:p>
       <w:pPr>
-        <w:pStyle w:val="ListBullet"/>
+        <w:pStyle w:val="a"/>
         <w:rPr>
           <w:rFonts w:ascii="Times New Roman" w:hAnsi="Times New Roman" w:cs="Times New Roman"/>
           <w:color w:val="auto"/>
@@ -8217,7 +8204,7 @@
     </w:p>
     <w:p>
       <w:pPr>
-        <w:pStyle w:val="ListBullet"/>
+        <w:pStyle w:val="a"/>
         <w:rPr>
           <w:rFonts w:ascii="Times New Roman" w:hAnsi="Times New Roman" w:cs="Times New Roman"/>
           <w:color w:val="auto"/>
@@ -8237,18 +8224,18 @@
     </w:p>
     <w:p>
       <w:pPr>
-        <w:pStyle w:val="ListBullet"/>
-        <w:rPr>
-          <w:rFonts w:ascii="Times New Roman" w:hAnsi="Times New Roman" w:cs="Times New Roman"/>
-          <w:color w:val="auto"/>
-          <w:sz w:val="24"/>
-          <w:szCs w:val="24"/>
-        </w:rPr>
-      </w:pPr>
-    </w:p>
-    <w:p>
-      <w:pPr>
-        <w:pStyle w:val="ListBullet"/>
+        <w:pStyle w:val="a"/>
+        <w:rPr>
+          <w:rFonts w:ascii="Times New Roman" w:hAnsi="Times New Roman" w:cs="Times New Roman"/>
+          <w:color w:val="auto"/>
+          <w:sz w:val="24"/>
+          <w:szCs w:val="24"/>
+        </w:rPr>
+      </w:pPr>
+    </w:p>
+    <w:p>
+      <w:pPr>
+        <w:pStyle w:val="a"/>
         <w:rPr>
           <w:rFonts w:ascii="Times New Roman" w:hAnsi="Times New Roman" w:cs="Times New Roman"/>
           <w:color w:val="auto"/>
@@ -8268,7 +8255,7 @@
     </w:p>
     <w:p>
       <w:pPr>
-        <w:pStyle w:val="ListBullet"/>
+        <w:pStyle w:val="a"/>
         <w:rPr>
           <w:rFonts w:ascii="Times New Roman" w:hAnsi="Times New Roman" w:cs="Times New Roman"/>
           <w:color w:val="auto"/>
@@ -8288,7 +8275,7 @@
     </w:p>
     <w:p>
       <w:pPr>
-        <w:pStyle w:val="ListBullet"/>
+        <w:pStyle w:val="a"/>
         <w:rPr>
           <w:rFonts w:ascii="Times New Roman" w:hAnsi="Times New Roman" w:cs="Times New Roman"/>
           <w:color w:val="auto"/>
@@ -8308,7 +8295,7 @@
     </w:p>
     <w:p>
       <w:pPr>
-        <w:pStyle w:val="ListBullet"/>
+        <w:pStyle w:val="a"/>
         <w:rPr>
           <w:rFonts w:ascii="Times New Roman" w:hAnsi="Times New Roman" w:cs="Times New Roman"/>
           <w:color w:val="auto"/>
@@ -8328,7 +8315,7 @@
     </w:p>
     <w:p>
       <w:pPr>
-        <w:pStyle w:val="ListBullet"/>
+        <w:pStyle w:val="a"/>
         <w:rPr>
           <w:rFonts w:ascii="Times New Roman" w:hAnsi="Times New Roman" w:cs="Times New Roman"/>
           <w:color w:val="auto"/>
@@ -8348,7 +8335,7 @@
     </w:p>
     <w:p>
       <w:pPr>
-        <w:pStyle w:val="ListBullet"/>
+        <w:pStyle w:val="a"/>
         <w:rPr>
           <w:rFonts w:ascii="Times New Roman" w:hAnsi="Times New Roman" w:cs="Times New Roman"/>
           <w:color w:val="auto"/>
@@ -8368,18 +8355,18 @@
     </w:p>
     <w:p>
       <w:pPr>
-        <w:pStyle w:val="ListBullet"/>
-        <w:rPr>
-          <w:rFonts w:ascii="Times New Roman" w:hAnsi="Times New Roman" w:cs="Times New Roman"/>
-          <w:color w:val="auto"/>
-          <w:sz w:val="24"/>
-          <w:szCs w:val="24"/>
-        </w:rPr>
-      </w:pPr>
-    </w:p>
-    <w:p>
-      <w:pPr>
-        <w:pStyle w:val="ListBullet"/>
+        <w:pStyle w:val="a"/>
+        <w:rPr>
+          <w:rFonts w:ascii="Times New Roman" w:hAnsi="Times New Roman" w:cs="Times New Roman"/>
+          <w:color w:val="auto"/>
+          <w:sz w:val="24"/>
+          <w:szCs w:val="24"/>
+        </w:rPr>
+      </w:pPr>
+    </w:p>
+    <w:p>
+      <w:pPr>
+        <w:pStyle w:val="a"/>
         <w:rPr>
           <w:rFonts w:ascii="Times New Roman" w:hAnsi="Times New Roman" w:cs="Times New Roman"/>
           <w:color w:val="auto"/>
@@ -8399,7 +8386,7 @@
     </w:p>
     <w:p>
       <w:pPr>
-        <w:pStyle w:val="ListBullet"/>
+        <w:pStyle w:val="a"/>
         <w:rPr>
           <w:rFonts w:ascii="Times New Roman" w:hAnsi="Times New Roman" w:cs="Times New Roman"/>
           <w:color w:val="auto"/>
@@ -8419,7 +8406,7 @@
     </w:p>
     <w:p>
       <w:pPr>
-        <w:pStyle w:val="ListBullet"/>
+        <w:pStyle w:val="a"/>
         <w:rPr>
           <w:rFonts w:ascii="Times New Roman" w:hAnsi="Times New Roman" w:cs="Times New Roman"/>
           <w:color w:val="auto"/>
@@ -8439,7 +8426,7 @@
     </w:p>
     <w:p>
       <w:pPr>
-        <w:pStyle w:val="ListBullet"/>
+        <w:pStyle w:val="a"/>
         <w:rPr>
           <w:rFonts w:ascii="Times New Roman" w:hAnsi="Times New Roman" w:cs="Times New Roman"/>
           <w:color w:val="auto"/>
@@ -8459,7 +8446,7 @@
     </w:p>
     <w:p>
       <w:pPr>
-        <w:pStyle w:val="ListBullet"/>
+        <w:pStyle w:val="a"/>
         <w:rPr>
           <w:rFonts w:ascii="Times New Roman" w:hAnsi="Times New Roman" w:cs="Times New Roman"/>
           <w:color w:val="auto"/>
@@ -8479,7 +8466,7 @@
     </w:p>
     <w:p>
       <w:pPr>
-        <w:pStyle w:val="ListBullet"/>
+        <w:pStyle w:val="a"/>
         <w:rPr>
           <w:rFonts w:ascii="Times New Roman" w:hAnsi="Times New Roman" w:cs="Times New Roman"/>
           <w:color w:val="auto"/>
@@ -8499,7 +8486,7 @@
     </w:p>
     <w:p>
       <w:pPr>
-        <w:pStyle w:val="ListBullet"/>
+        <w:pStyle w:val="a"/>
         <w:rPr>
           <w:rFonts w:ascii="Times New Roman" w:hAnsi="Times New Roman" w:cs="Times New Roman"/>
           <w:color w:val="auto"/>
@@ -8519,7 +8506,7 @@
     </w:p>
     <w:p>
       <w:pPr>
-        <w:pStyle w:val="ListBullet"/>
+        <w:pStyle w:val="a"/>
         <w:rPr>
           <w:rFonts w:ascii="Times New Roman" w:hAnsi="Times New Roman" w:cs="Times New Roman"/>
           <w:color w:val="auto"/>
@@ -8539,7 +8526,7 @@
     </w:p>
     <w:p>
       <w:pPr>
-        <w:pStyle w:val="ListBullet"/>
+        <w:pStyle w:val="a"/>
         <w:rPr>
           <w:rFonts w:ascii="Times New Roman" w:hAnsi="Times New Roman" w:cs="Times New Roman"/>
           <w:color w:val="auto"/>
@@ -8559,18 +8546,18 @@
     </w:p>
     <w:p>
       <w:pPr>
-        <w:pStyle w:val="ListBullet"/>
-        <w:rPr>
-          <w:rFonts w:ascii="Times New Roman" w:hAnsi="Times New Roman" w:cs="Times New Roman"/>
-          <w:color w:val="auto"/>
-          <w:sz w:val="24"/>
-          <w:szCs w:val="24"/>
-        </w:rPr>
-      </w:pPr>
-    </w:p>
-    <w:p>
-      <w:pPr>
-        <w:pStyle w:val="ListBullet"/>
+        <w:pStyle w:val="a"/>
+        <w:rPr>
+          <w:rFonts w:ascii="Times New Roman" w:hAnsi="Times New Roman" w:cs="Times New Roman"/>
+          <w:color w:val="auto"/>
+          <w:sz w:val="24"/>
+          <w:szCs w:val="24"/>
+        </w:rPr>
+      </w:pPr>
+    </w:p>
+    <w:p>
+      <w:pPr>
+        <w:pStyle w:val="a"/>
         <w:rPr>
           <w:rFonts w:ascii="Times New Roman" w:hAnsi="Times New Roman" w:cs="Times New Roman"/>
           <w:color w:val="auto"/>
@@ -8590,7 +8577,7 @@
     </w:p>
     <w:p>
       <w:pPr>
-        <w:pStyle w:val="ListBullet"/>
+        <w:pStyle w:val="a"/>
         <w:rPr>
           <w:rFonts w:ascii="Times New Roman" w:hAnsi="Times New Roman" w:cs="Times New Roman"/>
           <w:color w:val="auto"/>
@@ -8610,7 +8597,7 @@
     </w:p>
     <w:p>
       <w:pPr>
-        <w:pStyle w:val="ListBullet"/>
+        <w:pStyle w:val="a"/>
         <w:rPr>
           <w:rFonts w:ascii="Times New Roman" w:hAnsi="Times New Roman" w:cs="Times New Roman"/>
           <w:color w:val="auto"/>
@@ -8630,7 +8617,7 @@
     </w:p>
     <w:p>
       <w:pPr>
-        <w:pStyle w:val="ListBullet"/>
+        <w:pStyle w:val="a"/>
         <w:rPr>
           <w:rFonts w:ascii="Times New Roman" w:hAnsi="Times New Roman" w:cs="Times New Roman"/>
           <w:color w:val="auto"/>
@@ -8650,7 +8637,7 @@
     </w:p>
     <w:p>
       <w:pPr>
-        <w:pStyle w:val="ListBullet"/>
+        <w:pStyle w:val="a"/>
         <w:rPr>
           <w:rFonts w:ascii="Times New Roman" w:hAnsi="Times New Roman" w:cs="Times New Roman"/>
           <w:color w:val="auto"/>
@@ -8670,7 +8657,7 @@
     </w:p>
     <w:p>
       <w:pPr>
-        <w:pStyle w:val="ListBullet"/>
+        <w:pStyle w:val="a"/>
         <w:rPr>
           <w:rFonts w:ascii="Times New Roman" w:hAnsi="Times New Roman" w:cs="Times New Roman"/>
           <w:color w:val="auto"/>
@@ -8690,7 +8677,7 @@
     </w:p>
     <w:p>
       <w:pPr>
-        <w:pStyle w:val="ListBullet"/>
+        <w:pStyle w:val="a"/>
         <w:rPr>
           <w:rFonts w:ascii="Times New Roman" w:hAnsi="Times New Roman" w:cs="Times New Roman"/>
           <w:color w:val="auto"/>
@@ -8710,7 +8697,7 @@
     </w:p>
     <w:p>
       <w:pPr>
-        <w:pStyle w:val="ListBullet"/>
+        <w:pStyle w:val="a"/>
         <w:rPr>
           <w:rFonts w:ascii="Times New Roman" w:hAnsi="Times New Roman" w:cs="Times New Roman"/>
           <w:color w:val="auto"/>
@@ -8730,7 +8717,7 @@
     </w:p>
     <w:p>
       <w:pPr>
-        <w:pStyle w:val="ListBullet"/>
+        <w:pStyle w:val="a"/>
         <w:rPr>
           <w:rFonts w:ascii="Times New Roman" w:hAnsi="Times New Roman" w:cs="Times New Roman"/>
           <w:color w:val="auto"/>
@@ -8750,7 +8737,7 @@
     </w:p>
     <w:p>
       <w:pPr>
-        <w:pStyle w:val="ListBullet"/>
+        <w:pStyle w:val="a"/>
         <w:rPr>
           <w:rFonts w:ascii="Times New Roman" w:hAnsi="Times New Roman" w:cs="Times New Roman"/>
           <w:color w:val="auto"/>
@@ -8770,7 +8757,7 @@
     </w:p>
     <w:p>
       <w:pPr>
-        <w:pStyle w:val="ListBullet"/>
+        <w:pStyle w:val="a"/>
         <w:rPr>
           <w:rFonts w:ascii="Times New Roman" w:hAnsi="Times New Roman" w:cs="Times New Roman"/>
           <w:color w:val="auto"/>
@@ -8790,7 +8777,7 @@
     </w:p>
     <w:p>
       <w:pPr>
-        <w:pStyle w:val="ListBullet"/>
+        <w:pStyle w:val="a"/>
         <w:rPr>
           <w:rFonts w:ascii="Times New Roman" w:hAnsi="Times New Roman" w:cs="Times New Roman"/>
           <w:color w:val="auto"/>
@@ -8810,7 +8797,7 @@
     </w:p>
     <w:p>
       <w:pPr>
-        <w:pStyle w:val="ListBullet"/>
+        <w:pStyle w:val="a"/>
         <w:rPr>
           <w:rFonts w:ascii="Times New Roman" w:hAnsi="Times New Roman" w:cs="Times New Roman"/>
           <w:color w:val="auto"/>
@@ -8830,18 +8817,18 @@
     </w:p>
     <w:p>
       <w:pPr>
-        <w:pStyle w:val="ListBullet"/>
-        <w:rPr>
-          <w:rFonts w:ascii="Times New Roman" w:hAnsi="Times New Roman" w:cs="Times New Roman"/>
-          <w:color w:val="auto"/>
-          <w:sz w:val="24"/>
-          <w:szCs w:val="24"/>
-        </w:rPr>
-      </w:pPr>
-    </w:p>
-    <w:p>
-      <w:pPr>
-        <w:pStyle w:val="ListBullet"/>
+        <w:pStyle w:val="a"/>
+        <w:rPr>
+          <w:rFonts w:ascii="Times New Roman" w:hAnsi="Times New Roman" w:cs="Times New Roman"/>
+          <w:color w:val="auto"/>
+          <w:sz w:val="24"/>
+          <w:szCs w:val="24"/>
+        </w:rPr>
+      </w:pPr>
+    </w:p>
+    <w:p>
+      <w:pPr>
+        <w:pStyle w:val="a"/>
         <w:rPr>
           <w:rFonts w:ascii="Times New Roman" w:hAnsi="Times New Roman" w:cs="Times New Roman"/>
           <w:color w:val="auto"/>
@@ -8861,7 +8848,7 @@
     </w:p>
     <w:p>
       <w:pPr>
-        <w:pStyle w:val="ListBullet"/>
+        <w:pStyle w:val="a"/>
         <w:rPr>
           <w:rFonts w:ascii="Times New Roman" w:hAnsi="Times New Roman" w:cs="Times New Roman"/>
           <w:color w:val="auto"/>
@@ -8881,7 +8868,7 @@
     </w:p>
     <w:p>
       <w:pPr>
-        <w:pStyle w:val="ListBullet"/>
+        <w:pStyle w:val="a"/>
         <w:rPr>
           <w:rFonts w:ascii="Times New Roman" w:hAnsi="Times New Roman" w:cs="Times New Roman"/>
           <w:color w:val="auto"/>
@@ -8901,7 +8888,7 @@
     </w:p>
     <w:p>
       <w:pPr>
-        <w:pStyle w:val="ListBullet"/>
+        <w:pStyle w:val="a"/>
         <w:rPr>
           <w:rFonts w:ascii="Times New Roman" w:hAnsi="Times New Roman" w:cs="Times New Roman"/>
           <w:color w:val="auto"/>
@@ -8921,7 +8908,7 @@
     </w:p>
     <w:p>
       <w:pPr>
-        <w:pStyle w:val="ListBullet"/>
+        <w:pStyle w:val="a"/>
         <w:rPr>
           <w:rFonts w:ascii="Times New Roman" w:hAnsi="Times New Roman" w:cs="Times New Roman"/>
           <w:color w:val="auto"/>
@@ -8941,7 +8928,7 @@
     </w:p>
     <w:p>
       <w:pPr>
-        <w:pStyle w:val="ListBullet"/>
+        <w:pStyle w:val="a"/>
         <w:rPr>
           <w:rFonts w:ascii="Times New Roman" w:hAnsi="Times New Roman" w:cs="Times New Roman"/>
           <w:color w:val="auto"/>
@@ -8961,7 +8948,7 @@
     </w:p>
     <w:p>
       <w:pPr>
-        <w:pStyle w:val="ListBullet"/>
+        <w:pStyle w:val="a"/>
         <w:rPr>
           <w:rFonts w:ascii="Times New Roman" w:hAnsi="Times New Roman" w:cs="Times New Roman"/>
           <w:color w:val="auto"/>
@@ -8981,7 +8968,7 @@
     </w:p>
     <w:p>
       <w:pPr>
-        <w:pStyle w:val="ListBullet"/>
+        <w:pStyle w:val="a"/>
         <w:rPr>
           <w:rFonts w:ascii="Times New Roman" w:hAnsi="Times New Roman" w:cs="Times New Roman"/>
           <w:color w:val="auto"/>
@@ -9001,7 +8988,7 @@
     </w:p>
     <w:p>
       <w:pPr>
-        <w:pStyle w:val="ListBullet"/>
+        <w:pStyle w:val="a"/>
         <w:rPr>
           <w:rFonts w:ascii="Times New Roman" w:hAnsi="Times New Roman" w:cs="Times New Roman"/>
           <w:color w:val="auto"/>
@@ -9021,7 +9008,7 @@
     </w:p>
     <w:p>
       <w:pPr>
-        <w:pStyle w:val="ListBullet"/>
+        <w:pStyle w:val="a"/>
         <w:rPr>
           <w:rFonts w:ascii="Times New Roman" w:hAnsi="Times New Roman" w:cs="Times New Roman"/>
           <w:color w:val="auto"/>
@@ -9041,7 +9028,7 @@
     </w:p>
     <w:p>
       <w:pPr>
-        <w:pStyle w:val="ListBullet"/>
+        <w:pStyle w:val="a"/>
         <w:rPr>
           <w:rFonts w:ascii="Times New Roman" w:hAnsi="Times New Roman" w:cs="Times New Roman"/>
           <w:color w:val="auto"/>
@@ -9061,7 +9048,7 @@
     </w:p>
     <w:p>
       <w:pPr>
-        <w:pStyle w:val="ListBullet"/>
+        <w:pStyle w:val="a"/>
         <w:rPr>
           <w:rFonts w:ascii="Times New Roman" w:hAnsi="Times New Roman" w:cs="Times New Roman"/>
           <w:color w:val="auto"/>
@@ -9081,18 +9068,18 @@
     </w:p>
     <w:p>
       <w:pPr>
-        <w:pStyle w:val="ListBullet"/>
-        <w:rPr>
-          <w:rFonts w:ascii="Times New Roman" w:hAnsi="Times New Roman" w:cs="Times New Roman"/>
-          <w:color w:val="auto"/>
-          <w:sz w:val="24"/>
-          <w:szCs w:val="24"/>
-        </w:rPr>
-      </w:pPr>
-    </w:p>
-    <w:p>
-      <w:pPr>
-        <w:pStyle w:val="ListBullet"/>
+        <w:pStyle w:val="a"/>
+        <w:rPr>
+          <w:rFonts w:ascii="Times New Roman" w:hAnsi="Times New Roman" w:cs="Times New Roman"/>
+          <w:color w:val="auto"/>
+          <w:sz w:val="24"/>
+          <w:szCs w:val="24"/>
+        </w:rPr>
+      </w:pPr>
+    </w:p>
+    <w:p>
+      <w:pPr>
+        <w:pStyle w:val="a"/>
         <w:rPr>
           <w:rFonts w:ascii="Times New Roman" w:hAnsi="Times New Roman" w:cs="Times New Roman"/>
           <w:color w:val="auto"/>
@@ -9112,7 +9099,7 @@
     </w:p>
     <w:p>
       <w:pPr>
-        <w:pStyle w:val="ListBullet"/>
+        <w:pStyle w:val="a"/>
         <w:rPr>
           <w:rFonts w:ascii="Times New Roman" w:hAnsi="Times New Roman" w:cs="Times New Roman"/>
           <w:color w:val="auto"/>
@@ -9132,7 +9119,7 @@
     </w:p>
     <w:p>
       <w:pPr>
-        <w:pStyle w:val="ListBullet"/>
+        <w:pStyle w:val="a"/>
         <w:rPr>
           <w:rFonts w:ascii="Times New Roman" w:hAnsi="Times New Roman" w:cs="Times New Roman"/>
           <w:color w:val="auto"/>
@@ -9152,7 +9139,7 @@
     </w:p>
     <w:p>
       <w:pPr>
-        <w:pStyle w:val="ListBullet"/>
+        <w:pStyle w:val="a"/>
         <w:rPr>
           <w:rFonts w:ascii="Times New Roman" w:hAnsi="Times New Roman" w:cs="Times New Roman"/>
           <w:color w:val="auto"/>
@@ -9172,7 +9159,7 @@
     </w:p>
     <w:p>
       <w:pPr>
-        <w:pStyle w:val="ListBullet"/>
+        <w:pStyle w:val="a"/>
         <w:rPr>
           <w:rFonts w:ascii="Times New Roman" w:hAnsi="Times New Roman" w:cs="Times New Roman"/>
           <w:color w:val="auto"/>
@@ -9192,7 +9179,7 @@
     </w:p>
     <w:p>
       <w:pPr>
-        <w:pStyle w:val="ListBullet"/>
+        <w:pStyle w:val="a"/>
         <w:rPr>
           <w:rFonts w:ascii="Times New Roman" w:hAnsi="Times New Roman" w:cs="Times New Roman"/>
           <w:color w:val="auto"/>
@@ -9212,7 +9199,7 @@
     </w:p>
     <w:p>
       <w:pPr>
-        <w:pStyle w:val="ListBullet"/>
+        <w:pStyle w:val="a"/>
         <w:rPr>
           <w:rFonts w:ascii="Times New Roman" w:hAnsi="Times New Roman" w:cs="Times New Roman"/>
           <w:color w:val="auto"/>
@@ -9232,18 +9219,18 @@
     </w:p>
     <w:p>
       <w:pPr>
-        <w:pStyle w:val="ListBullet"/>
-        <w:rPr>
-          <w:rFonts w:ascii="Times New Roman" w:hAnsi="Times New Roman" w:cs="Times New Roman"/>
-          <w:color w:val="auto"/>
-          <w:sz w:val="24"/>
-          <w:szCs w:val="24"/>
-        </w:rPr>
-      </w:pPr>
-    </w:p>
-    <w:p>
-      <w:pPr>
-        <w:pStyle w:val="ListBullet"/>
+        <w:pStyle w:val="a"/>
+        <w:rPr>
+          <w:rFonts w:ascii="Times New Roman" w:hAnsi="Times New Roman" w:cs="Times New Roman"/>
+          <w:color w:val="auto"/>
+          <w:sz w:val="24"/>
+          <w:szCs w:val="24"/>
+        </w:rPr>
+      </w:pPr>
+    </w:p>
+    <w:p>
+      <w:pPr>
+        <w:pStyle w:val="a"/>
         <w:rPr>
           <w:rFonts w:ascii="Times New Roman" w:hAnsi="Times New Roman" w:cs="Times New Roman"/>
           <w:color w:val="auto"/>
@@ -9263,7 +9250,7 @@
     </w:p>
     <w:p>
       <w:pPr>
-        <w:pStyle w:val="ListBullet"/>
+        <w:pStyle w:val="a"/>
         <w:rPr>
           <w:rFonts w:ascii="Times New Roman" w:hAnsi="Times New Roman" w:cs="Times New Roman"/>
           <w:color w:val="auto"/>
@@ -9283,7 +9270,7 @@
     </w:p>
     <w:p>
       <w:pPr>
-        <w:pStyle w:val="ListBullet"/>
+        <w:pStyle w:val="a"/>
         <w:rPr>
           <w:rFonts w:ascii="Times New Roman" w:hAnsi="Times New Roman" w:cs="Times New Roman"/>
           <w:color w:val="auto"/>
@@ -9303,7 +9290,7 @@
     </w:p>
     <w:p>
       <w:pPr>
-        <w:pStyle w:val="ListBullet"/>
+        <w:pStyle w:val="a"/>
         <w:rPr>
           <w:rFonts w:ascii="Times New Roman" w:hAnsi="Times New Roman" w:cs="Times New Roman"/>
           <w:color w:val="auto"/>
@@ -9323,7 +9310,7 @@
     </w:p>
     <w:p>
       <w:pPr>
-        <w:pStyle w:val="ListBullet"/>
+        <w:pStyle w:val="a"/>
         <w:rPr>
           <w:rFonts w:ascii="Times New Roman" w:hAnsi="Times New Roman" w:cs="Times New Roman"/>
           <w:color w:val="auto"/>
@@ -9343,7 +9330,7 @@
     </w:p>
     <w:p>
       <w:pPr>
-        <w:pStyle w:val="ListBullet"/>
+        <w:pStyle w:val="a"/>
         <w:rPr>
           <w:rFonts w:ascii="Times New Roman" w:hAnsi="Times New Roman" w:cs="Times New Roman"/>
           <w:color w:val="auto"/>
@@ -9363,7 +9350,7 @@
     </w:p>
     <w:p>
       <w:pPr>
-        <w:pStyle w:val="ListBullet"/>
+        <w:pStyle w:val="a"/>
         <w:rPr>
           <w:rFonts w:ascii="Times New Roman" w:hAnsi="Times New Roman" w:cs="Times New Roman"/>
           <w:color w:val="auto"/>
@@ -9383,7 +9370,7 @@
     </w:p>
     <w:p>
       <w:pPr>
-        <w:pStyle w:val="ListBullet"/>
+        <w:pStyle w:val="a"/>
         <w:rPr>
           <w:rFonts w:ascii="Times New Roman" w:hAnsi="Times New Roman" w:cs="Times New Roman"/>
           <w:color w:val="auto"/>
@@ -9403,7 +9390,7 @@
     </w:p>
     <w:p>
       <w:pPr>
-        <w:pStyle w:val="ListBullet"/>
+        <w:pStyle w:val="a"/>
         <w:rPr>
           <w:rFonts w:ascii="Times New Roman" w:hAnsi="Times New Roman" w:cs="Times New Roman"/>
           <w:color w:val="auto"/>
@@ -9423,7 +9410,7 @@
     </w:p>
     <w:p>
       <w:pPr>
-        <w:pStyle w:val="ListBullet"/>
+        <w:pStyle w:val="a"/>
         <w:rPr>
           <w:rFonts w:ascii="Times New Roman" w:hAnsi="Times New Roman" w:cs="Times New Roman"/>
           <w:color w:val="auto"/>
@@ -9444,18 +9431,18 @@
     </w:p>
     <w:p>
       <w:pPr>
-        <w:pStyle w:val="ListBullet"/>
-        <w:rPr>
-          <w:rFonts w:ascii="Times New Roman" w:hAnsi="Times New Roman" w:cs="Times New Roman"/>
-          <w:color w:val="auto"/>
-          <w:sz w:val="24"/>
-          <w:szCs w:val="24"/>
-        </w:rPr>
-      </w:pPr>
-    </w:p>
-    <w:p>
-      <w:pPr>
-        <w:pStyle w:val="ListBullet"/>
+        <w:pStyle w:val="a"/>
+        <w:rPr>
+          <w:rFonts w:ascii="Times New Roman" w:hAnsi="Times New Roman" w:cs="Times New Roman"/>
+          <w:color w:val="auto"/>
+          <w:sz w:val="24"/>
+          <w:szCs w:val="24"/>
+        </w:rPr>
+      </w:pPr>
+    </w:p>
+    <w:p>
+      <w:pPr>
+        <w:pStyle w:val="a"/>
         <w:rPr>
           <w:rFonts w:ascii="Times New Roman" w:hAnsi="Times New Roman" w:cs="Times New Roman"/>
           <w:color w:val="auto"/>
@@ -9475,7 +9462,7 @@
     </w:p>
     <w:p>
       <w:pPr>
-        <w:pStyle w:val="ListBullet"/>
+        <w:pStyle w:val="a"/>
         <w:rPr>
           <w:rFonts w:ascii="Times New Roman" w:hAnsi="Times New Roman" w:cs="Times New Roman"/>
           <w:color w:val="auto"/>
@@ -9495,7 +9482,7 @@
     </w:p>
     <w:p>
       <w:pPr>
-        <w:pStyle w:val="ListBullet"/>
+        <w:pStyle w:val="a"/>
         <w:rPr>
           <w:rFonts w:ascii="Times New Roman" w:hAnsi="Times New Roman" w:cs="Times New Roman"/>
           <w:color w:val="auto"/>
@@ -9515,7 +9502,7 @@
     </w:p>
     <w:p>
       <w:pPr>
-        <w:pStyle w:val="ListBullet"/>
+        <w:pStyle w:val="a"/>
         <w:rPr>
           <w:rFonts w:ascii="Times New Roman" w:hAnsi="Times New Roman" w:cs="Times New Roman"/>
           <w:color w:val="auto"/>
@@ -9535,7 +9522,7 @@
     </w:p>
     <w:p>
       <w:pPr>
-        <w:pStyle w:val="ListBullet"/>
+        <w:pStyle w:val="a"/>
         <w:rPr>
           <w:rFonts w:ascii="Times New Roman" w:hAnsi="Times New Roman" w:cs="Times New Roman"/>
           <w:color w:val="auto"/>
@@ -9555,7 +9542,7 @@
     </w:p>
     <w:p>
       <w:pPr>
-        <w:pStyle w:val="ListBullet"/>
+        <w:pStyle w:val="a"/>
         <w:rPr>
           <w:rFonts w:ascii="Times New Roman" w:hAnsi="Times New Roman" w:cs="Times New Roman"/>
           <w:color w:val="auto"/>
@@ -9575,7 +9562,7 @@
     </w:p>
     <w:p>
       <w:pPr>
-        <w:pStyle w:val="ListBullet"/>
+        <w:pStyle w:val="a"/>
         <w:rPr>
           <w:rFonts w:ascii="Times New Roman" w:hAnsi="Times New Roman" w:cs="Times New Roman"/>
           <w:color w:val="auto"/>
@@ -9595,7 +9582,7 @@
     </w:p>
     <w:p>
       <w:pPr>
-        <w:pStyle w:val="ListBullet"/>
+        <w:pStyle w:val="a"/>
         <w:rPr>
           <w:rFonts w:ascii="Times New Roman" w:hAnsi="Times New Roman" w:cs="Times New Roman"/>
           <w:color w:val="auto"/>
@@ -9615,7 +9602,7 @@
     </w:p>
     <w:p>
       <w:pPr>
-        <w:pStyle w:val="ListBullet"/>
+        <w:pStyle w:val="a"/>
         <w:rPr>
           <w:rFonts w:ascii="Times New Roman" w:hAnsi="Times New Roman" w:cs="Times New Roman"/>
           <w:color w:val="auto"/>
@@ -9635,7 +9622,7 @@
     </w:p>
     <w:p>
       <w:pPr>
-        <w:pStyle w:val="ListBullet"/>
+        <w:pStyle w:val="a"/>
         <w:rPr>
           <w:rFonts w:ascii="Times New Roman" w:hAnsi="Times New Roman" w:cs="Times New Roman"/>
           <w:color w:val="auto"/>
@@ -9655,7 +9642,7 @@
     </w:p>
     <w:p>
       <w:pPr>
-        <w:pStyle w:val="ListBullet"/>
+        <w:pStyle w:val="a"/>
         <w:rPr>
           <w:rFonts w:ascii="Times New Roman" w:hAnsi="Times New Roman" w:cs="Times New Roman"/>
           <w:color w:val="auto"/>
@@ -9675,7 +9662,7 @@
     </w:p>
     <w:p>
       <w:pPr>
-        <w:pStyle w:val="ListBullet"/>
+        <w:pStyle w:val="a"/>
         <w:rPr>
           <w:rFonts w:ascii="Times New Roman" w:hAnsi="Times New Roman" w:cs="Times New Roman"/>
           <w:color w:val="auto"/>
@@ -9695,7 +9682,7 @@
     </w:p>
     <w:p>
       <w:pPr>
-        <w:pStyle w:val="ListBullet"/>
+        <w:pStyle w:val="a"/>
         <w:rPr>
           <w:rFonts w:ascii="Times New Roman" w:hAnsi="Times New Roman" w:cs="Times New Roman"/>
           <w:color w:val="auto"/>
@@ -9715,7 +9702,7 @@
     </w:p>
     <w:p>
       <w:pPr>
-        <w:pStyle w:val="ListBullet"/>
+        <w:pStyle w:val="a"/>
         <w:rPr>
           <w:rFonts w:ascii="Times New Roman" w:hAnsi="Times New Roman" w:cs="Times New Roman"/>
           <w:color w:val="auto"/>
@@ -9735,7 +9722,7 @@
     </w:p>
     <w:p>
       <w:pPr>
-        <w:pStyle w:val="ListBullet"/>
+        <w:pStyle w:val="a"/>
         <w:numPr>
           <w:ilvl w:val="0"/>
           <w:numId w:val="0"/>
@@ -9760,7 +9747,7 @@
     </w:p>
     <w:p>
       <w:pPr>
-        <w:pStyle w:val="ListBullet"/>
+        <w:pStyle w:val="a"/>
         <w:numPr>
           <w:ilvl w:val="0"/>
           <w:numId w:val="0"/>
@@ -9776,7 +9763,7 @@
     </w:p>
     <w:p>
       <w:pPr>
-        <w:pStyle w:val="ListBullet"/>
+        <w:pStyle w:val="a"/>
         <w:numPr>
           <w:ilvl w:val="0"/>
           <w:numId w:val="0"/>
@@ -9801,7 +9788,7 @@
     </w:p>
     <w:p>
       <w:pPr>
-        <w:pStyle w:val="ListBullet"/>
+        <w:pStyle w:val="a"/>
         <w:numPr>
           <w:ilvl w:val="0"/>
           <w:numId w:val="0"/>
@@ -9861,7 +9848,7 @@
     </w:p>
     <w:p>
       <w:pPr>
-        <w:pStyle w:val="ListBullet"/>
+        <w:pStyle w:val="a"/>
         <w:numPr>
           <w:ilvl w:val="0"/>
           <w:numId w:val="0"/>
@@ -9877,7 +9864,7 @@
     </w:p>
     <w:p>
       <w:pPr>
-        <w:pStyle w:val="ListBullet"/>
+        <w:pStyle w:val="a"/>
         <w:numPr>
           <w:ilvl w:val="0"/>
           <w:numId w:val="0"/>
@@ -9892,7 +9879,7 @@
     </w:p>
     <w:p>
       <w:pPr>
-        <w:pStyle w:val="ListBullet"/>
+        <w:pStyle w:val="a"/>
         <w:numPr>
           <w:ilvl w:val="0"/>
           <w:numId w:val="0"/>
@@ -9922,7 +9909,7 @@
     </w:p>
     <w:p>
       <w:pPr>
-        <w:pStyle w:val="ListBullet"/>
+        <w:pStyle w:val="a"/>
         <w:numPr>
           <w:ilvl w:val="0"/>
           <w:numId w:val="0"/>
@@ -9979,7 +9966,7 @@
     </w:p>
     <w:p>
       <w:pPr>
-        <w:pStyle w:val="ListBullet"/>
+        <w:pStyle w:val="a"/>
         <w:numPr>
           <w:ilvl w:val="0"/>
           <w:numId w:val="0"/>
@@ -10023,7 +10010,7 @@
     </w:p>
     <w:p>
       <w:pPr>
-        <w:pStyle w:val="ListBullet"/>
+        <w:pStyle w:val="a"/>
         <w:numPr>
           <w:ilvl w:val="0"/>
           <w:numId w:val="0"/>
@@ -10049,18 +10036,26 @@
           <w:szCs w:val="32"/>
         </w:rPr>
         <w:drawing>
-          <wp:anchor distT="0" distB="0" distL="114300" distR="114300" simplePos="0" relativeHeight="251686912" behindDoc="0" locked="0" layoutInCell="1" allowOverlap="1" wp14:anchorId="0C88C998" wp14:editId="6F439CB8">
+          <wp:anchor distT="0" distB="0" distL="114300" distR="114300" simplePos="0" relativeHeight="251684864" behindDoc="0" locked="0" layoutInCell="1" allowOverlap="1" wp14:anchorId="65AE1C80" wp14:editId="662B996F">
             <wp:simplePos x="0" y="0"/>
             <wp:positionH relativeFrom="margin">
               <wp:align>right</wp:align>
             </wp:positionH>
             <wp:positionV relativeFrom="paragraph">
-              <wp:posOffset>2975536</wp:posOffset>
+              <wp:posOffset>295275</wp:posOffset>
             </wp:positionV>
-            <wp:extent cx="3476625" cy="2051685"/>
-            <wp:effectExtent l="0" t="0" r="9525" b="5715"/>
-            <wp:wrapSquare wrapText="bothSides"/>
-            <wp:docPr id="1831342316" name="صورة 14"/>
+            <wp:extent cx="5349240" cy="4968240"/>
+            <wp:effectExtent l="0" t="0" r="3810" b="3810"/>
+            <wp:wrapThrough wrapText="bothSides">
+              <wp:wrapPolygon edited="0">
+                <wp:start x="0" y="0"/>
+                <wp:lineTo x="0" y="21534"/>
+                <wp:lineTo x="21538" y="21534"/>
+                <wp:lineTo x="21538" y="0"/>
+                <wp:lineTo x="0" y="0"/>
+              </wp:wrapPolygon>
+            </wp:wrapThrough>
+            <wp:docPr id="1698535980" name="صورة 12"/>
             <wp:cNvGraphicFramePr>
               <a:graphicFrameLocks xmlns:a="http://schemas.openxmlformats.org/drawingml/2006/main" noChangeAspect="1"/>
             </wp:cNvGraphicFramePr>
@@ -10068,7 +10063,7 @@
               <a:graphicData uri="http://schemas.openxmlformats.org/drawingml/2006/picture">
                 <pic:pic xmlns:pic="http://schemas.openxmlformats.org/drawingml/2006/picture">
                   <pic:nvPicPr>
-                    <pic:cNvPr id="1831342316" name="صورة 1831342316"/>
+                    <pic:cNvPr id="1698535980" name="صورة 1698535980"/>
                     <pic:cNvPicPr/>
                   </pic:nvPicPr>
                   <pic:blipFill>
@@ -10080,7 +10075,7 @@
                   <pic:spPr>
                     <a:xfrm>
                       <a:off x="0" y="0"/>
-                      <a:ext cx="3476625" cy="2051685"/>
+                      <a:ext cx="5349240" cy="4968240"/>
                     </a:xfrm>
                     <a:prstGeom prst="rect">
                       <a:avLst/>
@@ -10107,132 +10102,12 @@
           <w:sz w:val="32"/>
           <w:szCs w:val="32"/>
         </w:rPr>
-        <w:t>2.3 Output Results (Screenshots of Tables)</w:t>
-      </w:r>
-      <w:r>
-        <w:rPr>
-          <w:rFonts w:ascii="Times New Roman" w:hAnsi="Times New Roman" w:cs="Times New Roman"/>
-          <w:b/>
-          <w:bCs/>
-          <w:noProof/>
-          <w:color w:val="auto"/>
-          <w:sz w:val="32"/>
-          <w:szCs w:val="32"/>
-        </w:rPr>
-        <w:drawing>
-          <wp:anchor distT="0" distB="0" distL="114300" distR="114300" simplePos="0" relativeHeight="251684864" behindDoc="0" locked="0" layoutInCell="1" allowOverlap="1" wp14:anchorId="321BB95D" wp14:editId="5E5F1877">
-            <wp:simplePos x="0" y="0"/>
-            <wp:positionH relativeFrom="page">
-              <wp:align>right</wp:align>
-            </wp:positionH>
-            <wp:positionV relativeFrom="paragraph">
-              <wp:posOffset>658938</wp:posOffset>
-            </wp:positionV>
-            <wp:extent cx="3976370" cy="2317750"/>
-            <wp:effectExtent l="0" t="0" r="5080" b="6350"/>
-            <wp:wrapSquare wrapText="bothSides"/>
-            <wp:docPr id="269554441" name="صورة 12"/>
-            <wp:cNvGraphicFramePr>
-              <a:graphicFrameLocks xmlns:a="http://schemas.openxmlformats.org/drawingml/2006/main" noChangeAspect="1"/>
-            </wp:cNvGraphicFramePr>
-            <a:graphic xmlns:a="http://schemas.openxmlformats.org/drawingml/2006/main">
-              <a:graphicData uri="http://schemas.openxmlformats.org/drawingml/2006/picture">
-                <pic:pic xmlns:pic="http://schemas.openxmlformats.org/drawingml/2006/picture">
-                  <pic:nvPicPr>
-                    <pic:cNvPr id="269554441" name="صورة 269554441"/>
-                    <pic:cNvPicPr/>
-                  </pic:nvPicPr>
-                  <pic:blipFill>
-                    <a:blip r:embed="rId18"/>
-                    <a:stretch>
-                      <a:fillRect/>
-                    </a:stretch>
-                  </pic:blipFill>
-                  <pic:spPr>
-                    <a:xfrm>
-                      <a:off x="0" y="0"/>
-                      <a:ext cx="3976370" cy="2317750"/>
-                    </a:xfrm>
-                    <a:prstGeom prst="rect">
-                      <a:avLst/>
-                    </a:prstGeom>
-                  </pic:spPr>
-                </pic:pic>
-              </a:graphicData>
-            </a:graphic>
-            <wp14:sizeRelH relativeFrom="margin">
-              <wp14:pctWidth>0</wp14:pctWidth>
-            </wp14:sizeRelH>
-            <wp14:sizeRelV relativeFrom="margin">
-              <wp14:pctHeight>0</wp14:pctHeight>
-            </wp14:sizeRelV>
-          </wp:anchor>
-        </w:drawing>
-      </w:r>
-      <w:r>
-        <w:rPr>
-          <w:rFonts w:ascii="Times New Roman" w:hAnsi="Times New Roman" w:cs="Times New Roman"/>
-          <w:b/>
-          <w:bCs/>
-          <w:noProof/>
-          <w:color w:val="auto"/>
-          <w:sz w:val="32"/>
-          <w:szCs w:val="32"/>
-        </w:rPr>
-        <w:drawing>
-          <wp:anchor distT="0" distB="0" distL="114300" distR="114300" simplePos="0" relativeHeight="251685888" behindDoc="0" locked="0" layoutInCell="1" allowOverlap="1" wp14:anchorId="2BD29E14" wp14:editId="4C07008A">
-            <wp:simplePos x="0" y="0"/>
-            <wp:positionH relativeFrom="margin">
-              <wp:posOffset>-1827825</wp:posOffset>
-            </wp:positionH>
-            <wp:positionV relativeFrom="paragraph">
-              <wp:posOffset>1532904</wp:posOffset>
-            </wp:positionV>
-            <wp:extent cx="3827145" cy="2083435"/>
-            <wp:effectExtent l="0" t="0" r="1905" b="0"/>
-            <wp:wrapSquare wrapText="bothSides"/>
-            <wp:docPr id="1905806177" name="صورة 13"/>
-            <wp:cNvGraphicFramePr>
-              <a:graphicFrameLocks xmlns:a="http://schemas.openxmlformats.org/drawingml/2006/main" noChangeAspect="1"/>
-            </wp:cNvGraphicFramePr>
-            <a:graphic xmlns:a="http://schemas.openxmlformats.org/drawingml/2006/main">
-              <a:graphicData uri="http://schemas.openxmlformats.org/drawingml/2006/picture">
-                <pic:pic xmlns:pic="http://schemas.openxmlformats.org/drawingml/2006/picture">
-                  <pic:nvPicPr>
-                    <pic:cNvPr id="1905806177" name="صورة 1905806177"/>
-                    <pic:cNvPicPr/>
-                  </pic:nvPicPr>
-                  <pic:blipFill>
-                    <a:blip r:embed="rId19"/>
-                    <a:stretch>
-                      <a:fillRect/>
-                    </a:stretch>
-                  </pic:blipFill>
-                  <pic:spPr>
-                    <a:xfrm>
-                      <a:off x="0" y="0"/>
-                      <a:ext cx="3827145" cy="2083435"/>
-                    </a:xfrm>
-                    <a:prstGeom prst="rect">
-                      <a:avLst/>
-                    </a:prstGeom>
-                  </pic:spPr>
-                </pic:pic>
-              </a:graphicData>
-            </a:graphic>
-            <wp14:sizeRelH relativeFrom="margin">
-              <wp14:pctWidth>0</wp14:pctWidth>
-            </wp14:sizeRelH>
-            <wp14:sizeRelV relativeFrom="margin">
-              <wp14:pctHeight>0</wp14:pctHeight>
-            </wp14:sizeRelV>
-          </wp:anchor>
-        </w:drawing>
-      </w:r>
-    </w:p>
-    <w:p>
-      <w:pPr>
-        <w:pStyle w:val="Heading1"/>
+        <w:t>2.3 Output Results (Screenshots of Table</w:t>
+      </w:r>
+    </w:p>
+    <w:p>
+      <w:pPr>
+        <w:pStyle w:val="1"/>
       </w:pPr>
       <w:r>
         <w:lastRenderedPageBreak/>
@@ -10241,7 +10116,7 @@
     </w:p>
     <w:p>
       <w:pPr>
-        <w:pStyle w:val="ListBullet"/>
+        <w:pStyle w:val="a"/>
         <w:numPr>
           <w:ilvl w:val="0"/>
           <w:numId w:val="0"/>
@@ -10274,7 +10149,7 @@
     </w:p>
     <w:p>
       <w:pPr>
-        <w:pStyle w:val="ListBullet"/>
+        <w:pStyle w:val="a"/>
         <w:rPr>
           <w:rFonts w:ascii="Times New Roman" w:hAnsi="Times New Roman" w:cs="Times New Roman"/>
           <w:color w:val="auto"/>
@@ -10294,7 +10169,7 @@
     </w:p>
     <w:p>
       <w:pPr>
-        <w:pStyle w:val="ListBullet"/>
+        <w:pStyle w:val="a"/>
         <w:rPr>
           <w:rFonts w:ascii="Times New Roman" w:hAnsi="Times New Roman" w:cs="Times New Roman"/>
           <w:color w:val="auto"/>
@@ -10314,7 +10189,7 @@
     </w:p>
     <w:p>
       <w:pPr>
-        <w:pStyle w:val="ListBullet"/>
+        <w:pStyle w:val="a"/>
         <w:rPr>
           <w:rFonts w:ascii="Times New Roman" w:hAnsi="Times New Roman" w:cs="Times New Roman"/>
           <w:color w:val="auto"/>
@@ -10334,7 +10209,7 @@
     </w:p>
     <w:p>
       <w:pPr>
-        <w:pStyle w:val="ListBullet"/>
+        <w:pStyle w:val="a"/>
         <w:rPr>
           <w:rFonts w:ascii="Times New Roman" w:hAnsi="Times New Roman" w:cs="Times New Roman"/>
           <w:color w:val="auto"/>
@@ -10354,7 +10229,7 @@
     </w:p>
     <w:p>
       <w:pPr>
-        <w:pStyle w:val="ListBullet"/>
+        <w:pStyle w:val="a"/>
         <w:rPr>
           <w:rFonts w:ascii="Times New Roman" w:hAnsi="Times New Roman" w:cs="Times New Roman"/>
           <w:color w:val="auto"/>
@@ -10374,7 +10249,7 @@
     </w:p>
     <w:p>
       <w:pPr>
-        <w:pStyle w:val="ListBullet"/>
+        <w:pStyle w:val="a"/>
         <w:rPr>
           <w:rFonts w:ascii="Times New Roman" w:hAnsi="Times New Roman" w:cs="Times New Roman"/>
           <w:color w:val="auto"/>
@@ -10394,7 +10269,7 @@
     </w:p>
     <w:p>
       <w:pPr>
-        <w:pStyle w:val="ListBullet"/>
+        <w:pStyle w:val="a"/>
         <w:rPr>
           <w:rFonts w:ascii="Times New Roman" w:hAnsi="Times New Roman" w:cs="Times New Roman"/>
           <w:color w:val="auto"/>
@@ -10414,7 +10289,7 @@
     </w:p>
     <w:p>
       <w:pPr>
-        <w:pStyle w:val="ListBullet"/>
+        <w:pStyle w:val="a"/>
         <w:numPr>
           <w:ilvl w:val="0"/>
           <w:numId w:val="0"/>
@@ -10431,7 +10306,7 @@
     </w:p>
     <w:p>
       <w:pPr>
-        <w:pStyle w:val="ListBullet"/>
+        <w:pStyle w:val="a"/>
         <w:numPr>
           <w:ilvl w:val="0"/>
           <w:numId w:val="0"/>
@@ -10448,7 +10323,7 @@
     </w:p>
     <w:p>
       <w:pPr>
-        <w:pStyle w:val="ListBullet"/>
+        <w:pStyle w:val="a"/>
         <w:numPr>
           <w:ilvl w:val="0"/>
           <w:numId w:val="0"/>
@@ -10465,7 +10340,7 @@
     </w:p>
     <w:p>
       <w:pPr>
-        <w:pStyle w:val="ListBullet"/>
+        <w:pStyle w:val="a"/>
         <w:numPr>
           <w:ilvl w:val="0"/>
           <w:numId w:val="0"/>
@@ -10482,7 +10357,7 @@
     </w:p>
     <w:p>
       <w:pPr>
-        <w:pStyle w:val="ListBullet"/>
+        <w:pStyle w:val="a"/>
         <w:numPr>
           <w:ilvl w:val="0"/>
           <w:numId w:val="0"/>
@@ -10499,7 +10374,7 @@
     </w:p>
     <w:p>
       <w:pPr>
-        <w:pStyle w:val="ListBullet"/>
+        <w:pStyle w:val="a"/>
         <w:numPr>
           <w:ilvl w:val="0"/>
           <w:numId w:val="0"/>
@@ -10515,7 +10390,7 @@
     </w:p>
     <w:p>
       <w:pPr>
-        <w:pStyle w:val="ListBullet"/>
+        <w:pStyle w:val="a"/>
         <w:numPr>
           <w:ilvl w:val="0"/>
           <w:numId w:val="0"/>
@@ -10531,7 +10406,7 @@
     </w:p>
     <w:p>
       <w:pPr>
-        <w:pStyle w:val="ListBullet"/>
+        <w:pStyle w:val="a"/>
         <w:numPr>
           <w:ilvl w:val="0"/>
           <w:numId w:val="0"/>
@@ -11818,23 +11693,7 @@
           <w:color w:val="00B050"/>
           <w:lang w:eastAsia="en-US"/>
         </w:rPr>
-        <w:t>SELECT</w:t>
-      </w:r>
-      <w:r>
-        <w:rPr>
-          <w:rFonts w:ascii="Helvetica" w:eastAsiaTheme="minorEastAsia" w:hAnsi="Helvetica" w:cs="Times New Roman"/>
-          <w:color w:val="00B050"/>
-          <w:lang w:eastAsia="en-US"/>
-        </w:rPr>
-        <w:t xml:space="preserve"> </w:t>
-      </w:r>
-      <w:r>
-        <w:rPr>
-          <w:rFonts w:ascii="Helvetica" w:eastAsiaTheme="minorEastAsia" w:hAnsi="Helvetica" w:cs="Times New Roman"/>
-          <w:color w:val="00B050"/>
-          <w:lang w:eastAsia="en-US"/>
-        </w:rPr>
-        <w:t xml:space="preserve"> </w:t>
+        <w:t xml:space="preserve">SELECT  </w:t>
       </w:r>
       <w:r>
         <w:rPr>
@@ -12739,7 +12598,7 @@
     </w:p>
     <w:p>
       <w:pPr>
-        <w:pStyle w:val="Heading1"/>
+        <w:pStyle w:val="1"/>
       </w:pPr>
       <w:r>
         <w:lastRenderedPageBreak/>
@@ -12754,7 +12613,7 @@
     </w:p>
     <w:p>
       <w:pPr>
-        <w:pStyle w:val="ListBullet"/>
+        <w:pStyle w:val="a"/>
         <w:numPr>
           <w:ilvl w:val="0"/>
           <w:numId w:val="0"/>
@@ -12796,7 +12655,7 @@
     </w:p>
     <w:p>
       <w:pPr>
-        <w:pStyle w:val="ListBullet"/>
+        <w:pStyle w:val="a"/>
         <w:numPr>
           <w:ilvl w:val="0"/>
           <w:numId w:val="0"/>
@@ -12820,7 +12679,7 @@
     </w:p>
     <w:p>
       <w:pPr>
-        <w:pStyle w:val="ListBullet"/>
+        <w:pStyle w:val="a"/>
         <w:numPr>
           <w:ilvl w:val="0"/>
           <w:numId w:val="0"/>
@@ -12844,7 +12703,7 @@
     </w:p>
     <w:p>
       <w:pPr>
-        <w:pStyle w:val="ListBullet"/>
+        <w:pStyle w:val="a"/>
         <w:numPr>
           <w:ilvl w:val="0"/>
           <w:numId w:val="25"/>
@@ -12867,7 +12726,7 @@
     </w:p>
     <w:p>
       <w:pPr>
-        <w:pStyle w:val="ListBullet"/>
+        <w:pStyle w:val="a"/>
         <w:numPr>
           <w:ilvl w:val="0"/>
           <w:numId w:val="25"/>
@@ -12890,7 +12749,7 @@
     </w:p>
     <w:p>
       <w:pPr>
-        <w:pStyle w:val="ListBullet"/>
+        <w:pStyle w:val="a"/>
         <w:numPr>
           <w:ilvl w:val="0"/>
           <w:numId w:val="25"/>
@@ -12913,7 +12772,7 @@
     </w:p>
     <w:p>
       <w:pPr>
-        <w:pStyle w:val="ListBullet"/>
+        <w:pStyle w:val="a"/>
         <w:numPr>
           <w:ilvl w:val="0"/>
           <w:numId w:val="25"/>
@@ -12936,7 +12795,7 @@
     </w:p>
     <w:p>
       <w:pPr>
-        <w:pStyle w:val="ListBullet"/>
+        <w:pStyle w:val="a"/>
         <w:numPr>
           <w:ilvl w:val="0"/>
           <w:numId w:val="0"/>
@@ -12952,7 +12811,7 @@
     </w:p>
     <w:p>
       <w:pPr>
-        <w:pStyle w:val="Heading1"/>
+        <w:pStyle w:val="1"/>
       </w:pPr>
       <w:r>
         <w:lastRenderedPageBreak/>
@@ -13243,7 +13102,7 @@
       </w:pPr>
     </w:p>
     <w:sectPr>
-      <w:headerReference w:type="default" r:id="rId20"/>
+      <w:headerReference w:type="default" r:id="rId18"/>
       <w:pgSz w:w="12240" w:h="15840" w:code="1"/>
       <w:pgMar w:top="1080" w:right="720" w:bottom="1800" w:left="3096" w:header="1080" w:footer="720" w:gutter="0"/>
       <w:pgNumType w:start="1"/>
@@ -13287,7 +13146,7 @@
 <w:ftr xmlns:wpc="http://schemas.microsoft.com/office/word/2010/wordprocessingCanvas" xmlns:cx="http://schemas.microsoft.com/office/drawing/2014/chartex" xmlns:cx1="http://schemas.microsoft.com/office/drawing/2015/9/8/chartex" xmlns:cx2="http://schemas.microsoft.com/office/drawing/2015/10/21/chartex" xmlns:cx3="http://schemas.microsoft.com/office/drawing/2016/5/9/chartex" xmlns:cx4="http://schemas.microsoft.com/office/drawing/2016/5/10/chartex" xmlns:cx5="http://schemas.microsoft.com/office/drawing/2016/5/11/chartex" xmlns:cx6="http://schemas.microsoft.com/office/drawing/2016/5/12/chartex" xmlns:cx7="http://schemas.microsoft.com/office/drawing/2016/5/13/chartex" xmlns:cx8="http://schemas.microsoft.com/office/drawing/2016/5/14/chartex" xmlns:mc="http://schemas.openxmlformats.org/markup-compatibility/2006" xmlns:aink="http://schemas.microsoft.com/office/drawing/2016/ink" xmlns:am3d="http://schemas.microsoft.com/office/drawing/2017/model3d" xmlns:o="urn:schemas-microsoft-com:office:office" xmlns:oel="http://schemas.microsoft.com/office/2019/extlst" xmlns:r="http://schemas.openxmlformats.org/officeDocument/2006/relationships" xmlns:m="http://schemas.openxmlformats.org/officeDocument/2006/math" xmlns:v="urn:schemas-microsoft-com:vml" xmlns:wp14="http://schemas.microsoft.com/office/word/2010/wordprocessingDrawing" xmlns:wp="http://schemas.openxmlformats.org/drawingml/2006/wordprocessingDrawing" xmlns:w10="urn:schemas-microsoft-com:office:word" xmlns:w="http://schemas.openxmlformats.org/wordprocessingml/2006/main" xmlns:w14="http://schemas.microsoft.com/office/word/2010/wordml" xmlns:w15="http://schemas.microsoft.com/office/word/2012/wordml" xmlns:w16cei="http://schemas.microsoft.com/office/word/2026/wordml/cei" xmlns:w16cex="http://schemas.microsoft.com/office/word/2018/wordml/cex" xmlns:w16cid="http://schemas.microsoft.com/office/word/2016/wordml/cid" xmlns:w16="http://schemas.microsoft.com/office/word/2018/wordml" xmlns:w16du="http://schemas.microsoft.com/office/word/2023/wordml/word16du" xmlns:w16sdtdh="http://schemas.microsoft.com/office/word/2020/wordml/sdtdatahash" xmlns:w16sdtfl="http://schemas.microsoft.com/office/word/2024/wordml/sdtformatlock" xmlns:w16se="http://schemas.microsoft.com/office/word/2015/wordml/symex" xmlns:wpg="http://schemas.microsoft.com/office/word/2010/wordprocessingGroup" xmlns:wpi="http://schemas.microsoft.com/office/word/2010/wordprocessingInk" xmlns:wne="http://schemas.microsoft.com/office/word/2006/wordml" xmlns:wps="http://schemas.microsoft.com/office/word/2010/wordprocessingShape" mc:Ignorable="w14 w15 w16se w16cid w16 w16cex w16sdtdh w16sdtfl w16du wp14">
   <w:p>
     <w:pPr>
-      <w:pStyle w:val="Footer"/>
+      <w:pStyle w:val="a5"/>
     </w:pPr>
     <w:r>
       <w:rPr>
@@ -13390,7 +13249,7 @@
               <v:stroke joinstyle="miter"/>
               <v:path gradientshapeok="t" o:connecttype="rect"/>
             </v:shapetype>
-            <v:shape id="Text Box 9" o:spid="_x0000_s1033" type="#_x0000_t202" alt="Restricted - مقيد " style="position:absolute;left:0;text-align:left;margin-left:0;margin-top:0;width:84.4pt;height:32.1pt;z-index:251663360;visibility:visible;mso-wrap-style:none;mso-wrap-distance-left:0;mso-wrap-distance-top:0;mso-wrap-distance-right:0;mso-wrap-distance-bottom:0;mso-position-horizontal:left;mso-position-horizontal-relative:page;mso-position-vertical:bottom;mso-position-vertical-relative:page;v-text-anchor:bottom" o:gfxdata="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" filled="f" stroked="f">
+            <v:shape id="Text Box 9" o:spid="_x0000_s1033" type="#_x0000_t202" alt="Restricted - مقيد " style="position:absolute;left:0;text-align:left;margin-left:0;margin-top:0;width:84.4pt;height:32.1pt;z-index:251663360;visibility:visible;mso-wrap-style:none;mso-wrap-distance-left:0;mso-wrap-distance-top:0;mso-wrap-distance-right:0;mso-wrap-distance-bottom:0;mso-position-horizontal:left;mso-position-horizontal-relative:page;mso-position-vertical:bottom;mso-position-vertical-relative:page;v-text-anchor:bottom" o:gfxdata="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" filled="f" stroked="f">
               <v:textbox style="mso-fit-shape-to-text:t" inset="20pt,0,0,15pt">
                 <w:txbxContent>
                   <w:p>
@@ -13444,7 +13303,7 @@
 <w:ftr xmlns:wpc="http://schemas.microsoft.com/office/word/2010/wordprocessingCanvas" xmlns:cx="http://schemas.microsoft.com/office/drawing/2014/chartex" xmlns:cx1="http://schemas.microsoft.com/office/drawing/2015/9/8/chartex" xmlns:cx2="http://schemas.microsoft.com/office/drawing/2015/10/21/chartex" xmlns:cx3="http://schemas.microsoft.com/office/drawing/2016/5/9/chartex" xmlns:cx4="http://schemas.microsoft.com/office/drawing/2016/5/10/chartex" xmlns:cx5="http://schemas.microsoft.com/office/drawing/2016/5/11/chartex" xmlns:cx6="http://schemas.microsoft.com/office/drawing/2016/5/12/chartex" xmlns:cx7="http://schemas.microsoft.com/office/drawing/2016/5/13/chartex" xmlns:cx8="http://schemas.microsoft.com/office/drawing/2016/5/14/chartex" xmlns:mc="http://schemas.openxmlformats.org/markup-compatibility/2006" xmlns:aink="http://schemas.microsoft.com/office/drawing/2016/ink" xmlns:am3d="http://schemas.microsoft.com/office/drawing/2017/model3d" xmlns:o="urn:schemas-microsoft-com:office:office" xmlns:oel="http://schemas.microsoft.com/office/2019/extlst" xmlns:r="http://schemas.openxmlformats.org/officeDocument/2006/relationships" xmlns:m="http://schemas.openxmlformats.org/officeDocument/2006/math" xmlns:v="urn:schemas-microsoft-com:vml" xmlns:wp14="http://schemas.microsoft.com/office/word/2010/wordprocessingDrawing" xmlns:wp="http://schemas.openxmlformats.org/drawingml/2006/wordprocessingDrawing" xmlns:w10="urn:schemas-microsoft-com:office:word" xmlns:w="http://schemas.openxmlformats.org/wordprocessingml/2006/main" xmlns:w14="http://schemas.microsoft.com/office/word/2010/wordml" xmlns:w15="http://schemas.microsoft.com/office/word/2012/wordml" xmlns:w16cei="http://schemas.microsoft.com/office/word/2026/wordml/cei" xmlns:w16cex="http://schemas.microsoft.com/office/word/2018/wordml/cex" xmlns:w16cid="http://schemas.microsoft.com/office/word/2016/wordml/cid" xmlns:w16="http://schemas.microsoft.com/office/word/2018/wordml" xmlns:w16du="http://schemas.microsoft.com/office/word/2023/wordml/word16du" xmlns:w16sdtdh="http://schemas.microsoft.com/office/word/2020/wordml/sdtdatahash" xmlns:w16sdtfl="http://schemas.microsoft.com/office/word/2024/wordml/sdtformatlock" xmlns:w16se="http://schemas.microsoft.com/office/word/2015/wordml/symex" xmlns:wpg="http://schemas.microsoft.com/office/word/2010/wordprocessingGroup" xmlns:wpi="http://schemas.microsoft.com/office/word/2010/wordprocessingInk" xmlns:wne="http://schemas.microsoft.com/office/word/2006/wordml" xmlns:wps="http://schemas.microsoft.com/office/word/2010/wordprocessingShape" mc:Ignorable="w14 w15 w16se w16cid w16 w16cex w16sdtdh w16sdtfl w16du wp14">
   <w:p>
     <w:pPr>
-      <w:pStyle w:val="Footer"/>
+      <w:pStyle w:val="a5"/>
     </w:pPr>
     <w:r>
       <w:rPr>
@@ -13547,7 +13406,7 @@
               <v:stroke joinstyle="miter"/>
               <v:path gradientshapeok="t" o:connecttype="rect"/>
             </v:shapetype>
-            <v:shape id="Text Box 10" o:spid="_x0000_s1034" type="#_x0000_t202" alt="Restricted - مقيد " style="position:absolute;left:0;text-align:left;margin-left:0;margin-top:0;width:84.4pt;height:32.1pt;z-index:251664384;visibility:visible;mso-wrap-style:none;mso-wrap-distance-left:0;mso-wrap-distance-top:0;mso-wrap-distance-right:0;mso-wrap-distance-bottom:0;mso-position-horizontal:left;mso-position-horizontal-relative:page;mso-position-vertical:bottom;mso-position-vertical-relative:page;v-text-anchor:bottom" o:gfxdata="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" filled="f" stroked="f">
+            <v:shape id="Text Box 10" o:spid="_x0000_s1034" type="#_x0000_t202" alt="Restricted - مقيد " style="position:absolute;left:0;text-align:left;margin-left:0;margin-top:0;width:84.4pt;height:32.1pt;z-index:251664384;visibility:visible;mso-wrap-style:none;mso-wrap-distance-left:0;mso-wrap-distance-top:0;mso-wrap-distance-right:0;mso-wrap-distance-bottom:0;mso-position-horizontal:left;mso-position-horizontal-relative:page;mso-position-vertical:bottom;mso-position-vertical-relative:page;v-text-anchor:bottom" o:gfxdata="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" filled="f" stroked="f">
               <v:textbox style="mso-fit-shape-to-text:t" inset="20pt,0,0,15pt">
                 <w:txbxContent>
                   <w:p>
@@ -13601,7 +13460,7 @@
 <w:ftr xmlns:wpc="http://schemas.microsoft.com/office/word/2010/wordprocessingCanvas" xmlns:cx="http://schemas.microsoft.com/office/drawing/2014/chartex" xmlns:cx1="http://schemas.microsoft.com/office/drawing/2015/9/8/chartex" xmlns:cx2="http://schemas.microsoft.com/office/drawing/2015/10/21/chartex" xmlns:cx3="http://schemas.microsoft.com/office/drawing/2016/5/9/chartex" xmlns:cx4="http://schemas.microsoft.com/office/drawing/2016/5/10/chartex" xmlns:cx5="http://schemas.microsoft.com/office/drawing/2016/5/11/chartex" xmlns:cx6="http://schemas.microsoft.com/office/drawing/2016/5/12/chartex" xmlns:cx7="http://schemas.microsoft.com/office/drawing/2016/5/13/chartex" xmlns:cx8="http://schemas.microsoft.com/office/drawing/2016/5/14/chartex" xmlns:mc="http://schemas.openxmlformats.org/markup-compatibility/2006" xmlns:aink="http://schemas.microsoft.com/office/drawing/2016/ink" xmlns:am3d="http://schemas.microsoft.com/office/drawing/2017/model3d" xmlns:o="urn:schemas-microsoft-com:office:office" xmlns:oel="http://schemas.microsoft.com/office/2019/extlst" xmlns:r="http://schemas.openxmlformats.org/officeDocument/2006/relationships" xmlns:m="http://schemas.openxmlformats.org/officeDocument/2006/math" xmlns:v="urn:schemas-microsoft-com:vml" xmlns:wp14="http://schemas.microsoft.com/office/word/2010/wordprocessingDrawing" xmlns:wp="http://schemas.openxmlformats.org/drawingml/2006/wordprocessingDrawing" xmlns:w10="urn:schemas-microsoft-com:office:word" xmlns:w="http://schemas.openxmlformats.org/wordprocessingml/2006/main" xmlns:w14="http://schemas.microsoft.com/office/word/2010/wordml" xmlns:w15="http://schemas.microsoft.com/office/word/2012/wordml" xmlns:w16cei="http://schemas.microsoft.com/office/word/2026/wordml/cei" xmlns:w16cex="http://schemas.microsoft.com/office/word/2018/wordml/cex" xmlns:w16cid="http://schemas.microsoft.com/office/word/2016/wordml/cid" xmlns:w16="http://schemas.microsoft.com/office/word/2018/wordml" xmlns:w16du="http://schemas.microsoft.com/office/word/2023/wordml/word16du" xmlns:w16sdtdh="http://schemas.microsoft.com/office/word/2020/wordml/sdtdatahash" xmlns:w16sdtfl="http://schemas.microsoft.com/office/word/2024/wordml/sdtformatlock" xmlns:w16se="http://schemas.microsoft.com/office/word/2015/wordml/symex" xmlns:wpg="http://schemas.microsoft.com/office/word/2010/wordprocessingGroup" xmlns:wpi="http://schemas.microsoft.com/office/word/2010/wordprocessingInk" xmlns:wne="http://schemas.microsoft.com/office/word/2006/wordml" xmlns:wps="http://schemas.microsoft.com/office/word/2010/wordprocessingShape" mc:Ignorable="w14 w15 w16se w16cid w16 w16cex w16sdtdh w16sdtfl w16du wp14">
   <w:p>
     <w:pPr>
-      <w:pStyle w:val="Footer"/>
+      <w:pStyle w:val="a5"/>
     </w:pPr>
     <w:r>
       <w:rPr>
@@ -13704,7 +13563,7 @@
               <v:stroke joinstyle="miter"/>
               <v:path gradientshapeok="t" o:connecttype="rect"/>
             </v:shapetype>
-            <v:shape id="Text Box 8" o:spid="_x0000_s1035" type="#_x0000_t202" alt="Restricted - مقيد " style="position:absolute;left:0;text-align:left;margin-left:0;margin-top:0;width:84.4pt;height:32.1pt;z-index:251662336;visibility:visible;mso-wrap-style:none;mso-wrap-distance-left:0;mso-wrap-distance-top:0;mso-wrap-distance-right:0;mso-wrap-distance-bottom:0;mso-position-horizontal:left;mso-position-horizontal-relative:page;mso-position-vertical:bottom;mso-position-vertical-relative:page;v-text-anchor:bottom" o:gfxdata="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" filled="f" stroked="f">
+            <v:shape id="Text Box 8" o:spid="_x0000_s1035" type="#_x0000_t202" alt="Restricted - مقيد " style="position:absolute;left:0;text-align:left;margin-left:0;margin-top:0;width:84.4pt;height:32.1pt;z-index:251662336;visibility:visible;mso-wrap-style:none;mso-wrap-distance-left:0;mso-wrap-distance-top:0;mso-wrap-distance-right:0;mso-wrap-distance-bottom:0;mso-position-horizontal:left;mso-position-horizontal-relative:page;mso-position-vertical:bottom;mso-position-vertical-relative:page;v-text-anchor:bottom" o:gfxdata="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" filled="f" stroked="f">
               <v:textbox style="mso-fit-shape-to-text:t" inset="20pt,0,0,15pt">
                 <w:txbxContent>
                   <w:p>
@@ -13848,7 +13707,7 @@
         </w:tcPr>
         <w:p>
           <w:pPr>
-            <w:pStyle w:val="Header"/>
+            <w:pStyle w:val="a7"/>
           </w:pPr>
         </w:p>
       </w:tc>
@@ -13858,7 +13717,7 @@
         </w:tcPr>
         <w:p>
           <w:pPr>
-            <w:pStyle w:val="Header"/>
+            <w:pStyle w:val="a7"/>
           </w:pPr>
         </w:p>
       </w:tc>
@@ -13869,7 +13728,7 @@
         </w:tcPr>
         <w:p>
           <w:pPr>
-            <w:pStyle w:val="Header"/>
+            <w:pStyle w:val="a7"/>
           </w:pPr>
         </w:p>
       </w:tc>
@@ -13877,7 +13736,7 @@
   </w:tbl>
   <w:p>
     <w:pPr>
-      <w:pStyle w:val="Header"/>
+      <w:pStyle w:val="a7"/>
     </w:pPr>
   </w:p>
 </w:hdr>
@@ -14163,9 +14022,32 @@
           </w:r>
           <w:r>
             <w:rPr>
+              <w:rFonts w:hint="cs"/>
+              <w:b w:val="0"/>
+              <w:bCs w:val="0"/>
+              <w:noProof/>
+              <w:rtl/>
+            </w:rPr>
+            <w:instrText xml:space="preserve">خطأ! استخدم علامة التبويب "الصفحة الرئيسية" لتطبيق </w:instrText>
+          </w:r>
+          <w:r>
+            <w:rPr>
+              <w:rFonts w:hint="cs"/>
+              <w:b w:val="0"/>
+              <w:bCs w:val="0"/>
               <w:noProof/>
             </w:rPr>
-            <w:instrText>Task 4 – Reflection (2 Marks)</w:instrText>
+            <w:instrText>Heading 1</w:instrText>
+          </w:r>
+          <w:r>
+            <w:rPr>
+              <w:rFonts w:hint="cs"/>
+              <w:b w:val="0"/>
+              <w:bCs w:val="0"/>
+              <w:noProof/>
+              <w:rtl/>
+            </w:rPr>
+            <w:instrText xml:space="preserve"> على النص الذي ترغب في أن يظهر هنا.</w:instrText>
           </w:r>
           <w:r>
             <w:rPr>
@@ -14196,9 +14078,32 @@
           </w:r>
           <w:r>
             <w:rPr>
+              <w:rFonts w:hint="cs"/>
+              <w:b w:val="0"/>
+              <w:bCs w:val="0"/>
+              <w:noProof/>
+              <w:rtl/>
+            </w:rPr>
+            <w:instrText xml:space="preserve">خطأ! استخدم علامة التبويب "الصفحة الرئيسية" لتطبيق </w:instrText>
+          </w:r>
+          <w:r>
+            <w:rPr>
+              <w:rFonts w:hint="cs"/>
+              <w:b w:val="0"/>
+              <w:bCs w:val="0"/>
               <w:noProof/>
             </w:rPr>
-            <w:instrText>Task 4 – Reflection (2 Marks)</w:instrText>
+            <w:instrText>Heading 1</w:instrText>
+          </w:r>
+          <w:r>
+            <w:rPr>
+              <w:rFonts w:hint="cs"/>
+              <w:b w:val="0"/>
+              <w:bCs w:val="0"/>
+              <w:noProof/>
+              <w:rtl/>
+            </w:rPr>
+            <w:instrText xml:space="preserve"> على النص الذي ترغب في أن يظهر هنا.</w:instrText>
           </w:r>
           <w:r>
             <w:rPr>
@@ -14214,9 +14119,38 @@
           </w:r>
           <w:r>
             <w:rPr>
+              <w:rFonts w:hint="cs"/>
+              <w:b w:val="0"/>
+              <w:bCs w:val="0"/>
+              <w:noProof/>
+              <w:rtl/>
+            </w:rPr>
+            <w:t xml:space="preserve">خطأ! استخدم علامة التبويب "الصفحة الرئيسية" لتطبيق </w:t>
+          </w:r>
+          <w:r>
+            <w:rPr>
+              <w:rFonts w:hint="cs"/>
+              <w:b w:val="0"/>
+              <w:bCs w:val="0"/>
               <w:noProof/>
             </w:rPr>
-            <w:t xml:space="preserve">Task 4 – Reflection (2 Marks) </w:t>
+            <w:t>Heading 1</w:t>
+          </w:r>
+          <w:r>
+            <w:rPr>
+              <w:rFonts w:hint="cs"/>
+              <w:b w:val="0"/>
+              <w:bCs w:val="0"/>
+              <w:noProof/>
+              <w:rtl/>
+            </w:rPr>
+            <w:t xml:space="preserve"> على النص الذي ترغب في أن يظهر هنا.</w:t>
+          </w:r>
+          <w:r>
+            <w:rPr>
+              <w:noProof/>
+            </w:rPr>
+            <w:t xml:space="preserve"> </w:t>
           </w:r>
           <w:r>
             <w:fldChar w:fldCharType="end"/>
@@ -14282,7 +14216,7 @@
     <w:lvl w:ilvl="0">
       <w:start w:val="1"/>
       <w:numFmt w:val="bullet"/>
-      <w:pStyle w:val="ListBullet"/>
+      <w:pStyle w:val="a"/>
       <w:lvlText w:val="•"/>
       <w:lvlJc w:val="left"/>
       <w:pPr>
@@ -15234,7 +15168,7 @@
     <w:lvl w:ilvl="0">
       <w:start w:val="1"/>
       <w:numFmt w:val="decimal"/>
-      <w:pStyle w:val="ListNumber"/>
+      <w:pStyle w:val="a0"/>
       <w:lvlText w:val="%1."/>
       <w:lvlJc w:val="left"/>
       <w:pPr>
@@ -15248,7 +15182,7 @@
     <w:lvl w:ilvl="1">
       <w:start w:val="1"/>
       <w:numFmt w:val="decimal"/>
-      <w:pStyle w:val="ListNumber2"/>
+      <w:pStyle w:val="2"/>
       <w:suff w:val="space"/>
       <w:lvlText w:val="%1.%2"/>
       <w:lvlJc w:val="left"/>
@@ -15263,7 +15197,7 @@
     <w:lvl w:ilvl="2">
       <w:start w:val="1"/>
       <w:numFmt w:val="lowerLetter"/>
-      <w:pStyle w:val="ListNumber3"/>
+      <w:pStyle w:val="3"/>
       <w:lvlText w:val="%3."/>
       <w:lvlJc w:val="left"/>
       <w:pPr>
@@ -15277,7 +15211,7 @@
     <w:lvl w:ilvl="3">
       <w:start w:val="1"/>
       <w:numFmt w:val="lowerRoman"/>
-      <w:pStyle w:val="ListNumber4"/>
+      <w:pStyle w:val="4"/>
       <w:lvlText w:val="%4."/>
       <w:lvlJc w:val="left"/>
       <w:pPr>
@@ -15291,7 +15225,7 @@
     <w:lvl w:ilvl="4">
       <w:start w:val="1"/>
       <w:numFmt w:val="lowerLetter"/>
-      <w:pStyle w:val="ListNumber5"/>
+      <w:pStyle w:val="5"/>
       <w:lvlText w:val="(%5)"/>
       <w:lvlJc w:val="left"/>
       <w:pPr>
@@ -17021,16 +16955,16 @@
     <w:lsdException w:name="Unresolved Mention" w:semiHidden="1" w:unhideWhenUsed="1"/>
     <w:lsdException w:name="Smart Link" w:semiHidden="1" w:unhideWhenUsed="1"/>
   </w:latentStyles>
-  <w:style w:type="paragraph" w:default="1" w:styleId="Normal">
+  <w:style w:type="paragraph" w:default="1" w:styleId="a1">
     <w:name w:val="Normal"/>
     <w:qFormat/>
     <w:rsid w:val="00407799"/>
   </w:style>
-  <w:style w:type="paragraph" w:styleId="Heading1">
+  <w:style w:type="paragraph" w:styleId="1">
     <w:name w:val="heading 1"/>
-    <w:basedOn w:val="Normal"/>
-    <w:next w:val="Normal"/>
-    <w:link w:val="Heading1Char"/>
+    <w:basedOn w:val="a1"/>
+    <w:next w:val="a1"/>
+    <w:link w:val="1Char"/>
     <w:uiPriority w:val="1"/>
     <w:qFormat/>
     <w:pPr>
@@ -17049,11 +16983,11 @@
       <w:sz w:val="40"/>
     </w:rPr>
   </w:style>
-  <w:style w:type="paragraph" w:styleId="Heading2">
+  <w:style w:type="paragraph" w:styleId="20">
     <w:name w:val="heading 2"/>
-    <w:basedOn w:val="Normal"/>
-    <w:next w:val="Normal"/>
-    <w:link w:val="Heading2Char"/>
+    <w:basedOn w:val="a1"/>
+    <w:next w:val="a1"/>
+    <w:link w:val="2Char"/>
     <w:uiPriority w:val="1"/>
     <w:unhideWhenUsed/>
     <w:qFormat/>
@@ -17071,13 +17005,13 @@
       <w:sz w:val="28"/>
     </w:rPr>
   </w:style>
-  <w:style w:type="character" w:default="1" w:styleId="DefaultParagraphFont">
+  <w:style w:type="character" w:default="1" w:styleId="a2">
     <w:name w:val="Default Paragraph Font"/>
     <w:uiPriority w:val="1"/>
     <w:semiHidden/>
     <w:unhideWhenUsed/>
   </w:style>
-  <w:style w:type="table" w:default="1" w:styleId="TableNormal">
+  <w:style w:type="table" w:default="1" w:styleId="a3">
     <w:name w:val="Normal Table"/>
     <w:uiPriority w:val="99"/>
     <w:semiHidden/>
@@ -17092,16 +17026,16 @@
       </w:tblCellMar>
     </w:tblPr>
   </w:style>
-  <w:style w:type="numbering" w:default="1" w:styleId="NoList">
+  <w:style w:type="numbering" w:default="1" w:styleId="a4">
     <w:name w:val="No List"/>
     <w:uiPriority w:val="99"/>
     <w:semiHidden/>
     <w:unhideWhenUsed/>
   </w:style>
-  <w:style w:type="paragraph" w:styleId="Footer">
+  <w:style w:type="paragraph" w:styleId="a5">
     <w:name w:val="footer"/>
-    <w:basedOn w:val="Normal"/>
-    <w:link w:val="FooterChar"/>
+    <w:basedOn w:val="a1"/>
+    <w:link w:val="Char"/>
     <w:uiPriority w:val="99"/>
     <w:unhideWhenUsed/>
     <w:qFormat/>
@@ -17113,20 +17047,20 @@
       <w:color w:val="EF4623" w:themeColor="accent1"/>
     </w:rPr>
   </w:style>
-  <w:style w:type="character" w:customStyle="1" w:styleId="FooterChar">
-    <w:name w:val="Footer Char"/>
-    <w:basedOn w:val="DefaultParagraphFont"/>
-    <w:link w:val="Footer"/>
+  <w:style w:type="character" w:customStyle="1" w:styleId="Char">
+    <w:name w:val="تذييل الصفحة Char"/>
+    <w:basedOn w:val="a2"/>
+    <w:link w:val="a5"/>
     <w:uiPriority w:val="99"/>
     <w:rPr>
       <w:color w:val="EF4623" w:themeColor="accent1"/>
     </w:rPr>
   </w:style>
-  <w:style w:type="paragraph" w:styleId="Subtitle">
+  <w:style w:type="paragraph" w:styleId="a6">
     <w:name w:val="Subtitle"/>
-    <w:basedOn w:val="Normal"/>
-    <w:next w:val="Normal"/>
-    <w:link w:val="SubtitleChar"/>
+    <w:basedOn w:val="a1"/>
+    <w:next w:val="a1"/>
+    <w:link w:val="Char0"/>
     <w:uiPriority w:val="3"/>
     <w:unhideWhenUsed/>
     <w:qFormat/>
@@ -17149,36 +17083,36 @@
   </w:style>
   <w:style w:type="paragraph" w:customStyle="1" w:styleId="Graphic">
     <w:name w:val="Graphic"/>
-    <w:basedOn w:val="Normal"/>
+    <w:basedOn w:val="a1"/>
     <w:uiPriority w:val="99"/>
     <w:pPr>
       <w:spacing w:after="80" w:line="240" w:lineRule="auto"/>
       <w:jc w:val="center"/>
     </w:pPr>
   </w:style>
-  <w:style w:type="paragraph" w:styleId="Header">
+  <w:style w:type="paragraph" w:styleId="a7">
     <w:name w:val="header"/>
-    <w:basedOn w:val="Normal"/>
-    <w:link w:val="HeaderChar"/>
+    <w:basedOn w:val="a1"/>
+    <w:link w:val="Char1"/>
     <w:uiPriority w:val="99"/>
     <w:qFormat/>
     <w:pPr>
       <w:spacing w:after="380" w:line="240" w:lineRule="auto"/>
     </w:pPr>
   </w:style>
-  <w:style w:type="character" w:customStyle="1" w:styleId="HeaderChar">
-    <w:name w:val="Header Char"/>
-    <w:basedOn w:val="DefaultParagraphFont"/>
-    <w:link w:val="Header"/>
+  <w:style w:type="character" w:customStyle="1" w:styleId="Char1">
+    <w:name w:val="رأس الصفحة Char"/>
+    <w:basedOn w:val="a2"/>
+    <w:link w:val="a7"/>
     <w:uiPriority w:val="99"/>
     <w:rPr>
       <w:color w:val="404040" w:themeColor="text1" w:themeTint="BF"/>
       <w:sz w:val="20"/>
     </w:rPr>
   </w:style>
-  <w:style w:type="table" w:styleId="TableGrid">
+  <w:style w:type="table" w:styleId="a8">
     <w:name w:val="Table Grid"/>
-    <w:basedOn w:val="TableNormal"/>
+    <w:basedOn w:val="a3"/>
     <w:uiPriority w:val="39"/>
     <w:pPr>
       <w:spacing w:before="120" w:after="120" w:line="240" w:lineRule="auto"/>
@@ -17235,7 +17169,7 @@
   </w:style>
   <w:style w:type="paragraph" w:customStyle="1" w:styleId="InfoHeading">
     <w:name w:val="Info Heading"/>
-    <w:basedOn w:val="Normal"/>
+    <w:basedOn w:val="a1"/>
     <w:uiPriority w:val="2"/>
     <w:qFormat/>
     <w:pPr>
@@ -17252,8 +17186,8 @@
   </w:style>
   <w:style w:type="paragraph" w:customStyle="1" w:styleId="Page">
     <w:name w:val="Page"/>
-    <w:basedOn w:val="Normal"/>
-    <w:next w:val="Normal"/>
+    <w:basedOn w:val="a1"/>
+    <w:next w:val="a1"/>
     <w:uiPriority w:val="99"/>
     <w:unhideWhenUsed/>
     <w:qFormat/>
@@ -17266,11 +17200,11 @@
       <w:sz w:val="36"/>
     </w:rPr>
   </w:style>
-  <w:style w:type="paragraph" w:styleId="Title">
+  <w:style w:type="paragraph" w:styleId="a9">
     <w:name w:val="Title"/>
-    <w:basedOn w:val="Normal"/>
-    <w:next w:val="Normal"/>
-    <w:link w:val="TitleChar"/>
+    <w:basedOn w:val="a1"/>
+    <w:next w:val="a1"/>
+    <w:link w:val="Char2"/>
     <w:uiPriority w:val="2"/>
     <w:qFormat/>
     <w:pPr>
@@ -17284,10 +17218,10 @@
       <w:sz w:val="200"/>
     </w:rPr>
   </w:style>
-  <w:style w:type="character" w:customStyle="1" w:styleId="TitleChar">
-    <w:name w:val="Title Char"/>
-    <w:basedOn w:val="DefaultParagraphFont"/>
-    <w:link w:val="Title"/>
+  <w:style w:type="character" w:customStyle="1" w:styleId="Char2">
+    <w:name w:val="العنوان Char"/>
+    <w:basedOn w:val="a2"/>
+    <w:link w:val="a9"/>
     <w:uiPriority w:val="2"/>
     <w:rPr>
       <w:rFonts w:asciiTheme="majorHAnsi" w:eastAsiaTheme="majorEastAsia" w:hAnsiTheme="majorHAnsi" w:cstheme="majorBidi"/>
@@ -17297,19 +17231,19 @@
       <w:sz w:val="200"/>
     </w:rPr>
   </w:style>
-  <w:style w:type="character" w:styleId="PlaceholderText">
+  <w:style w:type="character" w:styleId="aa">
     <w:name w:val="Placeholder Text"/>
-    <w:basedOn w:val="DefaultParagraphFont"/>
+    <w:basedOn w:val="a2"/>
     <w:uiPriority w:val="99"/>
     <w:semiHidden/>
     <w:rPr>
       <w:color w:val="808080"/>
     </w:rPr>
   </w:style>
-  <w:style w:type="paragraph" w:styleId="BalloonText">
+  <w:style w:type="paragraph" w:styleId="ab">
     <w:name w:val="Balloon Text"/>
-    <w:basedOn w:val="Normal"/>
-    <w:link w:val="BalloonTextChar"/>
+    <w:basedOn w:val="a1"/>
+    <w:link w:val="Char3"/>
     <w:uiPriority w:val="99"/>
     <w:semiHidden/>
     <w:unhideWhenUsed/>
@@ -17321,10 +17255,10 @@
       <w:sz w:val="16"/>
     </w:rPr>
   </w:style>
-  <w:style w:type="character" w:customStyle="1" w:styleId="BalloonTextChar">
-    <w:name w:val="Balloon Text Char"/>
-    <w:basedOn w:val="DefaultParagraphFont"/>
-    <w:link w:val="BalloonText"/>
+  <w:style w:type="character" w:customStyle="1" w:styleId="Char3">
+    <w:name w:val="نص في بالون Char"/>
+    <w:basedOn w:val="a2"/>
+    <w:link w:val="ab"/>
     <w:uiPriority w:val="99"/>
     <w:semiHidden/>
     <w:rPr>
@@ -17332,9 +17266,9 @@
       <w:sz w:val="16"/>
     </w:rPr>
   </w:style>
-  <w:style w:type="character" w:styleId="Strong">
+  <w:style w:type="character" w:styleId="ac">
     <w:name w:val="Strong"/>
-    <w:basedOn w:val="DefaultParagraphFont"/>
+    <w:basedOn w:val="a2"/>
     <w:uiPriority w:val="10"/>
     <w:qFormat/>
     <w:rPr>
@@ -17342,10 +17276,10 @@
       <w:bCs/>
     </w:rPr>
   </w:style>
-  <w:style w:type="character" w:customStyle="1" w:styleId="SubtitleChar">
-    <w:name w:val="Subtitle Char"/>
-    <w:basedOn w:val="DefaultParagraphFont"/>
-    <w:link w:val="Subtitle"/>
+  <w:style w:type="character" w:customStyle="1" w:styleId="Char0">
+    <w:name w:val="عنوان فرعي Char"/>
+    <w:basedOn w:val="a2"/>
+    <w:link w:val="a6"/>
     <w:uiPriority w:val="3"/>
     <w:rPr>
       <w:rFonts w:asciiTheme="majorHAnsi" w:eastAsiaTheme="majorEastAsia" w:hAnsiTheme="majorHAnsi" w:cstheme="majorBidi"/>
@@ -17359,7 +17293,7 @@
   </w:style>
   <w:style w:type="paragraph" w:customStyle="1" w:styleId="Abstract">
     <w:name w:val="Abstract"/>
-    <w:basedOn w:val="Normal"/>
+    <w:basedOn w:val="a1"/>
     <w:uiPriority w:val="3"/>
     <w:qFormat/>
     <w:pPr>
@@ -17373,9 +17307,9 @@
       <w:sz w:val="28"/>
     </w:rPr>
   </w:style>
-  <w:style w:type="paragraph" w:styleId="NoSpacing">
+  <w:style w:type="paragraph" w:styleId="ad">
     <w:name w:val="No Spacing"/>
-    <w:link w:val="NoSpacingChar"/>
+    <w:link w:val="Char4"/>
     <w:uiPriority w:val="1"/>
     <w:unhideWhenUsed/>
     <w:qFormat/>
@@ -17385,7 +17319,7 @@
   </w:style>
   <w:style w:type="character" w:styleId="Hyperlink">
     <w:name w:val="Hyperlink"/>
-    <w:basedOn w:val="DefaultParagraphFont"/>
+    <w:basedOn w:val="a2"/>
     <w:uiPriority w:val="99"/>
     <w:unhideWhenUsed/>
     <w:rPr>
@@ -17393,10 +17327,10 @@
       <w:u w:val="single"/>
     </w:rPr>
   </w:style>
-  <w:style w:type="paragraph" w:styleId="TOC1">
+  <w:style w:type="paragraph" w:styleId="10">
     <w:name w:val="toc 1"/>
-    <w:basedOn w:val="Normal"/>
-    <w:next w:val="Normal"/>
+    <w:basedOn w:val="a1"/>
+    <w:next w:val="a1"/>
     <w:autoRedefine/>
     <w:uiPriority w:val="39"/>
     <w:unhideWhenUsed/>
@@ -17411,10 +17345,10 @@
       <w:kern w:val="20"/>
     </w:rPr>
   </w:style>
-  <w:style w:type="character" w:customStyle="1" w:styleId="Heading1Char">
-    <w:name w:val="Heading 1 Char"/>
-    <w:basedOn w:val="DefaultParagraphFont"/>
-    <w:link w:val="Heading1"/>
+  <w:style w:type="character" w:customStyle="1" w:styleId="1Char">
+    <w:name w:val="العنوان 1 Char"/>
+    <w:basedOn w:val="a2"/>
+    <w:link w:val="1"/>
     <w:uiPriority w:val="1"/>
     <w:rPr>
       <w:rFonts w:asciiTheme="majorHAnsi" w:eastAsiaTheme="majorEastAsia" w:hAnsiTheme="majorHAnsi" w:cstheme="majorBidi"/>
@@ -17424,10 +17358,10 @@
       <w:sz w:val="40"/>
     </w:rPr>
   </w:style>
-  <w:style w:type="paragraph" w:styleId="TOCHeading">
+  <w:style w:type="paragraph" w:styleId="ae">
     <w:name w:val="TOC Heading"/>
-    <w:basedOn w:val="Heading1"/>
-    <w:next w:val="Normal"/>
+    <w:basedOn w:val="1"/>
+    <w:next w:val="a1"/>
     <w:uiPriority w:val="39"/>
     <w:unhideWhenUsed/>
     <w:qFormat/>
@@ -17444,10 +17378,10 @@
       <w:sz w:val="44"/>
     </w:rPr>
   </w:style>
-  <w:style w:type="character" w:customStyle="1" w:styleId="Heading2Char">
-    <w:name w:val="Heading 2 Char"/>
-    <w:basedOn w:val="DefaultParagraphFont"/>
-    <w:link w:val="Heading2"/>
+  <w:style w:type="character" w:customStyle="1" w:styleId="2Char">
+    <w:name w:val="عنوان 2 Char"/>
+    <w:basedOn w:val="a2"/>
+    <w:link w:val="20"/>
     <w:uiPriority w:val="1"/>
     <w:rPr>
       <w:rFonts w:asciiTheme="majorHAnsi" w:eastAsiaTheme="majorEastAsia" w:hAnsiTheme="majorHAnsi" w:cstheme="majorBidi"/>
@@ -17457,11 +17391,11 @@
       <w:sz w:val="28"/>
     </w:rPr>
   </w:style>
-  <w:style w:type="paragraph" w:styleId="Quote">
+  <w:style w:type="paragraph" w:styleId="af">
     <w:name w:val="Quote"/>
-    <w:basedOn w:val="Normal"/>
-    <w:next w:val="Normal"/>
-    <w:link w:val="QuoteChar"/>
+    <w:basedOn w:val="a1"/>
+    <w:next w:val="a1"/>
+    <w:link w:val="Char5"/>
     <w:uiPriority w:val="1"/>
     <w:unhideWhenUsed/>
     <w:qFormat/>
@@ -17476,10 +17410,10 @@
       <w:sz w:val="24"/>
     </w:rPr>
   </w:style>
-  <w:style w:type="character" w:customStyle="1" w:styleId="QuoteChar">
-    <w:name w:val="Quote Char"/>
-    <w:basedOn w:val="DefaultParagraphFont"/>
-    <w:link w:val="Quote"/>
+  <w:style w:type="character" w:customStyle="1" w:styleId="Char5">
+    <w:name w:val="اقتباس Char"/>
+    <w:basedOn w:val="a2"/>
+    <w:link w:val="af"/>
     <w:uiPriority w:val="1"/>
     <w:rPr>
       <w:i/>
@@ -17489,10 +17423,10 @@
       <w:sz w:val="24"/>
     </w:rPr>
   </w:style>
-  <w:style w:type="paragraph" w:styleId="Signature">
+  <w:style w:type="paragraph" w:styleId="af0">
     <w:name w:val="Signature"/>
-    <w:basedOn w:val="Normal"/>
-    <w:link w:val="SignatureChar"/>
+    <w:basedOn w:val="a1"/>
+    <w:link w:val="Char6"/>
     <w:uiPriority w:val="9"/>
     <w:unhideWhenUsed/>
     <w:qFormat/>
@@ -17505,25 +17439,25 @@
       <w:kern w:val="20"/>
     </w:rPr>
   </w:style>
-  <w:style w:type="character" w:customStyle="1" w:styleId="SignatureChar">
-    <w:name w:val="Signature Char"/>
-    <w:basedOn w:val="DefaultParagraphFont"/>
-    <w:link w:val="Signature"/>
+  <w:style w:type="character" w:customStyle="1" w:styleId="Char6">
+    <w:name w:val="توقيع Char"/>
+    <w:basedOn w:val="a2"/>
+    <w:link w:val="af0"/>
     <w:uiPriority w:val="9"/>
     <w:rPr>
       <w:color w:val="595959" w:themeColor="text1" w:themeTint="A6"/>
       <w:kern w:val="20"/>
     </w:rPr>
   </w:style>
-  <w:style w:type="character" w:customStyle="1" w:styleId="NoSpacingChar">
-    <w:name w:val="No Spacing Char"/>
-    <w:basedOn w:val="DefaultParagraphFont"/>
-    <w:link w:val="NoSpacing"/>
+  <w:style w:type="character" w:customStyle="1" w:styleId="Char4">
+    <w:name w:val="بلا تباعد Char"/>
+    <w:basedOn w:val="a2"/>
+    <w:link w:val="ad"/>
     <w:uiPriority w:val="1"/>
   </w:style>
-  <w:style w:type="paragraph" w:styleId="ListBullet">
+  <w:style w:type="paragraph" w:styleId="a">
     <w:name w:val="List Bullet"/>
-    <w:basedOn w:val="Normal"/>
+    <w:basedOn w:val="a1"/>
     <w:uiPriority w:val="99"/>
     <w:unhideWhenUsed/>
     <w:qFormat/>
@@ -17539,9 +17473,9 @@
       <w:kern w:val="20"/>
     </w:rPr>
   </w:style>
-  <w:style w:type="paragraph" w:styleId="ListNumber">
+  <w:style w:type="paragraph" w:styleId="a0">
     <w:name w:val="List Number"/>
-    <w:basedOn w:val="Normal"/>
+    <w:basedOn w:val="a1"/>
     <w:uiPriority w:val="1"/>
     <w:unhideWhenUsed/>
     <w:qFormat/>
@@ -17557,9 +17491,9 @@
       <w:kern w:val="20"/>
     </w:rPr>
   </w:style>
-  <w:style w:type="paragraph" w:styleId="ListNumber2">
+  <w:style w:type="paragraph" w:styleId="2">
     <w:name w:val="List Number 2"/>
-    <w:basedOn w:val="Normal"/>
+    <w:basedOn w:val="a1"/>
     <w:uiPriority w:val="1"/>
     <w:unhideWhenUsed/>
     <w:qFormat/>
@@ -17576,9 +17510,9 @@
       <w:kern w:val="20"/>
     </w:rPr>
   </w:style>
-  <w:style w:type="paragraph" w:styleId="ListNumber3">
+  <w:style w:type="paragraph" w:styleId="3">
     <w:name w:val="List Number 3"/>
-    <w:basedOn w:val="Normal"/>
+    <w:basedOn w:val="a1"/>
     <w:uiPriority w:val="18"/>
     <w:unhideWhenUsed/>
     <w:pPr>
@@ -17594,9 +17528,9 @@
       <w:kern w:val="20"/>
     </w:rPr>
   </w:style>
-  <w:style w:type="paragraph" w:styleId="ListNumber4">
+  <w:style w:type="paragraph" w:styleId="4">
     <w:name w:val="List Number 4"/>
-    <w:basedOn w:val="Normal"/>
+    <w:basedOn w:val="a1"/>
     <w:uiPriority w:val="18"/>
     <w:unhideWhenUsed/>
     <w:pPr>
@@ -17612,9 +17546,9 @@
       <w:kern w:val="20"/>
     </w:rPr>
   </w:style>
-  <w:style w:type="paragraph" w:styleId="ListNumber5">
+  <w:style w:type="paragraph" w:styleId="5">
     <w:name w:val="List Number 5"/>
-    <w:basedOn w:val="Normal"/>
+    <w:basedOn w:val="a1"/>
     <w:uiPriority w:val="18"/>
     <w:unhideWhenUsed/>
     <w:pPr>
@@ -17632,7 +17566,7 @@
   </w:style>
   <w:style w:type="table" w:customStyle="1" w:styleId="FinancialTable">
     <w:name w:val="Financial Table"/>
-    <w:basedOn w:val="TableNormal"/>
+    <w:basedOn w:val="a3"/>
     <w:uiPriority w:val="99"/>
     <w:pPr>
       <w:spacing w:before="60" w:after="60" w:line="240" w:lineRule="auto"/>
@@ -17674,9 +17608,9 @@
       </w:rPr>
     </w:tblStylePr>
   </w:style>
-  <w:style w:type="character" w:styleId="CommentReference">
+  <w:style w:type="character" w:styleId="af1">
     <w:name w:val="annotation reference"/>
-    <w:basedOn w:val="DefaultParagraphFont"/>
+    <w:basedOn w:val="a2"/>
     <w:uiPriority w:val="99"/>
     <w:semiHidden/>
     <w:unhideWhenUsed/>
@@ -17684,27 +17618,27 @@
       <w:sz w:val="16"/>
     </w:rPr>
   </w:style>
-  <w:style w:type="paragraph" w:styleId="CommentText">
+  <w:style w:type="paragraph" w:styleId="af2">
     <w:name w:val="annotation text"/>
-    <w:basedOn w:val="Normal"/>
-    <w:link w:val="CommentTextChar"/>
+    <w:basedOn w:val="a1"/>
+    <w:link w:val="Char7"/>
     <w:uiPriority w:val="99"/>
     <w:unhideWhenUsed/>
     <w:pPr>
       <w:spacing w:line="240" w:lineRule="auto"/>
     </w:pPr>
   </w:style>
-  <w:style w:type="character" w:customStyle="1" w:styleId="CommentTextChar">
-    <w:name w:val="Comment Text Char"/>
-    <w:basedOn w:val="DefaultParagraphFont"/>
-    <w:link w:val="CommentText"/>
+  <w:style w:type="character" w:customStyle="1" w:styleId="Char7">
+    <w:name w:val="نص تعليق Char"/>
+    <w:basedOn w:val="a2"/>
+    <w:link w:val="af2"/>
     <w:uiPriority w:val="99"/>
   </w:style>
-  <w:style w:type="paragraph" w:styleId="CommentSubject">
+  <w:style w:type="paragraph" w:styleId="af3">
     <w:name w:val="annotation subject"/>
-    <w:basedOn w:val="CommentText"/>
-    <w:next w:val="CommentText"/>
-    <w:link w:val="CommentSubjectChar"/>
+    <w:basedOn w:val="af2"/>
+    <w:next w:val="af2"/>
+    <w:link w:val="Char8"/>
     <w:uiPriority w:val="99"/>
     <w:semiHidden/>
     <w:unhideWhenUsed/>
@@ -17713,10 +17647,10 @@
       <w:bCs/>
     </w:rPr>
   </w:style>
-  <w:style w:type="character" w:customStyle="1" w:styleId="CommentSubjectChar">
-    <w:name w:val="Comment Subject Char"/>
-    <w:basedOn w:val="CommentTextChar"/>
-    <w:link w:val="CommentSubject"/>
+  <w:style w:type="character" w:customStyle="1" w:styleId="Char8">
+    <w:name w:val="موضوع تعليق Char"/>
+    <w:basedOn w:val="Char7"/>
+    <w:link w:val="af3"/>
     <w:uiPriority w:val="99"/>
     <w:semiHidden/>
     <w:rPr>
@@ -17724,9 +17658,9 @@
       <w:bCs/>
     </w:rPr>
   </w:style>
-  <w:style w:type="table" w:styleId="LightShading">
+  <w:style w:type="table" w:styleId="af4">
     <w:name w:val="Light Shading"/>
-    <w:basedOn w:val="TableNormal"/>
+    <w:basedOn w:val="a3"/>
     <w:uiPriority w:val="60"/>
     <w:pPr>
       <w:spacing w:after="0" w:line="240" w:lineRule="auto"/>
@@ -17821,7 +17755,7 @@
   </w:style>
   <w:style w:type="paragraph" w:customStyle="1" w:styleId="TableTextDecimal">
     <w:name w:val="Table Text Decimal"/>
-    <w:basedOn w:val="Normal"/>
+    <w:basedOn w:val="a1"/>
     <w:uiPriority w:val="1"/>
     <w:qFormat/>
     <w:pPr>
@@ -17833,7 +17767,7 @@
   </w:style>
   <w:style w:type="paragraph" w:customStyle="1" w:styleId="TableText">
     <w:name w:val="Table Text"/>
-    <w:basedOn w:val="Normal"/>
+    <w:basedOn w:val="a1"/>
     <w:uiPriority w:val="1"/>
     <w:qFormat/>
     <w:pPr>
@@ -17842,7 +17776,7 @@
   </w:style>
   <w:style w:type="paragraph" w:customStyle="1" w:styleId="Organization">
     <w:name w:val="Organization"/>
-    <w:basedOn w:val="Normal"/>
+    <w:basedOn w:val="a1"/>
     <w:uiPriority w:val="2"/>
     <w:qFormat/>
     <w:pPr>
@@ -17856,9 +17790,9 @@
       <w:sz w:val="36"/>
     </w:rPr>
   </w:style>
-  <w:style w:type="paragraph" w:styleId="ListParagraph">
+  <w:style w:type="paragraph" w:styleId="af5">
     <w:name w:val="List Paragraph"/>
-    <w:basedOn w:val="Normal"/>
+    <w:basedOn w:val="a1"/>
     <w:uiPriority w:val="34"/>
     <w:qFormat/>
     <w:rsid w:val="001B698D"/>
@@ -17867,9 +17801,9 @@
       <w:contextualSpacing/>
     </w:pPr>
   </w:style>
-  <w:style w:type="paragraph" w:styleId="NormalWeb">
+  <w:style w:type="paragraph" w:styleId="af6">
     <w:name w:val="Normal (Web)"/>
-    <w:basedOn w:val="Normal"/>
+    <w:basedOn w:val="a1"/>
     <w:uiPriority w:val="99"/>
     <w:unhideWhenUsed/>
     <w:rsid w:val="00852E5F"/>
@@ -17886,7 +17820,7 @@
   </w:style>
   <w:style w:type="character" w:styleId="HTMLCode">
     <w:name w:val="HTML Code"/>
-    <w:basedOn w:val="DefaultParagraphFont"/>
+    <w:basedOn w:val="a2"/>
     <w:uiPriority w:val="99"/>
     <w:semiHidden/>
     <w:unhideWhenUsed/>
@@ -17899,17 +17833,17 @@
   </w:style>
   <w:style w:type="character" w:customStyle="1" w:styleId="8">
     <w:name w:val="ͼ8"/>
-    <w:basedOn w:val="DefaultParagraphFont"/>
+    <w:basedOn w:val="a2"/>
     <w:rsid w:val="00A442D9"/>
   </w:style>
   <w:style w:type="character" w:customStyle="1" w:styleId="b">
     <w:name w:val="ͼb"/>
-    <w:basedOn w:val="DefaultParagraphFont"/>
+    <w:basedOn w:val="a2"/>
     <w:rsid w:val="00A442D9"/>
   </w:style>
   <w:style w:type="paragraph" w:customStyle="1" w:styleId="font-claude-response-body">
     <w:name w:val="font-claude-response-body"/>
-    <w:basedOn w:val="Normal"/>
+    <w:basedOn w:val="a1"/>
     <w:rsid w:val="00EC2668"/>
     <w:pPr>
       <w:spacing w:before="100" w:beforeAutospacing="1" w:after="100" w:afterAutospacing="1" w:line="240" w:lineRule="auto"/>
@@ -17924,7 +17858,7 @@
   </w:style>
   <w:style w:type="paragraph" w:customStyle="1" w:styleId="p1">
     <w:name w:val="p1"/>
-    <w:basedOn w:val="Normal"/>
+    <w:basedOn w:val="a1"/>
     <w:rsid w:val="0071712B"/>
     <w:pPr>
       <w:spacing w:after="0" w:line="240" w:lineRule="auto"/>
@@ -17939,7 +17873,7 @@
   </w:style>
   <w:style w:type="paragraph" w:customStyle="1" w:styleId="p2">
     <w:name w:val="p2"/>
-    <w:basedOn w:val="Normal"/>
+    <w:basedOn w:val="a1"/>
     <w:rsid w:val="0071712B"/>
     <w:pPr>
       <w:spacing w:after="0" w:line="240" w:lineRule="auto"/>
@@ -17954,7 +17888,7 @@
   </w:style>
   <w:style w:type="paragraph" w:customStyle="1" w:styleId="p3">
     <w:name w:val="p3"/>
-    <w:basedOn w:val="Normal"/>
+    <w:basedOn w:val="a1"/>
     <w:rsid w:val="0071712B"/>
     <w:pPr>
       <w:spacing w:after="0" w:line="240" w:lineRule="auto"/>
@@ -17967,7 +17901,7 @@
   </w:style>
   <w:style w:type="character" w:customStyle="1" w:styleId="s1">
     <w:name w:val="s1"/>
-    <w:basedOn w:val="DefaultParagraphFont"/>
+    <w:basedOn w:val="a2"/>
     <w:rsid w:val="0071712B"/>
     <w:rPr>
       <w:rFonts w:ascii="Helvetica" w:hAnsi="Helvetica" w:hint="default"/>
@@ -17981,7 +17915,7 @@
   </w:style>
   <w:style w:type="character" w:customStyle="1" w:styleId="s2">
     <w:name w:val="s2"/>
-    <w:basedOn w:val="DefaultParagraphFont"/>
+    <w:basedOn w:val="a2"/>
     <w:rsid w:val="0071712B"/>
     <w:rPr>
       <w:rFonts w:ascii="Times New Roman" w:hAnsi="Times New Roman" w:cs="Times New Roman" w:hint="default"/>
@@ -17995,7 +17929,7 @@
   </w:style>
   <w:style w:type="paragraph" w:customStyle="1" w:styleId="p4">
     <w:name w:val="p4"/>
-    <w:basedOn w:val="Normal"/>
+    <w:basedOn w:val="a1"/>
     <w:rsid w:val="00153A56"/>
     <w:pPr>
       <w:spacing w:after="0" w:line="240" w:lineRule="auto"/>
@@ -18008,7 +17942,7 @@
   </w:style>
   <w:style w:type="character" w:customStyle="1" w:styleId="s3">
     <w:name w:val="s3"/>
-    <w:basedOn w:val="DefaultParagraphFont"/>
+    <w:basedOn w:val="a2"/>
     <w:rsid w:val="00153A56"/>
     <w:rPr>
       <w:rFonts w:ascii="Helvetica" w:hAnsi="Helvetica" w:hint="default"/>
@@ -18022,7 +17956,7 @@
   </w:style>
   <w:style w:type="character" w:customStyle="1" w:styleId="s4">
     <w:name w:val="s4"/>
-    <w:basedOn w:val="DefaultParagraphFont"/>
+    <w:basedOn w:val="a2"/>
     <w:rsid w:val="00153A56"/>
     <w:rPr>
       <w:rFonts w:ascii="TimesNewRomanPS-BoldMT" w:hAnsi="TimesNewRomanPS-BoldMT" w:hint="default"/>
@@ -18036,7 +17970,7 @@
   </w:style>
   <w:style w:type="character" w:customStyle="1" w:styleId="s5">
     <w:name w:val="s5"/>
-    <w:basedOn w:val="DefaultParagraphFont"/>
+    <w:basedOn w:val="a2"/>
     <w:rsid w:val="00153A56"/>
     <w:rPr>
       <w:rFonts w:ascii="Times New Roman" w:hAnsi="Times New Roman" w:cs="Times New Roman" w:hint="default"/>
@@ -18244,7 +18178,7 @@
     <w:lvl w:ilvl="0">
       <w:start w:val="1"/>
       <w:numFmt w:val="bullet"/>
-      <w:pStyle w:val="ListBullet"/>
+      <w:pStyle w:val="a"/>
       <w:lvlText w:val="•"/>
       <w:lvlJc w:val="left"/>
       <w:pPr>
@@ -18278,6 +18212,7 @@
   </w:compat>
   <w:rsids>
     <w:rsidRoot w:val="00324ACF"/>
+    <w:rsid w:val="00032DF6"/>
     <w:rsid w:val="00046943"/>
     <w:rsid w:val="00051231"/>
     <w:rsid w:val="00096A42"/>
@@ -18306,6 +18241,7 @@
     <w:rsid w:val="00695677"/>
     <w:rsid w:val="006D7F43"/>
     <w:rsid w:val="006E2B58"/>
+    <w:rsid w:val="00760BF2"/>
     <w:rsid w:val="008A4AE7"/>
     <w:rsid w:val="00900C2A"/>
     <w:rsid w:val="00902777"/>
@@ -18760,17 +18696,17 @@
     <w:lsdException w:name="Unresolved Mention" w:semiHidden="1" w:unhideWhenUsed="1"/>
     <w:lsdException w:name="Smart Link" w:semiHidden="1" w:unhideWhenUsed="1"/>
   </w:latentStyles>
-  <w:style w:type="paragraph" w:default="1" w:styleId="Normal">
+  <w:style w:type="paragraph" w:default="1" w:styleId="a0">
     <w:name w:val="Normal"/>
     <w:qFormat/>
   </w:style>
-  <w:style w:type="character" w:default="1" w:styleId="DefaultParagraphFont">
+  <w:style w:type="character" w:default="1" w:styleId="a1">
     <w:name w:val="Default Paragraph Font"/>
     <w:uiPriority w:val="1"/>
     <w:semiHidden/>
     <w:unhideWhenUsed/>
   </w:style>
-  <w:style w:type="table" w:default="1" w:styleId="TableNormal">
+  <w:style w:type="table" w:default="1" w:styleId="a2">
     <w:name w:val="Normal Table"/>
     <w:uiPriority w:val="99"/>
     <w:semiHidden/>
@@ -18785,15 +18721,15 @@
       </w:tblCellMar>
     </w:tblPr>
   </w:style>
-  <w:style w:type="numbering" w:default="1" w:styleId="NoList">
+  <w:style w:type="numbering" w:default="1" w:styleId="a3">
     <w:name w:val="No List"/>
     <w:uiPriority w:val="99"/>
     <w:semiHidden/>
     <w:unhideWhenUsed/>
   </w:style>
-  <w:style w:type="paragraph" w:styleId="ListBullet">
+  <w:style w:type="paragraph" w:styleId="a">
     <w:name w:val="List Bullet"/>
-    <w:basedOn w:val="Normal"/>
+    <w:basedOn w:val="a0"/>
     <w:uiPriority w:val="1"/>
     <w:unhideWhenUsed/>
     <w:qFormat/>
@@ -18810,9 +18746,9 @@
       <w:lang w:val="en-US" w:eastAsia="en-US"/>
     </w:rPr>
   </w:style>
-  <w:style w:type="character" w:styleId="Strong">
+  <w:style w:type="character" w:styleId="a4">
     <w:name w:val="Strong"/>
-    <w:basedOn w:val="DefaultParagraphFont"/>
+    <w:basedOn w:val="a1"/>
     <w:uiPriority w:val="10"/>
     <w:qFormat/>
     <w:rPr>
